--- a/申请书模板.docx
+++ b/申请书模板.docx
@@ -1,14 +1,14 @@
 
 <file path=word/document.xml><?xml version="1.0" encoding="utf-8"?>
-<w:document xmlns:wpc="http://schemas.microsoft.com/office/word/2010/wordprocessingCanvas" xmlns:cx="http://schemas.microsoft.com/office/drawing/2014/chartex" xmlns:cx1="http://schemas.microsoft.com/office/drawing/2015/9/8/chartex" xmlns:cx2="http://schemas.microsoft.com/office/drawing/2015/10/21/chartex" xmlns:cx3="http://schemas.microsoft.com/office/drawing/2016/5/9/chartex" xmlns:cx4="http://schemas.microsoft.com/office/drawing/2016/5/10/chartex" xmlns:cx5="http://schemas.microsoft.com/office/drawing/2016/5/11/chartex" xmlns:cx6="http://schemas.microsoft.com/office/drawing/2016/5/12/chartex" xmlns:cx7="http://schemas.microsoft.com/office/drawing/2016/5/13/chartex" xmlns:cx8="http://schemas.microsoft.com/office/drawing/2016/5/14/chartex" xmlns:mc="http://schemas.openxmlformats.org/markup-compatibility/2006" xmlns:aink="http://schemas.microsoft.com/office/drawing/2016/ink" xmlns:am3d="http://schemas.microsoft.com/office/drawing/2017/model3d" xmlns:o="urn:schemas-microsoft-com:office:office" xmlns:oel="http://schemas.microsoft.com/office/2019/extlst" xmlns:r="http://schemas.openxmlformats.org/officeDocument/2006/relationships" xmlns:m="http://schemas.openxmlformats.org/officeDocument/2006/math" xmlns:v="urn:schemas-microsoft-com:vml" xmlns:wp14="http://schemas.microsoft.com/office/word/2010/wordprocessingDrawing" xmlns:wp="http://schemas.openxmlformats.org/drawingml/2006/wordprocessingDrawing" xmlns:w10="urn:schemas-microsoft-com:office:word" xmlns:w="http://schemas.openxmlformats.org/wordprocessingml/2006/main" xmlns:w14="http://schemas.microsoft.com/office/word/2010/wordml" xmlns:w15="http://schemas.microsoft.com/office/word/2012/wordml" xmlns:w16cex="http://schemas.microsoft.com/office/word/2018/wordml/cex" xmlns:w16cid="http://schemas.microsoft.com/office/word/2016/wordml/cid" xmlns:w16="http://schemas.microsoft.com/office/word/2018/wordml" xmlns:w16sdtdh="http://schemas.microsoft.com/office/word/2020/wordml/sdtdatahash" xmlns:w16se="http://schemas.microsoft.com/office/word/2015/wordml/symex" xmlns:wpg="http://schemas.microsoft.com/office/word/2010/wordprocessingGroup" xmlns:wpi="http://schemas.microsoft.com/office/word/2010/wordprocessingInk" xmlns:wne="http://schemas.microsoft.com/office/word/2006/wordml" xmlns:wps="http://schemas.microsoft.com/office/word/2010/wordprocessingShape" mc:Ignorable="w14 w15 w16se w16cid w16 w16cex w16sdtdh wp14">
+<w:document xmlns:wpc="http://schemas.microsoft.com/office/word/2010/wordprocessingCanvas" xmlns:mc="http://schemas.openxmlformats.org/markup-compatibility/2006" xmlns:o="urn:schemas-microsoft-com:office:office" xmlns:r="http://schemas.openxmlformats.org/officeDocument/2006/relationships" xmlns:m="http://schemas.openxmlformats.org/officeDocument/2006/math" xmlns:v="urn:schemas-microsoft-com:vml" xmlns:wp14="http://schemas.microsoft.com/office/word/2010/wordprocessingDrawing" xmlns:wp="http://schemas.openxmlformats.org/drawingml/2006/wordprocessingDrawing" xmlns:w="http://schemas.openxmlformats.org/wordprocessingml/2006/main" xmlns:w14="http://schemas.microsoft.com/office/word/2010/wordml" xmlns:w10="urn:schemas-microsoft-com:office:word" xmlns:w15="http://schemas.microsoft.com/office/word/2012/wordml" xmlns:wpg="http://schemas.microsoft.com/office/word/2010/wordprocessingGroup" xmlns:wpi="http://schemas.microsoft.com/office/word/2010/wordprocessingInk" xmlns:wne="http://schemas.microsoft.com/office/word/2006/wordml" xmlns:wps="http://schemas.microsoft.com/office/word/2010/wordprocessingShape" xmlns:wpsCustomData="http://www.wps.cn/officeDocument/2013/wpsCustomData" mc:Ignorable="w14 w15 wp14">
   <w:body>
     <w:p>
       <w:pPr>
         <w:spacing w:line="400" w:lineRule="exact"/>
-        <w:ind w:firstLineChars="200" w:firstLine="480"/>
+        <w:ind w:firstLine="480" w:firstLineChars="200"/>
         <w:jc w:val="right"/>
         <w:rPr>
-          <w:rFonts w:ascii="宋体" w:hAnsi="宋体" w:hint="eastAsia"/>
+          <w:rFonts w:hint="eastAsia" w:ascii="SimSun" w:hAnsi="SimSun"/>
           <w:sz w:val="24"/>
         </w:rPr>
       </w:pPr>
@@ -49,11 +49,10 @@
       <w:r>
         <w:rPr>
           <w:rFonts w:hint="eastAsia"/>
-          <w:noProof/>
           <w:sz w:val="32"/>
         </w:rPr>
         <w:drawing>
-          <wp:inline distT="0" distB="0" distL="0" distR="0" wp14:anchorId="01CBDCEC" wp14:editId="09A91EB6">
+          <wp:inline distT="0" distB="0" distL="0" distR="0">
             <wp:extent cx="981075" cy="981075"/>
             <wp:effectExtent l="0" t="0" r="0" b="0"/>
             <wp:docPr id="1" name="图片 1"/>
@@ -64,13 +63,13 @@
               <a:graphicData uri="http://schemas.openxmlformats.org/drawingml/2006/picture">
                 <pic:pic xmlns:pic="http://schemas.openxmlformats.org/drawingml/2006/picture">
                   <pic:nvPicPr>
-                    <pic:cNvPr id="0" name="Picture 1"/>
+                    <pic:cNvPr id="1" name="图片 1"/>
                     <pic:cNvPicPr>
                       <a:picLocks noChangeAspect="1" noChangeArrowheads="1"/>
                     </pic:cNvPicPr>
                   </pic:nvPicPr>
                   <pic:blipFill>
-                    <a:blip r:embed="rId6" cstate="print">
+                    <a:blip r:embed="rId7" cstate="print">
                       <a:extLst>
                         <a:ext uri="{28A0092B-C50C-407E-A947-70E740481C1C}">
                           <a14:useLocalDpi xmlns:a14="http://schemas.microsoft.com/office/drawing/2010/main" val="0"/>
@@ -82,7 +81,7 @@
                       <a:fillRect/>
                     </a:stretch>
                   </pic:blipFill>
-                  <pic:spPr bwMode="auto">
+                  <pic:spPr>
                     <a:xfrm>
                       <a:off x="0" y="0"/>
                       <a:ext cx="981075" cy="981075"/>
@@ -114,10 +113,10 @@
         <w:tabs>
           <w:tab w:val="left" w:pos="7371"/>
         </w:tabs>
-        <w:spacing w:beforeLines="50" w:before="156" w:afterLines="50" w:after="156"/>
+        <w:spacing w:before="156" w:beforeLines="50" w:after="156" w:afterLines="50"/>
         <w:jc w:val="center"/>
         <w:rPr>
-          <w:rFonts w:ascii="楷体_GB2312" w:eastAsia="楷体_GB2312" w:hint="eastAsia"/>
+          <w:rFonts w:hint="eastAsia" w:ascii="楷体_GB2312" w:eastAsia="楷体_GB2312"/>
           <w:sz w:val="36"/>
           <w:szCs w:val="36"/>
         </w:rPr>
@@ -128,45 +127,21 @@
         <w:tabs>
           <w:tab w:val="left" w:pos="7371"/>
         </w:tabs>
-        <w:spacing w:afterLines="50" w:after="156"/>
+        <w:spacing w:after="156" w:afterLines="50"/>
         <w:jc w:val="center"/>
         <w:rPr>
-          <w:rFonts w:eastAsia="黑体" w:hint="eastAsia"/>
+          <w:rFonts w:hint="eastAsia" w:eastAsia="SimHei"/>
           <w:sz w:val="44"/>
           <w:szCs w:val="44"/>
         </w:rPr>
       </w:pPr>
       <w:r>
         <w:rPr>
-          <w:rFonts w:eastAsia="黑体" w:hint="eastAsia"/>
+          <w:rFonts w:hint="eastAsia" w:eastAsia="SimHei"/>
           <w:sz w:val="44"/>
           <w:szCs w:val="44"/>
         </w:rPr>
-        <w:t>航空航天</w:t>
-      </w:r>
-      <w:r>
-        <w:rPr>
-          <w:rFonts w:eastAsia="黑体" w:hint="eastAsia"/>
-          <w:sz w:val="44"/>
-          <w:szCs w:val="44"/>
-        </w:rPr>
-        <w:t>结构力学及控制</w:t>
-      </w:r>
-      <w:r>
-        <w:rPr>
-          <w:rFonts w:eastAsia="黑体" w:hint="eastAsia"/>
-          <w:sz w:val="44"/>
-          <w:szCs w:val="44"/>
-        </w:rPr>
-        <w:t>全国</w:t>
-      </w:r>
-      <w:r>
-        <w:rPr>
-          <w:rFonts w:eastAsia="黑体" w:hint="eastAsia"/>
-          <w:sz w:val="44"/>
-          <w:szCs w:val="44"/>
-        </w:rPr>
-        <w:t>重点实验室</w:t>
+        <w:t>航空航天结构力学及控制全国重点实验室</w:t>
       </w:r>
     </w:p>
     <w:p>
@@ -176,7 +151,7 @@
         </w:tabs>
         <w:jc w:val="center"/>
         <w:rPr>
-          <w:rFonts w:ascii="华文新魏" w:eastAsia="华文新魏" w:hint="eastAsia"/>
+          <w:rFonts w:hint="eastAsia" w:ascii="华文新魏" w:eastAsia="华文新魏"/>
           <w:b/>
           <w:color w:val="FF0000"/>
           <w:sz w:val="52"/>
@@ -185,7 +160,7 @@
       </w:pPr>
       <w:r>
         <w:rPr>
-          <w:rFonts w:ascii="华文新魏" w:eastAsia="华文新魏" w:hint="eastAsia"/>
+          <w:rFonts w:hint="eastAsia" w:ascii="华文新魏" w:eastAsia="华文新魏"/>
           <w:b/>
           <w:sz w:val="52"/>
           <w:szCs w:val="52"/>
@@ -200,7 +175,7 @@
         </w:tabs>
         <w:jc w:val="center"/>
         <w:rPr>
-          <w:rFonts w:ascii="楷体_GB2312" w:eastAsia="楷体_GB2312" w:hint="eastAsia"/>
+          <w:rFonts w:hint="eastAsia" w:ascii="楷体_GB2312" w:eastAsia="楷体_GB2312"/>
           <w:sz w:val="28"/>
           <w:szCs w:val="28"/>
         </w:rPr>
@@ -208,55 +183,33 @@
     </w:p>
     <w:p>
       <w:pPr>
-        <w:spacing w:afterLines="150" w:after="468"/>
+        <w:spacing w:after="468" w:afterLines="150"/>
         <w:jc w:val="center"/>
         <w:rPr>
-          <w:rFonts w:eastAsia="黑体" w:hint="eastAsia"/>
+          <w:rFonts w:hint="eastAsia" w:eastAsia="SimHei"/>
           <w:sz w:val="72"/>
         </w:rPr>
       </w:pPr>
       <w:r>
         <w:rPr>
-          <w:rFonts w:eastAsia="黑体" w:hint="eastAsia"/>
+          <w:rFonts w:hint="eastAsia" w:eastAsia="SimHei"/>
           <w:sz w:val="72"/>
         </w:rPr>
-        <w:t>申</w:t>
-      </w:r>
-      <w:r>
-        <w:rPr>
-          <w:rFonts w:eastAsia="黑体" w:hint="eastAsia"/>
-          <w:sz w:val="72"/>
-        </w:rPr>
-        <w:t xml:space="preserve">  </w:t>
-      </w:r>
-      <w:r>
-        <w:rPr>
-          <w:rFonts w:eastAsia="黑体" w:hint="eastAsia"/>
-          <w:sz w:val="72"/>
-        </w:rPr>
-        <w:t>请</w:t>
-      </w:r>
-      <w:r>
-        <w:rPr>
-          <w:rFonts w:eastAsia="黑体" w:hint="eastAsia"/>
-          <w:sz w:val="72"/>
-        </w:rPr>
-        <w:t xml:space="preserve">  </w:t>
-      </w:r>
-      <w:r>
-        <w:rPr>
-          <w:rFonts w:eastAsia="黑体" w:hint="eastAsia"/>
-          <w:sz w:val="72"/>
-        </w:rPr>
-        <w:t>书</w:t>
+        <w:t>申  请  书</w:t>
       </w:r>
     </w:p>
     <w:tbl>
       <w:tblPr>
+        <w:tblStyle w:val="5"/>
         <w:tblW w:w="0" w:type="auto"/>
         <w:jc w:val="center"/>
         <w:tblLayout w:type="fixed"/>
-        <w:tblLook w:val="0000" w:firstRow="0" w:lastRow="0" w:firstColumn="0" w:lastColumn="0" w:noHBand="0" w:noVBand="0"/>
+        <w:tblCellMar>
+          <w:top w:w="0" w:type="dxa"/>
+          <w:left w:w="108" w:type="dxa"/>
+          <w:bottom w:w="0" w:type="dxa"/>
+          <w:right w:w="108" w:type="dxa"/>
+        </w:tblCellMar>
       </w:tblPr>
       <w:tblGrid>
         <w:gridCol w:w="1512"/>
@@ -266,11 +219,13 @@
         <w:tblPrEx>
           <w:tblCellMar>
             <w:top w:w="0" w:type="dxa"/>
+            <w:left w:w="108" w:type="dxa"/>
             <w:bottom w:w="0" w:type="dxa"/>
+            <w:right w:w="108" w:type="dxa"/>
           </w:tblCellMar>
         </w:tblPrEx>
         <w:trPr>
-          <w:trHeight w:val="851"/>
+          <w:trHeight w:val="851" w:hRule="atLeast"/>
           <w:jc w:val="center"/>
         </w:trPr>
         <w:tc>
@@ -299,7 +254,7 @@
           <w:tcPr>
             <w:tcW w:w="6048" w:type="dxa"/>
             <w:tcBorders>
-              <w:bottom w:val="single" w:sz="4" w:space="0" w:color="auto"/>
+              <w:bottom w:val="single" w:color="auto" w:sz="4" w:space="0"/>
             </w:tcBorders>
             <w:vAlign w:val="bottom"/>
           </w:tcPr>
@@ -307,7 +262,7 @@
             <w:pPr>
               <w:spacing w:line="560" w:lineRule="exact"/>
               <w:rPr>
-                <w:rFonts w:eastAsia="黑体" w:hint="eastAsia"/>
+                <w:rFonts w:hint="eastAsia" w:eastAsia="SimHei"/>
                 <w:sz w:val="28"/>
               </w:rPr>
             </w:pPr>
@@ -318,11 +273,13 @@
         <w:tblPrEx>
           <w:tblCellMar>
             <w:top w:w="0" w:type="dxa"/>
+            <w:left w:w="108" w:type="dxa"/>
             <w:bottom w:w="0" w:type="dxa"/>
+            <w:right w:w="108" w:type="dxa"/>
           </w:tblCellMar>
         </w:tblPrEx>
         <w:trPr>
-          <w:trHeight w:val="851"/>
+          <w:trHeight w:val="851" w:hRule="atLeast"/>
           <w:jc w:val="center"/>
         </w:trPr>
         <w:tc>
@@ -343,35 +300,7 @@
                 <w:rFonts w:hint="eastAsia"/>
                 <w:sz w:val="28"/>
               </w:rPr>
-              <w:t>申</w:t>
-            </w:r>
-            <w:r>
-              <w:rPr>
-                <w:rFonts w:hint="eastAsia"/>
-                <w:sz w:val="28"/>
-              </w:rPr>
-              <w:t xml:space="preserve"> </w:t>
-            </w:r>
-            <w:r>
-              <w:rPr>
-                <w:rFonts w:hint="eastAsia"/>
-                <w:sz w:val="28"/>
-              </w:rPr>
-              <w:t>请</w:t>
-            </w:r>
-            <w:r>
-              <w:rPr>
-                <w:rFonts w:hint="eastAsia"/>
-                <w:sz w:val="28"/>
-              </w:rPr>
-              <w:t xml:space="preserve"> </w:t>
-            </w:r>
-            <w:r>
-              <w:rPr>
-                <w:rFonts w:hint="eastAsia"/>
-                <w:sz w:val="28"/>
-              </w:rPr>
-              <w:t>人</w:t>
+              <w:t>申 请 人</w:t>
             </w:r>
           </w:p>
         </w:tc>
@@ -379,8 +308,8 @@
           <w:tcPr>
             <w:tcW w:w="6048" w:type="dxa"/>
             <w:tcBorders>
-              <w:top w:val="single" w:sz="4" w:space="0" w:color="auto"/>
-              <w:bottom w:val="single" w:sz="4" w:space="0" w:color="auto"/>
+              <w:top w:val="single" w:color="auto" w:sz="4" w:space="0"/>
+              <w:bottom w:val="single" w:color="auto" w:sz="4" w:space="0"/>
             </w:tcBorders>
             <w:vAlign w:val="bottom"/>
           </w:tcPr>
@@ -388,7 +317,7 @@
             <w:pPr>
               <w:spacing w:line="560" w:lineRule="exact"/>
               <w:rPr>
-                <w:rFonts w:eastAsia="黑体"/>
+                <w:rFonts w:eastAsia="SimHei"/>
                 <w:sz w:val="28"/>
                 <w:u w:val="single"/>
               </w:rPr>
@@ -400,11 +329,13 @@
         <w:tblPrEx>
           <w:tblCellMar>
             <w:top w:w="0" w:type="dxa"/>
+            <w:left w:w="108" w:type="dxa"/>
             <w:bottom w:w="0" w:type="dxa"/>
+            <w:right w:w="108" w:type="dxa"/>
           </w:tblCellMar>
         </w:tblPrEx>
         <w:trPr>
-          <w:trHeight w:val="851"/>
+          <w:trHeight w:val="851" w:hRule="atLeast"/>
           <w:jc w:val="center"/>
         </w:trPr>
         <w:tc>
@@ -433,8 +364,8 @@
           <w:tcPr>
             <w:tcW w:w="6048" w:type="dxa"/>
             <w:tcBorders>
-              <w:top w:val="single" w:sz="4" w:space="0" w:color="auto"/>
-              <w:bottom w:val="single" w:sz="4" w:space="0" w:color="auto"/>
+              <w:top w:val="single" w:color="auto" w:sz="4" w:space="0"/>
+              <w:bottom w:val="single" w:color="auto" w:sz="4" w:space="0"/>
             </w:tcBorders>
             <w:vAlign w:val="bottom"/>
           </w:tcPr>
@@ -442,7 +373,7 @@
             <w:pPr>
               <w:spacing w:line="560" w:lineRule="exact"/>
               <w:rPr>
-                <w:rFonts w:eastAsia="黑体"/>
+                <w:rFonts w:eastAsia="SimHei"/>
                 <w:sz w:val="28"/>
                 <w:u w:val="single"/>
               </w:rPr>
@@ -454,11 +385,13 @@
         <w:tblPrEx>
           <w:tblCellMar>
             <w:top w:w="0" w:type="dxa"/>
+            <w:left w:w="108" w:type="dxa"/>
             <w:bottom w:w="0" w:type="dxa"/>
+            <w:right w:w="108" w:type="dxa"/>
           </w:tblCellMar>
         </w:tblPrEx>
         <w:trPr>
-          <w:trHeight w:val="851"/>
+          <w:trHeight w:val="851" w:hRule="atLeast"/>
           <w:jc w:val="center"/>
         </w:trPr>
         <w:tc>
@@ -487,8 +420,8 @@
           <w:tcPr>
             <w:tcW w:w="6048" w:type="dxa"/>
             <w:tcBorders>
-              <w:top w:val="single" w:sz="4" w:space="0" w:color="auto"/>
-              <w:bottom w:val="single" w:sz="4" w:space="0" w:color="auto"/>
+              <w:top w:val="single" w:color="auto" w:sz="4" w:space="0"/>
+              <w:bottom w:val="single" w:color="auto" w:sz="4" w:space="0"/>
             </w:tcBorders>
             <w:vAlign w:val="bottom"/>
           </w:tcPr>
@@ -496,7 +429,7 @@
             <w:pPr>
               <w:spacing w:line="560" w:lineRule="exact"/>
               <w:rPr>
-                <w:rFonts w:eastAsia="黑体"/>
+                <w:rFonts w:eastAsia="SimHei"/>
                 <w:sz w:val="28"/>
                 <w:u w:val="single"/>
               </w:rPr>
@@ -508,11 +441,13 @@
         <w:tblPrEx>
           <w:tblCellMar>
             <w:top w:w="0" w:type="dxa"/>
+            <w:left w:w="108" w:type="dxa"/>
             <w:bottom w:w="0" w:type="dxa"/>
+            <w:right w:w="108" w:type="dxa"/>
           </w:tblCellMar>
         </w:tblPrEx>
         <w:trPr>
-          <w:trHeight w:val="851"/>
+          <w:trHeight w:val="851" w:hRule="atLeast"/>
           <w:jc w:val="center"/>
         </w:trPr>
         <w:tc>
@@ -541,8 +476,8 @@
           <w:tcPr>
             <w:tcW w:w="6048" w:type="dxa"/>
             <w:tcBorders>
-              <w:top w:val="single" w:sz="4" w:space="0" w:color="auto"/>
-              <w:bottom w:val="single" w:sz="4" w:space="0" w:color="auto"/>
+              <w:top w:val="single" w:color="auto" w:sz="4" w:space="0"/>
+              <w:bottom w:val="single" w:color="auto" w:sz="4" w:space="0"/>
             </w:tcBorders>
             <w:vAlign w:val="bottom"/>
           </w:tcPr>
@@ -550,7 +485,7 @@
             <w:pPr>
               <w:spacing w:line="560" w:lineRule="exact"/>
               <w:rPr>
-                <w:rFonts w:eastAsia="黑体"/>
+                <w:rFonts w:eastAsia="SimHei"/>
                 <w:sz w:val="28"/>
                 <w:u w:val="single"/>
               </w:rPr>
@@ -562,11 +497,13 @@
         <w:tblPrEx>
           <w:tblCellMar>
             <w:top w:w="0" w:type="dxa"/>
+            <w:left w:w="108" w:type="dxa"/>
             <w:bottom w:w="0" w:type="dxa"/>
+            <w:right w:w="108" w:type="dxa"/>
           </w:tblCellMar>
         </w:tblPrEx>
         <w:trPr>
-          <w:trHeight w:val="851"/>
+          <w:trHeight w:val="851" w:hRule="atLeast"/>
           <w:jc w:val="center"/>
         </w:trPr>
         <w:tc>
@@ -595,8 +532,8 @@
           <w:tcPr>
             <w:tcW w:w="6048" w:type="dxa"/>
             <w:tcBorders>
-              <w:top w:val="single" w:sz="4" w:space="0" w:color="auto"/>
-              <w:bottom w:val="single" w:sz="4" w:space="0" w:color="auto"/>
+              <w:top w:val="single" w:color="auto" w:sz="4" w:space="0"/>
+              <w:bottom w:val="single" w:color="auto" w:sz="4" w:space="0"/>
             </w:tcBorders>
             <w:vAlign w:val="bottom"/>
           </w:tcPr>
@@ -604,7 +541,7 @@
             <w:pPr>
               <w:spacing w:line="560" w:lineRule="exact"/>
               <w:rPr>
-                <w:rFonts w:eastAsia="黑体"/>
+                <w:rFonts w:eastAsia="SimHei"/>
                 <w:sz w:val="28"/>
                 <w:u w:val="single"/>
               </w:rPr>
@@ -624,7 +561,7 @@
       <w:pPr>
         <w:jc w:val="center"/>
         <w:rPr>
-          <w:rFonts w:eastAsia="黑体" w:hint="eastAsia"/>
+          <w:rFonts w:hint="eastAsia" w:eastAsia="SimHei"/>
           <w:sz w:val="28"/>
         </w:rPr>
       </w:pPr>
@@ -639,45 +576,17 @@
       </w:pPr>
       <w:r>
         <w:rPr>
-          <w:rFonts w:eastAsia="黑体" w:hint="eastAsia"/>
+          <w:rFonts w:hint="eastAsia" w:eastAsia="SimHei"/>
           <w:sz w:val="28"/>
         </w:rPr>
-        <w:t>航空航天</w:t>
-      </w:r>
-      <w:r>
-        <w:rPr>
-          <w:rFonts w:eastAsia="黑体" w:hint="eastAsia"/>
-          <w:sz w:val="28"/>
-        </w:rPr>
-        <w:t>结构力学及控制</w:t>
-      </w:r>
-      <w:r>
-        <w:rPr>
-          <w:rFonts w:eastAsia="黑体" w:hint="eastAsia"/>
-          <w:sz w:val="28"/>
-        </w:rPr>
-        <w:t>全国</w:t>
-      </w:r>
-      <w:r>
-        <w:rPr>
-          <w:rFonts w:eastAsia="黑体" w:hint="eastAsia"/>
-          <w:sz w:val="28"/>
-        </w:rPr>
-        <w:t>重点实验室</w:t>
-      </w:r>
-      <w:r>
-        <w:rPr>
-          <w:rFonts w:eastAsia="黑体" w:hint="eastAsia"/>
-          <w:sz w:val="28"/>
-        </w:rPr>
-        <w:t>制</w:t>
+        <w:t>航空航天结构力学及控制全国重点实验室制</w:t>
       </w:r>
     </w:p>
     <w:p>
       <w:pPr>
         <w:jc w:val="center"/>
         <w:rPr>
-          <w:rFonts w:ascii="黑体" w:eastAsia="黑体" w:hint="eastAsia"/>
+          <w:rFonts w:hint="eastAsia" w:ascii="SimHei" w:eastAsia="SimHei"/>
           <w:b/>
           <w:sz w:val="32"/>
           <w:szCs w:val="32"/>
@@ -685,192 +594,95 @@
       </w:pPr>
       <w:r>
         <w:rPr>
-          <w:rFonts w:ascii="黑体" w:eastAsia="黑体" w:hint="eastAsia"/>
+          <w:rFonts w:hint="eastAsia" w:ascii="SimHei" w:eastAsia="SimHei"/>
           <w:sz w:val="28"/>
         </w:rPr>
-        <w:t>20</w:t>
-      </w:r>
-      <w:r>
-        <w:rPr>
-          <w:rFonts w:ascii="黑体" w:eastAsia="黑体" w:hint="eastAsia"/>
-          <w:sz w:val="28"/>
-        </w:rPr>
-        <w:t>2</w:t>
-      </w:r>
-      <w:r>
-        <w:rPr>
-          <w:rFonts w:ascii="黑体" w:eastAsia="黑体" w:hint="eastAsia"/>
-          <w:sz w:val="28"/>
-        </w:rPr>
-        <w:t>6</w:t>
-      </w:r>
-      <w:r>
-        <w:rPr>
-          <w:rFonts w:ascii="黑体" w:eastAsia="黑体" w:hint="eastAsia"/>
-          <w:sz w:val="28"/>
-        </w:rPr>
-        <w:t>版</w:t>
-      </w:r>
-      <w:r>
-        <w:rPr>
-          <w:rFonts w:ascii="黑体" w:eastAsia="黑体" w:hint="eastAsia"/>
-          <w:sz w:val="28"/>
-        </w:rPr>
-        <w:t xml:space="preserve"> </w:t>
+        <w:t xml:space="preserve">2026版 </w:t>
       </w:r>
     </w:p>
     <w:p>
       <w:pPr>
         <w:jc w:val="center"/>
         <w:rPr>
-          <w:rFonts w:ascii="黑体" w:eastAsia="黑体"/>
+          <w:rFonts w:ascii="SimHei" w:eastAsia="SimHei"/>
           <w:b/>
           <w:sz w:val="32"/>
           <w:szCs w:val="32"/>
         </w:rPr>
         <w:sectPr>
-          <w:headerReference w:type="default" r:id="rId7"/>
-          <w:footerReference w:type="even" r:id="rId8"/>
-          <w:footerReference w:type="default" r:id="rId9"/>
+          <w:headerReference r:id="rId3" w:type="default"/>
+          <w:footerReference r:id="rId4" w:type="default"/>
+          <w:footerReference r:id="rId5" w:type="even"/>
           <w:pgSz w:w="11906" w:h="16838"/>
           <w:pgMar w:top="567" w:right="567" w:bottom="567" w:left="567" w:header="851" w:footer="992" w:gutter="0"/>
-          <w:cols w:space="425"/>
-          <w:docGrid w:type="lines" w:linePitch="312"/>
+          <w:cols w:space="425" w:num="1"/>
+          <w:docGrid w:type="lines" w:linePitch="312" w:charSpace="0"/>
         </w:sectPr>
       </w:pPr>
     </w:p>
     <w:p>
       <w:pPr>
-        <w:spacing w:beforeLines="250" w:before="780" w:afterLines="100" w:after="312" w:line="560" w:lineRule="exact"/>
+        <w:spacing w:before="780" w:beforeLines="250" w:after="312" w:afterLines="100" w:line="560" w:lineRule="exact"/>
         <w:jc w:val="center"/>
         <w:rPr>
-          <w:rFonts w:ascii="楷体_GB2312" w:eastAsia="楷体_GB2312" w:hint="eastAsia"/>
+          <w:rFonts w:hint="eastAsia" w:ascii="楷体_GB2312" w:eastAsia="楷体_GB2312"/>
           <w:sz w:val="36"/>
           <w:szCs w:val="36"/>
         </w:rPr>
       </w:pPr>
       <w:r>
         <w:rPr>
-          <w:rFonts w:ascii="楷体_GB2312" w:eastAsia="楷体_GB2312" w:hint="eastAsia"/>
+          <w:rFonts w:hint="eastAsia" w:ascii="楷体_GB2312" w:eastAsia="楷体_GB2312"/>
           <w:b/>
           <w:bCs/>
           <w:sz w:val="36"/>
           <w:szCs w:val="36"/>
         </w:rPr>
-        <w:lastRenderedPageBreak/>
-        <w:t xml:space="preserve">填   </w:t>
-      </w:r>
-      <w:r>
-        <w:rPr>
-          <w:rFonts w:ascii="楷体_GB2312" w:eastAsia="楷体_GB2312" w:hint="eastAsia"/>
-          <w:b/>
-          <w:bCs/>
-          <w:sz w:val="36"/>
-          <w:szCs w:val="36"/>
-        </w:rPr>
-        <w:t>表</w:t>
-      </w:r>
-      <w:r>
-        <w:rPr>
-          <w:rFonts w:ascii="楷体_GB2312" w:eastAsia="楷体_GB2312" w:hint="eastAsia"/>
-          <w:b/>
-          <w:bCs/>
-          <w:sz w:val="36"/>
-          <w:szCs w:val="36"/>
-        </w:rPr>
-        <w:t xml:space="preserve">   说   明</w:t>
+        <w:t>填   表   说   明</w:t>
       </w:r>
     </w:p>
     <w:p>
       <w:pPr>
         <w:spacing w:line="600" w:lineRule="exact"/>
-        <w:ind w:firstLineChars="180" w:firstLine="504"/>
-        <w:rPr>
-          <w:rFonts w:ascii="楷体_GB2312" w:eastAsia="楷体_GB2312" w:hint="eastAsia"/>
+        <w:ind w:firstLine="504" w:firstLineChars="180"/>
+        <w:rPr>
+          <w:rFonts w:hint="eastAsia" w:ascii="楷体_GB2312" w:eastAsia="楷体_GB2312"/>
           <w:sz w:val="28"/>
           <w:szCs w:val="28"/>
         </w:rPr>
       </w:pPr>
       <w:r>
         <w:rPr>
-          <w:rFonts w:ascii="楷体_GB2312" w:eastAsia="楷体_GB2312" w:hint="eastAsia"/>
+          <w:rFonts w:hint="eastAsia" w:ascii="楷体_GB2312" w:eastAsia="楷体_GB2312"/>
           <w:sz w:val="28"/>
           <w:szCs w:val="28"/>
         </w:rPr>
-        <w:t>一</w:t>
-      </w:r>
-      <w:r>
-        <w:rPr>
-          <w:rFonts w:ascii="楷体_GB2312" w:eastAsia="楷体_GB2312" w:hint="eastAsia"/>
+        <w:t>一、申请书报送一式一份，请用A4纸打印，于左侧装订。</w:t>
+      </w:r>
+    </w:p>
+    <w:p>
+      <w:pPr>
+        <w:spacing w:line="600" w:lineRule="exact"/>
+        <w:ind w:firstLine="504" w:firstLineChars="180"/>
+        <w:rPr>
+          <w:rFonts w:hint="eastAsia" w:ascii="楷体_GB2312" w:eastAsia="楷体_GB2312"/>
           <w:sz w:val="28"/>
           <w:szCs w:val="28"/>
         </w:rPr>
-        <w:t>、申请书报送一式</w:t>
-      </w:r>
-      <w:r>
-        <w:rPr>
-          <w:rFonts w:ascii="楷体_GB2312" w:eastAsia="楷体_GB2312" w:hint="eastAsia"/>
+      </w:pPr>
+      <w:r>
+        <w:rPr>
+          <w:rFonts w:hint="eastAsia" w:ascii="楷体_GB2312" w:eastAsia="楷体_GB2312"/>
           <w:sz w:val="28"/>
           <w:szCs w:val="28"/>
         </w:rPr>
-        <w:t>一</w:t>
-      </w:r>
-      <w:r>
-        <w:rPr>
-          <w:rFonts w:ascii="楷体_GB2312" w:eastAsia="楷体_GB2312" w:hint="eastAsia"/>
-          <w:sz w:val="28"/>
-          <w:szCs w:val="28"/>
-        </w:rPr>
-        <w:t>份，请用A4纸</w:t>
-      </w:r>
-      <w:r>
-        <w:rPr>
-          <w:rFonts w:ascii="楷体_GB2312" w:eastAsia="楷体_GB2312" w:hint="eastAsia"/>
-          <w:sz w:val="28"/>
-          <w:szCs w:val="28"/>
-        </w:rPr>
-        <w:t>打印</w:t>
-      </w:r>
-      <w:r>
-        <w:rPr>
-          <w:rFonts w:ascii="楷体_GB2312" w:eastAsia="楷体_GB2312" w:hint="eastAsia"/>
-          <w:sz w:val="28"/>
-          <w:szCs w:val="28"/>
-        </w:rPr>
-        <w:t>，于左侧装订。</w:t>
+        <w:t>二、有关填写说明：</w:t>
       </w:r>
     </w:p>
     <w:p>
       <w:pPr>
         <w:spacing w:line="600" w:lineRule="exact"/>
-        <w:ind w:firstLineChars="180" w:firstLine="504"/>
-        <w:rPr>
-          <w:rFonts w:ascii="楷体_GB2312" w:eastAsia="楷体_GB2312" w:hint="eastAsia"/>
-          <w:sz w:val="28"/>
-          <w:szCs w:val="28"/>
-        </w:rPr>
-      </w:pPr>
-      <w:r>
-        <w:rPr>
-          <w:rFonts w:ascii="楷体_GB2312" w:eastAsia="楷体_GB2312" w:hint="eastAsia"/>
-          <w:sz w:val="28"/>
-          <w:szCs w:val="28"/>
-        </w:rPr>
-        <w:t>二、有关</w:t>
-      </w:r>
-      <w:r>
-        <w:rPr>
-          <w:rFonts w:ascii="楷体_GB2312" w:eastAsia="楷体_GB2312" w:hint="eastAsia"/>
-          <w:sz w:val="28"/>
-          <w:szCs w:val="28"/>
-        </w:rPr>
-        <w:t>填写说明：</w:t>
-      </w:r>
-    </w:p>
-    <w:p>
-      <w:pPr>
-        <w:spacing w:line="600" w:lineRule="exact"/>
-        <w:ind w:leftChars="300" w:left="630" w:firstLineChars="180" w:firstLine="506"/>
+        <w:ind w:left="630" w:leftChars="300" w:firstLine="504" w:firstLineChars="180"/>
         <w:rPr>
           <w:rFonts w:ascii="楷体_GB2312" w:eastAsia="楷体_GB2312"/>
           <w:sz w:val="28"/>
@@ -879,7 +691,7 @@
       </w:pPr>
       <w:r>
         <w:rPr>
-          <w:rFonts w:ascii="楷体_GB2312" w:eastAsia="楷体_GB2312" w:hint="eastAsia"/>
+          <w:rFonts w:hint="eastAsia" w:ascii="楷体_GB2312" w:eastAsia="楷体_GB2312"/>
           <w:b/>
           <w:sz w:val="28"/>
           <w:szCs w:val="28"/>
@@ -888,40 +700,32 @@
       </w:r>
       <w:r>
         <w:rPr>
-          <w:rFonts w:ascii="宋体" w:hAnsi="宋体" w:hint="eastAsia"/>
+          <w:rFonts w:hint="eastAsia" w:ascii="SimSun" w:hAnsi="SimSun"/>
         </w:rPr>
         <w:t>——</w:t>
       </w:r>
       <w:r>
         <w:rPr>
-          <w:rFonts w:ascii="楷体_GB2312" w:eastAsia="楷体_GB2312" w:hint="eastAsia"/>
+          <w:rFonts w:hint="eastAsia" w:ascii="楷体_GB2312" w:eastAsia="楷体_GB2312"/>
           <w:sz w:val="28"/>
           <w:szCs w:val="28"/>
         </w:rPr>
-        <w:t>二级学科</w:t>
-      </w:r>
-      <w:r>
-        <w:rPr>
-          <w:rFonts w:ascii="楷体_GB2312" w:eastAsia="楷体_GB2312" w:hint="eastAsia"/>
+        <w:t>二级学科；</w:t>
+      </w:r>
+    </w:p>
+    <w:p>
+      <w:pPr>
+        <w:spacing w:line="600" w:lineRule="exact"/>
+        <w:ind w:left="630" w:leftChars="300" w:firstLine="504" w:firstLineChars="180"/>
+        <w:rPr>
+          <w:rFonts w:hint="eastAsia" w:ascii="楷体_GB2312" w:eastAsia="楷体_GB2312"/>
           <w:sz w:val="28"/>
           <w:szCs w:val="28"/>
         </w:rPr>
-        <w:t>；</w:t>
-      </w:r>
-    </w:p>
-    <w:p>
-      <w:pPr>
-        <w:spacing w:line="600" w:lineRule="exact"/>
-        <w:ind w:leftChars="300" w:left="630" w:firstLineChars="180" w:firstLine="506"/>
-        <w:rPr>
-          <w:rFonts w:ascii="楷体_GB2312" w:eastAsia="楷体_GB2312" w:hint="eastAsia"/>
-          <w:sz w:val="28"/>
-          <w:szCs w:val="28"/>
-        </w:rPr>
-      </w:pPr>
-      <w:r>
-        <w:rPr>
-          <w:rFonts w:ascii="楷体_GB2312" w:eastAsia="楷体_GB2312" w:hint="eastAsia"/>
+      </w:pPr>
+      <w:r>
+        <w:rPr>
+          <w:rFonts w:hint="eastAsia" w:ascii="楷体_GB2312" w:eastAsia="楷体_GB2312"/>
           <w:b/>
           <w:sz w:val="28"/>
           <w:szCs w:val="28"/>
@@ -930,13 +734,13 @@
       </w:r>
       <w:r>
         <w:rPr>
-          <w:rFonts w:ascii="宋体" w:hAnsi="宋体" w:hint="eastAsia"/>
+          <w:rFonts w:hint="eastAsia" w:ascii="SimSun" w:hAnsi="SimSun"/>
         </w:rPr>
         <w:t>——</w:t>
       </w:r>
       <w:r>
         <w:rPr>
-          <w:rFonts w:ascii="楷体_GB2312" w:eastAsia="楷体_GB2312" w:hint="eastAsia"/>
+          <w:rFonts w:hint="eastAsia" w:ascii="楷体_GB2312" w:eastAsia="楷体_GB2312"/>
           <w:sz w:val="28"/>
           <w:szCs w:val="28"/>
         </w:rPr>
@@ -946,16 +750,16 @@
     <w:p>
       <w:pPr>
         <w:spacing w:line="600" w:lineRule="exact"/>
-        <w:ind w:leftChars="300" w:left="630" w:firstLineChars="180" w:firstLine="506"/>
-        <w:rPr>
-          <w:rFonts w:ascii="楷体_GB2312" w:eastAsia="楷体_GB2312" w:hint="eastAsia"/>
+        <w:ind w:left="630" w:leftChars="300" w:firstLine="504" w:firstLineChars="180"/>
+        <w:rPr>
+          <w:rFonts w:hint="eastAsia" w:ascii="楷体_GB2312" w:eastAsia="楷体_GB2312"/>
           <w:sz w:val="28"/>
           <w:szCs w:val="28"/>
         </w:rPr>
       </w:pPr>
       <w:r>
         <w:rPr>
-          <w:rFonts w:ascii="楷体_GB2312" w:eastAsia="楷体_GB2312" w:hint="eastAsia"/>
+          <w:rFonts w:hint="eastAsia" w:ascii="楷体_GB2312" w:eastAsia="楷体_GB2312"/>
           <w:b/>
           <w:sz w:val="28"/>
           <w:szCs w:val="28"/>
@@ -964,13 +768,13 @@
       </w:r>
       <w:r>
         <w:rPr>
-          <w:rFonts w:ascii="宋体" w:hAnsi="宋体" w:hint="eastAsia"/>
+          <w:rFonts w:hint="eastAsia" w:ascii="SimSun" w:hAnsi="SimSun"/>
         </w:rPr>
         <w:t>——</w:t>
       </w:r>
       <w:r>
         <w:rPr>
-          <w:rFonts w:ascii="楷体_GB2312" w:eastAsia="楷体_GB2312" w:hint="eastAsia"/>
+          <w:rFonts w:hint="eastAsia" w:ascii="楷体_GB2312" w:eastAsia="楷体_GB2312"/>
           <w:sz w:val="28"/>
           <w:szCs w:val="28"/>
         </w:rPr>
@@ -986,82 +790,26 @@
       </w:r>
       <w:r>
         <w:rPr>
-          <w:rFonts w:ascii="楷体_GB2312" w:eastAsia="楷体_GB2312" w:hint="eastAsia"/>
+          <w:rFonts w:hint="eastAsia" w:ascii="楷体_GB2312" w:eastAsia="楷体_GB2312"/>
           <w:sz w:val="28"/>
           <w:szCs w:val="28"/>
         </w:rPr>
-        <w:t>7</w:t>
-      </w:r>
-      <w:r>
-        <w:rPr>
-          <w:rFonts w:ascii="楷体_GB2312" w:eastAsia="楷体_GB2312" w:hint="eastAsia"/>
+        <w:t>7年1月—2028年12月，研究周期2年；</w:t>
+      </w:r>
+    </w:p>
+    <w:p>
+      <w:pPr>
+        <w:spacing w:line="600" w:lineRule="exact"/>
+        <w:ind w:left="630" w:leftChars="300" w:firstLine="504" w:firstLineChars="180"/>
+        <w:rPr>
+          <w:rFonts w:hint="eastAsia" w:ascii="楷体_GB2312" w:eastAsia="楷体_GB2312"/>
           <w:sz w:val="28"/>
           <w:szCs w:val="28"/>
         </w:rPr>
-        <w:t>年1月—20</w:t>
-      </w:r>
-      <w:r>
-        <w:rPr>
-          <w:rFonts w:ascii="楷体_GB2312" w:eastAsia="楷体_GB2312" w:hint="eastAsia"/>
-          <w:sz w:val="28"/>
-          <w:szCs w:val="28"/>
-        </w:rPr>
-        <w:t>2</w:t>
-      </w:r>
-      <w:r>
-        <w:rPr>
-          <w:rFonts w:ascii="楷体_GB2312" w:eastAsia="楷体_GB2312" w:hint="eastAsia"/>
-          <w:sz w:val="28"/>
-          <w:szCs w:val="28"/>
-        </w:rPr>
-        <w:t>8</w:t>
-      </w:r>
-      <w:r>
-        <w:rPr>
-          <w:rFonts w:ascii="楷体_GB2312" w:eastAsia="楷体_GB2312" w:hint="eastAsia"/>
-          <w:sz w:val="28"/>
-          <w:szCs w:val="28"/>
-        </w:rPr>
-        <w:t>年</w:t>
-      </w:r>
-      <w:r>
-        <w:rPr>
-          <w:rFonts w:ascii="楷体_GB2312" w:eastAsia="楷体_GB2312" w:hint="eastAsia"/>
-          <w:sz w:val="28"/>
-          <w:szCs w:val="28"/>
-        </w:rPr>
-        <w:t>12</w:t>
-      </w:r>
-      <w:r>
-        <w:rPr>
-          <w:rFonts w:ascii="楷体_GB2312" w:eastAsia="楷体_GB2312" w:hint="eastAsia"/>
-          <w:sz w:val="28"/>
-          <w:szCs w:val="28"/>
-        </w:rPr>
-        <w:t>月，研究周期2年</w:t>
-      </w:r>
-      <w:r>
-        <w:rPr>
-          <w:rFonts w:ascii="楷体_GB2312" w:eastAsia="楷体_GB2312" w:hint="eastAsia"/>
-          <w:sz w:val="28"/>
-          <w:szCs w:val="28"/>
-        </w:rPr>
-        <w:t>；</w:t>
-      </w:r>
-    </w:p>
-    <w:p>
-      <w:pPr>
-        <w:spacing w:line="600" w:lineRule="exact"/>
-        <w:ind w:leftChars="300" w:left="630" w:firstLineChars="180" w:firstLine="506"/>
-        <w:rPr>
-          <w:rFonts w:ascii="楷体_GB2312" w:eastAsia="楷体_GB2312" w:hint="eastAsia"/>
-          <w:sz w:val="28"/>
-          <w:szCs w:val="28"/>
-        </w:rPr>
-      </w:pPr>
-      <w:r>
-        <w:rPr>
-          <w:rFonts w:ascii="楷体_GB2312" w:eastAsia="楷体_GB2312" w:hint="eastAsia"/>
+      </w:pPr>
+      <w:r>
+        <w:rPr>
+          <w:rFonts w:hint="eastAsia" w:ascii="楷体_GB2312" w:eastAsia="楷体_GB2312"/>
           <w:b/>
           <w:sz w:val="28"/>
           <w:szCs w:val="28"/>
@@ -1070,13 +818,13 @@
       </w:r>
       <w:r>
         <w:rPr>
-          <w:rFonts w:ascii="宋体" w:hAnsi="宋体" w:hint="eastAsia"/>
+          <w:rFonts w:hint="eastAsia" w:ascii="SimSun" w:hAnsi="SimSun"/>
         </w:rPr>
         <w:t>——</w:t>
       </w:r>
       <w:r>
         <w:rPr>
-          <w:rFonts w:ascii="楷体_GB2312" w:eastAsia="楷体_GB2312" w:hint="eastAsia"/>
+          <w:rFonts w:hint="eastAsia" w:ascii="楷体_GB2312" w:eastAsia="楷体_GB2312"/>
           <w:sz w:val="28"/>
           <w:szCs w:val="28"/>
         </w:rPr>
@@ -1086,9 +834,9 @@
     <w:p>
       <w:pPr>
         <w:spacing w:line="600" w:lineRule="exact"/>
-        <w:ind w:firstLineChars="180" w:firstLine="504"/>
-        <w:rPr>
-          <w:rFonts w:ascii="楷体_GB2312" w:eastAsia="楷体_GB2312" w:hint="eastAsia"/>
+        <w:ind w:firstLine="504" w:firstLineChars="180"/>
+        <w:rPr>
+          <w:rFonts w:hint="eastAsia" w:ascii="楷体_GB2312" w:eastAsia="楷体_GB2312"/>
           <w:sz w:val="28"/>
           <w:szCs w:val="28"/>
         </w:rPr>
@@ -1097,7 +845,7 @@
     <w:p>
       <w:pPr>
         <w:rPr>
-          <w:rFonts w:ascii="黑体" w:eastAsia="黑体"/>
+          <w:rFonts w:ascii="SimHei" w:eastAsia="SimHei"/>
           <w:b/>
           <w:sz w:val="32"/>
           <w:szCs w:val="32"/>
@@ -1105,8 +853,8 @@
         <w:sectPr>
           <w:pgSz w:w="11906" w:h="16838"/>
           <w:pgMar w:top="1418" w:right="1418" w:bottom="1418" w:left="1418" w:header="851" w:footer="992" w:gutter="0"/>
-          <w:cols w:space="425"/>
-          <w:docGrid w:type="lines" w:linePitch="312"/>
+          <w:cols w:space="425" w:num="1"/>
+          <w:docGrid w:type="lines" w:linePitch="312" w:charSpace="0"/>
         </w:sectPr>
       </w:pPr>
     </w:p>
@@ -1114,7 +862,7 @@
       <w:pPr>
         <w:jc w:val="center"/>
         <w:rPr>
-          <w:rFonts w:ascii="黑体" w:eastAsia="黑体"/>
+          <w:rFonts w:ascii="SimHei" w:eastAsia="SimHei"/>
           <w:b/>
           <w:sz w:val="32"/>
           <w:szCs w:val="32"/>
@@ -1122,61 +870,68 @@
       </w:pPr>
       <w:r>
         <w:rPr>
-          <w:rFonts w:ascii="黑体" w:eastAsia="黑体" w:hint="eastAsia"/>
+          <w:rFonts w:hint="eastAsia" w:ascii="SimHei" w:eastAsia="SimHei"/>
           <w:b/>
           <w:sz w:val="32"/>
           <w:szCs w:val="32"/>
         </w:rPr>
-        <w:lastRenderedPageBreak/>
         <w:t>申 请 项 目 简 表</w:t>
       </w:r>
     </w:p>
     <w:tbl>
       <w:tblPr>
+        <w:tblStyle w:val="5"/>
         <w:tblW w:w="4703" w:type="pct"/>
         <w:jc w:val="center"/>
         <w:tblBorders>
-          <w:top w:val="single" w:sz="8" w:space="0" w:color="auto"/>
-          <w:left w:val="single" w:sz="8" w:space="0" w:color="auto"/>
-          <w:bottom w:val="single" w:sz="8" w:space="0" w:color="auto"/>
-          <w:right w:val="single" w:sz="8" w:space="0" w:color="auto"/>
-          <w:insideH w:val="single" w:sz="8" w:space="0" w:color="auto"/>
-          <w:insideV w:val="single" w:sz="8" w:space="0" w:color="auto"/>
+          <w:top w:val="single" w:color="auto" w:sz="8" w:space="0"/>
+          <w:left w:val="single" w:color="auto" w:sz="8" w:space="0"/>
+          <w:bottom w:val="single" w:color="auto" w:sz="8" w:space="0"/>
+          <w:right w:val="single" w:color="auto" w:sz="8" w:space="0"/>
+          <w:insideH w:val="single" w:color="auto" w:sz="8" w:space="0"/>
+          <w:insideV w:val="single" w:color="auto" w:sz="8" w:space="0"/>
         </w:tblBorders>
-        <w:tblLook w:val="01E0" w:firstRow="1" w:lastRow="1" w:firstColumn="1" w:lastColumn="1" w:noHBand="0" w:noVBand="0"/>
+        <w:tblLayout w:type="autofit"/>
+        <w:tblCellMar>
+          <w:top w:w="0" w:type="dxa"/>
+          <w:left w:w="108" w:type="dxa"/>
+          <w:bottom w:w="0" w:type="dxa"/>
+          <w:right w:w="108" w:type="dxa"/>
+        </w:tblCellMar>
       </w:tblPr>
       <w:tblGrid>
-        <w:gridCol w:w="750"/>
-        <w:gridCol w:w="1540"/>
-        <w:gridCol w:w="935"/>
-        <w:gridCol w:w="900"/>
-        <w:gridCol w:w="898"/>
-        <w:gridCol w:w="48"/>
-        <w:gridCol w:w="850"/>
-        <w:gridCol w:w="488"/>
-        <w:gridCol w:w="410"/>
-        <w:gridCol w:w="900"/>
-        <w:gridCol w:w="902"/>
-        <w:tblGridChange w:id="0">
-          <w:tblGrid>
-            <w:gridCol w:w="750"/>
-            <w:gridCol w:w="1540"/>
-            <w:gridCol w:w="935"/>
-            <w:gridCol w:w="900"/>
-            <w:gridCol w:w="898"/>
-            <w:gridCol w:w="48"/>
-            <w:gridCol w:w="850"/>
-            <w:gridCol w:w="488"/>
-            <w:gridCol w:w="410"/>
-            <w:gridCol w:w="900"/>
-            <w:gridCol w:w="902"/>
-          </w:tblGrid>
-        </w:tblGridChange>
+        <w:gridCol w:w="769"/>
+        <w:gridCol w:w="1579"/>
+        <w:gridCol w:w="959"/>
+        <w:gridCol w:w="923"/>
+        <w:gridCol w:w="921"/>
+        <w:gridCol w:w="50"/>
+        <w:gridCol w:w="872"/>
+        <w:gridCol w:w="501"/>
+        <w:gridCol w:w="421"/>
+        <w:gridCol w:w="923"/>
+        <w:gridCol w:w="925"/>
       </w:tblGrid>
       <w:tr>
+        <w:tblPrEx>
+          <w:tblBorders>
+            <w:top w:val="single" w:color="auto" w:sz="8" w:space="0"/>
+            <w:left w:val="single" w:color="auto" w:sz="8" w:space="0"/>
+            <w:bottom w:val="single" w:color="auto" w:sz="8" w:space="0"/>
+            <w:right w:val="single" w:color="auto" w:sz="8" w:space="0"/>
+            <w:insideH w:val="single" w:color="auto" w:sz="8" w:space="0"/>
+            <w:insideV w:val="single" w:color="auto" w:sz="8" w:space="0"/>
+          </w:tblBorders>
+          <w:tblCellMar>
+            <w:top w:w="0" w:type="dxa"/>
+            <w:left w:w="108" w:type="dxa"/>
+            <w:bottom w:w="0" w:type="dxa"/>
+            <w:right w:w="108" w:type="dxa"/>
+          </w:tblCellMar>
+        </w:tblPrEx>
         <w:trPr>
           <w:cantSplit/>
-          <w:trHeight w:val="495"/>
+          <w:trHeight w:val="495" w:hRule="atLeast"/>
           <w:jc w:val="center"/>
         </w:trPr>
         <w:tc>
@@ -1184,9 +939,9 @@
             <w:tcW w:w="435" w:type="pct"/>
             <w:vMerge w:val="restart"/>
             <w:tcBorders>
-              <w:top w:val="single" w:sz="8" w:space="0" w:color="auto"/>
-              <w:left w:val="single" w:sz="8" w:space="0" w:color="auto"/>
-              <w:right w:val="single" w:sz="8" w:space="0" w:color="auto"/>
+              <w:top w:val="single" w:color="auto" w:sz="8" w:space="0"/>
+              <w:left w:val="single" w:color="auto" w:sz="8" w:space="0"/>
+              <w:right w:val="single" w:color="auto" w:sz="8" w:space="0"/>
             </w:tcBorders>
             <w:vAlign w:val="center"/>
           </w:tcPr>
@@ -1263,9 +1018,9 @@
           <w:tcPr>
             <w:tcW w:w="893" w:type="pct"/>
             <w:tcBorders>
-              <w:top w:val="single" w:sz="8" w:space="0" w:color="auto"/>
-              <w:left w:val="single" w:sz="8" w:space="0" w:color="auto"/>
-              <w:right w:val="single" w:sz="8" w:space="0" w:color="auto"/>
+              <w:top w:val="single" w:color="auto" w:sz="8" w:space="0"/>
+              <w:left w:val="single" w:color="auto" w:sz="8" w:space="0"/>
+              <w:right w:val="single" w:color="auto" w:sz="8" w:space="0"/>
             </w:tcBorders>
             <w:vAlign w:val="center"/>
           </w:tcPr>
@@ -1290,9 +1045,9 @@
             <w:tcW w:w="3672" w:type="pct"/>
             <w:gridSpan w:val="9"/>
             <w:tcBorders>
-              <w:top w:val="single" w:sz="8" w:space="0" w:color="auto"/>
-              <w:left w:val="single" w:sz="8" w:space="0" w:color="auto"/>
-              <w:right w:val="single" w:sz="8" w:space="0" w:color="auto"/>
+              <w:top w:val="single" w:color="auto" w:sz="8" w:space="0"/>
+              <w:left w:val="single" w:color="auto" w:sz="8" w:space="0"/>
+              <w:right w:val="single" w:color="auto" w:sz="8" w:space="0"/>
             </w:tcBorders>
           </w:tcPr>
           <w:p>
@@ -1305,19 +1060,35 @@
         </w:tc>
       </w:tr>
       <w:tr>
+        <w:tblPrEx>
+          <w:tblBorders>
+            <w:top w:val="single" w:color="auto" w:sz="8" w:space="0"/>
+            <w:left w:val="single" w:color="auto" w:sz="8" w:space="0"/>
+            <w:bottom w:val="single" w:color="auto" w:sz="8" w:space="0"/>
+            <w:right w:val="single" w:color="auto" w:sz="8" w:space="0"/>
+            <w:insideH w:val="single" w:color="auto" w:sz="8" w:space="0"/>
+            <w:insideV w:val="single" w:color="auto" w:sz="8" w:space="0"/>
+          </w:tblBorders>
+          <w:tblCellMar>
+            <w:top w:w="0" w:type="dxa"/>
+            <w:left w:w="108" w:type="dxa"/>
+            <w:bottom w:w="0" w:type="dxa"/>
+            <w:right w:w="108" w:type="dxa"/>
+          </w:tblCellMar>
+        </w:tblPrEx>
         <w:trPr>
           <w:cantSplit/>
-          <w:trHeight w:val="495"/>
+          <w:trHeight w:val="495" w:hRule="atLeast"/>
           <w:jc w:val="center"/>
         </w:trPr>
         <w:tc>
           <w:tcPr>
             <w:tcW w:w="435" w:type="pct"/>
-            <w:vMerge/>
-            <w:tcBorders>
-              <w:top w:val="single" w:sz="8" w:space="0" w:color="auto"/>
-              <w:left w:val="single" w:sz="8" w:space="0" w:color="auto"/>
-              <w:right w:val="single" w:sz="8" w:space="0" w:color="auto"/>
+            <w:vMerge w:val="continue"/>
+            <w:tcBorders>
+              <w:top w:val="single" w:color="auto" w:sz="8" w:space="0"/>
+              <w:left w:val="single" w:color="auto" w:sz="8" w:space="0"/>
+              <w:right w:val="single" w:color="auto" w:sz="8" w:space="0"/>
             </w:tcBorders>
             <w:vAlign w:val="center"/>
           </w:tcPr>
@@ -1336,9 +1107,9 @@
           <w:tcPr>
             <w:tcW w:w="893" w:type="pct"/>
             <w:tcBorders>
-              <w:top w:val="single" w:sz="8" w:space="0" w:color="auto"/>
-              <w:left w:val="single" w:sz="8" w:space="0" w:color="auto"/>
-              <w:right w:val="single" w:sz="8" w:space="0" w:color="auto"/>
+              <w:top w:val="single" w:color="auto" w:sz="8" w:space="0"/>
+              <w:left w:val="single" w:color="auto" w:sz="8" w:space="0"/>
+              <w:right w:val="single" w:color="auto" w:sz="8" w:space="0"/>
             </w:tcBorders>
             <w:vAlign w:val="center"/>
           </w:tcPr>
@@ -1364,9 +1135,9 @@
             <w:tcW w:w="3672" w:type="pct"/>
             <w:gridSpan w:val="9"/>
             <w:tcBorders>
-              <w:top w:val="single" w:sz="8" w:space="0" w:color="auto"/>
-              <w:left w:val="single" w:sz="8" w:space="0" w:color="auto"/>
-              <w:right w:val="single" w:sz="8" w:space="0" w:color="auto"/>
+              <w:top w:val="single" w:color="auto" w:sz="8" w:space="0"/>
+              <w:left w:val="single" w:color="auto" w:sz="8" w:space="0"/>
+              <w:right w:val="single" w:color="auto" w:sz="8" w:space="0"/>
             </w:tcBorders>
           </w:tcPr>
           <w:p>
@@ -1379,18 +1150,34 @@
         </w:tc>
       </w:tr>
       <w:tr>
+        <w:tblPrEx>
+          <w:tblBorders>
+            <w:top w:val="single" w:color="auto" w:sz="8" w:space="0"/>
+            <w:left w:val="single" w:color="auto" w:sz="8" w:space="0"/>
+            <w:bottom w:val="single" w:color="auto" w:sz="8" w:space="0"/>
+            <w:right w:val="single" w:color="auto" w:sz="8" w:space="0"/>
+            <w:insideH w:val="single" w:color="auto" w:sz="8" w:space="0"/>
+            <w:insideV w:val="single" w:color="auto" w:sz="8" w:space="0"/>
+          </w:tblBorders>
+          <w:tblCellMar>
+            <w:top w:w="0" w:type="dxa"/>
+            <w:left w:w="108" w:type="dxa"/>
+            <w:bottom w:w="0" w:type="dxa"/>
+            <w:right w:w="108" w:type="dxa"/>
+          </w:tblCellMar>
+        </w:tblPrEx>
         <w:trPr>
           <w:cantSplit/>
-          <w:trHeight w:val="495"/>
+          <w:trHeight w:val="495" w:hRule="atLeast"/>
           <w:jc w:val="center"/>
         </w:trPr>
         <w:tc>
           <w:tcPr>
             <w:tcW w:w="435" w:type="pct"/>
-            <w:vMerge/>
-            <w:tcBorders>
-              <w:left w:val="single" w:sz="8" w:space="0" w:color="auto"/>
-              <w:right w:val="single" w:sz="8" w:space="0" w:color="auto"/>
+            <w:vMerge w:val="continue"/>
+            <w:tcBorders>
+              <w:left w:val="single" w:color="auto" w:sz="8" w:space="0"/>
+              <w:right w:val="single" w:color="auto" w:sz="8" w:space="0"/>
             </w:tcBorders>
             <w:vAlign w:val="center"/>
           </w:tcPr>
@@ -1409,10 +1196,10 @@
           <w:tcPr>
             <w:tcW w:w="893" w:type="pct"/>
             <w:tcBorders>
-              <w:top w:val="single" w:sz="8" w:space="0" w:color="auto"/>
-              <w:left w:val="single" w:sz="8" w:space="0" w:color="auto"/>
-              <w:bottom w:val="single" w:sz="8" w:space="0" w:color="auto"/>
-              <w:right w:val="single" w:sz="8" w:space="0" w:color="auto"/>
+              <w:top w:val="single" w:color="auto" w:sz="8" w:space="0"/>
+              <w:left w:val="single" w:color="auto" w:sz="8" w:space="0"/>
+              <w:bottom w:val="single" w:color="auto" w:sz="8" w:space="0"/>
+              <w:right w:val="single" w:color="auto" w:sz="8" w:space="0"/>
             </w:tcBorders>
             <w:vAlign w:val="center"/>
           </w:tcPr>
@@ -1438,10 +1225,10 @@
             <w:tcW w:w="3672" w:type="pct"/>
             <w:gridSpan w:val="9"/>
             <w:tcBorders>
-              <w:top w:val="single" w:sz="8" w:space="0" w:color="auto"/>
-              <w:left w:val="single" w:sz="8" w:space="0" w:color="auto"/>
-              <w:bottom w:val="single" w:sz="8" w:space="0" w:color="auto"/>
-              <w:right w:val="single" w:sz="8" w:space="0" w:color="auto"/>
+              <w:top w:val="single" w:color="auto" w:sz="8" w:space="0"/>
+              <w:left w:val="single" w:color="auto" w:sz="8" w:space="0"/>
+              <w:bottom w:val="single" w:color="auto" w:sz="8" w:space="0"/>
+              <w:right w:val="single" w:color="auto" w:sz="8" w:space="0"/>
             </w:tcBorders>
             <w:vAlign w:val="center"/>
           </w:tcPr>
@@ -1453,7 +1240,7 @@
             </w:pPr>
             <w:r>
               <w:rPr>
-                <w:rFonts w:ascii="宋体" w:hAnsi="宋体" w:hint="eastAsia"/>
+                <w:rFonts w:hint="eastAsia" w:ascii="SimSun" w:hAnsi="SimSun"/>
                 <w:color w:val="000000"/>
               </w:rPr>
               <w:t>□</w:t>
@@ -1463,39 +1250,25 @@
                 <w:rFonts w:hint="eastAsia"/>
                 <w:color w:val="000000"/>
               </w:rPr>
-              <w:t>重点课题</w:t>
-            </w:r>
-            <w:r>
-              <w:rPr>
-                <w:rFonts w:hint="eastAsia"/>
+              <w:t xml:space="preserve">重点课题      </w:t>
+            </w:r>
+            <w:r>
+              <w:rPr>
+                <w:rFonts w:hint="eastAsia" w:ascii="SimSun" w:hAnsi="SimSun"/>
                 <w:color w:val="000000"/>
               </w:rPr>
-              <w:t xml:space="preserve">      </w:t>
-            </w:r>
-            <w:r>
-              <w:rPr>
-                <w:rFonts w:ascii="宋体" w:hAnsi="宋体" w:hint="eastAsia"/>
+              <w:t>□</w:t>
+            </w:r>
+            <w:r>
+              <w:rPr>
+                <w:rFonts w:hint="eastAsia"/>
                 <w:color w:val="000000"/>
               </w:rPr>
-              <w:t>□</w:t>
-            </w:r>
-            <w:r>
-              <w:rPr>
-                <w:rFonts w:hint="eastAsia"/>
-                <w:color w:val="000000"/>
-              </w:rPr>
-              <w:t>面上课题</w:t>
-            </w:r>
-            <w:r>
-              <w:rPr>
-                <w:rFonts w:hint="eastAsia"/>
-                <w:color w:val="000000"/>
-              </w:rPr>
-              <w:t xml:space="preserve">      </w:t>
-            </w:r>
-            <w:r>
-              <w:rPr>
-                <w:rFonts w:ascii="宋体" w:hAnsi="宋体" w:hint="eastAsia"/>
+              <w:t xml:space="preserve">面上课题      </w:t>
+            </w:r>
+            <w:r>
+              <w:rPr>
+                <w:rFonts w:hint="eastAsia" w:ascii="SimSun" w:hAnsi="SimSun"/>
                 <w:color w:val="000000"/>
               </w:rPr>
               <w:t>□</w:t>
@@ -1511,18 +1284,34 @@
         </w:tc>
       </w:tr>
       <w:tr>
+        <w:tblPrEx>
+          <w:tblBorders>
+            <w:top w:val="single" w:color="auto" w:sz="8" w:space="0"/>
+            <w:left w:val="single" w:color="auto" w:sz="8" w:space="0"/>
+            <w:bottom w:val="single" w:color="auto" w:sz="8" w:space="0"/>
+            <w:right w:val="single" w:color="auto" w:sz="8" w:space="0"/>
+            <w:insideH w:val="single" w:color="auto" w:sz="8" w:space="0"/>
+            <w:insideV w:val="single" w:color="auto" w:sz="8" w:space="0"/>
+          </w:tblBorders>
+          <w:tblCellMar>
+            <w:top w:w="0" w:type="dxa"/>
+            <w:left w:w="108" w:type="dxa"/>
+            <w:bottom w:w="0" w:type="dxa"/>
+            <w:right w:w="108" w:type="dxa"/>
+          </w:tblCellMar>
+        </w:tblPrEx>
         <w:trPr>
           <w:cantSplit/>
-          <w:trHeight w:val="495"/>
+          <w:trHeight w:val="495" w:hRule="atLeast"/>
           <w:jc w:val="center"/>
         </w:trPr>
         <w:tc>
           <w:tcPr>
             <w:tcW w:w="435" w:type="pct"/>
-            <w:vMerge/>
-            <w:tcBorders>
-              <w:left w:val="single" w:sz="8" w:space="0" w:color="auto"/>
-              <w:right w:val="single" w:sz="8" w:space="0" w:color="auto"/>
+            <w:vMerge w:val="continue"/>
+            <w:tcBorders>
+              <w:left w:val="single" w:color="auto" w:sz="8" w:space="0"/>
+              <w:right w:val="single" w:color="auto" w:sz="8" w:space="0"/>
             </w:tcBorders>
             <w:vAlign w:val="center"/>
           </w:tcPr>
@@ -1541,10 +1330,10 @@
           <w:tcPr>
             <w:tcW w:w="893" w:type="pct"/>
             <w:tcBorders>
-              <w:top w:val="single" w:sz="8" w:space="0" w:color="auto"/>
-              <w:left w:val="single" w:sz="8" w:space="0" w:color="auto"/>
-              <w:bottom w:val="single" w:sz="8" w:space="0" w:color="auto"/>
-              <w:right w:val="single" w:sz="8" w:space="0" w:color="auto"/>
+              <w:top w:val="single" w:color="auto" w:sz="8" w:space="0"/>
+              <w:left w:val="single" w:color="auto" w:sz="8" w:space="0"/>
+              <w:bottom w:val="single" w:color="auto" w:sz="8" w:space="0"/>
+              <w:right w:val="single" w:color="auto" w:sz="8" w:space="0"/>
             </w:tcBorders>
             <w:vAlign w:val="center"/>
           </w:tcPr>
@@ -1569,28 +1358,44 @@
             <w:tcW w:w="3672" w:type="pct"/>
             <w:gridSpan w:val="9"/>
             <w:tcBorders>
-              <w:top w:val="single" w:sz="8" w:space="0" w:color="auto"/>
-              <w:left w:val="single" w:sz="8" w:space="0" w:color="auto"/>
-              <w:bottom w:val="single" w:sz="8" w:space="0" w:color="auto"/>
-              <w:right w:val="single" w:sz="8" w:space="0" w:color="auto"/>
+              <w:top w:val="single" w:color="auto" w:sz="8" w:space="0"/>
+              <w:left w:val="single" w:color="auto" w:sz="8" w:space="0"/>
+              <w:bottom w:val="single" w:color="auto" w:sz="8" w:space="0"/>
+              <w:right w:val="single" w:color="auto" w:sz="8" w:space="0"/>
             </w:tcBorders>
           </w:tcPr>
           <w:p/>
         </w:tc>
       </w:tr>
       <w:tr>
+        <w:tblPrEx>
+          <w:tblBorders>
+            <w:top w:val="single" w:color="auto" w:sz="8" w:space="0"/>
+            <w:left w:val="single" w:color="auto" w:sz="8" w:space="0"/>
+            <w:bottom w:val="single" w:color="auto" w:sz="8" w:space="0"/>
+            <w:right w:val="single" w:color="auto" w:sz="8" w:space="0"/>
+            <w:insideH w:val="single" w:color="auto" w:sz="8" w:space="0"/>
+            <w:insideV w:val="single" w:color="auto" w:sz="8" w:space="0"/>
+          </w:tblBorders>
+          <w:tblCellMar>
+            <w:top w:w="0" w:type="dxa"/>
+            <w:left w:w="108" w:type="dxa"/>
+            <w:bottom w:w="0" w:type="dxa"/>
+            <w:right w:w="108" w:type="dxa"/>
+          </w:tblCellMar>
+        </w:tblPrEx>
         <w:trPr>
           <w:cantSplit/>
-          <w:trHeight w:val="495"/>
+          <w:trHeight w:val="495" w:hRule="atLeast"/>
           <w:jc w:val="center"/>
         </w:trPr>
         <w:tc>
           <w:tcPr>
             <w:tcW w:w="435" w:type="pct"/>
-            <w:vMerge/>
-            <w:tcBorders>
-              <w:left w:val="single" w:sz="8" w:space="0" w:color="auto"/>
-              <w:right w:val="single" w:sz="8" w:space="0" w:color="auto"/>
+            <w:vMerge w:val="continue"/>
+            <w:tcBorders>
+              <w:left w:val="single" w:color="auto" w:sz="8" w:space="0"/>
+              <w:right w:val="single" w:color="auto" w:sz="8" w:space="0"/>
             </w:tcBorders>
             <w:vAlign w:val="center"/>
           </w:tcPr>
@@ -1609,10 +1414,10 @@
           <w:tcPr>
             <w:tcW w:w="893" w:type="pct"/>
             <w:tcBorders>
-              <w:top w:val="single" w:sz="8" w:space="0" w:color="auto"/>
-              <w:left w:val="single" w:sz="8" w:space="0" w:color="auto"/>
-              <w:bottom w:val="single" w:sz="8" w:space="0" w:color="auto"/>
-              <w:right w:val="single" w:sz="8" w:space="0" w:color="auto"/>
+              <w:top w:val="single" w:color="auto" w:sz="8" w:space="0"/>
+              <w:left w:val="single" w:color="auto" w:sz="8" w:space="0"/>
+              <w:bottom w:val="single" w:color="auto" w:sz="8" w:space="0"/>
+              <w:right w:val="single" w:color="auto" w:sz="8" w:space="0"/>
             </w:tcBorders>
             <w:vAlign w:val="center"/>
           </w:tcPr>
@@ -1637,10 +1442,10 @@
             <w:tcW w:w="1613" w:type="pct"/>
             <w:gridSpan w:val="4"/>
             <w:tcBorders>
-              <w:top w:val="single" w:sz="8" w:space="0" w:color="auto"/>
-              <w:left w:val="single" w:sz="8" w:space="0" w:color="auto"/>
-              <w:bottom w:val="single" w:sz="4" w:space="0" w:color="auto"/>
-              <w:right w:val="single" w:sz="8" w:space="0" w:color="auto"/>
+              <w:top w:val="single" w:color="auto" w:sz="8" w:space="0"/>
+              <w:left w:val="single" w:color="auto" w:sz="8" w:space="0"/>
+              <w:bottom w:val="single" w:color="auto" w:sz="4" w:space="0"/>
+              <w:right w:val="single" w:color="auto" w:sz="8" w:space="0"/>
             </w:tcBorders>
             <w:vAlign w:val="center"/>
           </w:tcPr>
@@ -1666,10 +1471,10 @@
             <w:tcW w:w="776" w:type="pct"/>
             <w:gridSpan w:val="2"/>
             <w:tcBorders>
-              <w:top w:val="single" w:sz="8" w:space="0" w:color="auto"/>
-              <w:left w:val="single" w:sz="8" w:space="0" w:color="auto"/>
-              <w:bottom w:val="single" w:sz="8" w:space="0" w:color="auto"/>
-              <w:right w:val="single" w:sz="8" w:space="0" w:color="auto"/>
+              <w:top w:val="single" w:color="auto" w:sz="8" w:space="0"/>
+              <w:left w:val="single" w:color="auto" w:sz="8" w:space="0"/>
+              <w:bottom w:val="single" w:color="auto" w:sz="8" w:space="0"/>
+              <w:right w:val="single" w:color="auto" w:sz="8" w:space="0"/>
             </w:tcBorders>
             <w:vAlign w:val="center"/>
           </w:tcPr>
@@ -1694,19 +1499,35 @@
             <w:tcW w:w="1283" w:type="pct"/>
             <w:gridSpan w:val="3"/>
             <w:tcBorders>
-              <w:top w:val="single" w:sz="8" w:space="0" w:color="auto"/>
-              <w:left w:val="single" w:sz="8" w:space="0" w:color="auto"/>
-              <w:bottom w:val="single" w:sz="8" w:space="0" w:color="auto"/>
-              <w:right w:val="single" w:sz="8" w:space="0" w:color="auto"/>
+              <w:top w:val="single" w:color="auto" w:sz="8" w:space="0"/>
+              <w:left w:val="single" w:color="auto" w:sz="8" w:space="0"/>
+              <w:bottom w:val="single" w:color="auto" w:sz="8" w:space="0"/>
+              <w:right w:val="single" w:color="auto" w:sz="8" w:space="0"/>
             </w:tcBorders>
           </w:tcPr>
           <w:p/>
         </w:tc>
       </w:tr>
       <w:tr>
+        <w:tblPrEx>
+          <w:tblBorders>
+            <w:top w:val="single" w:color="auto" w:sz="8" w:space="0"/>
+            <w:left w:val="single" w:color="auto" w:sz="8" w:space="0"/>
+            <w:bottom w:val="single" w:color="auto" w:sz="8" w:space="0"/>
+            <w:right w:val="single" w:color="auto" w:sz="8" w:space="0"/>
+            <w:insideH w:val="single" w:color="auto" w:sz="8" w:space="0"/>
+            <w:insideV w:val="single" w:color="auto" w:sz="8" w:space="0"/>
+          </w:tblBorders>
+          <w:tblCellMar>
+            <w:top w:w="0" w:type="dxa"/>
+            <w:left w:w="108" w:type="dxa"/>
+            <w:bottom w:w="0" w:type="dxa"/>
+            <w:right w:w="108" w:type="dxa"/>
+          </w:tblCellMar>
+        </w:tblPrEx>
         <w:trPr>
           <w:cantSplit/>
-          <w:trHeight w:val="495"/>
+          <w:trHeight w:val="495" w:hRule="atLeast"/>
           <w:jc w:val="center"/>
         </w:trPr>
         <w:tc>
@@ -1714,10 +1535,10 @@
             <w:tcW w:w="435" w:type="pct"/>
             <w:vMerge w:val="restart"/>
             <w:tcBorders>
-              <w:top w:val="single" w:sz="8" w:space="0" w:color="auto"/>
-              <w:left w:val="single" w:sz="8" w:space="0" w:color="auto"/>
-              <w:bottom w:val="single" w:sz="8" w:space="0" w:color="auto"/>
-              <w:right w:val="single" w:sz="8" w:space="0" w:color="auto"/>
+              <w:top w:val="single" w:color="auto" w:sz="8" w:space="0"/>
+              <w:left w:val="single" w:color="auto" w:sz="8" w:space="0"/>
+              <w:bottom w:val="single" w:color="auto" w:sz="8" w:space="0"/>
+              <w:right w:val="single" w:color="auto" w:sz="8" w:space="0"/>
             </w:tcBorders>
             <w:vAlign w:val="center"/>
           </w:tcPr>
@@ -1787,10 +1608,10 @@
           <w:tcPr>
             <w:tcW w:w="893" w:type="pct"/>
             <w:tcBorders>
-              <w:top w:val="single" w:sz="8" w:space="0" w:color="auto"/>
-              <w:left w:val="single" w:sz="8" w:space="0" w:color="auto"/>
-              <w:bottom w:val="single" w:sz="8" w:space="0" w:color="auto"/>
-              <w:right w:val="single" w:sz="8" w:space="0" w:color="auto"/>
+              <w:top w:val="single" w:color="auto" w:sz="8" w:space="0"/>
+              <w:left w:val="single" w:color="auto" w:sz="8" w:space="0"/>
+              <w:bottom w:val="single" w:color="auto" w:sz="8" w:space="0"/>
+              <w:right w:val="single" w:color="auto" w:sz="8" w:space="0"/>
             </w:tcBorders>
             <w:vAlign w:val="center"/>
           </w:tcPr>
@@ -1820,10 +1641,10 @@
             <w:tcW w:w="1613" w:type="pct"/>
             <w:gridSpan w:val="4"/>
             <w:tcBorders>
-              <w:top w:val="single" w:sz="4" w:space="0" w:color="auto"/>
-              <w:left w:val="single" w:sz="8" w:space="0" w:color="auto"/>
-              <w:bottom w:val="single" w:sz="8" w:space="0" w:color="auto"/>
-              <w:right w:val="single" w:sz="8" w:space="0" w:color="auto"/>
+              <w:top w:val="single" w:color="auto" w:sz="4" w:space="0"/>
+              <w:left w:val="single" w:color="auto" w:sz="8" w:space="0"/>
+              <w:bottom w:val="single" w:color="auto" w:sz="8" w:space="0"/>
+              <w:right w:val="single" w:color="auto" w:sz="8" w:space="0"/>
             </w:tcBorders>
           </w:tcPr>
           <w:p/>
@@ -1833,10 +1654,10 @@
             <w:tcW w:w="776" w:type="pct"/>
             <w:gridSpan w:val="2"/>
             <w:tcBorders>
-              <w:top w:val="single" w:sz="8" w:space="0" w:color="auto"/>
-              <w:left w:val="single" w:sz="8" w:space="0" w:color="auto"/>
-              <w:bottom w:val="single" w:sz="8" w:space="0" w:color="auto"/>
-              <w:right w:val="single" w:sz="8" w:space="0" w:color="auto"/>
+              <w:top w:val="single" w:color="auto" w:sz="8" w:space="0"/>
+              <w:left w:val="single" w:color="auto" w:sz="8" w:space="0"/>
+              <w:bottom w:val="single" w:color="auto" w:sz="8" w:space="0"/>
+              <w:right w:val="single" w:color="auto" w:sz="8" w:space="0"/>
             </w:tcBorders>
             <w:vAlign w:val="center"/>
           </w:tcPr>
@@ -1866,30 +1687,46 @@
             <w:tcW w:w="1283" w:type="pct"/>
             <w:gridSpan w:val="3"/>
             <w:tcBorders>
-              <w:top w:val="single" w:sz="8" w:space="0" w:color="auto"/>
-              <w:left w:val="single" w:sz="8" w:space="0" w:color="auto"/>
-              <w:bottom w:val="single" w:sz="8" w:space="0" w:color="auto"/>
-              <w:right w:val="single" w:sz="8" w:space="0" w:color="auto"/>
+              <w:top w:val="single" w:color="auto" w:sz="8" w:space="0"/>
+              <w:left w:val="single" w:color="auto" w:sz="8" w:space="0"/>
+              <w:bottom w:val="single" w:color="auto" w:sz="8" w:space="0"/>
+              <w:right w:val="single" w:color="auto" w:sz="8" w:space="0"/>
             </w:tcBorders>
           </w:tcPr>
           <w:p/>
         </w:tc>
       </w:tr>
       <w:tr>
+        <w:tblPrEx>
+          <w:tblBorders>
+            <w:top w:val="single" w:color="auto" w:sz="8" w:space="0"/>
+            <w:left w:val="single" w:color="auto" w:sz="8" w:space="0"/>
+            <w:bottom w:val="single" w:color="auto" w:sz="8" w:space="0"/>
+            <w:right w:val="single" w:color="auto" w:sz="8" w:space="0"/>
+            <w:insideH w:val="single" w:color="auto" w:sz="8" w:space="0"/>
+            <w:insideV w:val="single" w:color="auto" w:sz="8" w:space="0"/>
+          </w:tblBorders>
+          <w:tblCellMar>
+            <w:top w:w="0" w:type="dxa"/>
+            <w:left w:w="108" w:type="dxa"/>
+            <w:bottom w:w="0" w:type="dxa"/>
+            <w:right w:w="108" w:type="dxa"/>
+          </w:tblCellMar>
+        </w:tblPrEx>
         <w:trPr>
           <w:cantSplit/>
-          <w:trHeight w:val="495"/>
+          <w:trHeight w:val="495" w:hRule="atLeast"/>
           <w:jc w:val="center"/>
         </w:trPr>
         <w:tc>
           <w:tcPr>
             <w:tcW w:w="435" w:type="pct"/>
-            <w:vMerge/>
-            <w:tcBorders>
-              <w:top w:val="single" w:sz="8" w:space="0" w:color="auto"/>
-              <w:left w:val="single" w:sz="8" w:space="0" w:color="auto"/>
-              <w:bottom w:val="single" w:sz="8" w:space="0" w:color="auto"/>
-              <w:right w:val="single" w:sz="8" w:space="0" w:color="auto"/>
+            <w:vMerge w:val="continue"/>
+            <w:tcBorders>
+              <w:top w:val="single" w:color="auto" w:sz="8" w:space="0"/>
+              <w:left w:val="single" w:color="auto" w:sz="8" w:space="0"/>
+              <w:bottom w:val="single" w:color="auto" w:sz="8" w:space="0"/>
+              <w:right w:val="single" w:color="auto" w:sz="8" w:space="0"/>
             </w:tcBorders>
             <w:vAlign w:val="center"/>
           </w:tcPr>
@@ -1907,10 +1744,10 @@
           <w:tcPr>
             <w:tcW w:w="893" w:type="pct"/>
             <w:tcBorders>
-              <w:top w:val="single" w:sz="8" w:space="0" w:color="auto"/>
-              <w:left w:val="single" w:sz="8" w:space="0" w:color="auto"/>
-              <w:bottom w:val="single" w:sz="8" w:space="0" w:color="auto"/>
-              <w:right w:val="single" w:sz="8" w:space="0" w:color="auto"/>
+              <w:top w:val="single" w:color="auto" w:sz="8" w:space="0"/>
+              <w:left w:val="single" w:color="auto" w:sz="8" w:space="0"/>
+              <w:bottom w:val="single" w:color="auto" w:sz="8" w:space="0"/>
+              <w:right w:val="single" w:color="auto" w:sz="8" w:space="0"/>
             </w:tcBorders>
             <w:vAlign w:val="center"/>
           </w:tcPr>
@@ -1931,10 +1768,10 @@
             <w:tcW w:w="1613" w:type="pct"/>
             <w:gridSpan w:val="4"/>
             <w:tcBorders>
-              <w:top w:val="single" w:sz="8" w:space="0" w:color="auto"/>
-              <w:left w:val="single" w:sz="8" w:space="0" w:color="auto"/>
-              <w:bottom w:val="single" w:sz="8" w:space="0" w:color="auto"/>
-              <w:right w:val="single" w:sz="8" w:space="0" w:color="auto"/>
+              <w:top w:val="single" w:color="auto" w:sz="8" w:space="0"/>
+              <w:left w:val="single" w:color="auto" w:sz="8" w:space="0"/>
+              <w:bottom w:val="single" w:color="auto" w:sz="8" w:space="0"/>
+              <w:right w:val="single" w:color="auto" w:sz="8" w:space="0"/>
             </w:tcBorders>
           </w:tcPr>
           <w:p/>
@@ -1944,10 +1781,10 @@
             <w:tcW w:w="776" w:type="pct"/>
             <w:gridSpan w:val="2"/>
             <w:tcBorders>
-              <w:top w:val="single" w:sz="8" w:space="0" w:color="auto"/>
-              <w:left w:val="single" w:sz="8" w:space="0" w:color="auto"/>
-              <w:bottom w:val="single" w:sz="8" w:space="0" w:color="auto"/>
-              <w:right w:val="single" w:sz="8" w:space="0" w:color="auto"/>
+              <w:top w:val="single" w:color="auto" w:sz="8" w:space="0"/>
+              <w:left w:val="single" w:color="auto" w:sz="8" w:space="0"/>
+              <w:bottom w:val="single" w:color="auto" w:sz="8" w:space="0"/>
+              <w:right w:val="single" w:color="auto" w:sz="8" w:space="0"/>
             </w:tcBorders>
             <w:vAlign w:val="center"/>
           </w:tcPr>
@@ -1977,30 +1814,46 @@
             <w:tcW w:w="1283" w:type="pct"/>
             <w:gridSpan w:val="3"/>
             <w:tcBorders>
-              <w:top w:val="single" w:sz="8" w:space="0" w:color="auto"/>
-              <w:left w:val="single" w:sz="8" w:space="0" w:color="auto"/>
-              <w:bottom w:val="single" w:sz="8" w:space="0" w:color="auto"/>
-              <w:right w:val="single" w:sz="8" w:space="0" w:color="auto"/>
+              <w:top w:val="single" w:color="auto" w:sz="8" w:space="0"/>
+              <w:left w:val="single" w:color="auto" w:sz="8" w:space="0"/>
+              <w:bottom w:val="single" w:color="auto" w:sz="8" w:space="0"/>
+              <w:right w:val="single" w:color="auto" w:sz="8" w:space="0"/>
             </w:tcBorders>
           </w:tcPr>
           <w:p/>
         </w:tc>
       </w:tr>
       <w:tr>
+        <w:tblPrEx>
+          <w:tblBorders>
+            <w:top w:val="single" w:color="auto" w:sz="8" w:space="0"/>
+            <w:left w:val="single" w:color="auto" w:sz="8" w:space="0"/>
+            <w:bottom w:val="single" w:color="auto" w:sz="8" w:space="0"/>
+            <w:right w:val="single" w:color="auto" w:sz="8" w:space="0"/>
+            <w:insideH w:val="single" w:color="auto" w:sz="8" w:space="0"/>
+            <w:insideV w:val="single" w:color="auto" w:sz="8" w:space="0"/>
+          </w:tblBorders>
+          <w:tblCellMar>
+            <w:top w:w="0" w:type="dxa"/>
+            <w:left w:w="108" w:type="dxa"/>
+            <w:bottom w:w="0" w:type="dxa"/>
+            <w:right w:w="108" w:type="dxa"/>
+          </w:tblCellMar>
+        </w:tblPrEx>
         <w:trPr>
           <w:cantSplit/>
-          <w:trHeight w:val="495"/>
+          <w:trHeight w:val="495" w:hRule="atLeast"/>
           <w:jc w:val="center"/>
         </w:trPr>
         <w:tc>
           <w:tcPr>
             <w:tcW w:w="435" w:type="pct"/>
-            <w:vMerge/>
-            <w:tcBorders>
-              <w:top w:val="single" w:sz="8" w:space="0" w:color="auto"/>
-              <w:left w:val="single" w:sz="8" w:space="0" w:color="auto"/>
-              <w:bottom w:val="single" w:sz="8" w:space="0" w:color="auto"/>
-              <w:right w:val="single" w:sz="8" w:space="0" w:color="auto"/>
+            <w:vMerge w:val="continue"/>
+            <w:tcBorders>
+              <w:top w:val="single" w:color="auto" w:sz="8" w:space="0"/>
+              <w:left w:val="single" w:color="auto" w:sz="8" w:space="0"/>
+              <w:bottom w:val="single" w:color="auto" w:sz="8" w:space="0"/>
+              <w:right w:val="single" w:color="auto" w:sz="8" w:space="0"/>
             </w:tcBorders>
             <w:vAlign w:val="center"/>
           </w:tcPr>
@@ -2018,10 +1871,10 @@
           <w:tcPr>
             <w:tcW w:w="893" w:type="pct"/>
             <w:tcBorders>
-              <w:top w:val="single" w:sz="8" w:space="0" w:color="auto"/>
-              <w:left w:val="single" w:sz="8" w:space="0" w:color="auto"/>
-              <w:bottom w:val="single" w:sz="8" w:space="0" w:color="auto"/>
-              <w:right w:val="single" w:sz="8" w:space="0" w:color="auto"/>
+              <w:top w:val="single" w:color="auto" w:sz="8" w:space="0"/>
+              <w:left w:val="single" w:color="auto" w:sz="8" w:space="0"/>
+              <w:bottom w:val="single" w:color="auto" w:sz="8" w:space="0"/>
+              <w:right w:val="single" w:color="auto" w:sz="8" w:space="0"/>
             </w:tcBorders>
             <w:vAlign w:val="center"/>
           </w:tcPr>
@@ -2051,10 +1904,10 @@
             <w:tcW w:w="1613" w:type="pct"/>
             <w:gridSpan w:val="4"/>
             <w:tcBorders>
-              <w:top w:val="single" w:sz="8" w:space="0" w:color="auto"/>
-              <w:left w:val="single" w:sz="8" w:space="0" w:color="auto"/>
-              <w:bottom w:val="single" w:sz="8" w:space="0" w:color="auto"/>
-              <w:right w:val="single" w:sz="8" w:space="0" w:color="auto"/>
+              <w:top w:val="single" w:color="auto" w:sz="8" w:space="0"/>
+              <w:left w:val="single" w:color="auto" w:sz="8" w:space="0"/>
+              <w:bottom w:val="single" w:color="auto" w:sz="8" w:space="0"/>
+              <w:right w:val="single" w:color="auto" w:sz="8" w:space="0"/>
             </w:tcBorders>
           </w:tcPr>
           <w:p/>
@@ -2064,10 +1917,10 @@
             <w:tcW w:w="776" w:type="pct"/>
             <w:gridSpan w:val="2"/>
             <w:tcBorders>
-              <w:top w:val="single" w:sz="8" w:space="0" w:color="auto"/>
-              <w:left w:val="single" w:sz="8" w:space="0" w:color="auto"/>
-              <w:bottom w:val="single" w:sz="8" w:space="0" w:color="auto"/>
-              <w:right w:val="single" w:sz="8" w:space="0" w:color="auto"/>
+              <w:top w:val="single" w:color="auto" w:sz="8" w:space="0"/>
+              <w:left w:val="single" w:color="auto" w:sz="8" w:space="0"/>
+              <w:bottom w:val="single" w:color="auto" w:sz="8" w:space="0"/>
+              <w:right w:val="single" w:color="auto" w:sz="8" w:space="0"/>
             </w:tcBorders>
             <w:vAlign w:val="center"/>
           </w:tcPr>
@@ -2088,30 +1941,46 @@
             <w:tcW w:w="1283" w:type="pct"/>
             <w:gridSpan w:val="3"/>
             <w:tcBorders>
-              <w:top w:val="single" w:sz="8" w:space="0" w:color="auto"/>
-              <w:left w:val="single" w:sz="8" w:space="0" w:color="auto"/>
-              <w:bottom w:val="single" w:sz="8" w:space="0" w:color="auto"/>
-              <w:right w:val="single" w:sz="8" w:space="0" w:color="auto"/>
+              <w:top w:val="single" w:color="auto" w:sz="8" w:space="0"/>
+              <w:left w:val="single" w:color="auto" w:sz="8" w:space="0"/>
+              <w:bottom w:val="single" w:color="auto" w:sz="8" w:space="0"/>
+              <w:right w:val="single" w:color="auto" w:sz="8" w:space="0"/>
             </w:tcBorders>
           </w:tcPr>
           <w:p/>
         </w:tc>
       </w:tr>
       <w:tr>
+        <w:tblPrEx>
+          <w:tblBorders>
+            <w:top w:val="single" w:color="auto" w:sz="8" w:space="0"/>
+            <w:left w:val="single" w:color="auto" w:sz="8" w:space="0"/>
+            <w:bottom w:val="single" w:color="auto" w:sz="8" w:space="0"/>
+            <w:right w:val="single" w:color="auto" w:sz="8" w:space="0"/>
+            <w:insideH w:val="single" w:color="auto" w:sz="8" w:space="0"/>
+            <w:insideV w:val="single" w:color="auto" w:sz="8" w:space="0"/>
+          </w:tblBorders>
+          <w:tblCellMar>
+            <w:top w:w="0" w:type="dxa"/>
+            <w:left w:w="108" w:type="dxa"/>
+            <w:bottom w:w="0" w:type="dxa"/>
+            <w:right w:w="108" w:type="dxa"/>
+          </w:tblCellMar>
+        </w:tblPrEx>
         <w:trPr>
           <w:cantSplit/>
-          <w:trHeight w:val="495"/>
+          <w:trHeight w:val="495" w:hRule="atLeast"/>
           <w:jc w:val="center"/>
         </w:trPr>
         <w:tc>
           <w:tcPr>
             <w:tcW w:w="435" w:type="pct"/>
-            <w:vMerge/>
-            <w:tcBorders>
-              <w:top w:val="single" w:sz="8" w:space="0" w:color="auto"/>
-              <w:left w:val="single" w:sz="8" w:space="0" w:color="auto"/>
-              <w:bottom w:val="single" w:sz="8" w:space="0" w:color="auto"/>
-              <w:right w:val="single" w:sz="8" w:space="0" w:color="auto"/>
+            <w:vMerge w:val="continue"/>
+            <w:tcBorders>
+              <w:top w:val="single" w:color="auto" w:sz="8" w:space="0"/>
+              <w:left w:val="single" w:color="auto" w:sz="8" w:space="0"/>
+              <w:bottom w:val="single" w:color="auto" w:sz="8" w:space="0"/>
+              <w:right w:val="single" w:color="auto" w:sz="8" w:space="0"/>
             </w:tcBorders>
             <w:vAlign w:val="center"/>
           </w:tcPr>
@@ -2129,10 +1998,10 @@
           <w:tcPr>
             <w:tcW w:w="893" w:type="pct"/>
             <w:tcBorders>
-              <w:top w:val="single" w:sz="8" w:space="0" w:color="auto"/>
-              <w:left w:val="single" w:sz="8" w:space="0" w:color="auto"/>
-              <w:bottom w:val="single" w:sz="8" w:space="0" w:color="auto"/>
-              <w:right w:val="single" w:sz="8" w:space="0" w:color="auto"/>
+              <w:top w:val="single" w:color="auto" w:sz="8" w:space="0"/>
+              <w:left w:val="single" w:color="auto" w:sz="8" w:space="0"/>
+              <w:bottom w:val="single" w:color="auto" w:sz="8" w:space="0"/>
+              <w:right w:val="single" w:color="auto" w:sz="8" w:space="0"/>
             </w:tcBorders>
             <w:vAlign w:val="center"/>
           </w:tcPr>
@@ -2153,10 +2022,10 @@
             <w:tcW w:w="1613" w:type="pct"/>
             <w:gridSpan w:val="4"/>
             <w:tcBorders>
-              <w:top w:val="single" w:sz="8" w:space="0" w:color="auto"/>
-              <w:left w:val="single" w:sz="8" w:space="0" w:color="auto"/>
-              <w:bottom w:val="single" w:sz="8" w:space="0" w:color="auto"/>
-              <w:right w:val="single" w:sz="8" w:space="0" w:color="auto"/>
+              <w:top w:val="single" w:color="auto" w:sz="8" w:space="0"/>
+              <w:left w:val="single" w:color="auto" w:sz="8" w:space="0"/>
+              <w:bottom w:val="single" w:color="auto" w:sz="8" w:space="0"/>
+              <w:right w:val="single" w:color="auto" w:sz="8" w:space="0"/>
             </w:tcBorders>
           </w:tcPr>
           <w:p/>
@@ -2166,10 +2035,10 @@
             <w:tcW w:w="776" w:type="pct"/>
             <w:gridSpan w:val="2"/>
             <w:tcBorders>
-              <w:top w:val="single" w:sz="8" w:space="0" w:color="auto"/>
-              <w:left w:val="single" w:sz="8" w:space="0" w:color="auto"/>
-              <w:bottom w:val="single" w:sz="8" w:space="0" w:color="auto"/>
-              <w:right w:val="single" w:sz="8" w:space="0" w:color="auto"/>
+              <w:top w:val="single" w:color="auto" w:sz="8" w:space="0"/>
+              <w:left w:val="single" w:color="auto" w:sz="8" w:space="0"/>
+              <w:bottom w:val="single" w:color="auto" w:sz="8" w:space="0"/>
+              <w:right w:val="single" w:color="auto" w:sz="8" w:space="0"/>
             </w:tcBorders>
             <w:vAlign w:val="center"/>
           </w:tcPr>
@@ -2190,30 +2059,46 @@
             <w:tcW w:w="1283" w:type="pct"/>
             <w:gridSpan w:val="3"/>
             <w:tcBorders>
-              <w:top w:val="single" w:sz="8" w:space="0" w:color="auto"/>
-              <w:left w:val="single" w:sz="8" w:space="0" w:color="auto"/>
-              <w:bottom w:val="single" w:sz="8" w:space="0" w:color="auto"/>
-              <w:right w:val="single" w:sz="8" w:space="0" w:color="auto"/>
+              <w:top w:val="single" w:color="auto" w:sz="8" w:space="0"/>
+              <w:left w:val="single" w:color="auto" w:sz="8" w:space="0"/>
+              <w:bottom w:val="single" w:color="auto" w:sz="8" w:space="0"/>
+              <w:right w:val="single" w:color="auto" w:sz="8" w:space="0"/>
             </w:tcBorders>
           </w:tcPr>
           <w:p/>
         </w:tc>
       </w:tr>
       <w:tr>
+        <w:tblPrEx>
+          <w:tblBorders>
+            <w:top w:val="single" w:color="auto" w:sz="8" w:space="0"/>
+            <w:left w:val="single" w:color="auto" w:sz="8" w:space="0"/>
+            <w:bottom w:val="single" w:color="auto" w:sz="8" w:space="0"/>
+            <w:right w:val="single" w:color="auto" w:sz="8" w:space="0"/>
+            <w:insideH w:val="single" w:color="auto" w:sz="8" w:space="0"/>
+            <w:insideV w:val="single" w:color="auto" w:sz="8" w:space="0"/>
+          </w:tblBorders>
+          <w:tblCellMar>
+            <w:top w:w="0" w:type="dxa"/>
+            <w:left w:w="108" w:type="dxa"/>
+            <w:bottom w:w="0" w:type="dxa"/>
+            <w:right w:w="108" w:type="dxa"/>
+          </w:tblCellMar>
+        </w:tblPrEx>
         <w:trPr>
           <w:cantSplit/>
-          <w:trHeight w:val="495"/>
+          <w:trHeight w:val="495" w:hRule="atLeast"/>
           <w:jc w:val="center"/>
         </w:trPr>
         <w:tc>
           <w:tcPr>
             <w:tcW w:w="435" w:type="pct"/>
-            <w:vMerge/>
-            <w:tcBorders>
-              <w:top w:val="single" w:sz="8" w:space="0" w:color="auto"/>
-              <w:left w:val="single" w:sz="8" w:space="0" w:color="auto"/>
-              <w:bottom w:val="single" w:sz="8" w:space="0" w:color="auto"/>
-              <w:right w:val="single" w:sz="8" w:space="0" w:color="auto"/>
+            <w:vMerge w:val="continue"/>
+            <w:tcBorders>
+              <w:top w:val="single" w:color="auto" w:sz="8" w:space="0"/>
+              <w:left w:val="single" w:color="auto" w:sz="8" w:space="0"/>
+              <w:bottom w:val="single" w:color="auto" w:sz="8" w:space="0"/>
+              <w:right w:val="single" w:color="auto" w:sz="8" w:space="0"/>
             </w:tcBorders>
             <w:vAlign w:val="center"/>
           </w:tcPr>
@@ -2231,10 +2116,10 @@
           <w:tcPr>
             <w:tcW w:w="893" w:type="pct"/>
             <w:tcBorders>
-              <w:top w:val="single" w:sz="8" w:space="0" w:color="auto"/>
-              <w:left w:val="single" w:sz="8" w:space="0" w:color="auto"/>
-              <w:bottom w:val="single" w:sz="8" w:space="0" w:color="auto"/>
-              <w:right w:val="single" w:sz="8" w:space="0" w:color="auto"/>
+              <w:top w:val="single" w:color="auto" w:sz="8" w:space="0"/>
+              <w:left w:val="single" w:color="auto" w:sz="8" w:space="0"/>
+              <w:bottom w:val="single" w:color="auto" w:sz="8" w:space="0"/>
+              <w:right w:val="single" w:color="auto" w:sz="8" w:space="0"/>
             </w:tcBorders>
             <w:vAlign w:val="center"/>
           </w:tcPr>
@@ -2258,30 +2143,46 @@
             <w:tcW w:w="3672" w:type="pct"/>
             <w:gridSpan w:val="9"/>
             <w:tcBorders>
-              <w:top w:val="single" w:sz="8" w:space="0" w:color="auto"/>
-              <w:left w:val="single" w:sz="8" w:space="0" w:color="auto"/>
-              <w:bottom w:val="single" w:sz="8" w:space="0" w:color="auto"/>
-              <w:right w:val="single" w:sz="8" w:space="0" w:color="auto"/>
+              <w:top w:val="single" w:color="auto" w:sz="8" w:space="0"/>
+              <w:left w:val="single" w:color="auto" w:sz="8" w:space="0"/>
+              <w:bottom w:val="single" w:color="auto" w:sz="8" w:space="0"/>
+              <w:right w:val="single" w:color="auto" w:sz="8" w:space="0"/>
             </w:tcBorders>
           </w:tcPr>
           <w:p/>
         </w:tc>
       </w:tr>
       <w:tr>
+        <w:tblPrEx>
+          <w:tblBorders>
+            <w:top w:val="single" w:color="auto" w:sz="8" w:space="0"/>
+            <w:left w:val="single" w:color="auto" w:sz="8" w:space="0"/>
+            <w:bottom w:val="single" w:color="auto" w:sz="8" w:space="0"/>
+            <w:right w:val="single" w:color="auto" w:sz="8" w:space="0"/>
+            <w:insideH w:val="single" w:color="auto" w:sz="8" w:space="0"/>
+            <w:insideV w:val="single" w:color="auto" w:sz="8" w:space="0"/>
+          </w:tblBorders>
+          <w:tblCellMar>
+            <w:top w:w="0" w:type="dxa"/>
+            <w:left w:w="108" w:type="dxa"/>
+            <w:bottom w:w="0" w:type="dxa"/>
+            <w:right w:w="108" w:type="dxa"/>
+          </w:tblCellMar>
+        </w:tblPrEx>
         <w:trPr>
           <w:cantSplit/>
-          <w:trHeight w:val="495"/>
+          <w:trHeight w:val="495" w:hRule="atLeast"/>
           <w:jc w:val="center"/>
         </w:trPr>
         <w:tc>
           <w:tcPr>
             <w:tcW w:w="435" w:type="pct"/>
-            <w:vMerge/>
-            <w:tcBorders>
-              <w:top w:val="single" w:sz="8" w:space="0" w:color="auto"/>
-              <w:left w:val="single" w:sz="8" w:space="0" w:color="auto"/>
-              <w:bottom w:val="single" w:sz="8" w:space="0" w:color="auto"/>
-              <w:right w:val="single" w:sz="8" w:space="0" w:color="auto"/>
+            <w:vMerge w:val="continue"/>
+            <w:tcBorders>
+              <w:top w:val="single" w:color="auto" w:sz="8" w:space="0"/>
+              <w:left w:val="single" w:color="auto" w:sz="8" w:space="0"/>
+              <w:bottom w:val="single" w:color="auto" w:sz="8" w:space="0"/>
+              <w:right w:val="single" w:color="auto" w:sz="8" w:space="0"/>
             </w:tcBorders>
             <w:vAlign w:val="center"/>
           </w:tcPr>
@@ -2299,10 +2200,10 @@
           <w:tcPr>
             <w:tcW w:w="893" w:type="pct"/>
             <w:tcBorders>
-              <w:top w:val="single" w:sz="8" w:space="0" w:color="auto"/>
-              <w:left w:val="single" w:sz="8" w:space="0" w:color="auto"/>
-              <w:bottom w:val="single" w:sz="8" w:space="0" w:color="auto"/>
-              <w:right w:val="single" w:sz="8" w:space="0" w:color="auto"/>
+              <w:top w:val="single" w:color="auto" w:sz="8" w:space="0"/>
+              <w:left w:val="single" w:color="auto" w:sz="8" w:space="0"/>
+              <w:bottom w:val="single" w:color="auto" w:sz="8" w:space="0"/>
+              <w:right w:val="single" w:color="auto" w:sz="8" w:space="0"/>
             </w:tcBorders>
             <w:vAlign w:val="center"/>
           </w:tcPr>
@@ -2323,19 +2224,35 @@
             <w:tcW w:w="3672" w:type="pct"/>
             <w:gridSpan w:val="9"/>
             <w:tcBorders>
-              <w:top w:val="single" w:sz="8" w:space="0" w:color="auto"/>
-              <w:left w:val="single" w:sz="8" w:space="0" w:color="auto"/>
-              <w:bottom w:val="single" w:sz="8" w:space="0" w:color="auto"/>
-              <w:right w:val="single" w:sz="8" w:space="0" w:color="auto"/>
+              <w:top w:val="single" w:color="auto" w:sz="8" w:space="0"/>
+              <w:left w:val="single" w:color="auto" w:sz="8" w:space="0"/>
+              <w:bottom w:val="single" w:color="auto" w:sz="8" w:space="0"/>
+              <w:right w:val="single" w:color="auto" w:sz="8" w:space="0"/>
             </w:tcBorders>
           </w:tcPr>
           <w:p/>
         </w:tc>
       </w:tr>
       <w:tr>
+        <w:tblPrEx>
+          <w:tblBorders>
+            <w:top w:val="single" w:color="auto" w:sz="8" w:space="0"/>
+            <w:left w:val="single" w:color="auto" w:sz="8" w:space="0"/>
+            <w:bottom w:val="single" w:color="auto" w:sz="8" w:space="0"/>
+            <w:right w:val="single" w:color="auto" w:sz="8" w:space="0"/>
+            <w:insideH w:val="single" w:color="auto" w:sz="8" w:space="0"/>
+            <w:insideV w:val="single" w:color="auto" w:sz="8" w:space="0"/>
+          </w:tblBorders>
+          <w:tblCellMar>
+            <w:top w:w="0" w:type="dxa"/>
+            <w:left w:w="108" w:type="dxa"/>
+            <w:bottom w:w="0" w:type="dxa"/>
+            <w:right w:w="108" w:type="dxa"/>
+          </w:tblCellMar>
+        </w:tblPrEx>
         <w:trPr>
           <w:cantSplit/>
-          <w:trHeight w:val="454"/>
+          <w:trHeight w:val="454" w:hRule="atLeast"/>
           <w:jc w:val="center"/>
         </w:trPr>
         <w:tc>
@@ -2343,10 +2260,10 @@
             <w:tcW w:w="435" w:type="pct"/>
             <w:vMerge w:val="restart"/>
             <w:tcBorders>
-              <w:top w:val="single" w:sz="8" w:space="0" w:color="auto"/>
-              <w:left w:val="single" w:sz="8" w:space="0" w:color="auto"/>
-              <w:bottom w:val="single" w:sz="8" w:space="0" w:color="auto"/>
-              <w:right w:val="single" w:sz="8" w:space="0" w:color="auto"/>
+              <w:top w:val="single" w:color="auto" w:sz="8" w:space="0"/>
+              <w:left w:val="single" w:color="auto" w:sz="8" w:space="0"/>
+              <w:bottom w:val="single" w:color="auto" w:sz="8" w:space="0"/>
+              <w:right w:val="single" w:color="auto" w:sz="8" w:space="0"/>
             </w:tcBorders>
             <w:vAlign w:val="center"/>
           </w:tcPr>
@@ -2400,10 +2317,10 @@
           <w:tcPr>
             <w:tcW w:w="893" w:type="pct"/>
             <w:tcBorders>
-              <w:top w:val="single" w:sz="8" w:space="0" w:color="auto"/>
-              <w:left w:val="single" w:sz="8" w:space="0" w:color="auto"/>
-              <w:bottom w:val="single" w:sz="8" w:space="0" w:color="auto"/>
-              <w:right w:val="single" w:sz="8" w:space="0" w:color="auto"/>
+              <w:top w:val="single" w:color="auto" w:sz="8" w:space="0"/>
+              <w:left w:val="single" w:color="auto" w:sz="8" w:space="0"/>
+              <w:bottom w:val="single" w:color="auto" w:sz="8" w:space="0"/>
+              <w:right w:val="single" w:color="auto" w:sz="8" w:space="0"/>
             </w:tcBorders>
             <w:vAlign w:val="center"/>
           </w:tcPr>
@@ -2441,10 +2358,10 @@
           <w:tcPr>
             <w:tcW w:w="542" w:type="pct"/>
             <w:tcBorders>
-              <w:top w:val="single" w:sz="8" w:space="0" w:color="auto"/>
-              <w:left w:val="single" w:sz="8" w:space="0" w:color="auto"/>
-              <w:bottom w:val="single" w:sz="8" w:space="0" w:color="auto"/>
-              <w:right w:val="single" w:sz="8" w:space="0" w:color="auto"/>
+              <w:top w:val="single" w:color="auto" w:sz="8" w:space="0"/>
+              <w:left w:val="single" w:color="auto" w:sz="8" w:space="0"/>
+              <w:bottom w:val="single" w:color="auto" w:sz="8" w:space="0"/>
+              <w:right w:val="single" w:color="auto" w:sz="8" w:space="0"/>
             </w:tcBorders>
             <w:vAlign w:val="center"/>
           </w:tcPr>
@@ -2473,10 +2390,10 @@
           <w:tcPr>
             <w:tcW w:w="522" w:type="pct"/>
             <w:tcBorders>
-              <w:top w:val="single" w:sz="8" w:space="0" w:color="auto"/>
-              <w:left w:val="single" w:sz="8" w:space="0" w:color="auto"/>
-              <w:bottom w:val="single" w:sz="8" w:space="0" w:color="auto"/>
-              <w:right w:val="single" w:sz="8" w:space="0" w:color="auto"/>
+              <w:top w:val="single" w:color="auto" w:sz="8" w:space="0"/>
+              <w:left w:val="single" w:color="auto" w:sz="8" w:space="0"/>
+              <w:bottom w:val="single" w:color="auto" w:sz="8" w:space="0"/>
+              <w:right w:val="single" w:color="auto" w:sz="8" w:space="0"/>
             </w:tcBorders>
             <w:vAlign w:val="center"/>
           </w:tcPr>
@@ -2505,10 +2422,10 @@
           <w:tcPr>
             <w:tcW w:w="521" w:type="pct"/>
             <w:tcBorders>
-              <w:top w:val="single" w:sz="8" w:space="0" w:color="auto"/>
-              <w:left w:val="single" w:sz="8" w:space="0" w:color="auto"/>
-              <w:bottom w:val="single" w:sz="8" w:space="0" w:color="auto"/>
-              <w:right w:val="single" w:sz="8" w:space="0" w:color="auto"/>
+              <w:top w:val="single" w:color="auto" w:sz="8" w:space="0"/>
+              <w:left w:val="single" w:color="auto" w:sz="8" w:space="0"/>
+              <w:bottom w:val="single" w:color="auto" w:sz="8" w:space="0"/>
+              <w:right w:val="single" w:color="auto" w:sz="8" w:space="0"/>
             </w:tcBorders>
             <w:vAlign w:val="center"/>
           </w:tcPr>
@@ -2538,10 +2455,10 @@
             <w:tcW w:w="521" w:type="pct"/>
             <w:gridSpan w:val="2"/>
             <w:tcBorders>
-              <w:top w:val="single" w:sz="8" w:space="0" w:color="auto"/>
-              <w:left w:val="single" w:sz="8" w:space="0" w:color="auto"/>
-              <w:bottom w:val="single" w:sz="8" w:space="0" w:color="auto"/>
-              <w:right w:val="single" w:sz="8" w:space="0" w:color="auto"/>
+              <w:top w:val="single" w:color="auto" w:sz="8" w:space="0"/>
+              <w:left w:val="single" w:color="auto" w:sz="8" w:space="0"/>
+              <w:bottom w:val="single" w:color="auto" w:sz="8" w:space="0"/>
+              <w:right w:val="single" w:color="auto" w:sz="8" w:space="0"/>
             </w:tcBorders>
             <w:vAlign w:val="center"/>
           </w:tcPr>
@@ -2571,10 +2488,10 @@
             <w:tcW w:w="521" w:type="pct"/>
             <w:gridSpan w:val="2"/>
             <w:tcBorders>
-              <w:top w:val="single" w:sz="8" w:space="0" w:color="auto"/>
-              <w:left w:val="single" w:sz="8" w:space="0" w:color="auto"/>
-              <w:bottom w:val="single" w:sz="8" w:space="0" w:color="auto"/>
-              <w:right w:val="single" w:sz="8" w:space="0" w:color="auto"/>
+              <w:top w:val="single" w:color="auto" w:sz="8" w:space="0"/>
+              <w:left w:val="single" w:color="auto" w:sz="8" w:space="0"/>
+              <w:bottom w:val="single" w:color="auto" w:sz="8" w:space="0"/>
+              <w:right w:val="single" w:color="auto" w:sz="8" w:space="0"/>
             </w:tcBorders>
             <w:vAlign w:val="center"/>
           </w:tcPr>
@@ -2594,10 +2511,10 @@
           <w:tcPr>
             <w:tcW w:w="522" w:type="pct"/>
             <w:tcBorders>
-              <w:top w:val="single" w:sz="8" w:space="0" w:color="auto"/>
-              <w:left w:val="single" w:sz="8" w:space="0" w:color="auto"/>
-              <w:bottom w:val="single" w:sz="8" w:space="0" w:color="auto"/>
-              <w:right w:val="single" w:sz="8" w:space="0" w:color="auto"/>
+              <w:top w:val="single" w:color="auto" w:sz="8" w:space="0"/>
+              <w:left w:val="single" w:color="auto" w:sz="8" w:space="0"/>
+              <w:bottom w:val="single" w:color="auto" w:sz="8" w:space="0"/>
+              <w:right w:val="single" w:color="auto" w:sz="8" w:space="0"/>
             </w:tcBorders>
             <w:vAlign w:val="center"/>
           </w:tcPr>
@@ -2617,10 +2534,10 @@
           <w:tcPr>
             <w:tcW w:w="523" w:type="pct"/>
             <w:tcBorders>
-              <w:top w:val="single" w:sz="8" w:space="0" w:color="auto"/>
-              <w:left w:val="single" w:sz="8" w:space="0" w:color="auto"/>
-              <w:bottom w:val="single" w:sz="8" w:space="0" w:color="auto"/>
-              <w:right w:val="single" w:sz="8" w:space="0" w:color="auto"/>
+              <w:top w:val="single" w:color="auto" w:sz="8" w:space="0"/>
+              <w:left w:val="single" w:color="auto" w:sz="8" w:space="0"/>
+              <w:bottom w:val="single" w:color="auto" w:sz="8" w:space="0"/>
+              <w:right w:val="single" w:color="auto" w:sz="8" w:space="0"/>
             </w:tcBorders>
             <w:vAlign w:val="center"/>
           </w:tcPr>
@@ -2638,20 +2555,36 @@
         </w:tc>
       </w:tr>
       <w:tr>
+        <w:tblPrEx>
+          <w:tblBorders>
+            <w:top w:val="single" w:color="auto" w:sz="8" w:space="0"/>
+            <w:left w:val="single" w:color="auto" w:sz="8" w:space="0"/>
+            <w:bottom w:val="single" w:color="auto" w:sz="8" w:space="0"/>
+            <w:right w:val="single" w:color="auto" w:sz="8" w:space="0"/>
+            <w:insideH w:val="single" w:color="auto" w:sz="8" w:space="0"/>
+            <w:insideV w:val="single" w:color="auto" w:sz="8" w:space="0"/>
+          </w:tblBorders>
+          <w:tblCellMar>
+            <w:top w:w="0" w:type="dxa"/>
+            <w:left w:w="108" w:type="dxa"/>
+            <w:bottom w:w="0" w:type="dxa"/>
+            <w:right w:w="108" w:type="dxa"/>
+          </w:tblCellMar>
+        </w:tblPrEx>
         <w:trPr>
           <w:cantSplit/>
-          <w:trHeight w:val="454"/>
+          <w:trHeight w:val="454" w:hRule="atLeast"/>
           <w:jc w:val="center"/>
         </w:trPr>
         <w:tc>
           <w:tcPr>
             <w:tcW w:w="435" w:type="pct"/>
-            <w:vMerge/>
-            <w:tcBorders>
-              <w:top w:val="single" w:sz="8" w:space="0" w:color="auto"/>
-              <w:left w:val="single" w:sz="8" w:space="0" w:color="auto"/>
-              <w:bottom w:val="single" w:sz="8" w:space="0" w:color="auto"/>
-              <w:right w:val="single" w:sz="8" w:space="0" w:color="auto"/>
+            <w:vMerge w:val="continue"/>
+            <w:tcBorders>
+              <w:top w:val="single" w:color="auto" w:sz="8" w:space="0"/>
+              <w:left w:val="single" w:color="auto" w:sz="8" w:space="0"/>
+              <w:bottom w:val="single" w:color="auto" w:sz="8" w:space="0"/>
+              <w:right w:val="single" w:color="auto" w:sz="8" w:space="0"/>
             </w:tcBorders>
             <w:vAlign w:val="center"/>
           </w:tcPr>
@@ -2669,10 +2602,10 @@
           <w:tcPr>
             <w:tcW w:w="893" w:type="pct"/>
             <w:tcBorders>
-              <w:top w:val="single" w:sz="8" w:space="0" w:color="auto"/>
-              <w:left w:val="single" w:sz="8" w:space="0" w:color="auto"/>
-              <w:bottom w:val="single" w:sz="8" w:space="0" w:color="auto"/>
-              <w:right w:val="single" w:sz="8" w:space="0" w:color="auto"/>
+              <w:top w:val="single" w:color="auto" w:sz="8" w:space="0"/>
+              <w:left w:val="single" w:color="auto" w:sz="8" w:space="0"/>
+              <w:bottom w:val="single" w:color="auto" w:sz="8" w:space="0"/>
+              <w:right w:val="single" w:color="auto" w:sz="8" w:space="0"/>
             </w:tcBorders>
           </w:tcPr>
           <w:p/>
@@ -2681,10 +2614,10 @@
           <w:tcPr>
             <w:tcW w:w="542" w:type="pct"/>
             <w:tcBorders>
-              <w:top w:val="single" w:sz="8" w:space="0" w:color="auto"/>
-              <w:left w:val="single" w:sz="8" w:space="0" w:color="auto"/>
-              <w:bottom w:val="single" w:sz="8" w:space="0" w:color="auto"/>
-              <w:right w:val="single" w:sz="8" w:space="0" w:color="auto"/>
+              <w:top w:val="single" w:color="auto" w:sz="8" w:space="0"/>
+              <w:left w:val="single" w:color="auto" w:sz="8" w:space="0"/>
+              <w:bottom w:val="single" w:color="auto" w:sz="8" w:space="0"/>
+              <w:right w:val="single" w:color="auto" w:sz="8" w:space="0"/>
             </w:tcBorders>
           </w:tcPr>
           <w:p/>
@@ -2693,10 +2626,10 @@
           <w:tcPr>
             <w:tcW w:w="522" w:type="pct"/>
             <w:tcBorders>
-              <w:top w:val="single" w:sz="8" w:space="0" w:color="auto"/>
-              <w:left w:val="single" w:sz="8" w:space="0" w:color="auto"/>
-              <w:bottom w:val="single" w:sz="8" w:space="0" w:color="auto"/>
-              <w:right w:val="single" w:sz="8" w:space="0" w:color="auto"/>
+              <w:top w:val="single" w:color="auto" w:sz="8" w:space="0"/>
+              <w:left w:val="single" w:color="auto" w:sz="8" w:space="0"/>
+              <w:bottom w:val="single" w:color="auto" w:sz="8" w:space="0"/>
+              <w:right w:val="single" w:color="auto" w:sz="8" w:space="0"/>
             </w:tcBorders>
           </w:tcPr>
           <w:p/>
@@ -2705,10 +2638,10 @@
           <w:tcPr>
             <w:tcW w:w="521" w:type="pct"/>
             <w:tcBorders>
-              <w:top w:val="single" w:sz="8" w:space="0" w:color="auto"/>
-              <w:left w:val="single" w:sz="8" w:space="0" w:color="auto"/>
-              <w:bottom w:val="single" w:sz="8" w:space="0" w:color="auto"/>
-              <w:right w:val="single" w:sz="8" w:space="0" w:color="auto"/>
+              <w:top w:val="single" w:color="auto" w:sz="8" w:space="0"/>
+              <w:left w:val="single" w:color="auto" w:sz="8" w:space="0"/>
+              <w:bottom w:val="single" w:color="auto" w:sz="8" w:space="0"/>
+              <w:right w:val="single" w:color="auto" w:sz="8" w:space="0"/>
             </w:tcBorders>
           </w:tcPr>
           <w:p/>
@@ -2718,10 +2651,10 @@
             <w:tcW w:w="521" w:type="pct"/>
             <w:gridSpan w:val="2"/>
             <w:tcBorders>
-              <w:top w:val="single" w:sz="8" w:space="0" w:color="auto"/>
-              <w:left w:val="single" w:sz="8" w:space="0" w:color="auto"/>
-              <w:bottom w:val="single" w:sz="8" w:space="0" w:color="auto"/>
-              <w:right w:val="single" w:sz="8" w:space="0" w:color="auto"/>
+              <w:top w:val="single" w:color="auto" w:sz="8" w:space="0"/>
+              <w:left w:val="single" w:color="auto" w:sz="8" w:space="0"/>
+              <w:bottom w:val="single" w:color="auto" w:sz="8" w:space="0"/>
+              <w:right w:val="single" w:color="auto" w:sz="8" w:space="0"/>
             </w:tcBorders>
           </w:tcPr>
           <w:p/>
@@ -2731,10 +2664,10 @@
             <w:tcW w:w="521" w:type="pct"/>
             <w:gridSpan w:val="2"/>
             <w:tcBorders>
-              <w:top w:val="single" w:sz="8" w:space="0" w:color="auto"/>
-              <w:left w:val="single" w:sz="8" w:space="0" w:color="auto"/>
-              <w:bottom w:val="single" w:sz="8" w:space="0" w:color="auto"/>
-              <w:right w:val="single" w:sz="8" w:space="0" w:color="auto"/>
+              <w:top w:val="single" w:color="auto" w:sz="8" w:space="0"/>
+              <w:left w:val="single" w:color="auto" w:sz="8" w:space="0"/>
+              <w:bottom w:val="single" w:color="auto" w:sz="8" w:space="0"/>
+              <w:right w:val="single" w:color="auto" w:sz="8" w:space="0"/>
             </w:tcBorders>
           </w:tcPr>
           <w:p/>
@@ -2743,10 +2676,10 @@
           <w:tcPr>
             <w:tcW w:w="522" w:type="pct"/>
             <w:tcBorders>
-              <w:top w:val="single" w:sz="8" w:space="0" w:color="auto"/>
-              <w:left w:val="single" w:sz="8" w:space="0" w:color="auto"/>
-              <w:bottom w:val="single" w:sz="8" w:space="0" w:color="auto"/>
-              <w:right w:val="single" w:sz="8" w:space="0" w:color="auto"/>
+              <w:top w:val="single" w:color="auto" w:sz="8" w:space="0"/>
+              <w:left w:val="single" w:color="auto" w:sz="8" w:space="0"/>
+              <w:bottom w:val="single" w:color="auto" w:sz="8" w:space="0"/>
+              <w:right w:val="single" w:color="auto" w:sz="8" w:space="0"/>
             </w:tcBorders>
           </w:tcPr>
           <w:p/>
@@ -2755,18 +2688,34 @@
           <w:tcPr>
             <w:tcW w:w="523" w:type="pct"/>
             <w:tcBorders>
-              <w:top w:val="single" w:sz="8" w:space="0" w:color="auto"/>
-              <w:left w:val="single" w:sz="8" w:space="0" w:color="auto"/>
-              <w:bottom w:val="single" w:sz="8" w:space="0" w:color="auto"/>
-              <w:right w:val="single" w:sz="8" w:space="0" w:color="auto"/>
+              <w:top w:val="single" w:color="auto" w:sz="8" w:space="0"/>
+              <w:left w:val="single" w:color="auto" w:sz="8" w:space="0"/>
+              <w:bottom w:val="single" w:color="auto" w:sz="8" w:space="0"/>
+              <w:right w:val="single" w:color="auto" w:sz="8" w:space="0"/>
             </w:tcBorders>
           </w:tcPr>
           <w:p/>
         </w:tc>
       </w:tr>
       <w:tr>
+        <w:tblPrEx>
+          <w:tblBorders>
+            <w:top w:val="single" w:color="auto" w:sz="8" w:space="0"/>
+            <w:left w:val="single" w:color="auto" w:sz="8" w:space="0"/>
+            <w:bottom w:val="single" w:color="auto" w:sz="8" w:space="0"/>
+            <w:right w:val="single" w:color="auto" w:sz="8" w:space="0"/>
+            <w:insideH w:val="single" w:color="auto" w:sz="8" w:space="0"/>
+            <w:insideV w:val="single" w:color="auto" w:sz="8" w:space="0"/>
+          </w:tblBorders>
+          <w:tblCellMar>
+            <w:top w:w="0" w:type="dxa"/>
+            <w:left w:w="108" w:type="dxa"/>
+            <w:bottom w:w="0" w:type="dxa"/>
+            <w:right w:w="108" w:type="dxa"/>
+          </w:tblCellMar>
+        </w:tblPrEx>
         <w:trPr>
-          <w:trHeight w:val="454"/>
+          <w:trHeight w:val="454" w:hRule="atLeast"/>
           <w:jc w:val="center"/>
         </w:trPr>
         <w:tc>
@@ -2774,10 +2723,10 @@
             <w:tcW w:w="1328" w:type="pct"/>
             <w:gridSpan w:val="2"/>
             <w:tcBorders>
-              <w:top w:val="single" w:sz="8" w:space="0" w:color="auto"/>
-              <w:left w:val="single" w:sz="8" w:space="0" w:color="auto"/>
-              <w:bottom w:val="single" w:sz="8" w:space="0" w:color="auto"/>
-              <w:right w:val="single" w:sz="8" w:space="0" w:color="auto"/>
+              <w:top w:val="single" w:color="auto" w:sz="8" w:space="0"/>
+              <w:left w:val="single" w:color="auto" w:sz="8" w:space="0"/>
+              <w:bottom w:val="single" w:color="auto" w:sz="8" w:space="0"/>
+              <w:right w:val="single" w:color="auto" w:sz="8" w:space="0"/>
             </w:tcBorders>
             <w:vAlign w:val="center"/>
           </w:tcPr>
@@ -2791,7 +2740,7 @@
             </w:pPr>
             <w:r>
               <w:rPr>
-                <w:rFonts w:hAnsi="宋体" w:hint="eastAsia"/>
+                <w:rFonts w:hint="eastAsia" w:hAnsi="SimSun"/>
                 <w:b/>
                 <w:szCs w:val="21"/>
               </w:rPr>
@@ -2806,7 +2755,7 @@
             </w:r>
             <w:r>
               <w:rPr>
-                <w:rFonts w:hAnsi="宋体" w:hint="eastAsia"/>
+                <w:rFonts w:hint="eastAsia" w:hAnsi="SimSun"/>
                 <w:b/>
                 <w:szCs w:val="21"/>
               </w:rPr>
@@ -2821,7 +2770,7 @@
             </w:r>
             <w:r>
               <w:rPr>
-                <w:rFonts w:hAnsi="宋体" w:hint="eastAsia"/>
+                <w:rFonts w:hint="eastAsia" w:hAnsi="SimSun"/>
                 <w:b/>
                 <w:szCs w:val="21"/>
               </w:rPr>
@@ -2841,28 +2790,44 @@
             <w:tcW w:w="3672" w:type="pct"/>
             <w:gridSpan w:val="9"/>
             <w:tcBorders>
-              <w:top w:val="single" w:sz="8" w:space="0" w:color="auto"/>
-              <w:left w:val="single" w:sz="8" w:space="0" w:color="auto"/>
-              <w:bottom w:val="single" w:sz="8" w:space="0" w:color="auto"/>
-              <w:right w:val="single" w:sz="8" w:space="0" w:color="auto"/>
+              <w:top w:val="single" w:color="auto" w:sz="8" w:space="0"/>
+              <w:left w:val="single" w:color="auto" w:sz="8" w:space="0"/>
+              <w:bottom w:val="single" w:color="auto" w:sz="8" w:space="0"/>
+              <w:right w:val="single" w:color="auto" w:sz="8" w:space="0"/>
             </w:tcBorders>
           </w:tcPr>
           <w:p/>
         </w:tc>
       </w:tr>
       <w:tr>
+        <w:tblPrEx>
+          <w:tblBorders>
+            <w:top w:val="single" w:color="auto" w:sz="8" w:space="0"/>
+            <w:left w:val="single" w:color="auto" w:sz="8" w:space="0"/>
+            <w:bottom w:val="single" w:color="auto" w:sz="8" w:space="0"/>
+            <w:right w:val="single" w:color="auto" w:sz="8" w:space="0"/>
+            <w:insideH w:val="single" w:color="auto" w:sz="8" w:space="0"/>
+            <w:insideV w:val="single" w:color="auto" w:sz="8" w:space="0"/>
+          </w:tblBorders>
+          <w:tblCellMar>
+            <w:top w:w="0" w:type="dxa"/>
+            <w:left w:w="108" w:type="dxa"/>
+            <w:bottom w:w="0" w:type="dxa"/>
+            <w:right w:w="108" w:type="dxa"/>
+          </w:tblCellMar>
+        </w:tblPrEx>
         <w:trPr>
-          <w:trHeight w:val="5695"/>
+          <w:trHeight w:val="5695" w:hRule="atLeast"/>
           <w:jc w:val="center"/>
         </w:trPr>
         <w:tc>
           <w:tcPr>
             <w:tcW w:w="435" w:type="pct"/>
             <w:tcBorders>
-              <w:top w:val="single" w:sz="8" w:space="0" w:color="auto"/>
-              <w:left w:val="single" w:sz="8" w:space="0" w:color="auto"/>
-              <w:bottom w:val="single" w:sz="8" w:space="0" w:color="auto"/>
-              <w:right w:val="single" w:sz="8" w:space="0" w:color="auto"/>
+              <w:top w:val="single" w:color="auto" w:sz="8" w:space="0"/>
+              <w:left w:val="single" w:color="auto" w:sz="8" w:space="0"/>
+              <w:bottom w:val="single" w:color="auto" w:sz="8" w:space="0"/>
+              <w:right w:val="single" w:color="auto" w:sz="8" w:space="0"/>
             </w:tcBorders>
             <w:vAlign w:val="center"/>
           </w:tcPr>
@@ -2879,7 +2844,7 @@
             </w:r>
             <w:r>
               <w:rPr>
-                <w:rFonts w:hAnsi="宋体" w:hint="eastAsia"/>
+                <w:rFonts w:hint="eastAsia" w:hAnsi="SimSun"/>
                 <w:b/>
               </w:rPr>
               <w:t>新点</w:t>
@@ -2893,7 +2858,7 @@
             </w:r>
             <w:r>
               <w:rPr>
-                <w:rFonts w:hAnsi="宋体" w:hint="eastAsia"/>
+                <w:rFonts w:hint="eastAsia" w:hAnsi="SimSun"/>
                 <w:b/>
                 <w:color w:val="000000"/>
               </w:rPr>
@@ -2914,7 +2879,7 @@
             </w:r>
             <w:r>
               <w:rPr>
-                <w:rFonts w:hAnsi="宋体" w:hint="eastAsia"/>
+                <w:rFonts w:hint="eastAsia" w:hAnsi="SimSun"/>
                 <w:b/>
               </w:rPr>
               <w:t>字）</w:t>
@@ -2926,10 +2891,10 @@
             <w:tcW w:w="4565" w:type="pct"/>
             <w:gridSpan w:val="10"/>
             <w:tcBorders>
-              <w:top w:val="single" w:sz="8" w:space="0" w:color="auto"/>
-              <w:left w:val="single" w:sz="8" w:space="0" w:color="auto"/>
-              <w:bottom w:val="single" w:sz="8" w:space="0" w:color="auto"/>
-              <w:right w:val="single" w:sz="8" w:space="0" w:color="auto"/>
+              <w:top w:val="single" w:color="auto" w:sz="8" w:space="0"/>
+              <w:left w:val="single" w:color="auto" w:sz="8" w:space="0"/>
+              <w:bottom w:val="single" w:color="auto" w:sz="8" w:space="0"/>
+              <w:right w:val="single" w:color="auto" w:sz="8" w:space="0"/>
             </w:tcBorders>
           </w:tcPr>
           <w:p/>
@@ -2956,16 +2921,16 @@
       <w:pPr>
         <w:jc w:val="center"/>
         <w:rPr>
-          <w:rFonts w:ascii="黑体" w:eastAsia="黑体"/>
+          <w:rFonts w:ascii="SimHei" w:eastAsia="SimHei"/>
           <w:sz w:val="32"/>
           <w:szCs w:val="32"/>
         </w:rPr>
         <w:sectPr>
-          <w:pgSz w:w="11906" w:h="16838" w:code="9"/>
+          <w:pgSz w:w="11906" w:h="16838"/>
           <w:pgMar w:top="1247" w:right="1230" w:bottom="1089" w:left="1491" w:header="851" w:footer="992" w:gutter="0"/>
-          <w:cols w:space="425"/>
+          <w:cols w:space="425" w:num="1"/>
           <w:formProt w:val="0"/>
-          <w:docGrid w:type="lines" w:linePitch="312"/>
+          <w:docGrid w:type="lines" w:linePitch="312" w:charSpace="0"/>
         </w:sectPr>
       </w:pPr>
     </w:p>
@@ -2973,18 +2938,17 @@
       <w:pPr>
         <w:jc w:val="center"/>
         <w:rPr>
-          <w:rFonts w:ascii="黑体" w:eastAsia="黑体" w:hint="eastAsia"/>
+          <w:rFonts w:hint="eastAsia" w:ascii="SimHei" w:eastAsia="SimHei"/>
           <w:sz w:val="32"/>
           <w:szCs w:val="32"/>
         </w:rPr>
       </w:pPr>
       <w:r>
         <w:rPr>
-          <w:rFonts w:ascii="黑体" w:eastAsia="黑体" w:hint="eastAsia"/>
+          <w:rFonts w:hint="eastAsia" w:ascii="SimHei" w:eastAsia="SimHei"/>
           <w:sz w:val="32"/>
           <w:szCs w:val="32"/>
         </w:rPr>
-        <w:lastRenderedPageBreak/>
         <w:t>报告正文部分</w:t>
       </w:r>
     </w:p>
@@ -3004,15 +2968,25 @@
           <w:b/>
           <w:sz w:val="24"/>
         </w:rPr>
-        <w:t>一、</w:t>
-      </w:r>
+        <w:t xml:space="preserve">一、立项依据与研究内容（4000-8000字）： </w:t>
+      </w:r>
+    </w:p>
+    <w:p>
+      <w:pPr>
+        <w:spacing w:line="360" w:lineRule="auto"/>
+        <w:jc w:val="left"/>
+        <w:rPr>
+          <w:rFonts w:hint="eastAsia"/>
+          <w:sz w:val="24"/>
+        </w:rPr>
+      </w:pPr>
       <w:r>
         <w:rPr>
           <w:rFonts w:hint="eastAsia"/>
           <w:b/>
           <w:sz w:val="24"/>
         </w:rPr>
-        <w:t>立项依据与研究内容（</w:t>
+        <w:t>1.</w:t>
       </w:r>
       <w:r>
         <w:rPr>
@@ -3020,7 +2994,7 @@
           <w:b/>
           <w:sz w:val="24"/>
         </w:rPr>
-        <w:t>4000-8000</w:t>
+        <w:tab/>
       </w:r>
       <w:r>
         <w:rPr>
@@ -3028,33 +3002,40 @@
           <w:b/>
           <w:sz w:val="24"/>
         </w:rPr>
-        <w:t>字）：</w:t>
-      </w:r>
+        <w:t>项目的立项依据</w:t>
+      </w:r>
+      <w:r>
+        <w:rPr>
+          <w:rFonts w:hint="eastAsia"/>
+          <w:sz w:val="24"/>
+        </w:rPr>
+        <w:t>（研究意义；国内外研究现状及发展动态分析；与相关指南的关系。需结合科学研究发展趋势来论述科学意义；或结合国民经济和社会发展中迫切需要解决的关键科学技术问题来论述其应用前景；或面向国家安全、国防建设、航空航天科学技术发展拟解决的关键技术问题等。附主要参考文献目录）</w:t>
+      </w:r>
+    </w:p>
+    <w:p>
+      <w:pPr>
+        <w:spacing w:line="360" w:lineRule="auto"/>
+        <w:jc w:val="left"/>
+        <w:rPr>
+          <w:rFonts w:hint="eastAsia"/>
+          <w:sz w:val="24"/>
+        </w:rPr>
+      </w:pPr>
       <w:r>
         <w:rPr>
           <w:rFonts w:hint="eastAsia"/>
           <w:b/>
           <w:sz w:val="24"/>
         </w:rPr>
-        <w:t xml:space="preserve"> </w:t>
-      </w:r>
-    </w:p>
-    <w:p>
-      <w:pPr>
-        <w:spacing w:line="360" w:lineRule="auto"/>
-        <w:jc w:val="left"/>
-        <w:rPr>
-          <w:rFonts w:hint="eastAsia"/>
-          <w:sz w:val="24"/>
-        </w:rPr>
-      </w:pPr>
+        <w:t>2.</w:t>
+      </w:r>
       <w:r>
         <w:rPr>
           <w:rFonts w:hint="eastAsia"/>
           <w:b/>
           <w:sz w:val="24"/>
         </w:rPr>
-        <w:t>1.</w:t>
+        <w:tab/>
       </w:r>
       <w:r>
         <w:rPr>
@@ -3062,96 +3043,40 @@
           <w:b/>
           <w:sz w:val="24"/>
         </w:rPr>
-        <w:tab/>
-      </w:r>
+        <w:t>项目的研究内容、研究目标,以及拟解决的关键科学问题。</w:t>
+      </w:r>
+      <w:r>
+        <w:rPr>
+          <w:rFonts w:hint="eastAsia"/>
+          <w:sz w:val="24"/>
+        </w:rPr>
+        <w:t>（此部分为重点阐述内容）</w:t>
+      </w:r>
+    </w:p>
+    <w:p>
+      <w:pPr>
+        <w:spacing w:line="360" w:lineRule="auto"/>
+        <w:jc w:val="left"/>
+        <w:rPr>
+          <w:rFonts w:hint="eastAsia"/>
+          <w:sz w:val="24"/>
+        </w:rPr>
+      </w:pPr>
       <w:r>
         <w:rPr>
           <w:rFonts w:hint="eastAsia"/>
           <w:b/>
           <w:sz w:val="24"/>
         </w:rPr>
-        <w:t>项目的立项依据</w:t>
-      </w:r>
-      <w:r>
-        <w:rPr>
-          <w:rFonts w:hint="eastAsia"/>
-          <w:sz w:val="24"/>
-        </w:rPr>
-        <w:t>（研究意义</w:t>
-      </w:r>
-      <w:r>
-        <w:rPr>
-          <w:rFonts w:hint="eastAsia"/>
-          <w:sz w:val="24"/>
-        </w:rPr>
-        <w:t>；</w:t>
-      </w:r>
-      <w:r>
-        <w:rPr>
-          <w:rFonts w:hint="eastAsia"/>
-          <w:sz w:val="24"/>
-        </w:rPr>
-        <w:t>国内外研究现状及发展动态分析</w:t>
-      </w:r>
-      <w:r>
-        <w:rPr>
-          <w:rFonts w:hint="eastAsia"/>
-          <w:sz w:val="24"/>
-        </w:rPr>
-        <w:t>；与相关指南的关系。</w:t>
-      </w:r>
-      <w:r>
-        <w:rPr>
-          <w:rFonts w:hint="eastAsia"/>
-          <w:sz w:val="24"/>
-        </w:rPr>
-        <w:t>需结合科学研究发展趋势来论述科学意义；或结合国民经济和社会发展中迫切需要解决的关键科</w:t>
-      </w:r>
-      <w:r>
-        <w:rPr>
-          <w:rFonts w:hint="eastAsia"/>
-          <w:sz w:val="24"/>
-        </w:rPr>
-        <w:t>学技术</w:t>
-      </w:r>
-      <w:r>
-        <w:rPr>
-          <w:rFonts w:hint="eastAsia"/>
-          <w:sz w:val="24"/>
-        </w:rPr>
-        <w:t>问题来论述其应用前景</w:t>
-      </w:r>
-      <w:r>
-        <w:rPr>
-          <w:rFonts w:hint="eastAsia"/>
-          <w:sz w:val="24"/>
-        </w:rPr>
-        <w:t>；或面向国家安全、国防建设、航空航天科学技术发展拟解决的关键技术问题等</w:t>
-      </w:r>
-      <w:r>
-        <w:rPr>
-          <w:rFonts w:hint="eastAsia"/>
-          <w:sz w:val="24"/>
-        </w:rPr>
-        <w:t>。附主要参考文献目录）</w:t>
-      </w:r>
-    </w:p>
-    <w:p>
-      <w:pPr>
-        <w:spacing w:line="360" w:lineRule="auto"/>
-        <w:jc w:val="left"/>
-        <w:rPr>
-          <w:rFonts w:hint="eastAsia"/>
-          <w:sz w:val="24"/>
-        </w:rPr>
-      </w:pPr>
+        <w:t>3.</w:t>
+      </w:r>
       <w:r>
         <w:rPr>
           <w:rFonts w:hint="eastAsia"/>
           <w:b/>
           <w:sz w:val="24"/>
         </w:rPr>
-        <w:t>2.</w:t>
+        <w:tab/>
       </w:r>
       <w:r>
         <w:rPr>
@@ -3159,23 +3084,33 @@
           <w:b/>
           <w:sz w:val="24"/>
         </w:rPr>
-        <w:tab/>
-      </w:r>
-      <w:r>
+        <w:t>拟采取的研究方案及可行性分析。</w:t>
+      </w:r>
+      <w:r>
+        <w:rPr>
+          <w:rFonts w:hint="eastAsia"/>
+          <w:sz w:val="24"/>
+        </w:rPr>
+        <w:t>（包括研究方法、技术路线、实验手段、关键技术等说明）</w:t>
+      </w:r>
+    </w:p>
+    <w:p>
+      <w:pPr>
+        <w:spacing w:line="360" w:lineRule="auto"/>
+        <w:jc w:val="left"/>
         <w:rPr>
           <w:rFonts w:hint="eastAsia"/>
           <w:b/>
           <w:sz w:val="24"/>
         </w:rPr>
-        <w:t>项目的研究内容、研究目标</w:t>
-      </w:r>
+      </w:pPr>
       <w:r>
         <w:rPr>
           <w:rFonts w:hint="eastAsia"/>
           <w:b/>
           <w:sz w:val="24"/>
         </w:rPr>
-        <w:t>,</w:t>
+        <w:t>4.</w:t>
       </w:r>
       <w:r>
         <w:rPr>
@@ -3183,40 +3118,33 @@
           <w:b/>
           <w:sz w:val="24"/>
         </w:rPr>
-        <w:t>以及拟解决的关键科学问题。</w:t>
-      </w:r>
-      <w:r>
-        <w:rPr>
-          <w:rFonts w:hint="eastAsia"/>
-          <w:sz w:val="24"/>
-        </w:rPr>
-        <w:t>（此部分为重点阐述内容）</w:t>
-      </w:r>
-    </w:p>
-    <w:p>
-      <w:pPr>
-        <w:spacing w:line="360" w:lineRule="auto"/>
-        <w:jc w:val="left"/>
-        <w:rPr>
-          <w:rFonts w:hint="eastAsia"/>
-          <w:sz w:val="24"/>
-        </w:rPr>
-      </w:pPr>
+        <w:tab/>
+      </w:r>
       <w:r>
         <w:rPr>
           <w:rFonts w:hint="eastAsia"/>
           <w:b/>
           <w:sz w:val="24"/>
         </w:rPr>
-        <w:t>3.</w:t>
-      </w:r>
+        <w:t>本项目的特色与创新之处。</w:t>
+      </w:r>
+    </w:p>
+    <w:p>
+      <w:pPr>
+        <w:spacing w:line="360" w:lineRule="auto"/>
+        <w:jc w:val="left"/>
+        <w:rPr>
+          <w:rFonts w:hint="eastAsia"/>
+          <w:sz w:val="24"/>
+        </w:rPr>
+      </w:pPr>
       <w:r>
         <w:rPr>
           <w:rFonts w:hint="eastAsia"/>
           <w:b/>
           <w:sz w:val="24"/>
         </w:rPr>
-        <w:tab/>
+        <w:t>5.</w:t>
       </w:r>
       <w:r>
         <w:rPr>
@@ -3224,487 +3152,1233 @@
           <w:b/>
           <w:sz w:val="24"/>
         </w:rPr>
-        <w:t>拟采取的研究方案及可行性分析。</w:t>
-      </w:r>
-      <w:r>
-        <w:rPr>
-          <w:rFonts w:hint="eastAsia"/>
-          <w:sz w:val="24"/>
-        </w:rPr>
-        <w:t>（包括</w:t>
-      </w:r>
-      <w:r>
-        <w:rPr>
-          <w:rFonts w:hint="eastAsia"/>
-          <w:sz w:val="24"/>
-        </w:rPr>
-        <w:t>研究</w:t>
-      </w:r>
-      <w:r>
-        <w:rPr>
-          <w:rFonts w:hint="eastAsia"/>
-          <w:sz w:val="24"/>
-        </w:rPr>
-        <w:t>方法、技术路线、实验手段、关键技术等说明）</w:t>
-      </w:r>
-    </w:p>
-    <w:p>
-      <w:pPr>
-        <w:spacing w:line="360" w:lineRule="auto"/>
-        <w:jc w:val="left"/>
+        <w:tab/>
+      </w:r>
+      <w:r>
         <w:rPr>
           <w:rFonts w:hint="eastAsia"/>
           <w:b/>
           <w:sz w:val="24"/>
         </w:rPr>
-      </w:pPr>
+        <w:t>年度研究计划及预期研究成果。</w:t>
+      </w:r>
+      <w:r>
+        <w:rPr>
+          <w:rFonts w:hint="eastAsia"/>
+          <w:sz w:val="24"/>
+        </w:rPr>
+        <w:t>（包括拟组织的重要学术交流活动、国际合作与交流计划等）</w:t>
+      </w:r>
+    </w:p>
+    <w:p>
+      <w:pPr>
+        <w:keepNext/>
+        <w:pageBreakBefore/>
+        <w:widowControl/>
+        <w:snapToGrid w:val="0"/>
+        <w:spacing w:before="0" w:after="100" w:line="400" w:lineRule="exact"/>
+        <w:ind w:firstLine="0"/>
+        <w:jc w:val="left"/>
+      </w:pPr>
+      <w:r>
+        <w:rPr>
+          <w:rFonts w:ascii="Times New Roman" w:hAnsi="Times New Roman" w:eastAsia="SimSun"/>
+          <w:b/>
+          <w:color w:val="000000"/>
+          <w:sz w:val="24"/>
+          <w:lang w:eastAsia="zh-CN"/>
+        </w:rPr>
+        <w:t>二、研究基础与工作条件</w:t>
+      </w:r>
+    </w:p>
+    <w:p>
+      <w:pPr>
+        <w:keepNext/>
+        <w:widowControl/>
+        <w:snapToGrid w:val="0"/>
+        <w:spacing w:before="160" w:after="100" w:line="400" w:lineRule="exact"/>
+        <w:ind w:firstLine="0"/>
+        <w:jc w:val="left"/>
+      </w:pPr>
+      <w:r>
+        <w:rPr>
+          <w:rFonts w:ascii="Times New Roman" w:hAnsi="Times New Roman" w:eastAsia="SimSun"/>
+          <w:b/>
+          <w:color w:val="000000"/>
+          <w:sz w:val="24"/>
+          <w:lang w:eastAsia="zh-CN"/>
+        </w:rPr>
+        <w:t>1、工作基础</w:t>
+      </w:r>
+    </w:p>
+    <w:p>
+      <w:pPr>
+        <w:widowControl/>
+        <w:snapToGrid w:val="0"/>
+        <w:spacing w:before="0" w:after="100" w:line="400" w:lineRule="exact"/>
+        <w:ind w:firstLine="480"/>
+        <w:jc w:val="both"/>
+      </w:pPr>
+      <w:r>
+        <w:rPr>
+          <w:rFonts w:ascii="Times New Roman" w:hAnsi="Times New Roman" w:eastAsia="SimSun"/>
+          <w:b w:val="0"/>
+          <w:color w:val="000000"/>
+          <w:sz w:val="24"/>
+          <w:lang w:eastAsia="zh-CN"/>
+        </w:rPr>
+        <w:t>申请人及所在团队长期开展空间在轨操作动力学与控制研究，已形成柔性多体建模、机器人运动控制和接触对接等研究积累，并建立了相应的地面实验平台，可支撑本项目耦合建模、受约束控制与柔顺组装研究。</w:t>
+      </w:r>
+    </w:p>
+    <w:p>
+      <w:pPr>
+        <w:keepNext/>
+        <w:widowControl/>
+        <w:snapToGrid w:val="0"/>
+        <w:spacing w:before="160" w:after="100" w:line="400" w:lineRule="exact"/>
+        <w:ind w:firstLine="0"/>
+        <w:jc w:val="left"/>
+      </w:pPr>
+      <w:r>
+        <w:rPr>
+          <w:rFonts w:ascii="Times New Roman" w:hAnsi="Times New Roman" w:eastAsia="SimSun"/>
+          <w:b/>
+          <w:color w:val="000000"/>
+          <w:sz w:val="24"/>
+          <w:lang w:eastAsia="zh-CN"/>
+        </w:rPr>
+        <w:t>（1）柔性多体动力学与接触建模基础</w:t>
+      </w:r>
+    </w:p>
+    <w:p>
+      <w:pPr>
+        <w:widowControl/>
+        <w:snapToGrid w:val="0"/>
+        <w:spacing w:before="0" w:after="100" w:line="400" w:lineRule="exact"/>
+        <w:ind w:firstLine="480"/>
+        <w:jc w:val="both"/>
+      </w:pPr>
+      <w:r>
+        <w:rPr>
+          <w:rFonts w:ascii="Times New Roman" w:hAnsi="Times New Roman" w:eastAsia="SimSun"/>
+          <w:b w:val="0"/>
+          <w:color w:val="000000"/>
+          <w:sz w:val="24"/>
+          <w:lang w:eastAsia="zh-CN"/>
+        </w:rPr>
+        <w:t>申请人参与了柔性多体系统模态缩减研究，团队进一步开展空间多柔体系统缩比等效建模与几何精确梁动力学降阶研究。依托团队在绝对节点坐标与几何精确有限元方面的积累，已开展大型空间结构展开以及攀爬机器人抓取、组装天线模块的动力学模拟（图2）。上述工作为机器人与柔性桁架相互作用分析、安装端作用力校核及地面试验工况设计提供了基础。</w:t>
+      </w:r>
+    </w:p>
+    <w:p>
+      <w:pPr>
+        <w:keepNext/>
+        <w:keepLines/>
+        <w:snapToGrid w:val="0"/>
+        <w:spacing w:before="80" w:after="60" w:line="240" w:lineRule="auto"/>
+        <w:ind w:firstLine="0"/>
+        <w:jc w:val="center"/>
+      </w:pPr>
+      <w:r>
+        <w:drawing>
+          <wp:inline distT="0" distB="0" distL="114300" distR="114300">
+            <wp:extent cx="5039995" cy="1646555"/>
+            <wp:effectExtent l="0" t="0" r="8255" b="1270"/>
+            <wp:docPr id="2" name="Picture 2" descr="图2  攀爬机器人抓取与组装天线模块的动力学模拟；图源：课题1-240908.pdf，第30页，原图9"/>
+            <wp:cNvGraphicFramePr>
+              <a:graphicFrameLocks xmlns:a="http://schemas.openxmlformats.org/drawingml/2006/main" noChangeAspect="1"/>
+            </wp:cNvGraphicFramePr>
+            <a:graphic xmlns:a="http://schemas.openxmlformats.org/drawingml/2006/main">
+              <a:graphicData uri="http://schemas.openxmlformats.org/drawingml/2006/picture">
+                <pic:pic xmlns:pic="http://schemas.openxmlformats.org/drawingml/2006/picture">
+                  <pic:nvPicPr>
+                    <pic:cNvPr id="2" name="Picture 2" descr="图2  攀爬机器人抓取与组装天线模块的动力学模拟；图源：课题1-240908.pdf，第30页，原图9"/>
+                    <pic:cNvPicPr>
+                      <a:picLocks noChangeAspect="1"/>
+                    </pic:cNvPicPr>
+                  </pic:nvPicPr>
+                  <pic:blipFill>
+                    <a:blip r:embed="rId8"/>
+                    <a:stretch>
+                      <a:fillRect/>
+                    </a:stretch>
+                  </pic:blipFill>
+                  <pic:spPr>
+                    <a:xfrm>
+                      <a:off x="0" y="0"/>
+                      <a:ext cx="5040000" cy="1646732"/>
+                    </a:xfrm>
+                    <a:prstGeom prst="rect">
+                      <a:avLst/>
+                    </a:prstGeom>
+                  </pic:spPr>
+                </pic:pic>
+              </a:graphicData>
+            </a:graphic>
+          </wp:inline>
+        </w:drawing>
+      </w:r>
+    </w:p>
+    <w:p>
+      <w:pPr>
+        <w:keepLines/>
+        <w:widowControl/>
+        <w:snapToGrid w:val="0"/>
+        <w:spacing w:before="0" w:after="140" w:line="280" w:lineRule="exact"/>
+        <w:ind w:firstLine="0"/>
+        <w:jc w:val="center"/>
+      </w:pPr>
+      <w:r>
+        <w:rPr>
+          <w:rFonts w:ascii="Times New Roman" w:hAnsi="Times New Roman" w:eastAsia="SimSun"/>
+          <w:b w:val="0"/>
+          <w:color w:val="000000"/>
+          <w:sz w:val="21"/>
+          <w:lang w:eastAsia="zh-CN"/>
+        </w:rPr>
+        <w:t>图2  攀爬机器人抓取与组装天线模块的动力学模拟</w:t>
+      </w:r>
+    </w:p>
+    <w:p>
+      <w:pPr>
+        <w:widowControl/>
+        <w:snapToGrid w:val="0"/>
+        <w:spacing w:before="0" w:after="100" w:line="400" w:lineRule="exact"/>
+        <w:ind w:firstLine="480"/>
+        <w:jc w:val="both"/>
+      </w:pPr>
+      <w:r>
+        <w:rPr>
+          <w:rFonts w:ascii="Times New Roman" w:hAnsi="Times New Roman" w:eastAsia="SimSun"/>
+          <w:b w:val="0"/>
+          <w:color w:val="000000"/>
+          <w:sz w:val="24"/>
+          <w:lang w:eastAsia="zh-CN"/>
+        </w:rPr>
+        <w:t>在接触动力学方面，依托团队已发展基于锥互补理论的三维摩擦接触计算方法，并利用Mortar方法描述移动接触界面的应力分布，完成柔性软抓手抓取、搬运及释放柔性环的过程模拟（图3）。相关积累可用于分析装配接触过程中的载荷传递与几何约束。</w:t>
+      </w:r>
+    </w:p>
+    <w:p>
+      <w:pPr>
+        <w:keepNext/>
+        <w:keepLines/>
+        <w:snapToGrid w:val="0"/>
+        <w:spacing w:before="80" w:after="60" w:line="240" w:lineRule="auto"/>
+        <w:ind w:firstLine="0"/>
+        <w:jc w:val="center"/>
+      </w:pPr>
+      <w:r>
+        <w:drawing>
+          <wp:inline distT="0" distB="0" distL="114300" distR="114300">
+            <wp:extent cx="4319905" cy="2006600"/>
+            <wp:effectExtent l="0" t="0" r="4445" b="3175"/>
+            <wp:docPr id="3" name="Picture 3" descr="图3  柔性软抓手抓取、搬运与释放柔性环的接触动力学模拟；图源：课题1-240908.pdf，第31页，原图10"/>
+            <wp:cNvGraphicFramePr>
+              <a:graphicFrameLocks xmlns:a="http://schemas.openxmlformats.org/drawingml/2006/main" noChangeAspect="1"/>
+            </wp:cNvGraphicFramePr>
+            <a:graphic xmlns:a="http://schemas.openxmlformats.org/drawingml/2006/main">
+              <a:graphicData uri="http://schemas.openxmlformats.org/drawingml/2006/picture">
+                <pic:pic xmlns:pic="http://schemas.openxmlformats.org/drawingml/2006/picture">
+                  <pic:nvPicPr>
+                    <pic:cNvPr id="3" name="Picture 3" descr="图3  柔性软抓手抓取、搬运与释放柔性环的接触动力学模拟；图源：课题1-240908.pdf，第31页，原图10"/>
+                    <pic:cNvPicPr>
+                      <a:picLocks noChangeAspect="1"/>
+                    </pic:cNvPicPr>
+                  </pic:nvPicPr>
+                  <pic:blipFill>
+                    <a:blip r:embed="rId9"/>
+                    <a:stretch>
+                      <a:fillRect/>
+                    </a:stretch>
+                  </pic:blipFill>
+                  <pic:spPr>
+                    <a:xfrm>
+                      <a:off x="0" y="0"/>
+                      <a:ext cx="4320000" cy="2007080"/>
+                    </a:xfrm>
+                    <a:prstGeom prst="rect">
+                      <a:avLst/>
+                    </a:prstGeom>
+                  </pic:spPr>
+                </pic:pic>
+              </a:graphicData>
+            </a:graphic>
+          </wp:inline>
+        </w:drawing>
+      </w:r>
+    </w:p>
+    <w:p>
+      <w:pPr>
+        <w:keepLines/>
+        <w:widowControl/>
+        <w:snapToGrid w:val="0"/>
+        <w:spacing w:before="0" w:after="140" w:line="280" w:lineRule="exact"/>
+        <w:ind w:firstLine="0"/>
+        <w:jc w:val="center"/>
+      </w:pPr>
+      <w:r>
+        <w:rPr>
+          <w:rFonts w:ascii="Times New Roman" w:hAnsi="Times New Roman" w:eastAsia="SimSun"/>
+          <w:b w:val="0"/>
+          <w:color w:val="000000"/>
+          <w:sz w:val="21"/>
+          <w:lang w:eastAsia="zh-CN"/>
+        </w:rPr>
+        <w:t>图3  柔性软抓手抓取、搬运与释放柔性环的接触动力学模拟</w:t>
+      </w:r>
+    </w:p>
+    <w:p>
+      <w:pPr>
+        <w:keepNext/>
+        <w:widowControl/>
+        <w:snapToGrid w:val="0"/>
+        <w:spacing w:before="160" w:after="100" w:line="400" w:lineRule="exact"/>
+        <w:ind w:firstLine="0"/>
+        <w:jc w:val="left"/>
+      </w:pPr>
+      <w:r>
+        <w:rPr>
+          <w:rFonts w:ascii="Times New Roman" w:hAnsi="Times New Roman" w:eastAsia="SimSun"/>
+          <w:b/>
+          <w:color w:val="000000"/>
+          <w:sz w:val="24"/>
+          <w:lang w:eastAsia="zh-CN"/>
+        </w:rPr>
+        <w:t>（2）倒置动力学建模与运动控制基础</w:t>
+      </w:r>
+    </w:p>
+    <w:p>
+      <w:pPr>
+        <w:widowControl/>
+        <w:snapToGrid w:val="0"/>
+        <w:spacing w:before="0" w:after="100" w:line="400" w:lineRule="exact"/>
+        <w:ind w:firstLine="480"/>
+        <w:jc w:val="both"/>
+      </w:pPr>
+      <w:r>
+        <w:rPr>
+          <w:rFonts w:ascii="Times New Roman" w:hAnsi="Times New Roman" w:eastAsia="SimSun"/>
+          <w:b w:val="0"/>
+          <w:color w:val="000000"/>
+          <w:sz w:val="24"/>
+          <w:lang w:eastAsia="zh-CN"/>
+        </w:rPr>
+        <w:t>团队针对七自由度作业机械臂，已实现以作业端为浮动基、通过实际安装端作用力与力矩描述外部作用的倒置动力学模型，并建立了几何阻抗与动力学优化相结合的运动控制程序。该程序利用关节状态以及运动捕捉系统与惯性测量单元（IMU）的测量数据生成运动参考，在关节运动、力矩及其变化约束下求取控制指令，已支持位姿保持、圆轨迹跟踪及固定基座轨迹跟踪试验，并具备数据记录与回放功能。现有安装端受力模型采用静力平衡近似，为本项目在模拟装置施加基座激励的条件下校核安装端动态作用力与力矩、研究末端运动与安装端力和力矩的关系提供了可扩展的实现基础。</w:t>
+      </w:r>
+    </w:p>
+    <w:p>
+      <w:pPr>
+        <w:keepNext/>
+        <w:widowControl/>
+        <w:snapToGrid w:val="0"/>
+        <w:spacing w:before="160" w:after="100" w:line="400" w:lineRule="exact"/>
+        <w:ind w:firstLine="0"/>
+        <w:jc w:val="left"/>
+      </w:pPr>
+      <w:r>
+        <w:rPr>
+          <w:rFonts w:ascii="Times New Roman" w:hAnsi="Times New Roman" w:eastAsia="SimSun"/>
+          <w:b/>
+          <w:color w:val="000000"/>
+          <w:sz w:val="24"/>
+          <w:lang w:eastAsia="zh-CN"/>
+        </w:rPr>
+        <w:t>（3）接触几何与柔顺对接基础</w:t>
+      </w:r>
+    </w:p>
+    <w:p>
+      <w:pPr>
+        <w:widowControl/>
+        <w:snapToGrid w:val="0"/>
+        <w:spacing w:before="0" w:after="100" w:line="400" w:lineRule="exact"/>
+        <w:ind w:firstLine="480"/>
+        <w:jc w:val="both"/>
+      </w:pPr>
+      <w:r>
+        <w:rPr>
+          <w:rFonts w:ascii="Times New Roman" w:hAnsi="Times New Roman" w:eastAsia="SimSun"/>
+          <w:b w:val="0"/>
+          <w:color w:val="000000"/>
+          <w:sz w:val="24"/>
+          <w:lang w:eastAsia="zh-CN"/>
+        </w:rPr>
+        <w:t>团队已开展在轨组装柔顺控制与轨迹规划研究，实现了单／双臂机器人的协同运动控制和多接口对接过程中的主动柔顺控制，并完成多模块对接力控制地面实验。图4所示的前期平台为接触力测量、对接流程设计及柔顺控制验证提供了实验基础。</w:t>
+      </w:r>
+    </w:p>
+    <w:p>
+      <w:pPr>
+        <w:keepNext/>
+        <w:keepLines/>
+        <w:snapToGrid w:val="0"/>
+        <w:spacing w:before="80" w:after="60" w:line="240" w:lineRule="auto"/>
+        <w:ind w:firstLine="0"/>
+        <w:jc w:val="center"/>
+      </w:pPr>
+      <w:r>
+        <w:drawing>
+          <wp:inline distT="0" distB="0" distL="114300" distR="114300">
+            <wp:extent cx="5039995" cy="1296670"/>
+            <wp:effectExtent l="0" t="0" r="8255" b="8255"/>
+            <wp:docPr id="4" name="Picture 4" descr="图4  前期单／双臂机器人运动控制与多接口对接实验&#10;（a）柔顺控制实验方案；（b）多接口对接平台；（c）双臂机器人实验平台；图源：面上项目提交版20250318.pdf，第34页，原图14"/>
+            <wp:cNvGraphicFramePr>
+              <a:graphicFrameLocks xmlns:a="http://schemas.openxmlformats.org/drawingml/2006/main" noChangeAspect="1"/>
+            </wp:cNvGraphicFramePr>
+            <a:graphic xmlns:a="http://schemas.openxmlformats.org/drawingml/2006/main">
+              <a:graphicData uri="http://schemas.openxmlformats.org/drawingml/2006/picture">
+                <pic:pic xmlns:pic="http://schemas.openxmlformats.org/drawingml/2006/picture">
+                  <pic:nvPicPr>
+                    <pic:cNvPr id="4" name="Picture 4" descr="图4  前期单／双臂机器人运动控制与多接口对接实验&#10;（a）柔顺控制实验方案；（b）多接口对接平台；（c）双臂机器人实验平台；图源：面上项目提交版20250318.pdf，第34页，原图14"/>
+                    <pic:cNvPicPr>
+                      <a:picLocks noChangeAspect="1"/>
+                    </pic:cNvPicPr>
+                  </pic:nvPicPr>
+                  <pic:blipFill>
+                    <a:blip r:embed="rId10"/>
+                    <a:stretch>
+                      <a:fillRect/>
+                    </a:stretch>
+                  </pic:blipFill>
+                  <pic:spPr>
+                    <a:xfrm>
+                      <a:off x="0" y="0"/>
+                      <a:ext cx="5040000" cy="1297215"/>
+                    </a:xfrm>
+                    <a:prstGeom prst="rect">
+                      <a:avLst/>
+                    </a:prstGeom>
+                  </pic:spPr>
+                </pic:pic>
+              </a:graphicData>
+            </a:graphic>
+          </wp:inline>
+        </w:drawing>
+      </w:r>
+    </w:p>
+    <w:p>
+      <w:pPr>
+        <w:keepLines/>
+        <w:widowControl/>
+        <w:snapToGrid w:val="0"/>
+        <w:spacing w:before="0" w:after="140" w:line="280" w:lineRule="exact"/>
+        <w:ind w:firstLine="0"/>
+        <w:jc w:val="center"/>
+      </w:pPr>
+      <w:r>
+        <w:rPr>
+          <w:rFonts w:ascii="Times New Roman" w:hAnsi="Times New Roman" w:eastAsia="SimSun"/>
+          <w:b w:val="0"/>
+          <w:color w:val="000000"/>
+          <w:sz w:val="21"/>
+          <w:lang w:eastAsia="zh-CN"/>
+        </w:rPr>
+        <w:t>图4  前期单／双臂机器人运动控制与多接口对接实验</w:t>
+      </w:r>
+      <w:r>
+        <w:rPr>
+          <w:rFonts w:ascii="Times New Roman" w:hAnsi="Times New Roman" w:eastAsia="SimSun"/>
+          <w:b w:val="0"/>
+          <w:color w:val="000000"/>
+          <w:sz w:val="21"/>
+          <w:lang w:eastAsia="zh-CN"/>
+        </w:rPr>
+        <w:br w:type="textWrapping"/>
+      </w:r>
+      <w:r>
+        <w:rPr>
+          <w:rFonts w:ascii="Times New Roman" w:hAnsi="Times New Roman" w:eastAsia="SimSun"/>
+          <w:b w:val="0"/>
+          <w:color w:val="000000"/>
+          <w:sz w:val="21"/>
+          <w:lang w:eastAsia="zh-CN"/>
+        </w:rPr>
+        <w:t>（a）柔顺控制实验方案；（b）多接口对接平台；（c）双臂机器人实验平台</w:t>
+      </w:r>
+    </w:p>
+    <w:p>
+      <w:pPr>
+        <w:widowControl/>
+        <w:snapToGrid w:val="0"/>
+        <w:spacing w:before="0" w:after="100" w:line="400" w:lineRule="exact"/>
+        <w:ind w:firstLine="480"/>
+        <w:jc w:val="both"/>
+      </w:pPr>
+      <w:r>
+        <w:rPr>
+          <w:rFonts w:ascii="Times New Roman" w:hAnsi="Times New Roman" w:eastAsia="SimSun"/>
+          <w:b w:val="0"/>
+          <w:color w:val="000000"/>
+          <w:sz w:val="24"/>
+          <w:lang w:eastAsia="zh-CN"/>
+        </w:rPr>
+        <w:t>近期研究已形成PCF六维目标配准与RAC约束导纳捕获方法，建立了有界修正、零输入保持及参考端口离散广义功关系。论文主表选取的五轮真机试验中，完整方法在65次试验中58次满足两秒保持窗口内位置与姿态均方根误差不超过0.5 mm和0.5°的判据，仅RAC为35/65；同组60段非零偏差配准回放的平均三维位置与姿态误差为2.085 mm和1.622°。现有评分采用示教对齐基准，真机通过导纳与位置伺服执行，为本项目进一步开展动态基座下的力矩控制融合及独立测量验证提供了基础。</w:t>
+      </w:r>
+    </w:p>
+    <w:p>
+      <w:pPr>
+        <w:keepNext/>
+        <w:widowControl/>
+        <w:snapToGrid w:val="0"/>
+        <w:spacing w:before="160" w:after="100" w:line="400" w:lineRule="exact"/>
+        <w:ind w:firstLine="0"/>
+        <w:jc w:val="left"/>
+      </w:pPr>
+      <w:r>
+        <w:rPr>
+          <w:rFonts w:ascii="Times New Roman" w:hAnsi="Times New Roman" w:eastAsia="SimSun"/>
+          <w:b/>
+          <w:color w:val="000000"/>
+          <w:sz w:val="24"/>
+          <w:lang w:eastAsia="zh-CN"/>
+        </w:rPr>
+        <w:t>2、工作条件</w:t>
+      </w:r>
+    </w:p>
+    <w:p>
+      <w:pPr>
+        <w:keepNext/>
+        <w:widowControl/>
+        <w:snapToGrid w:val="0"/>
+        <w:spacing w:before="160" w:after="100" w:line="400" w:lineRule="exact"/>
+        <w:ind w:firstLine="0"/>
+        <w:jc w:val="left"/>
+      </w:pPr>
+      <w:r>
+        <w:rPr>
+          <w:rFonts w:ascii="Times New Roman" w:hAnsi="Times New Roman" w:eastAsia="SimSun"/>
+          <w:b/>
+          <w:color w:val="000000"/>
+          <w:sz w:val="24"/>
+          <w:lang w:eastAsia="zh-CN"/>
+        </w:rPr>
+        <w:t>（1）已具备的条件</w:t>
+      </w:r>
+    </w:p>
+    <w:p>
+      <w:pPr>
+        <w:widowControl/>
+        <w:snapToGrid w:val="0"/>
+        <w:spacing w:before="0" w:after="100" w:line="400" w:lineRule="exact"/>
+        <w:ind w:firstLine="480"/>
+        <w:jc w:val="both"/>
+      </w:pPr>
+      <w:r>
+        <w:rPr>
+          <w:rFonts w:ascii="Times New Roman" w:hAnsi="Times New Roman" w:eastAsia="SimSun"/>
+          <w:b w:val="0"/>
+          <w:color w:val="000000"/>
+          <w:sz w:val="24"/>
+          <w:lang w:eastAsia="zh-CN"/>
+        </w:rPr>
+        <w:t>本项目依托北京理工大学临近空间环境特性及效应全国重点实验室的相关研究条件，在柔性多体动力学、结构振动测试和空间机器人地面验证方面已有长期积累。团队实验场地如图5所示，具备机器人作业、地面模拟与测量设备布置条件。</w:t>
+      </w:r>
+    </w:p>
+    <w:p>
+      <w:pPr>
+        <w:keepNext/>
+        <w:keepLines/>
+        <w:snapToGrid w:val="0"/>
+        <w:spacing w:before="80" w:after="60" w:line="240" w:lineRule="auto"/>
+        <w:ind w:firstLine="0"/>
+        <w:jc w:val="center"/>
+      </w:pPr>
+      <w:r>
+        <w:drawing>
+          <wp:inline distT="0" distB="0" distL="114300" distR="114300">
+            <wp:extent cx="5039995" cy="1805940"/>
+            <wp:effectExtent l="0" t="0" r="8255" b="3810"/>
+            <wp:docPr id="5" name="Picture 5" descr="图5  团队现有实验场地；图源：课题1-240908.pdf，第32页，原图12"/>
+            <wp:cNvGraphicFramePr>
+              <a:graphicFrameLocks xmlns:a="http://schemas.openxmlformats.org/drawingml/2006/main" noChangeAspect="1"/>
+            </wp:cNvGraphicFramePr>
+            <a:graphic xmlns:a="http://schemas.openxmlformats.org/drawingml/2006/main">
+              <a:graphicData uri="http://schemas.openxmlformats.org/drawingml/2006/picture">
+                <pic:pic xmlns:pic="http://schemas.openxmlformats.org/drawingml/2006/picture">
+                  <pic:nvPicPr>
+                    <pic:cNvPr id="5" name="Picture 5" descr="图5  团队现有实验场地；图源：课题1-240908.pdf，第32页，原图12"/>
+                    <pic:cNvPicPr>
+                      <a:picLocks noChangeAspect="1"/>
+                    </pic:cNvPicPr>
+                  </pic:nvPicPr>
+                  <pic:blipFill>
+                    <a:blip r:embed="rId11"/>
+                    <a:stretch>
+                      <a:fillRect/>
+                    </a:stretch>
+                  </pic:blipFill>
+                  <pic:spPr>
+                    <a:xfrm>
+                      <a:off x="0" y="0"/>
+                      <a:ext cx="5040000" cy="1806355"/>
+                    </a:xfrm>
+                    <a:prstGeom prst="rect">
+                      <a:avLst/>
+                    </a:prstGeom>
+                  </pic:spPr>
+                </pic:pic>
+              </a:graphicData>
+            </a:graphic>
+          </wp:inline>
+        </w:drawing>
+      </w:r>
+    </w:p>
+    <w:p>
+      <w:pPr>
+        <w:keepLines/>
+        <w:widowControl/>
+        <w:snapToGrid w:val="0"/>
+        <w:spacing w:before="0" w:after="140" w:line="280" w:lineRule="exact"/>
+        <w:ind w:firstLine="0"/>
+        <w:jc w:val="center"/>
+      </w:pPr>
+      <w:r>
+        <w:rPr>
+          <w:rFonts w:ascii="Times New Roman" w:hAnsi="Times New Roman" w:eastAsia="SimSun"/>
+          <w:b w:val="0"/>
+          <w:color w:val="000000"/>
+          <w:sz w:val="21"/>
+          <w:lang w:eastAsia="zh-CN"/>
+        </w:rPr>
+        <w:t>图5  团队现有实验场地</w:t>
+      </w:r>
+    </w:p>
+    <w:p>
+      <w:pPr>
+        <w:widowControl/>
+        <w:snapToGrid w:val="0"/>
+        <w:spacing w:before="0" w:after="100" w:line="400" w:lineRule="exact"/>
+        <w:ind w:firstLine="480"/>
+        <w:jc w:val="both"/>
+      </w:pPr>
+      <w:r>
+        <w:rPr>
+          <w:rFonts w:ascii="Times New Roman" w:hAnsi="Times New Roman" w:eastAsia="SimSun"/>
+          <w:b w:val="0"/>
+          <w:color w:val="000000"/>
+          <w:sz w:val="24"/>
+          <w:lang w:eastAsia="zh-CN"/>
+        </w:rPr>
+        <w:t>本项目依托现有基座振动模拟与机器人作业实验平台，通过基座运动模拟装置向作业机械臂安装端施加振动扰动。现有作业机械臂的开放力矩控制程序、运动捕捉系统与IMU的状态输入接口及同步记录接口，可支持运动控制集成与对照实验；已有模块对接平台、六维力/力矩测量及接触记录，可支撑接口标定和柔顺接触研究。作业机械臂的运动控制程序及接触记录回放流程为运动控制实现与接触对准方法验证提供了基础。</w:t>
+      </w:r>
+    </w:p>
+    <w:p>
+      <w:pPr>
+        <w:widowControl/>
+        <w:snapToGrid w:val="0"/>
+        <w:spacing w:before="0" w:after="100" w:line="400" w:lineRule="exact"/>
+        <w:ind w:firstLine="480"/>
+        <w:jc w:val="both"/>
+      </w:pPr>
+      <w:r>
+        <w:rPr>
+          <w:rFonts w:ascii="Times New Roman" w:hAnsi="Times New Roman" w:eastAsia="SimSun"/>
+          <w:b w:val="0"/>
+          <w:color w:val="000000"/>
+          <w:sz w:val="24"/>
+          <w:lang w:eastAsia="zh-CN"/>
+        </w:rPr>
+        <w:t>实验室配备动作捕捉系统、气浮平台和磁气悬吊平台（图6），可支持机器人与目标位姿测量及相关微重力模拟地面验证；现有计算集群、ABAQUS、RecurDyn和ADAMS等分析软件，以及自主开发的多柔体动力学程序，可支持建模与仿真。振动测试、传感标定和3D打印设备可为测量系统校核及接口夹具试制提供配套条件。本项目悬挂装置的实验结果按照地面重力下的基座振动工况进行分析。</w:t>
+      </w:r>
+    </w:p>
+    <w:p>
+      <w:pPr>
+        <w:keepNext/>
+        <w:keepLines/>
+        <w:snapToGrid w:val="0"/>
+        <w:spacing w:before="80" w:after="60" w:line="240" w:lineRule="auto"/>
+        <w:ind w:firstLine="0"/>
+        <w:jc w:val="center"/>
+      </w:pPr>
+      <w:r>
+        <w:drawing>
+          <wp:inline distT="0" distB="0" distL="114300" distR="114300">
+            <wp:extent cx="5039995" cy="1001395"/>
+            <wp:effectExtent l="0" t="0" r="8255" b="8255"/>
+            <wp:docPr id="6" name="Picture 6" descr="图6  现有测量与地面模拟设备&#10;（a）动作捕捉系统；（b）气浮平台；（c）磁气悬吊平台；图源：面上项目提交版20250318.pdf，第35页，原图15"/>
+            <wp:cNvGraphicFramePr>
+              <a:graphicFrameLocks xmlns:a="http://schemas.openxmlformats.org/drawingml/2006/main" noChangeAspect="1"/>
+            </wp:cNvGraphicFramePr>
+            <a:graphic xmlns:a="http://schemas.openxmlformats.org/drawingml/2006/main">
+              <a:graphicData uri="http://schemas.openxmlformats.org/drawingml/2006/picture">
+                <pic:pic xmlns:pic="http://schemas.openxmlformats.org/drawingml/2006/picture">
+                  <pic:nvPicPr>
+                    <pic:cNvPr id="6" name="Picture 6" descr="图6  现有测量与地面模拟设备&#10;（a）动作捕捉系统；（b）气浮平台；（c）磁气悬吊平台；图源：面上项目提交版20250318.pdf，第35页，原图15"/>
+                    <pic:cNvPicPr>
+                      <a:picLocks noChangeAspect="1"/>
+                    </pic:cNvPicPr>
+                  </pic:nvPicPr>
+                  <pic:blipFill>
+                    <a:blip r:embed="rId12"/>
+                    <a:stretch>
+                      <a:fillRect/>
+                    </a:stretch>
+                  </pic:blipFill>
+                  <pic:spPr>
+                    <a:xfrm>
+                      <a:off x="0" y="0"/>
+                      <a:ext cx="5040000" cy="1001538"/>
+                    </a:xfrm>
+                    <a:prstGeom prst="rect">
+                      <a:avLst/>
+                    </a:prstGeom>
+                  </pic:spPr>
+                </pic:pic>
+              </a:graphicData>
+            </a:graphic>
+          </wp:inline>
+        </w:drawing>
+      </w:r>
+    </w:p>
+    <w:p>
+      <w:pPr>
+        <w:keepLines/>
+        <w:widowControl/>
+        <w:snapToGrid w:val="0"/>
+        <w:spacing w:before="0" w:after="140" w:line="280" w:lineRule="exact"/>
+        <w:ind w:firstLine="0"/>
+        <w:jc w:val="center"/>
+      </w:pPr>
+      <w:r>
+        <w:rPr>
+          <w:rFonts w:ascii="Times New Roman" w:hAnsi="Times New Roman" w:eastAsia="SimSun"/>
+          <w:b w:val="0"/>
+          <w:color w:val="000000"/>
+          <w:sz w:val="21"/>
+          <w:lang w:eastAsia="zh-CN"/>
+        </w:rPr>
+        <w:t>图6  现有测量与地面模拟设备</w:t>
+      </w:r>
+      <w:r>
+        <w:rPr>
+          <w:rFonts w:ascii="Times New Roman" w:hAnsi="Times New Roman" w:eastAsia="SimSun"/>
+          <w:b w:val="0"/>
+          <w:color w:val="000000"/>
+          <w:sz w:val="21"/>
+          <w:lang w:eastAsia="zh-CN"/>
+        </w:rPr>
+        <w:br w:type="textWrapping"/>
+      </w:r>
+      <w:r>
+        <w:rPr>
+          <w:rFonts w:ascii="Times New Roman" w:hAnsi="Times New Roman" w:eastAsia="SimSun"/>
+          <w:b w:val="0"/>
+          <w:color w:val="000000"/>
+          <w:sz w:val="21"/>
+          <w:lang w:eastAsia="zh-CN"/>
+        </w:rPr>
+        <w:t>（a）动作捕捉系统；（b）气浮平台；（c）磁气悬吊平台</w:t>
+      </w:r>
+    </w:p>
+    <w:p>
+      <w:pPr>
+        <w:keepNext/>
+        <w:widowControl/>
+        <w:snapToGrid w:val="0"/>
+        <w:spacing w:before="160" w:after="100" w:line="400" w:lineRule="exact"/>
+        <w:ind w:firstLine="0"/>
+        <w:jc w:val="left"/>
+      </w:pPr>
+      <w:r>
+        <w:rPr>
+          <w:rFonts w:ascii="Times New Roman" w:hAnsi="Times New Roman" w:eastAsia="SimSun"/>
+          <w:b/>
+          <w:color w:val="000000"/>
+          <w:sz w:val="24"/>
+          <w:lang w:eastAsia="zh-CN"/>
+        </w:rPr>
+        <w:t>（2）尚需完善的条件及解决途径</w:t>
+      </w:r>
+    </w:p>
+    <w:p>
+      <w:pPr>
+        <w:widowControl/>
+        <w:snapToGrid w:val="0"/>
+        <w:spacing w:before="0" w:after="100" w:line="400" w:lineRule="exact"/>
+        <w:ind w:firstLine="480"/>
+        <w:jc w:val="both"/>
+      </w:pPr>
+      <w:r>
+        <w:rPr>
+          <w:rFonts w:ascii="Times New Roman" w:hAnsi="Times New Roman" w:eastAsia="SimSun"/>
+          <w:b w:val="0"/>
+          <w:color w:val="000000"/>
+          <w:sz w:val="24"/>
+          <w:lang w:eastAsia="zh-CN"/>
+        </w:rPr>
+        <w:t>围绕基座振动下的闭环验证，拟完善模拟装置与作业机械臂之间的悬挂连接法兰、转接组件及可换配重，布置基座运动与安装端力和力矩测点，完成位姿测量系统、力和力矩传感器及传感器空间外参的标定，并实现模拟装置与作业机械臂的执行时序同步。结合现有对接平台完善典型接口夹具与独立位姿测量，使基座激励、末端运动和最终对接精度能够分别评价。连接组件、接口改装与专项测试按项目预算落实，计算与通用测量设备优先共享。</w:t>
+      </w:r>
+    </w:p>
+    <w:p>
+      <w:pPr>
+        <w:widowControl/>
+        <w:snapToGrid w:val="0"/>
+        <w:spacing w:before="0" w:after="100" w:line="400" w:lineRule="exact"/>
+        <w:ind w:firstLine="480"/>
+        <w:jc w:val="both"/>
+      </w:pPr>
+      <w:r>
+        <w:rPr>
+          <w:rFonts w:ascii="Times New Roman" w:hAnsi="Times New Roman" w:eastAsia="SimSun"/>
+          <w:b w:val="0"/>
+          <w:color w:val="000000"/>
+          <w:sz w:val="24"/>
+          <w:lang w:eastAsia="zh-CN"/>
+        </w:rPr>
+        <w:t>拟依托重点实验室在航空航天结构力学及控制方面的研究条件，围绕安装端作用力与力矩校核、运动与受力测量及控制实验开展联合讨论和测试，按阶段研究进度落实设备共享与试验安排。</w:t>
+      </w:r>
+    </w:p>
+    <w:p>
+      <w:pPr>
+        <w:keepNext/>
+        <w:widowControl/>
+        <w:snapToGrid w:val="0"/>
+        <w:spacing w:before="160" w:after="100" w:line="400" w:lineRule="exact"/>
+        <w:ind w:firstLine="0"/>
+        <w:jc w:val="left"/>
+      </w:pPr>
+      <w:r>
+        <w:rPr>
+          <w:rFonts w:ascii="Times New Roman" w:hAnsi="Times New Roman" w:eastAsia="SimSun"/>
+          <w:b/>
+          <w:color w:val="000000"/>
+          <w:sz w:val="24"/>
+          <w:lang w:eastAsia="zh-CN"/>
+        </w:rPr>
+        <w:t>3、申请人简介</w:t>
+      </w:r>
+    </w:p>
+    <w:p>
+      <w:pPr>
+        <w:keepNext/>
+        <w:widowControl/>
+        <w:snapToGrid w:val="0"/>
+        <w:spacing w:before="160" w:after="100" w:line="400" w:lineRule="exact"/>
+        <w:ind w:firstLine="0"/>
+        <w:jc w:val="left"/>
+      </w:pPr>
+      <w:r>
+        <w:rPr>
+          <w:rFonts w:ascii="Times New Roman" w:hAnsi="Times New Roman" w:eastAsia="SimSun"/>
+          <w:b/>
+          <w:color w:val="000000"/>
+          <w:sz w:val="24"/>
+          <w:lang w:eastAsia="zh-CN"/>
+        </w:rPr>
+        <w:t>（1）学历与研究工作简历</w:t>
+      </w:r>
+    </w:p>
+    <w:p>
+      <w:pPr>
+        <w:widowControl/>
+        <w:snapToGrid w:val="0"/>
+        <w:spacing w:before="0" w:after="100" w:line="400" w:lineRule="exact"/>
+        <w:ind w:firstLine="480"/>
+        <w:jc w:val="both"/>
+        <w:rPr>
+          <w:rFonts w:ascii="Times New Roman" w:hAnsi="Times New Roman" w:eastAsia="SimSun"/>
+          <w:b w:val="0"/>
+          <w:color w:val="000000"/>
+          <w:sz w:val="24"/>
+          <w:lang w:eastAsia="zh-CN"/>
+        </w:rPr>
+      </w:pPr>
+      <w:r>
+        <w:rPr>
+          <w:rFonts w:ascii="Times New Roman" w:hAnsi="Times New Roman" w:eastAsia="SimSun"/>
+          <w:b w:val="0"/>
+          <w:color w:val="000000"/>
+          <w:sz w:val="24"/>
+          <w:lang w:eastAsia="zh-CN"/>
+        </w:rPr>
+        <w:t>单明贺，北京理工大学教授、博士生导师，国家级青年人才，主要从事空间在轨操作动力学与控制、柔性多体动力学和空间机器人技术研究。</w:t>
+      </w:r>
+    </w:p>
+    <w:p>
+      <w:pPr>
+        <w:widowControl/>
+        <w:snapToGrid w:val="0"/>
+        <w:spacing w:before="0" w:after="100" w:line="400" w:lineRule="exact"/>
+        <w:ind w:firstLine="480"/>
+        <w:jc w:val="both"/>
+      </w:pPr>
+      <w:r>
+        <w:rPr>
+          <w:rFonts w:ascii="Times New Roman" w:hAnsi="Times New Roman" w:eastAsia="SimSun"/>
+          <w:b w:val="0"/>
+          <w:color w:val="000000"/>
+          <w:sz w:val="24"/>
+          <w:lang w:eastAsia="zh-CN"/>
+        </w:rPr>
+        <w:t>申请人主持国家科技重大专项子课题、国家自然科学基金面上项目和青年项目等科研项目10余项，发表高水平论文30余篇，获授权发明专利7项。相关研究覆盖柔性结构动力学、空间机器人操作与地面验证，为本项目的耦合建模、控制方法研究和实验组织提供支撑。</w:t>
+      </w:r>
+    </w:p>
+    <w:p>
+      <w:pPr>
+        <w:keepNext/>
+        <w:widowControl/>
+        <w:snapToGrid w:val="0"/>
+        <w:spacing w:before="160" w:after="100" w:line="400" w:lineRule="exact"/>
+        <w:ind w:firstLine="0"/>
+        <w:jc w:val="left"/>
+      </w:pPr>
+      <w:r>
+        <w:rPr>
+          <w:rFonts w:ascii="Times New Roman" w:hAnsi="Times New Roman" w:eastAsia="SimSun"/>
+          <w:b/>
+          <w:color w:val="000000"/>
+          <w:sz w:val="24"/>
+          <w:lang w:eastAsia="zh-CN"/>
+        </w:rPr>
+        <w:t>（2）近期与本项目有关的主要论著</w:t>
+      </w:r>
+    </w:p>
+    <w:p>
+      <w:pPr>
+        <w:keepLines/>
+        <w:widowControl/>
+        <w:snapToGrid w:val="0"/>
+        <w:spacing w:before="0" w:after="100" w:line="320" w:lineRule="exact"/>
+        <w:ind w:left="360" w:hanging="360"/>
+        <w:jc w:val="left"/>
+      </w:pPr>
+      <w:r>
+        <w:rPr>
+          <w:rFonts w:ascii="Times New Roman" w:hAnsi="Times New Roman" w:eastAsia="SimSun"/>
+          <w:b w:val="0"/>
+          <w:color w:val="000000"/>
+          <w:sz w:val="24"/>
+          <w:lang w:eastAsia="zh-CN"/>
+        </w:rPr>
+        <w:t>[1] Qiming Ren, Minghe Shan. A unified framework for compliant control and trajectory planning in robotic in-orbit assembly[J]. Acta Astronautica, 2026, 243: 32–45. DOI: 10.1016/j.actaastro.2026.01.029.</w:t>
+      </w:r>
+    </w:p>
+    <w:p>
+      <w:pPr>
+        <w:keepLines/>
+        <w:widowControl/>
+        <w:snapToGrid w:val="0"/>
+        <w:spacing w:before="0" w:after="100" w:line="320" w:lineRule="exact"/>
+        <w:ind w:left="360" w:hanging="360"/>
+        <w:jc w:val="left"/>
+      </w:pPr>
+      <w:r>
+        <w:rPr>
+          <w:rFonts w:ascii="Times New Roman" w:hAnsi="Times New Roman" w:eastAsia="SimSun"/>
+          <w:b w:val="0"/>
+          <w:color w:val="000000"/>
+          <w:sz w:val="24"/>
+          <w:lang w:eastAsia="zh-CN"/>
+        </w:rPr>
+        <w:t>[2] Wenkang Su, Lingling Shi, Andreas Müller, Minghe Shan. Cooperative manipulation control with task-prioritized real-time optimization for free-floating dual-arm space robots[J]. Aerospace Science and Technology, 2026, 171: 111584. DOI: 10.1016/j.ast.2025.111584.</w:t>
+      </w:r>
+    </w:p>
+    <w:p>
+      <w:pPr>
+        <w:keepLines/>
+        <w:widowControl/>
+        <w:snapToGrid w:val="0"/>
+        <w:spacing w:before="0" w:after="100" w:line="320" w:lineRule="exact"/>
+        <w:ind w:left="360" w:hanging="360"/>
+        <w:jc w:val="left"/>
+      </w:pPr>
+      <w:r>
+        <w:rPr>
+          <w:rFonts w:ascii="Times New Roman" w:hAnsi="Times New Roman" w:eastAsia="SimSun"/>
+          <w:b w:val="0"/>
+          <w:color w:val="000000"/>
+          <w:sz w:val="24"/>
+          <w:lang w:eastAsia="zh-CN"/>
+        </w:rPr>
+        <w:t>[3] Zhen Huang, Lingling Shi, Lijia Fan, Yan Yang, Minghe Shan. Multirobot Assembly Sequence Planning of a Large Space Telescope[J]. Journal of Spacecraft and Rockets, 2025, 62(3): 915–927. DOI: 10.2514/1.A36129.</w:t>
+      </w:r>
+    </w:p>
+    <w:p>
+      <w:pPr>
+        <w:keepNext/>
+        <w:widowControl/>
+        <w:snapToGrid w:val="0"/>
+        <w:spacing w:before="160" w:after="100" w:line="400" w:lineRule="exact"/>
+        <w:ind w:firstLine="0"/>
+        <w:jc w:val="left"/>
+      </w:pPr>
+      <w:r>
+        <w:rPr>
+          <w:rFonts w:ascii="Times New Roman" w:hAnsi="Times New Roman" w:eastAsia="SimSun"/>
+          <w:b/>
+          <w:color w:val="000000"/>
+          <w:sz w:val="24"/>
+          <w:lang w:eastAsia="zh-CN"/>
+        </w:rPr>
+        <w:t>（3）学术奖励</w:t>
+      </w:r>
+    </w:p>
+    <w:p>
+      <w:pPr>
+        <w:keepLines/>
+        <w:widowControl/>
+        <w:snapToGrid w:val="0"/>
+        <w:spacing w:before="0" w:after="100" w:line="320" w:lineRule="exact"/>
+        <w:ind w:left="360" w:hanging="360"/>
+        <w:jc w:val="left"/>
+      </w:pPr>
+      <w:r>
+        <w:rPr>
+          <w:rFonts w:ascii="Times New Roman" w:hAnsi="Times New Roman" w:eastAsia="SimSun"/>
+          <w:b w:val="0"/>
+          <w:color w:val="000000"/>
+          <w:sz w:val="24"/>
+          <w:lang w:eastAsia="zh-CN"/>
+        </w:rPr>
+        <w:t>1. 单明贺，国际空间研究委员会青年科学家最佳论文奖（COSPAR Outstanding Paper Award for Young Scientists），2022年。</w:t>
+      </w:r>
+    </w:p>
+    <w:p>
+      <w:pPr>
+        <w:keepLines/>
+        <w:widowControl/>
+        <w:snapToGrid w:val="0"/>
+        <w:spacing w:before="0" w:after="100" w:line="320" w:lineRule="exact"/>
+        <w:ind w:left="360" w:hanging="360"/>
+        <w:jc w:val="left"/>
+      </w:pPr>
+      <w:r>
+        <w:rPr>
+          <w:rFonts w:ascii="Times New Roman" w:hAnsi="Times New Roman" w:eastAsia="SimSun"/>
+          <w:b w:val="0"/>
+          <w:color w:val="000000"/>
+          <w:sz w:val="24"/>
+          <w:lang w:eastAsia="zh-CN"/>
+        </w:rPr>
+        <w:t>2. 张大羽，罗凯，赵将，韩石磊，朱佳龙，单明贺，王辉，刘凡，薛永刚，王立朋. 空间大型柔性可展结构高可靠展开与超低频模态辨识关键技术及应用. 中国振动工程学会科学技术奖二等奖，2023年。</w:t>
+      </w:r>
+    </w:p>
+    <w:p>
+      <w:pPr>
+        <w:keepNext/>
+        <w:widowControl/>
+        <w:snapToGrid w:val="0"/>
+        <w:spacing w:before="160" w:after="100" w:line="400" w:lineRule="exact"/>
+        <w:ind w:firstLine="0"/>
+        <w:jc w:val="left"/>
+      </w:pPr>
+      <w:r>
+        <w:rPr>
+          <w:rFonts w:ascii="Times New Roman" w:hAnsi="Times New Roman" w:eastAsia="SimSun"/>
+          <w:b/>
+          <w:color w:val="000000"/>
+          <w:sz w:val="24"/>
+          <w:lang w:eastAsia="zh-CN"/>
+        </w:rPr>
+        <w:t>4、项目组主要成员简介</w:t>
+      </w:r>
+    </w:p>
+    <w:p>
+      <w:pPr>
+        <w:widowControl/>
+        <w:snapToGrid w:val="0"/>
+        <w:spacing w:before="0" w:after="100" w:line="400" w:lineRule="exact"/>
+        <w:ind w:firstLine="480"/>
+        <w:jc w:val="both"/>
+      </w:pPr>
+      <w:r>
+        <w:rPr>
+          <w:rFonts w:ascii="Times New Roman" w:hAnsi="Times New Roman" w:eastAsia="SimSun"/>
+          <w:b w:val="0"/>
+          <w:color w:val="000000"/>
+          <w:sz w:val="24"/>
+          <w:lang w:eastAsia="zh-CN"/>
+        </w:rPr>
+        <w:t>项目组由单明贺、苏文</w:t>
+      </w:r>
+      <w:bookmarkStart w:id="0" w:name="_GoBack"/>
+      <w:bookmarkEnd w:id="0"/>
+      <w:r>
+        <w:rPr>
+          <w:rFonts w:ascii="Times New Roman" w:hAnsi="Times New Roman" w:eastAsia="SimSun"/>
+          <w:b w:val="0"/>
+          <w:color w:val="000000"/>
+          <w:sz w:val="24"/>
+          <w:lang w:eastAsia="zh-CN"/>
+        </w:rPr>
+        <w:t>康、黄朕、李融冰和任启明组成，围绕耦合建模、控制方法与地面验证拟作如下分工。</w:t>
+      </w:r>
+    </w:p>
+    <w:p>
+      <w:pPr>
+        <w:widowControl/>
+        <w:snapToGrid w:val="0"/>
+        <w:spacing w:before="0" w:after="100" w:line="400" w:lineRule="exact"/>
+        <w:ind w:firstLine="480"/>
+        <w:jc w:val="both"/>
+      </w:pPr>
+      <w:r>
+        <w:rPr>
+          <w:rFonts w:ascii="Times New Roman" w:hAnsi="Times New Roman" w:eastAsia="SimSun"/>
+          <w:b w:val="0"/>
+          <w:color w:val="000000"/>
+          <w:sz w:val="24"/>
+          <w:lang w:eastAsia="zh-CN"/>
+        </w:rPr>
+        <w:t>单明贺：项目负责人，研究基础及代表性成果见前节。负责总体研究方案与进度组织，统筹机器人与柔性桁架的耦合建模、闭环性能分析及与重点实验室的合作交流。</w:t>
+      </w:r>
+    </w:p>
+    <w:p>
+      <w:pPr>
+        <w:widowControl/>
+        <w:snapToGrid w:val="0"/>
+        <w:spacing w:before="0" w:after="100" w:line="400" w:lineRule="exact"/>
+        <w:ind w:firstLine="480"/>
+        <w:jc w:val="both"/>
+      </w:pPr>
+      <w:r>
+        <w:rPr>
+          <w:rFonts w:ascii="Times New Roman" w:hAnsi="Times New Roman" w:eastAsia="SimSun"/>
+          <w:b w:val="0"/>
+          <w:color w:val="000000"/>
+          <w:sz w:val="24"/>
+          <w:lang w:eastAsia="zh-CN"/>
+        </w:rPr>
+        <w:t>苏文康：已开展自由漂浮空间机器人任务优先协同操作与实时优化控制研究。拟承担几何阻抗与动力学优化控制设计、驱动约束协调及基座振动下的末端运动与安装端力和力矩分析。</w:t>
+      </w:r>
+    </w:p>
+    <w:p>
+      <w:pPr>
+        <w:widowControl/>
+        <w:snapToGrid w:val="0"/>
+        <w:spacing w:before="0" w:after="100" w:line="400" w:lineRule="exact"/>
+        <w:ind w:firstLine="480"/>
+        <w:jc w:val="both"/>
+      </w:pPr>
+      <w:r>
+        <w:rPr>
+          <w:rFonts w:ascii="Times New Roman" w:hAnsi="Times New Roman" w:eastAsia="SimSun"/>
+          <w:b w:val="0"/>
+          <w:color w:val="000000"/>
+          <w:sz w:val="24"/>
+          <w:lang w:eastAsia="zh-CN"/>
+        </w:rPr>
+        <w:t>黄朕：已开展大型空间望远镜多机器人组装序列规划研究，具备面向在轨组装任务组织操作流程的研究基础。拟承担典型作业过程与参考轨迹设计、实验工况组织及结果评价，服务于本项目单机器人运动与对接验证。</w:t>
+      </w:r>
+    </w:p>
+    <w:p>
+      <w:pPr>
+        <w:widowControl/>
+        <w:snapToGrid w:val="0"/>
+        <w:spacing w:before="0" w:after="100" w:line="400" w:lineRule="exact"/>
+        <w:ind w:firstLine="480"/>
+        <w:jc w:val="both"/>
+      </w:pPr>
+      <w:r>
+        <w:rPr>
+          <w:rFonts w:ascii="Times New Roman" w:hAnsi="Times New Roman" w:eastAsia="SimSun"/>
+          <w:b w:val="0"/>
+          <w:color w:val="000000"/>
+          <w:sz w:val="24"/>
+          <w:lang w:eastAsia="zh-CN"/>
+        </w:rPr>
+        <w:t>李融冰：拟承担作业机械臂的控制程序集成与实物实验，重点开展实时力矩接口实现、基座振动下运动控制验证和实验数据分析。</w:t>
+      </w:r>
+    </w:p>
+    <w:p>
+      <w:pPr>
+        <w:keepNext/>
+        <w:widowControl/>
+        <w:snapToGrid w:val="0"/>
+        <w:spacing w:before="160" w:after="100" w:line="400" w:lineRule="exact"/>
+        <w:ind w:firstLine="0"/>
+        <w:jc w:val="left"/>
+      </w:pPr>
+      <w:r>
+        <w:rPr>
+          <w:rFonts w:ascii="Times New Roman" w:hAnsi="Times New Roman" w:eastAsia="SimSun"/>
+          <w:b/>
+          <w:color w:val="000000"/>
+          <w:sz w:val="24"/>
+          <w:lang w:eastAsia="zh-CN"/>
+        </w:rPr>
+        <w:t>5、近五年承担科研项目情况</w:t>
+      </w:r>
+    </w:p>
+    <w:p>
+      <w:pPr>
+        <w:widowControl/>
+        <w:snapToGrid w:val="0"/>
+        <w:spacing w:before="0" w:after="100" w:line="400" w:lineRule="exact"/>
+        <w:ind w:firstLine="480"/>
+        <w:jc w:val="both"/>
+      </w:pPr>
+      <w:r>
+        <w:rPr>
+          <w:rFonts w:ascii="Times New Roman" w:hAnsi="Times New Roman" w:eastAsia="SimSun"/>
+          <w:b w:val="0"/>
+          <w:color w:val="000000"/>
+          <w:sz w:val="24"/>
+          <w:lang w:eastAsia="zh-CN"/>
+        </w:rPr>
+        <w:t>本项目依托既有研究基础，重点研究柔性安装界面的动态作用、受约束阻抗响应及接触参考修正，形成相应模型、算法和典型接口实验结果。</w:t>
+      </w:r>
+    </w:p>
+    <w:p>
+      <w:pPr>
+        <w:widowControl/>
+        <w:snapToGrid w:val="0"/>
+        <w:spacing w:before="0" w:after="100" w:line="400" w:lineRule="exact"/>
+        <w:ind w:firstLine="480"/>
+        <w:jc w:val="both"/>
+      </w:pPr>
+      <w:r>
+        <w:rPr>
+          <w:rFonts w:ascii="Times New Roman" w:hAnsi="Times New Roman" w:eastAsia="SimSun"/>
+          <w:b w:val="0"/>
+          <w:color w:val="B22222"/>
+          <w:sz w:val="24"/>
+          <w:lang w:eastAsia="zh-CN"/>
+        </w:rPr>
+        <w:t>〔待补充〕近五年科研项目的正式名称、编号、经费来源、起止年月及承担角色，并按实际任务书说明与本项目的联系和任务区别。</w:t>
+      </w:r>
+    </w:p>
+    <w:p>
+      <w:pPr>
+        <w:spacing w:line="360" w:lineRule="auto"/>
+        <w:jc w:val="left"/>
+        <w:rPr>
+          <w:rFonts w:hint="eastAsia"/>
+          <w:b/>
+        </w:rPr>
+      </w:pPr>
+      <w:r>
+        <w:rPr>
+          <w:sz w:val="24"/>
+        </w:rPr>
+        <w:br w:type="page"/>
+      </w:r>
       <w:r>
         <w:rPr>
           <w:rFonts w:hint="eastAsia"/>
           <w:b/>
           <w:sz w:val="24"/>
         </w:rPr>
-        <w:t>4.</w:t>
-      </w:r>
-      <w:r>
-        <w:rPr>
-          <w:rFonts w:hint="eastAsia"/>
-          <w:b/>
-          <w:sz w:val="24"/>
-        </w:rPr>
-        <w:tab/>
-      </w:r>
-      <w:r>
-        <w:rPr>
-          <w:rFonts w:hint="eastAsia"/>
-          <w:b/>
-          <w:sz w:val="24"/>
-        </w:rPr>
-        <w:t>本项目的特色与创新之处。</w:t>
-      </w:r>
-    </w:p>
-    <w:p>
-      <w:pPr>
-        <w:spacing w:line="360" w:lineRule="auto"/>
-        <w:jc w:val="left"/>
-        <w:rPr>
-          <w:rFonts w:hint="eastAsia"/>
-          <w:sz w:val="24"/>
-        </w:rPr>
-      </w:pPr>
-      <w:r>
-        <w:rPr>
-          <w:rFonts w:hint="eastAsia"/>
-          <w:b/>
-          <w:sz w:val="24"/>
-        </w:rPr>
-        <w:t>5.</w:t>
-      </w:r>
-      <w:r>
-        <w:rPr>
-          <w:rFonts w:hint="eastAsia"/>
-          <w:b/>
-          <w:sz w:val="24"/>
-        </w:rPr>
-        <w:tab/>
-      </w:r>
-      <w:r>
-        <w:rPr>
-          <w:rFonts w:hint="eastAsia"/>
-          <w:b/>
-          <w:sz w:val="24"/>
-        </w:rPr>
-        <w:t>年度研究计划及预期研究</w:t>
-      </w:r>
-      <w:r>
-        <w:rPr>
-          <w:rFonts w:hint="eastAsia"/>
-          <w:b/>
-          <w:sz w:val="24"/>
-        </w:rPr>
-        <w:t>成</w:t>
-      </w:r>
-      <w:r>
-        <w:rPr>
-          <w:rFonts w:hint="eastAsia"/>
-          <w:b/>
-          <w:sz w:val="24"/>
-        </w:rPr>
-        <w:t>果。</w:t>
-      </w:r>
-      <w:r>
-        <w:rPr>
-          <w:rFonts w:hint="eastAsia"/>
-          <w:sz w:val="24"/>
-        </w:rPr>
-        <w:t>（包括拟组织的重要学术交流活动、国际合作与交流计划等）</w:t>
-      </w:r>
-    </w:p>
-    <w:p>
-      <w:pPr>
-        <w:spacing w:line="360" w:lineRule="auto"/>
-        <w:jc w:val="left"/>
-        <w:rPr>
-          <w:rFonts w:hint="eastAsia"/>
-          <w:b/>
-          <w:sz w:val="24"/>
-        </w:rPr>
-      </w:pPr>
-      <w:r>
-        <w:rPr>
-          <w:rFonts w:hint="eastAsia"/>
-          <w:b/>
-          <w:sz w:val="24"/>
-        </w:rPr>
-        <w:t>二、</w:t>
-      </w:r>
-      <w:r>
-        <w:rPr>
-          <w:rFonts w:hint="eastAsia"/>
-          <w:b/>
-          <w:sz w:val="24"/>
-        </w:rPr>
-        <w:t>研究基础与工作条件</w:t>
-      </w:r>
-    </w:p>
-    <w:p>
-      <w:pPr>
-        <w:spacing w:line="360" w:lineRule="auto"/>
-        <w:jc w:val="left"/>
-        <w:rPr>
-          <w:rFonts w:hint="eastAsia"/>
-          <w:sz w:val="24"/>
-        </w:rPr>
-      </w:pPr>
-      <w:r>
-        <w:rPr>
-          <w:rFonts w:hint="eastAsia"/>
-          <w:b/>
-          <w:sz w:val="24"/>
-        </w:rPr>
-        <w:t>1</w:t>
-      </w:r>
-      <w:r>
-        <w:rPr>
-          <w:rFonts w:hint="eastAsia"/>
-          <w:b/>
-          <w:sz w:val="24"/>
-        </w:rPr>
-        <w:t>、工作基础</w:t>
-      </w:r>
-      <w:r>
-        <w:rPr>
-          <w:rFonts w:hint="eastAsia"/>
-          <w:sz w:val="24"/>
-        </w:rPr>
-        <w:t>（与本项目相关的研究工作积累和已取得的研究工作成绩</w:t>
-      </w:r>
-      <w:r>
-        <w:rPr>
-          <w:rFonts w:hint="eastAsia"/>
-          <w:sz w:val="24"/>
-        </w:rPr>
-        <w:t>。</w:t>
-      </w:r>
-      <w:r>
-        <w:rPr>
-          <w:rFonts w:hint="eastAsia"/>
-          <w:sz w:val="24"/>
-        </w:rPr>
-        <w:t>）</w:t>
-      </w:r>
-    </w:p>
-    <w:p>
-      <w:pPr>
-        <w:spacing w:line="360" w:lineRule="auto"/>
-        <w:jc w:val="left"/>
-        <w:rPr>
-          <w:rFonts w:hint="eastAsia"/>
-          <w:sz w:val="24"/>
-        </w:rPr>
-      </w:pPr>
-      <w:r>
-        <w:rPr>
-          <w:rFonts w:hint="eastAsia"/>
-          <w:b/>
-          <w:sz w:val="24"/>
-        </w:rPr>
-        <w:t>2</w:t>
-      </w:r>
-      <w:r>
-        <w:rPr>
-          <w:rFonts w:hint="eastAsia"/>
-          <w:b/>
-          <w:sz w:val="24"/>
-        </w:rPr>
-        <w:t>、工作条件</w:t>
-      </w:r>
-      <w:r>
-        <w:rPr>
-          <w:rFonts w:hint="eastAsia"/>
-          <w:sz w:val="24"/>
-        </w:rPr>
-        <w:t>（包括已具备的实验条件，尚缺少的实验条件和拟解决的途径</w:t>
-      </w:r>
-      <w:r>
-        <w:rPr>
-          <w:rFonts w:hint="eastAsia"/>
-          <w:sz w:val="24"/>
-        </w:rPr>
-        <w:t>）</w:t>
-      </w:r>
-    </w:p>
-    <w:p>
-      <w:pPr>
-        <w:spacing w:line="360" w:lineRule="auto"/>
-        <w:jc w:val="left"/>
-        <w:rPr>
-          <w:rFonts w:hint="eastAsia"/>
-          <w:sz w:val="24"/>
-        </w:rPr>
-      </w:pPr>
-      <w:r>
-        <w:rPr>
-          <w:rFonts w:hint="eastAsia"/>
-          <w:b/>
-          <w:sz w:val="24"/>
-        </w:rPr>
-        <w:t>3</w:t>
-      </w:r>
-      <w:r>
-        <w:rPr>
-          <w:rFonts w:hint="eastAsia"/>
-          <w:b/>
-          <w:sz w:val="24"/>
-        </w:rPr>
-        <w:t>、申请人简介</w:t>
-      </w:r>
-      <w:r>
-        <w:rPr>
-          <w:rFonts w:hint="eastAsia"/>
-          <w:sz w:val="24"/>
-        </w:rPr>
-        <w:t>（申请人的</w:t>
-      </w:r>
-      <w:r>
-        <w:rPr>
-          <w:rFonts w:hint="eastAsia"/>
-          <w:b/>
-          <w:sz w:val="24"/>
-        </w:rPr>
-        <w:t>学历</w:t>
-      </w:r>
-      <w:r>
-        <w:rPr>
-          <w:rFonts w:hint="eastAsia"/>
-          <w:sz w:val="24"/>
-        </w:rPr>
-        <w:t>和研究</w:t>
-      </w:r>
-      <w:r>
-        <w:rPr>
-          <w:rFonts w:hint="eastAsia"/>
-          <w:b/>
-          <w:sz w:val="24"/>
-        </w:rPr>
-        <w:t>工作简历</w:t>
-      </w:r>
-      <w:r>
-        <w:rPr>
-          <w:rFonts w:hint="eastAsia"/>
-          <w:sz w:val="24"/>
-        </w:rPr>
-        <w:t>，近期已发表与本项目有关的主要</w:t>
-      </w:r>
-      <w:r>
-        <w:rPr>
-          <w:rFonts w:hint="eastAsia"/>
-          <w:b/>
-          <w:sz w:val="24"/>
-        </w:rPr>
-        <w:t>论著</w:t>
-      </w:r>
-      <w:r>
-        <w:rPr>
-          <w:rFonts w:hint="eastAsia"/>
-          <w:sz w:val="24"/>
-        </w:rPr>
-        <w:t>目录和获得</w:t>
-      </w:r>
-      <w:r>
-        <w:rPr>
-          <w:rFonts w:hint="eastAsia"/>
-          <w:b/>
-          <w:sz w:val="24"/>
-        </w:rPr>
-        <w:t>学术奖励</w:t>
-      </w:r>
-      <w:r>
-        <w:rPr>
-          <w:rFonts w:hint="eastAsia"/>
-          <w:sz w:val="24"/>
-        </w:rPr>
-        <w:t>情况。论著目录要求详细列出所有作者、论著题目、期刊名或出版社名、年、卷（期）、起止页码等；奖励情况也须详细列出全部受奖人员、奖励名称等级、授奖年等）</w:t>
-      </w:r>
-    </w:p>
-    <w:p>
-      <w:pPr>
-        <w:spacing w:line="360" w:lineRule="auto"/>
-        <w:jc w:val="left"/>
-        <w:rPr>
-          <w:rFonts w:hint="eastAsia"/>
-          <w:color w:val="000000"/>
-          <w:sz w:val="24"/>
-        </w:rPr>
-      </w:pPr>
-      <w:r>
-        <w:rPr>
-          <w:rFonts w:hint="eastAsia"/>
-          <w:b/>
-          <w:sz w:val="24"/>
-        </w:rPr>
-        <w:t>4</w:t>
-      </w:r>
-      <w:r>
-        <w:rPr>
-          <w:rFonts w:hint="eastAsia"/>
-          <w:b/>
-          <w:sz w:val="24"/>
-        </w:rPr>
-        <w:t>、项目组主要成员简介</w:t>
-      </w:r>
-      <w:r>
-        <w:rPr>
-          <w:rFonts w:hint="eastAsia"/>
-          <w:sz w:val="24"/>
-        </w:rPr>
-        <w:t>（项目组主要成员</w:t>
-      </w:r>
-      <w:r>
-        <w:rPr>
-          <w:rFonts w:hint="eastAsia"/>
-          <w:sz w:val="24"/>
-        </w:rPr>
-        <w:t>近期已发表与本项目有关的主要论著目录和获得学术奖励情况及在本项目中承担的任务。</w:t>
-      </w:r>
-      <w:r>
-        <w:rPr>
-          <w:rFonts w:hint="eastAsia"/>
-          <w:color w:val="000000"/>
-          <w:sz w:val="24"/>
-        </w:rPr>
-        <w:t>论著目录要求详细列出所有作者、论著题目、期刊名或出版社名、年、卷（期）、起止页码等；奖励情况也须详细列出全部受奖人员、奖励名称等级、授奖年等）</w:t>
-      </w:r>
-    </w:p>
-    <w:p>
-      <w:pPr>
-        <w:spacing w:line="360" w:lineRule="auto"/>
-        <w:jc w:val="left"/>
-        <w:rPr>
-          <w:rFonts w:hint="eastAsia"/>
-          <w:color w:val="000000"/>
-          <w:sz w:val="24"/>
-        </w:rPr>
-      </w:pPr>
-      <w:r>
-        <w:rPr>
-          <w:rFonts w:hint="eastAsia"/>
-          <w:b/>
-          <w:sz w:val="24"/>
-        </w:rPr>
-        <w:t>5</w:t>
-      </w:r>
-      <w:r>
-        <w:rPr>
-          <w:rFonts w:hint="eastAsia"/>
-          <w:b/>
-          <w:sz w:val="24"/>
-        </w:rPr>
-        <w:t>、</w:t>
-      </w:r>
-      <w:r>
-        <w:rPr>
-          <w:rFonts w:hint="eastAsia"/>
-          <w:b/>
-          <w:sz w:val="24"/>
-        </w:rPr>
-        <w:t>近五年</w:t>
-      </w:r>
-      <w:r>
-        <w:rPr>
-          <w:rFonts w:hint="eastAsia"/>
-          <w:b/>
-          <w:sz w:val="24"/>
-        </w:rPr>
-        <w:t>承担科研项目情况</w:t>
-      </w:r>
-      <w:r>
-        <w:rPr>
-          <w:rFonts w:hint="eastAsia"/>
-          <w:sz w:val="24"/>
-        </w:rPr>
-        <w:t>（申请人和项目组主要参与者承担的科研项目情况，要注明项目的名称和编号、经费来源、起止年月、与本项目的关系</w:t>
-      </w:r>
-      <w:r>
-        <w:rPr>
-          <w:rFonts w:hint="eastAsia"/>
-          <w:color w:val="000000"/>
-          <w:sz w:val="24"/>
-        </w:rPr>
-        <w:t>及在项目中的角色）</w:t>
-      </w:r>
-    </w:p>
-    <w:p>
-      <w:pPr>
-        <w:spacing w:line="360" w:lineRule="auto"/>
-        <w:jc w:val="left"/>
-        <w:rPr>
-          <w:rFonts w:hint="eastAsia"/>
-          <w:b/>
-        </w:rPr>
-      </w:pPr>
-      <w:r>
-        <w:rPr>
-          <w:sz w:val="24"/>
-        </w:rPr>
-        <w:br w:type="page"/>
-      </w:r>
-      <w:r>
-        <w:rPr>
-          <w:rFonts w:hint="eastAsia"/>
-          <w:b/>
-          <w:sz w:val="24"/>
-        </w:rPr>
-        <w:lastRenderedPageBreak/>
-        <w:t>三、经费</w:t>
-      </w:r>
-      <w:r>
-        <w:rPr>
-          <w:rFonts w:hint="eastAsia"/>
-          <w:b/>
-          <w:sz w:val="24"/>
-        </w:rPr>
-        <w:t>预算</w:t>
+        <w:t>三、经费预算</w:t>
       </w:r>
     </w:p>
     <w:tbl>
       <w:tblPr>
+        <w:tblStyle w:val="5"/>
         <w:tblW w:w="7966" w:type="dxa"/>
         <w:jc w:val="center"/>
         <w:tblBorders>
-          <w:top w:val="single" w:sz="12" w:space="0" w:color="auto"/>
-          <w:left w:val="single" w:sz="12" w:space="0" w:color="auto"/>
-          <w:bottom w:val="single" w:sz="12" w:space="0" w:color="auto"/>
-          <w:right w:val="single" w:sz="12" w:space="0" w:color="auto"/>
-          <w:insideH w:val="single" w:sz="6" w:space="0" w:color="auto"/>
-          <w:insideV w:val="single" w:sz="6" w:space="0" w:color="auto"/>
+          <w:top w:val="single" w:color="auto" w:sz="12" w:space="0"/>
+          <w:left w:val="single" w:color="auto" w:sz="12" w:space="0"/>
+          <w:bottom w:val="single" w:color="auto" w:sz="12" w:space="0"/>
+          <w:right w:val="single" w:color="auto" w:sz="12" w:space="0"/>
+          <w:insideH w:val="single" w:color="auto" w:sz="6" w:space="0"/>
+          <w:insideV w:val="single" w:color="auto" w:sz="6" w:space="0"/>
         </w:tblBorders>
         <w:tblLayout w:type="fixed"/>
         <w:tblCellMar>
+          <w:top w:w="0" w:type="dxa"/>
           <w:left w:w="28" w:type="dxa"/>
+          <w:bottom w:w="0" w:type="dxa"/>
           <w:right w:w="28" w:type="dxa"/>
         </w:tblCellMar>
-        <w:tblLook w:val="0000" w:firstRow="0" w:lastRow="0" w:firstColumn="0" w:lastColumn="0" w:noHBand="0" w:noVBand="0"/>
       </w:tblPr>
       <w:tblGrid>
         <w:gridCol w:w="2070"/>
@@ -3713,38 +4387,48 @@
       </w:tblGrid>
       <w:tr>
         <w:tblPrEx>
+          <w:tblBorders>
+            <w:top w:val="single" w:color="auto" w:sz="12" w:space="0"/>
+            <w:left w:val="single" w:color="auto" w:sz="12" w:space="0"/>
+            <w:bottom w:val="single" w:color="auto" w:sz="12" w:space="0"/>
+            <w:right w:val="single" w:color="auto" w:sz="12" w:space="0"/>
+            <w:insideH w:val="single" w:color="auto" w:sz="6" w:space="0"/>
+            <w:insideV w:val="single" w:color="auto" w:sz="6" w:space="0"/>
+          </w:tblBorders>
           <w:tblCellMar>
             <w:top w:w="0" w:type="dxa"/>
+            <w:left w:w="28" w:type="dxa"/>
             <w:bottom w:w="0" w:type="dxa"/>
+            <w:right w:w="28" w:type="dxa"/>
           </w:tblCellMar>
         </w:tblPrEx>
         <w:trPr>
-          <w:trHeight w:hRule="exact" w:val="626"/>
+          <w:trHeight w:val="626" w:hRule="exact"/>
           <w:jc w:val="center"/>
         </w:trPr>
         <w:tc>
           <w:tcPr>
             <w:tcW w:w="2070" w:type="dxa"/>
             <w:tcBorders>
-              <w:top w:val="single" w:sz="12" w:space="0" w:color="auto"/>
-              <w:left w:val="single" w:sz="12" w:space="0" w:color="auto"/>
-              <w:bottom w:val="single" w:sz="6" w:space="0" w:color="auto"/>
-              <w:right w:val="single" w:sz="6" w:space="0" w:color="auto"/>
-            </w:tcBorders>
-            <w:vAlign w:val="center"/>
-          </w:tcPr>
-          <w:p>
-            <w:pPr>
-              <w:jc w:val="center"/>
-              <w:rPr>
-                <w:rFonts w:ascii="宋体" w:hAnsi="宋体"/>
+              <w:top w:val="single" w:color="auto" w:sz="12" w:space="0"/>
+              <w:left w:val="single" w:color="auto" w:sz="12" w:space="0"/>
+              <w:bottom w:val="single" w:color="auto" w:sz="6" w:space="0"/>
+              <w:right w:val="single" w:color="auto" w:sz="6" w:space="0"/>
+            </w:tcBorders>
+            <w:vAlign w:val="center"/>
+          </w:tcPr>
+          <w:p>
+            <w:pPr>
+              <w:jc w:val="center"/>
+              <w:rPr>
+                <w:rFonts w:ascii="SimSun" w:hAnsi="SimSun"/>
                 <w:b/>
                 <w:szCs w:val="21"/>
               </w:rPr>
             </w:pPr>
             <w:r>
               <w:rPr>
-                <w:rFonts w:ascii="宋体" w:hAnsi="宋体" w:hint="eastAsia"/>
+                <w:rFonts w:hint="eastAsia" w:ascii="SimSun" w:hAnsi="SimSun"/>
                 <w:b/>
                 <w:szCs w:val="21"/>
               </w:rPr>
@@ -3752,7 +4436,7 @@
             </w:r>
             <w:r>
               <w:rPr>
-                <w:rFonts w:ascii="宋体" w:hAnsi="宋体"/>
+                <w:rFonts w:ascii="SimSun" w:hAnsi="SimSun"/>
                 <w:b/>
                 <w:szCs w:val="21"/>
               </w:rPr>
@@ -3760,7 +4444,7 @@
             </w:r>
             <w:r>
               <w:rPr>
-                <w:rFonts w:ascii="宋体" w:hAnsi="宋体" w:hint="eastAsia"/>
+                <w:rFonts w:hint="eastAsia" w:ascii="SimSun" w:hAnsi="SimSun"/>
                 <w:b/>
                 <w:szCs w:val="21"/>
               </w:rPr>
@@ -3768,7 +4452,7 @@
             </w:r>
             <w:r>
               <w:rPr>
-                <w:rFonts w:ascii="宋体" w:hAnsi="宋体"/>
+                <w:rFonts w:ascii="SimSun" w:hAnsi="SimSun"/>
                 <w:b/>
                 <w:szCs w:val="21"/>
               </w:rPr>
@@ -3776,7 +4460,7 @@
             </w:r>
             <w:r>
               <w:rPr>
-                <w:rFonts w:ascii="宋体" w:hAnsi="宋体" w:hint="eastAsia"/>
+                <w:rFonts w:hint="eastAsia" w:ascii="SimSun" w:hAnsi="SimSun"/>
                 <w:b/>
                 <w:szCs w:val="21"/>
               </w:rPr>
@@ -3788,25 +4472,25 @@
           <w:tcPr>
             <w:tcW w:w="1361" w:type="dxa"/>
             <w:tcBorders>
-              <w:top w:val="single" w:sz="12" w:space="0" w:color="auto"/>
-              <w:left w:val="single" w:sz="6" w:space="0" w:color="auto"/>
-              <w:bottom w:val="single" w:sz="6" w:space="0" w:color="auto"/>
-              <w:right w:val="single" w:sz="6" w:space="0" w:color="auto"/>
-            </w:tcBorders>
-            <w:vAlign w:val="center"/>
-          </w:tcPr>
-          <w:p>
-            <w:pPr>
-              <w:jc w:val="center"/>
-              <w:rPr>
-                <w:rFonts w:ascii="宋体" w:hAnsi="宋体"/>
+              <w:top w:val="single" w:color="auto" w:sz="12" w:space="0"/>
+              <w:left w:val="single" w:color="auto" w:sz="6" w:space="0"/>
+              <w:bottom w:val="single" w:color="auto" w:sz="6" w:space="0"/>
+              <w:right w:val="single" w:color="auto" w:sz="6" w:space="0"/>
+            </w:tcBorders>
+            <w:vAlign w:val="center"/>
+          </w:tcPr>
+          <w:p>
+            <w:pPr>
+              <w:jc w:val="center"/>
+              <w:rPr>
+                <w:rFonts w:ascii="SimSun" w:hAnsi="SimSun"/>
                 <w:b/>
                 <w:szCs w:val="21"/>
               </w:rPr>
             </w:pPr>
             <w:r>
               <w:rPr>
-                <w:rFonts w:ascii="宋体" w:hAnsi="宋体" w:hint="eastAsia"/>
+                <w:rFonts w:hint="eastAsia" w:ascii="SimSun" w:hAnsi="SimSun"/>
                 <w:b/>
                 <w:szCs w:val="21"/>
               </w:rPr>
@@ -3814,7 +4498,7 @@
             </w:r>
             <w:r>
               <w:rPr>
-                <w:rFonts w:ascii="宋体" w:hAnsi="宋体"/>
+                <w:rFonts w:ascii="SimSun" w:hAnsi="SimSun"/>
                 <w:b/>
                 <w:szCs w:val="21"/>
               </w:rPr>
@@ -3822,7 +4506,7 @@
             </w:r>
             <w:r>
               <w:rPr>
-                <w:rFonts w:ascii="宋体" w:hAnsi="宋体" w:hint="eastAsia"/>
+                <w:rFonts w:hint="eastAsia" w:ascii="SimSun" w:hAnsi="SimSun"/>
                 <w:b/>
                 <w:szCs w:val="21"/>
               </w:rPr>
@@ -3833,14 +4517,14 @@
             <w:pPr>
               <w:jc w:val="center"/>
               <w:rPr>
-                <w:rFonts w:ascii="宋体" w:hAnsi="宋体"/>
+                <w:rFonts w:ascii="SimSun" w:hAnsi="SimSun"/>
                 <w:b/>
                 <w:szCs w:val="21"/>
               </w:rPr>
             </w:pPr>
             <w:r>
               <w:rPr>
-                <w:rFonts w:ascii="宋体" w:hAnsi="宋体" w:hint="eastAsia"/>
+                <w:rFonts w:hint="eastAsia" w:ascii="SimSun" w:hAnsi="SimSun"/>
                 <w:b/>
                 <w:szCs w:val="21"/>
               </w:rPr>
@@ -3852,25 +4536,25 @@
           <w:tcPr>
             <w:tcW w:w="4535" w:type="dxa"/>
             <w:tcBorders>
-              <w:top w:val="single" w:sz="12" w:space="0" w:color="auto"/>
-              <w:left w:val="single" w:sz="6" w:space="0" w:color="auto"/>
-              <w:bottom w:val="single" w:sz="6" w:space="0" w:color="auto"/>
-              <w:right w:val="single" w:sz="12" w:space="0" w:color="auto"/>
-            </w:tcBorders>
-            <w:vAlign w:val="center"/>
-          </w:tcPr>
-          <w:p>
-            <w:pPr>
-              <w:jc w:val="center"/>
-              <w:rPr>
-                <w:rFonts w:ascii="宋体" w:hAnsi="宋体"/>
+              <w:top w:val="single" w:color="auto" w:sz="12" w:space="0"/>
+              <w:left w:val="single" w:color="auto" w:sz="6" w:space="0"/>
+              <w:bottom w:val="single" w:color="auto" w:sz="6" w:space="0"/>
+              <w:right w:val="single" w:color="auto" w:sz="12" w:space="0"/>
+            </w:tcBorders>
+            <w:vAlign w:val="center"/>
+          </w:tcPr>
+          <w:p>
+            <w:pPr>
+              <w:jc w:val="center"/>
+              <w:rPr>
+                <w:rFonts w:ascii="SimSun" w:hAnsi="SimSun"/>
                 <w:b/>
                 <w:szCs w:val="21"/>
               </w:rPr>
             </w:pPr>
             <w:r>
               <w:rPr>
-                <w:rFonts w:ascii="宋体" w:hAnsi="宋体" w:hint="eastAsia"/>
+                <w:rFonts w:hint="eastAsia" w:ascii="SimSun" w:hAnsi="SimSun"/>
                 <w:b/>
                 <w:szCs w:val="21"/>
               </w:rPr>
@@ -3878,7 +4562,7 @@
             </w:r>
             <w:r>
               <w:rPr>
-                <w:rFonts w:ascii="宋体" w:hAnsi="宋体"/>
+                <w:rFonts w:ascii="SimSun" w:hAnsi="SimSun"/>
                 <w:b/>
                 <w:szCs w:val="21"/>
               </w:rPr>
@@ -3886,7 +4570,7 @@
             </w:r>
             <w:r>
               <w:rPr>
-                <w:rFonts w:ascii="宋体" w:hAnsi="宋体" w:hint="eastAsia"/>
+                <w:rFonts w:hint="eastAsia" w:ascii="SimSun" w:hAnsi="SimSun"/>
                 <w:b/>
                 <w:szCs w:val="21"/>
               </w:rPr>
@@ -3894,7 +4578,7 @@
             </w:r>
             <w:r>
               <w:rPr>
-                <w:rFonts w:ascii="宋体" w:hAnsi="宋体"/>
+                <w:rFonts w:ascii="SimSun" w:hAnsi="SimSun"/>
                 <w:b/>
                 <w:szCs w:val="21"/>
               </w:rPr>
@@ -3902,7 +4586,7 @@
             </w:r>
             <w:r>
               <w:rPr>
-                <w:rFonts w:ascii="宋体" w:hAnsi="宋体" w:hint="eastAsia"/>
+                <w:rFonts w:hint="eastAsia" w:ascii="SimSun" w:hAnsi="SimSun"/>
                 <w:b/>
                 <w:szCs w:val="21"/>
               </w:rPr>
@@ -3910,7 +4594,7 @@
             </w:r>
             <w:r>
               <w:rPr>
-                <w:rFonts w:ascii="宋体" w:hAnsi="宋体"/>
+                <w:rFonts w:ascii="SimSun" w:hAnsi="SimSun"/>
                 <w:b/>
                 <w:szCs w:val="21"/>
               </w:rPr>
@@ -3918,7 +4602,7 @@
             </w:r>
             <w:r>
               <w:rPr>
-                <w:rFonts w:ascii="宋体" w:hAnsi="宋体" w:hint="eastAsia"/>
+                <w:rFonts w:hint="eastAsia" w:ascii="SimSun" w:hAnsi="SimSun"/>
                 <w:b/>
                 <w:szCs w:val="21"/>
               </w:rPr>
@@ -3926,7 +4610,7 @@
             </w:r>
             <w:r>
               <w:rPr>
-                <w:rFonts w:ascii="宋体" w:hAnsi="宋体"/>
+                <w:rFonts w:ascii="SimSun" w:hAnsi="SimSun"/>
                 <w:b/>
                 <w:szCs w:val="21"/>
               </w:rPr>
@@ -3934,7 +4618,7 @@
             </w:r>
             <w:r>
               <w:rPr>
-                <w:rFonts w:ascii="宋体" w:hAnsi="宋体" w:hint="eastAsia"/>
+                <w:rFonts w:hint="eastAsia" w:ascii="SimSun" w:hAnsi="SimSun"/>
                 <w:b/>
                 <w:szCs w:val="21"/>
               </w:rPr>
@@ -3942,7 +4626,7 @@
             </w:r>
             <w:r>
               <w:rPr>
-                <w:rFonts w:ascii="宋体" w:hAnsi="宋体"/>
+                <w:rFonts w:ascii="SimSun" w:hAnsi="SimSun"/>
                 <w:b/>
                 <w:szCs w:val="21"/>
               </w:rPr>
@@ -3950,7 +4634,7 @@
             </w:r>
             <w:r>
               <w:rPr>
-                <w:rFonts w:ascii="宋体" w:hAnsi="宋体" w:hint="eastAsia"/>
+                <w:rFonts w:hint="eastAsia" w:ascii="SimSun" w:hAnsi="SimSun"/>
                 <w:b/>
                 <w:szCs w:val="21"/>
               </w:rPr>
@@ -3958,7 +4642,7 @@
             </w:r>
             <w:r>
               <w:rPr>
-                <w:rFonts w:ascii="宋体" w:hAnsi="宋体"/>
+                <w:rFonts w:ascii="SimSun" w:hAnsi="SimSun"/>
                 <w:b/>
                 <w:szCs w:val="21"/>
               </w:rPr>
@@ -3966,7 +4650,7 @@
             </w:r>
             <w:r>
               <w:rPr>
-                <w:rFonts w:ascii="宋体" w:hAnsi="宋体" w:hint="eastAsia"/>
+                <w:rFonts w:hint="eastAsia" w:ascii="SimSun" w:hAnsi="SimSun"/>
                 <w:b/>
                 <w:szCs w:val="21"/>
               </w:rPr>
@@ -3977,38 +4661,48 @@
       </w:tr>
       <w:tr>
         <w:tblPrEx>
+          <w:tblBorders>
+            <w:top w:val="single" w:color="auto" w:sz="12" w:space="0"/>
+            <w:left w:val="single" w:color="auto" w:sz="12" w:space="0"/>
+            <w:bottom w:val="single" w:color="auto" w:sz="12" w:space="0"/>
+            <w:right w:val="single" w:color="auto" w:sz="12" w:space="0"/>
+            <w:insideH w:val="single" w:color="auto" w:sz="6" w:space="0"/>
+            <w:insideV w:val="single" w:color="auto" w:sz="6" w:space="0"/>
+          </w:tblBorders>
           <w:tblCellMar>
             <w:top w:w="0" w:type="dxa"/>
+            <w:left w:w="28" w:type="dxa"/>
             <w:bottom w:w="0" w:type="dxa"/>
+            <w:right w:w="28" w:type="dxa"/>
           </w:tblCellMar>
         </w:tblPrEx>
         <w:trPr>
-          <w:trHeight w:hRule="exact" w:val="360"/>
+          <w:trHeight w:val="360" w:hRule="exact"/>
           <w:jc w:val="center"/>
         </w:trPr>
         <w:tc>
           <w:tcPr>
             <w:tcW w:w="2070" w:type="dxa"/>
             <w:tcBorders>
-              <w:top w:val="single" w:sz="6" w:space="0" w:color="auto"/>
-              <w:left w:val="single" w:sz="12" w:space="0" w:color="auto"/>
-              <w:bottom w:val="single" w:sz="6" w:space="0" w:color="auto"/>
-              <w:right w:val="single" w:sz="6" w:space="0" w:color="auto"/>
-            </w:tcBorders>
-            <w:vAlign w:val="center"/>
-          </w:tcPr>
-          <w:p>
-            <w:pPr>
-              <w:jc w:val="center"/>
-              <w:rPr>
-                <w:rFonts w:ascii="宋体" w:hAnsi="宋体"/>
+              <w:top w:val="single" w:color="auto" w:sz="6" w:space="0"/>
+              <w:left w:val="single" w:color="auto" w:sz="12" w:space="0"/>
+              <w:bottom w:val="single" w:color="auto" w:sz="6" w:space="0"/>
+              <w:right w:val="single" w:color="auto" w:sz="6" w:space="0"/>
+            </w:tcBorders>
+            <w:vAlign w:val="center"/>
+          </w:tcPr>
+          <w:p>
+            <w:pPr>
+              <w:jc w:val="center"/>
+              <w:rPr>
+                <w:rFonts w:ascii="SimSun" w:hAnsi="SimSun"/>
                 <w:b/>
                 <w:szCs w:val="21"/>
               </w:rPr>
             </w:pPr>
             <w:r>
               <w:rPr>
-                <w:rFonts w:ascii="宋体" w:hAnsi="宋体" w:hint="eastAsia"/>
+                <w:rFonts w:hint="eastAsia" w:ascii="SimSun" w:hAnsi="SimSun"/>
                 <w:b/>
                 <w:szCs w:val="21"/>
               </w:rPr>
@@ -4016,7 +4710,7 @@
             </w:r>
             <w:r>
               <w:rPr>
-                <w:rFonts w:ascii="宋体" w:hAnsi="宋体"/>
+                <w:rFonts w:ascii="SimSun" w:hAnsi="SimSun"/>
                 <w:b/>
                 <w:szCs w:val="21"/>
               </w:rPr>
@@ -4024,7 +4718,7 @@
             </w:r>
             <w:r>
               <w:rPr>
-                <w:rFonts w:ascii="宋体" w:hAnsi="宋体" w:hint="eastAsia"/>
+                <w:rFonts w:hint="eastAsia" w:ascii="SimSun" w:hAnsi="SimSun"/>
                 <w:b/>
                 <w:szCs w:val="21"/>
               </w:rPr>
@@ -4036,17 +4730,17 @@
           <w:tcPr>
             <w:tcW w:w="1361" w:type="dxa"/>
             <w:tcBorders>
-              <w:top w:val="single" w:sz="6" w:space="0" w:color="auto"/>
-              <w:left w:val="single" w:sz="6" w:space="0" w:color="auto"/>
-              <w:bottom w:val="single" w:sz="6" w:space="0" w:color="auto"/>
-              <w:right w:val="single" w:sz="6" w:space="0" w:color="auto"/>
-            </w:tcBorders>
-          </w:tcPr>
-          <w:p>
-            <w:pPr>
-              <w:jc w:val="center"/>
-              <w:rPr>
-                <w:rFonts w:ascii="宋体" w:hAnsi="宋体"/>
+              <w:top w:val="single" w:color="auto" w:sz="6" w:space="0"/>
+              <w:left w:val="single" w:color="auto" w:sz="6" w:space="0"/>
+              <w:bottom w:val="single" w:color="auto" w:sz="6" w:space="0"/>
+              <w:right w:val="single" w:color="auto" w:sz="6" w:space="0"/>
+            </w:tcBorders>
+          </w:tcPr>
+          <w:p>
+            <w:pPr>
+              <w:jc w:val="center"/>
+              <w:rPr>
+                <w:rFonts w:ascii="SimSun" w:hAnsi="SimSun"/>
                 <w:szCs w:val="21"/>
               </w:rPr>
             </w:pPr>
@@ -4056,10 +4750,10 @@
           <w:tcPr>
             <w:tcW w:w="4535" w:type="dxa"/>
             <w:tcBorders>
-              <w:top w:val="single" w:sz="6" w:space="0" w:color="auto"/>
-              <w:left w:val="single" w:sz="6" w:space="0" w:color="auto"/>
-              <w:bottom w:val="single" w:sz="6" w:space="0" w:color="auto"/>
-              <w:right w:val="single" w:sz="12" w:space="0" w:color="auto"/>
+              <w:top w:val="single" w:color="auto" w:sz="6" w:space="0"/>
+              <w:left w:val="single" w:color="auto" w:sz="6" w:space="0"/>
+              <w:bottom w:val="single" w:color="auto" w:sz="6" w:space="0"/>
+              <w:right w:val="single" w:color="auto" w:sz="12" w:space="0"/>
             </w:tcBorders>
             <w:vAlign w:val="center"/>
           </w:tcPr>
@@ -4076,37 +4770,47 @@
       </w:tr>
       <w:tr>
         <w:tblPrEx>
+          <w:tblBorders>
+            <w:top w:val="single" w:color="auto" w:sz="12" w:space="0"/>
+            <w:left w:val="single" w:color="auto" w:sz="12" w:space="0"/>
+            <w:bottom w:val="single" w:color="auto" w:sz="12" w:space="0"/>
+            <w:right w:val="single" w:color="auto" w:sz="12" w:space="0"/>
+            <w:insideH w:val="single" w:color="auto" w:sz="6" w:space="0"/>
+            <w:insideV w:val="single" w:color="auto" w:sz="6" w:space="0"/>
+          </w:tblBorders>
           <w:tblCellMar>
             <w:top w:w="0" w:type="dxa"/>
+            <w:left w:w="28" w:type="dxa"/>
             <w:bottom w:w="0" w:type="dxa"/>
+            <w:right w:w="28" w:type="dxa"/>
           </w:tblCellMar>
         </w:tblPrEx>
         <w:trPr>
-          <w:trHeight w:hRule="exact" w:val="360"/>
+          <w:trHeight w:val="360" w:hRule="exact"/>
           <w:jc w:val="center"/>
         </w:trPr>
         <w:tc>
           <w:tcPr>
             <w:tcW w:w="2070" w:type="dxa"/>
             <w:tcBorders>
-              <w:top w:val="single" w:sz="6" w:space="0" w:color="auto"/>
-              <w:left w:val="single" w:sz="12" w:space="0" w:color="auto"/>
-              <w:bottom w:val="single" w:sz="6" w:space="0" w:color="auto"/>
-              <w:right w:val="single" w:sz="6" w:space="0" w:color="auto"/>
-            </w:tcBorders>
-            <w:vAlign w:val="center"/>
-          </w:tcPr>
-          <w:p>
-            <w:pPr>
-              <w:jc w:val="center"/>
-              <w:rPr>
-                <w:rFonts w:ascii="宋体" w:hAnsi="宋体" w:hint="eastAsia"/>
+              <w:top w:val="single" w:color="auto" w:sz="6" w:space="0"/>
+              <w:left w:val="single" w:color="auto" w:sz="12" w:space="0"/>
+              <w:bottom w:val="single" w:color="auto" w:sz="6" w:space="0"/>
+              <w:right w:val="single" w:color="auto" w:sz="6" w:space="0"/>
+            </w:tcBorders>
+            <w:vAlign w:val="center"/>
+          </w:tcPr>
+          <w:p>
+            <w:pPr>
+              <w:jc w:val="center"/>
+              <w:rPr>
+                <w:rFonts w:hint="eastAsia" w:ascii="SimSun" w:hAnsi="SimSun"/>
                 <w:szCs w:val="21"/>
               </w:rPr>
             </w:pPr>
             <w:r>
               <w:rPr>
-                <w:rFonts w:ascii="宋体" w:hAnsi="宋体" w:hint="eastAsia"/>
+                <w:rFonts w:hint="eastAsia" w:ascii="SimSun" w:hAnsi="SimSun"/>
                 <w:szCs w:val="21"/>
               </w:rPr>
               <w:t>设备费</w:t>
@@ -4117,18 +4821,18 @@
           <w:tcPr>
             <w:tcW w:w="1361" w:type="dxa"/>
             <w:tcBorders>
-              <w:top w:val="single" w:sz="6" w:space="0" w:color="auto"/>
-              <w:left w:val="single" w:sz="6" w:space="0" w:color="auto"/>
-              <w:bottom w:val="single" w:sz="6" w:space="0" w:color="auto"/>
-              <w:right w:val="single" w:sz="6" w:space="0" w:color="auto"/>
-            </w:tcBorders>
-            <w:vAlign w:val="center"/>
-          </w:tcPr>
-          <w:p>
-            <w:pPr>
-              <w:jc w:val="center"/>
-              <w:rPr>
-                <w:rFonts w:ascii="宋体" w:hAnsi="宋体"/>
+              <w:top w:val="single" w:color="auto" w:sz="6" w:space="0"/>
+              <w:left w:val="single" w:color="auto" w:sz="6" w:space="0"/>
+              <w:bottom w:val="single" w:color="auto" w:sz="6" w:space="0"/>
+              <w:right w:val="single" w:color="auto" w:sz="6" w:space="0"/>
+            </w:tcBorders>
+            <w:vAlign w:val="center"/>
+          </w:tcPr>
+          <w:p>
+            <w:pPr>
+              <w:jc w:val="center"/>
+              <w:rPr>
+                <w:rFonts w:ascii="SimSun" w:hAnsi="SimSun"/>
                 <w:szCs w:val="21"/>
               </w:rPr>
             </w:pPr>
@@ -4138,10 +4842,10 @@
           <w:tcPr>
             <w:tcW w:w="4535" w:type="dxa"/>
             <w:tcBorders>
-              <w:top w:val="single" w:sz="6" w:space="0" w:color="auto"/>
-              <w:left w:val="single" w:sz="6" w:space="0" w:color="auto"/>
-              <w:bottom w:val="single" w:sz="6" w:space="0" w:color="auto"/>
-              <w:right w:val="single" w:sz="12" w:space="0" w:color="auto"/>
+              <w:top w:val="single" w:color="auto" w:sz="6" w:space="0"/>
+              <w:left w:val="single" w:color="auto" w:sz="6" w:space="0"/>
+              <w:bottom w:val="single" w:color="auto" w:sz="6" w:space="0"/>
+              <w:right w:val="single" w:color="auto" w:sz="12" w:space="0"/>
             </w:tcBorders>
             <w:vAlign w:val="center"/>
           </w:tcPr>
@@ -4159,40 +4863,136 @@
       </w:tr>
       <w:tr>
         <w:tblPrEx>
+          <w:tblBorders>
+            <w:top w:val="single" w:color="auto" w:sz="12" w:space="0"/>
+            <w:left w:val="single" w:color="auto" w:sz="12" w:space="0"/>
+            <w:bottom w:val="single" w:color="auto" w:sz="12" w:space="0"/>
+            <w:right w:val="single" w:color="auto" w:sz="12" w:space="0"/>
+            <w:insideH w:val="single" w:color="auto" w:sz="6" w:space="0"/>
+            <w:insideV w:val="single" w:color="auto" w:sz="6" w:space="0"/>
+          </w:tblBorders>
+        </w:tblPrEx>
+        <w:trPr>
+          <w:trHeight w:val="360" w:hRule="exact"/>
+          <w:jc w:val="center"/>
+        </w:trPr>
+        <w:tc>
+          <w:tcPr>
+            <w:tcW w:w="2070" w:type="dxa"/>
+            <w:tcBorders>
+              <w:top w:val="single" w:color="auto" w:sz="6" w:space="0"/>
+              <w:left w:val="single" w:color="auto" w:sz="12" w:space="0"/>
+              <w:bottom w:val="single" w:color="auto" w:sz="6" w:space="0"/>
+              <w:right w:val="single" w:color="auto" w:sz="6" w:space="0"/>
+            </w:tcBorders>
+            <w:vAlign w:val="center"/>
+          </w:tcPr>
+          <w:p>
+            <w:pPr>
+              <w:jc w:val="center"/>
+              <w:rPr>
+                <w:rFonts w:hint="eastAsia" w:ascii="SimSun" w:hAnsi="SimSun"/>
+                <w:szCs w:val="21"/>
+              </w:rPr>
+            </w:pPr>
+            <w:r>
+              <w:rPr>
+                <w:rFonts w:hint="eastAsia" w:ascii="SimSun" w:hAnsi="SimSun"/>
+                <w:szCs w:val="21"/>
+              </w:rPr>
+              <w:t>材料费</w:t>
+            </w:r>
+          </w:p>
+        </w:tc>
+        <w:tc>
+          <w:tcPr>
+            <w:tcW w:w="1361" w:type="dxa"/>
+            <w:tcBorders>
+              <w:top w:val="single" w:color="auto" w:sz="6" w:space="0"/>
+              <w:left w:val="single" w:color="auto" w:sz="6" w:space="0"/>
+              <w:bottom w:val="single" w:color="auto" w:sz="6" w:space="0"/>
+              <w:right w:val="single" w:color="auto" w:sz="6" w:space="0"/>
+            </w:tcBorders>
+            <w:vAlign w:val="center"/>
+          </w:tcPr>
+          <w:p>
+            <w:pPr>
+              <w:jc w:val="center"/>
+              <w:rPr>
+                <w:rFonts w:ascii="SimSun" w:hAnsi="SimSun"/>
+                <w:szCs w:val="21"/>
+              </w:rPr>
+            </w:pPr>
+          </w:p>
+        </w:tc>
+        <w:tc>
+          <w:tcPr>
+            <w:tcW w:w="4535" w:type="dxa"/>
+            <w:tcBorders>
+              <w:top w:val="single" w:color="auto" w:sz="6" w:space="0"/>
+              <w:left w:val="single" w:color="auto" w:sz="6" w:space="0"/>
+              <w:bottom w:val="single" w:color="auto" w:sz="6" w:space="0"/>
+              <w:right w:val="single" w:color="auto" w:sz="12" w:space="0"/>
+            </w:tcBorders>
+            <w:vAlign w:val="center"/>
+          </w:tcPr>
+          <w:p>
+            <w:pPr>
+              <w:jc w:val="center"/>
+              <w:rPr>
+                <w:color w:val="FF0000"/>
+                <w:sz w:val="24"/>
+              </w:rPr>
+            </w:pPr>
+          </w:p>
+        </w:tc>
+      </w:tr>
+      <w:tr>
+        <w:tblPrEx>
+          <w:tblBorders>
+            <w:top w:val="single" w:color="auto" w:sz="12" w:space="0"/>
+            <w:left w:val="single" w:color="auto" w:sz="12" w:space="0"/>
+            <w:bottom w:val="single" w:color="auto" w:sz="12" w:space="0"/>
+            <w:right w:val="single" w:color="auto" w:sz="12" w:space="0"/>
+            <w:insideH w:val="single" w:color="auto" w:sz="6" w:space="0"/>
+            <w:insideV w:val="single" w:color="auto" w:sz="6" w:space="0"/>
+          </w:tblBorders>
           <w:tblCellMar>
             <w:top w:w="0" w:type="dxa"/>
+            <w:left w:w="28" w:type="dxa"/>
             <w:bottom w:w="0" w:type="dxa"/>
+            <w:right w:w="28" w:type="dxa"/>
           </w:tblCellMar>
         </w:tblPrEx>
         <w:trPr>
-          <w:trHeight w:hRule="exact" w:val="360"/>
+          <w:trHeight w:val="360" w:hRule="exact"/>
           <w:jc w:val="center"/>
         </w:trPr>
         <w:tc>
           <w:tcPr>
             <w:tcW w:w="2070" w:type="dxa"/>
             <w:tcBorders>
-              <w:top w:val="single" w:sz="6" w:space="0" w:color="auto"/>
-              <w:left w:val="single" w:sz="12" w:space="0" w:color="auto"/>
-              <w:bottom w:val="single" w:sz="6" w:space="0" w:color="auto"/>
-              <w:right w:val="single" w:sz="6" w:space="0" w:color="auto"/>
-            </w:tcBorders>
-            <w:vAlign w:val="center"/>
-          </w:tcPr>
-          <w:p>
-            <w:pPr>
-              <w:jc w:val="center"/>
-              <w:rPr>
-                <w:rFonts w:ascii="宋体" w:hAnsi="宋体" w:hint="eastAsia"/>
+              <w:top w:val="single" w:color="auto" w:sz="6" w:space="0"/>
+              <w:left w:val="single" w:color="auto" w:sz="12" w:space="0"/>
+              <w:bottom w:val="single" w:color="auto" w:sz="6" w:space="0"/>
+              <w:right w:val="single" w:color="auto" w:sz="6" w:space="0"/>
+            </w:tcBorders>
+            <w:vAlign w:val="center"/>
+          </w:tcPr>
+          <w:p>
+            <w:pPr>
+              <w:jc w:val="center"/>
+              <w:rPr>
+                <w:rFonts w:hint="eastAsia" w:ascii="SimSun" w:hAnsi="SimSun"/>
                 <w:szCs w:val="21"/>
               </w:rPr>
             </w:pPr>
             <w:r>
               <w:rPr>
-                <w:rFonts w:ascii="宋体" w:hAnsi="宋体" w:hint="eastAsia"/>
+                <w:rFonts w:hint="eastAsia" w:ascii="SimSun" w:hAnsi="SimSun"/>
                 <w:szCs w:val="21"/>
               </w:rPr>
-              <w:t>材料费</w:t>
+              <w:t>测试化验加工费</w:t>
             </w:r>
           </w:p>
         </w:tc>
@@ -4200,18 +5000,18 @@
           <w:tcPr>
             <w:tcW w:w="1361" w:type="dxa"/>
             <w:tcBorders>
-              <w:top w:val="single" w:sz="6" w:space="0" w:color="auto"/>
-              <w:left w:val="single" w:sz="6" w:space="0" w:color="auto"/>
-              <w:bottom w:val="single" w:sz="6" w:space="0" w:color="auto"/>
-              <w:right w:val="single" w:sz="6" w:space="0" w:color="auto"/>
-            </w:tcBorders>
-            <w:vAlign w:val="center"/>
-          </w:tcPr>
-          <w:p>
-            <w:pPr>
-              <w:jc w:val="center"/>
-              <w:rPr>
-                <w:rFonts w:ascii="宋体" w:hAnsi="宋体"/>
+              <w:top w:val="single" w:color="auto" w:sz="6" w:space="0"/>
+              <w:left w:val="single" w:color="auto" w:sz="6" w:space="0"/>
+              <w:bottom w:val="single" w:color="auto" w:sz="6" w:space="0"/>
+              <w:right w:val="single" w:color="auto" w:sz="6" w:space="0"/>
+            </w:tcBorders>
+            <w:vAlign w:val="center"/>
+          </w:tcPr>
+          <w:p>
+            <w:pPr>
+              <w:jc w:val="center"/>
+              <w:rPr>
+                <w:rFonts w:ascii="SimSun" w:hAnsi="SimSun"/>
                 <w:szCs w:val="21"/>
               </w:rPr>
             </w:pPr>
@@ -4221,10 +5021,10 @@
           <w:tcPr>
             <w:tcW w:w="4535" w:type="dxa"/>
             <w:tcBorders>
-              <w:top w:val="single" w:sz="6" w:space="0" w:color="auto"/>
-              <w:left w:val="single" w:sz="6" w:space="0" w:color="auto"/>
-              <w:bottom w:val="single" w:sz="6" w:space="0" w:color="auto"/>
-              <w:right w:val="single" w:sz="12" w:space="0" w:color="auto"/>
+              <w:top w:val="single" w:color="auto" w:sz="6" w:space="0"/>
+              <w:left w:val="single" w:color="auto" w:sz="6" w:space="0"/>
+              <w:bottom w:val="single" w:color="auto" w:sz="6" w:space="0"/>
+              <w:right w:val="single" w:color="auto" w:sz="12" w:space="0"/>
             </w:tcBorders>
             <w:vAlign w:val="center"/>
           </w:tcPr>
@@ -4241,40 +5041,50 @@
       </w:tr>
       <w:tr>
         <w:tblPrEx>
+          <w:tblBorders>
+            <w:top w:val="single" w:color="auto" w:sz="12" w:space="0"/>
+            <w:left w:val="single" w:color="auto" w:sz="12" w:space="0"/>
+            <w:bottom w:val="single" w:color="auto" w:sz="12" w:space="0"/>
+            <w:right w:val="single" w:color="auto" w:sz="12" w:space="0"/>
+            <w:insideH w:val="single" w:color="auto" w:sz="6" w:space="0"/>
+            <w:insideV w:val="single" w:color="auto" w:sz="6" w:space="0"/>
+          </w:tblBorders>
           <w:tblCellMar>
             <w:top w:w="0" w:type="dxa"/>
+            <w:left w:w="28" w:type="dxa"/>
             <w:bottom w:w="0" w:type="dxa"/>
+            <w:right w:w="28" w:type="dxa"/>
           </w:tblCellMar>
         </w:tblPrEx>
         <w:trPr>
-          <w:trHeight w:hRule="exact" w:val="360"/>
+          <w:trHeight w:val="360" w:hRule="exact"/>
           <w:jc w:val="center"/>
         </w:trPr>
         <w:tc>
           <w:tcPr>
             <w:tcW w:w="2070" w:type="dxa"/>
             <w:tcBorders>
-              <w:top w:val="single" w:sz="6" w:space="0" w:color="auto"/>
-              <w:left w:val="single" w:sz="12" w:space="0" w:color="auto"/>
-              <w:bottom w:val="single" w:sz="6" w:space="0" w:color="auto"/>
-              <w:right w:val="single" w:sz="6" w:space="0" w:color="auto"/>
-            </w:tcBorders>
-            <w:vAlign w:val="center"/>
-          </w:tcPr>
-          <w:p>
-            <w:pPr>
-              <w:jc w:val="center"/>
-              <w:rPr>
-                <w:rFonts w:ascii="宋体" w:hAnsi="宋体" w:hint="eastAsia"/>
+              <w:top w:val="single" w:color="auto" w:sz="6" w:space="0"/>
+              <w:left w:val="single" w:color="auto" w:sz="12" w:space="0"/>
+              <w:bottom w:val="single" w:color="auto" w:sz="6" w:space="0"/>
+              <w:right w:val="single" w:color="auto" w:sz="6" w:space="0"/>
+            </w:tcBorders>
+            <w:vAlign w:val="center"/>
+          </w:tcPr>
+          <w:p>
+            <w:pPr>
+              <w:jc w:val="center"/>
+              <w:rPr>
+                <w:rFonts w:hint="eastAsia" w:ascii="SimSun" w:hAnsi="SimSun"/>
                 <w:szCs w:val="21"/>
               </w:rPr>
             </w:pPr>
             <w:r>
               <w:rPr>
-                <w:rFonts w:ascii="宋体" w:hAnsi="宋体" w:hint="eastAsia"/>
+                <w:rFonts w:hint="eastAsia" w:ascii="SimSun" w:hAnsi="SimSun"/>
                 <w:szCs w:val="21"/>
               </w:rPr>
-              <w:t>测试化验加工费</w:t>
+              <w:t>差旅费</w:t>
             </w:r>
           </w:p>
         </w:tc>
@@ -4282,18 +5092,18 @@
           <w:tcPr>
             <w:tcW w:w="1361" w:type="dxa"/>
             <w:tcBorders>
-              <w:top w:val="single" w:sz="6" w:space="0" w:color="auto"/>
-              <w:left w:val="single" w:sz="6" w:space="0" w:color="auto"/>
-              <w:bottom w:val="single" w:sz="6" w:space="0" w:color="auto"/>
-              <w:right w:val="single" w:sz="6" w:space="0" w:color="auto"/>
-            </w:tcBorders>
-            <w:vAlign w:val="center"/>
-          </w:tcPr>
-          <w:p>
-            <w:pPr>
-              <w:jc w:val="center"/>
-              <w:rPr>
-                <w:rFonts w:ascii="宋体" w:hAnsi="宋体"/>
+              <w:top w:val="single" w:color="auto" w:sz="6" w:space="0"/>
+              <w:left w:val="single" w:color="auto" w:sz="6" w:space="0"/>
+              <w:bottom w:val="single" w:color="auto" w:sz="6" w:space="0"/>
+              <w:right w:val="single" w:color="auto" w:sz="6" w:space="0"/>
+            </w:tcBorders>
+            <w:vAlign w:val="center"/>
+          </w:tcPr>
+          <w:p>
+            <w:pPr>
+              <w:jc w:val="center"/>
+              <w:rPr>
+                <w:rFonts w:ascii="SimSun" w:hAnsi="SimSun"/>
                 <w:szCs w:val="21"/>
               </w:rPr>
             </w:pPr>
@@ -4303,10 +5113,10 @@
           <w:tcPr>
             <w:tcW w:w="4535" w:type="dxa"/>
             <w:tcBorders>
-              <w:top w:val="single" w:sz="6" w:space="0" w:color="auto"/>
-              <w:left w:val="single" w:sz="6" w:space="0" w:color="auto"/>
-              <w:bottom w:val="single" w:sz="6" w:space="0" w:color="auto"/>
-              <w:right w:val="single" w:sz="12" w:space="0" w:color="auto"/>
+              <w:top w:val="single" w:color="auto" w:sz="6" w:space="0"/>
+              <w:left w:val="single" w:color="auto" w:sz="6" w:space="0"/>
+              <w:bottom w:val="single" w:color="auto" w:sz="6" w:space="0"/>
+              <w:right w:val="single" w:color="auto" w:sz="12" w:space="0"/>
             </w:tcBorders>
             <w:vAlign w:val="center"/>
           </w:tcPr>
@@ -4323,40 +5133,50 @@
       </w:tr>
       <w:tr>
         <w:tblPrEx>
+          <w:tblBorders>
+            <w:top w:val="single" w:color="auto" w:sz="12" w:space="0"/>
+            <w:left w:val="single" w:color="auto" w:sz="12" w:space="0"/>
+            <w:bottom w:val="single" w:color="auto" w:sz="12" w:space="0"/>
+            <w:right w:val="single" w:color="auto" w:sz="12" w:space="0"/>
+            <w:insideH w:val="single" w:color="auto" w:sz="6" w:space="0"/>
+            <w:insideV w:val="single" w:color="auto" w:sz="6" w:space="0"/>
+          </w:tblBorders>
           <w:tblCellMar>
             <w:top w:w="0" w:type="dxa"/>
+            <w:left w:w="28" w:type="dxa"/>
             <w:bottom w:w="0" w:type="dxa"/>
+            <w:right w:w="28" w:type="dxa"/>
           </w:tblCellMar>
         </w:tblPrEx>
         <w:trPr>
-          <w:trHeight w:hRule="exact" w:val="360"/>
+          <w:trHeight w:val="360" w:hRule="exact"/>
           <w:jc w:val="center"/>
         </w:trPr>
         <w:tc>
           <w:tcPr>
             <w:tcW w:w="2070" w:type="dxa"/>
             <w:tcBorders>
-              <w:top w:val="single" w:sz="6" w:space="0" w:color="auto"/>
-              <w:left w:val="single" w:sz="12" w:space="0" w:color="auto"/>
-              <w:bottom w:val="single" w:sz="6" w:space="0" w:color="auto"/>
-              <w:right w:val="single" w:sz="6" w:space="0" w:color="auto"/>
-            </w:tcBorders>
-            <w:vAlign w:val="center"/>
-          </w:tcPr>
-          <w:p>
-            <w:pPr>
-              <w:jc w:val="center"/>
-              <w:rPr>
-                <w:rFonts w:ascii="宋体" w:hAnsi="宋体" w:hint="eastAsia"/>
+              <w:top w:val="single" w:color="auto" w:sz="6" w:space="0"/>
+              <w:left w:val="single" w:color="auto" w:sz="12" w:space="0"/>
+              <w:bottom w:val="single" w:color="auto" w:sz="6" w:space="0"/>
+              <w:right w:val="single" w:color="auto" w:sz="6" w:space="0"/>
+            </w:tcBorders>
+            <w:vAlign w:val="center"/>
+          </w:tcPr>
+          <w:p>
+            <w:pPr>
+              <w:jc w:val="center"/>
+              <w:rPr>
+                <w:rFonts w:hint="eastAsia" w:ascii="SimSun" w:hAnsi="SimSun"/>
                 <w:szCs w:val="21"/>
               </w:rPr>
             </w:pPr>
             <w:r>
               <w:rPr>
-                <w:rFonts w:ascii="宋体" w:hAnsi="宋体" w:hint="eastAsia"/>
+                <w:rFonts w:hint="eastAsia" w:ascii="SimSun" w:hAnsi="SimSun"/>
                 <w:szCs w:val="21"/>
               </w:rPr>
-              <w:t>差旅费</w:t>
+              <w:t>会议费</w:t>
             </w:r>
           </w:p>
         </w:tc>
@@ -4364,18 +5184,18 @@
           <w:tcPr>
             <w:tcW w:w="1361" w:type="dxa"/>
             <w:tcBorders>
-              <w:top w:val="single" w:sz="6" w:space="0" w:color="auto"/>
-              <w:left w:val="single" w:sz="6" w:space="0" w:color="auto"/>
-              <w:bottom w:val="single" w:sz="6" w:space="0" w:color="auto"/>
-              <w:right w:val="single" w:sz="6" w:space="0" w:color="auto"/>
-            </w:tcBorders>
-            <w:vAlign w:val="center"/>
-          </w:tcPr>
-          <w:p>
-            <w:pPr>
-              <w:jc w:val="center"/>
-              <w:rPr>
-                <w:rFonts w:ascii="宋体" w:hAnsi="宋体"/>
+              <w:top w:val="single" w:color="auto" w:sz="6" w:space="0"/>
+              <w:left w:val="single" w:color="auto" w:sz="6" w:space="0"/>
+              <w:bottom w:val="single" w:color="auto" w:sz="6" w:space="0"/>
+              <w:right w:val="single" w:color="auto" w:sz="6" w:space="0"/>
+            </w:tcBorders>
+            <w:vAlign w:val="center"/>
+          </w:tcPr>
+          <w:p>
+            <w:pPr>
+              <w:jc w:val="center"/>
+              <w:rPr>
+                <w:rFonts w:ascii="SimSun" w:hAnsi="SimSun"/>
                 <w:szCs w:val="21"/>
               </w:rPr>
             </w:pPr>
@@ -4385,10 +5205,10 @@
           <w:tcPr>
             <w:tcW w:w="4535" w:type="dxa"/>
             <w:tcBorders>
-              <w:top w:val="single" w:sz="6" w:space="0" w:color="auto"/>
-              <w:left w:val="single" w:sz="6" w:space="0" w:color="auto"/>
-              <w:bottom w:val="single" w:sz="6" w:space="0" w:color="auto"/>
-              <w:right w:val="single" w:sz="12" w:space="0" w:color="auto"/>
+              <w:top w:val="single" w:color="auto" w:sz="6" w:space="0"/>
+              <w:left w:val="single" w:color="auto" w:sz="6" w:space="0"/>
+              <w:bottom w:val="single" w:color="auto" w:sz="6" w:space="0"/>
+              <w:right w:val="single" w:color="auto" w:sz="12" w:space="0"/>
             </w:tcBorders>
             <w:vAlign w:val="center"/>
           </w:tcPr>
@@ -4405,40 +5225,136 @@
       </w:tr>
       <w:tr>
         <w:tblPrEx>
+          <w:tblBorders>
+            <w:top w:val="single" w:color="auto" w:sz="12" w:space="0"/>
+            <w:left w:val="single" w:color="auto" w:sz="12" w:space="0"/>
+            <w:bottom w:val="single" w:color="auto" w:sz="12" w:space="0"/>
+            <w:right w:val="single" w:color="auto" w:sz="12" w:space="0"/>
+            <w:insideH w:val="single" w:color="auto" w:sz="6" w:space="0"/>
+            <w:insideV w:val="single" w:color="auto" w:sz="6" w:space="0"/>
+          </w:tblBorders>
+        </w:tblPrEx>
+        <w:trPr>
+          <w:trHeight w:val="360" w:hRule="exact"/>
+          <w:jc w:val="center"/>
+        </w:trPr>
+        <w:tc>
+          <w:tcPr>
+            <w:tcW w:w="2070" w:type="dxa"/>
+            <w:tcBorders>
+              <w:top w:val="single" w:color="auto" w:sz="6" w:space="0"/>
+              <w:left w:val="single" w:color="auto" w:sz="12" w:space="0"/>
+              <w:bottom w:val="single" w:color="auto" w:sz="6" w:space="0"/>
+              <w:right w:val="single" w:color="auto" w:sz="6" w:space="0"/>
+            </w:tcBorders>
+            <w:vAlign w:val="center"/>
+          </w:tcPr>
+          <w:p>
+            <w:pPr>
+              <w:jc w:val="center"/>
+              <w:rPr>
+                <w:rFonts w:hint="eastAsia" w:ascii="SimSun" w:hAnsi="SimSun"/>
+                <w:szCs w:val="21"/>
+              </w:rPr>
+            </w:pPr>
+            <w:r>
+              <w:rPr>
+                <w:rFonts w:hint="eastAsia" w:ascii="SimSun" w:hAnsi="SimSun"/>
+                <w:szCs w:val="21"/>
+              </w:rPr>
+              <w:t>国际合作与交流费</w:t>
+            </w:r>
+          </w:p>
+        </w:tc>
+        <w:tc>
+          <w:tcPr>
+            <w:tcW w:w="1361" w:type="dxa"/>
+            <w:tcBorders>
+              <w:top w:val="single" w:color="auto" w:sz="6" w:space="0"/>
+              <w:left w:val="single" w:color="auto" w:sz="6" w:space="0"/>
+              <w:bottom w:val="single" w:color="auto" w:sz="6" w:space="0"/>
+              <w:right w:val="single" w:color="auto" w:sz="6" w:space="0"/>
+            </w:tcBorders>
+            <w:vAlign w:val="center"/>
+          </w:tcPr>
+          <w:p>
+            <w:pPr>
+              <w:jc w:val="center"/>
+              <w:rPr>
+                <w:rFonts w:ascii="SimSun" w:hAnsi="SimSun"/>
+                <w:szCs w:val="21"/>
+              </w:rPr>
+            </w:pPr>
+          </w:p>
+        </w:tc>
+        <w:tc>
+          <w:tcPr>
+            <w:tcW w:w="4535" w:type="dxa"/>
+            <w:tcBorders>
+              <w:top w:val="single" w:color="auto" w:sz="6" w:space="0"/>
+              <w:left w:val="single" w:color="auto" w:sz="6" w:space="0"/>
+              <w:bottom w:val="single" w:color="auto" w:sz="6" w:space="0"/>
+              <w:right w:val="single" w:color="auto" w:sz="12" w:space="0"/>
+            </w:tcBorders>
+            <w:vAlign w:val="center"/>
+          </w:tcPr>
+          <w:p>
+            <w:pPr>
+              <w:jc w:val="center"/>
+              <w:rPr>
+                <w:color w:val="FF0000"/>
+                <w:sz w:val="24"/>
+              </w:rPr>
+            </w:pPr>
+          </w:p>
+        </w:tc>
+      </w:tr>
+      <w:tr>
+        <w:tblPrEx>
+          <w:tblBorders>
+            <w:top w:val="single" w:color="auto" w:sz="12" w:space="0"/>
+            <w:left w:val="single" w:color="auto" w:sz="12" w:space="0"/>
+            <w:bottom w:val="single" w:color="auto" w:sz="12" w:space="0"/>
+            <w:right w:val="single" w:color="auto" w:sz="12" w:space="0"/>
+            <w:insideH w:val="single" w:color="auto" w:sz="6" w:space="0"/>
+            <w:insideV w:val="single" w:color="auto" w:sz="6" w:space="0"/>
+          </w:tblBorders>
           <w:tblCellMar>
             <w:top w:w="0" w:type="dxa"/>
+            <w:left w:w="28" w:type="dxa"/>
             <w:bottom w:w="0" w:type="dxa"/>
+            <w:right w:w="28" w:type="dxa"/>
           </w:tblCellMar>
         </w:tblPrEx>
         <w:trPr>
-          <w:trHeight w:hRule="exact" w:val="360"/>
+          <w:trHeight w:val="717" w:hRule="exact"/>
           <w:jc w:val="center"/>
         </w:trPr>
         <w:tc>
           <w:tcPr>
             <w:tcW w:w="2070" w:type="dxa"/>
             <w:tcBorders>
-              <w:top w:val="single" w:sz="6" w:space="0" w:color="auto"/>
-              <w:left w:val="single" w:sz="12" w:space="0" w:color="auto"/>
-              <w:bottom w:val="single" w:sz="6" w:space="0" w:color="auto"/>
-              <w:right w:val="single" w:sz="6" w:space="0" w:color="auto"/>
-            </w:tcBorders>
-            <w:vAlign w:val="center"/>
-          </w:tcPr>
-          <w:p>
-            <w:pPr>
-              <w:jc w:val="center"/>
-              <w:rPr>
-                <w:rFonts w:ascii="宋体" w:hAnsi="宋体" w:hint="eastAsia"/>
+              <w:top w:val="single" w:color="auto" w:sz="6" w:space="0"/>
+              <w:left w:val="single" w:color="auto" w:sz="12" w:space="0"/>
+              <w:bottom w:val="single" w:color="auto" w:sz="6" w:space="0"/>
+              <w:right w:val="single" w:color="auto" w:sz="6" w:space="0"/>
+            </w:tcBorders>
+            <w:vAlign w:val="center"/>
+          </w:tcPr>
+          <w:p>
+            <w:pPr>
+              <w:jc w:val="center"/>
+              <w:rPr>
+                <w:rFonts w:hint="eastAsia" w:ascii="SimSun" w:hAnsi="SimSun"/>
                 <w:szCs w:val="21"/>
               </w:rPr>
             </w:pPr>
             <w:r>
               <w:rPr>
-                <w:rFonts w:ascii="宋体" w:hAnsi="宋体" w:hint="eastAsia"/>
+                <w:rFonts w:hint="eastAsia" w:ascii="SimSun" w:hAnsi="SimSun"/>
                 <w:szCs w:val="21"/>
               </w:rPr>
-              <w:t>会议费</w:t>
+              <w:t>出版/文献/信息传播/知识产权事务费</w:t>
             </w:r>
           </w:p>
         </w:tc>
@@ -4446,18 +5362,18 @@
           <w:tcPr>
             <w:tcW w:w="1361" w:type="dxa"/>
             <w:tcBorders>
-              <w:top w:val="single" w:sz="6" w:space="0" w:color="auto"/>
-              <w:left w:val="single" w:sz="6" w:space="0" w:color="auto"/>
-              <w:bottom w:val="single" w:sz="6" w:space="0" w:color="auto"/>
-              <w:right w:val="single" w:sz="6" w:space="0" w:color="auto"/>
-            </w:tcBorders>
-            <w:vAlign w:val="center"/>
-          </w:tcPr>
-          <w:p>
-            <w:pPr>
-              <w:jc w:val="center"/>
-              <w:rPr>
-                <w:rFonts w:ascii="宋体" w:hAnsi="宋体"/>
+              <w:top w:val="single" w:color="auto" w:sz="6" w:space="0"/>
+              <w:left w:val="single" w:color="auto" w:sz="6" w:space="0"/>
+              <w:bottom w:val="single" w:color="auto" w:sz="6" w:space="0"/>
+              <w:right w:val="single" w:color="auto" w:sz="6" w:space="0"/>
+            </w:tcBorders>
+            <w:vAlign w:val="center"/>
+          </w:tcPr>
+          <w:p>
+            <w:pPr>
+              <w:jc w:val="center"/>
+              <w:rPr>
+                <w:rFonts w:ascii="SimSun" w:hAnsi="SimSun"/>
                 <w:szCs w:val="21"/>
               </w:rPr>
             </w:pPr>
@@ -4467,10 +5383,10 @@
           <w:tcPr>
             <w:tcW w:w="4535" w:type="dxa"/>
             <w:tcBorders>
-              <w:top w:val="single" w:sz="6" w:space="0" w:color="auto"/>
-              <w:left w:val="single" w:sz="6" w:space="0" w:color="auto"/>
-              <w:bottom w:val="single" w:sz="6" w:space="0" w:color="auto"/>
-              <w:right w:val="single" w:sz="12" w:space="0" w:color="auto"/>
+              <w:top w:val="single" w:color="auto" w:sz="6" w:space="0"/>
+              <w:left w:val="single" w:color="auto" w:sz="6" w:space="0"/>
+              <w:bottom w:val="single" w:color="auto" w:sz="6" w:space="0"/>
+              <w:right w:val="single" w:color="auto" w:sz="12" w:space="0"/>
             </w:tcBorders>
             <w:vAlign w:val="center"/>
           </w:tcPr>
@@ -4487,40 +5403,50 @@
       </w:tr>
       <w:tr>
         <w:tblPrEx>
+          <w:tblBorders>
+            <w:top w:val="single" w:color="auto" w:sz="12" w:space="0"/>
+            <w:left w:val="single" w:color="auto" w:sz="12" w:space="0"/>
+            <w:bottom w:val="single" w:color="auto" w:sz="12" w:space="0"/>
+            <w:right w:val="single" w:color="auto" w:sz="12" w:space="0"/>
+            <w:insideH w:val="single" w:color="auto" w:sz="6" w:space="0"/>
+            <w:insideV w:val="single" w:color="auto" w:sz="6" w:space="0"/>
+          </w:tblBorders>
           <w:tblCellMar>
             <w:top w:w="0" w:type="dxa"/>
+            <w:left w:w="28" w:type="dxa"/>
             <w:bottom w:w="0" w:type="dxa"/>
+            <w:right w:w="28" w:type="dxa"/>
           </w:tblCellMar>
         </w:tblPrEx>
         <w:trPr>
-          <w:trHeight w:hRule="exact" w:val="360"/>
+          <w:trHeight w:val="406" w:hRule="exact"/>
           <w:jc w:val="center"/>
         </w:trPr>
         <w:tc>
           <w:tcPr>
             <w:tcW w:w="2070" w:type="dxa"/>
             <w:tcBorders>
-              <w:top w:val="single" w:sz="6" w:space="0" w:color="auto"/>
-              <w:left w:val="single" w:sz="12" w:space="0" w:color="auto"/>
-              <w:bottom w:val="single" w:sz="6" w:space="0" w:color="auto"/>
-              <w:right w:val="single" w:sz="6" w:space="0" w:color="auto"/>
-            </w:tcBorders>
-            <w:vAlign w:val="center"/>
-          </w:tcPr>
-          <w:p>
-            <w:pPr>
-              <w:jc w:val="center"/>
-              <w:rPr>
-                <w:rFonts w:ascii="宋体" w:hAnsi="宋体" w:hint="eastAsia"/>
+              <w:top w:val="single" w:color="auto" w:sz="6" w:space="0"/>
+              <w:left w:val="single" w:color="auto" w:sz="12" w:space="0"/>
+              <w:bottom w:val="single" w:color="auto" w:sz="6" w:space="0"/>
+              <w:right w:val="single" w:color="auto" w:sz="6" w:space="0"/>
+            </w:tcBorders>
+            <w:vAlign w:val="center"/>
+          </w:tcPr>
+          <w:p>
+            <w:pPr>
+              <w:jc w:val="center"/>
+              <w:rPr>
+                <w:rFonts w:hint="eastAsia" w:ascii="SimSun" w:hAnsi="SimSun"/>
                 <w:szCs w:val="21"/>
               </w:rPr>
             </w:pPr>
             <w:r>
               <w:rPr>
-                <w:rFonts w:ascii="宋体" w:hAnsi="宋体" w:hint="eastAsia"/>
+                <w:rFonts w:hint="eastAsia" w:ascii="SimSun" w:hAnsi="SimSun"/>
                 <w:szCs w:val="21"/>
               </w:rPr>
-              <w:t>国际合作与交流费</w:t>
+              <w:t>专家咨询费</w:t>
             </w:r>
           </w:p>
         </w:tc>
@@ -4528,18 +5454,18 @@
           <w:tcPr>
             <w:tcW w:w="1361" w:type="dxa"/>
             <w:tcBorders>
-              <w:top w:val="single" w:sz="6" w:space="0" w:color="auto"/>
-              <w:left w:val="single" w:sz="6" w:space="0" w:color="auto"/>
-              <w:bottom w:val="single" w:sz="6" w:space="0" w:color="auto"/>
-              <w:right w:val="single" w:sz="6" w:space="0" w:color="auto"/>
-            </w:tcBorders>
-            <w:vAlign w:val="center"/>
-          </w:tcPr>
-          <w:p>
-            <w:pPr>
-              <w:jc w:val="center"/>
-              <w:rPr>
-                <w:rFonts w:ascii="宋体" w:hAnsi="宋体"/>
+              <w:top w:val="single" w:color="auto" w:sz="6" w:space="0"/>
+              <w:left w:val="single" w:color="auto" w:sz="6" w:space="0"/>
+              <w:bottom w:val="single" w:color="auto" w:sz="6" w:space="0"/>
+              <w:right w:val="single" w:color="auto" w:sz="6" w:space="0"/>
+            </w:tcBorders>
+            <w:vAlign w:val="center"/>
+          </w:tcPr>
+          <w:p>
+            <w:pPr>
+              <w:jc w:val="center"/>
+              <w:rPr>
+                <w:rFonts w:ascii="SimSun" w:hAnsi="SimSun"/>
                 <w:szCs w:val="21"/>
               </w:rPr>
             </w:pPr>
@@ -4549,60 +5475,81 @@
           <w:tcPr>
             <w:tcW w:w="4535" w:type="dxa"/>
             <w:tcBorders>
-              <w:top w:val="single" w:sz="6" w:space="0" w:color="auto"/>
-              <w:left w:val="single" w:sz="6" w:space="0" w:color="auto"/>
-              <w:bottom w:val="single" w:sz="6" w:space="0" w:color="auto"/>
-              <w:right w:val="single" w:sz="12" w:space="0" w:color="auto"/>
-            </w:tcBorders>
-            <w:vAlign w:val="center"/>
-          </w:tcPr>
-          <w:p>
-            <w:pPr>
-              <w:jc w:val="center"/>
-              <w:rPr>
+              <w:top w:val="single" w:color="auto" w:sz="6" w:space="0"/>
+              <w:left w:val="single" w:color="auto" w:sz="6" w:space="0"/>
+              <w:bottom w:val="single" w:color="auto" w:sz="6" w:space="0"/>
+              <w:right w:val="single" w:color="auto" w:sz="12" w:space="0"/>
+            </w:tcBorders>
+            <w:vAlign w:val="center"/>
+          </w:tcPr>
+          <w:p>
+            <w:pPr>
+              <w:jc w:val="center"/>
+              <w:rPr>
+                <w:rFonts w:ascii="SimSun" w:hAnsi="SimSun"/>
+                <w:b/>
+                <w:color w:val="FF0000"/>
+                <w:szCs w:val="21"/>
+              </w:rPr>
+            </w:pPr>
+            <w:r>
+              <w:rPr>
+                <w:rFonts w:hint="eastAsia"/>
+                <w:b/>
                 <w:color w:val="FF0000"/>
                 <w:sz w:val="24"/>
               </w:rPr>
-            </w:pPr>
+              <w:t>（不超过总经费的5%）</w:t>
+            </w:r>
           </w:p>
         </w:tc>
       </w:tr>
       <w:tr>
         <w:tblPrEx>
+          <w:tblBorders>
+            <w:top w:val="single" w:color="auto" w:sz="12" w:space="0"/>
+            <w:left w:val="single" w:color="auto" w:sz="12" w:space="0"/>
+            <w:bottom w:val="single" w:color="auto" w:sz="12" w:space="0"/>
+            <w:right w:val="single" w:color="auto" w:sz="12" w:space="0"/>
+            <w:insideH w:val="single" w:color="auto" w:sz="6" w:space="0"/>
+            <w:insideV w:val="single" w:color="auto" w:sz="6" w:space="0"/>
+          </w:tblBorders>
           <w:tblCellMar>
             <w:top w:w="0" w:type="dxa"/>
+            <w:left w:w="28" w:type="dxa"/>
             <w:bottom w:w="0" w:type="dxa"/>
+            <w:right w:w="28" w:type="dxa"/>
           </w:tblCellMar>
         </w:tblPrEx>
         <w:trPr>
-          <w:trHeight w:hRule="exact" w:val="717"/>
+          <w:trHeight w:val="468" w:hRule="exact"/>
           <w:jc w:val="center"/>
         </w:trPr>
         <w:tc>
           <w:tcPr>
             <w:tcW w:w="2070" w:type="dxa"/>
             <w:tcBorders>
-              <w:top w:val="single" w:sz="6" w:space="0" w:color="auto"/>
-              <w:left w:val="single" w:sz="12" w:space="0" w:color="auto"/>
-              <w:bottom w:val="single" w:sz="6" w:space="0" w:color="auto"/>
-              <w:right w:val="single" w:sz="6" w:space="0" w:color="auto"/>
-            </w:tcBorders>
-            <w:vAlign w:val="center"/>
-          </w:tcPr>
-          <w:p>
-            <w:pPr>
-              <w:jc w:val="center"/>
-              <w:rPr>
-                <w:rFonts w:ascii="宋体" w:hAnsi="宋体" w:hint="eastAsia"/>
+              <w:top w:val="single" w:color="auto" w:sz="6" w:space="0"/>
+              <w:left w:val="single" w:color="auto" w:sz="12" w:space="0"/>
+              <w:bottom w:val="single" w:color="auto" w:sz="12" w:space="0"/>
+              <w:right w:val="single" w:color="auto" w:sz="6" w:space="0"/>
+            </w:tcBorders>
+            <w:vAlign w:val="center"/>
+          </w:tcPr>
+          <w:p>
+            <w:pPr>
+              <w:jc w:val="center"/>
+              <w:rPr>
+                <w:rFonts w:hint="eastAsia" w:ascii="SimSun" w:hAnsi="SimSun"/>
                 <w:szCs w:val="21"/>
               </w:rPr>
             </w:pPr>
             <w:r>
               <w:rPr>
-                <w:rFonts w:ascii="宋体" w:hAnsi="宋体" w:hint="eastAsia"/>
+                <w:rFonts w:hint="eastAsia" w:ascii="SimSun" w:hAnsi="SimSun"/>
                 <w:szCs w:val="21"/>
               </w:rPr>
-              <w:t>出版/文献/信息传播/知识产权事务费</w:t>
+              <w:t>劳务费</w:t>
             </w:r>
           </w:p>
         </w:tc>
@@ -4610,18 +5557,18 @@
           <w:tcPr>
             <w:tcW w:w="1361" w:type="dxa"/>
             <w:tcBorders>
-              <w:top w:val="single" w:sz="6" w:space="0" w:color="auto"/>
-              <w:left w:val="single" w:sz="6" w:space="0" w:color="auto"/>
-              <w:bottom w:val="single" w:sz="6" w:space="0" w:color="auto"/>
-              <w:right w:val="single" w:sz="6" w:space="0" w:color="auto"/>
-            </w:tcBorders>
-            <w:vAlign w:val="center"/>
-          </w:tcPr>
-          <w:p>
-            <w:pPr>
-              <w:jc w:val="center"/>
-              <w:rPr>
-                <w:rFonts w:ascii="宋体" w:hAnsi="宋体"/>
+              <w:top w:val="single" w:color="auto" w:sz="6" w:space="0"/>
+              <w:left w:val="single" w:color="auto" w:sz="6" w:space="0"/>
+              <w:bottom w:val="single" w:color="auto" w:sz="12" w:space="0"/>
+              <w:right w:val="single" w:color="auto" w:sz="6" w:space="0"/>
+            </w:tcBorders>
+            <w:vAlign w:val="center"/>
+          </w:tcPr>
+          <w:p>
+            <w:pPr>
+              <w:jc w:val="center"/>
+              <w:rPr>
+                <w:rFonts w:ascii="SimSun" w:hAnsi="SimSun"/>
                 <w:szCs w:val="21"/>
               </w:rPr>
             </w:pPr>
@@ -4631,102 +5578,18 @@
           <w:tcPr>
             <w:tcW w:w="4535" w:type="dxa"/>
             <w:tcBorders>
-              <w:top w:val="single" w:sz="6" w:space="0" w:color="auto"/>
-              <w:left w:val="single" w:sz="6" w:space="0" w:color="auto"/>
-              <w:bottom w:val="single" w:sz="6" w:space="0" w:color="auto"/>
-              <w:right w:val="single" w:sz="12" w:space="0" w:color="auto"/>
-            </w:tcBorders>
-            <w:vAlign w:val="center"/>
-          </w:tcPr>
-          <w:p>
-            <w:pPr>
-              <w:jc w:val="center"/>
-              <w:rPr>
-                <w:color w:val="FF0000"/>
-                <w:sz w:val="24"/>
-              </w:rPr>
-            </w:pPr>
-          </w:p>
-        </w:tc>
-      </w:tr>
-      <w:tr>
-        <w:tblPrEx>
-          <w:tblCellMar>
-            <w:top w:w="0" w:type="dxa"/>
-            <w:bottom w:w="0" w:type="dxa"/>
-          </w:tblCellMar>
-        </w:tblPrEx>
-        <w:trPr>
-          <w:trHeight w:hRule="exact" w:val="406"/>
-          <w:jc w:val="center"/>
-        </w:trPr>
-        <w:tc>
-          <w:tcPr>
-            <w:tcW w:w="2070" w:type="dxa"/>
-            <w:tcBorders>
-              <w:top w:val="single" w:sz="6" w:space="0" w:color="auto"/>
-              <w:left w:val="single" w:sz="12" w:space="0" w:color="auto"/>
-              <w:bottom w:val="single" w:sz="6" w:space="0" w:color="auto"/>
-              <w:right w:val="single" w:sz="6" w:space="0" w:color="auto"/>
-            </w:tcBorders>
-            <w:vAlign w:val="center"/>
-          </w:tcPr>
-          <w:p>
-            <w:pPr>
-              <w:jc w:val="center"/>
-              <w:rPr>
-                <w:rFonts w:ascii="宋体" w:hAnsi="宋体" w:hint="eastAsia"/>
-                <w:szCs w:val="21"/>
-              </w:rPr>
-            </w:pPr>
-            <w:r>
-              <w:rPr>
-                <w:rFonts w:ascii="宋体" w:hAnsi="宋体" w:hint="eastAsia"/>
-                <w:szCs w:val="21"/>
-              </w:rPr>
-              <w:t>专家咨询费</w:t>
-            </w:r>
-          </w:p>
-        </w:tc>
-        <w:tc>
-          <w:tcPr>
-            <w:tcW w:w="1361" w:type="dxa"/>
-            <w:tcBorders>
-              <w:top w:val="single" w:sz="6" w:space="0" w:color="auto"/>
-              <w:left w:val="single" w:sz="6" w:space="0" w:color="auto"/>
-              <w:bottom w:val="single" w:sz="6" w:space="0" w:color="auto"/>
-              <w:right w:val="single" w:sz="6" w:space="0" w:color="auto"/>
-            </w:tcBorders>
-            <w:vAlign w:val="center"/>
-          </w:tcPr>
-          <w:p>
-            <w:pPr>
-              <w:jc w:val="center"/>
-              <w:rPr>
-                <w:rFonts w:ascii="宋体" w:hAnsi="宋体"/>
-                <w:szCs w:val="21"/>
-              </w:rPr>
-            </w:pPr>
-          </w:p>
-        </w:tc>
-        <w:tc>
-          <w:tcPr>
-            <w:tcW w:w="4535" w:type="dxa"/>
-            <w:tcBorders>
-              <w:top w:val="single" w:sz="6" w:space="0" w:color="auto"/>
-              <w:left w:val="single" w:sz="6" w:space="0" w:color="auto"/>
-              <w:bottom w:val="single" w:sz="6" w:space="0" w:color="auto"/>
-              <w:right w:val="single" w:sz="12" w:space="0" w:color="auto"/>
-            </w:tcBorders>
-            <w:vAlign w:val="center"/>
-          </w:tcPr>
-          <w:p>
-            <w:pPr>
-              <w:jc w:val="center"/>
-              <w:rPr>
-                <w:rFonts w:ascii="宋体" w:hAnsi="宋体"/>
-                <w:b/>
-                <w:color w:val="FF0000"/>
+              <w:top w:val="single" w:color="auto" w:sz="6" w:space="0"/>
+              <w:left w:val="single" w:color="auto" w:sz="6" w:space="0"/>
+              <w:bottom w:val="single" w:color="auto" w:sz="12" w:space="0"/>
+              <w:right w:val="single" w:color="auto" w:sz="12" w:space="0"/>
+            </w:tcBorders>
+            <w:vAlign w:val="center"/>
+          </w:tcPr>
+          <w:p>
+            <w:pPr>
+              <w:jc w:val="center"/>
+              <w:rPr>
+                <w:rFonts w:ascii="SimSun" w:hAnsi="SimSun"/>
                 <w:szCs w:val="21"/>
               </w:rPr>
             </w:pPr>
@@ -4737,170 +5600,7 @@
                 <w:color w:val="FF0000"/>
                 <w:sz w:val="24"/>
               </w:rPr>
-              <w:t>（不超过总经费</w:t>
-            </w:r>
-            <w:r>
-              <w:rPr>
-                <w:rFonts w:hint="eastAsia"/>
-                <w:b/>
-                <w:color w:val="FF0000"/>
-                <w:sz w:val="24"/>
-              </w:rPr>
-              <w:t>的</w:t>
-            </w:r>
-            <w:r>
-              <w:rPr>
-                <w:rFonts w:hint="eastAsia"/>
-                <w:b/>
-                <w:color w:val="FF0000"/>
-                <w:sz w:val="24"/>
-              </w:rPr>
-              <w:t>5</w:t>
-            </w:r>
-            <w:r>
-              <w:rPr>
-                <w:rFonts w:hint="eastAsia"/>
-                <w:b/>
-                <w:color w:val="FF0000"/>
-                <w:sz w:val="24"/>
-              </w:rPr>
-              <w:t>%</w:t>
-            </w:r>
-            <w:r>
-              <w:rPr>
-                <w:rFonts w:hint="eastAsia"/>
-                <w:b/>
-                <w:color w:val="FF0000"/>
-                <w:sz w:val="24"/>
-              </w:rPr>
-              <w:t>）</w:t>
-            </w:r>
-          </w:p>
-        </w:tc>
-      </w:tr>
-      <w:tr>
-        <w:tblPrEx>
-          <w:tblCellMar>
-            <w:top w:w="0" w:type="dxa"/>
-            <w:bottom w:w="0" w:type="dxa"/>
-          </w:tblCellMar>
-        </w:tblPrEx>
-        <w:trPr>
-          <w:trHeight w:hRule="exact" w:val="468"/>
-          <w:jc w:val="center"/>
-        </w:trPr>
-        <w:tc>
-          <w:tcPr>
-            <w:tcW w:w="2070" w:type="dxa"/>
-            <w:tcBorders>
-              <w:top w:val="single" w:sz="6" w:space="0" w:color="auto"/>
-              <w:left w:val="single" w:sz="12" w:space="0" w:color="auto"/>
-              <w:bottom w:val="single" w:sz="12" w:space="0" w:color="auto"/>
-              <w:right w:val="single" w:sz="6" w:space="0" w:color="auto"/>
-            </w:tcBorders>
-            <w:vAlign w:val="center"/>
-          </w:tcPr>
-          <w:p>
-            <w:pPr>
-              <w:jc w:val="center"/>
-              <w:rPr>
-                <w:rFonts w:ascii="宋体" w:hAnsi="宋体" w:hint="eastAsia"/>
-                <w:szCs w:val="21"/>
-              </w:rPr>
-            </w:pPr>
-            <w:r>
-              <w:rPr>
-                <w:rFonts w:ascii="宋体" w:hAnsi="宋体" w:hint="eastAsia"/>
-                <w:szCs w:val="21"/>
-              </w:rPr>
-              <w:t>劳务费</w:t>
-            </w:r>
-          </w:p>
-        </w:tc>
-        <w:tc>
-          <w:tcPr>
-            <w:tcW w:w="1361" w:type="dxa"/>
-            <w:tcBorders>
-              <w:top w:val="single" w:sz="6" w:space="0" w:color="auto"/>
-              <w:left w:val="single" w:sz="6" w:space="0" w:color="auto"/>
-              <w:bottom w:val="single" w:sz="12" w:space="0" w:color="auto"/>
-              <w:right w:val="single" w:sz="6" w:space="0" w:color="auto"/>
-            </w:tcBorders>
-            <w:vAlign w:val="center"/>
-          </w:tcPr>
-          <w:p>
-            <w:pPr>
-              <w:jc w:val="center"/>
-              <w:rPr>
-                <w:rFonts w:ascii="宋体" w:hAnsi="宋体"/>
-                <w:szCs w:val="21"/>
-              </w:rPr>
-            </w:pPr>
-          </w:p>
-        </w:tc>
-        <w:tc>
-          <w:tcPr>
-            <w:tcW w:w="4535" w:type="dxa"/>
-            <w:tcBorders>
-              <w:top w:val="single" w:sz="6" w:space="0" w:color="auto"/>
-              <w:left w:val="single" w:sz="6" w:space="0" w:color="auto"/>
-              <w:bottom w:val="single" w:sz="12" w:space="0" w:color="auto"/>
-              <w:right w:val="single" w:sz="12" w:space="0" w:color="auto"/>
-            </w:tcBorders>
-            <w:vAlign w:val="center"/>
-          </w:tcPr>
-          <w:p>
-            <w:pPr>
-              <w:jc w:val="center"/>
-              <w:rPr>
-                <w:rFonts w:ascii="宋体" w:hAnsi="宋体"/>
-                <w:szCs w:val="21"/>
-              </w:rPr>
-            </w:pPr>
-            <w:r>
-              <w:rPr>
-                <w:rFonts w:hint="eastAsia"/>
-                <w:b/>
-                <w:color w:val="FF0000"/>
-                <w:sz w:val="24"/>
-              </w:rPr>
-              <w:t>（不超过总经费</w:t>
-            </w:r>
-            <w:r>
-              <w:rPr>
-                <w:rFonts w:hint="eastAsia"/>
-                <w:b/>
-                <w:color w:val="FF0000"/>
-                <w:sz w:val="24"/>
-              </w:rPr>
-              <w:t>的</w:t>
-            </w:r>
-            <w:r>
-              <w:rPr>
-                <w:rFonts w:hint="eastAsia"/>
-                <w:b/>
-                <w:color w:val="FF0000"/>
-                <w:sz w:val="24"/>
-              </w:rPr>
-              <w:t>10</w:t>
-            </w:r>
-            <w:r>
-              <w:rPr>
-                <w:rFonts w:hint="eastAsia"/>
-                <w:b/>
-                <w:color w:val="FF0000"/>
-                <w:sz w:val="24"/>
-              </w:rPr>
-              <w:t>%</w:t>
-            </w:r>
-            <w:r>
-              <w:rPr>
-                <w:rFonts w:hint="eastAsia"/>
-                <w:b/>
-                <w:color w:val="FF0000"/>
-                <w:sz w:val="24"/>
-              </w:rPr>
-              <w:t>）</w:t>
+              <w:t>（不超过总经费的10%）</w:t>
             </w:r>
           </w:p>
         </w:tc>
@@ -4910,7 +5610,7 @@
       <w:pPr>
         <w:spacing w:before="120" w:line="280" w:lineRule="exact"/>
         <w:rPr>
-          <w:rFonts w:eastAsia="黑体" w:hint="eastAsia"/>
+          <w:rFonts w:hint="eastAsia" w:eastAsia="SimHei"/>
           <w:sz w:val="30"/>
         </w:rPr>
       </w:pPr>
@@ -4924,34 +5624,40 @@
       </w:pPr>
       <w:r>
         <w:rPr>
-          <w:rFonts w:eastAsia="黑体"/>
+          <w:rFonts w:eastAsia="SimHei"/>
           <w:sz w:val="30"/>
         </w:rPr>
         <w:br w:type="page"/>
       </w:r>
       <w:r>
         <w:rPr>
-          <w:rFonts w:ascii="黑体" w:eastAsia="黑体" w:hint="eastAsia"/>
+          <w:rFonts w:hint="eastAsia" w:ascii="SimHei" w:eastAsia="SimHei"/>
           <w:sz w:val="32"/>
           <w:szCs w:val="32"/>
         </w:rPr>
-        <w:lastRenderedPageBreak/>
         <w:t>签字和盖章页</w:t>
       </w:r>
     </w:p>
     <w:tbl>
       <w:tblPr>
+        <w:tblStyle w:val="5"/>
         <w:tblW w:w="8222" w:type="dxa"/>
         <w:tblInd w:w="108" w:type="dxa"/>
         <w:tblBorders>
-          <w:top w:val="single" w:sz="4" w:space="0" w:color="auto"/>
-          <w:left w:val="single" w:sz="4" w:space="0" w:color="auto"/>
-          <w:bottom w:val="single" w:sz="4" w:space="0" w:color="auto"/>
-          <w:right w:val="single" w:sz="4" w:space="0" w:color="auto"/>
-          <w:insideH w:val="single" w:sz="4" w:space="0" w:color="auto"/>
-          <w:insideV w:val="single" w:sz="4" w:space="0" w:color="auto"/>
+          <w:top w:val="single" w:color="auto" w:sz="4" w:space="0"/>
+          <w:left w:val="single" w:color="auto" w:sz="4" w:space="0"/>
+          <w:bottom w:val="single" w:color="auto" w:sz="4" w:space="0"/>
+          <w:right w:val="single" w:color="auto" w:sz="4" w:space="0"/>
+          <w:insideH w:val="single" w:color="auto" w:sz="4" w:space="0"/>
+          <w:insideV w:val="single" w:color="auto" w:sz="4" w:space="0"/>
         </w:tblBorders>
-        <w:tblLook w:val="00BF" w:firstRow="1" w:lastRow="0" w:firstColumn="1" w:lastColumn="0" w:noHBand="0" w:noVBand="0"/>
+        <w:tblLayout w:type="autofit"/>
+        <w:tblCellMar>
+          <w:top w:w="0" w:type="dxa"/>
+          <w:left w:w="108" w:type="dxa"/>
+          <w:bottom w:w="0" w:type="dxa"/>
+          <w:right w:w="108" w:type="dxa"/>
+        </w:tblCellMar>
       </w:tblPr>
       <w:tblGrid>
         <w:gridCol w:w="1080"/>
@@ -4965,17 +5671,33 @@
         <w:gridCol w:w="1276"/>
       </w:tblGrid>
       <w:tr>
+        <w:tblPrEx>
+          <w:tblBorders>
+            <w:top w:val="single" w:color="auto" w:sz="4" w:space="0"/>
+            <w:left w:val="single" w:color="auto" w:sz="4" w:space="0"/>
+            <w:bottom w:val="single" w:color="auto" w:sz="4" w:space="0"/>
+            <w:right w:val="single" w:color="auto" w:sz="4" w:space="0"/>
+            <w:insideH w:val="single" w:color="auto" w:sz="4" w:space="0"/>
+            <w:insideV w:val="single" w:color="auto" w:sz="4" w:space="0"/>
+          </w:tblBorders>
+          <w:tblCellMar>
+            <w:top w:w="0" w:type="dxa"/>
+            <w:left w:w="108" w:type="dxa"/>
+            <w:bottom w:w="0" w:type="dxa"/>
+            <w:right w:w="108" w:type="dxa"/>
+          </w:tblCellMar>
+        </w:tblPrEx>
         <w:trPr>
-          <w:trHeight w:val="454"/>
+          <w:trHeight w:val="454" w:hRule="atLeast"/>
         </w:trPr>
         <w:tc>
           <w:tcPr>
             <w:tcW w:w="1080" w:type="dxa"/>
             <w:tcBorders>
-              <w:top w:val="single" w:sz="4" w:space="0" w:color="auto"/>
-              <w:left w:val="single" w:sz="4" w:space="0" w:color="auto"/>
-              <w:bottom w:val="single" w:sz="4" w:space="0" w:color="auto"/>
-              <w:right w:val="single" w:sz="4" w:space="0" w:color="auto"/>
+              <w:top w:val="single" w:color="auto" w:sz="4" w:space="0"/>
+              <w:left w:val="single" w:color="auto" w:sz="4" w:space="0"/>
+              <w:bottom w:val="single" w:color="auto" w:sz="4" w:space="0"/>
+              <w:right w:val="single" w:color="auto" w:sz="4" w:space="0"/>
             </w:tcBorders>
             <w:vAlign w:val="center"/>
           </w:tcPr>
@@ -4996,10 +5718,10 @@
             <w:tcW w:w="7142" w:type="dxa"/>
             <w:gridSpan w:val="8"/>
             <w:tcBorders>
-              <w:top w:val="single" w:sz="4" w:space="0" w:color="auto"/>
-              <w:left w:val="single" w:sz="4" w:space="0" w:color="auto"/>
-              <w:bottom w:val="single" w:sz="4" w:space="0" w:color="auto"/>
-              <w:right w:val="single" w:sz="4" w:space="0" w:color="auto"/>
+              <w:top w:val="single" w:color="auto" w:sz="4" w:space="0"/>
+              <w:left w:val="single" w:color="auto" w:sz="4" w:space="0"/>
+              <w:bottom w:val="single" w:color="auto" w:sz="4" w:space="0"/>
+              <w:right w:val="single" w:color="auto" w:sz="4" w:space="0"/>
             </w:tcBorders>
             <w:vAlign w:val="center"/>
           </w:tcPr>
@@ -5007,17 +5729,33 @@
         </w:tc>
       </w:tr>
       <w:tr>
+        <w:tblPrEx>
+          <w:tblBorders>
+            <w:top w:val="single" w:color="auto" w:sz="4" w:space="0"/>
+            <w:left w:val="single" w:color="auto" w:sz="4" w:space="0"/>
+            <w:bottom w:val="single" w:color="auto" w:sz="4" w:space="0"/>
+            <w:right w:val="single" w:color="auto" w:sz="4" w:space="0"/>
+            <w:insideH w:val="single" w:color="auto" w:sz="4" w:space="0"/>
+            <w:insideV w:val="single" w:color="auto" w:sz="4" w:space="0"/>
+          </w:tblBorders>
+          <w:tblCellMar>
+            <w:top w:w="0" w:type="dxa"/>
+            <w:left w:w="108" w:type="dxa"/>
+            <w:bottom w:w="0" w:type="dxa"/>
+            <w:right w:w="108" w:type="dxa"/>
+          </w:tblCellMar>
+        </w:tblPrEx>
         <w:trPr>
-          <w:trHeight w:val="454"/>
+          <w:trHeight w:val="454" w:hRule="atLeast"/>
         </w:trPr>
         <w:tc>
           <w:tcPr>
             <w:tcW w:w="1080" w:type="dxa"/>
             <w:tcBorders>
-              <w:top w:val="single" w:sz="4" w:space="0" w:color="auto"/>
-              <w:left w:val="single" w:sz="4" w:space="0" w:color="auto"/>
-              <w:bottom w:val="single" w:sz="4" w:space="0" w:color="auto"/>
-              <w:right w:val="single" w:sz="4" w:space="0" w:color="auto"/>
+              <w:top w:val="single" w:color="auto" w:sz="4" w:space="0"/>
+              <w:left w:val="single" w:color="auto" w:sz="4" w:space="0"/>
+              <w:bottom w:val="single" w:color="auto" w:sz="4" w:space="0"/>
+              <w:right w:val="single" w:color="auto" w:sz="4" w:space="0"/>
             </w:tcBorders>
             <w:vAlign w:val="center"/>
           </w:tcPr>
@@ -5056,10 +5794,10 @@
             <w:tcW w:w="1980" w:type="dxa"/>
             <w:gridSpan w:val="3"/>
             <w:tcBorders>
-              <w:top w:val="single" w:sz="4" w:space="0" w:color="auto"/>
-              <w:left w:val="single" w:sz="4" w:space="0" w:color="auto"/>
-              <w:bottom w:val="single" w:sz="4" w:space="0" w:color="auto"/>
-              <w:right w:val="single" w:sz="4" w:space="0" w:color="auto"/>
+              <w:top w:val="single" w:color="auto" w:sz="4" w:space="0"/>
+              <w:left w:val="single" w:color="auto" w:sz="4" w:space="0"/>
+              <w:bottom w:val="single" w:color="auto" w:sz="4" w:space="0"/>
+              <w:right w:val="single" w:color="auto" w:sz="4" w:space="0"/>
             </w:tcBorders>
             <w:vAlign w:val="center"/>
           </w:tcPr>
@@ -5069,10 +5807,10 @@
           <w:tcPr>
             <w:tcW w:w="1080" w:type="dxa"/>
             <w:tcBorders>
-              <w:top w:val="single" w:sz="4" w:space="0" w:color="auto"/>
-              <w:left w:val="single" w:sz="4" w:space="0" w:color="auto"/>
-              <w:bottom w:val="single" w:sz="4" w:space="0" w:color="auto"/>
-              <w:right w:val="single" w:sz="4" w:space="0" w:color="auto"/>
+              <w:top w:val="single" w:color="auto" w:sz="4" w:space="0"/>
+              <w:left w:val="single" w:color="auto" w:sz="4" w:space="0"/>
+              <w:bottom w:val="single" w:color="auto" w:sz="4" w:space="0"/>
+              <w:right w:val="single" w:color="auto" w:sz="4" w:space="0"/>
             </w:tcBorders>
             <w:vAlign w:val="center"/>
           </w:tcPr>
@@ -5093,10 +5831,10 @@
             <w:tcW w:w="4082" w:type="dxa"/>
             <w:gridSpan w:val="4"/>
             <w:tcBorders>
-              <w:top w:val="single" w:sz="4" w:space="0" w:color="auto"/>
-              <w:left w:val="single" w:sz="4" w:space="0" w:color="auto"/>
-              <w:bottom w:val="single" w:sz="4" w:space="0" w:color="auto"/>
-              <w:right w:val="single" w:sz="4" w:space="0" w:color="auto"/>
+              <w:top w:val="single" w:color="auto" w:sz="4" w:space="0"/>
+              <w:left w:val="single" w:color="auto" w:sz="4" w:space="0"/>
+              <w:bottom w:val="single" w:color="auto" w:sz="4" w:space="0"/>
+              <w:right w:val="single" w:color="auto" w:sz="4" w:space="0"/>
             </w:tcBorders>
             <w:vAlign w:val="center"/>
           </w:tcPr>
@@ -5104,17 +5842,33 @@
         </w:tc>
       </w:tr>
       <w:tr>
+        <w:tblPrEx>
+          <w:tblBorders>
+            <w:top w:val="single" w:color="auto" w:sz="4" w:space="0"/>
+            <w:left w:val="single" w:color="auto" w:sz="4" w:space="0"/>
+            <w:bottom w:val="single" w:color="auto" w:sz="4" w:space="0"/>
+            <w:right w:val="single" w:color="auto" w:sz="4" w:space="0"/>
+            <w:insideH w:val="single" w:color="auto" w:sz="4" w:space="0"/>
+            <w:insideV w:val="single" w:color="auto" w:sz="4" w:space="0"/>
+          </w:tblBorders>
+          <w:tblCellMar>
+            <w:top w:w="0" w:type="dxa"/>
+            <w:left w:w="108" w:type="dxa"/>
+            <w:bottom w:w="0" w:type="dxa"/>
+            <w:right w:w="108" w:type="dxa"/>
+          </w:tblCellMar>
+        </w:tblPrEx>
         <w:trPr>
-          <w:trHeight w:val="2487"/>
+          <w:trHeight w:val="2487" w:hRule="atLeast"/>
         </w:trPr>
         <w:tc>
           <w:tcPr>
             <w:tcW w:w="1080" w:type="dxa"/>
             <w:tcBorders>
-              <w:top w:val="single" w:sz="4" w:space="0" w:color="auto"/>
-              <w:left w:val="single" w:sz="4" w:space="0" w:color="auto"/>
-              <w:bottom w:val="single" w:sz="4" w:space="0" w:color="auto"/>
-              <w:right w:val="single" w:sz="4" w:space="0" w:color="auto"/>
+              <w:top w:val="single" w:color="auto" w:sz="4" w:space="0"/>
+              <w:left w:val="single" w:color="auto" w:sz="4" w:space="0"/>
+              <w:bottom w:val="single" w:color="auto" w:sz="4" w:space="0"/>
+              <w:right w:val="single" w:color="auto" w:sz="4" w:space="0"/>
             </w:tcBorders>
             <w:vAlign w:val="center"/>
           </w:tcPr>
@@ -5179,10 +5933,10 @@
             <w:tcW w:w="7142" w:type="dxa"/>
             <w:gridSpan w:val="8"/>
             <w:tcBorders>
-              <w:top w:val="single" w:sz="4" w:space="0" w:color="auto"/>
-              <w:left w:val="single" w:sz="4" w:space="0" w:color="auto"/>
-              <w:bottom w:val="single" w:sz="4" w:space="0" w:color="auto"/>
-              <w:right w:val="single" w:sz="4" w:space="0" w:color="auto"/>
+              <w:top w:val="single" w:color="auto" w:sz="4" w:space="0"/>
+              <w:left w:val="single" w:color="auto" w:sz="4" w:space="0"/>
+              <w:bottom w:val="single" w:color="auto" w:sz="4" w:space="0"/>
+              <w:right w:val="single" w:color="auto" w:sz="4" w:space="0"/>
             </w:tcBorders>
           </w:tcPr>
           <w:p>
@@ -5193,19 +5947,7 @@
               <w:rPr>
                 <w:rFonts w:hint="eastAsia"/>
               </w:rPr>
-              <w:t>我保证</w:t>
-            </w:r>
-            <w:r>
-              <w:rPr>
-                <w:rFonts w:hint="eastAsia"/>
-              </w:rPr>
-              <w:t>:</w:t>
-            </w:r>
-            <w:r>
-              <w:rPr>
-                <w:rFonts w:hint="eastAsia"/>
-              </w:rPr>
-              <w:t>（</w:t>
+              <w:t>我保证:（</w:t>
             </w:r>
             <w:r>
               <w:t>1</w:t>
@@ -5228,25 +5970,7 @@
               <w:rPr>
                 <w:rFonts w:hint="eastAsia"/>
               </w:rPr>
-              <w:t>;</w:t>
-            </w:r>
-            <w:r>
-              <w:rPr>
-                <w:rFonts w:hint="eastAsia"/>
-              </w:rPr>
-              <w:t>（</w:t>
-            </w:r>
-            <w:r>
-              <w:rPr>
-                <w:rFonts w:hint="eastAsia"/>
-              </w:rPr>
-              <w:t>2</w:t>
-            </w:r>
-            <w:r>
-              <w:rPr>
-                <w:rFonts w:hint="eastAsia"/>
-              </w:rPr>
-              <w:t>）</w:t>
+              <w:t>;（2）</w:t>
             </w:r>
             <w:r>
               <w:rPr>
@@ -5260,37 +5984,7 @@
               <w:rPr>
                 <w:rFonts w:hint="eastAsia"/>
               </w:rPr>
-              <w:t>。如果获得基金资助，我将履行项目负责人职责，严格遵守</w:t>
-            </w:r>
-            <w:r>
-              <w:rPr>
-                <w:rFonts w:hint="eastAsia"/>
-              </w:rPr>
-              <w:t>航空航天</w:t>
-            </w:r>
-            <w:r>
-              <w:rPr>
-                <w:rFonts w:hint="eastAsia"/>
-              </w:rPr>
-              <w:t>结构力学及控制</w:t>
-            </w:r>
-            <w:r>
-              <w:rPr>
-                <w:rFonts w:hint="eastAsia"/>
-              </w:rPr>
-              <w:t>全国</w:t>
-            </w:r>
-            <w:r>
-              <w:rPr>
-                <w:rFonts w:hint="eastAsia"/>
-              </w:rPr>
-              <w:t>重点实验室开放课题项目</w:t>
-            </w:r>
-            <w:r>
-              <w:rPr>
-                <w:rFonts w:hint="eastAsia"/>
-              </w:rPr>
-              <w:t>管理的有关规定，切实保证研究工作时间，认真开展工作，按时报送有关材料。若填报失实和违反规定，本人将承担全部责任。</w:t>
+              <w:t>。如果获得基金资助，我将履行项目负责人职责，严格遵守航空航天结构力学及控制全国重点实验室开放课题项目管理的有关规定，切实保证研究工作时间，认真开展工作，按时报送有关材料。若填报失实和违反规定，本人将承担全部责任。</w:t>
             </w:r>
           </w:p>
           <w:p>
@@ -5305,7 +5999,7 @@
           </w:p>
           <w:p>
             <w:pPr>
-              <w:ind w:firstLineChars="1203" w:firstLine="2526"/>
+              <w:ind w:firstLine="2526" w:firstLineChars="1203"/>
             </w:pPr>
             <w:r>
               <w:rPr>
@@ -5344,19 +6038,35 @@
         </w:tc>
       </w:tr>
       <w:tr>
+        <w:tblPrEx>
+          <w:tblBorders>
+            <w:top w:val="single" w:color="auto" w:sz="4" w:space="0"/>
+            <w:left w:val="single" w:color="auto" w:sz="4" w:space="0"/>
+            <w:bottom w:val="single" w:color="auto" w:sz="4" w:space="0"/>
+            <w:right w:val="single" w:color="auto" w:sz="4" w:space="0"/>
+            <w:insideH w:val="single" w:color="auto" w:sz="4" w:space="0"/>
+            <w:insideV w:val="single" w:color="auto" w:sz="4" w:space="0"/>
+          </w:tblBorders>
+          <w:tblCellMar>
+            <w:top w:w="0" w:type="dxa"/>
+            <w:left w:w="108" w:type="dxa"/>
+            <w:bottom w:w="0" w:type="dxa"/>
+            <w:right w:w="108" w:type="dxa"/>
+          </w:tblCellMar>
+        </w:tblPrEx>
         <w:trPr>
           <w:cantSplit/>
-          <w:trHeight w:val="1703"/>
+          <w:trHeight w:val="1703" w:hRule="atLeast"/>
         </w:trPr>
         <w:tc>
           <w:tcPr>
             <w:tcW w:w="1080" w:type="dxa"/>
             <w:vMerge w:val="restart"/>
             <w:tcBorders>
-              <w:top w:val="single" w:sz="4" w:space="0" w:color="auto"/>
-              <w:left w:val="single" w:sz="4" w:space="0" w:color="auto"/>
-              <w:bottom w:val="single" w:sz="4" w:space="0" w:color="auto"/>
-              <w:right w:val="single" w:sz="4" w:space="0" w:color="auto"/>
+              <w:top w:val="single" w:color="auto" w:sz="4" w:space="0"/>
+              <w:left w:val="single" w:color="auto" w:sz="4" w:space="0"/>
+              <w:bottom w:val="single" w:color="auto" w:sz="4" w:space="0"/>
+              <w:right w:val="single" w:color="auto" w:sz="4" w:space="0"/>
             </w:tcBorders>
             <w:vAlign w:val="center"/>
           </w:tcPr>
@@ -5465,10 +6175,10 @@
             <w:tcW w:w="7142" w:type="dxa"/>
             <w:gridSpan w:val="8"/>
             <w:tcBorders>
-              <w:top w:val="single" w:sz="4" w:space="0" w:color="auto"/>
-              <w:left w:val="single" w:sz="4" w:space="0" w:color="auto"/>
-              <w:bottom w:val="single" w:sz="4" w:space="0" w:color="auto"/>
-              <w:right w:val="single" w:sz="4" w:space="0" w:color="auto"/>
+              <w:top w:val="single" w:color="auto" w:sz="4" w:space="0"/>
+              <w:left w:val="single" w:color="auto" w:sz="4" w:space="0"/>
+              <w:bottom w:val="single" w:color="auto" w:sz="4" w:space="0"/>
+              <w:right w:val="single" w:color="auto" w:sz="4" w:space="0"/>
             </w:tcBorders>
           </w:tcPr>
           <w:p>
@@ -5479,54 +6189,40 @@
               <w:rPr>
                 <w:rFonts w:hint="eastAsia"/>
               </w:rPr>
-              <w:t>我保证有关申报内容的真实性。如果获得基金资助，我将严格遵守</w:t>
-            </w:r>
-            <w:r>
-              <w:rPr>
-                <w:rFonts w:hint="eastAsia"/>
-              </w:rPr>
-              <w:t>航空航天</w:t>
-            </w:r>
-            <w:r>
-              <w:rPr>
-                <w:rFonts w:hint="eastAsia"/>
-              </w:rPr>
-              <w:t>结构力学及控制</w:t>
-            </w:r>
-            <w:r>
-              <w:rPr>
-                <w:rFonts w:hint="eastAsia"/>
-              </w:rPr>
-              <w:t>全国</w:t>
-            </w:r>
-            <w:r>
-              <w:rPr>
-                <w:rFonts w:hint="eastAsia"/>
-              </w:rPr>
-              <w:t>重点实验室开放课题项目</w:t>
-            </w:r>
-            <w:r>
-              <w:rPr>
-                <w:rFonts w:hint="eastAsia"/>
-              </w:rPr>
-              <w:t>管理的有关规定，切实保证研究工作时间，加强合作、信息资源共享，认真开展工作，及时向项目负责人报送有关材料。若个人信息失实、执行项目中违反规定，本人将承担相关责任。</w:t>
+              <w:t>我保证有关申报内容的真实性。如果获得基金资助，我将严格遵守航空航天结构力学及控制全国重点实验室开放课题项目管理的有关规定，切实保证研究工作时间，加强合作、信息资源共享，认真开展工作，及时向项目负责人报送有关材料。若个人信息失实、执行项目中违反规定，本人将承担相关责任。</w:t>
             </w:r>
           </w:p>
         </w:tc>
       </w:tr>
       <w:tr>
+        <w:tblPrEx>
+          <w:tblBorders>
+            <w:top w:val="single" w:color="auto" w:sz="4" w:space="0"/>
+            <w:left w:val="single" w:color="auto" w:sz="4" w:space="0"/>
+            <w:bottom w:val="single" w:color="auto" w:sz="4" w:space="0"/>
+            <w:right w:val="single" w:color="auto" w:sz="4" w:space="0"/>
+            <w:insideH w:val="single" w:color="auto" w:sz="4" w:space="0"/>
+            <w:insideV w:val="single" w:color="auto" w:sz="4" w:space="0"/>
+          </w:tblBorders>
+          <w:tblCellMar>
+            <w:top w:w="0" w:type="dxa"/>
+            <w:left w:w="108" w:type="dxa"/>
+            <w:bottom w:w="0" w:type="dxa"/>
+            <w:right w:w="108" w:type="dxa"/>
+          </w:tblCellMar>
+        </w:tblPrEx>
         <w:trPr>
           <w:cantSplit/>
         </w:trPr>
         <w:tc>
           <w:tcPr>
             <w:tcW w:w="0" w:type="auto"/>
-            <w:vMerge/>
-            <w:tcBorders>
-              <w:top w:val="single" w:sz="4" w:space="0" w:color="auto"/>
-              <w:left w:val="single" w:sz="4" w:space="0" w:color="auto"/>
-              <w:bottom w:val="single" w:sz="4" w:space="0" w:color="auto"/>
-              <w:right w:val="single" w:sz="4" w:space="0" w:color="auto"/>
+            <w:vMerge w:val="continue"/>
+            <w:tcBorders>
+              <w:top w:val="single" w:color="auto" w:sz="4" w:space="0"/>
+              <w:left w:val="single" w:color="auto" w:sz="4" w:space="0"/>
+              <w:bottom w:val="single" w:color="auto" w:sz="4" w:space="0"/>
+              <w:right w:val="single" w:color="auto" w:sz="4" w:space="0"/>
             </w:tcBorders>
             <w:vAlign w:val="center"/>
           </w:tcPr>
@@ -5541,10 +6237,10 @@
           <w:tcPr>
             <w:tcW w:w="905" w:type="dxa"/>
             <w:tcBorders>
-              <w:top w:val="single" w:sz="4" w:space="0" w:color="auto"/>
-              <w:left w:val="single" w:sz="4" w:space="0" w:color="auto"/>
-              <w:bottom w:val="single" w:sz="4" w:space="0" w:color="auto"/>
-              <w:right w:val="single" w:sz="4" w:space="0" w:color="auto"/>
+              <w:top w:val="single" w:color="auto" w:sz="4" w:space="0"/>
+              <w:left w:val="single" w:color="auto" w:sz="4" w:space="0"/>
+              <w:bottom w:val="single" w:color="auto" w:sz="4" w:space="0"/>
+              <w:right w:val="single" w:color="auto" w:sz="4" w:space="0"/>
             </w:tcBorders>
           </w:tcPr>
           <w:p>
@@ -5572,10 +6268,10 @@
           <w:tcPr>
             <w:tcW w:w="992" w:type="dxa"/>
             <w:tcBorders>
-              <w:top w:val="single" w:sz="4" w:space="0" w:color="auto"/>
-              <w:left w:val="single" w:sz="4" w:space="0" w:color="auto"/>
-              <w:bottom w:val="single" w:sz="4" w:space="0" w:color="auto"/>
-              <w:right w:val="single" w:sz="4" w:space="0" w:color="auto"/>
+              <w:top w:val="single" w:color="auto" w:sz="4" w:space="0"/>
+              <w:left w:val="single" w:color="auto" w:sz="4" w:space="0"/>
+              <w:bottom w:val="single" w:color="auto" w:sz="4" w:space="0"/>
+              <w:right w:val="single" w:color="auto" w:sz="4" w:space="0"/>
             </w:tcBorders>
           </w:tcPr>
           <w:p>
@@ -5604,10 +6300,10 @@
             <w:tcW w:w="1276" w:type="dxa"/>
             <w:gridSpan w:val="3"/>
             <w:tcBorders>
-              <w:top w:val="single" w:sz="4" w:space="0" w:color="auto"/>
-              <w:left w:val="single" w:sz="4" w:space="0" w:color="auto"/>
-              <w:bottom w:val="single" w:sz="4" w:space="0" w:color="auto"/>
-              <w:right w:val="single" w:sz="4" w:space="0" w:color="auto"/>
+              <w:top w:val="single" w:color="auto" w:sz="4" w:space="0"/>
+              <w:left w:val="single" w:color="auto" w:sz="4" w:space="0"/>
+              <w:bottom w:val="single" w:color="auto" w:sz="4" w:space="0"/>
+              <w:right w:val="single" w:color="auto" w:sz="4" w:space="0"/>
             </w:tcBorders>
           </w:tcPr>
           <w:p>
@@ -5635,10 +6331,10 @@
           <w:tcPr>
             <w:tcW w:w="1276" w:type="dxa"/>
             <w:tcBorders>
-              <w:top w:val="single" w:sz="4" w:space="0" w:color="auto"/>
-              <w:left w:val="single" w:sz="4" w:space="0" w:color="auto"/>
-              <w:bottom w:val="single" w:sz="4" w:space="0" w:color="auto"/>
-              <w:right w:val="single" w:sz="4" w:space="0" w:color="auto"/>
+              <w:top w:val="single" w:color="auto" w:sz="4" w:space="0"/>
+              <w:left w:val="single" w:color="auto" w:sz="4" w:space="0"/>
+              <w:bottom w:val="single" w:color="auto" w:sz="4" w:space="0"/>
+              <w:right w:val="single" w:color="auto" w:sz="4" w:space="0"/>
             </w:tcBorders>
           </w:tcPr>
           <w:p>
@@ -5657,10 +6353,10 @@
           <w:tcPr>
             <w:tcW w:w="1417" w:type="dxa"/>
             <w:tcBorders>
-              <w:top w:val="single" w:sz="4" w:space="0" w:color="auto"/>
-              <w:left w:val="single" w:sz="4" w:space="0" w:color="auto"/>
-              <w:bottom w:val="single" w:sz="4" w:space="0" w:color="auto"/>
-              <w:right w:val="single" w:sz="4" w:space="0" w:color="auto"/>
+              <w:top w:val="single" w:color="auto" w:sz="4" w:space="0"/>
+              <w:left w:val="single" w:color="auto" w:sz="4" w:space="0"/>
+              <w:bottom w:val="single" w:color="auto" w:sz="4" w:space="0"/>
+              <w:right w:val="single" w:color="auto" w:sz="4" w:space="0"/>
             </w:tcBorders>
           </w:tcPr>
           <w:p>
@@ -5679,10 +6375,10 @@
           <w:tcPr>
             <w:tcW w:w="1276" w:type="dxa"/>
             <w:tcBorders>
-              <w:top w:val="single" w:sz="4" w:space="0" w:color="auto"/>
-              <w:left w:val="single" w:sz="4" w:space="0" w:color="auto"/>
-              <w:bottom w:val="single" w:sz="4" w:space="0" w:color="auto"/>
-              <w:right w:val="single" w:sz="4" w:space="0" w:color="auto"/>
+              <w:top w:val="single" w:color="auto" w:sz="4" w:space="0"/>
+              <w:left w:val="single" w:color="auto" w:sz="4" w:space="0"/>
+              <w:bottom w:val="single" w:color="auto" w:sz="4" w:space="0"/>
+              <w:right w:val="single" w:color="auto" w:sz="4" w:space="0"/>
             </w:tcBorders>
           </w:tcPr>
           <w:p>
@@ -5699,19 +6395,35 @@
         </w:tc>
       </w:tr>
       <w:tr>
+        <w:tblPrEx>
+          <w:tblBorders>
+            <w:top w:val="single" w:color="auto" w:sz="4" w:space="0"/>
+            <w:left w:val="single" w:color="auto" w:sz="4" w:space="0"/>
+            <w:bottom w:val="single" w:color="auto" w:sz="4" w:space="0"/>
+            <w:right w:val="single" w:color="auto" w:sz="4" w:space="0"/>
+            <w:insideH w:val="single" w:color="auto" w:sz="4" w:space="0"/>
+            <w:insideV w:val="single" w:color="auto" w:sz="4" w:space="0"/>
+          </w:tblBorders>
+          <w:tblCellMar>
+            <w:top w:w="0" w:type="dxa"/>
+            <w:left w:w="108" w:type="dxa"/>
+            <w:bottom w:w="0" w:type="dxa"/>
+            <w:right w:w="108" w:type="dxa"/>
+          </w:tblCellMar>
+        </w:tblPrEx>
         <w:trPr>
           <w:cantSplit/>
-          <w:trHeight w:val="454"/>
+          <w:trHeight w:val="454" w:hRule="atLeast"/>
         </w:trPr>
         <w:tc>
           <w:tcPr>
             <w:tcW w:w="0" w:type="auto"/>
-            <w:vMerge/>
-            <w:tcBorders>
-              <w:top w:val="single" w:sz="4" w:space="0" w:color="auto"/>
-              <w:left w:val="single" w:sz="4" w:space="0" w:color="auto"/>
-              <w:bottom w:val="single" w:sz="4" w:space="0" w:color="auto"/>
-              <w:right w:val="single" w:sz="4" w:space="0" w:color="auto"/>
+            <w:vMerge w:val="continue"/>
+            <w:tcBorders>
+              <w:top w:val="single" w:color="auto" w:sz="4" w:space="0"/>
+              <w:left w:val="single" w:color="auto" w:sz="4" w:space="0"/>
+              <w:bottom w:val="single" w:color="auto" w:sz="4" w:space="0"/>
+              <w:right w:val="single" w:color="auto" w:sz="4" w:space="0"/>
             </w:tcBorders>
             <w:vAlign w:val="center"/>
           </w:tcPr>
@@ -5726,10 +6438,10 @@
           <w:tcPr>
             <w:tcW w:w="905" w:type="dxa"/>
             <w:tcBorders>
-              <w:top w:val="single" w:sz="4" w:space="0" w:color="auto"/>
-              <w:left w:val="single" w:sz="4" w:space="0" w:color="auto"/>
-              <w:bottom w:val="single" w:sz="4" w:space="0" w:color="auto"/>
-              <w:right w:val="single" w:sz="4" w:space="0" w:color="auto"/>
+              <w:top w:val="single" w:color="auto" w:sz="4" w:space="0"/>
+              <w:left w:val="single" w:color="auto" w:sz="4" w:space="0"/>
+              <w:bottom w:val="single" w:color="auto" w:sz="4" w:space="0"/>
+              <w:right w:val="single" w:color="auto" w:sz="4" w:space="0"/>
             </w:tcBorders>
           </w:tcPr>
           <w:p>
@@ -5742,10 +6454,10 @@
           <w:tcPr>
             <w:tcW w:w="992" w:type="dxa"/>
             <w:tcBorders>
-              <w:top w:val="single" w:sz="4" w:space="0" w:color="auto"/>
-              <w:left w:val="single" w:sz="4" w:space="0" w:color="auto"/>
-              <w:bottom w:val="single" w:sz="4" w:space="0" w:color="auto"/>
-              <w:right w:val="single" w:sz="4" w:space="0" w:color="auto"/>
+              <w:top w:val="single" w:color="auto" w:sz="4" w:space="0"/>
+              <w:left w:val="single" w:color="auto" w:sz="4" w:space="0"/>
+              <w:bottom w:val="single" w:color="auto" w:sz="4" w:space="0"/>
+              <w:right w:val="single" w:color="auto" w:sz="4" w:space="0"/>
             </w:tcBorders>
           </w:tcPr>
           <w:p>
@@ -5759,10 +6471,10 @@
             <w:tcW w:w="1276" w:type="dxa"/>
             <w:gridSpan w:val="3"/>
             <w:tcBorders>
-              <w:top w:val="single" w:sz="4" w:space="0" w:color="auto"/>
-              <w:left w:val="single" w:sz="4" w:space="0" w:color="auto"/>
-              <w:bottom w:val="single" w:sz="4" w:space="0" w:color="auto"/>
-              <w:right w:val="single" w:sz="4" w:space="0" w:color="auto"/>
+              <w:top w:val="single" w:color="auto" w:sz="4" w:space="0"/>
+              <w:left w:val="single" w:color="auto" w:sz="4" w:space="0"/>
+              <w:bottom w:val="single" w:color="auto" w:sz="4" w:space="0"/>
+              <w:right w:val="single" w:color="auto" w:sz="4" w:space="0"/>
             </w:tcBorders>
           </w:tcPr>
           <w:p>
@@ -5775,10 +6487,10 @@
           <w:tcPr>
             <w:tcW w:w="1276" w:type="dxa"/>
             <w:tcBorders>
-              <w:top w:val="single" w:sz="4" w:space="0" w:color="auto"/>
-              <w:left w:val="single" w:sz="4" w:space="0" w:color="auto"/>
-              <w:bottom w:val="single" w:sz="4" w:space="0" w:color="auto"/>
-              <w:right w:val="single" w:sz="4" w:space="0" w:color="auto"/>
+              <w:top w:val="single" w:color="auto" w:sz="4" w:space="0"/>
+              <w:left w:val="single" w:color="auto" w:sz="4" w:space="0"/>
+              <w:bottom w:val="single" w:color="auto" w:sz="4" w:space="0"/>
+              <w:right w:val="single" w:color="auto" w:sz="4" w:space="0"/>
             </w:tcBorders>
           </w:tcPr>
           <w:p>
@@ -5791,10 +6503,10 @@
           <w:tcPr>
             <w:tcW w:w="1417" w:type="dxa"/>
             <w:tcBorders>
-              <w:top w:val="single" w:sz="4" w:space="0" w:color="auto"/>
-              <w:left w:val="single" w:sz="4" w:space="0" w:color="auto"/>
-              <w:bottom w:val="single" w:sz="4" w:space="0" w:color="auto"/>
-              <w:right w:val="single" w:sz="4" w:space="0" w:color="auto"/>
+              <w:top w:val="single" w:color="auto" w:sz="4" w:space="0"/>
+              <w:left w:val="single" w:color="auto" w:sz="4" w:space="0"/>
+              <w:bottom w:val="single" w:color="auto" w:sz="4" w:space="0"/>
+              <w:right w:val="single" w:color="auto" w:sz="4" w:space="0"/>
             </w:tcBorders>
           </w:tcPr>
           <w:p>
@@ -5807,10 +6519,10 @@
           <w:tcPr>
             <w:tcW w:w="1276" w:type="dxa"/>
             <w:tcBorders>
-              <w:top w:val="single" w:sz="4" w:space="0" w:color="auto"/>
-              <w:left w:val="single" w:sz="4" w:space="0" w:color="auto"/>
-              <w:bottom w:val="single" w:sz="4" w:space="0" w:color="auto"/>
-              <w:right w:val="single" w:sz="4" w:space="0" w:color="auto"/>
+              <w:top w:val="single" w:color="auto" w:sz="4" w:space="0"/>
+              <w:left w:val="single" w:color="auto" w:sz="4" w:space="0"/>
+              <w:bottom w:val="single" w:color="auto" w:sz="4" w:space="0"/>
+              <w:right w:val="single" w:color="auto" w:sz="4" w:space="0"/>
             </w:tcBorders>
           </w:tcPr>
           <w:p>
@@ -5821,19 +6533,35 @@
         </w:tc>
       </w:tr>
       <w:tr>
+        <w:tblPrEx>
+          <w:tblBorders>
+            <w:top w:val="single" w:color="auto" w:sz="4" w:space="0"/>
+            <w:left w:val="single" w:color="auto" w:sz="4" w:space="0"/>
+            <w:bottom w:val="single" w:color="auto" w:sz="4" w:space="0"/>
+            <w:right w:val="single" w:color="auto" w:sz="4" w:space="0"/>
+            <w:insideH w:val="single" w:color="auto" w:sz="4" w:space="0"/>
+            <w:insideV w:val="single" w:color="auto" w:sz="4" w:space="0"/>
+          </w:tblBorders>
+          <w:tblCellMar>
+            <w:top w:w="0" w:type="dxa"/>
+            <w:left w:w="108" w:type="dxa"/>
+            <w:bottom w:w="0" w:type="dxa"/>
+            <w:right w:w="108" w:type="dxa"/>
+          </w:tblCellMar>
+        </w:tblPrEx>
         <w:trPr>
           <w:cantSplit/>
-          <w:trHeight w:val="454"/>
+          <w:trHeight w:val="454" w:hRule="atLeast"/>
         </w:trPr>
         <w:tc>
           <w:tcPr>
             <w:tcW w:w="0" w:type="auto"/>
-            <w:vMerge/>
-            <w:tcBorders>
-              <w:top w:val="single" w:sz="4" w:space="0" w:color="auto"/>
-              <w:left w:val="single" w:sz="4" w:space="0" w:color="auto"/>
-              <w:bottom w:val="single" w:sz="4" w:space="0" w:color="auto"/>
-              <w:right w:val="single" w:sz="4" w:space="0" w:color="auto"/>
+            <w:vMerge w:val="continue"/>
+            <w:tcBorders>
+              <w:top w:val="single" w:color="auto" w:sz="4" w:space="0"/>
+              <w:left w:val="single" w:color="auto" w:sz="4" w:space="0"/>
+              <w:bottom w:val="single" w:color="auto" w:sz="4" w:space="0"/>
+              <w:right w:val="single" w:color="auto" w:sz="4" w:space="0"/>
             </w:tcBorders>
             <w:vAlign w:val="center"/>
           </w:tcPr>
@@ -5848,10 +6576,10 @@
           <w:tcPr>
             <w:tcW w:w="905" w:type="dxa"/>
             <w:tcBorders>
-              <w:top w:val="single" w:sz="4" w:space="0" w:color="auto"/>
-              <w:left w:val="single" w:sz="4" w:space="0" w:color="auto"/>
-              <w:bottom w:val="single" w:sz="4" w:space="0" w:color="auto"/>
-              <w:right w:val="single" w:sz="4" w:space="0" w:color="auto"/>
+              <w:top w:val="single" w:color="auto" w:sz="4" w:space="0"/>
+              <w:left w:val="single" w:color="auto" w:sz="4" w:space="0"/>
+              <w:bottom w:val="single" w:color="auto" w:sz="4" w:space="0"/>
+              <w:right w:val="single" w:color="auto" w:sz="4" w:space="0"/>
             </w:tcBorders>
           </w:tcPr>
           <w:p>
@@ -5864,10 +6592,10 @@
           <w:tcPr>
             <w:tcW w:w="992" w:type="dxa"/>
             <w:tcBorders>
-              <w:top w:val="single" w:sz="4" w:space="0" w:color="auto"/>
-              <w:left w:val="single" w:sz="4" w:space="0" w:color="auto"/>
-              <w:bottom w:val="single" w:sz="4" w:space="0" w:color="auto"/>
-              <w:right w:val="single" w:sz="4" w:space="0" w:color="auto"/>
+              <w:top w:val="single" w:color="auto" w:sz="4" w:space="0"/>
+              <w:left w:val="single" w:color="auto" w:sz="4" w:space="0"/>
+              <w:bottom w:val="single" w:color="auto" w:sz="4" w:space="0"/>
+              <w:right w:val="single" w:color="auto" w:sz="4" w:space="0"/>
             </w:tcBorders>
           </w:tcPr>
           <w:p>
@@ -5881,10 +6609,10 @@
             <w:tcW w:w="1276" w:type="dxa"/>
             <w:gridSpan w:val="3"/>
             <w:tcBorders>
-              <w:top w:val="single" w:sz="4" w:space="0" w:color="auto"/>
-              <w:left w:val="single" w:sz="4" w:space="0" w:color="auto"/>
-              <w:bottom w:val="single" w:sz="4" w:space="0" w:color="auto"/>
-              <w:right w:val="single" w:sz="4" w:space="0" w:color="auto"/>
+              <w:top w:val="single" w:color="auto" w:sz="4" w:space="0"/>
+              <w:left w:val="single" w:color="auto" w:sz="4" w:space="0"/>
+              <w:bottom w:val="single" w:color="auto" w:sz="4" w:space="0"/>
+              <w:right w:val="single" w:color="auto" w:sz="4" w:space="0"/>
             </w:tcBorders>
           </w:tcPr>
           <w:p>
@@ -5897,10 +6625,10 @@
           <w:tcPr>
             <w:tcW w:w="1276" w:type="dxa"/>
             <w:tcBorders>
-              <w:top w:val="single" w:sz="4" w:space="0" w:color="auto"/>
-              <w:left w:val="single" w:sz="4" w:space="0" w:color="auto"/>
-              <w:bottom w:val="single" w:sz="4" w:space="0" w:color="auto"/>
-              <w:right w:val="single" w:sz="4" w:space="0" w:color="auto"/>
+              <w:top w:val="single" w:color="auto" w:sz="4" w:space="0"/>
+              <w:left w:val="single" w:color="auto" w:sz="4" w:space="0"/>
+              <w:bottom w:val="single" w:color="auto" w:sz="4" w:space="0"/>
+              <w:right w:val="single" w:color="auto" w:sz="4" w:space="0"/>
             </w:tcBorders>
           </w:tcPr>
           <w:p>
@@ -5913,10 +6641,10 @@
           <w:tcPr>
             <w:tcW w:w="1417" w:type="dxa"/>
             <w:tcBorders>
-              <w:top w:val="single" w:sz="4" w:space="0" w:color="auto"/>
-              <w:left w:val="single" w:sz="4" w:space="0" w:color="auto"/>
-              <w:bottom w:val="single" w:sz="4" w:space="0" w:color="auto"/>
-              <w:right w:val="single" w:sz="4" w:space="0" w:color="auto"/>
+              <w:top w:val="single" w:color="auto" w:sz="4" w:space="0"/>
+              <w:left w:val="single" w:color="auto" w:sz="4" w:space="0"/>
+              <w:bottom w:val="single" w:color="auto" w:sz="4" w:space="0"/>
+              <w:right w:val="single" w:color="auto" w:sz="4" w:space="0"/>
             </w:tcBorders>
           </w:tcPr>
           <w:p>
@@ -5929,10 +6657,10 @@
           <w:tcPr>
             <w:tcW w:w="1276" w:type="dxa"/>
             <w:tcBorders>
-              <w:top w:val="single" w:sz="4" w:space="0" w:color="auto"/>
-              <w:left w:val="single" w:sz="4" w:space="0" w:color="auto"/>
-              <w:bottom w:val="single" w:sz="4" w:space="0" w:color="auto"/>
-              <w:right w:val="single" w:sz="4" w:space="0" w:color="auto"/>
+              <w:top w:val="single" w:color="auto" w:sz="4" w:space="0"/>
+              <w:left w:val="single" w:color="auto" w:sz="4" w:space="0"/>
+              <w:bottom w:val="single" w:color="auto" w:sz="4" w:space="0"/>
+              <w:right w:val="single" w:color="auto" w:sz="4" w:space="0"/>
             </w:tcBorders>
           </w:tcPr>
           <w:p>
@@ -5943,19 +6671,35 @@
         </w:tc>
       </w:tr>
       <w:tr>
+        <w:tblPrEx>
+          <w:tblBorders>
+            <w:top w:val="single" w:color="auto" w:sz="4" w:space="0"/>
+            <w:left w:val="single" w:color="auto" w:sz="4" w:space="0"/>
+            <w:bottom w:val="single" w:color="auto" w:sz="4" w:space="0"/>
+            <w:right w:val="single" w:color="auto" w:sz="4" w:space="0"/>
+            <w:insideH w:val="single" w:color="auto" w:sz="4" w:space="0"/>
+            <w:insideV w:val="single" w:color="auto" w:sz="4" w:space="0"/>
+          </w:tblBorders>
+          <w:tblCellMar>
+            <w:top w:w="0" w:type="dxa"/>
+            <w:left w:w="108" w:type="dxa"/>
+            <w:bottom w:w="0" w:type="dxa"/>
+            <w:right w:w="108" w:type="dxa"/>
+          </w:tblCellMar>
+        </w:tblPrEx>
         <w:trPr>
           <w:cantSplit/>
-          <w:trHeight w:val="454"/>
+          <w:trHeight w:val="454" w:hRule="atLeast"/>
         </w:trPr>
         <w:tc>
           <w:tcPr>
             <w:tcW w:w="0" w:type="auto"/>
-            <w:vMerge/>
-            <w:tcBorders>
-              <w:top w:val="single" w:sz="4" w:space="0" w:color="auto"/>
-              <w:left w:val="single" w:sz="4" w:space="0" w:color="auto"/>
-              <w:bottom w:val="single" w:sz="4" w:space="0" w:color="auto"/>
-              <w:right w:val="single" w:sz="4" w:space="0" w:color="auto"/>
+            <w:vMerge w:val="continue"/>
+            <w:tcBorders>
+              <w:top w:val="single" w:color="auto" w:sz="4" w:space="0"/>
+              <w:left w:val="single" w:color="auto" w:sz="4" w:space="0"/>
+              <w:bottom w:val="single" w:color="auto" w:sz="4" w:space="0"/>
+              <w:right w:val="single" w:color="auto" w:sz="4" w:space="0"/>
             </w:tcBorders>
             <w:vAlign w:val="center"/>
           </w:tcPr>
@@ -5970,10 +6714,10 @@
           <w:tcPr>
             <w:tcW w:w="905" w:type="dxa"/>
             <w:tcBorders>
-              <w:top w:val="single" w:sz="4" w:space="0" w:color="auto"/>
-              <w:left w:val="single" w:sz="4" w:space="0" w:color="auto"/>
-              <w:bottom w:val="single" w:sz="4" w:space="0" w:color="auto"/>
-              <w:right w:val="single" w:sz="4" w:space="0" w:color="auto"/>
+              <w:top w:val="single" w:color="auto" w:sz="4" w:space="0"/>
+              <w:left w:val="single" w:color="auto" w:sz="4" w:space="0"/>
+              <w:bottom w:val="single" w:color="auto" w:sz="4" w:space="0"/>
+              <w:right w:val="single" w:color="auto" w:sz="4" w:space="0"/>
             </w:tcBorders>
           </w:tcPr>
           <w:p>
@@ -5986,10 +6730,10 @@
           <w:tcPr>
             <w:tcW w:w="992" w:type="dxa"/>
             <w:tcBorders>
-              <w:top w:val="single" w:sz="4" w:space="0" w:color="auto"/>
-              <w:left w:val="single" w:sz="4" w:space="0" w:color="auto"/>
-              <w:bottom w:val="single" w:sz="4" w:space="0" w:color="auto"/>
-              <w:right w:val="single" w:sz="4" w:space="0" w:color="auto"/>
+              <w:top w:val="single" w:color="auto" w:sz="4" w:space="0"/>
+              <w:left w:val="single" w:color="auto" w:sz="4" w:space="0"/>
+              <w:bottom w:val="single" w:color="auto" w:sz="4" w:space="0"/>
+              <w:right w:val="single" w:color="auto" w:sz="4" w:space="0"/>
             </w:tcBorders>
           </w:tcPr>
           <w:p>
@@ -6003,10 +6747,10 @@
             <w:tcW w:w="1276" w:type="dxa"/>
             <w:gridSpan w:val="3"/>
             <w:tcBorders>
-              <w:top w:val="single" w:sz="4" w:space="0" w:color="auto"/>
-              <w:left w:val="single" w:sz="4" w:space="0" w:color="auto"/>
-              <w:bottom w:val="single" w:sz="4" w:space="0" w:color="auto"/>
-              <w:right w:val="single" w:sz="4" w:space="0" w:color="auto"/>
+              <w:top w:val="single" w:color="auto" w:sz="4" w:space="0"/>
+              <w:left w:val="single" w:color="auto" w:sz="4" w:space="0"/>
+              <w:bottom w:val="single" w:color="auto" w:sz="4" w:space="0"/>
+              <w:right w:val="single" w:color="auto" w:sz="4" w:space="0"/>
             </w:tcBorders>
           </w:tcPr>
           <w:p>
@@ -6019,10 +6763,10 @@
           <w:tcPr>
             <w:tcW w:w="1276" w:type="dxa"/>
             <w:tcBorders>
-              <w:top w:val="single" w:sz="4" w:space="0" w:color="auto"/>
-              <w:left w:val="single" w:sz="4" w:space="0" w:color="auto"/>
-              <w:bottom w:val="single" w:sz="4" w:space="0" w:color="auto"/>
-              <w:right w:val="single" w:sz="4" w:space="0" w:color="auto"/>
+              <w:top w:val="single" w:color="auto" w:sz="4" w:space="0"/>
+              <w:left w:val="single" w:color="auto" w:sz="4" w:space="0"/>
+              <w:bottom w:val="single" w:color="auto" w:sz="4" w:space="0"/>
+              <w:right w:val="single" w:color="auto" w:sz="4" w:space="0"/>
             </w:tcBorders>
           </w:tcPr>
           <w:p>
@@ -6035,10 +6779,10 @@
           <w:tcPr>
             <w:tcW w:w="1417" w:type="dxa"/>
             <w:tcBorders>
-              <w:top w:val="single" w:sz="4" w:space="0" w:color="auto"/>
-              <w:left w:val="single" w:sz="4" w:space="0" w:color="auto"/>
-              <w:bottom w:val="single" w:sz="4" w:space="0" w:color="auto"/>
-              <w:right w:val="single" w:sz="4" w:space="0" w:color="auto"/>
+              <w:top w:val="single" w:color="auto" w:sz="4" w:space="0"/>
+              <w:left w:val="single" w:color="auto" w:sz="4" w:space="0"/>
+              <w:bottom w:val="single" w:color="auto" w:sz="4" w:space="0"/>
+              <w:right w:val="single" w:color="auto" w:sz="4" w:space="0"/>
             </w:tcBorders>
           </w:tcPr>
           <w:p>
@@ -6051,10 +6795,10 @@
           <w:tcPr>
             <w:tcW w:w="1276" w:type="dxa"/>
             <w:tcBorders>
-              <w:top w:val="single" w:sz="4" w:space="0" w:color="auto"/>
-              <w:left w:val="single" w:sz="4" w:space="0" w:color="auto"/>
-              <w:bottom w:val="single" w:sz="4" w:space="0" w:color="auto"/>
-              <w:right w:val="single" w:sz="4" w:space="0" w:color="auto"/>
+              <w:top w:val="single" w:color="auto" w:sz="4" w:space="0"/>
+              <w:left w:val="single" w:color="auto" w:sz="4" w:space="0"/>
+              <w:bottom w:val="single" w:color="auto" w:sz="4" w:space="0"/>
+              <w:right w:val="single" w:color="auto" w:sz="4" w:space="0"/>
             </w:tcBorders>
           </w:tcPr>
           <w:p>
@@ -6065,19 +6809,35 @@
         </w:tc>
       </w:tr>
       <w:tr>
+        <w:tblPrEx>
+          <w:tblBorders>
+            <w:top w:val="single" w:color="auto" w:sz="4" w:space="0"/>
+            <w:left w:val="single" w:color="auto" w:sz="4" w:space="0"/>
+            <w:bottom w:val="single" w:color="auto" w:sz="4" w:space="0"/>
+            <w:right w:val="single" w:color="auto" w:sz="4" w:space="0"/>
+            <w:insideH w:val="single" w:color="auto" w:sz="4" w:space="0"/>
+            <w:insideV w:val="single" w:color="auto" w:sz="4" w:space="0"/>
+          </w:tblBorders>
+          <w:tblCellMar>
+            <w:top w:w="0" w:type="dxa"/>
+            <w:left w:w="108" w:type="dxa"/>
+            <w:bottom w:w="0" w:type="dxa"/>
+            <w:right w:w="108" w:type="dxa"/>
+          </w:tblCellMar>
+        </w:tblPrEx>
         <w:trPr>
           <w:cantSplit/>
-          <w:trHeight w:val="454"/>
+          <w:trHeight w:val="454" w:hRule="atLeast"/>
         </w:trPr>
         <w:tc>
           <w:tcPr>
             <w:tcW w:w="0" w:type="auto"/>
-            <w:vMerge/>
-            <w:tcBorders>
-              <w:top w:val="single" w:sz="4" w:space="0" w:color="auto"/>
-              <w:left w:val="single" w:sz="4" w:space="0" w:color="auto"/>
-              <w:bottom w:val="single" w:sz="4" w:space="0" w:color="auto"/>
-              <w:right w:val="single" w:sz="4" w:space="0" w:color="auto"/>
+            <w:vMerge w:val="continue"/>
+            <w:tcBorders>
+              <w:top w:val="single" w:color="auto" w:sz="4" w:space="0"/>
+              <w:left w:val="single" w:color="auto" w:sz="4" w:space="0"/>
+              <w:bottom w:val="single" w:color="auto" w:sz="4" w:space="0"/>
+              <w:right w:val="single" w:color="auto" w:sz="4" w:space="0"/>
             </w:tcBorders>
             <w:vAlign w:val="center"/>
           </w:tcPr>
@@ -6092,10 +6852,10 @@
           <w:tcPr>
             <w:tcW w:w="905" w:type="dxa"/>
             <w:tcBorders>
-              <w:top w:val="single" w:sz="4" w:space="0" w:color="auto"/>
-              <w:left w:val="single" w:sz="4" w:space="0" w:color="auto"/>
-              <w:bottom w:val="single" w:sz="4" w:space="0" w:color="auto"/>
-              <w:right w:val="single" w:sz="4" w:space="0" w:color="auto"/>
+              <w:top w:val="single" w:color="auto" w:sz="4" w:space="0"/>
+              <w:left w:val="single" w:color="auto" w:sz="4" w:space="0"/>
+              <w:bottom w:val="single" w:color="auto" w:sz="4" w:space="0"/>
+              <w:right w:val="single" w:color="auto" w:sz="4" w:space="0"/>
             </w:tcBorders>
           </w:tcPr>
           <w:p>
@@ -6108,10 +6868,10 @@
           <w:tcPr>
             <w:tcW w:w="992" w:type="dxa"/>
             <w:tcBorders>
-              <w:top w:val="single" w:sz="4" w:space="0" w:color="auto"/>
-              <w:left w:val="single" w:sz="4" w:space="0" w:color="auto"/>
-              <w:bottom w:val="single" w:sz="4" w:space="0" w:color="auto"/>
-              <w:right w:val="single" w:sz="4" w:space="0" w:color="auto"/>
+              <w:top w:val="single" w:color="auto" w:sz="4" w:space="0"/>
+              <w:left w:val="single" w:color="auto" w:sz="4" w:space="0"/>
+              <w:bottom w:val="single" w:color="auto" w:sz="4" w:space="0"/>
+              <w:right w:val="single" w:color="auto" w:sz="4" w:space="0"/>
             </w:tcBorders>
           </w:tcPr>
           <w:p>
@@ -6125,10 +6885,10 @@
             <w:tcW w:w="1276" w:type="dxa"/>
             <w:gridSpan w:val="3"/>
             <w:tcBorders>
-              <w:top w:val="single" w:sz="4" w:space="0" w:color="auto"/>
-              <w:left w:val="single" w:sz="4" w:space="0" w:color="auto"/>
-              <w:bottom w:val="single" w:sz="4" w:space="0" w:color="auto"/>
-              <w:right w:val="single" w:sz="4" w:space="0" w:color="auto"/>
+              <w:top w:val="single" w:color="auto" w:sz="4" w:space="0"/>
+              <w:left w:val="single" w:color="auto" w:sz="4" w:space="0"/>
+              <w:bottom w:val="single" w:color="auto" w:sz="4" w:space="0"/>
+              <w:right w:val="single" w:color="auto" w:sz="4" w:space="0"/>
             </w:tcBorders>
           </w:tcPr>
           <w:p>
@@ -6141,10 +6901,10 @@
           <w:tcPr>
             <w:tcW w:w="1276" w:type="dxa"/>
             <w:tcBorders>
-              <w:top w:val="single" w:sz="4" w:space="0" w:color="auto"/>
-              <w:left w:val="single" w:sz="4" w:space="0" w:color="auto"/>
-              <w:bottom w:val="single" w:sz="4" w:space="0" w:color="auto"/>
-              <w:right w:val="single" w:sz="4" w:space="0" w:color="auto"/>
+              <w:top w:val="single" w:color="auto" w:sz="4" w:space="0"/>
+              <w:left w:val="single" w:color="auto" w:sz="4" w:space="0"/>
+              <w:bottom w:val="single" w:color="auto" w:sz="4" w:space="0"/>
+              <w:right w:val="single" w:color="auto" w:sz="4" w:space="0"/>
             </w:tcBorders>
           </w:tcPr>
           <w:p>
@@ -6157,10 +6917,10 @@
           <w:tcPr>
             <w:tcW w:w="1417" w:type="dxa"/>
             <w:tcBorders>
-              <w:top w:val="single" w:sz="4" w:space="0" w:color="auto"/>
-              <w:left w:val="single" w:sz="4" w:space="0" w:color="auto"/>
-              <w:bottom w:val="single" w:sz="4" w:space="0" w:color="auto"/>
-              <w:right w:val="single" w:sz="4" w:space="0" w:color="auto"/>
+              <w:top w:val="single" w:color="auto" w:sz="4" w:space="0"/>
+              <w:left w:val="single" w:color="auto" w:sz="4" w:space="0"/>
+              <w:bottom w:val="single" w:color="auto" w:sz="4" w:space="0"/>
+              <w:right w:val="single" w:color="auto" w:sz="4" w:space="0"/>
             </w:tcBorders>
           </w:tcPr>
           <w:p>
@@ -6173,10 +6933,10 @@
           <w:tcPr>
             <w:tcW w:w="1276" w:type="dxa"/>
             <w:tcBorders>
-              <w:top w:val="single" w:sz="4" w:space="0" w:color="auto"/>
-              <w:left w:val="single" w:sz="4" w:space="0" w:color="auto"/>
-              <w:bottom w:val="single" w:sz="4" w:space="0" w:color="auto"/>
-              <w:right w:val="single" w:sz="4" w:space="0" w:color="auto"/>
+              <w:top w:val="single" w:color="auto" w:sz="4" w:space="0"/>
+              <w:left w:val="single" w:color="auto" w:sz="4" w:space="0"/>
+              <w:bottom w:val="single" w:color="auto" w:sz="4" w:space="0"/>
+              <w:right w:val="single" w:color="auto" w:sz="4" w:space="0"/>
             </w:tcBorders>
           </w:tcPr>
           <w:p>
@@ -6187,17 +6947,33 @@
         </w:tc>
       </w:tr>
       <w:tr>
+        <w:tblPrEx>
+          <w:tblBorders>
+            <w:top w:val="single" w:color="auto" w:sz="4" w:space="0"/>
+            <w:left w:val="single" w:color="auto" w:sz="4" w:space="0"/>
+            <w:bottom w:val="single" w:color="auto" w:sz="4" w:space="0"/>
+            <w:right w:val="single" w:color="auto" w:sz="4" w:space="0"/>
+            <w:insideH w:val="single" w:color="auto" w:sz="4" w:space="0"/>
+            <w:insideV w:val="single" w:color="auto" w:sz="4" w:space="0"/>
+          </w:tblBorders>
+          <w:tblCellMar>
+            <w:top w:w="0" w:type="dxa"/>
+            <w:left w:w="108" w:type="dxa"/>
+            <w:bottom w:w="0" w:type="dxa"/>
+            <w:right w:w="108" w:type="dxa"/>
+          </w:tblCellMar>
+        </w:tblPrEx>
         <w:trPr>
-          <w:trHeight w:val="2169"/>
+          <w:trHeight w:val="2169" w:hRule="atLeast"/>
         </w:trPr>
         <w:tc>
           <w:tcPr>
             <w:tcW w:w="1080" w:type="dxa"/>
             <w:tcBorders>
-              <w:top w:val="single" w:sz="4" w:space="0" w:color="auto"/>
-              <w:left w:val="single" w:sz="4" w:space="0" w:color="auto"/>
-              <w:bottom w:val="single" w:sz="4" w:space="0" w:color="auto"/>
-              <w:right w:val="single" w:sz="4" w:space="0" w:color="auto"/>
+              <w:top w:val="single" w:color="auto" w:sz="4" w:space="0"/>
+              <w:left w:val="single" w:color="auto" w:sz="4" w:space="0"/>
+              <w:bottom w:val="single" w:color="auto" w:sz="4" w:space="0"/>
+              <w:right w:val="single" w:color="auto" w:sz="4" w:space="0"/>
             </w:tcBorders>
             <w:vAlign w:val="center"/>
           </w:tcPr>
@@ -6282,15 +7058,15 @@
             <w:tcW w:w="7142" w:type="dxa"/>
             <w:gridSpan w:val="8"/>
             <w:tcBorders>
-              <w:top w:val="single" w:sz="4" w:space="0" w:color="auto"/>
-              <w:left w:val="single" w:sz="4" w:space="0" w:color="auto"/>
-              <w:bottom w:val="single" w:sz="4" w:space="0" w:color="auto"/>
-              <w:right w:val="single" w:sz="4" w:space="0" w:color="auto"/>
-            </w:tcBorders>
-          </w:tcPr>
-          <w:p>
-            <w:pPr>
-              <w:pStyle w:val="2"/>
+              <w:top w:val="single" w:color="auto" w:sz="4" w:space="0"/>
+              <w:left w:val="single" w:color="auto" w:sz="4" w:space="0"/>
+              <w:bottom w:val="single" w:color="auto" w:sz="4" w:space="0"/>
+              <w:right w:val="single" w:color="auto" w:sz="4" w:space="0"/>
+            </w:tcBorders>
+          </w:tcPr>
+          <w:p>
+            <w:pPr>
+              <w:pStyle w:val="4"/>
               <w:spacing w:line="240" w:lineRule="auto"/>
               <w:rPr>
                 <w:rFonts w:hint="eastAsia"/>
@@ -6326,7 +7102,7 @@
           </w:p>
           <w:p>
             <w:pPr>
-              <w:ind w:firstLineChars="2600" w:firstLine="5460"/>
+              <w:ind w:firstLine="5460" w:firstLineChars="2600"/>
               <w:rPr>
                 <w:rFonts w:hint="eastAsia"/>
               </w:rPr>
@@ -6343,7 +7119,7 @@
           </w:p>
           <w:p>
             <w:pPr>
-              <w:ind w:firstLineChars="2400" w:firstLine="5040"/>
+              <w:ind w:firstLine="5040" w:firstLineChars="2400"/>
               <w:rPr>
                 <w:rFonts w:hint="eastAsia"/>
               </w:rPr>
@@ -6396,17 +7172,33 @@
         </w:tc>
       </w:tr>
       <w:tr>
+        <w:tblPrEx>
+          <w:tblBorders>
+            <w:top w:val="single" w:color="auto" w:sz="4" w:space="0"/>
+            <w:left w:val="single" w:color="auto" w:sz="4" w:space="0"/>
+            <w:bottom w:val="single" w:color="auto" w:sz="4" w:space="0"/>
+            <w:right w:val="single" w:color="auto" w:sz="4" w:space="0"/>
+            <w:insideH w:val="single" w:color="auto" w:sz="4" w:space="0"/>
+            <w:insideV w:val="single" w:color="auto" w:sz="4" w:space="0"/>
+          </w:tblBorders>
+          <w:tblCellMar>
+            <w:top w:w="0" w:type="dxa"/>
+            <w:left w:w="108" w:type="dxa"/>
+            <w:bottom w:w="0" w:type="dxa"/>
+            <w:right w:w="108" w:type="dxa"/>
+          </w:tblCellMar>
+        </w:tblPrEx>
         <w:trPr>
-          <w:trHeight w:val="1808"/>
+          <w:trHeight w:val="1808" w:hRule="atLeast"/>
         </w:trPr>
         <w:tc>
           <w:tcPr>
             <w:tcW w:w="1080" w:type="dxa"/>
             <w:tcBorders>
-              <w:top w:val="single" w:sz="4" w:space="0" w:color="auto"/>
-              <w:left w:val="single" w:sz="4" w:space="0" w:color="auto"/>
-              <w:bottom w:val="single" w:sz="4" w:space="0" w:color="auto"/>
-              <w:right w:val="single" w:sz="4" w:space="0" w:color="auto"/>
+              <w:top w:val="single" w:color="auto" w:sz="4" w:space="0"/>
+              <w:left w:val="single" w:color="auto" w:sz="4" w:space="0"/>
+              <w:bottom w:val="single" w:color="auto" w:sz="4" w:space="0"/>
+              <w:right w:val="single" w:color="auto" w:sz="4" w:space="0"/>
             </w:tcBorders>
             <w:vAlign w:val="center"/>
           </w:tcPr>
@@ -6542,10 +7334,10 @@
             <w:tcW w:w="7142" w:type="dxa"/>
             <w:gridSpan w:val="8"/>
             <w:tcBorders>
-              <w:top w:val="single" w:sz="4" w:space="0" w:color="auto"/>
-              <w:left w:val="single" w:sz="4" w:space="0" w:color="auto"/>
-              <w:bottom w:val="single" w:sz="4" w:space="0" w:color="auto"/>
-              <w:right w:val="single" w:sz="4" w:space="0" w:color="auto"/>
+              <w:top w:val="single" w:color="auto" w:sz="4" w:space="0"/>
+              <w:left w:val="single" w:color="auto" w:sz="4" w:space="0"/>
+              <w:bottom w:val="single" w:color="auto" w:sz="4" w:space="0"/>
+              <w:right w:val="single" w:color="auto" w:sz="4" w:space="0"/>
             </w:tcBorders>
           </w:tcPr>
           <w:p>
@@ -6589,7 +7381,7 @@
           </w:p>
           <w:p>
             <w:pPr>
-              <w:ind w:firstLineChars="2650" w:firstLine="5565"/>
+              <w:ind w:firstLine="5565" w:firstLineChars="2650"/>
               <w:rPr>
                 <w:rFonts w:hint="eastAsia"/>
               </w:rPr>
@@ -6606,7 +7398,7 @@
           </w:p>
           <w:p>
             <w:pPr>
-              <w:ind w:firstLineChars="2400" w:firstLine="5040"/>
+              <w:ind w:firstLine="5040" w:firstLineChars="2400"/>
               <w:rPr>
                 <w:rFonts w:hint="eastAsia"/>
               </w:rPr>
@@ -6672,145 +7464,106 @@
     <w:sectPr>
       <w:pgSz w:w="11906" w:h="16838"/>
       <w:pgMar w:top="1440" w:right="1800" w:bottom="1440" w:left="1800" w:header="851" w:footer="992" w:gutter="0"/>
-      <w:cols w:space="425"/>
-      <w:docGrid w:type="lines" w:linePitch="312"/>
+      <w:cols w:space="425" w:num="1"/>
+      <w:docGrid w:type="lines" w:linePitch="312" w:charSpace="0"/>
     </w:sectPr>
   </w:body>
 </w:document>
 </file>
 
-<file path=word/endnotes.xml><?xml version="1.0" encoding="utf-8"?>
-<w:endnotes xmlns:wpc="http://schemas.microsoft.com/office/word/2010/wordprocessingCanvas" xmlns:cx="http://schemas.microsoft.com/office/drawing/2014/chartex" xmlns:cx1="http://schemas.microsoft.com/office/drawing/2015/9/8/chartex" xmlns:cx2="http://schemas.microsoft.com/office/drawing/2015/10/21/chartex" xmlns:cx3="http://schemas.microsoft.com/office/drawing/2016/5/9/chartex" xmlns:cx4="http://schemas.microsoft.com/office/drawing/2016/5/10/chartex" xmlns:cx5="http://schemas.microsoft.com/office/drawing/2016/5/11/chartex" xmlns:cx6="http://schemas.microsoft.com/office/drawing/2016/5/12/chartex" xmlns:cx7="http://schemas.microsoft.com/office/drawing/2016/5/13/chartex" xmlns:cx8="http://schemas.microsoft.com/office/drawing/2016/5/14/chartex" xmlns:mc="http://schemas.openxmlformats.org/markup-compatibility/2006" xmlns:aink="http://schemas.microsoft.com/office/drawing/2016/ink" xmlns:am3d="http://schemas.microsoft.com/office/drawing/2017/model3d" xmlns:o="urn:schemas-microsoft-com:office:office" xmlns:oel="http://schemas.microsoft.com/office/2019/extlst" xmlns:r="http://schemas.openxmlformats.org/officeDocument/2006/relationships" xmlns:m="http://schemas.openxmlformats.org/officeDocument/2006/math" xmlns:v="urn:schemas-microsoft-com:vml" xmlns:wp14="http://schemas.microsoft.com/office/word/2010/wordprocessingDrawing" xmlns:wp="http://schemas.openxmlformats.org/drawingml/2006/wordprocessingDrawing" xmlns:w10="urn:schemas-microsoft-com:office:word" xmlns:w="http://schemas.openxmlformats.org/wordprocessingml/2006/main" xmlns:w14="http://schemas.microsoft.com/office/word/2010/wordml" xmlns:w15="http://schemas.microsoft.com/office/word/2012/wordml" xmlns:w16cex="http://schemas.microsoft.com/office/word/2018/wordml/cex" xmlns:w16cid="http://schemas.microsoft.com/office/word/2016/wordml/cid" xmlns:w16="http://schemas.microsoft.com/office/word/2018/wordml" xmlns:w16sdtdh="http://schemas.microsoft.com/office/word/2020/wordml/sdtdatahash" xmlns:w16se="http://schemas.microsoft.com/office/word/2015/wordml/symex" xmlns:wpg="http://schemas.microsoft.com/office/word/2010/wordprocessingGroup" xmlns:wpi="http://schemas.microsoft.com/office/word/2010/wordprocessingInk" xmlns:wne="http://schemas.microsoft.com/office/word/2006/wordml" xmlns:wps="http://schemas.microsoft.com/office/word/2010/wordprocessingShape" mc:Ignorable="w14 w15 w16se w16cid w16 w16cex w16sdtdh wp14">
-  <w:endnote w:type="separator" w:id="-1">
-    <w:p>
-      <w:r>
-        <w:separator/>
-      </w:r>
-    </w:p>
-  </w:endnote>
-  <w:endnote w:type="continuationSeparator" w:id="0">
-    <w:p>
-      <w:r>
-        <w:continuationSeparator/>
-      </w:r>
-    </w:p>
-  </w:endnote>
-</w:endnotes>
-</file>
-
 <file path=word/footer1.xml><?xml version="1.0" encoding="utf-8"?>
-<w:ftr xmlns:wpc="http://schemas.microsoft.com/office/word/2010/wordprocessingCanvas" xmlns:cx="http://schemas.microsoft.com/office/drawing/2014/chartex" xmlns:cx1="http://schemas.microsoft.com/office/drawing/2015/9/8/chartex" xmlns:cx2="http://schemas.microsoft.com/office/drawing/2015/10/21/chartex" xmlns:cx3="http://schemas.microsoft.com/office/drawing/2016/5/9/chartex" xmlns:cx4="http://schemas.microsoft.com/office/drawing/2016/5/10/chartex" xmlns:cx5="http://schemas.microsoft.com/office/drawing/2016/5/11/chartex" xmlns:cx6="http://schemas.microsoft.com/office/drawing/2016/5/12/chartex" xmlns:cx7="http://schemas.microsoft.com/office/drawing/2016/5/13/chartex" xmlns:cx8="http://schemas.microsoft.com/office/drawing/2016/5/14/chartex" xmlns:mc="http://schemas.openxmlformats.org/markup-compatibility/2006" xmlns:aink="http://schemas.microsoft.com/office/drawing/2016/ink" xmlns:am3d="http://schemas.microsoft.com/office/drawing/2017/model3d" xmlns:o="urn:schemas-microsoft-com:office:office" xmlns:oel="http://schemas.microsoft.com/office/2019/extlst" xmlns:r="http://schemas.openxmlformats.org/officeDocument/2006/relationships" xmlns:m="http://schemas.openxmlformats.org/officeDocument/2006/math" xmlns:v="urn:schemas-microsoft-com:vml" xmlns:wp14="http://schemas.microsoft.com/office/word/2010/wordprocessingDrawing" xmlns:wp="http://schemas.openxmlformats.org/drawingml/2006/wordprocessingDrawing" xmlns:w10="urn:schemas-microsoft-com:office:word" xmlns:w="http://schemas.openxmlformats.org/wordprocessingml/2006/main" xmlns:w14="http://schemas.microsoft.com/office/word/2010/wordml" xmlns:w15="http://schemas.microsoft.com/office/word/2012/wordml" xmlns:w16cex="http://schemas.microsoft.com/office/word/2018/wordml/cex" xmlns:w16cid="http://schemas.microsoft.com/office/word/2016/wordml/cid" xmlns:w16="http://schemas.microsoft.com/office/word/2018/wordml" xmlns:w16sdtdh="http://schemas.microsoft.com/office/word/2020/wordml/sdtdatahash" xmlns:w16se="http://schemas.microsoft.com/office/word/2015/wordml/symex" xmlns:wpg="http://schemas.microsoft.com/office/word/2010/wordprocessingGroup" xmlns:wpi="http://schemas.microsoft.com/office/word/2010/wordprocessingInk" xmlns:wne="http://schemas.microsoft.com/office/word/2006/wordml" xmlns:wps="http://schemas.microsoft.com/office/word/2010/wordprocessingShape" mc:Ignorable="w14 w15 w16se w16cid w16 w16cex w16sdtdh wp14">
+<w:ftr xmlns:wpc="http://schemas.microsoft.com/office/word/2010/wordprocessingCanvas" xmlns:mc="http://schemas.openxmlformats.org/markup-compatibility/2006" xmlns:o="urn:schemas-microsoft-com:office:office" xmlns:r="http://schemas.openxmlformats.org/officeDocument/2006/relationships" xmlns:m="http://schemas.openxmlformats.org/officeDocument/2006/math" xmlns:v="urn:schemas-microsoft-com:vml" xmlns:wp14="http://schemas.microsoft.com/office/word/2010/wordprocessingDrawing" xmlns:wp="http://schemas.openxmlformats.org/drawingml/2006/wordprocessingDrawing" xmlns:w10="urn:schemas-microsoft-com:office:word" xmlns:w="http://schemas.openxmlformats.org/wordprocessingml/2006/main" xmlns:w14="http://schemas.microsoft.com/office/word/2010/wordml" xmlns:w15="http://schemas.microsoft.com/office/word/2012/wordml" xmlns:wpg="http://schemas.microsoft.com/office/word/2010/wordprocessingGroup" xmlns:wpi="http://schemas.microsoft.com/office/word/2010/wordprocessingInk" xmlns:wne="http://schemas.microsoft.com/office/word/2006/wordml" xmlns:wps="http://schemas.microsoft.com/office/word/2010/wordprocessingShape" xmlns:wpsCustomData="http://www.wps.cn/officeDocument/2013/wpsCustomData" mc:Ignorable="w14 w15 wp14">
   <w:p>
     <w:pPr>
-      <w:pStyle w:val="a3"/>
+      <w:pStyle w:val="2"/>
       <w:framePr w:wrap="around" w:vAnchor="text" w:hAnchor="margin" w:xAlign="center" w:y="1"/>
       <w:rPr>
-        <w:rStyle w:val="a4"/>
+        <w:rStyle w:val="7"/>
       </w:rPr>
     </w:pPr>
     <w:r>
       <w:rPr>
-        <w:rStyle w:val="a4"/>
+        <w:rStyle w:val="7"/>
       </w:rPr>
       <w:fldChar w:fldCharType="begin"/>
     </w:r>
     <w:r>
       <w:rPr>
-        <w:rStyle w:val="a4"/>
+        <w:rStyle w:val="7"/>
       </w:rPr>
       <w:instrText xml:space="preserve">PAGE  </w:instrText>
     </w:r>
     <w:r>
       <w:rPr>
-        <w:rStyle w:val="a4"/>
+        <w:rStyle w:val="7"/>
+      </w:rPr>
+      <w:fldChar w:fldCharType="separate"/>
+    </w:r>
+    <w:r>
+      <w:rPr>
+        <w:rStyle w:val="7"/>
+      </w:rPr>
+      <w:t>1</w:t>
+    </w:r>
+    <w:r>
+      <w:rPr>
+        <w:rStyle w:val="7"/>
       </w:rPr>
       <w:fldChar w:fldCharType="end"/>
     </w:r>
   </w:p>
   <w:p>
     <w:pPr>
-      <w:pStyle w:val="a3"/>
+      <w:pStyle w:val="2"/>
     </w:pPr>
   </w:p>
 </w:ftr>
 </file>
 
 <file path=word/footer2.xml><?xml version="1.0" encoding="utf-8"?>
-<w:ftr xmlns:wpc="http://schemas.microsoft.com/office/word/2010/wordprocessingCanvas" xmlns:cx="http://schemas.microsoft.com/office/drawing/2014/chartex" xmlns:cx1="http://schemas.microsoft.com/office/drawing/2015/9/8/chartex" xmlns:cx2="http://schemas.microsoft.com/office/drawing/2015/10/21/chartex" xmlns:cx3="http://schemas.microsoft.com/office/drawing/2016/5/9/chartex" xmlns:cx4="http://schemas.microsoft.com/office/drawing/2016/5/10/chartex" xmlns:cx5="http://schemas.microsoft.com/office/drawing/2016/5/11/chartex" xmlns:cx6="http://schemas.microsoft.com/office/drawing/2016/5/12/chartex" xmlns:cx7="http://schemas.microsoft.com/office/drawing/2016/5/13/chartex" xmlns:cx8="http://schemas.microsoft.com/office/drawing/2016/5/14/chartex" xmlns:mc="http://schemas.openxmlformats.org/markup-compatibility/2006" xmlns:aink="http://schemas.microsoft.com/office/drawing/2016/ink" xmlns:am3d="http://schemas.microsoft.com/office/drawing/2017/model3d" xmlns:o="urn:schemas-microsoft-com:office:office" xmlns:oel="http://schemas.microsoft.com/office/2019/extlst" xmlns:r="http://schemas.openxmlformats.org/officeDocument/2006/relationships" xmlns:m="http://schemas.openxmlformats.org/officeDocument/2006/math" xmlns:v="urn:schemas-microsoft-com:vml" xmlns:wp14="http://schemas.microsoft.com/office/word/2010/wordprocessingDrawing" xmlns:wp="http://schemas.openxmlformats.org/drawingml/2006/wordprocessingDrawing" xmlns:w10="urn:schemas-microsoft-com:office:word" xmlns:w="http://schemas.openxmlformats.org/wordprocessingml/2006/main" xmlns:w14="http://schemas.microsoft.com/office/word/2010/wordml" xmlns:w15="http://schemas.microsoft.com/office/word/2012/wordml" xmlns:w16cex="http://schemas.microsoft.com/office/word/2018/wordml/cex" xmlns:w16cid="http://schemas.microsoft.com/office/word/2016/wordml/cid" xmlns:w16="http://schemas.microsoft.com/office/word/2018/wordml" xmlns:w16sdtdh="http://schemas.microsoft.com/office/word/2020/wordml/sdtdatahash" xmlns:w16se="http://schemas.microsoft.com/office/word/2015/wordml/symex" xmlns:wpg="http://schemas.microsoft.com/office/word/2010/wordprocessingGroup" xmlns:wpi="http://schemas.microsoft.com/office/word/2010/wordprocessingInk" xmlns:wne="http://schemas.microsoft.com/office/word/2006/wordml" xmlns:wps="http://schemas.microsoft.com/office/word/2010/wordprocessingShape" mc:Ignorable="w14 w15 w16se w16cid w16 w16cex w16sdtdh wp14">
+<w:ftr xmlns:wpc="http://schemas.microsoft.com/office/word/2010/wordprocessingCanvas" xmlns:mc="http://schemas.openxmlformats.org/markup-compatibility/2006" xmlns:o="urn:schemas-microsoft-com:office:office" xmlns:r="http://schemas.openxmlformats.org/officeDocument/2006/relationships" xmlns:m="http://schemas.openxmlformats.org/officeDocument/2006/math" xmlns:v="urn:schemas-microsoft-com:vml" xmlns:wp14="http://schemas.microsoft.com/office/word/2010/wordprocessingDrawing" xmlns:wp="http://schemas.openxmlformats.org/drawingml/2006/wordprocessingDrawing" xmlns:w10="urn:schemas-microsoft-com:office:word" xmlns:w="http://schemas.openxmlformats.org/wordprocessingml/2006/main" xmlns:w14="http://schemas.microsoft.com/office/word/2010/wordml" xmlns:w15="http://schemas.microsoft.com/office/word/2012/wordml" xmlns:wpg="http://schemas.microsoft.com/office/word/2010/wordprocessingGroup" xmlns:wpi="http://schemas.microsoft.com/office/word/2010/wordprocessingInk" xmlns:wne="http://schemas.microsoft.com/office/word/2006/wordml" xmlns:wps="http://schemas.microsoft.com/office/word/2010/wordprocessingShape" xmlns:wpsCustomData="http://www.wps.cn/officeDocument/2013/wpsCustomData" mc:Ignorable="w14 w15 wp14">
   <w:p>
     <w:pPr>
-      <w:pStyle w:val="a3"/>
+      <w:pStyle w:val="2"/>
       <w:framePr w:wrap="around" w:vAnchor="text" w:hAnchor="margin" w:xAlign="center" w:y="1"/>
       <w:rPr>
-        <w:rStyle w:val="a4"/>
+        <w:rStyle w:val="7"/>
       </w:rPr>
     </w:pPr>
     <w:r>
       <w:rPr>
-        <w:rStyle w:val="a4"/>
+        <w:rStyle w:val="7"/>
       </w:rPr>
       <w:fldChar w:fldCharType="begin"/>
     </w:r>
     <w:r>
       <w:rPr>
-        <w:rStyle w:val="a4"/>
+        <w:rStyle w:val="7"/>
       </w:rPr>
       <w:instrText xml:space="preserve">PAGE  </w:instrText>
     </w:r>
     <w:r>
       <w:rPr>
-        <w:rStyle w:val="a4"/>
-      </w:rPr>
-      <w:fldChar w:fldCharType="separate"/>
-    </w:r>
-    <w:r>
-      <w:rPr>
-        <w:rStyle w:val="a4"/>
-        <w:noProof/>
-      </w:rPr>
-      <w:t>1</w:t>
-    </w:r>
-    <w:r>
-      <w:rPr>
-        <w:rStyle w:val="a4"/>
+        <w:rStyle w:val="7"/>
       </w:rPr>
       <w:fldChar w:fldCharType="end"/>
     </w:r>
   </w:p>
   <w:p>
     <w:pPr>
-      <w:pStyle w:val="a3"/>
+      <w:pStyle w:val="2"/>
     </w:pPr>
   </w:p>
 </w:ftr>
 </file>
 
-<file path=word/footnotes.xml><?xml version="1.0" encoding="utf-8"?>
-<w:footnotes xmlns:wpc="http://schemas.microsoft.com/office/word/2010/wordprocessingCanvas" xmlns:cx="http://schemas.microsoft.com/office/drawing/2014/chartex" xmlns:cx1="http://schemas.microsoft.com/office/drawing/2015/9/8/chartex" xmlns:cx2="http://schemas.microsoft.com/office/drawing/2015/10/21/chartex" xmlns:cx3="http://schemas.microsoft.com/office/drawing/2016/5/9/chartex" xmlns:cx4="http://schemas.microsoft.com/office/drawing/2016/5/10/chartex" xmlns:cx5="http://schemas.microsoft.com/office/drawing/2016/5/11/chartex" xmlns:cx6="http://schemas.microsoft.com/office/drawing/2016/5/12/chartex" xmlns:cx7="http://schemas.microsoft.com/office/drawing/2016/5/13/chartex" xmlns:cx8="http://schemas.microsoft.com/office/drawing/2016/5/14/chartex" xmlns:mc="http://schemas.openxmlformats.org/markup-compatibility/2006" xmlns:aink="http://schemas.microsoft.com/office/drawing/2016/ink" xmlns:am3d="http://schemas.microsoft.com/office/drawing/2017/model3d" xmlns:o="urn:schemas-microsoft-com:office:office" xmlns:oel="http://schemas.microsoft.com/office/2019/extlst" xmlns:r="http://schemas.openxmlformats.org/officeDocument/2006/relationships" xmlns:m="http://schemas.openxmlformats.org/officeDocument/2006/math" xmlns:v="urn:schemas-microsoft-com:vml" xmlns:wp14="http://schemas.microsoft.com/office/word/2010/wordprocessingDrawing" xmlns:wp="http://schemas.openxmlformats.org/drawingml/2006/wordprocessingDrawing" xmlns:w10="urn:schemas-microsoft-com:office:word" xmlns:w="http://schemas.openxmlformats.org/wordprocessingml/2006/main" xmlns:w14="http://schemas.microsoft.com/office/word/2010/wordml" xmlns:w15="http://schemas.microsoft.com/office/word/2012/wordml" xmlns:w16cex="http://schemas.microsoft.com/office/word/2018/wordml/cex" xmlns:w16cid="http://schemas.microsoft.com/office/word/2016/wordml/cid" xmlns:w16="http://schemas.microsoft.com/office/word/2018/wordml" xmlns:w16sdtdh="http://schemas.microsoft.com/office/word/2020/wordml/sdtdatahash" xmlns:w16se="http://schemas.microsoft.com/office/word/2015/wordml/symex" xmlns:wpg="http://schemas.microsoft.com/office/word/2010/wordprocessingGroup" xmlns:wpi="http://schemas.microsoft.com/office/word/2010/wordprocessingInk" xmlns:wne="http://schemas.microsoft.com/office/word/2006/wordml" xmlns:wps="http://schemas.microsoft.com/office/word/2010/wordprocessingShape" mc:Ignorable="w14 w15 w16se w16cid w16 w16cex w16sdtdh wp14">
-  <w:footnote w:type="separator" w:id="-1">
-    <w:p>
-      <w:r>
-        <w:separator/>
-      </w:r>
-    </w:p>
-  </w:footnote>
-  <w:footnote w:type="continuationSeparator" w:id="0">
-    <w:p>
-      <w:r>
-        <w:continuationSeparator/>
-      </w:r>
-    </w:p>
-  </w:footnote>
-</w:footnotes>
-</file>
-
 <file path=word/header1.xml><?xml version="1.0" encoding="utf-8"?>
-<w:hdr xmlns:wpc="http://schemas.microsoft.com/office/word/2010/wordprocessingCanvas" xmlns:cx="http://schemas.microsoft.com/office/drawing/2014/chartex" xmlns:cx1="http://schemas.microsoft.com/office/drawing/2015/9/8/chartex" xmlns:cx2="http://schemas.microsoft.com/office/drawing/2015/10/21/chartex" xmlns:cx3="http://schemas.microsoft.com/office/drawing/2016/5/9/chartex" xmlns:cx4="http://schemas.microsoft.com/office/drawing/2016/5/10/chartex" xmlns:cx5="http://schemas.microsoft.com/office/drawing/2016/5/11/chartex" xmlns:cx6="http://schemas.microsoft.com/office/drawing/2016/5/12/chartex" xmlns:cx7="http://schemas.microsoft.com/office/drawing/2016/5/13/chartex" xmlns:cx8="http://schemas.microsoft.com/office/drawing/2016/5/14/chartex" xmlns:mc="http://schemas.openxmlformats.org/markup-compatibility/2006" xmlns:aink="http://schemas.microsoft.com/office/drawing/2016/ink" xmlns:am3d="http://schemas.microsoft.com/office/drawing/2017/model3d" xmlns:o="urn:schemas-microsoft-com:office:office" xmlns:oel="http://schemas.microsoft.com/office/2019/extlst" xmlns:r="http://schemas.openxmlformats.org/officeDocument/2006/relationships" xmlns:m="http://schemas.openxmlformats.org/officeDocument/2006/math" xmlns:v="urn:schemas-microsoft-com:vml" xmlns:wp14="http://schemas.microsoft.com/office/word/2010/wordprocessingDrawing" xmlns:wp="http://schemas.openxmlformats.org/drawingml/2006/wordprocessingDrawing" xmlns:w10="urn:schemas-microsoft-com:office:word" xmlns:w="http://schemas.openxmlformats.org/wordprocessingml/2006/main" xmlns:w14="http://schemas.microsoft.com/office/word/2010/wordml" xmlns:w15="http://schemas.microsoft.com/office/word/2012/wordml" xmlns:w16cex="http://schemas.microsoft.com/office/word/2018/wordml/cex" xmlns:w16cid="http://schemas.microsoft.com/office/word/2016/wordml/cid" xmlns:w16="http://schemas.microsoft.com/office/word/2018/wordml" xmlns:w16sdtdh="http://schemas.microsoft.com/office/word/2020/wordml/sdtdatahash" xmlns:w16se="http://schemas.microsoft.com/office/word/2015/wordml/symex" xmlns:wpg="http://schemas.microsoft.com/office/word/2010/wordprocessingGroup" xmlns:wpi="http://schemas.microsoft.com/office/word/2010/wordprocessingInk" xmlns:wne="http://schemas.microsoft.com/office/word/2006/wordml" xmlns:wps="http://schemas.microsoft.com/office/word/2010/wordprocessingShape" mc:Ignorable="w14 w15 w16se w16cid w16 w16cex w16sdtdh wp14">
+<w:hdr xmlns:wpc="http://schemas.microsoft.com/office/word/2010/wordprocessingCanvas" xmlns:mc="http://schemas.openxmlformats.org/markup-compatibility/2006" xmlns:o="urn:schemas-microsoft-com:office:office" xmlns:r="http://schemas.openxmlformats.org/officeDocument/2006/relationships" xmlns:m="http://schemas.openxmlformats.org/officeDocument/2006/math" xmlns:v="urn:schemas-microsoft-com:vml" xmlns:wp14="http://schemas.microsoft.com/office/word/2010/wordprocessingDrawing" xmlns:wp="http://schemas.openxmlformats.org/drawingml/2006/wordprocessingDrawing" xmlns:w10="urn:schemas-microsoft-com:office:word" xmlns:w="http://schemas.openxmlformats.org/wordprocessingml/2006/main" xmlns:w14="http://schemas.microsoft.com/office/word/2010/wordml" xmlns:w15="http://schemas.microsoft.com/office/word/2012/wordml" xmlns:wpg="http://schemas.microsoft.com/office/word/2010/wordprocessingGroup" xmlns:wpi="http://schemas.microsoft.com/office/word/2010/wordprocessingInk" xmlns:wne="http://schemas.microsoft.com/office/word/2006/wordml" xmlns:wps="http://schemas.microsoft.com/office/word/2010/wordprocessingShape" xmlns:wpsCustomData="http://www.wps.cn/officeDocument/2013/wpsCustomData" mc:Ignorable="w14 w15 wp14">
   <w:p>
     <w:pPr>
-      <w:pStyle w:val="a5"/>
+      <w:pStyle w:val="3"/>
       <w:pBdr>
-        <w:bottom w:val="none" w:sz="0" w:space="0" w:color="auto"/>
+        <w:bottom w:val="none" w:color="auto" w:sz="0" w:space="0"/>
       </w:pBdr>
     </w:pPr>
   </w:p>
@@ -6818,276 +7571,293 @@
 </file>
 
 <file path=word/styles.xml><?xml version="1.0" encoding="utf-8"?>
-<w:styles xmlns:mc="http://schemas.openxmlformats.org/markup-compatibility/2006" xmlns:r="http://schemas.openxmlformats.org/officeDocument/2006/relationships" xmlns:w="http://schemas.openxmlformats.org/wordprocessingml/2006/main" xmlns:w14="http://schemas.microsoft.com/office/word/2010/wordml" xmlns:w15="http://schemas.microsoft.com/office/word/2012/wordml" xmlns:w16cex="http://schemas.microsoft.com/office/word/2018/wordml/cex" xmlns:w16cid="http://schemas.microsoft.com/office/word/2016/wordml/cid" xmlns:w16="http://schemas.microsoft.com/office/word/2018/wordml" xmlns:w16sdtdh="http://schemas.microsoft.com/office/word/2020/wordml/sdtdatahash" xmlns:w16se="http://schemas.microsoft.com/office/word/2015/wordml/symex" mc:Ignorable="w14 w15 w16se w16cid w16 w16cex w16sdtdh">
+<w:styles xmlns:mc="http://schemas.openxmlformats.org/markup-compatibility/2006" xmlns:o="urn:schemas-microsoft-com:office:office" xmlns:r="http://schemas.openxmlformats.org/officeDocument/2006/relationships" xmlns:m="http://schemas.openxmlformats.org/officeDocument/2006/math" xmlns:v="urn:schemas-microsoft-com:vml" xmlns:w="http://schemas.openxmlformats.org/wordprocessingml/2006/main" xmlns:w14="http://schemas.microsoft.com/office/word/2010/wordml" xmlns:w10="urn:schemas-microsoft-com:office:word" xmlns:sl="http://schemas.openxmlformats.org/schemaLibrary/2006/main" xmlns:wpsCustomData="http://www.wps.cn/officeDocument/2013/wpsCustomData" mc:Ignorable="w14">
   <w:docDefaults>
     <w:rPrDefault>
       <w:rPr>
-        <w:rFonts w:ascii="Times New Roman" w:eastAsia="宋体" w:hAnsi="Times New Roman" w:cs="Times New Roman"/>
-        <w:lang w:val="en-US" w:eastAsia="zh-CN" w:bidi="ar-SA"/>
+        <w:rFonts w:ascii="Times New Roman" w:hAnsi="Times New Roman" w:eastAsia="SimSun" w:cs="Times New Roman"/>
       </w:rPr>
     </w:rPrDefault>
     <w:pPrDefault/>
   </w:docDefaults>
-  <w:latentStyles w:defLockedState="0" w:defUIPriority="0" w:defSemiHidden="0" w:defUnhideWhenUsed="0" w:defQFormat="0" w:count="376">
-    <w:lsdException w:name="Normal" w:qFormat="1"/>
-    <w:lsdException w:name="heading 1" w:qFormat="1"/>
-    <w:lsdException w:name="heading 2" w:semiHidden="1" w:unhideWhenUsed="1" w:qFormat="1"/>
-    <w:lsdException w:name="heading 3" w:semiHidden="1" w:unhideWhenUsed="1" w:qFormat="1"/>
-    <w:lsdException w:name="heading 4" w:semiHidden="1" w:unhideWhenUsed="1" w:qFormat="1"/>
-    <w:lsdException w:name="heading 5" w:semiHidden="1" w:unhideWhenUsed="1" w:qFormat="1"/>
-    <w:lsdException w:name="heading 6" w:semiHidden="1" w:unhideWhenUsed="1" w:qFormat="1"/>
-    <w:lsdException w:name="heading 7" w:semiHidden="1" w:unhideWhenUsed="1" w:qFormat="1"/>
-    <w:lsdException w:name="heading 8" w:semiHidden="1" w:unhideWhenUsed="1" w:qFormat="1"/>
-    <w:lsdException w:name="heading 9" w:semiHidden="1" w:unhideWhenUsed="1" w:qFormat="1"/>
-    <w:lsdException w:name="caption" w:semiHidden="1" w:unhideWhenUsed="1" w:qFormat="1"/>
-    <w:lsdException w:name="Title" w:qFormat="1"/>
-    <w:lsdException w:name="Subtitle" w:qFormat="1"/>
-    <w:lsdException w:name="Strong" w:qFormat="1"/>
-    <w:lsdException w:name="Emphasis" w:qFormat="1"/>
-    <w:lsdException w:name="Placeholder Text" w:semiHidden="1" w:uiPriority="99"/>
-    <w:lsdException w:name="No Spacing" w:uiPriority="1" w:qFormat="1"/>
-    <w:lsdException w:name="Light Shading" w:uiPriority="60"/>
-    <w:lsdException w:name="Light List" w:uiPriority="61"/>
-    <w:lsdException w:name="Light Grid" w:uiPriority="62"/>
-    <w:lsdException w:name="Medium Shading 1" w:uiPriority="63"/>
-    <w:lsdException w:name="Medium Shading 2" w:uiPriority="64"/>
-    <w:lsdException w:name="Medium List 1" w:uiPriority="65"/>
-    <w:lsdException w:name="Medium List 2" w:uiPriority="66"/>
-    <w:lsdException w:name="Medium Grid 1" w:uiPriority="67"/>
-    <w:lsdException w:name="Medium Grid 2" w:uiPriority="68"/>
-    <w:lsdException w:name="Medium Grid 3" w:uiPriority="69"/>
-    <w:lsdException w:name="Dark List" w:uiPriority="70"/>
-    <w:lsdException w:name="Colorful Shading" w:uiPriority="71"/>
-    <w:lsdException w:name="Colorful List" w:uiPriority="72"/>
-    <w:lsdException w:name="Colorful Grid" w:uiPriority="73"/>
-    <w:lsdException w:name="Light Shading Accent 1" w:uiPriority="60"/>
-    <w:lsdException w:name="Light List Accent 1" w:uiPriority="61"/>
-    <w:lsdException w:name="Light Grid Accent 1" w:uiPriority="62"/>
-    <w:lsdException w:name="Medium Shading 1 Accent 1" w:uiPriority="63"/>
-    <w:lsdException w:name="Medium Shading 2 Accent 1" w:uiPriority="64"/>
-    <w:lsdException w:name="Medium List 1 Accent 1" w:uiPriority="65"/>
-    <w:lsdException w:name="Revision" w:semiHidden="1" w:uiPriority="99"/>
-    <w:lsdException w:name="List Paragraph" w:uiPriority="34" w:qFormat="1"/>
-    <w:lsdException w:name="Quote" w:uiPriority="29" w:qFormat="1"/>
-    <w:lsdException w:name="Intense Quote" w:uiPriority="30" w:qFormat="1"/>
-    <w:lsdException w:name="Medium List 2 Accent 1" w:uiPriority="66"/>
-    <w:lsdException w:name="Medium Grid 1 Accent 1" w:uiPriority="67"/>
-    <w:lsdException w:name="Medium Grid 2 Accent 1" w:uiPriority="68"/>
-    <w:lsdException w:name="Medium Grid 3 Accent 1" w:uiPriority="69"/>
-    <w:lsdException w:name="Dark List Accent 1" w:uiPriority="70"/>
-    <w:lsdException w:name="Colorful Shading Accent 1" w:uiPriority="71"/>
-    <w:lsdException w:name="Colorful List Accent 1" w:uiPriority="72"/>
-    <w:lsdException w:name="Colorful Grid Accent 1" w:uiPriority="73"/>
-    <w:lsdException w:name="Light Shading Accent 2" w:uiPriority="60"/>
-    <w:lsdException w:name="Light List Accent 2" w:uiPriority="61"/>
-    <w:lsdException w:name="Light Grid Accent 2" w:uiPriority="62"/>
-    <w:lsdException w:name="Medium Shading 1 Accent 2" w:uiPriority="63"/>
-    <w:lsdException w:name="Medium Shading 2 Accent 2" w:uiPriority="64"/>
-    <w:lsdException w:name="Medium List 1 Accent 2" w:uiPriority="65"/>
-    <w:lsdException w:name="Medium List 2 Accent 2" w:uiPriority="66"/>
-    <w:lsdException w:name="Medium Grid 1 Accent 2" w:uiPriority="67"/>
-    <w:lsdException w:name="Medium Grid 2 Accent 2" w:uiPriority="68"/>
-    <w:lsdException w:name="Medium Grid 3 Accent 2" w:uiPriority="69"/>
-    <w:lsdException w:name="Dark List Accent 2" w:uiPriority="70"/>
-    <w:lsdException w:name="Colorful Shading Accent 2" w:uiPriority="71"/>
-    <w:lsdException w:name="Colorful List Accent 2" w:uiPriority="72"/>
-    <w:lsdException w:name="Colorful Grid Accent 2" w:uiPriority="73"/>
-    <w:lsdException w:name="Light Shading Accent 3" w:uiPriority="60"/>
-    <w:lsdException w:name="Light List Accent 3" w:uiPriority="61"/>
-    <w:lsdException w:name="Light Grid Accent 3" w:uiPriority="62"/>
-    <w:lsdException w:name="Medium Shading 1 Accent 3" w:uiPriority="63"/>
-    <w:lsdException w:name="Medium Shading 2 Accent 3" w:uiPriority="64"/>
-    <w:lsdException w:name="Medium List 1 Accent 3" w:uiPriority="65"/>
-    <w:lsdException w:name="Medium List 2 Accent 3" w:uiPriority="66"/>
-    <w:lsdException w:name="Medium Grid 1 Accent 3" w:uiPriority="67"/>
-    <w:lsdException w:name="Medium Grid 2 Accent 3" w:uiPriority="68"/>
-    <w:lsdException w:name="Medium Grid 3 Accent 3" w:uiPriority="69"/>
-    <w:lsdException w:name="Dark List Accent 3" w:uiPriority="70"/>
-    <w:lsdException w:name="Colorful Shading Accent 3" w:uiPriority="71"/>
-    <w:lsdException w:name="Colorful List Accent 3" w:uiPriority="72"/>
-    <w:lsdException w:name="Colorful Grid Accent 3" w:uiPriority="73"/>
-    <w:lsdException w:name="Light Shading Accent 4" w:uiPriority="60"/>
-    <w:lsdException w:name="Light List Accent 4" w:uiPriority="61"/>
-    <w:lsdException w:name="Light Grid Accent 4" w:uiPriority="62"/>
-    <w:lsdException w:name="Medium Shading 1 Accent 4" w:uiPriority="63"/>
-    <w:lsdException w:name="Medium Shading 2 Accent 4" w:uiPriority="64"/>
-    <w:lsdException w:name="Medium List 1 Accent 4" w:uiPriority="65"/>
-    <w:lsdException w:name="Medium List 2 Accent 4" w:uiPriority="66"/>
-    <w:lsdException w:name="Medium Grid 1 Accent 4" w:uiPriority="67"/>
-    <w:lsdException w:name="Medium Grid 2 Accent 4" w:uiPriority="68"/>
-    <w:lsdException w:name="Medium Grid 3 Accent 4" w:uiPriority="69"/>
-    <w:lsdException w:name="Dark List Accent 4" w:uiPriority="70"/>
-    <w:lsdException w:name="Colorful Shading Accent 4" w:uiPriority="71"/>
-    <w:lsdException w:name="Colorful List Accent 4" w:uiPriority="72"/>
-    <w:lsdException w:name="Colorful Grid Accent 4" w:uiPriority="73"/>
-    <w:lsdException w:name="Light Shading Accent 5" w:uiPriority="60"/>
-    <w:lsdException w:name="Light List Accent 5" w:uiPriority="61"/>
-    <w:lsdException w:name="Light Grid Accent 5" w:uiPriority="62"/>
-    <w:lsdException w:name="Medium Shading 1 Accent 5" w:uiPriority="63"/>
-    <w:lsdException w:name="Medium Shading 2 Accent 5" w:uiPriority="64"/>
-    <w:lsdException w:name="Medium List 1 Accent 5" w:uiPriority="65"/>
-    <w:lsdException w:name="Medium List 2 Accent 5" w:uiPriority="66"/>
-    <w:lsdException w:name="Medium Grid 1 Accent 5" w:uiPriority="67"/>
-    <w:lsdException w:name="Medium Grid 2 Accent 5" w:uiPriority="68"/>
-    <w:lsdException w:name="Medium Grid 3 Accent 5" w:uiPriority="69"/>
-    <w:lsdException w:name="Dark List Accent 5" w:uiPriority="70"/>
-    <w:lsdException w:name="Colorful Shading Accent 5" w:uiPriority="71"/>
-    <w:lsdException w:name="Colorful List Accent 5" w:uiPriority="72"/>
-    <w:lsdException w:name="Colorful Grid Accent 5" w:uiPriority="73"/>
-    <w:lsdException w:name="Light Shading Accent 6" w:uiPriority="60"/>
-    <w:lsdException w:name="Light List Accent 6" w:uiPriority="61"/>
-    <w:lsdException w:name="Light Grid Accent 6" w:uiPriority="62"/>
-    <w:lsdException w:name="Medium Shading 1 Accent 6" w:uiPriority="63"/>
-    <w:lsdException w:name="Medium Shading 2 Accent 6" w:uiPriority="64"/>
-    <w:lsdException w:name="Medium List 1 Accent 6" w:uiPriority="65"/>
-    <w:lsdException w:name="Medium List 2 Accent 6" w:uiPriority="66"/>
-    <w:lsdException w:name="Medium Grid 1 Accent 6" w:uiPriority="67"/>
-    <w:lsdException w:name="Medium Grid 2 Accent 6" w:uiPriority="68"/>
-    <w:lsdException w:name="Medium Grid 3 Accent 6" w:uiPriority="69"/>
-    <w:lsdException w:name="Dark List Accent 6" w:uiPriority="70"/>
-    <w:lsdException w:name="Colorful Shading Accent 6" w:uiPriority="71"/>
-    <w:lsdException w:name="Colorful List Accent 6" w:uiPriority="72"/>
-    <w:lsdException w:name="Colorful Grid Accent 6" w:uiPriority="73"/>
-    <w:lsdException w:name="Subtle Emphasis" w:uiPriority="19" w:qFormat="1"/>
-    <w:lsdException w:name="Intense Emphasis" w:uiPriority="21" w:qFormat="1"/>
-    <w:lsdException w:name="Subtle Reference" w:uiPriority="31" w:qFormat="1"/>
-    <w:lsdException w:name="Intense Reference" w:uiPriority="32" w:qFormat="1"/>
-    <w:lsdException w:name="Book Title" w:uiPriority="33" w:qFormat="1"/>
-    <w:lsdException w:name="Bibliography" w:semiHidden="1" w:uiPriority="37" w:unhideWhenUsed="1"/>
-    <w:lsdException w:name="TOC Heading" w:semiHidden="1" w:uiPriority="39" w:unhideWhenUsed="1" w:qFormat="1"/>
-    <w:lsdException w:name="Plain Table 1" w:uiPriority="41"/>
-    <w:lsdException w:name="Plain Table 2" w:uiPriority="42"/>
-    <w:lsdException w:name="Plain Table 3" w:uiPriority="43"/>
-    <w:lsdException w:name="Plain Table 4" w:uiPriority="44"/>
-    <w:lsdException w:name="Plain Table 5" w:uiPriority="45"/>
-    <w:lsdException w:name="Grid Table Light" w:uiPriority="40"/>
-    <w:lsdException w:name="Grid Table 1 Light" w:uiPriority="46"/>
-    <w:lsdException w:name="Grid Table 2" w:uiPriority="47"/>
-    <w:lsdException w:name="Grid Table 3" w:uiPriority="48"/>
-    <w:lsdException w:name="Grid Table 4" w:uiPriority="49"/>
-    <w:lsdException w:name="Grid Table 5 Dark" w:uiPriority="50"/>
-    <w:lsdException w:name="Grid Table 6 Colorful" w:uiPriority="51"/>
-    <w:lsdException w:name="Grid Table 7 Colorful" w:uiPriority="52"/>
-    <w:lsdException w:name="Grid Table 1 Light Accent 1" w:uiPriority="46"/>
-    <w:lsdException w:name="Grid Table 2 Accent 1" w:uiPriority="47"/>
-    <w:lsdException w:name="Grid Table 3 Accent 1" w:uiPriority="48"/>
-    <w:lsdException w:name="Grid Table 4 Accent 1" w:uiPriority="49"/>
-    <w:lsdException w:name="Grid Table 5 Dark Accent 1" w:uiPriority="50"/>
-    <w:lsdException w:name="Grid Table 6 Colorful Accent 1" w:uiPriority="51"/>
-    <w:lsdException w:name="Grid Table 7 Colorful Accent 1" w:uiPriority="52"/>
-    <w:lsdException w:name="Grid Table 1 Light Accent 2" w:uiPriority="46"/>
-    <w:lsdException w:name="Grid Table 2 Accent 2" w:uiPriority="47"/>
-    <w:lsdException w:name="Grid Table 3 Accent 2" w:uiPriority="48"/>
-    <w:lsdException w:name="Grid Table 4 Accent 2" w:uiPriority="49"/>
-    <w:lsdException w:name="Grid Table 5 Dark Accent 2" w:uiPriority="50"/>
-    <w:lsdException w:name="Grid Table 6 Colorful Accent 2" w:uiPriority="51"/>
-    <w:lsdException w:name="Grid Table 7 Colorful Accent 2" w:uiPriority="52"/>
-    <w:lsdException w:name="Grid Table 1 Light Accent 3" w:uiPriority="46"/>
-    <w:lsdException w:name="Grid Table 2 Accent 3" w:uiPriority="47"/>
-    <w:lsdException w:name="Grid Table 3 Accent 3" w:uiPriority="48"/>
-    <w:lsdException w:name="Grid Table 4 Accent 3" w:uiPriority="49"/>
-    <w:lsdException w:name="Grid Table 5 Dark Accent 3" w:uiPriority="50"/>
-    <w:lsdException w:name="Grid Table 6 Colorful Accent 3" w:uiPriority="51"/>
-    <w:lsdException w:name="Grid Table 7 Colorful Accent 3" w:uiPriority="52"/>
-    <w:lsdException w:name="Grid Table 1 Light Accent 4" w:uiPriority="46"/>
-    <w:lsdException w:name="Grid Table 2 Accent 4" w:uiPriority="47"/>
-    <w:lsdException w:name="Grid Table 3 Accent 4" w:uiPriority="48"/>
-    <w:lsdException w:name="Grid Table 4 Accent 4" w:uiPriority="49"/>
-    <w:lsdException w:name="Grid Table 5 Dark Accent 4" w:uiPriority="50"/>
-    <w:lsdException w:name="Grid Table 6 Colorful Accent 4" w:uiPriority="51"/>
-    <w:lsdException w:name="Grid Table 7 Colorful Accent 4" w:uiPriority="52"/>
-    <w:lsdException w:name="Grid Table 1 Light Accent 5" w:uiPriority="46"/>
-    <w:lsdException w:name="Grid Table 2 Accent 5" w:uiPriority="47"/>
-    <w:lsdException w:name="Grid Table 3 Accent 5" w:uiPriority="48"/>
-    <w:lsdException w:name="Grid Table 4 Accent 5" w:uiPriority="49"/>
-    <w:lsdException w:name="Grid Table 5 Dark Accent 5" w:uiPriority="50"/>
-    <w:lsdException w:name="Grid Table 6 Colorful Accent 5" w:uiPriority="51"/>
-    <w:lsdException w:name="Grid Table 7 Colorful Accent 5" w:uiPriority="52"/>
-    <w:lsdException w:name="Grid Table 1 Light Accent 6" w:uiPriority="46"/>
-    <w:lsdException w:name="Grid Table 2 Accent 6" w:uiPriority="47"/>
-    <w:lsdException w:name="Grid Table 3 Accent 6" w:uiPriority="48"/>
-    <w:lsdException w:name="Grid Table 4 Accent 6" w:uiPriority="49"/>
-    <w:lsdException w:name="Grid Table 5 Dark Accent 6" w:uiPriority="50"/>
-    <w:lsdException w:name="Grid Table 6 Colorful Accent 6" w:uiPriority="51"/>
-    <w:lsdException w:name="Grid Table 7 Colorful Accent 6" w:uiPriority="52"/>
-    <w:lsdException w:name="List Table 1 Light" w:uiPriority="46"/>
-    <w:lsdException w:name="List Table 2" w:uiPriority="47"/>
-    <w:lsdException w:name="List Table 3" w:uiPriority="48"/>
-    <w:lsdException w:name="List Table 4" w:uiPriority="49"/>
-    <w:lsdException w:name="List Table 5 Dark" w:uiPriority="50"/>
-    <w:lsdException w:name="List Table 6 Colorful" w:uiPriority="51"/>
-    <w:lsdException w:name="List Table 7 Colorful" w:uiPriority="52"/>
-    <w:lsdException w:name="List Table 1 Light Accent 1" w:uiPriority="46"/>
-    <w:lsdException w:name="List Table 2 Accent 1" w:uiPriority="47"/>
-    <w:lsdException w:name="List Table 3 Accent 1" w:uiPriority="48"/>
-    <w:lsdException w:name="List Table 4 Accent 1" w:uiPriority="49"/>
-    <w:lsdException w:name="List Table 5 Dark Accent 1" w:uiPriority="50"/>
-    <w:lsdException w:name="List Table 6 Colorful Accent 1" w:uiPriority="51"/>
-    <w:lsdException w:name="List Table 7 Colorful Accent 1" w:uiPriority="52"/>
-    <w:lsdException w:name="List Table 1 Light Accent 2" w:uiPriority="46"/>
-    <w:lsdException w:name="List Table 2 Accent 2" w:uiPriority="47"/>
-    <w:lsdException w:name="List Table 3 Accent 2" w:uiPriority="48"/>
-    <w:lsdException w:name="List Table 4 Accent 2" w:uiPriority="49"/>
-    <w:lsdException w:name="List Table 5 Dark Accent 2" w:uiPriority="50"/>
-    <w:lsdException w:name="List Table 6 Colorful Accent 2" w:uiPriority="51"/>
-    <w:lsdException w:name="List Table 7 Colorful Accent 2" w:uiPriority="52"/>
-    <w:lsdException w:name="List Table 1 Light Accent 3" w:uiPriority="46"/>
-    <w:lsdException w:name="List Table 2 Accent 3" w:uiPriority="47"/>
-    <w:lsdException w:name="List Table 3 Accent 3" w:uiPriority="48"/>
-    <w:lsdException w:name="List Table 4 Accent 3" w:uiPriority="49"/>
-    <w:lsdException w:name="List Table 5 Dark Accent 3" w:uiPriority="50"/>
-    <w:lsdException w:name="List Table 6 Colorful Accent 3" w:uiPriority="51"/>
-    <w:lsdException w:name="List Table 7 Colorful Accent 3" w:uiPriority="52"/>
-    <w:lsdException w:name="List Table 1 Light Accent 4" w:uiPriority="46"/>
-    <w:lsdException w:name="List Table 2 Accent 4" w:uiPriority="47"/>
-    <w:lsdException w:name="List Table 3 Accent 4" w:uiPriority="48"/>
-    <w:lsdException w:name="List Table 4 Accent 4" w:uiPriority="49"/>
-    <w:lsdException w:name="List Table 5 Dark Accent 4" w:uiPriority="50"/>
-    <w:lsdException w:name="List Table 6 Colorful Accent 4" w:uiPriority="51"/>
-    <w:lsdException w:name="List Table 7 Colorful Accent 4" w:uiPriority="52"/>
-    <w:lsdException w:name="List Table 1 Light Accent 5" w:uiPriority="46"/>
-    <w:lsdException w:name="List Table 2 Accent 5" w:uiPriority="47"/>
-    <w:lsdException w:name="List Table 3 Accent 5" w:uiPriority="48"/>
-    <w:lsdException w:name="List Table 4 Accent 5" w:uiPriority="49"/>
-    <w:lsdException w:name="List Table 5 Dark Accent 5" w:uiPriority="50"/>
-    <w:lsdException w:name="List Table 6 Colorful Accent 5" w:uiPriority="51"/>
-    <w:lsdException w:name="List Table 7 Colorful Accent 5" w:uiPriority="52"/>
-    <w:lsdException w:name="List Table 1 Light Accent 6" w:uiPriority="46"/>
-    <w:lsdException w:name="List Table 2 Accent 6" w:uiPriority="47"/>
-    <w:lsdException w:name="List Table 3 Accent 6" w:uiPriority="48"/>
-    <w:lsdException w:name="List Table 4 Accent 6" w:uiPriority="49"/>
-    <w:lsdException w:name="List Table 5 Dark Accent 6" w:uiPriority="50"/>
-    <w:lsdException w:name="List Table 6 Colorful Accent 6" w:uiPriority="51"/>
-    <w:lsdException w:name="List Table 7 Colorful Accent 6" w:uiPriority="52"/>
-    <w:lsdException w:name="Mention" w:semiHidden="1" w:uiPriority="99" w:unhideWhenUsed="1"/>
-    <w:lsdException w:name="Smart Hyperlink" w:semiHidden="1" w:uiPriority="99" w:unhideWhenUsed="1"/>
-    <w:lsdException w:name="Hashtag" w:semiHidden="1" w:uiPriority="99" w:unhideWhenUsed="1"/>
-    <w:lsdException w:name="Unresolved Mention" w:semiHidden="1" w:uiPriority="99" w:unhideWhenUsed="1"/>
-    <w:lsdException w:name="Smart Link" w:semiHidden="1" w:uiPriority="99" w:unhideWhenUsed="1"/>
+  <w:latentStyles w:count="260" w:defQFormat="0" w:defUnhideWhenUsed="1" w:defSemiHidden="1" w:defUIPriority="99" w:defLockedState="0">
+    <w:lsdException w:qFormat="1" w:unhideWhenUsed="0" w:uiPriority="0" w:semiHidden="0" w:name="Normal"/>
+    <w:lsdException w:qFormat="1" w:unhideWhenUsed="0" w:uiPriority="0" w:semiHidden="0" w:name="heading 1"/>
+    <w:lsdException w:qFormat="1" w:uiPriority="0" w:name="heading 2"/>
+    <w:lsdException w:qFormat="1" w:uiPriority="0" w:name="heading 3"/>
+    <w:lsdException w:qFormat="1" w:uiPriority="0" w:name="heading 4"/>
+    <w:lsdException w:qFormat="1" w:uiPriority="0" w:name="heading 5"/>
+    <w:lsdException w:qFormat="1" w:uiPriority="0" w:name="heading 6"/>
+    <w:lsdException w:qFormat="1" w:uiPriority="0" w:name="heading 7"/>
+    <w:lsdException w:qFormat="1" w:uiPriority="0" w:name="heading 8"/>
+    <w:lsdException w:qFormat="1" w:uiPriority="0" w:name="heading 9"/>
+    <w:lsdException w:unhideWhenUsed="0" w:uiPriority="0" w:semiHidden="0" w:name="index 1"/>
+    <w:lsdException w:unhideWhenUsed="0" w:uiPriority="0" w:semiHidden="0" w:name="index 2"/>
+    <w:lsdException w:unhideWhenUsed="0" w:uiPriority="0" w:semiHidden="0" w:name="index 3"/>
+    <w:lsdException w:unhideWhenUsed="0" w:uiPriority="0" w:semiHidden="0" w:name="index 4"/>
+    <w:lsdException w:unhideWhenUsed="0" w:uiPriority="0" w:semiHidden="0" w:name="index 5"/>
+    <w:lsdException w:unhideWhenUsed="0" w:uiPriority="0" w:semiHidden="0" w:name="index 6"/>
+    <w:lsdException w:unhideWhenUsed="0" w:uiPriority="0" w:semiHidden="0" w:name="index 7"/>
+    <w:lsdException w:unhideWhenUsed="0" w:uiPriority="0" w:semiHidden="0" w:name="index 8"/>
+    <w:lsdException w:unhideWhenUsed="0" w:uiPriority="0" w:semiHidden="0" w:name="index 9"/>
+    <w:lsdException w:unhideWhenUsed="0" w:uiPriority="0" w:semiHidden="0" w:name="toc 1"/>
+    <w:lsdException w:unhideWhenUsed="0" w:uiPriority="0" w:semiHidden="0" w:name="toc 2"/>
+    <w:lsdException w:unhideWhenUsed="0" w:uiPriority="0" w:semiHidden="0" w:name="toc 3"/>
+    <w:lsdException w:unhideWhenUsed="0" w:uiPriority="0" w:semiHidden="0" w:name="toc 4"/>
+    <w:lsdException w:unhideWhenUsed="0" w:uiPriority="0" w:semiHidden="0" w:name="toc 5"/>
+    <w:lsdException w:unhideWhenUsed="0" w:uiPriority="0" w:semiHidden="0" w:name="toc 6"/>
+    <w:lsdException w:unhideWhenUsed="0" w:uiPriority="0" w:semiHidden="0" w:name="toc 7"/>
+    <w:lsdException w:unhideWhenUsed="0" w:uiPriority="0" w:semiHidden="0" w:name="toc 8"/>
+    <w:lsdException w:unhideWhenUsed="0" w:uiPriority="0" w:semiHidden="0" w:name="toc 9"/>
+    <w:lsdException w:unhideWhenUsed="0" w:uiPriority="0" w:semiHidden="0" w:name="Normal Indent"/>
+    <w:lsdException w:unhideWhenUsed="0" w:uiPriority="0" w:semiHidden="0" w:name="footnote text"/>
+    <w:lsdException w:unhideWhenUsed="0" w:uiPriority="0" w:semiHidden="0" w:name="annotation text"/>
+    <w:lsdException w:qFormat="1" w:unhideWhenUsed="0" w:uiPriority="0" w:semiHidden="0" w:name="header"/>
+    <w:lsdException w:qFormat="1" w:unhideWhenUsed="0" w:uiPriority="0" w:semiHidden="0" w:name="footer"/>
+    <w:lsdException w:unhideWhenUsed="0" w:uiPriority="0" w:semiHidden="0" w:name="index heading"/>
+    <w:lsdException w:qFormat="1" w:uiPriority="0" w:name="caption"/>
+    <w:lsdException w:unhideWhenUsed="0" w:uiPriority="0" w:semiHidden="0" w:name="table of figures"/>
+    <w:lsdException w:unhideWhenUsed="0" w:uiPriority="0" w:semiHidden="0" w:name="envelope address"/>
+    <w:lsdException w:unhideWhenUsed="0" w:uiPriority="0" w:semiHidden="0" w:name="envelope return"/>
+    <w:lsdException w:unhideWhenUsed="0" w:uiPriority="0" w:semiHidden="0" w:name="footnote reference"/>
+    <w:lsdException w:unhideWhenUsed="0" w:uiPriority="0" w:semiHidden="0" w:name="annotation reference"/>
+    <w:lsdException w:unhideWhenUsed="0" w:uiPriority="0" w:semiHidden="0" w:name="line number"/>
+    <w:lsdException w:qFormat="1" w:unhideWhenUsed="0" w:uiPriority="0" w:semiHidden="0" w:name="page number"/>
+    <w:lsdException w:unhideWhenUsed="0" w:uiPriority="0" w:semiHidden="0" w:name="endnote reference"/>
+    <w:lsdException w:unhideWhenUsed="0" w:uiPriority="0" w:semiHidden="0" w:name="endnote text"/>
+    <w:lsdException w:unhideWhenUsed="0" w:uiPriority="0" w:semiHidden="0" w:name="table of authorities"/>
+    <w:lsdException w:unhideWhenUsed="0" w:uiPriority="0" w:semiHidden="0" w:name="macro"/>
+    <w:lsdException w:unhideWhenUsed="0" w:uiPriority="0" w:semiHidden="0" w:name="toa heading"/>
+    <w:lsdException w:unhideWhenUsed="0" w:uiPriority="0" w:semiHidden="0" w:name="List"/>
+    <w:lsdException w:unhideWhenUsed="0" w:uiPriority="0" w:semiHidden="0" w:name="List Bullet"/>
+    <w:lsdException w:unhideWhenUsed="0" w:uiPriority="0" w:semiHidden="0" w:name="List Number"/>
+    <w:lsdException w:unhideWhenUsed="0" w:uiPriority="0" w:semiHidden="0" w:name="List 2"/>
+    <w:lsdException w:unhideWhenUsed="0" w:uiPriority="0" w:semiHidden="0" w:name="List 3"/>
+    <w:lsdException w:unhideWhenUsed="0" w:uiPriority="0" w:semiHidden="0" w:name="List 4"/>
+    <w:lsdException w:unhideWhenUsed="0" w:uiPriority="0" w:semiHidden="0" w:name="List 5"/>
+    <w:lsdException w:unhideWhenUsed="0" w:uiPriority="0" w:semiHidden="0" w:name="List Bullet 2"/>
+    <w:lsdException w:unhideWhenUsed="0" w:uiPriority="0" w:semiHidden="0" w:name="List Bullet 3"/>
+    <w:lsdException w:unhideWhenUsed="0" w:uiPriority="0" w:semiHidden="0" w:name="List Bullet 4"/>
+    <w:lsdException w:unhideWhenUsed="0" w:uiPriority="0" w:semiHidden="0" w:name="List Bullet 5"/>
+    <w:lsdException w:unhideWhenUsed="0" w:uiPriority="0" w:semiHidden="0" w:name="List Number 2"/>
+    <w:lsdException w:unhideWhenUsed="0" w:uiPriority="0" w:semiHidden="0" w:name="List Number 3"/>
+    <w:lsdException w:unhideWhenUsed="0" w:uiPriority="0" w:semiHidden="0" w:name="List Number 4"/>
+    <w:lsdException w:unhideWhenUsed="0" w:uiPriority="0" w:semiHidden="0" w:name="List Number 5"/>
+    <w:lsdException w:qFormat="1" w:unhideWhenUsed="0" w:uiPriority="0" w:semiHidden="0" w:name="Title"/>
+    <w:lsdException w:unhideWhenUsed="0" w:uiPriority="0" w:semiHidden="0" w:name="Closing"/>
+    <w:lsdException w:unhideWhenUsed="0" w:uiPriority="0" w:semiHidden="0" w:name="Signature"/>
+    <w:lsdException w:qFormat="1" w:unhideWhenUsed="0" w:uiPriority="0" w:name="Default Paragraph Font"/>
+    <w:lsdException w:unhideWhenUsed="0" w:uiPriority="0" w:semiHidden="0" w:name="Body Text"/>
+    <w:lsdException w:unhideWhenUsed="0" w:uiPriority="0" w:semiHidden="0" w:name="Body Text Indent"/>
+    <w:lsdException w:unhideWhenUsed="0" w:uiPriority="0" w:semiHidden="0" w:name="List Continue"/>
+    <w:lsdException w:unhideWhenUsed="0" w:uiPriority="0" w:semiHidden="0" w:name="List Continue 2"/>
+    <w:lsdException w:unhideWhenUsed="0" w:uiPriority="0" w:semiHidden="0" w:name="List Continue 3"/>
+    <w:lsdException w:unhideWhenUsed="0" w:uiPriority="0" w:semiHidden="0" w:name="List Continue 4"/>
+    <w:lsdException w:unhideWhenUsed="0" w:uiPriority="0" w:semiHidden="0" w:name="List Continue 5"/>
+    <w:lsdException w:unhideWhenUsed="0" w:uiPriority="0" w:semiHidden="0" w:name="Message Header"/>
+    <w:lsdException w:qFormat="1" w:unhideWhenUsed="0" w:uiPriority="0" w:semiHidden="0" w:name="Subtitle"/>
+    <w:lsdException w:unhideWhenUsed="0" w:uiPriority="0" w:semiHidden="0" w:name="Salutation"/>
+    <w:lsdException w:unhideWhenUsed="0" w:uiPriority="0" w:semiHidden="0" w:name="Date"/>
+    <w:lsdException w:unhideWhenUsed="0" w:uiPriority="0" w:semiHidden="0" w:name="Body Text First Indent"/>
+    <w:lsdException w:unhideWhenUsed="0" w:uiPriority="0" w:semiHidden="0" w:name="Body Text First Indent 2"/>
+    <w:lsdException w:unhideWhenUsed="0" w:uiPriority="0" w:semiHidden="0" w:name="Note Heading"/>
+    <w:lsdException w:qFormat="1" w:unhideWhenUsed="0" w:uiPriority="0" w:semiHidden="0" w:name="Body Text 2"/>
+    <w:lsdException w:unhideWhenUsed="0" w:uiPriority="0" w:semiHidden="0" w:name="Body Text 3"/>
+    <w:lsdException w:unhideWhenUsed="0" w:uiPriority="0" w:semiHidden="0" w:name="Body Text Indent 2"/>
+    <w:lsdException w:unhideWhenUsed="0" w:uiPriority="0" w:semiHidden="0" w:name="Body Text Indent 3"/>
+    <w:lsdException w:unhideWhenUsed="0" w:uiPriority="0" w:semiHidden="0" w:name="Block Text"/>
+    <w:lsdException w:unhideWhenUsed="0" w:uiPriority="0" w:semiHidden="0" w:name="Hyperlink"/>
+    <w:lsdException w:unhideWhenUsed="0" w:uiPriority="0" w:semiHidden="0" w:name="FollowedHyperlink"/>
+    <w:lsdException w:qFormat="1" w:unhideWhenUsed="0" w:uiPriority="0" w:semiHidden="0" w:name="Strong"/>
+    <w:lsdException w:qFormat="1" w:unhideWhenUsed="0" w:uiPriority="0" w:semiHidden="0" w:name="Emphasis"/>
+    <w:lsdException w:unhideWhenUsed="0" w:uiPriority="0" w:semiHidden="0" w:name="Document Map"/>
+    <w:lsdException w:unhideWhenUsed="0" w:uiPriority="0" w:semiHidden="0" w:name="Plain Text"/>
+    <w:lsdException w:unhideWhenUsed="0" w:uiPriority="0" w:semiHidden="0" w:name="E-mail Signature"/>
+    <w:lsdException w:unhideWhenUsed="0" w:uiPriority="0" w:semiHidden="0" w:name="Normal (Web)"/>
+    <w:lsdException w:unhideWhenUsed="0" w:uiPriority="0" w:semiHidden="0" w:name="HTML Acronym"/>
+    <w:lsdException w:unhideWhenUsed="0" w:uiPriority="0" w:semiHidden="0" w:name="HTML Address"/>
+    <w:lsdException w:unhideWhenUsed="0" w:uiPriority="0" w:semiHidden="0" w:name="HTML Cite"/>
+    <w:lsdException w:unhideWhenUsed="0" w:uiPriority="0" w:semiHidden="0" w:name="HTML Code"/>
+    <w:lsdException w:unhideWhenUsed="0" w:uiPriority="0" w:semiHidden="0" w:name="HTML Definition"/>
+    <w:lsdException w:unhideWhenUsed="0" w:uiPriority="0" w:semiHidden="0" w:name="HTML Keyboard"/>
+    <w:lsdException w:unhideWhenUsed="0" w:uiPriority="0" w:semiHidden="0" w:name="HTML Preformatted"/>
+    <w:lsdException w:unhideWhenUsed="0" w:uiPriority="0" w:semiHidden="0" w:name="HTML Sample"/>
+    <w:lsdException w:unhideWhenUsed="0" w:uiPriority="0" w:semiHidden="0" w:name="HTML Typewriter"/>
+    <w:lsdException w:unhideWhenUsed="0" w:uiPriority="0" w:semiHidden="0" w:name="HTML Variable"/>
+    <w:lsdException w:qFormat="1" w:unhideWhenUsed="0" w:uiPriority="0" w:name="Normal Table"/>
+    <w:lsdException w:unhideWhenUsed="0" w:uiPriority="0" w:semiHidden="0" w:name="annotation subject"/>
+    <w:lsdException w:unhideWhenUsed="0" w:uiPriority="0" w:semiHidden="0" w:name="Table Simple 1"/>
+    <w:lsdException w:unhideWhenUsed="0" w:uiPriority="0" w:semiHidden="0" w:name="Table Simple 2"/>
+    <w:lsdException w:unhideWhenUsed="0" w:uiPriority="0" w:semiHidden="0" w:name="Table Simple 3"/>
+    <w:lsdException w:unhideWhenUsed="0" w:uiPriority="0" w:semiHidden="0" w:name="Table Classic 1"/>
+    <w:lsdException w:unhideWhenUsed="0" w:uiPriority="0" w:semiHidden="0" w:name="Table Classic 2"/>
+    <w:lsdException w:unhideWhenUsed="0" w:uiPriority="0" w:semiHidden="0" w:name="Table Classic 3"/>
+    <w:lsdException w:unhideWhenUsed="0" w:uiPriority="0" w:semiHidden="0" w:name="Table Classic 4"/>
+    <w:lsdException w:unhideWhenUsed="0" w:uiPriority="0" w:semiHidden="0" w:name="Table Colorful 1"/>
+    <w:lsdException w:unhideWhenUsed="0" w:uiPriority="0" w:semiHidden="0" w:name="Table Colorful 2"/>
+    <w:lsdException w:unhideWhenUsed="0" w:uiPriority="0" w:semiHidden="0" w:name="Table Colorful 3"/>
+    <w:lsdException w:unhideWhenUsed="0" w:uiPriority="0" w:semiHidden="0" w:name="Table Columns 1"/>
+    <w:lsdException w:unhideWhenUsed="0" w:uiPriority="0" w:semiHidden="0" w:name="Table Columns 2"/>
+    <w:lsdException w:unhideWhenUsed="0" w:uiPriority="0" w:semiHidden="0" w:name="Table Columns 3"/>
+    <w:lsdException w:unhideWhenUsed="0" w:uiPriority="0" w:semiHidden="0" w:name="Table Columns 4"/>
+    <w:lsdException w:unhideWhenUsed="0" w:uiPriority="0" w:semiHidden="0" w:name="Table Columns 5"/>
+    <w:lsdException w:unhideWhenUsed="0" w:uiPriority="0" w:semiHidden="0" w:name="Table Grid 1"/>
+    <w:lsdException w:unhideWhenUsed="0" w:uiPriority="0" w:semiHidden="0" w:name="Table Grid 2"/>
+    <w:lsdException w:unhideWhenUsed="0" w:uiPriority="0" w:semiHidden="0" w:name="Table Grid 3"/>
+    <w:lsdException w:unhideWhenUsed="0" w:uiPriority="0" w:semiHidden="0" w:name="Table Grid 4"/>
+    <w:lsdException w:unhideWhenUsed="0" w:uiPriority="0" w:semiHidden="0" w:name="Table Grid 5"/>
+    <w:lsdException w:unhideWhenUsed="0" w:uiPriority="0" w:semiHidden="0" w:name="Table Grid 6"/>
+    <w:lsdException w:unhideWhenUsed="0" w:uiPriority="0" w:semiHidden="0" w:name="Table Grid 7"/>
+    <w:lsdException w:unhideWhenUsed="0" w:uiPriority="0" w:semiHidden="0" w:name="Table Grid 8"/>
+    <w:lsdException w:unhideWhenUsed="0" w:uiPriority="0" w:semiHidden="0" w:name="Table List 1"/>
+    <w:lsdException w:unhideWhenUsed="0" w:uiPriority="0" w:semiHidden="0" w:name="Table List 2"/>
+    <w:lsdException w:unhideWhenUsed="0" w:uiPriority="0" w:semiHidden="0" w:name="Table List 3"/>
+    <w:lsdException w:unhideWhenUsed="0" w:uiPriority="0" w:semiHidden="0" w:name="Table List 4"/>
+    <w:lsdException w:unhideWhenUsed="0" w:uiPriority="0" w:semiHidden="0" w:name="Table List 5"/>
+    <w:lsdException w:unhideWhenUsed="0" w:uiPriority="0" w:semiHidden="0" w:name="Table List 6"/>
+    <w:lsdException w:unhideWhenUsed="0" w:uiPriority="0" w:semiHidden="0" w:name="Table List 7"/>
+    <w:lsdException w:unhideWhenUsed="0" w:uiPriority="0" w:semiHidden="0" w:name="Table List 8"/>
+    <w:lsdException w:unhideWhenUsed="0" w:uiPriority="0" w:semiHidden="0" w:name="Table 3D effects 1"/>
+    <w:lsdException w:unhideWhenUsed="0" w:uiPriority="0" w:semiHidden="0" w:name="Table 3D effects 2"/>
+    <w:lsdException w:unhideWhenUsed="0" w:uiPriority="0" w:semiHidden="0" w:name="Table 3D effects 3"/>
+    <w:lsdException w:unhideWhenUsed="0" w:uiPriority="0" w:semiHidden="0" w:name="Table Contemporary"/>
+    <w:lsdException w:unhideWhenUsed="0" w:uiPriority="0" w:semiHidden="0" w:name="Table Elegant"/>
+    <w:lsdException w:unhideWhenUsed="0" w:uiPriority="0" w:semiHidden="0" w:name="Table Professional"/>
+    <w:lsdException w:unhideWhenUsed="0" w:uiPriority="0" w:semiHidden="0" w:name="Table Subtle 1"/>
+    <w:lsdException w:unhideWhenUsed="0" w:uiPriority="0" w:semiHidden="0" w:name="Table Subtle 2"/>
+    <w:lsdException w:unhideWhenUsed="0" w:uiPriority="0" w:semiHidden="0" w:name="Table Web 1"/>
+    <w:lsdException w:unhideWhenUsed="0" w:uiPriority="0" w:semiHidden="0" w:name="Table Web 2"/>
+    <w:lsdException w:unhideWhenUsed="0" w:uiPriority="0" w:semiHidden="0" w:name="Table Web 3"/>
+    <w:lsdException w:unhideWhenUsed="0" w:uiPriority="0" w:semiHidden="0" w:name="Balloon Text"/>
+    <w:lsdException w:unhideWhenUsed="0" w:uiPriority="0" w:semiHidden="0" w:name="Table Grid"/>
+    <w:lsdException w:unhideWhenUsed="0" w:uiPriority="0" w:semiHidden="0" w:name="Table Theme"/>
+    <w:lsdException w:unhideWhenUsed="0" w:uiPriority="60" w:semiHidden="0" w:name="Light Shading"/>
+    <w:lsdException w:unhideWhenUsed="0" w:uiPriority="61" w:semiHidden="0" w:name="Light List"/>
+    <w:lsdException w:unhideWhenUsed="0" w:uiPriority="62" w:semiHidden="0" w:name="Light Grid"/>
+    <w:lsdException w:unhideWhenUsed="0" w:uiPriority="63" w:semiHidden="0" w:name="Medium Shading 1"/>
+    <w:lsdException w:unhideWhenUsed="0" w:uiPriority="64" w:semiHidden="0" w:name="Medium Shading 2"/>
+    <w:lsdException w:unhideWhenUsed="0" w:uiPriority="65" w:semiHidden="0" w:name="Medium List 1"/>
+    <w:lsdException w:unhideWhenUsed="0" w:uiPriority="66" w:semiHidden="0" w:name="Medium List 2"/>
+    <w:lsdException w:unhideWhenUsed="0" w:uiPriority="67" w:semiHidden="0" w:name="Medium Grid 1"/>
+    <w:lsdException w:unhideWhenUsed="0" w:uiPriority="68" w:semiHidden="0" w:name="Medium Grid 2"/>
+    <w:lsdException w:unhideWhenUsed="0" w:uiPriority="69" w:semiHidden="0" w:name="Medium Grid 3"/>
+    <w:lsdException w:unhideWhenUsed="0" w:uiPriority="70" w:semiHidden="0" w:name="Dark List"/>
+    <w:lsdException w:unhideWhenUsed="0" w:uiPriority="71" w:semiHidden="0" w:name="Colorful Shading"/>
+    <w:lsdException w:unhideWhenUsed="0" w:uiPriority="72" w:semiHidden="0" w:name="Colorful List"/>
+    <w:lsdException w:unhideWhenUsed="0" w:uiPriority="73" w:semiHidden="0" w:name="Colorful Grid"/>
+    <w:lsdException w:unhideWhenUsed="0" w:uiPriority="60" w:semiHidden="0" w:name="Light Shading Accent 1"/>
+    <w:lsdException w:unhideWhenUsed="0" w:uiPriority="61" w:semiHidden="0" w:name="Light List Accent 1"/>
+    <w:lsdException w:unhideWhenUsed="0" w:uiPriority="62" w:semiHidden="0" w:name="Light Grid Accent 1"/>
+    <w:lsdException w:unhideWhenUsed="0" w:uiPriority="63" w:semiHidden="0" w:name="Medium Shading 1 Accent 1"/>
+    <w:lsdException w:unhideWhenUsed="0" w:uiPriority="64" w:semiHidden="0" w:name="Medium Shading 2 Accent 1"/>
+    <w:lsdException w:unhideWhenUsed="0" w:uiPriority="65" w:semiHidden="0" w:name="Medium List 1 Accent 1"/>
+    <w:lsdException w:unhideWhenUsed="0" w:uiPriority="66" w:semiHidden="0" w:name="Medium List 2 Accent 1"/>
+    <w:lsdException w:unhideWhenUsed="0" w:uiPriority="67" w:semiHidden="0" w:name="Medium Grid 1 Accent 1"/>
+    <w:lsdException w:unhideWhenUsed="0" w:uiPriority="68" w:semiHidden="0" w:name="Medium Grid 2 Accent 1"/>
+    <w:lsdException w:unhideWhenUsed="0" w:uiPriority="69" w:semiHidden="0" w:name="Medium Grid 3 Accent 1"/>
+    <w:lsdException w:unhideWhenUsed="0" w:uiPriority="70" w:semiHidden="0" w:name="Dark List Accent 1"/>
+    <w:lsdException w:unhideWhenUsed="0" w:uiPriority="71" w:semiHidden="0" w:name="Colorful Shading Accent 1"/>
+    <w:lsdException w:unhideWhenUsed="0" w:uiPriority="72" w:semiHidden="0" w:name="Colorful List Accent 1"/>
+    <w:lsdException w:unhideWhenUsed="0" w:uiPriority="73" w:semiHidden="0" w:name="Colorful Grid Accent 1"/>
+    <w:lsdException w:unhideWhenUsed="0" w:uiPriority="60" w:semiHidden="0" w:name="Light Shading Accent 2"/>
+    <w:lsdException w:unhideWhenUsed="0" w:uiPriority="61" w:semiHidden="0" w:name="Light List Accent 2"/>
+    <w:lsdException w:unhideWhenUsed="0" w:uiPriority="62" w:semiHidden="0" w:name="Light Grid Accent 2"/>
+    <w:lsdException w:unhideWhenUsed="0" w:uiPriority="63" w:semiHidden="0" w:name="Medium Shading 1 Accent 2"/>
+    <w:lsdException w:unhideWhenUsed="0" w:uiPriority="64" w:semiHidden="0" w:name="Medium Shading 2 Accent 2"/>
+    <w:lsdException w:unhideWhenUsed="0" w:uiPriority="65" w:semiHidden="0" w:name="Medium List 1 Accent 2"/>
+    <w:lsdException w:unhideWhenUsed="0" w:uiPriority="66" w:semiHidden="0" w:name="Medium List 2 Accent 2"/>
+    <w:lsdException w:unhideWhenUsed="0" w:uiPriority="67" w:semiHidden="0" w:name="Medium Grid 1 Accent 2"/>
+    <w:lsdException w:unhideWhenUsed="0" w:uiPriority="68" w:semiHidden="0" w:name="Medium Grid 2 Accent 2"/>
+    <w:lsdException w:unhideWhenUsed="0" w:uiPriority="69" w:semiHidden="0" w:name="Medium Grid 3 Accent 2"/>
+    <w:lsdException w:unhideWhenUsed="0" w:uiPriority="70" w:semiHidden="0" w:name="Dark List Accent 2"/>
+    <w:lsdException w:unhideWhenUsed="0" w:uiPriority="71" w:semiHidden="0" w:name="Colorful Shading Accent 2"/>
+    <w:lsdException w:unhideWhenUsed="0" w:uiPriority="72" w:semiHidden="0" w:name="Colorful List Accent 2"/>
+    <w:lsdException w:unhideWhenUsed="0" w:uiPriority="73" w:semiHidden="0" w:name="Colorful Grid Accent 2"/>
+    <w:lsdException w:unhideWhenUsed="0" w:uiPriority="60" w:semiHidden="0" w:name="Light Shading Accent 3"/>
+    <w:lsdException w:unhideWhenUsed="0" w:uiPriority="61" w:semiHidden="0" w:name="Light List Accent 3"/>
+    <w:lsdException w:unhideWhenUsed="0" w:uiPriority="62" w:semiHidden="0" w:name="Light Grid Accent 3"/>
+    <w:lsdException w:unhideWhenUsed="0" w:uiPriority="63" w:semiHidden="0" w:name="Medium Shading 1 Accent 3"/>
+    <w:lsdException w:unhideWhenUsed="0" w:uiPriority="64" w:semiHidden="0" w:name="Medium Shading 2 Accent 3"/>
+    <w:lsdException w:unhideWhenUsed="0" w:uiPriority="65" w:semiHidden="0" w:name="Medium List 1 Accent 3"/>
+    <w:lsdException w:unhideWhenUsed="0" w:uiPriority="66" w:semiHidden="0" w:name="Medium List 2 Accent 3"/>
+    <w:lsdException w:unhideWhenUsed="0" w:uiPriority="67" w:semiHidden="0" w:name="Medium Grid 1 Accent 3"/>
+    <w:lsdException w:unhideWhenUsed="0" w:uiPriority="68" w:semiHidden="0" w:name="Medium Grid 2 Accent 3"/>
+    <w:lsdException w:unhideWhenUsed="0" w:uiPriority="69" w:semiHidden="0" w:name="Medium Grid 3 Accent 3"/>
+    <w:lsdException w:unhideWhenUsed="0" w:uiPriority="70" w:semiHidden="0" w:name="Dark List Accent 3"/>
+    <w:lsdException w:unhideWhenUsed="0" w:uiPriority="71" w:semiHidden="0" w:name="Colorful Shading Accent 3"/>
+    <w:lsdException w:unhideWhenUsed="0" w:uiPriority="72" w:semiHidden="0" w:name="Colorful List Accent 3"/>
+    <w:lsdException w:unhideWhenUsed="0" w:uiPriority="73" w:semiHidden="0" w:name="Colorful Grid Accent 3"/>
+    <w:lsdException w:unhideWhenUsed="0" w:uiPriority="60" w:semiHidden="0" w:name="Light Shading Accent 4"/>
+    <w:lsdException w:unhideWhenUsed="0" w:uiPriority="61" w:semiHidden="0" w:name="Light List Accent 4"/>
+    <w:lsdException w:unhideWhenUsed="0" w:uiPriority="62" w:semiHidden="0" w:name="Light Grid Accent 4"/>
+    <w:lsdException w:unhideWhenUsed="0" w:uiPriority="63" w:semiHidden="0" w:name="Medium Shading 1 Accent 4"/>
+    <w:lsdException w:unhideWhenUsed="0" w:uiPriority="64" w:semiHidden="0" w:name="Medium Shading 2 Accent 4"/>
+    <w:lsdException w:unhideWhenUsed="0" w:uiPriority="65" w:semiHidden="0" w:name="Medium List 1 Accent 4"/>
+    <w:lsdException w:unhideWhenUsed="0" w:uiPriority="66" w:semiHidden="0" w:name="Medium List 2 Accent 4"/>
+    <w:lsdException w:unhideWhenUsed="0" w:uiPriority="67" w:semiHidden="0" w:name="Medium Grid 1 Accent 4"/>
+    <w:lsdException w:unhideWhenUsed="0" w:uiPriority="68" w:semiHidden="0" w:name="Medium Grid 2 Accent 4"/>
+    <w:lsdException w:unhideWhenUsed="0" w:uiPriority="69" w:semiHidden="0" w:name="Medium Grid 3 Accent 4"/>
+    <w:lsdException w:unhideWhenUsed="0" w:uiPriority="70" w:semiHidden="0" w:name="Dark List Accent 4"/>
+    <w:lsdException w:unhideWhenUsed="0" w:uiPriority="71" w:semiHidden="0" w:name="Colorful Shading Accent 4"/>
+    <w:lsdException w:unhideWhenUsed="0" w:uiPriority="72" w:semiHidden="0" w:name="Colorful List Accent 4"/>
+    <w:lsdException w:unhideWhenUsed="0" w:uiPriority="73" w:semiHidden="0" w:name="Colorful Grid Accent 4"/>
+    <w:lsdException w:unhideWhenUsed="0" w:uiPriority="60" w:semiHidden="0" w:name="Light Shading Accent 5"/>
+    <w:lsdException w:unhideWhenUsed="0" w:uiPriority="61" w:semiHidden="0" w:name="Light List Accent 5"/>
+    <w:lsdException w:unhideWhenUsed="0" w:uiPriority="62" w:semiHidden="0" w:name="Light Grid Accent 5"/>
+    <w:lsdException w:unhideWhenUsed="0" w:uiPriority="63" w:semiHidden="0" w:name="Medium Shading 1 Accent 5"/>
+    <w:lsdException w:unhideWhenUsed="0" w:uiPriority="64" w:semiHidden="0" w:name="Medium Shading 2 Accent 5"/>
+    <w:lsdException w:unhideWhenUsed="0" w:uiPriority="65" w:semiHidden="0" w:name="Medium List 1 Accent 5"/>
+    <w:lsdException w:unhideWhenUsed="0" w:uiPriority="66" w:semiHidden="0" w:name="Medium List 2 Accent 5"/>
+    <w:lsdException w:unhideWhenUsed="0" w:uiPriority="67" w:semiHidden="0" w:name="Medium Grid 1 Accent 5"/>
+    <w:lsdException w:unhideWhenUsed="0" w:uiPriority="68" w:semiHidden="0" w:name="Medium Grid 2 Accent 5"/>
+    <w:lsdException w:unhideWhenUsed="0" w:uiPriority="69" w:semiHidden="0" w:name="Medium Grid 3 Accent 5"/>
+    <w:lsdException w:unhideWhenUsed="0" w:uiPriority="70" w:semiHidden="0" w:name="Dark List Accent 5"/>
+    <w:lsdException w:unhideWhenUsed="0" w:uiPriority="71" w:semiHidden="0" w:name="Colorful Shading Accent 5"/>
+    <w:lsdException w:unhideWhenUsed="0" w:uiPriority="72" w:semiHidden="0" w:name="Colorful List Accent 5"/>
+    <w:lsdException w:unhideWhenUsed="0" w:uiPriority="73" w:semiHidden="0" w:name="Colorful Grid Accent 5"/>
+    <w:lsdException w:unhideWhenUsed="0" w:uiPriority="60" w:semiHidden="0" w:name="Light Shading Accent 6"/>
+    <w:lsdException w:unhideWhenUsed="0" w:uiPriority="61" w:semiHidden="0" w:name="Light List Accent 6"/>
+    <w:lsdException w:unhideWhenUsed="0" w:uiPriority="62" w:semiHidden="0" w:name="Light Grid Accent 6"/>
+    <w:lsdException w:unhideWhenUsed="0" w:uiPriority="63" w:semiHidden="0" w:name="Medium Shading 1 Accent 6"/>
+    <w:lsdException w:unhideWhenUsed="0" w:uiPriority="64" w:semiHidden="0" w:name="Medium Shading 2 Accent 6"/>
+    <w:lsdException w:unhideWhenUsed="0" w:uiPriority="65" w:semiHidden="0" w:name="Medium List 1 Accent 6"/>
+    <w:lsdException w:unhideWhenUsed="0" w:uiPriority="66" w:semiHidden="0" w:name="Medium List 2 Accent 6"/>
+    <w:lsdException w:unhideWhenUsed="0" w:uiPriority="67" w:semiHidden="0" w:name="Medium Grid 1 Accent 6"/>
+    <w:lsdException w:unhideWhenUsed="0" w:uiPriority="68" w:semiHidden="0" w:name="Medium Grid 2 Accent 6"/>
+    <w:lsdException w:unhideWhenUsed="0" w:uiPriority="69" w:semiHidden="0" w:name="Medium Grid 3 Accent 6"/>
+    <w:lsdException w:unhideWhenUsed="0" w:uiPriority="70" w:semiHidden="0" w:name="Dark List Accent 6"/>
+    <w:lsdException w:unhideWhenUsed="0" w:uiPriority="71" w:semiHidden="0" w:name="Colorful Shading Accent 6"/>
+    <w:lsdException w:unhideWhenUsed="0" w:uiPriority="72" w:semiHidden="0" w:name="Colorful List Accent 6"/>
+    <w:lsdException w:unhideWhenUsed="0" w:uiPriority="73" w:semiHidden="0" w:name="Colorful Grid Accent 6"/>
   </w:latentStyles>
-  <w:style w:type="paragraph" w:default="1" w:styleId="a">
+  <w:style w:type="paragraph" w:default="1" w:styleId="1">
     <w:name w:val="Normal"/>
     <w:qFormat/>
-    <w:rsid w:val="001C0D80"/>
+    <w:uiPriority w:val="0"/>
     <w:pPr>
       <w:widowControl w:val="0"/>
       <w:jc w:val="both"/>
     </w:pPr>
     <w:rPr>
+      <w:rFonts w:ascii="Times New Roman" w:hAnsi="Times New Roman" w:eastAsia="SimSun" w:cs="Times New Roman"/>
       <w:kern w:val="2"/>
       <w:sz w:val="21"/>
       <w:szCs w:val="24"/>
+      <w:lang w:val="en-US" w:eastAsia="zh-CN" w:bidi="ar-SA"/>
     </w:rPr>
   </w:style>
-  <w:style w:type="character" w:default="1" w:styleId="a0">
+  <w:style w:type="character" w:default="1" w:styleId="6">
     <w:name w:val="Default Paragraph Font"/>
     <w:semiHidden/>
+    <w:qFormat/>
+    <w:uiPriority w:val="0"/>
   </w:style>
-  <w:style w:type="table" w:default="1" w:styleId="a1">
+  <w:style w:type="table" w:default="1" w:styleId="5">
     <w:name w:val="Normal Table"/>
     <w:semiHidden/>
+    <w:qFormat/>
+    <w:uiPriority w:val="0"/>
     <w:tblPr>
-      <w:tblInd w:w="0" w:type="dxa"/>
       <w:tblCellMar>
         <w:top w:w="0" w:type="dxa"/>
         <w:left w:w="108" w:type="dxa"/>
@@ -7096,35 +7866,11 @@
       </w:tblCellMar>
     </w:tblPr>
   </w:style>
-  <w:style w:type="numbering" w:default="1" w:styleId="a2">
-    <w:name w:val="No List"/>
-    <w:semiHidden/>
-  </w:style>
   <w:style w:type="paragraph" w:styleId="2">
-    <w:name w:val="Body Text 2"/>
-    <w:basedOn w:val="a"/>
-    <w:link w:val="2Char"/>
-    <w:rsid w:val="001C0D80"/>
-    <w:pPr>
-      <w:spacing w:after="120" w:line="480" w:lineRule="auto"/>
-    </w:pPr>
-  </w:style>
-  <w:style w:type="character" w:customStyle="1" w:styleId="2Char">
-    <w:name w:val="正文文本 2 Char"/>
-    <w:link w:val="2"/>
-    <w:rsid w:val="001C0D80"/>
-    <w:rPr>
-      <w:rFonts w:eastAsia="宋体"/>
-      <w:kern w:val="2"/>
-      <w:sz w:val="21"/>
-      <w:szCs w:val="24"/>
-      <w:lang w:val="en-US" w:eastAsia="zh-CN" w:bidi="ar-SA"/>
-    </w:rPr>
-  </w:style>
-  <w:style w:type="paragraph" w:styleId="a3">
     <w:name w:val="footer"/>
-    <w:basedOn w:val="a"/>
-    <w:rsid w:val="001C0D80"/>
+    <w:basedOn w:val="1"/>
+    <w:qFormat/>
+    <w:uiPriority w:val="0"/>
     <w:pPr>
       <w:tabs>
         <w:tab w:val="center" w:pos="4153"/>
@@ -7138,18 +7884,14 @@
       <w:szCs w:val="18"/>
     </w:rPr>
   </w:style>
-  <w:style w:type="character" w:styleId="a4">
-    <w:name w:val="page number"/>
-    <w:basedOn w:val="a0"/>
-    <w:rsid w:val="001C0D80"/>
-  </w:style>
-  <w:style w:type="paragraph" w:styleId="a5">
+  <w:style w:type="paragraph" w:styleId="3">
     <w:name w:val="header"/>
-    <w:basedOn w:val="a"/>
-    <w:rsid w:val="00137488"/>
+    <w:basedOn w:val="1"/>
+    <w:qFormat/>
+    <w:uiPriority w:val="0"/>
     <w:pPr>
       <w:pBdr>
-        <w:bottom w:val="single" w:sz="6" w:space="1" w:color="auto"/>
+        <w:bottom w:val="single" w:color="auto" w:sz="6" w:space="1"/>
       </w:pBdr>
       <w:tabs>
         <w:tab w:val="center" w:pos="4153"/>
@@ -7161,6 +7903,35 @@
     <w:rPr>
       <w:sz w:val="18"/>
       <w:szCs w:val="18"/>
+    </w:rPr>
+  </w:style>
+  <w:style w:type="paragraph" w:styleId="4">
+    <w:name w:val="Body Text 2"/>
+    <w:basedOn w:val="1"/>
+    <w:link w:val="8"/>
+    <w:qFormat/>
+    <w:uiPriority w:val="0"/>
+    <w:pPr>
+      <w:spacing w:after="120" w:line="480" w:lineRule="auto"/>
+    </w:pPr>
+  </w:style>
+  <w:style w:type="character" w:styleId="7">
+    <w:name w:val="page number"/>
+    <w:basedOn w:val="6"/>
+    <w:qFormat/>
+    <w:uiPriority w:val="0"/>
+  </w:style>
+  <w:style w:type="character" w:customStyle="1" w:styleId="8">
+    <w:name w:val="正文文本 2 Char"/>
+    <w:link w:val="4"/>
+    <w:qFormat/>
+    <w:uiPriority w:val="0"/>
+    <w:rPr>
+      <w:rFonts w:eastAsia="SimSun"/>
+      <w:kern w:val="2"/>
+      <w:sz w:val="21"/>
+      <w:szCs w:val="24"/>
+      <w:lang w:val="en-US" w:eastAsia="zh-CN" w:bidi="ar-SA"/>
     </w:rPr>
   </w:style>
 </w:styles>
@@ -7209,7 +7980,7 @@
     </a:clrScheme>
     <a:fontScheme name="Office">
       <a:majorFont>
-        <a:latin typeface="等线 Light" panose="02110004020202020204"/>
+        <a:latin typeface="等线 Light"/>
         <a:ea typeface=""/>
         <a:cs typeface=""/>
         <a:font script="Jpan" typeface="游ゴシック Light"/>
@@ -7242,26 +8013,9 @@
         <a:font script="Viet" typeface="Times New Roman"/>
         <a:font script="Uigh" typeface="Microsoft Uighur"/>
         <a:font script="Geor" typeface="Sylfaen"/>
-        <a:font script="Armn" typeface="Arial"/>
-        <a:font script="Bugi" typeface="Leelawadee UI"/>
-        <a:font script="Bopo" typeface="Microsoft JhengHei"/>
-        <a:font script="Java" typeface="Javanese Text"/>
-        <a:font script="Lisu" typeface="Segoe UI"/>
-        <a:font script="Mymr" typeface="Myanmar Text"/>
-        <a:font script="Nkoo" typeface="Ebrima"/>
-        <a:font script="Olck" typeface="Nirmala UI"/>
-        <a:font script="Osma" typeface="Ebrima"/>
-        <a:font script="Phag" typeface="Phagspa"/>
-        <a:font script="Syrn" typeface="Estrangelo Edessa"/>
-        <a:font script="Syrj" typeface="Estrangelo Edessa"/>
-        <a:font script="Syre" typeface="Estrangelo Edessa"/>
-        <a:font script="Sora" typeface="Nirmala UI"/>
-        <a:font script="Tale" typeface="Microsoft Tai Le"/>
-        <a:font script="Talu" typeface="Microsoft New Tai Lue"/>
-        <a:font script="Tfng" typeface="Ebrima"/>
       </a:majorFont>
       <a:minorFont>
-        <a:latin typeface="等线" panose="02110004020202020204"/>
+        <a:latin typeface="等线"/>
         <a:ea typeface=""/>
         <a:cs typeface=""/>
         <a:font script="Jpan" typeface="游明朝"/>
@@ -7294,23 +8048,6 @@
         <a:font script="Viet" typeface="Arial"/>
         <a:font script="Uigh" typeface="Microsoft Uighur"/>
         <a:font script="Geor" typeface="Sylfaen"/>
-        <a:font script="Armn" typeface="Arial"/>
-        <a:font script="Bugi" typeface="Leelawadee UI"/>
-        <a:font script="Bopo" typeface="Microsoft JhengHei"/>
-        <a:font script="Java" typeface="Javanese Text"/>
-        <a:font script="Lisu" typeface="Segoe UI"/>
-        <a:font script="Mymr" typeface="Myanmar Text"/>
-        <a:font script="Nkoo" typeface="Ebrima"/>
-        <a:font script="Olck" typeface="Nirmala UI"/>
-        <a:font script="Osma" typeface="Ebrima"/>
-        <a:font script="Phag" typeface="Phagspa"/>
-        <a:font script="Syrn" typeface="Estrangelo Edessa"/>
-        <a:font script="Syrj" typeface="Estrangelo Edessa"/>
-        <a:font script="Syre" typeface="Estrangelo Edessa"/>
-        <a:font script="Sora" typeface="Nirmala UI"/>
-        <a:font script="Tale" typeface="Microsoft Tai Le"/>
-        <a:font script="Talu" typeface="Microsoft New Tai Lue"/>
-        <a:font script="Tfng" typeface="Ebrima"/>
       </a:minorFont>
     </a:fontScheme>
     <a:fmtScheme name="Office">
@@ -7452,11 +8189,5 @@
     </a:fmtScheme>
   </a:themeElements>
   <a:objectDefaults/>
-  <a:extraClrSchemeLst/>
-  <a:extLst>
-    <a:ext uri="{05A4C25C-085E-4340-85A3-A5531E510DB2}">
-      <thm15:themeFamily xmlns:thm15="http://schemas.microsoft.com/office/thememl/2012/main" name="Office Theme" id="{2E142A2C-CD16-42D6-873A-C26D2A0506FA}" vid="{1BDDFF52-6CD6-40A5-AB3C-68EB2F1E4D0A}"/>
-    </a:ext>
-  </a:extLst>
 </a:theme>
 </file>
--- a/申请书模板.docx
+++ b/申请书模板.docx
@@ -12,6 +12,97 @@
           <w:sz w:val="24"/>
         </w:rPr>
       </w:pPr>
+      <w:r>
+        <w:rPr>
+          <w:rFonts w:ascii="宋体" w:hAnsi="宋体" w:hint="eastAsia"/>
+          <w:sz w:val="24"/>
+        </w:rPr>
+        <w:fldChar w:fldCharType="begin"/>
+      </w:r>
+      <w:r>
+        <w:rPr>
+          <w:rFonts w:ascii="宋体" w:hAnsi="宋体" w:hint="eastAsia"/>
+          <w:sz w:val="24"/>
+        </w:rPr>
+        <w:instrText xml:space="preserve"> MACROBUTTON MTEditEquationSection2 </w:instrText>
+      </w:r>
+      <w:r>
+        <w:rPr>
+          <w:rStyle w:val="MTEquationSection"/>
+          <w:rFonts w:hint="eastAsia"/>
+        </w:rPr>
+        <w:instrText>公式章 1 节 1</w:instrText>
+      </w:r>
+      <w:r>
+        <w:rPr>
+          <w:rFonts w:ascii="宋体" w:hAnsi="宋体" w:hint="eastAsia"/>
+          <w:sz w:val="24"/>
+        </w:rPr>
+        <w:fldChar w:fldCharType="begin"/>
+      </w:r>
+      <w:r>
+        <w:rPr>
+          <w:rFonts w:ascii="宋体" w:hAnsi="宋体" w:hint="eastAsia"/>
+          <w:sz w:val="24"/>
+        </w:rPr>
+        <w:instrText xml:space="preserve"> SEQ MTEqn \r \h \* MERGEFORMAT </w:instrText>
+      </w:r>
+      <w:r>
+        <w:rPr>
+          <w:rFonts w:ascii="宋体" w:hAnsi="宋体" w:hint="eastAsia"/>
+          <w:sz w:val="24"/>
+        </w:rPr>
+        <w:fldChar w:fldCharType="end"/>
+      </w:r>
+      <w:r>
+        <w:rPr>
+          <w:rFonts w:ascii="宋体" w:hAnsi="宋体" w:hint="eastAsia"/>
+          <w:sz w:val="24"/>
+        </w:rPr>
+        <w:fldChar w:fldCharType="begin"/>
+      </w:r>
+      <w:r>
+        <w:rPr>
+          <w:rFonts w:ascii="宋体" w:hAnsi="宋体" w:hint="eastAsia"/>
+          <w:sz w:val="24"/>
+        </w:rPr>
+        <w:instrText xml:space="preserve"> SEQ MTSec \r 1 \h \* MERGEFORMAT </w:instrText>
+      </w:r>
+      <w:r>
+        <w:rPr>
+          <w:rFonts w:ascii="宋体" w:hAnsi="宋体" w:hint="eastAsia"/>
+          <w:sz w:val="24"/>
+        </w:rPr>
+        <w:fldChar w:fldCharType="end"/>
+      </w:r>
+      <w:r>
+        <w:rPr>
+          <w:rFonts w:ascii="宋体" w:hAnsi="宋体" w:hint="eastAsia"/>
+          <w:sz w:val="24"/>
+        </w:rPr>
+        <w:fldChar w:fldCharType="begin"/>
+      </w:r>
+      <w:r>
+        <w:rPr>
+          <w:rFonts w:ascii="宋体" w:hAnsi="宋体" w:hint="eastAsia"/>
+          <w:sz w:val="24"/>
+        </w:rPr>
+        <w:instrText xml:space="preserve"> SEQ MTChap \r 1 \h \* MERGEFORMAT </w:instrText>
+      </w:r>
+      <w:r>
+        <w:rPr>
+          <w:rFonts w:ascii="宋体" w:hAnsi="宋体" w:hint="eastAsia"/>
+          <w:sz w:val="24"/>
+        </w:rPr>
+        <w:fldChar w:fldCharType="end"/>
+      </w:r>
+      <w:r>
+        <w:rPr>
+          <w:rFonts w:ascii="宋体" w:hAnsi="宋体" w:hint="eastAsia"/>
+          <w:sz w:val="24"/>
+        </w:rPr>
+        <w:fldChar w:fldCharType="end"/>
+      </w:r>
     </w:p>
     <w:p>
       <w:pPr>
@@ -919,6 +1010,7 @@
                 <w:color w:val="000000"/>
               </w:rPr>
             </w:pPr>
+            <w:proofErr w:type="gramStart"/>
             <w:r>
               <w:rPr>
                 <w:rFonts w:hint="eastAsia"/>
@@ -927,6 +1019,7 @@
               </w:rPr>
               <w:t>研</w:t>
             </w:r>
+            <w:proofErr w:type="gramEnd"/>
           </w:p>
           <w:p>
             <w:pPr>
@@ -2772,8 +2865,8 @@
           <w:szCs w:val="28"/>
         </w:rPr>
       </w:pPr>
-      <w:bookmarkStart w:id="0" w:name="项目的立项依据"/>
-      <w:bookmarkStart w:id="1" w:name="研究意义"/>
+      <w:bookmarkStart w:id="0" w:name="研究意义"/>
+      <w:bookmarkStart w:id="1" w:name="项目的立项依据"/>
       <w:r>
         <w:rPr>
           <w:b/>
@@ -2813,7 +2906,43 @@
           <w:kern w:val="0"/>
           <w:sz w:val="24"/>
         </w:rPr>
-        <w:t>大型空间天线、太空望远镜等装备的发展，对空间设施的尺度、功能与建造精度提出了更高要求。受运载包络和发射能力限制，依靠单次整体发射与在轨展开难以满足建造需求，通过模块分批运输、机器人在轨转运与装配逐步形成大型设施，成为拓展空间装备能力的重要途径</w:t>
+        <w:t>大型空间天线、太空望远镜等装备的发展，对空间设施的尺度、功能与建造精度提出了更高要求。受运载包络和发射能力限制，依靠单</w:t>
+      </w:r>
+      <w:proofErr w:type="gramStart"/>
+      <w:r>
+        <w:rPr>
+          <w:color w:val="000000"/>
+          <w:kern w:val="0"/>
+          <w:sz w:val="24"/>
+        </w:rPr>
+        <w:t>次整体</w:t>
+      </w:r>
+      <w:proofErr w:type="gramEnd"/>
+      <w:r>
+        <w:rPr>
+          <w:color w:val="000000"/>
+          <w:kern w:val="0"/>
+          <w:sz w:val="24"/>
+        </w:rPr>
+        <w:t>发射与在</w:t>
+      </w:r>
+      <w:proofErr w:type="gramStart"/>
+      <w:r>
+        <w:rPr>
+          <w:color w:val="000000"/>
+          <w:kern w:val="0"/>
+          <w:sz w:val="24"/>
+        </w:rPr>
+        <w:t>轨展开</w:t>
+      </w:r>
+      <w:proofErr w:type="gramEnd"/>
+      <w:r>
+        <w:rPr>
+          <w:color w:val="000000"/>
+          <w:kern w:val="0"/>
+          <w:sz w:val="24"/>
+        </w:rPr>
+        <w:t>难以满足建造需求，通过模块分批运输、机器人在轨转运与装配逐步形成大型设施，成为拓展空间装备能力的重要途径</w:t>
       </w:r>
       <w:r>
         <w:rPr>
@@ -2849,7 +2978,25 @@
           <w:kern w:val="0"/>
           <w:sz w:val="24"/>
         </w:rPr>
-        <w:t>机器人依附柔性桁架作业时，机械臂运动产生的反作用力与力矩经基座激发桁架振动，桁架振动又引起基座位姿变化并传递至作业端，形成双向动力学耦合；惯性参数、负载及执行时延等偏差进一步影响控制精度。提高反馈增益虽可减小部分运动误差，却限制了机器人顺应接触约束的调整能力，接口位姿偏差与基座振动易引起接触冲击或卡滞。同时，高维耦合模型的在线求解难以兼顾描述精度与反馈实时性。因此，需要揭示基座运动、动力学失配与接触作用对末端响应的影响规律，协调振动扰动下的运动精度与接触柔顺性，实现振动环境下的精确对准与平稳插接。</w:t>
+        <w:t>机器人依附柔性桁架作业时，机械</w:t>
+      </w:r>
+      <w:proofErr w:type="gramStart"/>
+      <w:r>
+        <w:rPr>
+          <w:color w:val="000000"/>
+          <w:kern w:val="0"/>
+          <w:sz w:val="24"/>
+        </w:rPr>
+        <w:t>臂运动</w:t>
+      </w:r>
+      <w:proofErr w:type="gramEnd"/>
+      <w:r>
+        <w:rPr>
+          <w:color w:val="000000"/>
+          <w:kern w:val="0"/>
+          <w:sz w:val="24"/>
+        </w:rPr>
+        <w:t>产生的反作用力与力矩经基座激发桁架振动，桁架振动又引起基座位姿变化并传递至作业端，形成双向动力学耦合；惯性参数、负载及执行时延等偏差进一步影响控制精度。提高反馈增益虽可减小部分运动误差，却限制了机器人顺应接触约束的调整能力，接口位姿偏差与基座振动易引起接触冲击或卡滞。同时，高维耦合模型的在线求解难以兼顾描述精度与反馈实时性。因此，需要揭示基座运动、动力学失配与接触作用对末端响应的影响规律，协调振动扰动下的运动精度与接触柔顺性，实现振动环境下的精确对准与平稳插接。</w:t>
       </w:r>
     </w:p>
     <w:p>
@@ -2940,7 +3087,7 @@
         </w:rPr>
       </w:pPr>
       <w:bookmarkStart w:id="2" w:name="国内外研究现状及发展动态"/>
-      <w:bookmarkEnd w:id="1"/>
+      <w:bookmarkEnd w:id="0"/>
       <w:r>
         <w:rPr>
           <w:b/>
@@ -3034,7 +3181,25 @@
           <w:kern w:val="0"/>
           <w:sz w:val="24"/>
         </w:rPr>
-        <w:t>在轨操作由航天器捕获向大型结构组装拓展，推动动力学研究由基座与机械臂的运动耦合，转向机器人运动、结构变形与组装过程的共同作用</w:t>
+        <w:t>在</w:t>
+      </w:r>
+      <w:proofErr w:type="gramStart"/>
+      <w:r>
+        <w:rPr>
+          <w:color w:val="000000"/>
+          <w:kern w:val="0"/>
+          <w:sz w:val="24"/>
+        </w:rPr>
+        <w:t>轨操作</w:t>
+      </w:r>
+      <w:proofErr w:type="gramEnd"/>
+      <w:r>
+        <w:rPr>
+          <w:color w:val="000000"/>
+          <w:kern w:val="0"/>
+          <w:sz w:val="24"/>
+        </w:rPr>
+        <w:t>由航天器捕获向大型结构组装拓展，推动动力学研究由基座与机械臂的运动耦合，转向机器人运动、结构变形与组装过程的共同作用</w:t>
       </w:r>
       <w:r>
         <w:rPr>
@@ -3186,7 +3351,25 @@
           <w:kern w:val="0"/>
           <w:sz w:val="24"/>
         </w:rPr>
-        <w:t>；直接轨迹优化与递推动力学方法进一步结合耦合方程和作业约束改善求解效率</w:t>
+        <w:t>；直接轨迹优化</w:t>
+      </w:r>
+      <w:proofErr w:type="gramStart"/>
+      <w:r>
+        <w:rPr>
+          <w:color w:val="000000"/>
+          <w:kern w:val="0"/>
+          <w:sz w:val="24"/>
+        </w:rPr>
+        <w:t>与递推动</w:t>
+      </w:r>
+      <w:proofErr w:type="gramEnd"/>
+      <w:r>
+        <w:rPr>
+          <w:color w:val="000000"/>
+          <w:kern w:val="0"/>
+          <w:sz w:val="24"/>
+        </w:rPr>
+        <w:t>力学方法进一步结合耦合方程和作业约束改善求解效率</w:t>
       </w:r>
       <w:r>
         <w:rPr>
@@ -3275,7 +3458,25 @@
           <w:kern w:val="0"/>
           <w:sz w:val="24"/>
         </w:rPr>
-        <w:t>柔性支撑条件下，基座运动通过机械臂运动链传递至作业端，使末端位姿保持与轨迹跟踪受到扰动。围绕机械臂运动控制，反作用零空间及其优化方法通过</w:t>
+        <w:t>柔性支撑条件下，基座运动通过机械臂运动链传递至作业端，使末端位姿保持与轨迹跟踪受到扰动。围绕机械</w:t>
+      </w:r>
+      <w:proofErr w:type="gramStart"/>
+      <w:r>
+        <w:rPr>
+          <w:color w:val="000000"/>
+          <w:kern w:val="0"/>
+          <w:sz w:val="24"/>
+        </w:rPr>
+        <w:t>臂运动</w:t>
+      </w:r>
+      <w:proofErr w:type="gramEnd"/>
+      <w:r>
+        <w:rPr>
+          <w:color w:val="000000"/>
+          <w:kern w:val="0"/>
+          <w:sz w:val="24"/>
+        </w:rPr>
+        <w:t>控制，反作用零空间及其优化方法通过</w:t>
       </w:r>
       <w:r>
         <w:rPr>
@@ -3316,7 +3517,25 @@
           <w:kern w:val="0"/>
           <w:sz w:val="24"/>
         </w:rPr>
-        <w:t>。这类方法为基座运动影响下的机械臂控制提供了途径，但控制效果受构型、剩余自由度、状态测量及关节驱动能力制约，需结合安装端运动与末端任务进行设计。</w:t>
+        <w:t>。这类方法为基座运动影响下的机械</w:t>
+      </w:r>
+      <w:proofErr w:type="gramStart"/>
+      <w:r>
+        <w:rPr>
+          <w:color w:val="000000"/>
+          <w:kern w:val="0"/>
+          <w:sz w:val="24"/>
+        </w:rPr>
+        <w:t>臂控制</w:t>
+      </w:r>
+      <w:proofErr w:type="gramEnd"/>
+      <w:r>
+        <w:rPr>
+          <w:color w:val="000000"/>
+          <w:kern w:val="0"/>
+          <w:sz w:val="24"/>
+        </w:rPr>
+        <w:t>提供了途径，但控制效果受构型、剩余自由度、状态测量及关节驱动能力制约，需结合安装端运动与末端任务进行设计。</w:t>
       </w:r>
     </w:p>
     <w:p>
@@ -3336,7 +3555,25 @@
           <w:kern w:val="0"/>
           <w:sz w:val="24"/>
         </w:rPr>
-        <w:t>机械臂执行接触任务时，还需协调末端位姿跟踪与接触受力，通过阻抗设计建立运动偏差与力和力矩之间的动态关系。基于</w:t>
+        <w:t>机械</w:t>
+      </w:r>
+      <w:proofErr w:type="gramStart"/>
+      <w:r>
+        <w:rPr>
+          <w:color w:val="000000"/>
+          <w:kern w:val="0"/>
+          <w:sz w:val="24"/>
+        </w:rPr>
+        <w:t>臂执行</w:t>
+      </w:r>
+      <w:proofErr w:type="gramEnd"/>
+      <w:r>
+        <w:rPr>
+          <w:color w:val="000000"/>
+          <w:kern w:val="0"/>
+          <w:sz w:val="24"/>
+        </w:rPr>
+        <w:t>接触任务时，还需协调末端位姿跟踪与接触受力，通过阻抗设计建立运动偏差与力和力矩之间的动态关系。基于</w:t>
       </w:r>
       <m:oMath>
         <m:r>
@@ -3411,7 +3648,25 @@
           <w:kern w:val="0"/>
           <w:sz w:val="24"/>
         </w:rPr>
-        <w:t>。针对模型与环境不确定性，滑模补偿和模糊增益调节用于减弱动力学失配对机械臂控制的影响</w:t>
+        <w:t>。针对模型与环境不确定性，滑模补偿和模糊增益调节用于减弱动力学失配对机械</w:t>
+      </w:r>
+      <w:proofErr w:type="gramStart"/>
+      <w:r>
+        <w:rPr>
+          <w:color w:val="000000"/>
+          <w:kern w:val="0"/>
+          <w:sz w:val="24"/>
+        </w:rPr>
+        <w:t>臂控制</w:t>
+      </w:r>
+      <w:proofErr w:type="gramEnd"/>
+      <w:r>
+        <w:rPr>
+          <w:color w:val="000000"/>
+          <w:kern w:val="0"/>
+          <w:sz w:val="24"/>
+        </w:rPr>
+        <w:t>的影响</w:t>
       </w:r>
       <w:r>
         <w:rPr>
@@ -3427,8 +3682,18 @@
           <w:kern w:val="0"/>
           <w:sz w:val="24"/>
         </w:rPr>
-        <w:t>，环境刚度估计与分层控制进一步结合柔性关节、基座振动及接触变化，调节机械臂末端的运动与柔顺响应</w:t>
-      </w:r>
+        <w:t>，环境刚度估计与分层控制进一步结合柔性关节、基座振动及接触变化，调节机械臂末端的运动与</w:t>
+      </w:r>
+      <w:proofErr w:type="gramStart"/>
+      <w:r>
+        <w:rPr>
+          <w:color w:val="000000"/>
+          <w:kern w:val="0"/>
+          <w:sz w:val="24"/>
+        </w:rPr>
+        <w:t>柔顺响应</w:t>
+      </w:r>
+      <w:proofErr w:type="gramEnd"/>
       <w:r>
         <w:rPr>
           <w:color w:val="000000"/>
@@ -3463,7 +3728,25 @@
           <w:kern w:val="0"/>
           <w:sz w:val="24"/>
         </w:rPr>
-        <w:t>上述研究为柔性支撑下机械臂的运动与接触控制提供了基础，但末端参考运动和设计阻抗仍需通过有限的关节驱动实现。基座运动改变末端的实际位姿、速度与接触受力，关节运动或力矩约束激活又可能导致跟踪偏差，使实际柔顺响应偏离设计值。因此，需要围绕机械臂末端的运动精度与接触柔顺性，将安装端运动与受力、几何阻抗及关节力矩分配纳入统一分析，研究基座扰动和驱动约束共同作用下的位姿跟踪性能与阻抗可实现性。</w:t>
+        <w:t>上述研究为柔性支撑下机械臂的运动与接触控制提供了基础，但末端参考运动和设计阻抗仍需通过有限的关节驱动实现。基座运动改变末端的实际位姿、速度与接触受力，关节运动或力矩约束激活又可能导致跟踪偏差，使实际</w:t>
+      </w:r>
+      <w:proofErr w:type="gramStart"/>
+      <w:r>
+        <w:rPr>
+          <w:color w:val="000000"/>
+          <w:kern w:val="0"/>
+          <w:sz w:val="24"/>
+        </w:rPr>
+        <w:t>柔顺响应</w:t>
+      </w:r>
+      <w:proofErr w:type="gramEnd"/>
+      <w:r>
+        <w:rPr>
+          <w:color w:val="000000"/>
+          <w:kern w:val="0"/>
+          <w:sz w:val="24"/>
+        </w:rPr>
+        <w:t>偏离设计值。因此，需要围绕机械臂末端的运动精度与接触柔顺性，将安装端运动与受力、几何阻抗及关节力矩分配纳入统一分析，研究基座扰动和驱动约束共同作用下的位姿跟踪性能与阻抗可实现性。</w:t>
       </w:r>
     </w:p>
     <w:p>
@@ -3537,7 +3820,25 @@
           <w:kern w:val="0"/>
           <w:sz w:val="24"/>
         </w:rPr>
-        <w:t>柔顺组装正由利用接触反馈调节受力，向利用接触约束修正目标位姿发展。已有空间模块对接研究通过接触力误差调整柔顺轨迹，并完成地面验证</w:t>
+        <w:t>柔顺</w:t>
+      </w:r>
+      <w:proofErr w:type="gramStart"/>
+      <w:r>
+        <w:rPr>
+          <w:color w:val="000000"/>
+          <w:kern w:val="0"/>
+          <w:sz w:val="24"/>
+        </w:rPr>
+        <w:t>组装正由利用</w:t>
+      </w:r>
+      <w:proofErr w:type="gramEnd"/>
+      <w:r>
+        <w:rPr>
+          <w:color w:val="000000"/>
+          <w:kern w:val="0"/>
+          <w:sz w:val="24"/>
+        </w:rPr>
+        <w:t>接触反馈调节受力，向利用接触约束修正目标位姿发展。已有空间模块对接研究通过接触力误差调整柔顺轨迹，并完成地面验证</w:t>
       </w:r>
       <w:r>
         <w:rPr>
@@ -3662,7 +3963,25 @@
           <w:sz w:val="24"/>
         </w:rPr>
         <w:lastRenderedPageBreak/>
-        <w:t>综上，现有研究已形成耦合动力学、机械臂运动与阻抗控制及接触估计的方法基础。本项目进一步贯通安装界面表征、受约束阻抗实现与接触引导，研究各环节误差对组装响应的共同影响，并通过可控基座激励下的地面实验检验其适用范围。</w:t>
+        <w:t>综上，现有研究已形成耦合动力学、机械</w:t>
+      </w:r>
+      <w:proofErr w:type="gramStart"/>
+      <w:r>
+        <w:rPr>
+          <w:color w:val="000000"/>
+          <w:kern w:val="0"/>
+          <w:sz w:val="24"/>
+        </w:rPr>
+        <w:t>臂运动</w:t>
+      </w:r>
+      <w:proofErr w:type="gramEnd"/>
+      <w:r>
+        <w:rPr>
+          <w:color w:val="000000"/>
+          <w:kern w:val="0"/>
+          <w:sz w:val="24"/>
+        </w:rPr>
+        <w:t>与阻抗控制及接触估计的方法基础。本项目进一步贯通安装界面表征、受约束阻抗实现与接触引导，研究各环节误差对组装响应的共同影响，并通过可控基座激励下的地面实验检验其适用范围。</w:t>
       </w:r>
     </w:p>
     <w:p>
@@ -3801,7 +4120,7 @@
         <w:t>主要参考文献</w:t>
       </w:r>
     </w:p>
-    <w:bookmarkEnd w:id="0"/>
+    <w:bookmarkEnd w:id="1"/>
     <w:bookmarkEnd w:id="6"/>
     <w:bookmarkEnd w:id="7"/>
     <w:p>
@@ -3836,6 +4155,7 @@
         </w:rPr>
         <w:t xml:space="preserve">, </w:t>
       </w:r>
+      <w:proofErr w:type="gramStart"/>
       <w:r>
         <w:rPr>
           <w:color w:val="000000"/>
@@ -3843,6 +4163,7 @@
         </w:rPr>
         <w:t>田强</w:t>
       </w:r>
+      <w:proofErr w:type="gramEnd"/>
       <w:r>
         <w:rPr>
           <w:color w:val="000000"/>
@@ -3855,8 +4176,17 @@
           <w:color w:val="000000"/>
           <w:kern w:val="0"/>
         </w:rPr>
-        <w:t>文浩</w:t>
-      </w:r>
+        <w:t>文</w:t>
+      </w:r>
+      <w:proofErr w:type="gramStart"/>
+      <w:r>
+        <w:rPr>
+          <w:color w:val="000000"/>
+          <w:kern w:val="0"/>
+        </w:rPr>
+        <w:t>浩</w:t>
+      </w:r>
+      <w:proofErr w:type="gramEnd"/>
       <w:r>
         <w:rPr>
           <w:color w:val="000000"/>
@@ -4093,7 +4423,43 @@
           <w:kern w:val="0"/>
           <w:lang w:eastAsia="en-US"/>
         </w:rPr>
-        <w:t>[3] Papadopoulos E, Aghili F, Ma O, Lampariello R. Robotic manipulation and capture in space: A survey[J]. Frontiers in Robotics and AI, 2021, 8: 686723. DOI: 10.3389/frobt.2021.686723.</w:t>
+        <w:t xml:space="preserve">[3] Papadopoulos E, </w:t>
+      </w:r>
+      <w:proofErr w:type="spellStart"/>
+      <w:r>
+        <w:rPr>
+          <w:color w:val="000000"/>
+          <w:kern w:val="0"/>
+          <w:lang w:eastAsia="en-US"/>
+        </w:rPr>
+        <w:t>Aghili</w:t>
+      </w:r>
+      <w:proofErr w:type="spellEnd"/>
+      <w:r>
+        <w:rPr>
+          <w:color w:val="000000"/>
+          <w:kern w:val="0"/>
+          <w:lang w:eastAsia="en-US"/>
+        </w:rPr>
+        <w:t xml:space="preserve"> F, Ma O, </w:t>
+      </w:r>
+      <w:proofErr w:type="spellStart"/>
+      <w:r>
+        <w:rPr>
+          <w:color w:val="000000"/>
+          <w:kern w:val="0"/>
+          <w:lang w:eastAsia="en-US"/>
+        </w:rPr>
+        <w:t>Lampariello</w:t>
+      </w:r>
+      <w:proofErr w:type="spellEnd"/>
+      <w:r>
+        <w:rPr>
+          <w:color w:val="000000"/>
+          <w:kern w:val="0"/>
+          <w:lang w:eastAsia="en-US"/>
+        </w:rPr>
+        <w:t xml:space="preserve"> R. Robotic manipulation and capture in space: A survey[J]. Frontiers in Robotics and AI, 2021, 8: 686723. DOI: 10.3389/frobt.2021.686723.</w:t>
       </w:r>
     </w:p>
     <w:p>
@@ -4114,7 +4480,43 @@
           <w:kern w:val="0"/>
           <w:lang w:eastAsia="en-US"/>
         </w:rPr>
-        <w:t>[4] Sonneville V, Scapolan M, Shan M, Bauchau O A. Modal reduction procedures for flexible multibody dynamics[J]. Multibody System Dynamics, 2021, 51(4): 377–418. DOI: 10.1007/s11044-020-09770-w.</w:t>
+        <w:t xml:space="preserve">[4] Sonneville V, </w:t>
+      </w:r>
+      <w:proofErr w:type="spellStart"/>
+      <w:r>
+        <w:rPr>
+          <w:color w:val="000000"/>
+          <w:kern w:val="0"/>
+          <w:lang w:eastAsia="en-US"/>
+        </w:rPr>
+        <w:t>Scapolan</w:t>
+      </w:r>
+      <w:proofErr w:type="spellEnd"/>
+      <w:r>
+        <w:rPr>
+          <w:color w:val="000000"/>
+          <w:kern w:val="0"/>
+          <w:lang w:eastAsia="en-US"/>
+        </w:rPr>
+        <w:t xml:space="preserve"> M, Shan M, </w:t>
+      </w:r>
+      <w:proofErr w:type="spellStart"/>
+      <w:r>
+        <w:rPr>
+          <w:color w:val="000000"/>
+          <w:kern w:val="0"/>
+          <w:lang w:eastAsia="en-US"/>
+        </w:rPr>
+        <w:t>Bauchau</w:t>
+      </w:r>
+      <w:proofErr w:type="spellEnd"/>
+      <w:r>
+        <w:rPr>
+          <w:color w:val="000000"/>
+          <w:kern w:val="0"/>
+          <w:lang w:eastAsia="en-US"/>
+        </w:rPr>
+        <w:t xml:space="preserve"> O A. Modal reduction procedures for flexible multibody dynamics[J]. Multibody System Dynamics, 2021, 51(4): 377–418. DOI: 10.1007/s11044-020-09770-w.</w:t>
       </w:r>
     </w:p>
     <w:p>
@@ -4220,7 +4622,79 @@
           <w:lang w:eastAsia="en-US"/>
         </w:rPr>
         <w:lastRenderedPageBreak/>
-        <w:t>[9] Swei S S M, Jenett B, Cramer N B, Cheung K. Modeling and control of robot-structure coupling during in-space structure assembly[C]//AIAA Scitech 2020 Forum. 2020: AIAA 2020-1544. DOI: 10.2514/6.2020-1544.</w:t>
+        <w:t xml:space="preserve">[9] </w:t>
+      </w:r>
+      <w:proofErr w:type="spellStart"/>
+      <w:r>
+        <w:rPr>
+          <w:color w:val="000000"/>
+          <w:kern w:val="0"/>
+          <w:lang w:eastAsia="en-US"/>
+        </w:rPr>
+        <w:t>Swei</w:t>
+      </w:r>
+      <w:proofErr w:type="spellEnd"/>
+      <w:r>
+        <w:rPr>
+          <w:color w:val="000000"/>
+          <w:kern w:val="0"/>
+          <w:lang w:eastAsia="en-US"/>
+        </w:rPr>
+        <w:t xml:space="preserve"> S </w:t>
+      </w:r>
+      <w:proofErr w:type="spellStart"/>
+      <w:r>
+        <w:rPr>
+          <w:color w:val="000000"/>
+          <w:kern w:val="0"/>
+          <w:lang w:eastAsia="en-US"/>
+        </w:rPr>
+        <w:t>S</w:t>
+      </w:r>
+      <w:proofErr w:type="spellEnd"/>
+      <w:r>
+        <w:rPr>
+          <w:color w:val="000000"/>
+          <w:kern w:val="0"/>
+          <w:lang w:eastAsia="en-US"/>
+        </w:rPr>
+        <w:t xml:space="preserve"> M, </w:t>
+      </w:r>
+      <w:proofErr w:type="spellStart"/>
+      <w:r>
+        <w:rPr>
+          <w:color w:val="000000"/>
+          <w:kern w:val="0"/>
+          <w:lang w:eastAsia="en-US"/>
+        </w:rPr>
+        <w:t>Jenett</w:t>
+      </w:r>
+      <w:proofErr w:type="spellEnd"/>
+      <w:r>
+        <w:rPr>
+          <w:color w:val="000000"/>
+          <w:kern w:val="0"/>
+          <w:lang w:eastAsia="en-US"/>
+        </w:rPr>
+        <w:t xml:space="preserve"> B, Cramer N B, Cheung K. Modeling and control of robot-structure coupling during in-space structure assembly[C]//AIAA </w:t>
+      </w:r>
+      <w:proofErr w:type="spellStart"/>
+      <w:r>
+        <w:rPr>
+          <w:color w:val="000000"/>
+          <w:kern w:val="0"/>
+          <w:lang w:eastAsia="en-US"/>
+        </w:rPr>
+        <w:t>Scitech</w:t>
+      </w:r>
+      <w:proofErr w:type="spellEnd"/>
+      <w:r>
+        <w:rPr>
+          <w:color w:val="000000"/>
+          <w:kern w:val="0"/>
+          <w:lang w:eastAsia="en-US"/>
+        </w:rPr>
+        <w:t xml:space="preserve"> 2020 Forum. 2020: AIAA 2020-1544. DOI: 10.2514/6.2020-1544.</w:t>
       </w:r>
     </w:p>
     <w:p>
@@ -4241,7 +4715,61 @@
           <w:kern w:val="0"/>
           <w:lang w:eastAsia="en-US"/>
         </w:rPr>
-        <w:t>[10] Rodrigues R, Preda V, Sanfedino F, Alazard D. Dynamics modeling and path optimization for the on-orbit assembly of large flexible structures using a multi-arm robot[J/OL]. CEAS Space Journal, 2025. DOI: 10.1007/s12567-025-00675-y.</w:t>
+        <w:t xml:space="preserve">[10] Rodrigues R, </w:t>
+      </w:r>
+      <w:proofErr w:type="spellStart"/>
+      <w:r>
+        <w:rPr>
+          <w:color w:val="000000"/>
+          <w:kern w:val="0"/>
+          <w:lang w:eastAsia="en-US"/>
+        </w:rPr>
+        <w:t>Preda</w:t>
+      </w:r>
+      <w:proofErr w:type="spellEnd"/>
+      <w:r>
+        <w:rPr>
+          <w:color w:val="000000"/>
+          <w:kern w:val="0"/>
+          <w:lang w:eastAsia="en-US"/>
+        </w:rPr>
+        <w:t xml:space="preserve"> V, </w:t>
+      </w:r>
+      <w:proofErr w:type="spellStart"/>
+      <w:r>
+        <w:rPr>
+          <w:color w:val="000000"/>
+          <w:kern w:val="0"/>
+          <w:lang w:eastAsia="en-US"/>
+        </w:rPr>
+        <w:t>Sanfedino</w:t>
+      </w:r>
+      <w:proofErr w:type="spellEnd"/>
+      <w:r>
+        <w:rPr>
+          <w:color w:val="000000"/>
+          <w:kern w:val="0"/>
+          <w:lang w:eastAsia="en-US"/>
+        </w:rPr>
+        <w:t xml:space="preserve"> F, </w:t>
+      </w:r>
+      <w:proofErr w:type="spellStart"/>
+      <w:r>
+        <w:rPr>
+          <w:color w:val="000000"/>
+          <w:kern w:val="0"/>
+          <w:lang w:eastAsia="en-US"/>
+        </w:rPr>
+        <w:t>Alazard</w:t>
+      </w:r>
+      <w:proofErr w:type="spellEnd"/>
+      <w:r>
+        <w:rPr>
+          <w:color w:val="000000"/>
+          <w:kern w:val="0"/>
+          <w:lang w:eastAsia="en-US"/>
+        </w:rPr>
+        <w:t xml:space="preserve"> D. Dynamics modeling and path optimization for the on-orbit assembly of large flexible structures using a multi-arm robot[J/OL]. CEAS Space Journal, 2025. DOI: 10.1007/s12567-025-00675-y.</w:t>
       </w:r>
     </w:p>
     <w:p>
@@ -4304,7 +4832,43 @@
           <w:kern w:val="0"/>
           <w:lang w:eastAsia="en-US"/>
         </w:rPr>
-        <w:t>[13] Nenchev D N, Yoshida K, Vichitkulsawat P, Uchiyama M. Reaction null-space control of flexible structure mounted manipulator systems[J]. IEEE Transactions on Robotics and Automation, 1999, 15(6): 1011–1023. DOI: 10.1109/70.817666.</w:t>
+        <w:t xml:space="preserve">[13] </w:t>
+      </w:r>
+      <w:proofErr w:type="spellStart"/>
+      <w:r>
+        <w:rPr>
+          <w:color w:val="000000"/>
+          <w:kern w:val="0"/>
+          <w:lang w:eastAsia="en-US"/>
+        </w:rPr>
+        <w:t>Nenchev</w:t>
+      </w:r>
+      <w:proofErr w:type="spellEnd"/>
+      <w:r>
+        <w:rPr>
+          <w:color w:val="000000"/>
+          <w:kern w:val="0"/>
+          <w:lang w:eastAsia="en-US"/>
+        </w:rPr>
+        <w:t xml:space="preserve"> D N, Yoshida K, </w:t>
+      </w:r>
+      <w:proofErr w:type="spellStart"/>
+      <w:r>
+        <w:rPr>
+          <w:color w:val="000000"/>
+          <w:kern w:val="0"/>
+          <w:lang w:eastAsia="en-US"/>
+        </w:rPr>
+        <w:t>Vichitkulsawat</w:t>
+      </w:r>
+      <w:proofErr w:type="spellEnd"/>
+      <w:r>
+        <w:rPr>
+          <w:color w:val="000000"/>
+          <w:kern w:val="0"/>
+          <w:lang w:eastAsia="en-US"/>
+        </w:rPr>
+        <w:t xml:space="preserve"> P, Uchiyama M. Reaction null-space control of flexible structure mounted manipulator systems[J]. IEEE Transactions on Robotics and Automation, 1999, 15(6): 1011–1023. DOI: 10.1109/70.817666.</w:t>
       </w:r>
     </w:p>
     <w:p>
@@ -4327,6 +4891,7 @@
         </w:rPr>
         <w:t xml:space="preserve">[14] </w:t>
       </w:r>
+      <w:proofErr w:type="spellStart"/>
       <w:r>
         <w:rPr>
           <w:color w:val="000000"/>
@@ -4335,6 +4900,7 @@
         </w:rPr>
         <w:t>尹旺</w:t>
       </w:r>
+      <w:proofErr w:type="spellEnd"/>
       <w:r>
         <w:rPr>
           <w:color w:val="000000"/>
@@ -4343,6 +4909,7 @@
         </w:rPr>
         <w:t xml:space="preserve">, </w:t>
       </w:r>
+      <w:proofErr w:type="spellStart"/>
       <w:r>
         <w:rPr>
           <w:color w:val="000000"/>
@@ -4351,6 +4918,7 @@
         </w:rPr>
         <w:t>王翔</w:t>
       </w:r>
+      <w:proofErr w:type="spellEnd"/>
       <w:r>
         <w:rPr>
           <w:color w:val="000000"/>
@@ -4359,6 +4927,7 @@
         </w:rPr>
         <w:t xml:space="preserve">, </w:t>
       </w:r>
+      <w:proofErr w:type="spellStart"/>
       <w:r>
         <w:rPr>
           <w:color w:val="000000"/>
@@ -4367,6 +4936,7 @@
         </w:rPr>
         <w:t>王为</w:t>
       </w:r>
+      <w:proofErr w:type="spellEnd"/>
       <w:r>
         <w:rPr>
           <w:color w:val="000000"/>
@@ -4375,6 +4945,7 @@
         </w:rPr>
         <w:t xml:space="preserve">, </w:t>
       </w:r>
+      <w:proofErr w:type="spellStart"/>
       <w:r>
         <w:rPr>
           <w:color w:val="000000"/>
@@ -4383,6 +4954,7 @@
         </w:rPr>
         <w:t>刘冬雨</w:t>
       </w:r>
+      <w:proofErr w:type="spellEnd"/>
       <w:r>
         <w:rPr>
           <w:color w:val="000000"/>
@@ -4391,6 +4963,7 @@
         </w:rPr>
         <w:t xml:space="preserve">. </w:t>
       </w:r>
+      <w:proofErr w:type="spellStart"/>
       <w:r>
         <w:rPr>
           <w:color w:val="000000"/>
@@ -4399,6 +4972,7 @@
         </w:rPr>
         <w:t>柔性基座冗余机械臂的最优反作用控制</w:t>
       </w:r>
+      <w:proofErr w:type="spellEnd"/>
       <w:r>
         <w:rPr>
           <w:color w:val="000000"/>
@@ -4407,6 +4981,7 @@
         </w:rPr>
         <w:t xml:space="preserve">[J]. </w:t>
       </w:r>
+      <w:proofErr w:type="spellStart"/>
       <w:r>
         <w:rPr>
           <w:color w:val="000000"/>
@@ -4415,6 +4990,7 @@
         </w:rPr>
         <w:t>中国空间科学技术</w:t>
       </w:r>
+      <w:proofErr w:type="spellEnd"/>
       <w:r>
         <w:rPr>
           <w:color w:val="000000"/>
@@ -4442,7 +5018,25 @@
           <w:kern w:val="0"/>
           <w:lang w:eastAsia="en-US"/>
         </w:rPr>
-        <w:t>[15] Patel D, Damaren C J. Tip and vibration control of space robots using estimated flexible coordinates[J]. Frontiers in Space Technologies, 2024, 5: 1447545. DOI: 10.3389/frspt.2024.1447545.</w:t>
+        <w:t xml:space="preserve">[15] Patel D, </w:t>
+      </w:r>
+      <w:proofErr w:type="spellStart"/>
+      <w:r>
+        <w:rPr>
+          <w:color w:val="000000"/>
+          <w:kern w:val="0"/>
+          <w:lang w:eastAsia="en-US"/>
+        </w:rPr>
+        <w:t>Damaren</w:t>
+      </w:r>
+      <w:proofErr w:type="spellEnd"/>
+      <w:r>
+        <w:rPr>
+          <w:color w:val="000000"/>
+          <w:kern w:val="0"/>
+          <w:lang w:eastAsia="en-US"/>
+        </w:rPr>
+        <w:t xml:space="preserve"> C J. Tip and vibration control of space robots using estimated flexible coordinates[J]. Frontiers in Space Technologies, 2024, 5: 1447545. DOI: 10.3389/frspt.2024.1447545.</w:t>
       </w:r>
     </w:p>
     <w:p>
@@ -4720,7 +5314,23 @@
           <w:color w:val="000000"/>
           <w:kern w:val="0"/>
         </w:rPr>
-        <w:t>面向在轨组装服务的空间机器人动力学分析及抑振阻抗控制设计</w:t>
+        <w:t>面向在轨组装服务的空间机器人动力学分析</w:t>
+      </w:r>
+      <w:proofErr w:type="gramStart"/>
+      <w:r>
+        <w:rPr>
+          <w:color w:val="000000"/>
+          <w:kern w:val="0"/>
+        </w:rPr>
+        <w:t>及抑振</w:t>
+      </w:r>
+      <w:proofErr w:type="gramEnd"/>
+      <w:r>
+        <w:rPr>
+          <w:color w:val="000000"/>
+          <w:kern w:val="0"/>
+        </w:rPr>
+        <w:t>阻抗控制设计</w:t>
       </w:r>
       <w:r>
         <w:rPr>
@@ -4794,6 +5404,7 @@
         </w:rPr>
         <w:t xml:space="preserve">[22] </w:t>
       </w:r>
+      <w:proofErr w:type="spellStart"/>
       <w:r>
         <w:rPr>
           <w:color w:val="000000"/>
@@ -4802,6 +5413,7 @@
         </w:rPr>
         <w:t>史玲玲</w:t>
       </w:r>
+      <w:proofErr w:type="spellEnd"/>
       <w:r>
         <w:rPr>
           <w:color w:val="000000"/>
@@ -4810,6 +5422,7 @@
         </w:rPr>
         <w:t xml:space="preserve">, </w:t>
       </w:r>
+      <w:proofErr w:type="spellStart"/>
       <w:r>
         <w:rPr>
           <w:color w:val="000000"/>
@@ -4818,6 +5431,7 @@
         </w:rPr>
         <w:t>肖晓龙</w:t>
       </w:r>
+      <w:proofErr w:type="spellEnd"/>
       <w:r>
         <w:rPr>
           <w:color w:val="000000"/>
@@ -4826,6 +5440,7 @@
         </w:rPr>
         <w:t xml:space="preserve">, </w:t>
       </w:r>
+      <w:proofErr w:type="spellStart"/>
       <w:r>
         <w:rPr>
           <w:color w:val="000000"/>
@@ -4834,6 +5449,7 @@
         </w:rPr>
         <w:t>张晓峰</w:t>
       </w:r>
+      <w:proofErr w:type="spellEnd"/>
       <w:r>
         <w:rPr>
           <w:color w:val="000000"/>
@@ -4842,6 +5458,7 @@
         </w:rPr>
         <w:t xml:space="preserve">, </w:t>
       </w:r>
+      <w:proofErr w:type="spellStart"/>
       <w:r>
         <w:rPr>
           <w:color w:val="000000"/>
@@ -4850,6 +5467,7 @@
         </w:rPr>
         <w:t>范立佳</w:t>
       </w:r>
+      <w:proofErr w:type="spellEnd"/>
       <w:r>
         <w:rPr>
           <w:color w:val="000000"/>
@@ -4858,6 +5476,7 @@
         </w:rPr>
         <w:t xml:space="preserve">, </w:t>
       </w:r>
+      <w:proofErr w:type="spellStart"/>
       <w:r>
         <w:rPr>
           <w:color w:val="000000"/>
@@ -4866,6 +5485,7 @@
         </w:rPr>
         <w:t>单明贺</w:t>
       </w:r>
+      <w:proofErr w:type="spellEnd"/>
       <w:r>
         <w:rPr>
           <w:color w:val="000000"/>
@@ -4874,6 +5494,7 @@
         </w:rPr>
         <w:t xml:space="preserve">, </w:t>
       </w:r>
+      <w:proofErr w:type="spellStart"/>
       <w:r>
         <w:rPr>
           <w:color w:val="000000"/>
@@ -4882,6 +5503,7 @@
         </w:rPr>
         <w:t>田强</w:t>
       </w:r>
+      <w:proofErr w:type="spellEnd"/>
       <w:r>
         <w:rPr>
           <w:color w:val="000000"/>
@@ -4890,6 +5512,7 @@
         </w:rPr>
         <w:t xml:space="preserve">. </w:t>
       </w:r>
+      <w:proofErr w:type="spellStart"/>
       <w:r>
         <w:rPr>
           <w:color w:val="000000"/>
@@ -4898,6 +5521,7 @@
         </w:rPr>
         <w:t>空间机器人在轨组装多模块单元的对接力控制与地面实验</w:t>
       </w:r>
+      <w:proofErr w:type="spellEnd"/>
       <w:r>
         <w:rPr>
           <w:color w:val="000000"/>
@@ -4906,6 +5530,7 @@
         </w:rPr>
         <w:t xml:space="preserve">[J]. </w:t>
       </w:r>
+      <w:proofErr w:type="spellStart"/>
       <w:r>
         <w:rPr>
           <w:color w:val="000000"/>
@@ -4914,6 +5539,7 @@
         </w:rPr>
         <w:t>力学学报</w:t>
       </w:r>
+      <w:proofErr w:type="spellEnd"/>
       <w:r>
         <w:rPr>
           <w:color w:val="000000"/>
@@ -4941,7 +5567,43 @@
           <w:kern w:val="0"/>
           <w:lang w:eastAsia="en-US"/>
         </w:rPr>
-        <w:t>[23] Kim S, Jha D K, Romeres D, Patre P, Rodriguez A. Simultaneous tactile estimation and control of extrinsic contact[C]//2023 IEEE International Conference on Robotics and Automation (ICRA). 2023: 12563–12569. DOI: 10.1109/ICRA48891.2023.10161158.</w:t>
+        <w:t xml:space="preserve">[23] Kim S, Jha D K, </w:t>
+      </w:r>
+      <w:proofErr w:type="spellStart"/>
+      <w:r>
+        <w:rPr>
+          <w:color w:val="000000"/>
+          <w:kern w:val="0"/>
+          <w:lang w:eastAsia="en-US"/>
+        </w:rPr>
+        <w:t>Romeres</w:t>
+      </w:r>
+      <w:proofErr w:type="spellEnd"/>
+      <w:r>
+        <w:rPr>
+          <w:color w:val="000000"/>
+          <w:kern w:val="0"/>
+          <w:lang w:eastAsia="en-US"/>
+        </w:rPr>
+        <w:t xml:space="preserve"> D, </w:t>
+      </w:r>
+      <w:proofErr w:type="spellStart"/>
+      <w:r>
+        <w:rPr>
+          <w:color w:val="000000"/>
+          <w:kern w:val="0"/>
+          <w:lang w:eastAsia="en-US"/>
+        </w:rPr>
+        <w:t>Patre</w:t>
+      </w:r>
+      <w:proofErr w:type="spellEnd"/>
+      <w:r>
+        <w:rPr>
+          <w:color w:val="000000"/>
+          <w:kern w:val="0"/>
+          <w:lang w:eastAsia="en-US"/>
+        </w:rPr>
+        <w:t xml:space="preserve"> P, Rodriguez A. Simultaneous tactile estimation and control of extrinsic contact[C]//2023 IEEE International Conference on Robotics and Automation (ICRA). 2023: 12563–12569. DOI: 10.1109/ICRA48891.2023.10161158.</w:t>
       </w:r>
     </w:p>
     <w:p>
@@ -4962,7 +5624,43 @@
           <w:kern w:val="0"/>
           <w:lang w:eastAsia="en-US"/>
         </w:rPr>
-        <w:t>[24] Negi A, Manyar O M, Penmetsa D K, Gupta S K. Accurate pose estimation using contact manifold sampling for safe peg-in-hole insertion of complex geometries[C]//2025 IEEE 21st International Conference on Automation Science and Engineering (CASE). 2025: 617–624. DOI: 10.1109/CASE58245.2025.11163996.</w:t>
+        <w:t xml:space="preserve">[24] Negi A, </w:t>
+      </w:r>
+      <w:proofErr w:type="spellStart"/>
+      <w:r>
+        <w:rPr>
+          <w:color w:val="000000"/>
+          <w:kern w:val="0"/>
+          <w:lang w:eastAsia="en-US"/>
+        </w:rPr>
+        <w:t>Manyar</w:t>
+      </w:r>
+      <w:proofErr w:type="spellEnd"/>
+      <w:r>
+        <w:rPr>
+          <w:color w:val="000000"/>
+          <w:kern w:val="0"/>
+          <w:lang w:eastAsia="en-US"/>
+        </w:rPr>
+        <w:t xml:space="preserve"> O M, </w:t>
+      </w:r>
+      <w:proofErr w:type="spellStart"/>
+      <w:r>
+        <w:rPr>
+          <w:color w:val="000000"/>
+          <w:kern w:val="0"/>
+          <w:lang w:eastAsia="en-US"/>
+        </w:rPr>
+        <w:t>Penmetsa</w:t>
+      </w:r>
+      <w:proofErr w:type="spellEnd"/>
+      <w:r>
+        <w:rPr>
+          <w:color w:val="000000"/>
+          <w:kern w:val="0"/>
+          <w:lang w:eastAsia="en-US"/>
+        </w:rPr>
+        <w:t xml:space="preserve"> D K, Gupta S K. Accurate pose estimation using contact manifold sampling for safe peg-in-hole insertion of complex geometries[C]//2025 IEEE 21st International Conference on Automation Science and Engineering (CASE). 2025: 617–624. DOI: 10.1109/CASE58245.2025.11163996.</w:t>
       </w:r>
     </w:p>
     <w:p>
@@ -4982,7 +5680,61 @@
           <w:kern w:val="0"/>
           <w:lang w:eastAsia="en-US"/>
         </w:rPr>
-        <w:t xml:space="preserve">[25] Chen Y, Kimble K, Qian H H, Chanrungmaneekul P, Seney R, Hang K. Robust peg-in-hole assembly under uncertainties via compliant and interactive contact-rich manipulation[C]//Robotics: Science and Systems XXI. 2025. </w:t>
+        <w:t xml:space="preserve">[25] Chen Y, Kimble K, Qian H </w:t>
+      </w:r>
+      <w:proofErr w:type="spellStart"/>
+      <w:r>
+        <w:rPr>
+          <w:color w:val="000000"/>
+          <w:kern w:val="0"/>
+          <w:lang w:eastAsia="en-US"/>
+        </w:rPr>
+        <w:t>H</w:t>
+      </w:r>
+      <w:proofErr w:type="spellEnd"/>
+      <w:r>
+        <w:rPr>
+          <w:color w:val="000000"/>
+          <w:kern w:val="0"/>
+          <w:lang w:eastAsia="en-US"/>
+        </w:rPr>
+        <w:t xml:space="preserve">, </w:t>
+      </w:r>
+      <w:proofErr w:type="spellStart"/>
+      <w:r>
+        <w:rPr>
+          <w:color w:val="000000"/>
+          <w:kern w:val="0"/>
+          <w:lang w:eastAsia="en-US"/>
+        </w:rPr>
+        <w:t>Chanrungmaneekul</w:t>
+      </w:r>
+      <w:proofErr w:type="spellEnd"/>
+      <w:r>
+        <w:rPr>
+          <w:color w:val="000000"/>
+          <w:kern w:val="0"/>
+          <w:lang w:eastAsia="en-US"/>
+        </w:rPr>
+        <w:t xml:space="preserve"> P, </w:t>
+      </w:r>
+      <w:proofErr w:type="spellStart"/>
+      <w:r>
+        <w:rPr>
+          <w:color w:val="000000"/>
+          <w:kern w:val="0"/>
+          <w:lang w:eastAsia="en-US"/>
+        </w:rPr>
+        <w:t>Seney</w:t>
+      </w:r>
+      <w:proofErr w:type="spellEnd"/>
+      <w:r>
+        <w:rPr>
+          <w:color w:val="000000"/>
+          <w:kern w:val="0"/>
+          <w:lang w:eastAsia="en-US"/>
+        </w:rPr>
+        <w:t xml:space="preserve"> R, Hang K. Robust peg-in-hole assembly under uncertainties via compliant and interactive contact-rich manipulation[C]//Robotics: Science and Systems XXI. 2025. </w:t>
       </w:r>
       <w:r>
         <w:rPr>
@@ -5025,6 +5777,7 @@
         </w:rPr>
         <w:t xml:space="preserve">, </w:t>
       </w:r>
+      <w:proofErr w:type="gramStart"/>
       <w:r>
         <w:rPr>
           <w:color w:val="000000"/>
@@ -5032,6 +5785,7 @@
         </w:rPr>
         <w:t>单明贺</w:t>
       </w:r>
+      <w:proofErr w:type="gramEnd"/>
       <w:r>
         <w:rPr>
           <w:color w:val="000000"/>
@@ -5039,6 +5793,7 @@
         </w:rPr>
         <w:t xml:space="preserve">, </w:t>
       </w:r>
+      <w:proofErr w:type="gramStart"/>
       <w:r>
         <w:rPr>
           <w:color w:val="000000"/>
@@ -5046,6 +5801,7 @@
         </w:rPr>
         <w:t>田强</w:t>
       </w:r>
+      <w:proofErr w:type="gramEnd"/>
       <w:r>
         <w:rPr>
           <w:color w:val="000000"/>
@@ -5058,7 +5814,23 @@
           <w:color w:val="000000"/>
           <w:kern w:val="0"/>
         </w:rPr>
-        <w:t>空间多柔体系统缩比等效动力学建模方法研究</w:t>
+        <w:t>空间</w:t>
+      </w:r>
+      <w:proofErr w:type="gramStart"/>
+      <w:r>
+        <w:rPr>
+          <w:color w:val="000000"/>
+          <w:kern w:val="0"/>
+        </w:rPr>
+        <w:t>多柔体系统缩</w:t>
+      </w:r>
+      <w:proofErr w:type="gramEnd"/>
+      <w:r>
+        <w:rPr>
+          <w:color w:val="000000"/>
+          <w:kern w:val="0"/>
+        </w:rPr>
+        <w:t>比等效动力学建模方法研究</w:t>
       </w:r>
       <w:r>
         <w:rPr>
@@ -5340,7 +6112,25 @@
           <w:kern w:val="0"/>
           <w:sz w:val="24"/>
         </w:rPr>
-        <w:t>针对桁架振动与机械臂运动的双向耦合，以及关节驱动约束引起的阻抗实现偏差，从安装界面的运动与受力出发，研究耦合作用的反向动力学表征与几何阻</w:t>
+        <w:t>针对桁架振动与机械</w:t>
+      </w:r>
+      <w:proofErr w:type="gramStart"/>
+      <w:r>
+        <w:rPr>
+          <w:color w:val="000000"/>
+          <w:kern w:val="0"/>
+          <w:sz w:val="24"/>
+        </w:rPr>
+        <w:t>臂运动</w:t>
+      </w:r>
+      <w:proofErr w:type="gramEnd"/>
+      <w:r>
+        <w:rPr>
+          <w:color w:val="000000"/>
+          <w:kern w:val="0"/>
+          <w:sz w:val="24"/>
+        </w:rPr>
+        <w:t>的双向耦合，以及关节驱动约束引起的阻抗实现偏差，从安装界面的运动与受力出发，研究耦合作用的反向动力学表征与几何阻</w:t>
       </w:r>
       <w:r>
         <w:rPr>
@@ -5351,6 +6141,7 @@
         <w:lastRenderedPageBreak/>
         <w:t>抗优化控制，揭示运动精度、接触柔顺性与安装端反作用之间的关联。</w:t>
       </w:r>
+      <w:proofErr w:type="spellStart"/>
       <w:r>
         <w:rPr>
           <w:color w:val="000000"/>
@@ -5358,7 +6149,17 @@
           <w:sz w:val="24"/>
           <w:lang w:eastAsia="en-US"/>
         </w:rPr>
-        <w:t>主要研究内容如下：</w:t>
+        <w:t>主要研究内容如下</w:t>
+      </w:r>
+      <w:proofErr w:type="spellEnd"/>
+      <w:r>
+        <w:rPr>
+          <w:color w:val="000000"/>
+          <w:kern w:val="0"/>
+          <w:sz w:val="24"/>
+          <w:lang w:eastAsia="en-US"/>
+        </w:rPr>
+        <w:t>：</w:t>
       </w:r>
     </w:p>
     <w:p>
@@ -5447,7 +6248,25 @@
           <w:kern w:val="0"/>
           <w:sz w:val="24"/>
         </w:rPr>
-        <w:t>几何阻抗与动力学优化的协同设计，将关节运动及力矩约束纳入统一求解，形成兼顾位姿跟踪与柔顺响应的受约束运动控制方法。</w:t>
+        <w:t>几何阻抗与动力学优化的协同设计，将关节运动及力矩约束纳入统一求解，形成兼顾位姿跟踪与</w:t>
+      </w:r>
+      <w:proofErr w:type="gramStart"/>
+      <w:r>
+        <w:rPr>
+          <w:color w:val="000000"/>
+          <w:kern w:val="0"/>
+          <w:sz w:val="24"/>
+        </w:rPr>
+        <w:t>柔顺响应</w:t>
+      </w:r>
+      <w:proofErr w:type="gramEnd"/>
+      <w:r>
+        <w:rPr>
+          <w:color w:val="000000"/>
+          <w:kern w:val="0"/>
+          <w:sz w:val="24"/>
+        </w:rPr>
+        <w:t>的受约束运动控制方法。</w:t>
       </w:r>
     </w:p>
     <w:p>
@@ -5470,7 +6289,25 @@
           <w:kern w:val="0"/>
           <w:sz w:val="24"/>
         </w:rPr>
-        <w:t>研究界面载荷建模偏差与约束激活下的阻抗可实现性，分析局部闭环稳定与误差有界条件，阐明运动精度、柔顺响应及安装端反作用的关联。</w:t>
+        <w:t>研究界面载荷建模偏差与约束激活下的阻抗可实现性，分析局部闭环稳定与误差有界条件，阐明运动精度、</w:t>
+      </w:r>
+      <w:proofErr w:type="gramStart"/>
+      <w:r>
+        <w:rPr>
+          <w:color w:val="000000"/>
+          <w:kern w:val="0"/>
+          <w:sz w:val="24"/>
+        </w:rPr>
+        <w:t>柔顺响应</w:t>
+      </w:r>
+      <w:proofErr w:type="gramEnd"/>
+      <w:r>
+        <w:rPr>
+          <w:color w:val="000000"/>
+          <w:kern w:val="0"/>
+          <w:sz w:val="24"/>
+        </w:rPr>
+        <w:t>及安装端反作用的关联。</w:t>
       </w:r>
     </w:p>
     <w:p>
@@ -5545,8 +6382,27 @@
           <w:kern w:val="0"/>
           <w:sz w:val="24"/>
         </w:rPr>
-        <w:t>针对桁架振动与机械臂运动的双向耦合，以及关节驱动约束引起的阻抗实现偏差，从安装界面的运动与受力出发，研究耦合作用的反向动力学表征与几何阻抗优化控制，揭示运动精度、接触柔顺性与安装端反作用之间的关联。</w:t>
-      </w:r>
+        <w:t>针对桁架振动与机械</w:t>
+      </w:r>
+      <w:proofErr w:type="gramStart"/>
+      <w:r>
+        <w:rPr>
+          <w:color w:val="000000"/>
+          <w:kern w:val="0"/>
+          <w:sz w:val="24"/>
+        </w:rPr>
+        <w:t>臂运动</w:t>
+      </w:r>
+      <w:proofErr w:type="gramEnd"/>
+      <w:r>
+        <w:rPr>
+          <w:color w:val="000000"/>
+          <w:kern w:val="0"/>
+          <w:sz w:val="24"/>
+        </w:rPr>
+        <w:t>的双向耦合，以及关节驱动约束引起的阻抗实现偏差，从安装界面的运动与受力出发，研究耦合作用的反向动力学表征与几何阻抗优化控制，揭示运动精度、接触柔顺性与安装端反作用之间的关联。</w:t>
+      </w:r>
+      <w:proofErr w:type="spellStart"/>
       <w:r>
         <w:rPr>
           <w:color w:val="000000"/>
@@ -5554,7 +6410,17 @@
           <w:sz w:val="24"/>
           <w:lang w:eastAsia="en-US"/>
         </w:rPr>
-        <w:t>主要研究内容如下：</w:t>
+        <w:t>主要研究内容如下</w:t>
+      </w:r>
+      <w:proofErr w:type="spellEnd"/>
+      <w:r>
+        <w:rPr>
+          <w:color w:val="000000"/>
+          <w:kern w:val="0"/>
+          <w:sz w:val="24"/>
+          <w:lang w:eastAsia="en-US"/>
+        </w:rPr>
+        <w:t>：</w:t>
       </w:r>
     </w:p>
     <w:p>
@@ -5643,7 +6509,25 @@
           <w:kern w:val="0"/>
           <w:sz w:val="24"/>
         </w:rPr>
-        <w:t>几何阻抗与动力学优化的协同设计，将关节运动及力矩约束纳入统一求解，形成兼顾位姿跟踪与柔顺响应的受约束运动控制方法。</w:t>
+        <w:t>几何阻抗与动力学优化的协同设计，将关节运动及力矩约束纳入统一求解，形成兼顾位姿跟踪与</w:t>
+      </w:r>
+      <w:proofErr w:type="gramStart"/>
+      <w:r>
+        <w:rPr>
+          <w:color w:val="000000"/>
+          <w:kern w:val="0"/>
+          <w:sz w:val="24"/>
+        </w:rPr>
+        <w:t>柔顺响应</w:t>
+      </w:r>
+      <w:proofErr w:type="gramEnd"/>
+      <w:r>
+        <w:rPr>
+          <w:color w:val="000000"/>
+          <w:kern w:val="0"/>
+          <w:sz w:val="24"/>
+        </w:rPr>
+        <w:t>的受约束运动控制方法。</w:t>
       </w:r>
     </w:p>
     <w:p>
@@ -5666,7 +6550,25 @@
           <w:kern w:val="0"/>
           <w:sz w:val="24"/>
         </w:rPr>
-        <w:t>研究界面载荷建模偏差与约束激活下的阻抗可实现性，分析局部闭环稳定与误差有界条件，阐明运动精度、柔顺响应及安装端反作用的关联。</w:t>
+        <w:t>研究界面载荷建模偏差与约束激活下的阻抗可实现性，分析局部闭环稳定与误差有界条件，阐明运动精度、</w:t>
+      </w:r>
+      <w:proofErr w:type="gramStart"/>
+      <w:r>
+        <w:rPr>
+          <w:color w:val="000000"/>
+          <w:kern w:val="0"/>
+          <w:sz w:val="24"/>
+        </w:rPr>
+        <w:t>柔顺响应</w:t>
+      </w:r>
+      <w:proofErr w:type="gramEnd"/>
+      <w:r>
+        <w:rPr>
+          <w:color w:val="000000"/>
+          <w:kern w:val="0"/>
+          <w:sz w:val="24"/>
+        </w:rPr>
+        <w:t>及安装端反作用的关联。</w:t>
       </w:r>
     </w:p>
     <w:p>
@@ -5742,6 +6644,7 @@
         </w:rPr>
         <w:t>针对振动环境下运动精度与接触响应的实验验证需求，依托基座振动模拟与机器人作业实验平台，研究安装界面运动复现与多源同步观测方法，通过分项对照和组装集成实验，检验耦合动力学描述、受约束控制及接触引导方法的有效性。</w:t>
       </w:r>
+      <w:proofErr w:type="spellStart"/>
       <w:r>
         <w:rPr>
           <w:color w:val="000000"/>
@@ -5749,7 +6652,17 @@
           <w:sz w:val="24"/>
           <w:lang w:eastAsia="en-US"/>
         </w:rPr>
-        <w:t>主要研究内容如下：</w:t>
+        <w:t>主要研究内容如下</w:t>
+      </w:r>
+      <w:proofErr w:type="spellEnd"/>
+      <w:r>
+        <w:rPr>
+          <w:color w:val="000000"/>
+          <w:kern w:val="0"/>
+          <w:sz w:val="24"/>
+          <w:lang w:eastAsia="en-US"/>
+        </w:rPr>
+        <w:t>：</w:t>
       </w:r>
     </w:p>
     <w:p>
@@ -5880,7 +6793,43 @@
           <w:kern w:val="0"/>
           <w:sz w:val="24"/>
         </w:rPr>
-        <w:t>面向大型空间结构在轨组装需求，建立基于安装界面运动与受力表征的反向动力学模型，揭示桁架振动与机械臂运动的耦合传递规律及驱动约束下阻抗响应的形成机制，形成几何阻抗与动力学优化相结合的运动控制方法；阐明接触几何约束下目标位姿的局部可辨识性及估计与执行误差对组装响应的共同影响，形成接触场配准、有界参考修正与受约束运动控制相协调的柔顺组装方法；建立安装端运动复现与独立测量评价的地面实验方法，完成运动控制和典型接口组装验证，明确所提方法在不同基座振动、末端负载及初始位姿偏差条件下的适用范围。</w:t>
+        <w:t>面向大型空间结构在轨组装需求，建立基于安装界面运动与受力表征的反向动力学模型，揭示桁架振动与机械</w:t>
+      </w:r>
+      <w:proofErr w:type="gramStart"/>
+      <w:r>
+        <w:rPr>
+          <w:color w:val="000000"/>
+          <w:kern w:val="0"/>
+          <w:sz w:val="24"/>
+        </w:rPr>
+        <w:t>臂运动</w:t>
+      </w:r>
+      <w:proofErr w:type="gramEnd"/>
+      <w:r>
+        <w:rPr>
+          <w:color w:val="000000"/>
+          <w:kern w:val="0"/>
+          <w:sz w:val="24"/>
+        </w:rPr>
+        <w:t>的耦合传递规律及驱动约束下阻抗响应的形成机制，形成几何阻抗与动力学优化相结合的运动控制方法；阐明接触几何约束下目标位姿的局部可辨识性及估计与执行误差对组装响应的共同影响，形成</w:t>
+      </w:r>
+      <w:proofErr w:type="gramStart"/>
+      <w:r>
+        <w:rPr>
+          <w:color w:val="000000"/>
+          <w:kern w:val="0"/>
+          <w:sz w:val="24"/>
+        </w:rPr>
+        <w:t>接触场</w:t>
+      </w:r>
+      <w:proofErr w:type="gramEnd"/>
+      <w:r>
+        <w:rPr>
+          <w:color w:val="000000"/>
+          <w:kern w:val="0"/>
+          <w:sz w:val="24"/>
+        </w:rPr>
+        <w:t>配准、有界参考修正与受约束运动控制相协调的柔顺组装方法；建立安装端运动复现与独立测量评价的地面实验方法，完成运动控制和典型接口组装验证，明确所提方法在不同基座振动、末端负载及初始位姿偏差条件下的适用范围。</w:t>
       </w:r>
     </w:p>
     <w:p>
@@ -6055,7 +7004,6 @@
         <w:spacing w:before="180" w:after="60" w:line="317" w:lineRule="auto"/>
         <w:ind w:firstLine="480"/>
         <w:rPr>
-          <w:rFonts w:hint="eastAsia"/>
           <w:color w:val="000000"/>
           <w:kern w:val="0"/>
           <w:sz w:val="24"/>
@@ -6368,8 +7316,9 @@
     <w:p>
       <w:pPr>
         <w:widowControl/>
-        <w:spacing w:after="40" w:line="317" w:lineRule="auto"/>
+        <w:spacing w:before="180" w:after="60" w:line="317" w:lineRule="auto"/>
         <w:ind w:firstLine="480"/>
+        <w:jc w:val="left"/>
         <w:rPr>
           <w:color w:val="000000"/>
           <w:kern w:val="0"/>
@@ -6383,8 +7332,21 @@
           <w:kern w:val="0"/>
           <w:sz w:val="24"/>
         </w:rPr>
-        <w:t>沿用以作业端为浮动基的倒置动力学模型，将实际安装基座作为倒置运动链的虚拟末端，通过该处的作用力与力矩描述柔性桁架对机械臂的作用。结合关节状态与作业端的绝对位姿、速度测量，确定倒置模型的运动状态，使基座运动对末端的影响能够通过实际运动反馈进入控制过程。在该建模框架下，结合几何阻抗设计与动力学优化：由几何阻抗关系给出作业端参考加速度，利用动力学二次规划（</w:t>
-      </w:r>
+        <w:t>以作业端为六自由度浮动基、实际安装端为虚拟末端，沿作业端至安装端重新组织运动链，建立倒置动力学模型：</w:t>
+      </w:r>
+    </w:p>
+    <w:p>
+      <w:pPr>
+        <w:widowControl/>
+        <w:spacing w:before="180" w:after="60" w:line="317" w:lineRule="auto"/>
+        <w:ind w:firstLine="480"/>
+        <w:jc w:val="left"/>
+        <w:rPr>
+          <w:color w:val="000000"/>
+          <w:kern w:val="0"/>
+          <w:sz w:val="24"/>
+        </w:rPr>
+      </w:pPr>
       <w:r>
         <w:rPr>
           <w:rFonts w:hint="eastAsia"/>
@@ -6392,85 +7354,13 @@
           <w:kern w:val="0"/>
           <w:sz w:val="24"/>
         </w:rPr>
-        <w:t>QP</w:t>
-      </w:r>
-      <w:r>
-        <w:rPr>
-          <w:rFonts w:hint="eastAsia"/>
-          <w:color w:val="000000"/>
-          <w:kern w:val="0"/>
-          <w:sz w:val="24"/>
-        </w:rPr>
-        <w:t>）协调末端运动、关节运动与力矩分配。安装端作用力与力矩的计算以现有静力平衡近似为基线，结合安装端运动、作用力与力矩数据校核其在动态工况下的适用性，研究动态作用的表征及建模偏差对实际控制响应的影响，为模型完善与控制设计提供依据</w:t>
-      </w:r>
-      <w:r>
-        <w:rPr>
-          <w:color w:val="000000"/>
-          <w:kern w:val="0"/>
-          <w:sz w:val="24"/>
-        </w:rPr>
-        <w:t>。</w:t>
-      </w:r>
-    </w:p>
-    <w:p>
-      <w:pPr>
-        <w:widowControl/>
-        <w:spacing w:after="40" w:line="317" w:lineRule="auto"/>
-        <w:ind w:firstLine="480"/>
-        <w:rPr>
-          <w:color w:val="000000"/>
-          <w:kern w:val="0"/>
-          <w:sz w:val="24"/>
-        </w:rPr>
-      </w:pPr>
-      <w:r>
-        <w:rPr>
-          <w:rFonts w:hint="eastAsia"/>
-          <w:color w:val="000000"/>
-          <w:kern w:val="0"/>
-          <w:sz w:val="24"/>
-        </w:rPr>
-        <w:t>在地面实验平台中，作业机械臂基座与基座运动模拟装置末端固定连接，该连接处对应模型中的实际安装端；作业机械臂末端对应倒置模型的浮动基。模拟装置提供安装端运动激励，作业机械臂的关节力矩由所提控制方法生成。结合实测安装端运动、作用力与力矩，校核安装端受力模型。由此建立在轨桁架与机器</w:t>
-      </w:r>
-      <w:r>
-        <w:rPr>
-          <w:rFonts w:hint="eastAsia"/>
-          <w:color w:val="000000"/>
-          <w:kern w:val="0"/>
-          <w:sz w:val="24"/>
-        </w:rPr>
-        <w:lastRenderedPageBreak/>
-        <w:t>人的相互作用、地面基座激励与控制模型之间的对应关系。拟结合安装端运动与受力分析，明确给定基座激励能够表征的耦合作用及其适用范围。</w:t>
-      </w:r>
-    </w:p>
-    <w:p>
-      <w:pPr>
-        <w:widowControl/>
-        <w:spacing w:after="40" w:line="317" w:lineRule="auto"/>
-        <w:ind w:firstLine="480"/>
-        <w:rPr>
-          <w:color w:val="000000"/>
-          <w:kern w:val="0"/>
-          <w:sz w:val="24"/>
-        </w:rPr>
-      </w:pPr>
-      <w:r>
-        <w:rPr>
-          <w:rFonts w:hint="eastAsia"/>
-          <w:color w:val="000000"/>
-          <w:kern w:val="0"/>
-          <w:sz w:val="24"/>
-        </w:rPr>
-        <w:t>以</w:t>
-      </w:r>
-      <w:r>
-        <w:rPr>
-          <w:color w:val="000000"/>
-          <w:kern w:val="0"/>
-          <w:position w:val="-14"/>
-          <w:sz w:val="24"/>
-        </w:rPr>
-        <w:object w:dxaOrig="1380" w:dyaOrig="400" w14:anchorId="228D4727">
+        <w:t>其中，</w:t>
+      </w:r>
+      <w:r>
+        <w:rPr>
+          <w:position w:val="-6"/>
+        </w:rPr>
+        <w:object w:dxaOrig="200" w:dyaOrig="220" w14:anchorId="40842BB8">
           <v:shapetype id="_x0000_t75" coordsize="21600,21600" o:spt="75" o:preferrelative="t" path="m@4@5l@4@11@9@11@9@5xe" filled="f" stroked="f">
             <v:stroke joinstyle="miter"/>
             <v:formulas>
@@ -6490,10 +7380,10 @@
             <v:path o:extrusionok="f" gradientshapeok="t" o:connecttype="rect"/>
             <o:lock v:ext="edit" aspectratio="t"/>
           </v:shapetype>
-          <v:shape id="_x0000_i1029" type="#_x0000_t75" style="width:68.95pt;height:19.8pt" o:ole="">
+          <v:shape id="_x0000_i1476" type="#_x0000_t75" style="width:9.8pt;height:11.2pt" o:ole="">
             <v:imagedata r:id="rId12" o:title=""/>
           </v:shape>
-          <o:OLEObject Type="Embed" ProgID="Equation.DSMT4" ShapeID="_x0000_i1029" DrawAspect="Content" ObjectID="_1851767327" r:id="rId13"/>
+          <o:OLEObject Type="Embed" ProgID="Equation.DSMT4" ShapeID="_x0000_i1476" DrawAspect="Content" ObjectID="_1851778278" r:id="rId13"/>
         </w:object>
       </w:r>
       <w:r>
@@ -6503,20 +7393,37 @@
           <w:kern w:val="0"/>
           <w:sz w:val="24"/>
         </w:rPr>
-        <w:t>分别表示作业端的实际与期望位姿，</w:t>
-      </w:r>
-      <w:r>
-        <w:rPr>
-          <w:color w:val="000000"/>
-          <w:kern w:val="0"/>
-          <w:position w:val="-12"/>
-          <w:sz w:val="24"/>
-        </w:rPr>
-        <w:object w:dxaOrig="280" w:dyaOrig="360" w14:anchorId="20EF5778">
-          <v:shape id="_x0000_i1030" type="#_x0000_t75" style="width:14pt;height:18.1pt" o:ole="">
+        <w:t>由</w:t>
+      </w:r>
+      <w:proofErr w:type="gramStart"/>
+      <w:r>
+        <w:rPr>
+          <w:rFonts w:hint="eastAsia"/>
+          <w:color w:val="000000"/>
+          <w:kern w:val="0"/>
+          <w:sz w:val="24"/>
+        </w:rPr>
+        <w:t>作业端体速度</w:t>
+      </w:r>
+      <w:proofErr w:type="gramEnd"/>
+      <w:r>
+        <w:rPr>
+          <w:rFonts w:hint="eastAsia"/>
+          <w:color w:val="000000"/>
+          <w:kern w:val="0"/>
+          <w:sz w:val="24"/>
+        </w:rPr>
+        <w:t>和关节速度组成，</w:t>
+      </w:r>
+      <w:r>
+        <w:rPr>
+          <w:position w:val="-4"/>
+        </w:rPr>
+        <w:object w:dxaOrig="320" w:dyaOrig="260" w14:anchorId="47EBB8BB">
+          <v:shape id="_x0000_i1478" type="#_x0000_t75" style="width:15.9pt;height:13.1pt" o:ole="">
             <v:imagedata r:id="rId14" o:title=""/>
           </v:shape>
-          <o:OLEObject Type="Embed" ProgID="Equation.DSMT4" ShapeID="_x0000_i1030" DrawAspect="Content" ObjectID="_1851767328" r:id="rId15"/>
+          <o:OLEObject Type="Embed" ProgID="Equation.DSMT4" ShapeID="_x0000_i1478" DrawAspect="Content" ObjectID="_1851778279" r:id="rId15"/>
         </w:object>
       </w:r>
       <w:r>
@@ -6526,22 +7433,20 @@
           <w:kern w:val="0"/>
           <w:sz w:val="24"/>
         </w:rPr>
-        <w:t>和</w:t>
-      </w:r>
-      <w:r>
-        <w:rPr>
-          <w:color w:val="000000"/>
-          <w:kern w:val="0"/>
-          <w:position w:val="-12"/>
-          <w:sz w:val="24"/>
-        </w:rPr>
-        <w:object w:dxaOrig="300" w:dyaOrig="360" w14:anchorId="18FB6832">
-          <v:shape id="_x0000_i1031" type="#_x0000_t75" style="width:15pt;height:18.1pt" o:ole="">
+        <w:t>为惯性矩阵，</w:t>
+      </w:r>
+      <w:r>
+        <w:rPr>
+          <w:position w:val="-6"/>
+        </w:rPr>
+        <w:object w:dxaOrig="200" w:dyaOrig="279" w14:anchorId="37451523">
+          <v:shape id="_x0000_i1480" type="#_x0000_t75" style="width:9.8pt;height:14.05pt" o:ole="">
             <v:imagedata r:id="rId16" o:title=""/>
           </v:shape>
-          <o:OLEObject Type="Embed" ProgID="Equation.DSMT4" ShapeID="_x0000_i1031" DrawAspect="Content" ObjectID="_1851767329" r:id="rId17"/>
+          <o:OLEObject Type="Embed" ProgID="Equation.DSMT4" ShapeID="_x0000_i1480" DrawAspect="Content" ObjectID="_1851778280" r:id="rId17"/>
         </w:object>
       </w:r>
+      <w:proofErr w:type="gramStart"/>
       <w:r>
         <w:rPr>
           <w:rFonts w:hint="eastAsia"/>
@@ -6549,124 +7454,9 @@
           <w:kern w:val="0"/>
           <w:sz w:val="24"/>
         </w:rPr>
-        <w:t>分别为对应的体速度。采用从实际位姿指向期望位姿的误差定义：</w:t>
-      </w:r>
-    </w:p>
-    <w:tbl>
-      <w:tblPr>
-        <w:tblW w:w="0" w:type="auto"/>
-        <w:jc w:val="center"/>
-        <w:tblLayout w:type="fixed"/>
-        <w:tblLook w:val="04A0" w:firstRow="1" w:lastRow="0" w:firstColumn="1" w:lastColumn="0" w:noHBand="0" w:noVBand="1"/>
-      </w:tblPr>
-      <w:tblGrid>
-        <w:gridCol w:w="8391"/>
-        <w:gridCol w:w="567"/>
-      </w:tblGrid>
-      <w:tr>
-        <w:trPr>
-          <w:cantSplit/>
-          <w:jc w:val="center"/>
-        </w:trPr>
-        <w:tc>
-          <w:tcPr>
-            <w:tcW w:w="8391" w:type="dxa"/>
-            <w:tcBorders>
-              <w:top w:val="nil"/>
-              <w:left w:val="nil"/>
-              <w:bottom w:val="nil"/>
-              <w:right w:val="nil"/>
-            </w:tcBorders>
-            <w:tcMar>
-              <w:top w:w="50" w:type="dxa"/>
-              <w:left w:w="0" w:type="dxa"/>
-              <w:bottom w:w="50" w:type="dxa"/>
-              <w:right w:w="0" w:type="dxa"/>
-            </w:tcMar>
-            <w:vAlign w:val="center"/>
-          </w:tcPr>
-          <w:p>
-            <w:pPr>
-              <w:keepLines/>
-              <w:widowControl/>
-              <w:tabs>
-                <w:tab w:val="center" w:pos="4200"/>
-                <w:tab w:val="right" w:pos="8400"/>
-              </w:tabs>
-              <w:spacing w:before="100" w:after="100"/>
-              <w:jc w:val="center"/>
-              <w:rPr>
-                <w:color w:val="000000"/>
-                <w:kern w:val="0"/>
-                <w:sz w:val="24"/>
-              </w:rPr>
-            </w:pPr>
-            <w:r>
-              <w:rPr>
-                <w:color w:val="000000"/>
-                <w:kern w:val="0"/>
-                <w:position w:val="-32"/>
-                <w:sz w:val="24"/>
-              </w:rPr>
-              <w:object w:dxaOrig="2340" w:dyaOrig="760" w14:anchorId="7FD8F238">
-                <v:shape id="_x0000_i1032" type="#_x0000_t75" style="width:117.05pt;height:37.9pt" o:ole="">
-                  <v:imagedata r:id="rId18" o:title=""/>
-                </v:shape>
-                <o:OLEObject Type="Embed" ProgID="Equation.DSMT4" ShapeID="_x0000_i1032" DrawAspect="Content" ObjectID="_1851767330" r:id="rId19"/>
-              </w:object>
-            </w:r>
-          </w:p>
-        </w:tc>
-        <w:tc>
-          <w:tcPr>
-            <w:tcW w:w="567" w:type="dxa"/>
-            <w:tcBorders>
-              <w:top w:val="nil"/>
-              <w:left w:val="nil"/>
-              <w:bottom w:val="nil"/>
-              <w:right w:val="nil"/>
-            </w:tcBorders>
-            <w:tcMar>
-              <w:top w:w="50" w:type="dxa"/>
-              <w:left w:w="0" w:type="dxa"/>
-              <w:bottom w:w="50" w:type="dxa"/>
-              <w:right w:w="0" w:type="dxa"/>
-            </w:tcMar>
-            <w:vAlign w:val="center"/>
-          </w:tcPr>
-          <w:p>
-            <w:pPr>
-              <w:widowControl/>
-              <w:spacing w:after="40"/>
-              <w:jc w:val="right"/>
-              <w:rPr>
-                <w:color w:val="000000"/>
-                <w:kern w:val="0"/>
-                <w:sz w:val="24"/>
-              </w:rPr>
-            </w:pPr>
-            <w:r>
-              <w:rPr>
-                <w:color w:val="000000"/>
-                <w:kern w:val="0"/>
-              </w:rPr>
-              <w:t>(1)</w:t>
-            </w:r>
-          </w:p>
-        </w:tc>
-      </w:tr>
-    </w:tbl>
-    <w:p>
-      <w:pPr>
-        <w:widowControl/>
-        <w:spacing w:after="40" w:line="317" w:lineRule="auto"/>
-        <w:ind w:firstLine="480"/>
-        <w:rPr>
-          <w:color w:val="000000"/>
-          <w:kern w:val="0"/>
-          <w:sz w:val="24"/>
-        </w:rPr>
-      </w:pPr>
+        <w:t>包含科</w:t>
+      </w:r>
+      <w:proofErr w:type="gramEnd"/>
       <w:r>
         <w:rPr>
           <w:rFonts w:hint="eastAsia"/>
@@ -6674,20 +7464,37 @@
           <w:kern w:val="0"/>
           <w:sz w:val="24"/>
         </w:rPr>
-        <w:t>其中，</w:t>
-      </w:r>
-      <w:r>
-        <w:rPr>
-          <w:color w:val="000000"/>
-          <w:kern w:val="0"/>
+        <w:t>氏、离心及重力项；</w:t>
+      </w:r>
+      <w:r>
+        <w:rPr>
           <w:position w:val="-6"/>
-          <w:sz w:val="24"/>
-        </w:rPr>
-        <w:object w:dxaOrig="680" w:dyaOrig="320" w14:anchorId="40D1470E">
-          <v:shape id="_x0000_i1033" type="#_x0000_t75" style="width:34.1pt;height:16.05pt" o:ole="">
+        </w:rPr>
+        <w:object w:dxaOrig="220" w:dyaOrig="279" w14:anchorId="4B4FE7F6">
+          <v:shape id="_x0000_i1482" type="#_x0000_t75" style="width:11.2pt;height:14.05pt" o:ole="">
+            <v:imagedata r:id="rId18" o:title=""/>
+          </v:shape>
+          <o:OLEObject Type="Embed" ProgID="Equation.DSMT4" ShapeID="_x0000_i1482" DrawAspect="Content" ObjectID="_1851778281" r:id="rId19"/>
+        </w:object>
+      </w:r>
+      <w:r>
+        <w:rPr>
+          <w:rFonts w:hint="eastAsia"/>
+          <w:color w:val="000000"/>
+          <w:kern w:val="0"/>
+          <w:sz w:val="24"/>
+        </w:rPr>
+        <w:t>为关节选择矩阵，</w:t>
+      </w:r>
+      <w:r>
+        <w:rPr>
+          <w:position w:val="-14"/>
+        </w:rPr>
+        <w:object w:dxaOrig="260" w:dyaOrig="380" w14:anchorId="00484ACE">
+          <v:shape id="_x0000_i1484" type="#_x0000_t75" style="width:13.1pt;height:19.15pt" o:ole="">
             <v:imagedata r:id="rId20" o:title=""/>
           </v:shape>
-          <o:OLEObject Type="Embed" ProgID="Equation.DSMT4" ShapeID="_x0000_i1033" DrawAspect="Content" ObjectID="_1851767331" r:id="rId21"/>
+          <o:OLEObject Type="Embed" ProgID="Equation.DSMT4" ShapeID="_x0000_i1484" DrawAspect="Content" ObjectID="_1851778282" r:id="rId21"/>
         </w:object>
       </w:r>
       <w:r>
@@ -6697,20 +7504,17 @@
           <w:kern w:val="0"/>
           <w:sz w:val="24"/>
         </w:rPr>
-        <w:t>为局部指数坐标，</w:t>
-      </w:r>
-      <w:r>
-        <w:rPr>
-          <w:color w:val="000000"/>
-          <w:kern w:val="0"/>
-          <w:position w:val="-6"/>
-          <w:sz w:val="24"/>
-        </w:rPr>
-        <w:object w:dxaOrig="380" w:dyaOrig="280" w14:anchorId="379FAF8A">
-          <v:shape id="_x0000_i1034" type="#_x0000_t75" style="width:19.1pt;height:14pt" o:ole="">
+        <w:t>为关节驱动力矩；</w:t>
+      </w:r>
+      <w:r>
+        <w:rPr>
+          <w:position w:val="-12"/>
+        </w:rPr>
+        <w:object w:dxaOrig="279" w:dyaOrig="360" w14:anchorId="6024AB7A">
+          <v:shape id="_x0000_i1486" type="#_x0000_t75" style="width:14.05pt;height:18.25pt" o:ole="">
             <v:imagedata r:id="rId22" o:title=""/>
           </v:shape>
-          <o:OLEObject Type="Embed" ProgID="Equation.DSMT4" ShapeID="_x0000_i1034" DrawAspect="Content" ObjectID="_1851767332" r:id="rId23"/>
+          <o:OLEObject Type="Embed" ProgID="Equation.DSMT4" ShapeID="_x0000_i1486" DrawAspect="Content" ObjectID="_1851778283" r:id="rId23"/>
         </w:object>
       </w:r>
       <w:r>
@@ -6720,20 +7524,17 @@
           <w:kern w:val="0"/>
           <w:sz w:val="24"/>
         </w:rPr>
-        <w:t>为群伴随映射，</w:t>
-      </w:r>
-      <w:r>
-        <w:rPr>
-          <w:color w:val="000000"/>
-          <w:kern w:val="0"/>
+        <w:t>、</w:t>
+      </w:r>
+      <w:r>
+        <w:rPr>
           <w:position w:val="-12"/>
-          <w:sz w:val="24"/>
-        </w:rPr>
-        <w:object w:dxaOrig="620" w:dyaOrig="360" w14:anchorId="041E179B">
-          <v:shape id="_x0000_i1035" type="#_x0000_t75" style="width:31.05pt;height:18.1pt" o:ole="">
+        </w:rPr>
+        <w:object w:dxaOrig="279" w:dyaOrig="360" w14:anchorId="0FCBBB9A">
+          <v:shape id="_x0000_i1488" type="#_x0000_t75" style="width:14.05pt;height:18.25pt" o:ole="">
             <v:imagedata r:id="rId24" o:title=""/>
           </v:shape>
-          <o:OLEObject Type="Embed" ProgID="Equation.DSMT4" ShapeID="_x0000_i1035" DrawAspect="Content" ObjectID="_1851767333" r:id="rId25"/>
+          <o:OLEObject Type="Embed" ProgID="Equation.DSMT4" ShapeID="_x0000_i1488" DrawAspect="Content" ObjectID="_1851778284" r:id="rId25"/>
         </w:object>
       </w:r>
       <w:r>
@@ -6743,7 +7544,18 @@
           <w:kern w:val="0"/>
           <w:sz w:val="24"/>
         </w:rPr>
-        <w:t>为与上述相对速度约定一致的指数映射微分。在李群上设计几何阻抗关系，并将其转换为指数坐标中的误差动态</w:t>
+        <w:t>分别为作用于作业端和安装端的界面力与力矩，</w:t>
+      </w:r>
+      <w:r>
+        <w:rPr>
+          <w:position w:val="-12"/>
+        </w:rPr>
+        <w:object w:dxaOrig="279" w:dyaOrig="360" w14:anchorId="53AA4952">
+          <v:shape id="_x0000_i1490" type="#_x0000_t75" style="width:14.05pt;height:18.25pt" o:ole="">
+            <v:imagedata r:id="rId26" o:title=""/>
+          </v:shape>
+          <o:OLEObject Type="Embed" ProgID="Equation.DSMT4" ShapeID="_x0000_i1490" DrawAspect="Content" ObjectID="_1851778285" r:id="rId27"/>
+        </w:object>
       </w:r>
       <w:r>
         <w:rPr>
@@ -6752,176 +7564,37 @@
           <w:kern w:val="0"/>
           <w:sz w:val="24"/>
         </w:rPr>
-        <w:t>[19]</w:t>
-      </w:r>
-      <w:r>
-        <w:rPr>
-          <w:rFonts w:hint="eastAsia"/>
-          <w:color w:val="000000"/>
-          <w:kern w:val="0"/>
-          <w:sz w:val="24"/>
-        </w:rPr>
-        <w:t>：</w:t>
-      </w:r>
-    </w:p>
-    <w:tbl>
-      <w:tblPr>
-        <w:tblW w:w="0" w:type="auto"/>
-        <w:jc w:val="center"/>
-        <w:tblLayout w:type="fixed"/>
-        <w:tblLook w:val="04A0" w:firstRow="1" w:lastRow="0" w:firstColumn="1" w:lastColumn="0" w:noHBand="0" w:noVBand="1"/>
-      </w:tblPr>
-      <w:tblGrid>
-        <w:gridCol w:w="8391"/>
-        <w:gridCol w:w="567"/>
-      </w:tblGrid>
-      <w:tr>
-        <w:trPr>
-          <w:cantSplit/>
-          <w:jc w:val="center"/>
-        </w:trPr>
-        <w:tc>
-          <w:tcPr>
-            <w:tcW w:w="8391" w:type="dxa"/>
-            <w:tcBorders>
-              <w:top w:val="nil"/>
-              <w:left w:val="nil"/>
-              <w:bottom w:val="nil"/>
-              <w:right w:val="nil"/>
-            </w:tcBorders>
-            <w:tcMar>
-              <w:top w:w="50" w:type="dxa"/>
-              <w:left w:w="0" w:type="dxa"/>
-              <w:bottom w:w="50" w:type="dxa"/>
-              <w:right w:w="0" w:type="dxa"/>
-            </w:tcMar>
-            <w:vAlign w:val="center"/>
-          </w:tcPr>
-          <w:p>
-            <w:pPr>
-              <w:keepLines/>
-              <w:widowControl/>
-              <w:tabs>
-                <w:tab w:val="center" w:pos="4200"/>
-                <w:tab w:val="right" w:pos="8400"/>
-              </w:tabs>
-              <w:spacing w:before="100" w:after="100"/>
-              <w:jc w:val="center"/>
-              <w:rPr>
-                <w:color w:val="000000"/>
-                <w:kern w:val="0"/>
-                <w:sz w:val="24"/>
-              </w:rPr>
-            </w:pPr>
-            <w:r>
-              <w:rPr>
-                <w:color w:val="000000"/>
-                <w:kern w:val="0"/>
-                <w:position w:val="-50"/>
-                <w:sz w:val="24"/>
-              </w:rPr>
-              <w:object w:dxaOrig="2680" w:dyaOrig="1120" w14:anchorId="117C39F4">
-                <v:shape id="_x0000_i1036" type="#_x0000_t75" style="width:133.75pt;height:55.95pt" o:ole="">
-                  <v:imagedata r:id="rId26" o:title=""/>
-                </v:shape>
-                <o:OLEObject Type="Embed" ProgID="Equation.DSMT4" ShapeID="_x0000_i1036" DrawAspect="Content" ObjectID="_1851767334" r:id="rId27"/>
-              </w:object>
-            </w:r>
-          </w:p>
-        </w:tc>
-        <w:tc>
-          <w:tcPr>
-            <w:tcW w:w="567" w:type="dxa"/>
-            <w:tcBorders>
-              <w:top w:val="nil"/>
-              <w:left w:val="nil"/>
-              <w:bottom w:val="nil"/>
-              <w:right w:val="nil"/>
-            </w:tcBorders>
-            <w:tcMar>
-              <w:top w:w="50" w:type="dxa"/>
-              <w:left w:w="0" w:type="dxa"/>
-              <w:bottom w:w="50" w:type="dxa"/>
-              <w:right w:w="0" w:type="dxa"/>
-            </w:tcMar>
-            <w:vAlign w:val="center"/>
-          </w:tcPr>
-          <w:p>
-            <w:pPr>
-              <w:widowControl/>
-              <w:spacing w:after="40"/>
-              <w:jc w:val="right"/>
-              <w:rPr>
-                <w:color w:val="000000"/>
-                <w:kern w:val="0"/>
-                <w:sz w:val="24"/>
-              </w:rPr>
-            </w:pPr>
-            <w:r>
-              <w:rPr>
-                <w:color w:val="000000"/>
-                <w:kern w:val="0"/>
-              </w:rPr>
-              <w:t>(2)</w:t>
-            </w:r>
-          </w:p>
-        </w:tc>
-      </w:tr>
-    </w:tbl>
-    <w:p>
-      <w:pPr>
-        <w:widowControl/>
-        <w:spacing w:after="40" w:line="317" w:lineRule="auto"/>
-        <w:ind w:firstLine="480"/>
-        <w:rPr>
-          <w:color w:val="000000"/>
-          <w:kern w:val="0"/>
-          <w:sz w:val="24"/>
-        </w:rPr>
-      </w:pPr>
-      <w:r>
-        <w:rPr>
-          <w:rFonts w:hint="eastAsia"/>
-          <w:color w:val="000000"/>
-          <w:kern w:val="0"/>
-          <w:sz w:val="24"/>
-        </w:rPr>
-        <w:t>这里，</w:t>
-      </w:r>
-      <w:r>
-        <w:rPr>
-          <w:color w:val="000000"/>
-          <w:kern w:val="0"/>
-          <w:position w:val="-4"/>
-          <w:sz w:val="24"/>
-        </w:rPr>
-        <w:object w:dxaOrig="260" w:dyaOrig="260" w14:anchorId="65C7F24C">
-          <v:shape id="_x0000_i1037" type="#_x0000_t75" style="width:13.3pt;height:13.3pt" o:ole="">
+        <w:t>、</w:t>
+      </w:r>
+      <w:r>
+        <w:rPr>
+          <w:position w:val="-14"/>
+        </w:rPr>
+        <w:object w:dxaOrig="300" w:dyaOrig="380" w14:anchorId="2864A09A">
+          <v:shape id="_x0000_i1492" type="#_x0000_t75" style="width:14.95pt;height:19.15pt" o:ole="">
             <v:imagedata r:id="rId28" o:title=""/>
           </v:shape>
-          <o:OLEObject Type="Embed" ProgID="Equation.DSMT4" ShapeID="_x0000_i1037" DrawAspect="Content" ObjectID="_1851767335" r:id="rId29"/>
+          <o:OLEObject Type="Embed" ProgID="Equation.DSMT4" ShapeID="_x0000_i1492" DrawAspect="Content" ObjectID="_1851778286" r:id="rId29"/>
         </w:object>
       </w:r>
       <w:r>
         <w:rPr>
-          <w:color w:val="000000"/>
-          <w:kern w:val="0"/>
-          <w:sz w:val="24"/>
-        </w:rPr>
-        <w:t>、</w:t>
-      </w:r>
-      <w:r>
-        <w:rPr>
-          <w:color w:val="000000"/>
-          <w:kern w:val="0"/>
-          <w:position w:val="-4"/>
-          <w:sz w:val="24"/>
-        </w:rPr>
-        <w:object w:dxaOrig="260" w:dyaOrig="260" w14:anchorId="42A73157">
-          <v:shape id="_x0000_i1038" type="#_x0000_t75" style="width:13.3pt;height:13.3pt" o:ole="">
+          <w:rFonts w:hint="eastAsia"/>
+          <w:color w:val="000000"/>
+          <w:kern w:val="0"/>
+          <w:sz w:val="24"/>
+        </w:rPr>
+        <w:t>为对应雅可比矩阵。当前自由空间位姿保持实验取</w:t>
+      </w:r>
+      <w:r>
+        <w:rPr>
+          <w:position w:val="-12"/>
+        </w:rPr>
+        <w:object w:dxaOrig="660" w:dyaOrig="360" w14:anchorId="72C39204">
+          <v:shape id="_x0000_i1494" type="#_x0000_t75" style="width:33.2pt;height:18.25pt" o:ole="">
             <v:imagedata r:id="rId30" o:title=""/>
           </v:shape>
-          <o:OLEObject Type="Embed" ProgID="Equation.DSMT4" ShapeID="_x0000_i1038" DrawAspect="Content" ObjectID="_1851767336" r:id="rId31"/>
+          <o:OLEObject Type="Embed" ProgID="Equation.DSMT4" ShapeID="_x0000_i1494" DrawAspect="Content" ObjectID="_1851778287" r:id="rId31"/>
         </w:object>
       </w:r>
       <w:r>
@@ -6931,22 +7604,43 @@
           <w:kern w:val="0"/>
           <w:sz w:val="24"/>
         </w:rPr>
-        <w:t>和</w:t>
-      </w:r>
-      <w:r>
-        <w:rPr>
-          <w:color w:val="000000"/>
-          <w:kern w:val="0"/>
-          <w:position w:val="-4"/>
-          <w:sz w:val="24"/>
-        </w:rPr>
-        <w:object w:dxaOrig="280" w:dyaOrig="260" w14:anchorId="231CA761">
-          <v:shape id="_x0000_i1039" type="#_x0000_t75" style="width:14pt;height:13.3pt" o:ole="">
+        <w:t>。</w:t>
+      </w:r>
+    </w:p>
+    <w:p>
+      <w:pPr>
+        <w:pStyle w:val="MTDisplayEquation"/>
+        <w:rPr>
+          <w:rFonts w:hint="eastAsia"/>
+        </w:rPr>
+      </w:pPr>
+      <w:r>
+        <w:tab/>
+      </w:r>
+      <w:r>
+        <w:rPr>
+          <w:position w:val="-14"/>
+        </w:rPr>
+        <w:object w:dxaOrig="2720" w:dyaOrig="400" w14:anchorId="2D6FF28A">
+          <v:shape id="_x0000_i1499" type="#_x0000_t75" style="width:136.05pt;height:20.1pt" o:ole="">
             <v:imagedata r:id="rId32" o:title=""/>
           </v:shape>
-          <o:OLEObject Type="Embed" ProgID="Equation.DSMT4" ShapeID="_x0000_i1039" DrawAspect="Content" ObjectID="_1851767337" r:id="rId33"/>
+          <o:OLEObject Type="Embed" ProgID="Equation.DSMT4" ShapeID="_x0000_i1499" DrawAspect="Content" ObjectID="_1851778288" r:id="rId33"/>
         </w:object>
       </w:r>
+    </w:p>
+    <w:p>
+      <w:pPr>
+        <w:widowControl/>
+        <w:spacing w:before="180" w:after="60" w:line="317" w:lineRule="auto"/>
+        <w:ind w:firstLine="480"/>
+        <w:jc w:val="left"/>
+        <w:rPr>
+          <w:color w:val="000000"/>
+          <w:kern w:val="0"/>
+          <w:sz w:val="24"/>
+        </w:rPr>
+      </w:pPr>
       <w:r>
         <w:rPr>
           <w:rFonts w:hint="eastAsia"/>
@@ -6954,20 +7648,89 @@
           <w:kern w:val="0"/>
           <w:sz w:val="24"/>
         </w:rPr>
-        <w:t>分别为期望惯量、阻尼和刚度矩阵，</w:t>
-      </w:r>
-      <w:r>
-        <w:rPr>
-          <w:color w:val="000000"/>
-          <w:kern w:val="0"/>
-          <w:position w:val="-4"/>
-          <w:sz w:val="24"/>
-        </w:rPr>
-        <w:object w:dxaOrig="260" w:dyaOrig="300" w14:anchorId="1D4E06BD">
-          <v:shape id="_x0000_i1040" type="#_x0000_t75" style="width:13.3pt;height:15pt" o:ole="">
+        <w:t>安装端载荷采用随构型更新的静态支撑近似：根据当前构型下的重力项和安装端雅可比，求解满足浮动</w:t>
+      </w:r>
+      <w:proofErr w:type="gramStart"/>
+      <w:r>
+        <w:rPr>
+          <w:rFonts w:hint="eastAsia"/>
+          <w:color w:val="000000"/>
+          <w:kern w:val="0"/>
+          <w:sz w:val="24"/>
+        </w:rPr>
+        <w:t>基六维静</w:t>
+      </w:r>
+      <w:proofErr w:type="gramEnd"/>
+      <w:r>
+        <w:rPr>
+          <w:rFonts w:hint="eastAsia"/>
+          <w:color w:val="000000"/>
+          <w:kern w:val="0"/>
+          <w:sz w:val="24"/>
+        </w:rPr>
+        <w:t>力平衡的支撑载荷，并将其映射为广义力，作为动力学约束中的载荷基线。地面实验中，将模拟机械臂末端与作业机械臂安装端刚性连接，由模拟机械臂施加基座运动；作业机械臂以初始作业</w:t>
+      </w:r>
+      <w:proofErr w:type="gramStart"/>
+      <w:r>
+        <w:rPr>
+          <w:rFonts w:hint="eastAsia"/>
+          <w:color w:val="000000"/>
+          <w:kern w:val="0"/>
+          <w:sz w:val="24"/>
+        </w:rPr>
+        <w:t>端</w:t>
+      </w:r>
+      <w:r>
+        <w:rPr>
+          <w:rFonts w:hint="eastAsia"/>
+          <w:color w:val="000000"/>
+          <w:kern w:val="0"/>
+          <w:sz w:val="24"/>
+        </w:rPr>
+        <w:lastRenderedPageBreak/>
+        <w:t>世界</w:t>
+      </w:r>
+      <w:proofErr w:type="gramEnd"/>
+      <w:r>
+        <w:rPr>
+          <w:rFonts w:hint="eastAsia"/>
+          <w:color w:val="000000"/>
+          <w:kern w:val="0"/>
+          <w:sz w:val="24"/>
+        </w:rPr>
+        <w:t>位姿为固定目标，期望速度和加速度均设为零，通过位置与姿态误差评价基座运动下的位姿保持效果。</w:t>
+      </w:r>
+    </w:p>
+    <w:p>
+      <w:pPr>
+        <w:widowControl/>
+        <w:spacing w:before="180" w:after="60" w:line="317" w:lineRule="auto"/>
+        <w:ind w:firstLine="480"/>
+        <w:jc w:val="left"/>
+        <w:rPr>
+          <w:color w:val="000000"/>
+          <w:kern w:val="0"/>
+          <w:sz w:val="24"/>
+        </w:rPr>
+      </w:pPr>
+      <w:r>
+        <w:rPr>
+          <w:rFonts w:hint="eastAsia"/>
+          <w:color w:val="000000"/>
+          <w:kern w:val="0"/>
+          <w:sz w:val="24"/>
+        </w:rPr>
+        <w:t>为将作业端位姿偏差转化为加速度参考，在</w:t>
+      </w:r>
+      <w:r>
+        <w:rPr>
+          <w:position w:val="-10"/>
+        </w:rPr>
+        <w:object w:dxaOrig="620" w:dyaOrig="320" w14:anchorId="786F9FA5">
+          <v:shape id="_x0000_i1416" type="#_x0000_t75" style="width:30.85pt;height:15.9pt" o:ole="">
             <v:imagedata r:id="rId34" o:title=""/>
           </v:shape>
-          <o:OLEObject Type="Embed" ProgID="Equation.DSMT4" ShapeID="_x0000_i1040" DrawAspect="Content" ObjectID="_1851767338" r:id="rId35"/>
+          <o:OLEObject Type="Embed" ProgID="Equation.DSMT4" ShapeID="_x0000_i1416" DrawAspect="Content" ObjectID="_1851778289" r:id="rId35"/>
         </w:object>
       </w:r>
       <w:r>
@@ -6977,20 +7740,17 @@
           <w:kern w:val="0"/>
           <w:sz w:val="24"/>
         </w:rPr>
-        <w:t>为按相对运动方向定义的外力旋量。记</w:t>
-      </w:r>
-      <w:r>
-        <w:rPr>
-          <w:color w:val="000000"/>
-          <w:kern w:val="0"/>
+        <w:t>上描述实际位姿</w:t>
+      </w:r>
+      <w:r>
+        <w:rPr>
           <w:position w:val="-12"/>
-          <w:sz w:val="24"/>
-        </w:rPr>
-        <w:object w:dxaOrig="1120" w:dyaOrig="360" w14:anchorId="5565339C">
-          <v:shape id="_x0000_i1041" type="#_x0000_t75" style="width:55.95pt;height:18.1pt" o:ole="">
+        </w:rPr>
+        <w:object w:dxaOrig="260" w:dyaOrig="360" w14:anchorId="015F87E6">
+          <v:shape id="_x0000_i1419" type="#_x0000_t75" style="width:13.1pt;height:18.25pt" o:ole="">
             <v:imagedata r:id="rId36" o:title=""/>
           </v:shape>
-          <o:OLEObject Type="Embed" ProgID="Equation.DSMT4" ShapeID="_x0000_i1041" DrawAspect="Content" ObjectID="_1851767339" r:id="rId37"/>
+          <o:OLEObject Type="Embed" ProgID="Equation.DSMT4" ShapeID="_x0000_i1419" DrawAspect="Content" ObjectID="_1851778290" r:id="rId37"/>
         </w:object>
       </w:r>
       <w:r>
@@ -7000,86 +7760,108 @@
           <w:kern w:val="0"/>
           <w:sz w:val="24"/>
         </w:rPr>
-        <w:t>，则</w:t>
-      </w:r>
-      <w:r>
-        <w:rPr>
-          <w:color w:val="000000"/>
-          <w:kern w:val="0"/>
+        <w:t>与期望位姿</w:t>
+      </w:r>
+      <w:r>
+        <w:rPr>
           <w:position w:val="-12"/>
-          <w:sz w:val="24"/>
-        </w:rPr>
-        <w:object w:dxaOrig="1240" w:dyaOrig="380" w14:anchorId="2679D54B">
-          <v:shape id="_x0000_i1042" type="#_x0000_t75" style="width:61.75pt;height:19.1pt" o:ole="">
+        </w:rPr>
+        <w:object w:dxaOrig="260" w:dyaOrig="360" w14:anchorId="3D9B339F">
+          <v:shape id="_x0000_i1422" type="#_x0000_t75" style="width:13.1pt;height:18.25pt" o:ole="">
             <v:imagedata r:id="rId38" o:title=""/>
           </v:shape>
-          <o:OLEObject Type="Embed" ProgID="Equation.DSMT4" ShapeID="_x0000_i1042" DrawAspect="Content" ObjectID="_1851767340" r:id="rId39"/>
+          <o:OLEObject Type="Embed" ProgID="Equation.DSMT4" ShapeID="_x0000_i1422" DrawAspect="Content" ObjectID="_1851778291" r:id="rId39"/>
         </w:object>
       </w:r>
       <w:r>
         <w:rPr>
-          <w:color w:val="000000"/>
-          <w:kern w:val="0"/>
-          <w:sz w:val="24"/>
-        </w:rPr>
-        <w:t>、</w:t>
-      </w:r>
-      <w:r>
-        <w:rPr>
-          <w:color w:val="000000"/>
-          <w:kern w:val="0"/>
+          <w:rFonts w:hint="eastAsia"/>
+          <w:color w:val="000000"/>
+          <w:kern w:val="0"/>
+          <w:sz w:val="24"/>
+        </w:rPr>
+        <w:t>，定义局部误差坐标</w:t>
+      </w:r>
+      <w:r>
+        <w:rPr>
           <w:position w:val="-12"/>
-          <w:sz w:val="24"/>
-        </w:rPr>
-        <w:object w:dxaOrig="2160" w:dyaOrig="380" w14:anchorId="2AF86E1F">
-          <v:shape id="_x0000_i1043" type="#_x0000_t75" style="width:108.15pt;height:19.1pt" o:ole="">
+        </w:rPr>
+        <w:object w:dxaOrig="1640" w:dyaOrig="380" w14:anchorId="0842ECA7">
+          <v:shape id="_x0000_i1464" type="#_x0000_t75" style="width:81.8pt;height:19.15pt" o:ole="">
             <v:imagedata r:id="rId40" o:title=""/>
           </v:shape>
-          <o:OLEObject Type="Embed" ProgID="Equation.DSMT4" ShapeID="_x0000_i1043" DrawAspect="Content" ObjectID="_1851767341" r:id="rId41"/>
+          <o:OLEObject Type="Embed" ProgID="Equation.DSMT4" ShapeID="_x0000_i1464" DrawAspect="Content" ObjectID="_1851778292" r:id="rId41"/>
         </w:object>
       </w:r>
       <w:r>
         <w:rPr>
-          <w:color w:val="000000"/>
-          <w:kern w:val="0"/>
-          <w:sz w:val="24"/>
-        </w:rPr>
-        <w:t>、</w:t>
-      </w:r>
-      <w:r>
-        <w:rPr>
-          <w:color w:val="000000"/>
-          <w:kern w:val="0"/>
+          <w:rFonts w:hint="eastAsia"/>
+          <w:color w:val="000000"/>
+          <w:kern w:val="0"/>
+          <w:sz w:val="24"/>
+        </w:rPr>
+        <w:t>，并在误差坐标中构造阻抗关系</w:t>
+      </w:r>
+      <w:r>
+        <w:rPr>
+          <w:rFonts w:hint="eastAsia"/>
+          <w:color w:val="000000"/>
+          <w:kern w:val="0"/>
+          <w:sz w:val="24"/>
+        </w:rPr>
+        <w:t>[19]</w:t>
+      </w:r>
+    </w:p>
+    <w:p>
+      <w:pPr>
+        <w:pStyle w:val="MTDisplayEquation"/>
+      </w:pPr>
+      <w:r>
+        <w:tab/>
+      </w:r>
+      <w:r>
+        <w:rPr>
           <w:position w:val="-12"/>
-          <w:sz w:val="24"/>
-        </w:rPr>
-        <w:object w:dxaOrig="820" w:dyaOrig="360" w14:anchorId="17A566DE">
-          <v:shape id="_x0000_i1044" type="#_x0000_t75" style="width:40.95pt;height:18.1pt" o:ole="">
+        </w:rPr>
+        <w:object w:dxaOrig="2320" w:dyaOrig="499" w14:anchorId="71D16EB9">
+          <v:shape id="_x0000_i1605" type="#_x0000_t75" style="width:115.95pt;height:24.8pt" o:ole="">
             <v:imagedata r:id="rId42" o:title=""/>
           </v:shape>
-          <o:OLEObject Type="Embed" ProgID="Equation.DSMT4" ShapeID="_x0000_i1044" DrawAspect="Content" ObjectID="_1851767342" r:id="rId43"/>
+          <o:OLEObject Type="Embed" ProgID="Equation.DSMT4" ShapeID="_x0000_i1605" DrawAspect="Content" ObjectID="_1851778293" r:id="rId43"/>
         </w:object>
       </w:r>
-      <w:r>
-        <w:rPr>
-          <w:color w:val="000000"/>
-          <w:kern w:val="0"/>
-          <w:sz w:val="24"/>
-        </w:rPr>
-        <w:t>、</w:t>
-      </w:r>
-      <w:r>
-        <w:rPr>
-          <w:color w:val="000000"/>
-          <w:kern w:val="0"/>
+    </w:p>
+    <w:p>
+      <w:pPr>
+        <w:widowControl/>
+        <w:spacing w:before="180" w:after="60" w:line="317" w:lineRule="auto"/>
+        <w:ind w:firstLine="480"/>
+        <w:jc w:val="left"/>
+        <w:rPr>
+          <w:rFonts w:hint="eastAsia"/>
+          <w:color w:val="000000"/>
+          <w:kern w:val="0"/>
+          <w:sz w:val="24"/>
+        </w:rPr>
+      </w:pPr>
+      <w:r>
+        <w:rPr>
+          <w:rFonts w:hint="eastAsia"/>
+          <w:color w:val="000000"/>
+          <w:kern w:val="0"/>
+          <w:sz w:val="24"/>
+        </w:rPr>
+        <w:t>其中，</w:t>
+      </w:r>
+      <w:r>
+        <w:rPr>
           <w:position w:val="-12"/>
-          <w:sz w:val="24"/>
-        </w:rPr>
-        <w:object w:dxaOrig="880" w:dyaOrig="380" w14:anchorId="3F6810B0">
-          <v:shape id="_x0000_i1045" type="#_x0000_t75" style="width:44pt;height:19.1pt" o:ole="">
+        </w:rPr>
+        <w:object w:dxaOrig="320" w:dyaOrig="360" w14:anchorId="1B2DF961">
+          <v:shape id="_x0000_i1468" type="#_x0000_t75" style="width:15.9pt;height:18.25pt" o:ole="">
             <v:imagedata r:id="rId44" o:title=""/>
           </v:shape>
-          <o:OLEObject Type="Embed" ProgID="Equation.DSMT4" ShapeID="_x0000_i1045" DrawAspect="Content" ObjectID="_1851767343" r:id="rId45"/>
+          <o:OLEObject Type="Embed" ProgID="Equation.DSMT4" ShapeID="_x0000_i1468" DrawAspect="Content" ObjectID="_1851778294" r:id="rId45"/>
         </w:object>
       </w:r>
       <w:r>
@@ -7089,20 +7871,19 @@
           <w:kern w:val="0"/>
           <w:sz w:val="24"/>
         </w:rPr>
-        <w:t>。力与速度采用共轭映射，平移和转动按相应物理尺度设置参数。</w:t>
-      </w:r>
-    </w:p>
-    <w:p>
-      <w:pPr>
-        <w:widowControl/>
-        <w:spacing w:after="40" w:line="317" w:lineRule="auto"/>
-        <w:ind w:firstLine="480"/>
-        <w:rPr>
-          <w:color w:val="000000"/>
-          <w:kern w:val="0"/>
-          <w:sz w:val="24"/>
-        </w:rPr>
-      </w:pPr>
+        <w:t>、</w:t>
+      </w:r>
+      <w:r>
+        <w:rPr>
+          <w:position w:val="-12"/>
+        </w:rPr>
+        <w:object w:dxaOrig="340" w:dyaOrig="360" w14:anchorId="7A41CE0E">
+          <v:shape id="_x0000_i1466" type="#_x0000_t75" style="width:16.85pt;height:18.25pt" o:ole="">
+            <v:imagedata r:id="rId46" o:title=""/>
+          </v:shape>
+          <o:OLEObject Type="Embed" ProgID="Equation.DSMT4" ShapeID="_x0000_i1466" DrawAspect="Content" ObjectID="_1851778295" r:id="rId47"/>
+        </w:object>
+      </w:r>
       <w:r>
         <w:rPr>
           <w:rFonts w:hint="eastAsia"/>
@@ -7110,153 +7891,17 @@
           <w:kern w:val="0"/>
           <w:sz w:val="24"/>
         </w:rPr>
-        <w:t>由指数坐标中的阻抗关系计算参考加速度，再映射至倒置模型的浮动基：</w:t>
-      </w:r>
-    </w:p>
-    <w:tbl>
-      <w:tblPr>
-        <w:tblW w:w="0" w:type="auto"/>
-        <w:jc w:val="center"/>
-        <w:tblLayout w:type="fixed"/>
-        <w:tblLook w:val="04A0" w:firstRow="1" w:lastRow="0" w:firstColumn="1" w:lastColumn="0" w:noHBand="0" w:noVBand="1"/>
-      </w:tblPr>
-      <w:tblGrid>
-        <w:gridCol w:w="8391"/>
-        <w:gridCol w:w="567"/>
-      </w:tblGrid>
-      <w:tr>
-        <w:trPr>
-          <w:cantSplit/>
-          <w:jc w:val="center"/>
-        </w:trPr>
-        <w:tc>
-          <w:tcPr>
-            <w:tcW w:w="8391" w:type="dxa"/>
-            <w:tcBorders>
-              <w:top w:val="nil"/>
-              <w:left w:val="nil"/>
-              <w:bottom w:val="nil"/>
-              <w:right w:val="nil"/>
-            </w:tcBorders>
-            <w:tcMar>
-              <w:top w:w="50" w:type="dxa"/>
-              <w:left w:w="0" w:type="dxa"/>
-              <w:bottom w:w="50" w:type="dxa"/>
-              <w:right w:w="0" w:type="dxa"/>
-            </w:tcMar>
-            <w:vAlign w:val="center"/>
-          </w:tcPr>
-          <w:p>
-            <w:pPr>
-              <w:keepLines/>
-              <w:widowControl/>
-              <w:tabs>
-                <w:tab w:val="center" w:pos="4200"/>
-                <w:tab w:val="right" w:pos="8400"/>
-              </w:tabs>
-              <w:spacing w:before="100" w:after="100"/>
-              <w:jc w:val="left"/>
-              <w:rPr>
-                <w:color w:val="000000"/>
-                <w:kern w:val="0"/>
-                <w:sz w:val="24"/>
-              </w:rPr>
-            </w:pPr>
-            <w:r>
-              <w:rPr>
-                <w:color w:val="000000"/>
-                <w:kern w:val="0"/>
-                <w:sz w:val="24"/>
-              </w:rPr>
-              <w:tab/>
-            </w:r>
-            <w:r>
-              <w:rPr>
-                <w:color w:val="000000"/>
-                <w:kern w:val="0"/>
-                <w:position w:val="-40"/>
-                <w:sz w:val="24"/>
-              </w:rPr>
-              <w:object w:dxaOrig="3720" w:dyaOrig="920" w14:anchorId="16551911">
-                <v:shape id="_x0000_i1046" type="#_x0000_t75" style="width:185.95pt;height:46.05pt" o:ole="">
-                  <v:imagedata r:id="rId46" o:title=""/>
-                </v:shape>
-                <o:OLEObject Type="Embed" ProgID="Equation.DSMT4" ShapeID="_x0000_i1046" DrawAspect="Content" ObjectID="_1851767344" r:id="rId47"/>
-              </w:object>
-            </w:r>
-          </w:p>
-        </w:tc>
-        <w:tc>
-          <w:tcPr>
-            <w:tcW w:w="567" w:type="dxa"/>
-            <w:tcBorders>
-              <w:top w:val="nil"/>
-              <w:left w:val="nil"/>
-              <w:bottom w:val="nil"/>
-              <w:right w:val="nil"/>
-            </w:tcBorders>
-            <w:tcMar>
-              <w:top w:w="50" w:type="dxa"/>
-              <w:left w:w="0" w:type="dxa"/>
-              <w:bottom w:w="50" w:type="dxa"/>
-              <w:right w:w="0" w:type="dxa"/>
-            </w:tcMar>
-            <w:vAlign w:val="center"/>
-          </w:tcPr>
-          <w:p>
-            <w:pPr>
-              <w:widowControl/>
-              <w:spacing w:after="40"/>
-              <w:jc w:val="right"/>
-              <w:rPr>
-                <w:color w:val="000000"/>
-                <w:kern w:val="0"/>
-                <w:sz w:val="24"/>
-              </w:rPr>
-            </w:pPr>
-            <w:r>
-              <w:rPr>
-                <w:color w:val="000000"/>
-                <w:kern w:val="0"/>
-              </w:rPr>
-              <w:t>(3)</w:t>
-            </w:r>
-          </w:p>
-        </w:tc>
-      </w:tr>
-    </w:tbl>
-    <w:p>
-      <w:pPr>
-        <w:widowControl/>
-        <w:spacing w:after="40" w:line="317" w:lineRule="auto"/>
-        <w:ind w:firstLine="480"/>
-        <w:rPr>
-          <w:color w:val="000000"/>
-          <w:kern w:val="0"/>
-          <w:sz w:val="24"/>
-        </w:rPr>
-      </w:pPr>
-      <w:r>
-        <w:rPr>
-          <w:rFonts w:hint="eastAsia"/>
-          <w:color w:val="000000"/>
-          <w:kern w:val="0"/>
-          <w:sz w:val="24"/>
-        </w:rPr>
-        <w:t>其中，</w:t>
-      </w:r>
-      <w:r>
-        <w:rPr>
-          <w:color w:val="000000"/>
-          <w:kern w:val="0"/>
-          <w:position w:val="-6"/>
-          <w:sz w:val="24"/>
-        </w:rPr>
-        <w:object w:dxaOrig="300" w:dyaOrig="280" w14:anchorId="59AF4E95">
-          <v:shape id="_x0000_i1047" type="#_x0000_t75" style="width:15pt;height:14pt" o:ole="">
+        <w:t>和</w:t>
+      </w:r>
+      <w:r>
+        <w:rPr>
+          <w:position w:val="-12"/>
+        </w:rPr>
+        <w:object w:dxaOrig="340" w:dyaOrig="360" w14:anchorId="60C25E42">
+          <v:shape id="_x0000_i1470" type="#_x0000_t75" style="width:16.85pt;height:18.25pt" o:ole="">
             <v:imagedata r:id="rId48" o:title=""/>
           </v:shape>
-          <o:OLEObject Type="Embed" ProgID="Equation.DSMT4" ShapeID="_x0000_i1047" DrawAspect="Content" ObjectID="_1851767345" r:id="rId49"/>
+          <o:OLEObject Type="Embed" ProgID="Equation.DSMT4" ShapeID="_x0000_i1470" DrawAspect="Content" ObjectID="_1851778296" r:id="rId49"/>
         </w:object>
       </w:r>
       <w:r>
@@ -7266,42 +7911,57 @@
           <w:kern w:val="0"/>
           <w:sz w:val="24"/>
         </w:rPr>
-        <w:t>为李代数伴随算子。浮动基速度与加速度分别记作</w:t>
-      </w:r>
-      <w:r>
-        <w:rPr>
-          <w:color w:val="000000"/>
-          <w:kern w:val="0"/>
-          <w:position w:val="-12"/>
-          <w:sz w:val="24"/>
-        </w:rPr>
-        <w:object w:dxaOrig="260" w:dyaOrig="360" w14:anchorId="356686D1">
-          <v:shape id="_x0000_i1048" type="#_x0000_t75" style="width:13.3pt;height:18.1pt" o:ole="">
+        <w:t>分别为误差坐标中的虚拟惯量、阻尼和刚度矩阵，</w:t>
+      </w:r>
+      <w:r>
+        <w:rPr>
+          <w:position w:val="-10"/>
+        </w:rPr>
+        <w:object w:dxaOrig="200" w:dyaOrig="260" w14:anchorId="782F974C">
+          <v:shape id="_x0000_i1472" type="#_x0000_t75" style="width:9.8pt;height:13.1pt" o:ole="">
             <v:imagedata r:id="rId50" o:title=""/>
           </v:shape>
-          <o:OLEObject Type="Embed" ProgID="Equation.DSMT4" ShapeID="_x0000_i1048" DrawAspect="Content" ObjectID="_1851767346" r:id="rId51"/>
+          <o:OLEObject Type="Embed" ProgID="Equation.DSMT4" ShapeID="_x0000_i1472" DrawAspect="Content" ObjectID="_1851778297" r:id="rId51"/>
         </w:object>
       </w:r>
       <w:r>
         <w:rPr>
           <w:rFonts w:hint="eastAsia"/>
-          <w:kern w:val="0"/>
-          <w:sz w:val="24"/>
-        </w:rPr>
-        <w:t>和</w:t>
-      </w:r>
-      <w:r>
-        <w:rPr>
-          <w:color w:val="FF0000"/>
-          <w:kern w:val="0"/>
-          <w:position w:val="-12"/>
-          <w:sz w:val="24"/>
-        </w:rPr>
-        <w:object w:dxaOrig="260" w:dyaOrig="360" w14:anchorId="394ECDDA">
-          <v:shape id="_x0000_i1049" type="#_x0000_t75" style="width:13.3pt;height:18.1pt" o:ole="">
+          <w:color w:val="000000"/>
+          <w:kern w:val="0"/>
+          <w:sz w:val="24"/>
+        </w:rPr>
+        <w:t>为按误差方向约定的外力输入，当前实验取零。由</w:t>
+      </w:r>
+      <w:proofErr w:type="gramStart"/>
+      <w:r>
+        <w:rPr>
+          <w:rFonts w:hint="eastAsia"/>
+          <w:color w:val="000000"/>
+          <w:kern w:val="0"/>
+          <w:sz w:val="24"/>
+        </w:rPr>
+        <w:t>该关系</w:t>
+      </w:r>
+      <w:proofErr w:type="gramEnd"/>
+      <w:r>
+        <w:rPr>
+          <w:rFonts w:hint="eastAsia"/>
+          <w:color w:val="000000"/>
+          <w:kern w:val="0"/>
+          <w:sz w:val="24"/>
+        </w:rPr>
+        <w:t>计算</w:t>
+      </w:r>
+      <w:r>
+        <w:rPr>
+          <w:position w:val="-6"/>
+        </w:rPr>
+        <w:object w:dxaOrig="400" w:dyaOrig="440" w14:anchorId="738C488F">
+          <v:shape id="_x0000_i1474" type="#_x0000_t75" style="width:20.1pt;height:21.95pt" o:ole="">
             <v:imagedata r:id="rId52" o:title=""/>
           </v:shape>
-          <o:OLEObject Type="Embed" ProgID="Equation.DSMT4" ShapeID="_x0000_i1049" DrawAspect="Content" ObjectID="_1851767347" r:id="rId53"/>
+          <o:OLEObject Type="Embed" ProgID="Equation.DSMT4" ShapeID="_x0000_i1474" DrawAspect="Content" ObjectID="_1851778298" r:id="rId53"/>
         </w:object>
       </w:r>
       <w:r>
@@ -7311,22 +7971,9 @@
           <w:kern w:val="0"/>
           <w:sz w:val="24"/>
         </w:rPr>
-        <w:t>，采用与</w:t>
-      </w:r>
-      <w:r>
-        <w:rPr>
-          <w:color w:val="000000"/>
-          <w:kern w:val="0"/>
-          <w:position w:val="-12"/>
-          <w:sz w:val="24"/>
-        </w:rPr>
-        <w:object w:dxaOrig="280" w:dyaOrig="360" w14:anchorId="1F3BFA71">
-          <v:shape id="_x0000_i1050" type="#_x0000_t75" style="width:14pt;height:18.1pt" o:ole="">
-            <v:imagedata r:id="rId54" o:title=""/>
-          </v:shape>
-          <o:OLEObject Type="Embed" ProgID="Equation.DSMT4" ShapeID="_x0000_i1050" DrawAspect="Content" ObjectID="_1851767348" r:id="rId55"/>
-        </w:object>
-      </w:r>
+        <w:t>，再通过指数映射的微分及其时间导数转换为</w:t>
+      </w:r>
+      <w:proofErr w:type="gramStart"/>
       <w:r>
         <w:rPr>
           <w:rFonts w:hint="eastAsia"/>
@@ -7334,50 +7981,31 @@
           <w:kern w:val="0"/>
           <w:sz w:val="24"/>
         </w:rPr>
-        <w:t>及其导数一致的体坐标表示；因此，浮动基加速度参考</w:t>
-      </w:r>
+        <w:t>作业端六维</w:t>
+      </w:r>
+      <w:proofErr w:type="gramEnd"/>
       <w:r>
         <w:rPr>
           <w:rFonts w:hint="eastAsia"/>
-          <w:kern w:val="0"/>
-          <w:sz w:val="24"/>
-        </w:rPr>
-        <w:t>为</w:t>
-      </w:r>
-      <w:r>
-        <w:rPr>
-          <w:color w:val="FF0000"/>
-          <w:kern w:val="0"/>
-          <w:position w:val="-14"/>
-          <w:sz w:val="24"/>
-        </w:rPr>
-        <w:object w:dxaOrig="1060" w:dyaOrig="400" w14:anchorId="5B037726">
-          <v:shape id="_x0000_i1051" type="#_x0000_t75" style="width:52.9pt;height:19.8pt" o:ole="">
-            <v:imagedata r:id="rId56" o:title=""/>
-          </v:shape>
-          <o:OLEObject Type="Embed" ProgID="Equation.DSMT4" ShapeID="_x0000_i1051" DrawAspect="Content" ObjectID="_1851767349" r:id="rId57"/>
-        </w:object>
-      </w:r>
-      <w:r>
+          <w:color w:val="000000"/>
+          <w:kern w:val="0"/>
+          <w:sz w:val="24"/>
+        </w:rPr>
+        <w:t>参考加速度，并统一到动力学求解所用坐标。</w:t>
+      </w:r>
+    </w:p>
+    <w:p>
+      <w:pPr>
+        <w:widowControl/>
+        <w:spacing w:before="180" w:after="60" w:line="317" w:lineRule="auto"/>
+        <w:ind w:firstLine="480"/>
+        <w:jc w:val="left"/>
         <w:rPr>
           <w:rFonts w:hint="eastAsia"/>
           <w:color w:val="000000"/>
           <w:kern w:val="0"/>
           <w:sz w:val="24"/>
         </w:rPr>
-        <w:t>。由此将轨迹前馈与几何阻抗修正统一为动力学优化的参考输入。</w:t>
-      </w:r>
-    </w:p>
-    <w:p>
-      <w:pPr>
-        <w:widowControl/>
-        <w:spacing w:after="40" w:line="317" w:lineRule="auto"/>
-        <w:ind w:firstLine="480"/>
-        <w:rPr>
-          <w:color w:val="000000"/>
-          <w:kern w:val="0"/>
-          <w:sz w:val="24"/>
-        </w:rPr>
       </w:pPr>
       <w:r>
         <w:rPr>
@@ -7386,21 +8014,7 @@
           <w:kern w:val="0"/>
           <w:sz w:val="24"/>
         </w:rPr>
-        <w:t>按浮动基</w:t>
-      </w:r>
-      <w:r>
-        <w:rPr>
-          <w:color w:val="000000"/>
-          <w:kern w:val="0"/>
-          <w:position w:val="-6"/>
-          <w:sz w:val="24"/>
-        </w:rPr>
-        <w:object w:dxaOrig="200" w:dyaOrig="280" w14:anchorId="2EFECC31">
-          <v:shape id="_x0000_i1052" type="#_x0000_t75" style="width:10.25pt;height:14pt" o:ole="">
-            <v:imagedata r:id="rId58" o:title=""/>
-          </v:shape>
-          <o:OLEObject Type="Embed" ProgID="Equation.DSMT4" ShapeID="_x0000_i1052" DrawAspect="Content" ObjectID="_1851767350" r:id="rId59"/>
-        </w:object>
+        <w:t>将作业端参考加速度作为动力学二次规划（</w:t>
       </w:r>
       <w:r>
         <w:rPr>
@@ -7409,21 +8023,7 @@
           <w:kern w:val="0"/>
           <w:sz w:val="24"/>
         </w:rPr>
-        <w:t>与关节</w:t>
-      </w:r>
-      <w:r>
-        <w:rPr>
-          <w:color w:val="000000"/>
-          <w:kern w:val="0"/>
-          <w:position w:val="-10"/>
-          <w:sz w:val="24"/>
-        </w:rPr>
-        <w:object w:dxaOrig="200" w:dyaOrig="300" w14:anchorId="7FEC300A">
-          <v:shape id="_x0000_i1053" type="#_x0000_t75" style="width:10.25pt;height:15pt" o:ole="">
-            <v:imagedata r:id="rId60" o:title=""/>
-          </v:shape>
-          <o:OLEObject Type="Embed" ProgID="Equation.DSMT4" ShapeID="_x0000_i1053" DrawAspect="Content" ObjectID="_1851767351" r:id="rId61"/>
-        </w:object>
+        <w:t>QP</w:t>
       </w:r>
       <w:r>
         <w:rPr>
@@ -7432,721 +8032,7 @@
           <w:kern w:val="0"/>
           <w:sz w:val="24"/>
         </w:rPr>
-        <w:t>划分倒置模型动力学，写为</w:t>
-      </w:r>
-    </w:p>
-    <w:tbl>
-      <w:tblPr>
-        <w:tblW w:w="0" w:type="auto"/>
-        <w:jc w:val="center"/>
-        <w:tblLayout w:type="fixed"/>
-        <w:tblLook w:val="04A0" w:firstRow="1" w:lastRow="0" w:firstColumn="1" w:lastColumn="0" w:noHBand="0" w:noVBand="1"/>
-      </w:tblPr>
-      <w:tblGrid>
-        <w:gridCol w:w="8391"/>
-        <w:gridCol w:w="567"/>
-      </w:tblGrid>
-      <w:tr>
-        <w:trPr>
-          <w:cantSplit/>
-          <w:jc w:val="center"/>
-        </w:trPr>
-        <w:tc>
-          <w:tcPr>
-            <w:tcW w:w="8391" w:type="dxa"/>
-            <w:tcBorders>
-              <w:top w:val="nil"/>
-              <w:left w:val="nil"/>
-              <w:bottom w:val="nil"/>
-              <w:right w:val="nil"/>
-            </w:tcBorders>
-            <w:tcMar>
-              <w:top w:w="50" w:type="dxa"/>
-              <w:left w:w="0" w:type="dxa"/>
-              <w:bottom w:w="50" w:type="dxa"/>
-              <w:right w:w="0" w:type="dxa"/>
-            </w:tcMar>
-            <w:vAlign w:val="center"/>
-          </w:tcPr>
-          <w:p>
-            <w:pPr>
-              <w:keepLines/>
-              <w:widowControl/>
-              <w:tabs>
-                <w:tab w:val="center" w:pos="4200"/>
-                <w:tab w:val="right" w:pos="8400"/>
-              </w:tabs>
-              <w:spacing w:before="100" w:after="100"/>
-              <w:jc w:val="left"/>
-              <w:rPr>
-                <w:color w:val="000000"/>
-                <w:kern w:val="0"/>
-                <w:sz w:val="24"/>
-              </w:rPr>
-            </w:pPr>
-            <w:r>
-              <w:rPr>
-                <w:color w:val="000000"/>
-                <w:kern w:val="0"/>
-                <w:sz w:val="24"/>
-              </w:rPr>
-              <w:tab/>
-            </w:r>
-            <w:r>
-              <w:rPr>
-                <w:color w:val="000000"/>
-                <w:kern w:val="0"/>
-                <w:position w:val="-32"/>
-                <w:sz w:val="24"/>
-              </w:rPr>
-              <w:object w:dxaOrig="5620" w:dyaOrig="760" w14:anchorId="22FBF156">
-                <v:shape id="_x0000_i1054" type="#_x0000_t75" style="width:280.85pt;height:37.9pt" o:ole="">
-                  <v:imagedata r:id="rId62" o:title=""/>
-                </v:shape>
-                <o:OLEObject Type="Embed" ProgID="Equation.DSMT4" ShapeID="_x0000_i1054" DrawAspect="Content" ObjectID="_1851767352" r:id="rId63"/>
-              </w:object>
-            </w:r>
-          </w:p>
-        </w:tc>
-        <w:tc>
-          <w:tcPr>
-            <w:tcW w:w="567" w:type="dxa"/>
-            <w:tcBorders>
-              <w:top w:val="nil"/>
-              <w:left w:val="nil"/>
-              <w:bottom w:val="nil"/>
-              <w:right w:val="nil"/>
-            </w:tcBorders>
-            <w:tcMar>
-              <w:top w:w="50" w:type="dxa"/>
-              <w:left w:w="0" w:type="dxa"/>
-              <w:bottom w:w="50" w:type="dxa"/>
-              <w:right w:w="0" w:type="dxa"/>
-            </w:tcMar>
-            <w:vAlign w:val="center"/>
-          </w:tcPr>
-          <w:p>
-            <w:pPr>
-              <w:widowControl/>
-              <w:spacing w:after="40"/>
-              <w:jc w:val="right"/>
-              <w:rPr>
-                <w:color w:val="000000"/>
-                <w:kern w:val="0"/>
-                <w:sz w:val="24"/>
-              </w:rPr>
-            </w:pPr>
-            <w:r>
-              <w:rPr>
-                <w:color w:val="000000"/>
-                <w:kern w:val="0"/>
-              </w:rPr>
-              <w:t>(4)</w:t>
-            </w:r>
-          </w:p>
-        </w:tc>
-      </w:tr>
-    </w:tbl>
-    <w:p>
-      <w:pPr>
-        <w:widowControl/>
-        <w:spacing w:after="40" w:line="317" w:lineRule="auto"/>
-        <w:ind w:firstLine="480"/>
-        <w:rPr>
-          <w:color w:val="000000"/>
-          <w:kern w:val="0"/>
-          <w:sz w:val="24"/>
-        </w:rPr>
-      </w:pPr>
-      <w:r>
-        <w:rPr>
-          <w:rFonts w:hint="eastAsia"/>
-          <w:color w:val="000000"/>
-          <w:kern w:val="0"/>
-          <w:sz w:val="24"/>
-        </w:rPr>
-        <w:lastRenderedPageBreak/>
-        <w:t>其中，</w:t>
-      </w:r>
-      <w:r>
-        <w:rPr>
-          <w:color w:val="000000"/>
-          <w:kern w:val="0"/>
-          <w:position w:val="-4"/>
-          <w:sz w:val="24"/>
-        </w:rPr>
-        <w:object w:dxaOrig="320" w:dyaOrig="260" w14:anchorId="366633E7">
-          <v:shape id="_x0000_i1055" type="#_x0000_t75" style="width:16.05pt;height:13.3pt" o:ole="">
-            <v:imagedata r:id="rId64" o:title=""/>
-          </v:shape>
-          <o:OLEObject Type="Embed" ProgID="Equation.DSMT4" ShapeID="_x0000_i1055" DrawAspect="Content" ObjectID="_1851767353" r:id="rId65"/>
-        </w:object>
-      </w:r>
-      <w:r>
-        <w:rPr>
-          <w:color w:val="000000"/>
-          <w:kern w:val="0"/>
-          <w:sz w:val="24"/>
-        </w:rPr>
-        <w:t>、</w:t>
-      </w:r>
-      <w:r>
-        <w:rPr>
-          <w:color w:val="000000"/>
-          <w:kern w:val="0"/>
-          <w:position w:val="-6"/>
-          <w:sz w:val="24"/>
-        </w:rPr>
-        <w:object w:dxaOrig="260" w:dyaOrig="280" w14:anchorId="09E1FF96">
-          <v:shape id="_x0000_i1056" type="#_x0000_t75" style="width:13.3pt;height:14pt" o:ole="">
-            <v:imagedata r:id="rId66" o:title=""/>
-          </v:shape>
-          <o:OLEObject Type="Embed" ProgID="Equation.DSMT4" ShapeID="_x0000_i1056" DrawAspect="Content" ObjectID="_1851767354" r:id="rId67"/>
-        </w:object>
-      </w:r>
-      <w:r>
-        <w:rPr>
-          <w:rFonts w:hint="eastAsia"/>
-          <w:color w:val="000000"/>
-          <w:kern w:val="0"/>
-          <w:sz w:val="24"/>
-        </w:rPr>
-        <w:t>和</w:t>
-      </w:r>
-      <w:r>
-        <w:rPr>
-          <w:color w:val="000000"/>
-          <w:kern w:val="0"/>
-          <w:position w:val="-6"/>
-          <w:sz w:val="24"/>
-        </w:rPr>
-        <w:object w:dxaOrig="260" w:dyaOrig="280" w14:anchorId="3E16C8BA">
-          <v:shape id="_x0000_i1057" type="#_x0000_t75" style="width:13.3pt;height:14pt" o:ole="">
-            <v:imagedata r:id="rId68" o:title=""/>
-          </v:shape>
-          <o:OLEObject Type="Embed" ProgID="Equation.DSMT4" ShapeID="_x0000_i1057" DrawAspect="Content" ObjectID="_1851767355" r:id="rId69"/>
-        </w:object>
-      </w:r>
-      <w:r>
-        <w:rPr>
-          <w:rFonts w:hint="eastAsia"/>
-          <w:color w:val="000000"/>
-          <w:kern w:val="0"/>
-          <w:sz w:val="24"/>
-        </w:rPr>
-        <w:t>分别为名义惯性矩阵、科氏及离心项矩阵和重力项；</w:t>
-      </w:r>
-      <w:r>
-        <w:rPr>
-          <w:color w:val="000000"/>
-          <w:kern w:val="0"/>
-          <w:position w:val="-12"/>
-          <w:sz w:val="24"/>
-        </w:rPr>
-        <w:object w:dxaOrig="300" w:dyaOrig="360" w14:anchorId="0B1F59FF">
-          <v:shape id="_x0000_i1058" type="#_x0000_t75" style="width:15pt;height:18.1pt" o:ole="">
-            <v:imagedata r:id="rId70" o:title=""/>
-          </v:shape>
-          <o:OLEObject Type="Embed" ProgID="Equation.DSMT4" ShapeID="_x0000_i1058" DrawAspect="Content" ObjectID="_1851767356" r:id="rId71"/>
-        </w:object>
-      </w:r>
-      <w:r>
-        <w:rPr>
-          <w:rFonts w:hint="eastAsia"/>
-          <w:color w:val="000000"/>
-          <w:kern w:val="0"/>
-          <w:sz w:val="24"/>
-        </w:rPr>
-        <w:t>为作用在浮动基即实际作业端的接触力旋量，</w:t>
-      </w:r>
-      <w:r>
-        <w:rPr>
-          <w:color w:val="000000"/>
-          <w:kern w:val="0"/>
-          <w:position w:val="-12"/>
-          <w:sz w:val="24"/>
-        </w:rPr>
-        <w:object w:dxaOrig="300" w:dyaOrig="360" w14:anchorId="4CCC379F">
-          <v:shape id="_x0000_i1059" type="#_x0000_t75" style="width:15pt;height:18.1pt" o:ole="">
-            <v:imagedata r:id="rId72" o:title=""/>
-          </v:shape>
-          <o:OLEObject Type="Embed" ProgID="Equation.DSMT4" ShapeID="_x0000_i1059" DrawAspect="Content" ObjectID="_1851767357" r:id="rId73"/>
-        </w:object>
-      </w:r>
-      <w:r>
-        <w:rPr>
-          <w:rFonts w:hint="eastAsia"/>
-          <w:color w:val="000000"/>
-          <w:kern w:val="0"/>
-          <w:sz w:val="24"/>
-        </w:rPr>
-        <w:t>为作用在虚拟末端即实际安装端的作用力旋量，</w:t>
-      </w:r>
-      <w:r>
-        <w:rPr>
-          <w:color w:val="000000"/>
-          <w:kern w:val="0"/>
-          <w:position w:val="-14"/>
-          <w:sz w:val="24"/>
-        </w:rPr>
-        <w:object w:dxaOrig="300" w:dyaOrig="380" w14:anchorId="517E9A24">
-          <v:shape id="_x0000_i1060" type="#_x0000_t75" style="width:15pt;height:19.1pt" o:ole="">
-            <v:imagedata r:id="rId74" o:title=""/>
-          </v:shape>
-          <o:OLEObject Type="Embed" ProgID="Equation.DSMT4" ShapeID="_x0000_i1060" DrawAspect="Content" ObjectID="_1851767358" r:id="rId75"/>
-        </w:object>
-      </w:r>
-      <w:r>
-        <w:rPr>
-          <w:rFonts w:hint="eastAsia"/>
-          <w:color w:val="000000"/>
-          <w:kern w:val="0"/>
-          <w:sz w:val="24"/>
-        </w:rPr>
-        <w:t>为其几何雅可比矩阵。自由运动时</w:t>
-      </w:r>
-      <w:r>
-        <w:rPr>
-          <w:color w:val="000000"/>
-          <w:kern w:val="0"/>
-          <w:position w:val="-12"/>
-          <w:sz w:val="24"/>
-        </w:rPr>
-        <w:object w:dxaOrig="680" w:dyaOrig="360" w14:anchorId="00EC2695">
-          <v:shape id="_x0000_i1061" type="#_x0000_t75" style="width:34.1pt;height:18.1pt" o:ole="">
-            <v:imagedata r:id="rId76" o:title=""/>
-          </v:shape>
-          <o:OLEObject Type="Embed" ProgID="Equation.DSMT4" ShapeID="_x0000_i1061" DrawAspect="Content" ObjectID="_1851767359" r:id="rId77"/>
-        </w:object>
-      </w:r>
-      <w:r>
-        <w:rPr>
-          <w:rFonts w:hint="eastAsia"/>
-          <w:color w:val="000000"/>
-          <w:kern w:val="0"/>
-          <w:sz w:val="24"/>
-        </w:rPr>
-        <w:t>，接触阶段由测量或经校核的估计获得；</w:t>
-      </w:r>
-      <w:r>
-        <w:rPr>
-          <w:color w:val="000000"/>
-          <w:kern w:val="0"/>
-          <w:position w:val="-12"/>
-          <w:sz w:val="24"/>
-        </w:rPr>
-        <w:object w:dxaOrig="300" w:dyaOrig="360" w14:anchorId="7E90CAE3">
-          <v:shape id="_x0000_i1062" type="#_x0000_t75" style="width:15pt;height:18.1pt" o:ole="">
-            <v:imagedata r:id="rId78" o:title=""/>
-          </v:shape>
-          <o:OLEObject Type="Embed" ProgID="Equation.DSMT4" ShapeID="_x0000_i1062" DrawAspect="Content" ObjectID="_1851767360" r:id="rId79"/>
-        </w:object>
-      </w:r>
-      <w:r>
-        <w:rPr>
-          <w:rFonts w:hint="eastAsia"/>
-          <w:color w:val="000000"/>
-          <w:kern w:val="0"/>
-          <w:sz w:val="24"/>
-        </w:rPr>
-        <w:t>以满足浮动基重力平衡的安装端静态作用力旋量为名义值，基座运动引起的安装端动态作用力旋量偏差结合实测数据进行评价。</w:t>
-      </w:r>
-      <w:r>
-        <w:rPr>
-          <w:color w:val="000000"/>
-          <w:kern w:val="0"/>
-          <w:position w:val="-14"/>
-          <w:sz w:val="24"/>
-        </w:rPr>
-        <w:object w:dxaOrig="280" w:dyaOrig="380" w14:anchorId="13C45F7A">
-          <v:shape id="_x0000_i1063" type="#_x0000_t75" style="width:14pt;height:19.1pt" o:ole="">
-            <v:imagedata r:id="rId80" o:title=""/>
-          </v:shape>
-          <o:OLEObject Type="Embed" ProgID="Equation.DSMT4" ShapeID="_x0000_i1063" DrawAspect="Content" ObjectID="_1851767361" r:id="rId81"/>
-        </w:object>
-      </w:r>
-      <w:r>
-        <w:rPr>
-          <w:rFonts w:hint="eastAsia"/>
-          <w:color w:val="000000"/>
-          <w:kern w:val="0"/>
-          <w:sz w:val="24"/>
-        </w:rPr>
-        <w:t>为待求解的命令等效关节力矩。</w:t>
-      </w:r>
-    </w:p>
-    <w:p>
-      <w:pPr>
-        <w:widowControl/>
-        <w:spacing w:after="40" w:line="317" w:lineRule="auto"/>
-        <w:ind w:firstLine="480"/>
-        <w:rPr>
-          <w:color w:val="000000"/>
-          <w:kern w:val="0"/>
-          <w:sz w:val="24"/>
-        </w:rPr>
-      </w:pPr>
-      <w:r>
-        <w:rPr>
-          <w:rFonts w:hint="eastAsia"/>
-          <w:color w:val="000000"/>
-          <w:kern w:val="0"/>
-          <w:sz w:val="24"/>
-        </w:rPr>
-        <w:t>将动力学优化写成二次规划问题。令</w:t>
-      </w:r>
-      <w:r>
-        <w:rPr>
-          <w:rFonts w:hint="eastAsia"/>
-          <w:kern w:val="0"/>
-          <w:sz w:val="24"/>
-        </w:rPr>
-        <w:t>优化变量</w:t>
-      </w:r>
-      <w:r>
-        <w:rPr>
-          <w:color w:val="FF0000"/>
-          <w:kern w:val="0"/>
-          <w:position w:val="-14"/>
-          <w:sz w:val="24"/>
-        </w:rPr>
-        <w:object w:dxaOrig="1280" w:dyaOrig="400" w14:anchorId="6F8F97D2">
-          <v:shape id="_x0000_i1064" type="#_x0000_t75" style="width:64.15pt;height:19.8pt" o:ole="">
-            <v:imagedata r:id="rId82" o:title=""/>
-          </v:shape>
-          <o:OLEObject Type="Embed" ProgID="Equation.DSMT4" ShapeID="_x0000_i1064" DrawAspect="Content" ObjectID="_1851767362" r:id="rId83"/>
-        </w:object>
-      </w:r>
-      <w:r>
-        <w:rPr>
-          <w:rFonts w:hint="eastAsia"/>
-          <w:color w:val="000000"/>
-          <w:kern w:val="0"/>
-          <w:sz w:val="24"/>
-        </w:rPr>
-        <w:t>，以关节虚拟阻尼和驱动力矩正则为目标，将分块动力学作为线性等式约束：</w:t>
-      </w:r>
-      <w:r>
-        <w:rPr>
-          <w:color w:val="000000"/>
-          <w:kern w:val="0"/>
-          <w:sz w:val="24"/>
-        </w:rPr>
-        <w:t xml:space="preserve"> </w:t>
-      </w:r>
-    </w:p>
-    <w:tbl>
-      <w:tblPr>
-        <w:tblW w:w="0" w:type="auto"/>
-        <w:jc w:val="center"/>
-        <w:tblLayout w:type="fixed"/>
-        <w:tblLook w:val="04A0" w:firstRow="1" w:lastRow="0" w:firstColumn="1" w:lastColumn="0" w:noHBand="0" w:noVBand="1"/>
-      </w:tblPr>
-      <w:tblGrid>
-        <w:gridCol w:w="8391"/>
-        <w:gridCol w:w="567"/>
-      </w:tblGrid>
-      <w:tr>
-        <w:trPr>
-          <w:cantSplit/>
-          <w:jc w:val="center"/>
-        </w:trPr>
-        <w:tc>
-          <w:tcPr>
-            <w:tcW w:w="8391" w:type="dxa"/>
-            <w:tcBorders>
-              <w:top w:val="nil"/>
-              <w:left w:val="nil"/>
-              <w:bottom w:val="nil"/>
-              <w:right w:val="nil"/>
-            </w:tcBorders>
-            <w:tcMar>
-              <w:top w:w="50" w:type="dxa"/>
-              <w:left w:w="0" w:type="dxa"/>
-              <w:bottom w:w="50" w:type="dxa"/>
-              <w:right w:w="0" w:type="dxa"/>
-            </w:tcMar>
-            <w:vAlign w:val="center"/>
-          </w:tcPr>
-          <w:p>
-            <w:pPr>
-              <w:keepLines/>
-              <w:widowControl/>
-              <w:tabs>
-                <w:tab w:val="center" w:pos="4200"/>
-                <w:tab w:val="right" w:pos="8400"/>
-              </w:tabs>
-              <w:spacing w:before="100" w:after="100"/>
-              <w:jc w:val="left"/>
-              <w:rPr>
-                <w:color w:val="000000"/>
-                <w:kern w:val="0"/>
-                <w:sz w:val="24"/>
-              </w:rPr>
-            </w:pPr>
-            <w:r>
-              <w:rPr>
-                <w:color w:val="000000"/>
-                <w:kern w:val="0"/>
-                <w:sz w:val="24"/>
-              </w:rPr>
-              <w:tab/>
-            </w:r>
-            <w:r>
-              <w:rPr>
-                <w:color w:val="000000"/>
-                <w:kern w:val="0"/>
-                <w:position w:val="-134"/>
-                <w:sz w:val="24"/>
-              </w:rPr>
-              <w:object w:dxaOrig="4160" w:dyaOrig="2799" w14:anchorId="72C03E95">
-                <v:shape id="_x0000_i1065" type="#_x0000_t75" style="width:208.15pt;height:139.9pt" o:ole="">
-                  <v:imagedata r:id="rId84" o:title=""/>
-                </v:shape>
-                <o:OLEObject Type="Embed" ProgID="Equation.DSMT4" ShapeID="_x0000_i1065" DrawAspect="Content" ObjectID="_1851767363" r:id="rId85"/>
-              </w:object>
-            </w:r>
-          </w:p>
-        </w:tc>
-        <w:tc>
-          <w:tcPr>
-            <w:tcW w:w="567" w:type="dxa"/>
-            <w:tcBorders>
-              <w:top w:val="nil"/>
-              <w:left w:val="nil"/>
-              <w:bottom w:val="nil"/>
-              <w:right w:val="nil"/>
-            </w:tcBorders>
-            <w:tcMar>
-              <w:top w:w="50" w:type="dxa"/>
-              <w:left w:w="0" w:type="dxa"/>
-              <w:bottom w:w="50" w:type="dxa"/>
-              <w:right w:w="0" w:type="dxa"/>
-            </w:tcMar>
-            <w:vAlign w:val="center"/>
-          </w:tcPr>
-          <w:p>
-            <w:pPr>
-              <w:widowControl/>
-              <w:spacing w:after="40"/>
-              <w:jc w:val="right"/>
-              <w:rPr>
-                <w:color w:val="000000"/>
-                <w:kern w:val="0"/>
-                <w:sz w:val="24"/>
-              </w:rPr>
-            </w:pPr>
-            <w:r>
-              <w:rPr>
-                <w:color w:val="000000"/>
-                <w:kern w:val="0"/>
-              </w:rPr>
-              <w:t>(5)</w:t>
-            </w:r>
-          </w:p>
-        </w:tc>
-      </w:tr>
-    </w:tbl>
-    <w:p>
-      <w:pPr>
-        <w:widowControl/>
-        <w:spacing w:after="40" w:line="317" w:lineRule="auto"/>
-        <w:ind w:firstLine="480"/>
-        <w:rPr>
-          <w:color w:val="000000"/>
-          <w:kern w:val="0"/>
-          <w:sz w:val="24"/>
-        </w:rPr>
-      </w:pPr>
-      <w:r>
-        <w:rPr>
-          <w:rFonts w:hint="eastAsia"/>
-          <w:color w:val="000000"/>
-          <w:kern w:val="0"/>
-          <w:sz w:val="24"/>
-        </w:rPr>
-        <w:t>其中，</w:t>
-      </w:r>
-      <w:r>
-        <w:rPr>
-          <w:color w:val="000000"/>
-          <w:kern w:val="0"/>
-          <w:position w:val="-14"/>
-          <w:sz w:val="24"/>
-        </w:rPr>
-        <w:object w:dxaOrig="300" w:dyaOrig="380" w14:anchorId="542DDE87">
-          <v:shape id="_x0000_i1066" type="#_x0000_t75" style="width:15pt;height:19.1pt" o:ole="">
-            <v:imagedata r:id="rId86" o:title=""/>
-          </v:shape>
-          <o:OLEObject Type="Embed" ProgID="Equation.DSMT4" ShapeID="_x0000_i1066" DrawAspect="Content" ObjectID="_1851767364" r:id="rId87"/>
-        </w:object>
-      </w:r>
-      <w:r>
-        <w:rPr>
-          <w:rFonts w:hint="eastAsia"/>
-          <w:kern w:val="0"/>
-          <w:sz w:val="24"/>
-        </w:rPr>
-        <w:t>和</w:t>
-      </w:r>
-      <w:r>
-        <w:rPr>
-          <w:color w:val="000000"/>
-          <w:kern w:val="0"/>
-          <w:position w:val="-12"/>
-          <w:sz w:val="24"/>
-        </w:rPr>
-        <w:object w:dxaOrig="300" w:dyaOrig="360" w14:anchorId="7EBEB961">
-          <v:shape id="_x0000_i1067" type="#_x0000_t75" style="width:15pt;height:18.1pt" o:ole="">
-            <v:imagedata r:id="rId88" o:title=""/>
-          </v:shape>
-          <o:OLEObject Type="Embed" ProgID="Equation.DSMT4" ShapeID="_x0000_i1067" DrawAspect="Content" ObjectID="_1851767365" r:id="rId89"/>
-        </w:object>
-      </w:r>
-      <w:r>
-        <w:rPr>
-          <w:rFonts w:hint="eastAsia"/>
-          <w:color w:val="000000"/>
-          <w:kern w:val="0"/>
-          <w:sz w:val="24"/>
-        </w:rPr>
-        <w:t>为正权重，</w:t>
-      </w:r>
-      <w:r>
-        <w:rPr>
-          <w:color w:val="000000"/>
-          <w:kern w:val="0"/>
-          <w:position w:val="-12"/>
-          <w:sz w:val="24"/>
-        </w:rPr>
-        <w:object w:dxaOrig="900" w:dyaOrig="360" w14:anchorId="75DAC45B">
-          <v:shape id="_x0000_i1068" type="#_x0000_t75" style="width:45.05pt;height:18.1pt" o:ole="">
-            <v:imagedata r:id="rId90" o:title=""/>
-          </v:shape>
-          <o:OLEObject Type="Embed" ProgID="Equation.DSMT4" ShapeID="_x0000_i1068" DrawAspect="Content" ObjectID="_1851767366" r:id="rId91"/>
-        </w:object>
-      </w:r>
-      <w:r>
-        <w:rPr>
-          <w:rFonts w:hint="eastAsia"/>
-          <w:color w:val="000000"/>
-          <w:kern w:val="0"/>
-          <w:sz w:val="24"/>
-        </w:rPr>
-        <w:t>为关节边界约束参数，不等式按分量施加。关节参考取</w:t>
-      </w:r>
-      <w:r>
-        <w:rPr>
-          <w:color w:val="000000"/>
-          <w:kern w:val="0"/>
-          <w:position w:val="-14"/>
-          <w:sz w:val="24"/>
-        </w:rPr>
-        <w:object w:dxaOrig="1620" w:dyaOrig="380" w14:anchorId="64ABDCA7">
-          <v:shape id="_x0000_i1069" type="#_x0000_t75" style="width:80.85pt;height:19.1pt" o:ole="">
-            <v:imagedata r:id="rId92" o:title=""/>
-          </v:shape>
-          <o:OLEObject Type="Embed" ProgID="Equation.DSMT4" ShapeID="_x0000_i1069" DrawAspect="Content" ObjectID="_1851767367" r:id="rId93"/>
-        </w:object>
-      </w:r>
-      <w:r>
-        <w:rPr>
-          <w:rFonts w:hint="eastAsia"/>
-          <w:color w:val="000000"/>
-          <w:kern w:val="0"/>
-          <w:sz w:val="24"/>
-        </w:rPr>
-        <w:t>，</w:t>
-      </w:r>
-      <w:r>
-        <w:rPr>
-          <w:color w:val="000000"/>
-          <w:kern w:val="0"/>
-          <w:position w:val="-6"/>
-          <w:sz w:val="24"/>
-        </w:rPr>
-        <w:object w:dxaOrig="580" w:dyaOrig="280" w14:anchorId="303CEDC7">
-          <v:shape id="_x0000_i1070" type="#_x0000_t75" style="width:29pt;height:14pt" o:ole="">
-            <v:imagedata r:id="rId94" o:title=""/>
-          </v:shape>
-          <o:OLEObject Type="Embed" ProgID="Equation.DSMT4" ShapeID="_x0000_i1070" DrawAspect="Content" ObjectID="_1851767368" r:id="rId95"/>
-        </w:object>
-      </w:r>
-      <w:r>
-        <w:rPr>
-          <w:rFonts w:hint="eastAsia"/>
-          <w:color w:val="000000"/>
-          <w:kern w:val="0"/>
-          <w:sz w:val="24"/>
-        </w:rPr>
-        <w:t>为虚拟阻尼系数，</w:t>
-      </w:r>
-      <w:r>
-        <w:rPr>
-          <w:color w:val="000000"/>
-          <w:kern w:val="0"/>
-          <w:position w:val="-6"/>
-          <w:sz w:val="24"/>
-        </w:rPr>
-        <w:object w:dxaOrig="300" w:dyaOrig="280" w14:anchorId="2C7AAF7B">
-          <v:shape id="_x0000_i1071" type="#_x0000_t75" style="width:15pt;height:14pt" o:ole="">
-            <v:imagedata r:id="rId96" o:title=""/>
-          </v:shape>
-          <o:OLEObject Type="Embed" ProgID="Equation.DSMT4" ShapeID="_x0000_i1071" DrawAspect="Content" ObjectID="_1851767369" r:id="rId97"/>
-        </w:object>
-      </w:r>
-      <w:r>
-        <w:rPr>
-          <w:rFonts w:hint="eastAsia"/>
-          <w:color w:val="000000"/>
-          <w:kern w:val="0"/>
-          <w:sz w:val="24"/>
-        </w:rPr>
-        <w:t>为控制周期；取</w:t>
-      </w:r>
-      <w:r>
-        <w:rPr>
-          <w:color w:val="000000"/>
-          <w:kern w:val="0"/>
-          <w:position w:val="-14"/>
-          <w:sz w:val="24"/>
-        </w:rPr>
-        <w:object w:dxaOrig="860" w:dyaOrig="380" w14:anchorId="79AAC065">
-          <v:shape id="_x0000_i1072" type="#_x0000_t75" style="width:43pt;height:19.1pt" o:ole="">
-            <v:imagedata r:id="rId98" o:title=""/>
-          </v:shape>
-          <o:OLEObject Type="Embed" ProgID="Equation.DSMT4" ShapeID="_x0000_i1072" DrawAspect="Content" ObjectID="_1851767370" r:id="rId99"/>
-        </w:object>
-      </w:r>
-      <w:r>
-        <w:rPr>
-          <w:rFonts w:hint="eastAsia"/>
-          <w:color w:val="000000"/>
-          <w:kern w:val="0"/>
-          <w:sz w:val="24"/>
-        </w:rPr>
-        <w:t>以减小关节驱动力矩。该式给出参考加速度可实现时的基本形式；当驱动或关节边界使其不可实现时，对浮动基加速度参考引入松弛并在目标中惩罚，保持动力学等式及驱动边界的一致性，分析参考放松对实际阻抗响应的影响。关节力矩及其变化量统一纳入约束；实际执行指令按机器人接口的重力约定换算。</w:t>
-      </w:r>
-    </w:p>
-    <w:p>
-      <w:pPr>
-        <w:widowControl/>
-        <w:spacing w:after="40" w:line="317" w:lineRule="auto"/>
-        <w:ind w:firstLine="480"/>
-        <w:rPr>
-          <w:color w:val="000000"/>
-          <w:kern w:val="0"/>
-          <w:sz w:val="24"/>
-        </w:rPr>
-      </w:pPr>
-      <w:r>
-        <w:rPr>
-          <w:rFonts w:hint="eastAsia"/>
-          <w:color w:val="000000"/>
-          <w:kern w:val="0"/>
-          <w:sz w:val="24"/>
-        </w:rPr>
-        <w:t>在二次规划问题可行及状态估计误差有界的条件下，分析安装端作用力与力矩的建模偏差对位姿与速度误差动态的影响，研究局部闭环稳定与误差有界的条件。进一步考察约束激活时参考加速度松弛对实际阻抗响应的影响，结合基座运动、安装端受力及执行时序的实测数据校核扰动范围，并通过参数变化与约束激活试验检验分析结论的适用性。</w:t>
+        <w:t>）的软跟踪目标，结合关节速度阻尼对应的加速度参考和力矩正则项，联合优化作业端加速度、关节加速度与驱动力矩。以倒置动力学为等式约束，施加关节加速度、力矩幅值及单周期力矩变化量限制，并加入关节位置约束，求得满足上述约束的关节力矩。</w:t>
       </w:r>
     </w:p>
     <w:p>
@@ -8176,27 +8062,294 @@
           <w:sz w:val="24"/>
           <w:szCs w:val="28"/>
         </w:rPr>
+        <w:t xml:space="preserve">3.3 </w:t>
+      </w:r>
+      <w:r>
+        <w:rPr>
+          <w:rFonts w:hint="eastAsia"/>
+          <w:b/>
+          <w:color w:val="000000"/>
+          <w:kern w:val="0"/>
+          <w:sz w:val="24"/>
+          <w:szCs w:val="28"/>
+        </w:rPr>
+        <w:t>基于接触流形表征与参考修正的柔顺组装</w:t>
+      </w:r>
+    </w:p>
+    <w:p>
+      <w:pPr>
+        <w:widowControl/>
+        <w:spacing w:before="180" w:after="60" w:line="317" w:lineRule="auto"/>
+        <w:ind w:firstLine="480"/>
+        <w:jc w:val="left"/>
+        <w:rPr>
+          <w:color w:val="000000"/>
+          <w:kern w:val="0"/>
+          <w:sz w:val="24"/>
+        </w:rPr>
+      </w:pPr>
+      <w:r>
+        <w:rPr>
+          <w:color w:val="000000"/>
+          <w:kern w:val="0"/>
+          <w:sz w:val="24"/>
+        </w:rPr>
+        <w:t>以已有物理方向辅助</w:t>
+      </w:r>
+      <w:proofErr w:type="gramStart"/>
+      <w:r>
+        <w:rPr>
+          <w:color w:val="000000"/>
+          <w:kern w:val="0"/>
+          <w:sz w:val="24"/>
+        </w:rPr>
+        <w:t>接触场</w:t>
+      </w:r>
+      <w:proofErr w:type="gramEnd"/>
+      <w:r>
+        <w:rPr>
+          <w:color w:val="000000"/>
+          <w:kern w:val="0"/>
+          <w:sz w:val="24"/>
+        </w:rPr>
+        <w:t>配准方法（</w:t>
+      </w:r>
+      <w:r>
+        <w:rPr>
+          <w:color w:val="000000"/>
+          <w:kern w:val="0"/>
+          <w:sz w:val="24"/>
+        </w:rPr>
+        <w:t>PCF</w:t>
+      </w:r>
+      <w:r>
+        <w:rPr>
+          <w:color w:val="000000"/>
+          <w:kern w:val="0"/>
+          <w:sz w:val="24"/>
+        </w:rPr>
+        <w:t>）为基础，以离线接触位姿</w:t>
+      </w:r>
+      <w:proofErr w:type="gramStart"/>
+      <w:r>
+        <w:rPr>
+          <w:color w:val="000000"/>
+          <w:kern w:val="0"/>
+          <w:sz w:val="24"/>
+        </w:rPr>
+        <w:t>约束场值</w:t>
+      </w:r>
+      <w:proofErr w:type="gramEnd"/>
+      <w:r>
+        <w:rPr>
+          <w:color w:val="000000"/>
+          <w:kern w:val="0"/>
+          <w:sz w:val="24"/>
+        </w:rPr>
+        <w:t>，以功共轭变换后的物理方向约束局部斜率，结合</w:t>
+      </w:r>
+      <w:proofErr w:type="gramStart"/>
+      <w:r>
+        <w:rPr>
+          <w:color w:val="000000"/>
+          <w:kern w:val="0"/>
+          <w:sz w:val="24"/>
+        </w:rPr>
+        <w:t>全局场</w:t>
+      </w:r>
+      <w:proofErr w:type="gramEnd"/>
+      <w:r>
+        <w:rPr>
+          <w:color w:val="000000"/>
+          <w:kern w:val="0"/>
+          <w:sz w:val="24"/>
+        </w:rPr>
+        <w:t>与局部拟合表征接口接触流形。在线以目标先验为初值，在统一参考系中求解六维位姿：</w:t>
+      </w:r>
+    </w:p>
+    <w:p>
+      <w:pPr>
+        <w:pStyle w:val="MTDisplayEquation"/>
+        <w:rPr>
+          <w:rFonts w:hint="eastAsia"/>
+        </w:rPr>
+      </w:pPr>
+      <w:r>
+        <w:tab/>
+      </w:r>
+      <w:r>
+        <w:rPr>
+          <w:position w:val="-28"/>
+        </w:rPr>
+        <w:object w:dxaOrig="2720" w:dyaOrig="560" w14:anchorId="23FC48A3">
+          <v:shape id="_x0000_i1614" type="#_x0000_t75" style="width:136.05pt;height:28.05pt" o:ole="">
+            <v:imagedata r:id="rId54" o:title=""/>
+          </v:shape>
+          <o:OLEObject Type="Embed" ProgID="Equation.DSMT4" ShapeID="_x0000_i1614" DrawAspect="Content" ObjectID="_1851778299" r:id="rId55"/>
+        </w:object>
+      </w:r>
+    </w:p>
+    <w:p>
+      <w:pPr>
+        <w:widowControl/>
+        <w:spacing w:before="180" w:after="60" w:line="317" w:lineRule="auto"/>
+        <w:ind w:firstLine="480"/>
+        <w:jc w:val="left"/>
+        <w:rPr>
+          <w:rFonts w:hint="eastAsia"/>
+          <w:color w:val="000000"/>
+          <w:kern w:val="0"/>
+          <w:sz w:val="24"/>
+        </w:rPr>
+      </w:pPr>
+      <w:r>
+        <w:rPr>
+          <w:rFonts w:hint="eastAsia"/>
+          <w:color w:val="000000"/>
+          <w:kern w:val="0"/>
+          <w:sz w:val="24"/>
+        </w:rPr>
+        <w:t>其中，</w:t>
+      </w:r>
+      <w:r>
+        <w:rPr>
+          <w:position w:val="-12"/>
+        </w:rPr>
+        <w:object w:dxaOrig="220" w:dyaOrig="360" w14:anchorId="6B336C10">
+          <v:shape id="_x0000_i1452" type="#_x0000_t75" style="width:11.2pt;height:18.25pt" o:ole="">
+            <v:imagedata r:id="rId56" o:title=""/>
+          </v:shape>
+          <o:OLEObject Type="Embed" ProgID="Equation.DSMT4" ShapeID="_x0000_i1452" DrawAspect="Content" ObjectID="_1851778300" r:id="rId57"/>
+        </w:object>
+      </w:r>
+      <w:r>
+        <w:rPr>
+          <w:rFonts w:hint="eastAsia"/>
+          <w:color w:val="000000"/>
+          <w:kern w:val="0"/>
+          <w:sz w:val="24"/>
+        </w:rPr>
+        <w:t>为接触位姿，</w:t>
+      </w:r>
+      <w:r>
+        <w:rPr>
+          <w:position w:val="-4"/>
+        </w:rPr>
+        <w:object w:dxaOrig="260" w:dyaOrig="260" w14:anchorId="4DD85960">
+          <v:shape id="_x0000_i1455" type="#_x0000_t75" style="width:13.1pt;height:13.1pt" o:ole="">
+            <v:imagedata r:id="rId58" o:title=""/>
+          </v:shape>
+          <o:OLEObject Type="Embed" ProgID="Equation.DSMT4" ShapeID="_x0000_i1455" DrawAspect="Content" ObjectID="_1851778301" r:id="rId59"/>
+        </w:object>
+      </w:r>
+      <w:r>
+        <w:rPr>
+          <w:rFonts w:hint="eastAsia"/>
+          <w:color w:val="000000"/>
+          <w:kern w:val="0"/>
+          <w:sz w:val="24"/>
+        </w:rPr>
+        <w:t>为局部位姿坐标中的接触高度残差，</w:t>
+      </w:r>
+      <w:r>
+        <w:rPr>
+          <w:position w:val="-10"/>
+        </w:rPr>
+        <w:object w:dxaOrig="240" w:dyaOrig="260" w14:anchorId="0BD6DA80">
+          <v:shape id="_x0000_i1458" type="#_x0000_t75" style="width:12.15pt;height:13.1pt" o:ole="">
+            <v:imagedata r:id="rId60" o:title=""/>
+          </v:shape>
+          <o:OLEObject Type="Embed" ProgID="Equation.DSMT4" ShapeID="_x0000_i1458" DrawAspect="Content" ObjectID="_1851778302" r:id="rId61"/>
+        </w:object>
+      </w:r>
+      <w:r>
+        <w:rPr>
+          <w:rFonts w:hint="eastAsia"/>
+          <w:color w:val="000000"/>
+          <w:kern w:val="0"/>
+          <w:sz w:val="24"/>
+        </w:rPr>
+        <w:t>为鲁棒损失。结合实测基座位姿和时序修正观测坐标，按接口特征尺度统一平移与转动的局部度量，利用残差雅可比的奇异值及对应方向分析局部可辨识性，研究弱约束方向的先验融合与执行限幅，并通过扰动回放检验观测误差传播。</w:t>
+      </w:r>
+    </w:p>
+    <w:p>
+      <w:pPr>
+        <w:widowControl/>
+        <w:spacing w:before="180" w:after="60" w:line="317" w:lineRule="auto"/>
+        <w:ind w:firstLine="480"/>
+        <w:jc w:val="left"/>
+        <w:rPr>
+          <w:color w:val="000000"/>
+          <w:kern w:val="0"/>
+          <w:sz w:val="24"/>
+        </w:rPr>
+      </w:pPr>
+      <w:r>
+        <w:rPr>
+          <w:rFonts w:hint="eastAsia"/>
+          <w:color w:val="000000"/>
+          <w:kern w:val="0"/>
+          <w:sz w:val="24"/>
+        </w:rPr>
+        <w:t>利用约束导纳捕获方法（</w:t>
+      </w:r>
+      <w:r>
+        <w:rPr>
+          <w:rFonts w:hint="eastAsia"/>
+          <w:color w:val="000000"/>
+          <w:kern w:val="0"/>
+          <w:sz w:val="24"/>
+        </w:rPr>
+        <w:t>RAC</w:t>
+      </w:r>
+      <w:r>
+        <w:rPr>
+          <w:rFonts w:hint="eastAsia"/>
+          <w:color w:val="000000"/>
+          <w:kern w:val="0"/>
+          <w:sz w:val="24"/>
+        </w:rPr>
+        <w:t>）调节两个横向与三个姿态通道，轴向接近单独处理。在正定导纳阻尼和包含零的闭</w:t>
+      </w:r>
+      <w:proofErr w:type="gramStart"/>
+      <w:r>
+        <w:rPr>
+          <w:rFonts w:hint="eastAsia"/>
+          <w:color w:val="000000"/>
+          <w:kern w:val="0"/>
+          <w:sz w:val="24"/>
+        </w:rPr>
+        <w:t>凸</w:t>
+      </w:r>
+      <w:proofErr w:type="gramEnd"/>
+      <w:r>
+        <w:rPr>
+          <w:rFonts w:hint="eastAsia"/>
+          <w:color w:val="000000"/>
+          <w:kern w:val="0"/>
+          <w:sz w:val="24"/>
+        </w:rPr>
+        <w:t>增量约束下，依据共轭接触输入求解修正增量，限制变化速率与累计偏移，并校核有限转动步长，保持零输入保</w:t>
+      </w:r>
+      <w:r>
+        <w:rPr>
+          <w:rFonts w:hint="eastAsia"/>
+          <w:color w:val="000000"/>
+          <w:kern w:val="0"/>
+          <w:sz w:val="24"/>
+        </w:rPr>
         <w:lastRenderedPageBreak/>
-        <w:t xml:space="preserve">3.3 </w:t>
-      </w:r>
-      <w:r>
+        <w:t>持性质及参考端口离散广义功关系。根据估计敏感程度设置导纳阻尼和修正边界，将位姿及其速度、加速度参考一致地传递至下层控制。</w:t>
+      </w:r>
+    </w:p>
+    <w:p>
+      <w:pPr>
+        <w:widowControl/>
+        <w:spacing w:before="180" w:after="60" w:line="317" w:lineRule="auto"/>
+        <w:ind w:firstLine="480"/>
+        <w:jc w:val="left"/>
         <w:rPr>
           <w:rFonts w:hint="eastAsia"/>
-          <w:b/>
-          <w:color w:val="000000"/>
-          <w:kern w:val="0"/>
-          <w:sz w:val="24"/>
-          <w:szCs w:val="28"/>
-        </w:rPr>
-        <w:t>基于接触流形表征与参考修正的柔顺组装</w:t>
-      </w:r>
-    </w:p>
-    <w:p>
-      <w:pPr>
-        <w:widowControl/>
-        <w:spacing w:after="40" w:line="317" w:lineRule="auto"/>
-        <w:ind w:firstLine="480"/>
-        <w:rPr>
           <w:color w:val="000000"/>
           <w:kern w:val="0"/>
           <w:sz w:val="24"/>
@@ -8209,8 +8362,9 @@
           <w:kern w:val="0"/>
           <w:sz w:val="24"/>
         </w:rPr>
-        <w:t>沿用已有物理方向辅助接触场配准方法（</w:t>
-      </w:r>
+        <w:t>通过局部线性化与受控扰动，分析目标估计、参考修正及实际跟踪误差对到位精度和接触载荷的贡献，考察加速度松弛对误差传递的影响，形成参考修正与驱动能力的匹配方法。局部分析和参考子系统</w:t>
+      </w:r>
+      <w:proofErr w:type="gramStart"/>
       <w:r>
         <w:rPr>
           <w:rFonts w:hint="eastAsia"/>
@@ -8218,8 +8372,9 @@
           <w:kern w:val="0"/>
           <w:sz w:val="24"/>
         </w:rPr>
-        <w:t>PCF</w:t>
-      </w:r>
+        <w:t>功关系</w:t>
+      </w:r>
+      <w:proofErr w:type="gramEnd"/>
       <w:r>
         <w:rPr>
           <w:rFonts w:hint="eastAsia"/>
@@ -8227,586 +8382,7 @@
           <w:kern w:val="0"/>
           <w:sz w:val="24"/>
         </w:rPr>
-        <w:t>），以离线接触位姿约束场值，以经功共轭坐标变换的物理方向约束场的局部斜率，结合全局场与局部拟合表征典型接口的接触边界。方向信息作为软约束，减轻稀疏采样对场形状的影响。在线以目标先验</w:t>
-      </w:r>
-      <w:r>
-        <w:rPr>
-          <w:color w:val="000000"/>
-          <w:kern w:val="0"/>
-          <w:position w:val="-12"/>
-          <w:sz w:val="24"/>
-        </w:rPr>
-        <w:object w:dxaOrig="240" w:dyaOrig="360" w14:anchorId="26A3E42B">
-          <v:shape id="_x0000_i1073" type="#_x0000_t75" style="width:11.95pt;height:18.1pt" o:ole="">
-            <v:imagedata r:id="rId100" o:title=""/>
-          </v:shape>
-          <o:OLEObject Type="Embed" ProgID="Equation.DSMT4" ShapeID="_x0000_i1073" DrawAspect="Content" ObjectID="_1851767371" r:id="rId101"/>
-        </w:object>
-      </w:r>
-      <w:r>
-        <w:rPr>
-          <w:rFonts w:hint="eastAsia"/>
-          <w:color w:val="000000"/>
-          <w:kern w:val="0"/>
-          <w:sz w:val="24"/>
-        </w:rPr>
-        <w:t>为初值，利用接触位姿求解六维目标估计：</w:t>
-      </w:r>
-    </w:p>
-    <w:tbl>
-      <w:tblPr>
-        <w:tblW w:w="0" w:type="auto"/>
-        <w:jc w:val="center"/>
-        <w:tblLayout w:type="fixed"/>
-        <w:tblLook w:val="04A0" w:firstRow="1" w:lastRow="0" w:firstColumn="1" w:lastColumn="0" w:noHBand="0" w:noVBand="1"/>
-      </w:tblPr>
-      <w:tblGrid>
-        <w:gridCol w:w="8391"/>
-        <w:gridCol w:w="567"/>
-      </w:tblGrid>
-      <w:tr>
-        <w:trPr>
-          <w:cantSplit/>
-          <w:jc w:val="center"/>
-        </w:trPr>
-        <w:tc>
-          <w:tcPr>
-            <w:tcW w:w="8391" w:type="dxa"/>
-            <w:tcBorders>
-              <w:top w:val="nil"/>
-              <w:left w:val="nil"/>
-              <w:bottom w:val="nil"/>
-              <w:right w:val="nil"/>
-            </w:tcBorders>
-            <w:tcMar>
-              <w:top w:w="50" w:type="dxa"/>
-              <w:left w:w="0" w:type="dxa"/>
-              <w:bottom w:w="50" w:type="dxa"/>
-              <w:right w:w="0" w:type="dxa"/>
-            </w:tcMar>
-            <w:vAlign w:val="center"/>
-          </w:tcPr>
-          <w:p>
-            <w:pPr>
-              <w:keepLines/>
-              <w:widowControl/>
-              <w:tabs>
-                <w:tab w:val="center" w:pos="4200"/>
-                <w:tab w:val="right" w:pos="8400"/>
-              </w:tabs>
-              <w:spacing w:before="100" w:after="100"/>
-              <w:jc w:val="left"/>
-              <w:rPr>
-                <w:color w:val="000000"/>
-                <w:kern w:val="0"/>
-                <w:sz w:val="24"/>
-              </w:rPr>
-            </w:pPr>
-            <w:r>
-              <w:rPr>
-                <w:color w:val="000000"/>
-                <w:kern w:val="0"/>
-                <w:sz w:val="24"/>
-              </w:rPr>
-              <w:tab/>
-            </w:r>
-            <w:r>
-              <w:rPr>
-                <w:color w:val="000000"/>
-                <w:kern w:val="0"/>
-                <w:position w:val="-28"/>
-                <w:sz w:val="24"/>
-              </w:rPr>
-              <w:object w:dxaOrig="2720" w:dyaOrig="580" w14:anchorId="78751AA9">
-                <v:shape id="_x0000_i1074" type="#_x0000_t75" style="width:136.15pt;height:29pt" o:ole="">
-                  <v:imagedata r:id="rId102" o:title=""/>
-                </v:shape>
-                <o:OLEObject Type="Embed" ProgID="Equation.DSMT4" ShapeID="_x0000_i1074" DrawAspect="Content" ObjectID="_1851767372" r:id="rId103"/>
-              </w:object>
-            </w:r>
-          </w:p>
-        </w:tc>
-        <w:tc>
-          <w:tcPr>
-            <w:tcW w:w="567" w:type="dxa"/>
-            <w:tcBorders>
-              <w:top w:val="nil"/>
-              <w:left w:val="nil"/>
-              <w:bottom w:val="nil"/>
-              <w:right w:val="nil"/>
-            </w:tcBorders>
-            <w:tcMar>
-              <w:top w:w="50" w:type="dxa"/>
-              <w:left w:w="0" w:type="dxa"/>
-              <w:bottom w:w="50" w:type="dxa"/>
-              <w:right w:w="0" w:type="dxa"/>
-            </w:tcMar>
-            <w:vAlign w:val="center"/>
-          </w:tcPr>
-          <w:p>
-            <w:pPr>
-              <w:widowControl/>
-              <w:spacing w:after="40"/>
-              <w:jc w:val="right"/>
-              <w:rPr>
-                <w:color w:val="000000"/>
-                <w:kern w:val="0"/>
-                <w:sz w:val="24"/>
-              </w:rPr>
-            </w:pPr>
-            <w:r>
-              <w:rPr>
-                <w:color w:val="000000"/>
-                <w:kern w:val="0"/>
-              </w:rPr>
-              <w:t>(6)</w:t>
-            </w:r>
-          </w:p>
-        </w:tc>
-      </w:tr>
-    </w:tbl>
-    <w:p>
-      <w:pPr>
-        <w:widowControl/>
-        <w:spacing w:after="40" w:line="317" w:lineRule="auto"/>
-        <w:ind w:firstLine="480"/>
-        <w:rPr>
-          <w:color w:val="000000"/>
-          <w:kern w:val="0"/>
-          <w:sz w:val="24"/>
-        </w:rPr>
-      </w:pPr>
-      <w:r>
-        <w:rPr>
-          <w:rFonts w:hint="eastAsia"/>
-          <w:color w:val="000000"/>
-          <w:kern w:val="0"/>
-          <w:sz w:val="24"/>
-        </w:rPr>
-        <w:t>其中，</w:t>
-      </w:r>
-      <w:r>
-        <w:rPr>
-          <w:color w:val="000000"/>
-          <w:kern w:val="0"/>
-          <w:position w:val="-12"/>
-          <w:sz w:val="24"/>
-        </w:rPr>
-        <w:object w:dxaOrig="220" w:dyaOrig="360" w14:anchorId="3F8CCBD1">
-          <v:shape id="_x0000_i1075" type="#_x0000_t75" style="width:10.9pt;height:18.1pt" o:ole="">
-            <v:imagedata r:id="rId104" o:title=""/>
-          </v:shape>
-          <o:OLEObject Type="Embed" ProgID="Equation.DSMT4" ShapeID="_x0000_i1075" DrawAspect="Content" ObjectID="_1851767373" r:id="rId105"/>
-        </w:object>
-      </w:r>
-      <w:r>
-        <w:rPr>
-          <w:rFonts w:hint="eastAsia"/>
-          <w:color w:val="000000"/>
-          <w:kern w:val="0"/>
-          <w:sz w:val="24"/>
-        </w:rPr>
-        <w:t>为统一参考系中的接触位姿，</w:t>
-      </w:r>
-      <w:r>
-        <w:rPr>
-          <w:color w:val="000000"/>
-          <w:kern w:val="0"/>
-          <w:position w:val="-4"/>
-          <w:sz w:val="24"/>
-        </w:rPr>
-        <w:object w:dxaOrig="260" w:dyaOrig="260" w14:anchorId="1773E5AC">
-          <v:shape id="_x0000_i1076" type="#_x0000_t75" style="width:13.3pt;height:13.3pt" o:ole="">
-            <v:imagedata r:id="rId106" o:title=""/>
-          </v:shape>
-          <o:OLEObject Type="Embed" ProgID="Equation.DSMT4" ShapeID="_x0000_i1076" DrawAspect="Content" ObjectID="_1851767374" r:id="rId107"/>
-        </w:object>
-      </w:r>
-      <w:r>
-        <w:rPr>
-          <w:rFonts w:hint="eastAsia"/>
-          <w:color w:val="000000"/>
-          <w:kern w:val="0"/>
-          <w:sz w:val="24"/>
-        </w:rPr>
-        <w:t>为局部位姿坐标中的接触高度残差，</w:t>
-      </w:r>
-      <w:r>
-        <w:rPr>
-          <w:color w:val="000000"/>
-          <w:kern w:val="0"/>
-          <w:position w:val="-10"/>
-          <w:sz w:val="24"/>
-        </w:rPr>
-        <w:object w:dxaOrig="240" w:dyaOrig="260" w14:anchorId="543EBBAB">
-          <v:shape id="_x0000_i1077" type="#_x0000_t75" style="width:11.95pt;height:13.3pt" o:ole="">
-            <v:imagedata r:id="rId108" o:title=""/>
-          </v:shape>
-          <o:OLEObject Type="Embed" ProgID="Equation.DSMT4" ShapeID="_x0000_i1077" DrawAspect="Content" ObjectID="_1851767375" r:id="rId109"/>
-        </w:object>
-      </w:r>
-      <w:r>
-        <w:rPr>
-          <w:rFonts w:hint="eastAsia"/>
-          <w:color w:val="000000"/>
-          <w:kern w:val="0"/>
-          <w:sz w:val="24"/>
-        </w:rPr>
-        <w:t>为鲁棒损失。沿用已采集区域的离线场，以实测基座位姿修正观测坐标，局部迭代估计三维位置与姿态，分别记录原始估计和执行限幅后的目标。通过局部线性化及观测扰动回放，分析测量与时序误差对配准结果的影响，并校核所选激励下的力信号补偿误差；约束较弱方向结合先验与限幅处理。</w:t>
-      </w:r>
-    </w:p>
-    <w:p>
-      <w:pPr>
-        <w:widowControl/>
-        <w:spacing w:after="40" w:line="317" w:lineRule="auto"/>
-        <w:ind w:firstLine="480"/>
-        <w:rPr>
-          <w:color w:val="000000"/>
-          <w:kern w:val="0"/>
-          <w:sz w:val="24"/>
-        </w:rPr>
-      </w:pPr>
-      <w:r>
-        <w:rPr>
-          <w:rFonts w:hint="eastAsia"/>
-          <w:color w:val="000000"/>
-          <w:kern w:val="0"/>
-          <w:sz w:val="24"/>
-        </w:rPr>
-        <w:t>以配准目标生成名义参考，采用约束导纳捕获方法（</w:t>
-      </w:r>
-      <w:r>
-        <w:rPr>
-          <w:rFonts w:hint="eastAsia"/>
-          <w:color w:val="000000"/>
-          <w:kern w:val="0"/>
-          <w:sz w:val="24"/>
-        </w:rPr>
-        <w:t>RAC</w:t>
-      </w:r>
-      <w:r>
-        <w:rPr>
-          <w:rFonts w:hint="eastAsia"/>
-          <w:color w:val="000000"/>
-          <w:kern w:val="0"/>
-          <w:sz w:val="24"/>
-        </w:rPr>
-        <w:t>）调节两个横向和三个姿态通道，轴向接近与接触维持单独处理。令</w:t>
-      </w:r>
-      <w:r>
-        <w:rPr>
-          <w:color w:val="000000"/>
-          <w:kern w:val="0"/>
-          <w:position w:val="-6"/>
-          <w:sz w:val="24"/>
-        </w:rPr>
-        <w:object w:dxaOrig="660" w:dyaOrig="320" w14:anchorId="05B27434">
-          <v:shape id="_x0000_i1078" type="#_x0000_t75" style="width:33.1pt;height:16.05pt" o:ole="">
-            <v:imagedata r:id="rId110" o:title=""/>
-          </v:shape>
-          <o:OLEObject Type="Embed" ProgID="Equation.DSMT4" ShapeID="_x0000_i1078" DrawAspect="Content" ObjectID="_1851767376" r:id="rId111"/>
-        </w:object>
-      </w:r>
-      <w:r>
-        <w:rPr>
-          <w:rFonts w:hint="eastAsia"/>
-          <w:color w:val="000000"/>
-          <w:kern w:val="0"/>
-          <w:sz w:val="24"/>
-        </w:rPr>
-        <w:t>为累计修正量，按接触反馈计算增量：</w:t>
-      </w:r>
-    </w:p>
-    <w:tbl>
-      <w:tblPr>
-        <w:tblW w:w="0" w:type="auto"/>
-        <w:jc w:val="center"/>
-        <w:tblLayout w:type="fixed"/>
-        <w:tblLook w:val="04A0" w:firstRow="1" w:lastRow="0" w:firstColumn="1" w:lastColumn="0" w:noHBand="0" w:noVBand="1"/>
-      </w:tblPr>
-      <w:tblGrid>
-        <w:gridCol w:w="8391"/>
-        <w:gridCol w:w="567"/>
-      </w:tblGrid>
-      <w:tr>
-        <w:trPr>
-          <w:cantSplit/>
-          <w:jc w:val="center"/>
-        </w:trPr>
-        <w:tc>
-          <w:tcPr>
-            <w:tcW w:w="8391" w:type="dxa"/>
-            <w:tcBorders>
-              <w:top w:val="nil"/>
-              <w:left w:val="nil"/>
-              <w:bottom w:val="nil"/>
-              <w:right w:val="nil"/>
-            </w:tcBorders>
-            <w:tcMar>
-              <w:top w:w="50" w:type="dxa"/>
-              <w:left w:w="0" w:type="dxa"/>
-              <w:bottom w:w="50" w:type="dxa"/>
-              <w:right w:w="0" w:type="dxa"/>
-            </w:tcMar>
-            <w:vAlign w:val="center"/>
-          </w:tcPr>
-          <w:p>
-            <w:pPr>
-              <w:keepLines/>
-              <w:widowControl/>
-              <w:tabs>
-                <w:tab w:val="center" w:pos="4200"/>
-                <w:tab w:val="right" w:pos="8400"/>
-              </w:tabs>
-              <w:spacing w:before="100" w:after="100"/>
-              <w:jc w:val="left"/>
-              <w:rPr>
-                <w:color w:val="000000"/>
-                <w:kern w:val="0"/>
-                <w:sz w:val="24"/>
-              </w:rPr>
-            </w:pPr>
-            <w:r>
-              <w:rPr>
-                <w:color w:val="000000"/>
-                <w:kern w:val="0"/>
-                <w:sz w:val="24"/>
-              </w:rPr>
-              <w:tab/>
-            </w:r>
-            <w:r>
-              <w:rPr>
-                <w:color w:val="000000"/>
-                <w:kern w:val="0"/>
-                <w:position w:val="-50"/>
-                <w:sz w:val="24"/>
-              </w:rPr>
-              <w:object w:dxaOrig="3060" w:dyaOrig="1120" w14:anchorId="2A20A3A4">
-                <v:shape id="_x0000_i1079" type="#_x0000_t75" style="width:152.85pt;height:55.95pt" o:ole="">
-                  <v:imagedata r:id="rId112" o:title=""/>
-                </v:shape>
-                <o:OLEObject Type="Embed" ProgID="Equation.DSMT4" ShapeID="_x0000_i1079" DrawAspect="Content" ObjectID="_1851767377" r:id="rId113"/>
-              </w:object>
-            </w:r>
-          </w:p>
-        </w:tc>
-        <w:tc>
-          <w:tcPr>
-            <w:tcW w:w="567" w:type="dxa"/>
-            <w:tcBorders>
-              <w:top w:val="nil"/>
-              <w:left w:val="nil"/>
-              <w:bottom w:val="nil"/>
-              <w:right w:val="nil"/>
-            </w:tcBorders>
-            <w:tcMar>
-              <w:top w:w="50" w:type="dxa"/>
-              <w:left w:w="0" w:type="dxa"/>
-              <w:bottom w:w="50" w:type="dxa"/>
-              <w:right w:w="0" w:type="dxa"/>
-            </w:tcMar>
-            <w:vAlign w:val="center"/>
-          </w:tcPr>
-          <w:p>
-            <w:pPr>
-              <w:widowControl/>
-              <w:spacing w:after="40"/>
-              <w:jc w:val="right"/>
-              <w:rPr>
-                <w:color w:val="000000"/>
-                <w:kern w:val="0"/>
-                <w:sz w:val="24"/>
-              </w:rPr>
-            </w:pPr>
-            <w:r>
-              <w:rPr>
-                <w:color w:val="000000"/>
-                <w:kern w:val="0"/>
-              </w:rPr>
-              <w:t>(7)</w:t>
-            </w:r>
-          </w:p>
-        </w:tc>
-      </w:tr>
-    </w:tbl>
-    <w:p>
-      <w:pPr>
-        <w:widowControl/>
-        <w:spacing w:after="40" w:line="317" w:lineRule="auto"/>
-        <w:ind w:firstLine="480"/>
-        <w:rPr>
-          <w:color w:val="000000"/>
-          <w:kern w:val="0"/>
-          <w:sz w:val="24"/>
-        </w:rPr>
-      </w:pPr>
-      <w:r>
-        <w:rPr>
-          <w:rFonts w:hint="eastAsia"/>
-          <w:color w:val="000000"/>
-          <w:kern w:val="0"/>
-          <w:sz w:val="24"/>
-        </w:rPr>
-        <w:t>其中，</w:t>
-      </w:r>
-      <w:r>
-        <w:rPr>
-          <w:color w:val="000000"/>
-          <w:kern w:val="0"/>
-          <w:position w:val="-14"/>
-          <w:sz w:val="24"/>
-        </w:rPr>
-        <w:object w:dxaOrig="1180" w:dyaOrig="400" w14:anchorId="41329F9F">
-          <v:shape id="_x0000_i1080" type="#_x0000_t75" style="width:59.05pt;height:19.8pt" o:ole="">
-            <v:imagedata r:id="rId114" o:title=""/>
-          </v:shape>
-          <o:OLEObject Type="Embed" ProgID="Equation.DSMT4" ShapeID="_x0000_i1080" DrawAspect="Content" ObjectID="_1851767378" r:id="rId115"/>
-        </w:object>
-      </w:r>
-      <w:r>
-        <w:rPr>
-          <w:rFonts w:hint="eastAsia"/>
-          <w:color w:val="000000"/>
-          <w:kern w:val="0"/>
-          <w:sz w:val="24"/>
-        </w:rPr>
-        <w:t>为共轭接触输入，</w:t>
-      </w:r>
-      <w:r>
-        <w:rPr>
-          <w:color w:val="000000"/>
-          <w:kern w:val="0"/>
-          <w:position w:val="-12"/>
-          <w:sz w:val="24"/>
-        </w:rPr>
-        <w:object w:dxaOrig="320" w:dyaOrig="360" w14:anchorId="4E2276D2">
-          <v:shape id="_x0000_i1081" type="#_x0000_t75" style="width:16.05pt;height:18.1pt" o:ole="">
-            <v:imagedata r:id="rId116" o:title=""/>
-          </v:shape>
-          <o:OLEObject Type="Embed" ProgID="Equation.DSMT4" ShapeID="_x0000_i1081" DrawAspect="Content" ObjectID="_1851767379" r:id="rId117"/>
-        </w:object>
-      </w:r>
-      <w:r>
-        <w:rPr>
-          <w:rFonts w:hint="eastAsia"/>
-          <w:color w:val="000000"/>
-          <w:kern w:val="0"/>
-          <w:sz w:val="24"/>
-        </w:rPr>
-        <w:t>将修正速度映射为体速度，</w:t>
-      </w:r>
-      <w:r>
-        <w:rPr>
-          <w:color w:val="000000"/>
-          <w:kern w:val="0"/>
-          <w:position w:val="-12"/>
-          <w:sz w:val="24"/>
-        </w:rPr>
-        <w:object w:dxaOrig="320" w:dyaOrig="360" w14:anchorId="1B352AE3">
-          <v:shape id="_x0000_i1082" type="#_x0000_t75" style="width:16.05pt;height:18.1pt" o:ole="">
-            <v:imagedata r:id="rId118" o:title=""/>
-          </v:shape>
-          <o:OLEObject Type="Embed" ProgID="Equation.DSMT4" ShapeID="_x0000_i1082" DrawAspect="Content" ObjectID="_1851767380" r:id="rId119"/>
-        </w:object>
-      </w:r>
-      <w:r>
-        <w:rPr>
-          <w:rFonts w:hint="eastAsia"/>
-          <w:color w:val="000000"/>
-          <w:kern w:val="0"/>
-          <w:sz w:val="24"/>
-        </w:rPr>
-        <w:t>为经力臂与坐标变换的接触力旋量。</w:t>
-      </w:r>
-      <w:r>
-        <w:rPr>
-          <w:color w:val="000000"/>
-          <w:kern w:val="0"/>
-          <w:position w:val="-12"/>
-          <w:sz w:val="24"/>
-        </w:rPr>
-        <w:object w:dxaOrig="320" w:dyaOrig="360" w14:anchorId="61BAFCB6">
-          <v:shape id="_x0000_i1083" type="#_x0000_t75" style="width:16.05pt;height:18.1pt" o:ole="">
-            <v:imagedata r:id="rId120" o:title=""/>
-          </v:shape>
-          <o:OLEObject Type="Embed" ProgID="Equation.DSMT4" ShapeID="_x0000_i1083" DrawAspect="Content" ObjectID="_1851767381" r:id="rId121"/>
-        </w:object>
-      </w:r>
-      <w:r>
-        <w:rPr>
-          <w:rFonts w:hint="eastAsia"/>
-          <w:color w:val="000000"/>
-          <w:kern w:val="0"/>
-          <w:sz w:val="24"/>
-        </w:rPr>
-        <w:t>为依据配准残差敏感程度构造、在一次捕获中固定的正定阻尼矩阵；</w:t>
-      </w:r>
-      <w:r>
-        <w:rPr>
-          <w:color w:val="000000"/>
-          <w:kern w:val="0"/>
-          <w:position w:val="-12"/>
-          <w:sz w:val="24"/>
-        </w:rPr>
-        <w:object w:dxaOrig="260" w:dyaOrig="360" w14:anchorId="5D7DBF70">
-          <v:shape id="_x0000_i1084" type="#_x0000_t75" style="width:13.3pt;height:18.1pt" o:ole="">
-            <v:imagedata r:id="rId122" o:title=""/>
-          </v:shape>
-          <o:OLEObject Type="Embed" ProgID="Equation.DSMT4" ShapeID="_x0000_i1084" DrawAspect="Content" ObjectID="_1851767382" r:id="rId123"/>
-        </w:object>
-      </w:r>
-      <w:r>
-        <w:rPr>
-          <w:rFonts w:hint="eastAsia"/>
-          <w:color w:val="000000"/>
-          <w:kern w:val="0"/>
-          <w:sz w:val="24"/>
-        </w:rPr>
-        <w:t>为包含零的闭凸增量集合，限定累计偏移及经坐标映射的指令变化率，</w:t>
-      </w:r>
-      <w:r>
-        <w:rPr>
-          <w:color w:val="000000"/>
-          <w:kern w:val="0"/>
-          <w:position w:val="-6"/>
-          <w:sz w:val="24"/>
-        </w:rPr>
-        <w:object w:dxaOrig="240" w:dyaOrig="220" w14:anchorId="3C26060D">
-          <v:shape id="_x0000_i1085" type="#_x0000_t75" style="width:11.95pt;height:10.9pt" o:ole="">
-            <v:imagedata r:id="rId124" o:title=""/>
-          </v:shape>
-          <o:OLEObject Type="Embed" ProgID="Equation.DSMT4" ShapeID="_x0000_i1085" DrawAspect="Content" ObjectID="_1851767383" r:id="rId125"/>
-        </w:object>
-      </w:r>
-      <w:r>
-        <w:rPr>
-          <w:rFonts w:hint="eastAsia"/>
-          <w:color w:val="000000"/>
-          <w:kern w:val="0"/>
-          <w:sz w:val="24"/>
-        </w:rPr>
-        <w:t>用于有限转动步长校核。不设置弹性回拉项，使修正通道零输入时保持累计纠偏。</w:t>
-      </w:r>
-    </w:p>
-    <w:p>
-      <w:pPr>
-        <w:widowControl/>
-        <w:spacing w:after="40" w:line="317" w:lineRule="auto"/>
-        <w:ind w:firstLine="480"/>
-        <w:rPr>
-          <w:color w:val="000000"/>
-          <w:kern w:val="0"/>
-          <w:sz w:val="24"/>
-        </w:rPr>
-      </w:pPr>
-      <w:r>
-        <w:rPr>
-          <w:rFonts w:hint="eastAsia"/>
-          <w:color w:val="000000"/>
-          <w:kern w:val="0"/>
-          <w:sz w:val="24"/>
-        </w:rPr>
-        <w:t>该更新保证修正量有界，并满足参考端口的离散广义功不等式。拟研究修正后的位姿参考与下层控制所需速度、加速度参考的衔接，结合局部误差分析，考察修正参数、跟踪误差与参考加速度松弛对到位精度和接触力峰值的影响，为参考修正与执行能力的匹配提供依据。理论结论限于局部误差传播和参考子系统，整机效果由对照试验评价。</w:t>
+        <w:t>用于解释作用机制，整机性能通过配准、参考修正及联合控制的对照实验评价。</w:t>
       </w:r>
     </w:p>
     <w:p>
@@ -8836,7 +8412,6 @@
           <w:sz w:val="24"/>
           <w:szCs w:val="28"/>
         </w:rPr>
-        <w:lastRenderedPageBreak/>
         <w:t xml:space="preserve">3.4 </w:t>
       </w:r>
       <w:r>
@@ -8930,7 +8505,25 @@
           <w:kern w:val="0"/>
           <w:sz w:val="24"/>
         </w:rPr>
-        <w:t>集成验证贯通接近、对准、插接与到位保持，依据接口容差和测量精度预先确定工况及判据。成功与失败实验均纳入评价，调参数据不计入独立验证，统计到位位置与姿态误差的均值和标准差，记录组装成功率。通过静止基座与不同激励下的结果对照，评价基座运动对末端跟踪精度、组装成功率及到位保持效果的影响。</w:t>
+        <w:t>集成验证贯通接近、对准、插接与到位保持，依据接口容差和测量精度预先确定工况及判据。成功与失败实验均纳入评价，调参数据不计</w:t>
+      </w:r>
+      <w:proofErr w:type="gramStart"/>
+      <w:r>
+        <w:rPr>
+          <w:color w:val="000000"/>
+          <w:kern w:val="0"/>
+          <w:sz w:val="24"/>
+        </w:rPr>
+        <w:t>入独立</w:t>
+      </w:r>
+      <w:proofErr w:type="gramEnd"/>
+      <w:r>
+        <w:rPr>
+          <w:color w:val="000000"/>
+          <w:kern w:val="0"/>
+          <w:sz w:val="24"/>
+        </w:rPr>
+        <w:t>验证，统计到位位置与姿态误差的均值和标准差，记录组装成功率。通过静止基座与不同激励下的结果对照，评价基座运动对末端跟踪精度、组装成功率及到位保持效果的影响。</w:t>
       </w:r>
     </w:p>
     <w:p>
@@ -9041,7 +8634,16 @@
           <w:kern w:val="0"/>
           <w:sz w:val="24"/>
         </w:rPr>
-        <w:t>本项目围绕基座运动下机械臂的运动精度与接触柔顺性，以浮动基机器人动力学为建模基础，将几何阻抗、动力学优化与接触引导相结合，通过理论分析、数值仿真和地面实验逐步验证。团队已有的建模方法、控制算法与对接实验为各项研究提供了基础。</w:t>
+        <w:t>本项目围绕基座运动下机械臂的运动精度与接触柔顺性，以浮动基机器人动力学为建模基础，将几何阻抗、动力学优化与接触引导相结合，通过理论分析、</w:t>
+      </w:r>
+      <w:r>
+        <w:rPr>
+          <w:color w:val="000000"/>
+          <w:kern w:val="0"/>
+          <w:sz w:val="24"/>
+        </w:rPr>
+        <w:lastRenderedPageBreak/>
+        <w:t>数值仿真和地面实验逐步验证。团队已有的建模方法、控制算法与对接实验为各项研究提供了基础。</w:t>
       </w:r>
     </w:p>
     <w:p>
@@ -9071,7 +8673,25 @@
           <w:kern w:val="0"/>
           <w:sz w:val="24"/>
         </w:rPr>
-        <w:t>团队已在自由漂浮双臂空间机器人协同操作研究中，建立包含浮动基座、机械臂与抓持目标的闭环系统运动学和动力学模型，描述基座与机械臂的动力学耦合及双臂协同操作约束</w:t>
+        <w:t>团队已在自由漂浮双臂空间机器人协同操作研究中，建立包含浮动基座、机械臂与</w:t>
+      </w:r>
+      <w:proofErr w:type="gramStart"/>
+      <w:r>
+        <w:rPr>
+          <w:color w:val="000000"/>
+          <w:kern w:val="0"/>
+          <w:sz w:val="24"/>
+        </w:rPr>
+        <w:t>抓持目标</w:t>
+      </w:r>
+      <w:proofErr w:type="gramEnd"/>
+      <w:r>
+        <w:rPr>
+          <w:color w:val="000000"/>
+          <w:kern w:val="0"/>
+          <w:sz w:val="24"/>
+        </w:rPr>
+        <w:t>的闭环系统运动学和动力学模型，描述基座与机械臂的动力学耦合及双臂协同操作约束</w:t>
       </w:r>
       <w:r>
         <w:rPr>
@@ -9087,16 +8707,25 @@
           <w:kern w:val="0"/>
           <w:sz w:val="24"/>
         </w:rPr>
-        <w:t>。本项目沿用浮动基多体系统建模框架，以作业端为浮动基重新组织运动链，通过实际安装端的运动与载荷表征外部作用。前期已实现反向机械臂模型及安装端载荷的静力近似描述，可在此</w:t>
-      </w:r>
-      <w:r>
-        <w:rPr>
-          <w:color w:val="000000"/>
-          <w:kern w:val="0"/>
-          <w:sz w:val="24"/>
-        </w:rPr>
-        <w:lastRenderedPageBreak/>
-        <w:t>基础上结合实测基座运动与载荷校核动态偏差，为面向控制的耦合建模提供直接基础。</w:t>
+        <w:t>。本项目沿用浮动基多体系统建模框架，以作业端为浮动</w:t>
+      </w:r>
+      <w:proofErr w:type="gramStart"/>
+      <w:r>
+        <w:rPr>
+          <w:color w:val="000000"/>
+          <w:kern w:val="0"/>
+          <w:sz w:val="24"/>
+        </w:rPr>
+        <w:t>基重新</w:t>
+      </w:r>
+      <w:proofErr w:type="gramEnd"/>
+      <w:r>
+        <w:rPr>
+          <w:color w:val="000000"/>
+          <w:kern w:val="0"/>
+          <w:sz w:val="24"/>
+        </w:rPr>
+        <w:t>组织运动链，通过实际安装端的运动与载荷表征外部作用。前期已实现反向机械臂模型及安装端载荷的静力近似描述，可在此基础上结合实测基座运动与载荷校核动态偏差，为面向控制的耦合建模提供直接基础。</w:t>
       </w:r>
     </w:p>
     <w:p>
@@ -9118,15 +8747,55 @@
           <w:kern w:val="0"/>
           <w:sz w:val="24"/>
         </w:rPr>
-        <w:t>机械臂运动与阻抗控制方面：</w:t>
-      </w:r>
-      <w:r>
-        <w:rPr>
-          <w:color w:val="000000"/>
-          <w:kern w:val="0"/>
-          <w:sz w:val="24"/>
-        </w:rPr>
-        <w:t>几何阻抗为末端位置与姿态的柔顺响应提供统一描述，动力学二次规划为运动目标与关节驱动能力的协调提供求解手段。团队已开展基于分层二次规划的任务优先级实时优化控制研究，积累了多任务协调与物理约束处理的方法基础</w:t>
+        <w:t>机械</w:t>
+      </w:r>
+      <w:proofErr w:type="gramStart"/>
+      <w:r>
+        <w:rPr>
+          <w:b/>
+          <w:bCs/>
+          <w:color w:val="000000"/>
+          <w:kern w:val="0"/>
+          <w:sz w:val="24"/>
+        </w:rPr>
+        <w:t>臂运动</w:t>
+      </w:r>
+      <w:proofErr w:type="gramEnd"/>
+      <w:r>
+        <w:rPr>
+          <w:b/>
+          <w:bCs/>
+          <w:color w:val="000000"/>
+          <w:kern w:val="0"/>
+          <w:sz w:val="24"/>
+        </w:rPr>
+        <w:t>与阻抗控制方面：</w:t>
+      </w:r>
+      <w:r>
+        <w:rPr>
+          <w:color w:val="000000"/>
+          <w:kern w:val="0"/>
+          <w:sz w:val="24"/>
+        </w:rPr>
+        <w:t>几何阻抗为末端位置与姿态的</w:t>
+      </w:r>
+      <w:proofErr w:type="gramStart"/>
+      <w:r>
+        <w:rPr>
+          <w:color w:val="000000"/>
+          <w:kern w:val="0"/>
+          <w:sz w:val="24"/>
+        </w:rPr>
+        <w:t>柔顺响应</w:t>
+      </w:r>
+      <w:proofErr w:type="gramEnd"/>
+      <w:r>
+        <w:rPr>
+          <w:color w:val="000000"/>
+          <w:kern w:val="0"/>
+          <w:sz w:val="24"/>
+        </w:rPr>
+        <w:t>提供统一描述，动力学二次规划为运动目标与关节驱动能力的协调提供求解手段。团队已开展基于分层二次规划的任务优先级实时优化控制研究，积累了多任务协调与物理约束处理的方法基础</w:t>
       </w:r>
       <w:r>
         <w:rPr>
@@ -9142,7 +8811,25 @@
           <w:kern w:val="0"/>
           <w:sz w:val="24"/>
         </w:rPr>
-        <w:t>；前期已进一步将几何阻抗与动力学优化结合，在关节运动和力矩约束下求取控制指令，并用于位姿保持和圆轨迹跟踪实验。已有控制算法与实验基础，可支撑本项目研究基座扰动和建模偏差对末端跟踪及柔顺响应的影响，并通过闭环误差分析与对照实验检验驱动约束下的阻抗可实现性。</w:t>
+        <w:t>；前期已进一步将几何阻抗与动力学优化结合，在关节运动和力矩约束下求取控制指令，并用于位姿保持和圆轨迹跟踪实验。已有控制算法与实验基础，可支撑本项目研究基座扰动和建模偏差对末端跟踪及</w:t>
+      </w:r>
+      <w:proofErr w:type="gramStart"/>
+      <w:r>
+        <w:rPr>
+          <w:color w:val="000000"/>
+          <w:kern w:val="0"/>
+          <w:sz w:val="24"/>
+        </w:rPr>
+        <w:t>柔顺响应</w:t>
+      </w:r>
+      <w:proofErr w:type="gramEnd"/>
+      <w:r>
+        <w:rPr>
+          <w:color w:val="000000"/>
+          <w:kern w:val="0"/>
+          <w:sz w:val="24"/>
+        </w:rPr>
+        <w:t>的影响，并通过闭环误差分析与对照实验检验驱动约束下的阻抗可实现性。</w:t>
       </w:r>
     </w:p>
     <w:p>
@@ -9172,7 +8859,25 @@
           <w:kern w:val="0"/>
           <w:sz w:val="24"/>
         </w:rPr>
-        <w:t>团队已形成物理方向辅助接触场配准（</w:t>
+        <w:t>团队已形成物理方向辅助</w:t>
+      </w:r>
+      <w:proofErr w:type="gramStart"/>
+      <w:r>
+        <w:rPr>
+          <w:color w:val="000000"/>
+          <w:kern w:val="0"/>
+          <w:sz w:val="24"/>
+        </w:rPr>
+        <w:t>接触场</w:t>
+      </w:r>
+      <w:proofErr w:type="gramEnd"/>
+      <w:r>
+        <w:rPr>
+          <w:color w:val="000000"/>
+          <w:kern w:val="0"/>
+          <w:sz w:val="24"/>
+        </w:rPr>
+        <w:t>配准（</w:t>
       </w:r>
       <w:r>
         <w:rPr>
@@ -9295,7 +9000,6 @@
         <w:spacing w:before="180" w:after="60" w:line="317" w:lineRule="auto"/>
         <w:ind w:firstLine="480"/>
         <w:rPr>
-          <w:rFonts w:hint="eastAsia"/>
           <w:color w:val="000000"/>
           <w:kern w:val="0"/>
           <w:sz w:val="24"/>
@@ -9333,7 +9037,16 @@
           <w:kern w:val="0"/>
           <w:sz w:val="24"/>
         </w:rPr>
-        <w:t>和六维力测量条件，并积累了多模块对接实验经验。拟完善的连接组件、测点、时序同步和接口夹具可依托现有设备、共享条件与项目预算落实。按单项模型与控制校核、接口对照和振动环境集成验证逐步推进，工作量与两年研究周期相匹配。</w:t>
+        <w:t>和六维力测量条件，并积累了多模块对接实验经</w:t>
+      </w:r>
+      <w:r>
+        <w:rPr>
+          <w:color w:val="000000"/>
+          <w:kern w:val="0"/>
+          <w:sz w:val="24"/>
+        </w:rPr>
+        <w:lastRenderedPageBreak/>
+        <w:t>验。拟完善的连接组件、测点、时序同步和接口夹具可依托现有设备、共享条件与项目预算落实。按单项模型与控制校核、接口对照和振动环境集成验证逐步推进，工作量与两年研究周期相匹配。</w:t>
       </w:r>
       <w:bookmarkEnd w:id="22"/>
     </w:p>
@@ -9388,7 +9101,6 @@
           <w:kern w:val="0"/>
           <w:sz w:val="24"/>
         </w:rPr>
-        <w:lastRenderedPageBreak/>
         <w:t>本项目以安装界面的运动与受力贯通耦合动力学、几何阻抗和接触组装，结合可控基座激励与独立测量，研究柔性支撑条件下运动精度与接触柔顺性的协调关系。特色与创新主要体现在以下两个方面。</w:t>
       </w:r>
     </w:p>
@@ -9460,7 +9172,25 @@
           <w:kern w:val="0"/>
           <w:sz w:val="24"/>
         </w:rPr>
-        <w:t>针对柔性支撑条件下设计阻抗与实际响应不一致的问题，在反向动力学框架中将安装界面运动与载荷引入作业端响应分析，揭示界面载荷建模偏差与驱动约束激活对阻抗特性的共同影响；将几何阻抗目标与受约束力矩分配相结合，研究阻抗可实现性及局部误差界，形成依据界面扰动和驱动能力协调运动精度与柔顺响应的控制方法。</w:t>
+        <w:t>针对柔性支撑条件下设计阻抗与实际响应不一致的问题，在反向动力学框架中将安装界面运动与载荷引入作业端响应分析，揭示界面载荷建模偏差与驱动约束激活对阻抗特性的共同影响；将几何阻抗目标与受约束力矩分配相结合，研究阻抗可实现性及局部误差界，形成依据界面扰动和驱动能力协调运动精度与</w:t>
+      </w:r>
+      <w:proofErr w:type="gramStart"/>
+      <w:r>
+        <w:rPr>
+          <w:color w:val="000000"/>
+          <w:kern w:val="0"/>
+          <w:sz w:val="24"/>
+        </w:rPr>
+        <w:t>柔顺响应</w:t>
+      </w:r>
+      <w:proofErr w:type="gramEnd"/>
+      <w:r>
+        <w:rPr>
+          <w:color w:val="000000"/>
+          <w:kern w:val="0"/>
+          <w:sz w:val="24"/>
+        </w:rPr>
+        <w:t>的控制方法。</w:t>
       </w:r>
     </w:p>
     <w:p>
@@ -9710,7 +9440,25 @@
           <w:kern w:val="0"/>
           <w:sz w:val="24"/>
         </w:rPr>
-        <w:t>围绕研究内容一，建立安装界面耦合作用的反向动力学描述，校核几何阻抗与动力学坐标映射；同步开展研究内容三的安装端运动复现与多源观测，确定激励和负载工况，完善连接组件、测点及执行时序。形成动力学模型、界面基线数据和实验评价方案。</w:t>
+        <w:t>围绕研究内容</w:t>
+      </w:r>
+      <w:proofErr w:type="gramStart"/>
+      <w:r>
+        <w:rPr>
+          <w:color w:val="000000"/>
+          <w:kern w:val="0"/>
+          <w:sz w:val="24"/>
+        </w:rPr>
+        <w:t>一</w:t>
+      </w:r>
+      <w:proofErr w:type="gramEnd"/>
+      <w:r>
+        <w:rPr>
+          <w:color w:val="000000"/>
+          <w:kern w:val="0"/>
+          <w:sz w:val="24"/>
+        </w:rPr>
+        <w:t>，建立安装界面耦合作用的反向动力学描述，校核几何阻抗与动力学坐标映射；同步开展研究内容三的安装端运动复现与多源观测，确定激励和负载工况，完善连接组件、测点及执行时序。形成动力学模型、界面基线数据和实验评价方案。</w:t>
       </w:r>
     </w:p>
     <w:p>
@@ -9740,6 +9488,7 @@
           <w:kern w:val="0"/>
           <w:sz w:val="24"/>
         </w:rPr>
+        <w:lastRenderedPageBreak/>
         <w:t>2027</w:t>
       </w:r>
       <w:r>
@@ -9815,7 +9564,25 @@
           <w:kern w:val="0"/>
           <w:sz w:val="24"/>
         </w:rPr>
-        <w:t>完成几何阻抗与动力学优化控制设计，分析建模偏差及约束激活下的阻抗可实现性，开展位姿保持、轨迹跟踪与阻抗响应实验；启动接触观测误差分析和动态接触场适用性检验。形成论文初稿</w:t>
+        <w:t>完成几何阻抗与动力学优化控制设计，分析建模偏差及约束激活下的阻抗可实现性，开展位姿保持、轨迹跟踪与阻抗响应实验；启动接触观测误差分析和动态</w:t>
+      </w:r>
+      <w:proofErr w:type="gramStart"/>
+      <w:r>
+        <w:rPr>
+          <w:color w:val="000000"/>
+          <w:kern w:val="0"/>
+          <w:sz w:val="24"/>
+        </w:rPr>
+        <w:t>接触场</w:t>
+      </w:r>
+      <w:proofErr w:type="gramEnd"/>
+      <w:r>
+        <w:rPr>
+          <w:color w:val="000000"/>
+          <w:kern w:val="0"/>
+          <w:sz w:val="24"/>
+        </w:rPr>
+        <w:t>适用性检验。形成论文初稿</w:t>
       </w:r>
       <w:r>
         <w:rPr>
@@ -9861,7 +9628,6 @@
           <w:kern w:val="0"/>
           <w:sz w:val="24"/>
         </w:rPr>
-        <w:lastRenderedPageBreak/>
         <w:t>2028</w:t>
       </w:r>
       <w:r>
@@ -10283,7 +10049,25 @@
           <w:kern w:val="0"/>
           <w:sz w:val="24"/>
         </w:rPr>
-        <w:t>次相关国内学术会议，并利用线上形式开展国际学术讨论。项目成果署名、资助标注和知识产权安排按重点实验室开放课题管理要求执行。</w:t>
+        <w:t>次相关国内学术会议，并利用线上形式开展国际学术讨论。项目成果署名、资助标注和知识产权安排</w:t>
+      </w:r>
+      <w:proofErr w:type="gramStart"/>
+      <w:r>
+        <w:rPr>
+          <w:color w:val="000000"/>
+          <w:kern w:val="0"/>
+          <w:sz w:val="24"/>
+        </w:rPr>
+        <w:t>按重点</w:t>
+      </w:r>
+      <w:proofErr w:type="gramEnd"/>
+      <w:r>
+        <w:rPr>
+          <w:color w:val="000000"/>
+          <w:kern w:val="0"/>
+          <w:sz w:val="24"/>
+        </w:rPr>
+        <w:t>实验室开放课题管理要求执行。</w:t>
       </w:r>
     </w:p>
     <w:bookmarkEnd w:id="30"/>
@@ -10352,7 +10136,23 @@
           <w:color w:val="000000"/>
           <w:sz w:val="24"/>
         </w:rPr>
-        <w:t>申请人及所在团队长期开展空间在轨操作动力学与控制研究，已形成柔性多体建模、机器人运动控制和接触对接等研究积累，并建立了相应的地面实验平台，可支撑本项目耦合建模、受约束控制与柔顺组装研究。</w:t>
+        <w:t>申请人及所在团队长期开展空间在</w:t>
+      </w:r>
+      <w:proofErr w:type="gramStart"/>
+      <w:r>
+        <w:rPr>
+          <w:color w:val="000000"/>
+          <w:sz w:val="24"/>
+        </w:rPr>
+        <w:t>轨操作</w:t>
+      </w:r>
+      <w:proofErr w:type="gramEnd"/>
+      <w:r>
+        <w:rPr>
+          <w:color w:val="000000"/>
+          <w:sz w:val="24"/>
+        </w:rPr>
+        <w:t>动力学与控制研究，已形成柔性多体建模、机器人运动控制和接触对接等研究积累，并建立了相应的地面实验平台，可支撑本项目耦合建模、受约束控制与柔顺组装研究。</w:t>
       </w:r>
     </w:p>
     <w:p>
@@ -10400,7 +10200,23 @@
           <w:color w:val="000000"/>
           <w:sz w:val="24"/>
         </w:rPr>
-        <w:t>申请人参与了柔性多体系统模态缩减研究，团队进一步开展空间多柔体系统缩比等效建模与几何精确梁动力学降阶研究。依托团队在绝对节点坐标与几何精确有限元方面的积累，已开展大型空间结构展开以及攀爬机器人抓取、组装天线模块的动力学模拟（图</w:t>
+        <w:t>申请人参与了柔性多体系统模态缩减研究，团队进一步开展空间</w:t>
+      </w:r>
+      <w:proofErr w:type="gramStart"/>
+      <w:r>
+        <w:rPr>
+          <w:color w:val="000000"/>
+          <w:sz w:val="24"/>
+        </w:rPr>
+        <w:t>多柔体系统缩</w:t>
+      </w:r>
+      <w:proofErr w:type="gramEnd"/>
+      <w:r>
+        <w:rPr>
+          <w:color w:val="000000"/>
+          <w:sz w:val="24"/>
+        </w:rPr>
+        <w:t>比等效建模与几何精确梁动力学降阶研究。依托团队在绝对节点坐标与几何精确有限元方面的积累，已开展大型空间结构展开以及攀爬机器人抓取、组装天线模块的动力学模拟（图</w:t>
       </w:r>
       <w:r>
         <w:rPr>
@@ -10447,7 +10263,7 @@
                     </pic:cNvPicPr>
                   </pic:nvPicPr>
                   <pic:blipFill>
-                    <a:blip r:embed="rId126"/>
+                    <a:blip r:embed="rId62"/>
                     <a:stretch>
                       <a:fillRect/>
                     </a:stretch>
@@ -10507,7 +10323,23 @@
           <w:color w:val="000000"/>
           <w:sz w:val="24"/>
         </w:rPr>
-        <w:t>在接触动力学方面，依托团队已发展基于锥互补理论的三维摩擦接触计算方法，并利用</w:t>
+        <w:t>在接触动力学方面，依托团队已发展基于</w:t>
+      </w:r>
+      <w:proofErr w:type="gramStart"/>
+      <w:r>
+        <w:rPr>
+          <w:color w:val="000000"/>
+          <w:sz w:val="24"/>
+        </w:rPr>
+        <w:t>锥</w:t>
+      </w:r>
+      <w:proofErr w:type="gramEnd"/>
+      <w:r>
+        <w:rPr>
+          <w:color w:val="000000"/>
+          <w:sz w:val="24"/>
+        </w:rPr>
+        <w:t>互补理论的三维摩擦接触计算方法，并利用</w:t>
       </w:r>
       <w:r>
         <w:rPr>
@@ -10521,7 +10353,23 @@
           <w:color w:val="000000"/>
           <w:sz w:val="24"/>
         </w:rPr>
-        <w:t>方法描述移动接触界面的应力分布，完成柔性软抓手抓取、搬运及释放柔性环的过程模拟（图</w:t>
+        <w:t>方法描述移动接触界面的应力分布，完成柔性软抓手抓取、搬运及释放</w:t>
+      </w:r>
+      <w:proofErr w:type="gramStart"/>
+      <w:r>
+        <w:rPr>
+          <w:color w:val="000000"/>
+          <w:sz w:val="24"/>
+        </w:rPr>
+        <w:t>柔性环</w:t>
+      </w:r>
+      <w:proofErr w:type="gramEnd"/>
+      <w:r>
+        <w:rPr>
+          <w:color w:val="000000"/>
+          <w:sz w:val="24"/>
+        </w:rPr>
+        <w:t>的过程模拟（图</w:t>
       </w:r>
       <w:r>
         <w:rPr>
@@ -10568,7 +10416,7 @@
                     </pic:cNvPicPr>
                   </pic:nvPicPr>
                   <pic:blipFill>
-                    <a:blip r:embed="rId127"/>
+                    <a:blip r:embed="rId63"/>
                     <a:stretch>
                       <a:fillRect/>
                     </a:stretch>
@@ -10613,7 +10461,21 @@
         <w:rPr>
           <w:color w:val="000000"/>
         </w:rPr>
-        <w:t>柔性软抓手抓取、搬运与释放柔性环的接触动力学模拟</w:t>
+        <w:t>柔性软抓手抓取、搬运与释放</w:t>
+      </w:r>
+      <w:proofErr w:type="gramStart"/>
+      <w:r>
+        <w:rPr>
+          <w:color w:val="000000"/>
+        </w:rPr>
+        <w:t>柔性环</w:t>
+      </w:r>
+      <w:proofErr w:type="gramEnd"/>
+      <w:r>
+        <w:rPr>
+          <w:color w:val="000000"/>
+        </w:rPr>
+        <w:t>的接触动力学模拟</w:t>
       </w:r>
     </w:p>
     <w:p>
@@ -10676,7 +10538,23 @@
           <w:color w:val="000000"/>
           <w:sz w:val="24"/>
         </w:rPr>
-        <w:t>）的测量数据生成运动参考，在关节运动、力矩及其变化约束下求取控制指令，已支持位姿保持、圆轨迹跟踪及固定基座轨迹跟踪试验，并具备数据记录与回放功能。现有安装端受力模型采用静力平衡近似，为本项目在模拟装置施加基座激励的条件下校核安装端动态作用力与力矩、研究末端运动与安装端力和力矩的关系提供了可扩展的实现基础。</w:t>
+        <w:t>）的测量数据生成运动参考，在关节运动、力矩及其变化约束下求取控制指令，已支持位姿保持、圆轨迹跟踪及固定基座轨迹跟踪试验，并具备数据记录与回放功能。现有安装端受力模型采用静力平衡近似，为本项目在模拟装置施加基座激励的条件下校核安装端动态作用力与力矩、研究末端运动与</w:t>
+      </w:r>
+      <w:proofErr w:type="gramStart"/>
+      <w:r>
+        <w:rPr>
+          <w:color w:val="000000"/>
+          <w:sz w:val="24"/>
+        </w:rPr>
+        <w:t>安装端力和</w:t>
+      </w:r>
+      <w:proofErr w:type="gramEnd"/>
+      <w:r>
+        <w:rPr>
+          <w:color w:val="000000"/>
+          <w:sz w:val="24"/>
+        </w:rPr>
+        <w:t>力矩的关系提供了可扩展的实现基础。</w:t>
       </w:r>
     </w:p>
     <w:p>
@@ -10771,7 +10649,7 @@
                     </pic:cNvPicPr>
                   </pic:nvPicPr>
                   <pic:blipFill>
-                    <a:blip r:embed="rId128"/>
+                    <a:blip r:embed="rId64"/>
                     <a:stretch>
                       <a:fillRect/>
                     </a:stretch>
@@ -10893,7 +10771,23 @@
           <w:color w:val="000000"/>
           <w:sz w:val="24"/>
         </w:rPr>
-        <w:t>六维目标配准与</w:t>
+        <w:t>六</w:t>
+      </w:r>
+      <w:proofErr w:type="gramStart"/>
+      <w:r>
+        <w:rPr>
+          <w:color w:val="000000"/>
+          <w:sz w:val="24"/>
+        </w:rPr>
+        <w:t>维目标</w:t>
+      </w:r>
+      <w:proofErr w:type="gramEnd"/>
+      <w:r>
+        <w:rPr>
+          <w:color w:val="000000"/>
+          <w:sz w:val="24"/>
+        </w:rPr>
+        <w:t>配准与</w:t>
       </w:r>
       <w:r>
         <w:rPr>
@@ -10993,6 +10887,7 @@
         </w:rPr>
         <w:t>；同组</w:t>
       </w:r>
+      <w:proofErr w:type="gramStart"/>
       <w:r>
         <w:rPr>
           <w:color w:val="000000"/>
@@ -11005,7 +10900,15 @@
           <w:color w:val="000000"/>
           <w:sz w:val="24"/>
         </w:rPr>
-        <w:t>段非零偏差配准回放的平均三维位置与姿态误差为</w:t>
+        <w:t>段非零偏差</w:t>
+      </w:r>
+      <w:proofErr w:type="gramEnd"/>
+      <w:r>
+        <w:rPr>
+          <w:color w:val="000000"/>
+          <w:sz w:val="24"/>
+        </w:rPr>
+        <w:t>配准回放的平均三维位置与姿态误差为</w:t>
       </w:r>
       <w:r>
         <w:rPr>
@@ -11161,7 +11064,7 @@
                     </pic:cNvPicPr>
                   </pic:nvPicPr>
                   <pic:blipFill>
-                    <a:blip r:embed="rId129"/>
+                    <a:blip r:embed="rId65"/>
                     <a:stretch>
                       <a:fillRect/>
                     </a:stretch>
@@ -11264,7 +11167,23 @@
           <w:color w:val="000000"/>
           <w:sz w:val="24"/>
         </w:rPr>
-        <w:t>实验室配备动作捕捉系统、气浮平台和磁气悬吊平台（图</w:t>
+        <w:t>实验室配备动作捕捉系统、气浮平台和</w:t>
+      </w:r>
+      <w:proofErr w:type="gramStart"/>
+      <w:r>
+        <w:rPr>
+          <w:color w:val="000000"/>
+          <w:sz w:val="24"/>
+        </w:rPr>
+        <w:t>磁气</w:t>
+      </w:r>
+      <w:proofErr w:type="gramEnd"/>
+      <w:r>
+        <w:rPr>
+          <w:color w:val="000000"/>
+          <w:sz w:val="24"/>
+        </w:rPr>
+        <w:t>悬吊平台（图</w:t>
       </w:r>
       <w:r>
         <w:rPr>
@@ -11294,6 +11213,7 @@
         </w:rPr>
         <w:t>、</w:t>
       </w:r>
+      <w:proofErr w:type="spellStart"/>
       <w:r>
         <w:rPr>
           <w:color w:val="000000"/>
@@ -11301,6 +11221,7 @@
         </w:rPr>
         <w:t>RecurDyn</w:t>
       </w:r>
+      <w:proofErr w:type="spellEnd"/>
       <w:r>
         <w:rPr>
           <w:color w:val="000000"/>
@@ -11320,7 +11241,23 @@
           <w:color w:val="000000"/>
           <w:sz w:val="24"/>
         </w:rPr>
-        <w:t>等分析软件，以及自主开发的多柔体动力学程序，可支持建模与仿真。振动测试、传感标定和</w:t>
+        <w:t>等分析软件，以及自主开发</w:t>
+      </w:r>
+      <w:proofErr w:type="gramStart"/>
+      <w:r>
+        <w:rPr>
+          <w:color w:val="000000"/>
+          <w:sz w:val="24"/>
+        </w:rPr>
+        <w:t>的多柔体</w:t>
+      </w:r>
+      <w:proofErr w:type="gramEnd"/>
+      <w:r>
+        <w:rPr>
+          <w:color w:val="000000"/>
+          <w:sz w:val="24"/>
+        </w:rPr>
+        <w:t>动力学程序，可支持建模与仿真。振动测试、传感标定和</w:t>
       </w:r>
       <w:r>
         <w:rPr>
@@ -11367,7 +11304,7 @@
                     </pic:cNvPicPr>
                   </pic:nvPicPr>
                   <pic:blipFill>
-                    <a:blip r:embed="rId130"/>
+                    <a:blip r:embed="rId66"/>
                     <a:stretch>
                       <a:fillRect/>
                     </a:stretch>
@@ -11508,7 +11445,23 @@
           <w:color w:val="000000"/>
           <w:sz w:val="24"/>
         </w:rPr>
-        <w:t>围绕基座振动下的闭环验证，拟完善模拟装置与作业机械臂之间的悬挂连接法兰、转接组件及可换配重，布置基座运动与安装端力和力矩测点，完成位姿测量系统、力和力矩传感器及传感器空间外参的标定，并实现模拟装置与作业机械臂的执行时序同步。结合现有对接平台完善典型接口夹具与独立位姿测量，使基</w:t>
+        <w:t>围绕基座振动下的闭环验证，拟完善模拟装置与作业机械臂之间的悬挂连接法兰、转接组件及可换配重，布置基座运动与</w:t>
+      </w:r>
+      <w:proofErr w:type="gramStart"/>
+      <w:r>
+        <w:rPr>
+          <w:color w:val="000000"/>
+          <w:sz w:val="24"/>
+        </w:rPr>
+        <w:t>安装端力和</w:t>
+      </w:r>
+      <w:proofErr w:type="gramEnd"/>
+      <w:r>
+        <w:rPr>
+          <w:color w:val="000000"/>
+          <w:sz w:val="24"/>
+        </w:rPr>
+        <w:t>力矩测点，完成位姿测量系统、力和力矩传感器及传感器空间外参的标定，并实现模拟装置与作业机械臂的执行时序同步。结合现有对接平台完善典型接口夹具与独立位姿测量，使基</w:t>
       </w:r>
       <w:r>
         <w:rPr>
@@ -11516,7 +11469,23 @@
           <w:sz w:val="24"/>
         </w:rPr>
         <w:lastRenderedPageBreak/>
-        <w:t>座激励、末端运动和最终对接精度能够分别评价。连接组件、接口改装与专项测试按项目预算落实，计算与通用测量设备优先共享。</w:t>
+        <w:t>座激励、末端运动和最终对接精度能够分别评价。连接组件、接口改装与专项</w:t>
+      </w:r>
+      <w:proofErr w:type="gramStart"/>
+      <w:r>
+        <w:rPr>
+          <w:color w:val="000000"/>
+          <w:sz w:val="24"/>
+        </w:rPr>
+        <w:t>测试按</w:t>
+      </w:r>
+      <w:proofErr w:type="gramEnd"/>
+      <w:r>
+        <w:rPr>
+          <w:color w:val="000000"/>
+          <w:sz w:val="24"/>
+        </w:rPr>
+        <w:t>项目预算落实，计算与通用测量设备优先共享。</w:t>
       </w:r>
     </w:p>
     <w:p>
@@ -11603,12 +11572,37 @@
           <w:sz w:val="24"/>
         </w:rPr>
       </w:pPr>
-      <w:r>
-        <w:rPr>
-          <w:color w:val="000000"/>
-          <w:sz w:val="24"/>
-        </w:rPr>
-        <w:t>单明贺，北京理工大学教授、博士生导师，国家级青年人才，主要从事空间在轨操作动力学与控制、柔性多体动力学和空间机器人技术研究。</w:t>
+      <w:proofErr w:type="gramStart"/>
+      <w:r>
+        <w:rPr>
+          <w:color w:val="000000"/>
+          <w:sz w:val="24"/>
+        </w:rPr>
+        <w:t>单明贺</w:t>
+      </w:r>
+      <w:proofErr w:type="gramEnd"/>
+      <w:r>
+        <w:rPr>
+          <w:color w:val="000000"/>
+          <w:sz w:val="24"/>
+        </w:rPr>
+        <w:t>，北京理工大学教授、博士生导师，国家级青年人才，主要从事空间在</w:t>
+      </w:r>
+      <w:proofErr w:type="gramStart"/>
+      <w:r>
+        <w:rPr>
+          <w:color w:val="000000"/>
+          <w:sz w:val="24"/>
+        </w:rPr>
+        <w:t>轨操作</w:t>
+      </w:r>
+      <w:proofErr w:type="gramEnd"/>
+      <w:r>
+        <w:rPr>
+          <w:color w:val="000000"/>
+          <w:sz w:val="24"/>
+        </w:rPr>
+        <w:t>动力学与控制、柔性多体动力学和空间机器人技术研究。</w:t>
       </w:r>
     </w:p>
     <w:p>
@@ -11715,7 +11709,55 @@
           <w:color w:val="000000"/>
           <w:sz w:val="24"/>
         </w:rPr>
-        <w:t>[1] Qiming Ren, Minghe Shan. A unified framework for compliant control and trajectory planning in robotic in-orbit assembly[J]. Acta Astronautica, 2026, 243: 32–45. DOI: 10.1016/j.actaastro.2026.01.029.</w:t>
+        <w:t xml:space="preserve">[1] </w:t>
+      </w:r>
+      <w:proofErr w:type="spellStart"/>
+      <w:r>
+        <w:rPr>
+          <w:color w:val="000000"/>
+          <w:sz w:val="24"/>
+        </w:rPr>
+        <w:t>Qiming</w:t>
+      </w:r>
+      <w:proofErr w:type="spellEnd"/>
+      <w:r>
+        <w:rPr>
+          <w:color w:val="000000"/>
+          <w:sz w:val="24"/>
+        </w:rPr>
+        <w:t xml:space="preserve"> Ren, </w:t>
+      </w:r>
+      <w:proofErr w:type="spellStart"/>
+      <w:r>
+        <w:rPr>
+          <w:color w:val="000000"/>
+          <w:sz w:val="24"/>
+        </w:rPr>
+        <w:t>Minghe</w:t>
+      </w:r>
+      <w:proofErr w:type="spellEnd"/>
+      <w:r>
+        <w:rPr>
+          <w:color w:val="000000"/>
+          <w:sz w:val="24"/>
+        </w:rPr>
+        <w:t xml:space="preserve"> Shan. A unified framework for compliant control and trajectory planning in robotic in-orbit assembly[J]. Acta </w:t>
+      </w:r>
+      <w:proofErr w:type="spellStart"/>
+      <w:r>
+        <w:rPr>
+          <w:color w:val="000000"/>
+          <w:sz w:val="24"/>
+        </w:rPr>
+        <w:t>Astronautica</w:t>
+      </w:r>
+      <w:proofErr w:type="spellEnd"/>
+      <w:r>
+        <w:rPr>
+          <w:color w:val="000000"/>
+          <w:sz w:val="24"/>
+        </w:rPr>
+        <w:t>, 2026, 243: 32–45. DOI: 10.1016/j.actaastro.2026.01.029.</w:t>
       </w:r>
     </w:p>
     <w:p>
@@ -11732,7 +11774,39 @@
           <w:color w:val="000000"/>
           <w:sz w:val="24"/>
         </w:rPr>
-        <w:t>[2] Wenkang Su, Lingling Shi, Andreas Müller, Minghe Shan. Cooperative manipulation control with task-prioritized real-time optimization for free-floating dual-arm space robots[J]. Aerospace Science and Technology, 2026, 171: 111584. DOI: 10.1016/j.ast.2025.111584.</w:t>
+        <w:t xml:space="preserve">[2] </w:t>
+      </w:r>
+      <w:proofErr w:type="spellStart"/>
+      <w:r>
+        <w:rPr>
+          <w:color w:val="000000"/>
+          <w:sz w:val="24"/>
+        </w:rPr>
+        <w:t>Wenkang</w:t>
+      </w:r>
+      <w:proofErr w:type="spellEnd"/>
+      <w:r>
+        <w:rPr>
+          <w:color w:val="000000"/>
+          <w:sz w:val="24"/>
+        </w:rPr>
+        <w:t xml:space="preserve"> Su, Lingling Shi, Andreas Müller, </w:t>
+      </w:r>
+      <w:proofErr w:type="spellStart"/>
+      <w:r>
+        <w:rPr>
+          <w:color w:val="000000"/>
+          <w:sz w:val="24"/>
+        </w:rPr>
+        <w:t>Minghe</w:t>
+      </w:r>
+      <w:proofErr w:type="spellEnd"/>
+      <w:r>
+        <w:rPr>
+          <w:color w:val="000000"/>
+          <w:sz w:val="24"/>
+        </w:rPr>
+        <w:t xml:space="preserve"> Shan. Cooperative manipulation control with task-prioritized real-time optimization for free-floating dual-arm space robots[J]. Aerospace Science and Technology, 2026, 171: 111584. DOI: 10.1016/j.ast.2025.111584.</w:t>
       </w:r>
     </w:p>
     <w:p>
@@ -11749,7 +11823,55 @@
           <w:color w:val="000000"/>
           <w:sz w:val="24"/>
         </w:rPr>
-        <w:t>[3] Zhen Huang, Lingling Shi, Lijia Fan, Yan Yang, Minghe Shan. Multirobot Assembly Sequence Planning of a Large Space Telescope[J]. Journal of Spacecraft and Rockets, 2025, 62(3): 915–927. DOI: 10.2514/1.A36129.</w:t>
+        <w:t xml:space="preserve">[3] Zhen Huang, Lingling Shi, </w:t>
+      </w:r>
+      <w:proofErr w:type="spellStart"/>
+      <w:r>
+        <w:rPr>
+          <w:color w:val="000000"/>
+          <w:sz w:val="24"/>
+        </w:rPr>
+        <w:t>Lijia</w:t>
+      </w:r>
+      <w:proofErr w:type="spellEnd"/>
+      <w:r>
+        <w:rPr>
+          <w:color w:val="000000"/>
+          <w:sz w:val="24"/>
+        </w:rPr>
+        <w:t xml:space="preserve"> Fan, Yan Yang, </w:t>
+      </w:r>
+      <w:proofErr w:type="spellStart"/>
+      <w:r>
+        <w:rPr>
+          <w:color w:val="000000"/>
+          <w:sz w:val="24"/>
+        </w:rPr>
+        <w:t>Minghe</w:t>
+      </w:r>
+      <w:proofErr w:type="spellEnd"/>
+      <w:r>
+        <w:rPr>
+          <w:color w:val="000000"/>
+          <w:sz w:val="24"/>
+        </w:rPr>
+        <w:t xml:space="preserve"> Shan. Multirobot Assembly Sequence Planning of a Large Space Telescope[J]. Journal of Spacecraft and Rockets, 2025, 62(3): 915–927. DOI: 10.2514/</w:t>
+      </w:r>
+      <w:proofErr w:type="gramStart"/>
+      <w:r>
+        <w:rPr>
+          <w:color w:val="000000"/>
+          <w:sz w:val="24"/>
+        </w:rPr>
+        <w:t>1.A</w:t>
+      </w:r>
+      <w:proofErr w:type="gramEnd"/>
+      <w:r>
+        <w:rPr>
+          <w:color w:val="000000"/>
+          <w:sz w:val="24"/>
+        </w:rPr>
+        <w:t>36129.</w:t>
       </w:r>
     </w:p>
     <w:p>
@@ -11801,12 +11923,21 @@
         </w:rPr>
         <w:t xml:space="preserve">1. </w:t>
       </w:r>
-      <w:r>
-        <w:rPr>
-          <w:color w:val="000000"/>
-          <w:sz w:val="24"/>
-        </w:rPr>
-        <w:t>单明贺，国际空间研究委员会青年科学家最佳论文奖（</w:t>
+      <w:proofErr w:type="gramStart"/>
+      <w:r>
+        <w:rPr>
+          <w:color w:val="000000"/>
+          <w:sz w:val="24"/>
+        </w:rPr>
+        <w:t>单明贺</w:t>
+      </w:r>
+      <w:proofErr w:type="gramEnd"/>
+      <w:r>
+        <w:rPr>
+          <w:color w:val="000000"/>
+          <w:sz w:val="24"/>
+        </w:rPr>
+        <w:t>，国际空间研究委员会青年科学家最佳论文奖（</w:t>
       </w:r>
       <w:r>
         <w:rPr>
@@ -11858,8 +11989,17 @@
           <w:color w:val="000000"/>
           <w:sz w:val="24"/>
         </w:rPr>
-        <w:t>张大羽，罗凯，赵将，韩石磊，朱佳龙，单明贺，王辉，刘凡，薛永刚，王立朋</w:t>
-      </w:r>
+        <w:t>张大羽，罗凯，赵将，韩石磊，朱佳龙，单明贺，王辉，刘凡，薛永刚，</w:t>
+      </w:r>
+      <w:proofErr w:type="gramStart"/>
+      <w:r>
+        <w:rPr>
+          <w:color w:val="000000"/>
+          <w:sz w:val="24"/>
+        </w:rPr>
+        <w:t>王立朋</w:t>
+      </w:r>
+      <w:proofErr w:type="gramEnd"/>
       <w:r>
         <w:rPr>
           <w:color w:val="000000"/>
@@ -11872,7 +12012,23 @@
           <w:color w:val="000000"/>
           <w:sz w:val="24"/>
         </w:rPr>
-        <w:t>空间大型柔性可展结构高可靠展开与超低频模态辨识关键技术及应用</w:t>
+        <w:t>空间大型柔性可</w:t>
+      </w:r>
+      <w:proofErr w:type="gramStart"/>
+      <w:r>
+        <w:rPr>
+          <w:color w:val="000000"/>
+          <w:sz w:val="24"/>
+        </w:rPr>
+        <w:t>展结构高</w:t>
+      </w:r>
+      <w:proofErr w:type="gramEnd"/>
+      <w:r>
+        <w:rPr>
+          <w:color w:val="000000"/>
+          <w:sz w:val="24"/>
+        </w:rPr>
+        <w:t>可靠展开与超低频模态辨识关键技术及应用</w:t>
       </w:r>
       <w:r>
         <w:rPr>
@@ -11971,7 +12127,23 @@
           <w:color w:val="000000"/>
           <w:sz w:val="24"/>
         </w:rPr>
-        <w:t>苏文康：已开展自由漂浮空间机器人任务优先协同操作与实时优化控制研究。拟承担几何阻抗与动力学优化控制设计、驱动约束协调及基座振动下的末端运动与安装端力和力矩分析。</w:t>
+        <w:t>苏文康：已开展自由漂浮空间机器人任务优先协同操作与实时优化控制研究。拟承担几何阻抗与动力学优化控制设计、驱动约束协调及基座振动下的末端运动与</w:t>
+      </w:r>
+      <w:proofErr w:type="gramStart"/>
+      <w:r>
+        <w:rPr>
+          <w:color w:val="000000"/>
+          <w:sz w:val="24"/>
+        </w:rPr>
+        <w:t>安装端力和</w:t>
+      </w:r>
+      <w:proofErr w:type="gramEnd"/>
+      <w:r>
+        <w:rPr>
+          <w:color w:val="000000"/>
+          <w:sz w:val="24"/>
+        </w:rPr>
+        <w:t>力矩分析。</w:t>
       </w:r>
     </w:p>
     <w:p>
@@ -12056,7 +12228,23 @@
           <w:color w:val="B22222"/>
           <w:sz w:val="24"/>
         </w:rPr>
-        <w:t>〔待补充〕近五年科研项目的正式名称、编号、经费来源、起止年月及承担角色，并按实际任务书说明与本项目的联系和任务区别。</w:t>
+        <w:t>〔待补充〕近五年科研项目的正式名称、编号、经费来源、起止年月及承担角色，并按实际任务</w:t>
+      </w:r>
+      <w:proofErr w:type="gramStart"/>
+      <w:r>
+        <w:rPr>
+          <w:color w:val="B22222"/>
+          <w:sz w:val="24"/>
+        </w:rPr>
+        <w:t>书说明</w:t>
+      </w:r>
+      <w:proofErr w:type="gramEnd"/>
+      <w:r>
+        <w:rPr>
+          <w:color w:val="B22222"/>
+          <w:sz w:val="24"/>
+        </w:rPr>
+        <w:t>与本项目的联系和任务区别。</w:t>
       </w:r>
     </w:p>
     <w:p>
@@ -14653,12 +14841,14 @@
             <w:pPr>
               <w:jc w:val="center"/>
             </w:pPr>
+            <w:proofErr w:type="gramStart"/>
             <w:r>
               <w:rPr>
                 <w:rFonts w:hint="eastAsia"/>
               </w:rPr>
               <w:t>验</w:t>
             </w:r>
+            <w:proofErr w:type="gramEnd"/>
           </w:p>
           <w:p>
             <w:pPr>
@@ -14874,6 +15064,19 @@
         <w:rStyle w:val="a5"/>
       </w:rPr>
       <w:instrText xml:space="preserve">PAGE  </w:instrText>
+    </w:r>
+    <w:r>
+      <w:rPr>
+        <w:rStyle w:val="a5"/>
+      </w:rPr>
+      <w:fldChar w:fldCharType="separate"/>
+    </w:r>
+    <w:r>
+      <w:rPr>
+        <w:rStyle w:val="a5"/>
+        <w:noProof/>
+      </w:rPr>
+      <w:t>1</w:t>
     </w:r>
     <w:r>
       <w:rPr>
@@ -15657,6 +15860,60 @@
       <w:szCs w:val="32"/>
     </w:rPr>
   </w:style>
+  <w:style w:type="character" w:customStyle="1" w:styleId="MTConvertedEquation">
+    <w:name w:val="MTConvertedEquation"/>
+    <w:basedOn w:val="a0"/>
+    <w:rsid w:val="00B41AAF"/>
+    <w:rPr>
+      <w:color w:val="000000"/>
+      <w:kern w:val="0"/>
+      <w:sz w:val="24"/>
+    </w:rPr>
+  </w:style>
+  <w:style w:type="paragraph" w:customStyle="1" w:styleId="MTDisplayEquation">
+    <w:name w:val="MTDisplayEquation"/>
+    <w:basedOn w:val="a"/>
+    <w:next w:val="a"/>
+    <w:link w:val="MTDisplayEquation0"/>
+    <w:rsid w:val="00B30A7E"/>
+    <w:pPr>
+      <w:widowControl/>
+      <w:tabs>
+        <w:tab w:val="center" w:pos="4160"/>
+        <w:tab w:val="right" w:pos="8300"/>
+      </w:tabs>
+      <w:spacing w:before="180" w:after="60" w:line="317" w:lineRule="auto"/>
+      <w:ind w:firstLine="480"/>
+      <w:jc w:val="left"/>
+    </w:pPr>
+    <w:rPr>
+      <w:color w:val="000000"/>
+      <w:kern w:val="0"/>
+      <w:sz w:val="24"/>
+    </w:rPr>
+  </w:style>
+  <w:style w:type="character" w:customStyle="1" w:styleId="MTDisplayEquation0">
+    <w:name w:val="MTDisplayEquation 字符"/>
+    <w:basedOn w:val="a0"/>
+    <w:link w:val="MTDisplayEquation"/>
+    <w:rsid w:val="00B30A7E"/>
+    <w:rPr>
+      <w:color w:val="000000"/>
+      <w:sz w:val="24"/>
+      <w:szCs w:val="24"/>
+    </w:rPr>
+  </w:style>
+  <w:style w:type="character" w:customStyle="1" w:styleId="MTEquationSection">
+    <w:name w:val="MTEquationSection"/>
+    <w:basedOn w:val="a0"/>
+    <w:rsid w:val="00B30A7E"/>
+    <w:rPr>
+      <w:rFonts w:ascii="宋体" w:hAnsi="宋体"/>
+      <w:vanish/>
+      <w:color w:val="FF0000"/>
+      <w:sz w:val="24"/>
+    </w:rPr>
+  </w:style>
 </w:styles>
 </file>
 

--- a/申请书模板.docx
+++ b/申请书模板.docx
@@ -1010,7 +1010,6 @@
                 <w:color w:val="000000"/>
               </w:rPr>
             </w:pPr>
-            <w:proofErr w:type="gramStart"/>
             <w:r>
               <w:rPr>
                 <w:rFonts w:hint="eastAsia"/>
@@ -1019,7 +1018,6 @@
               </w:rPr>
               <w:t>研</w:t>
             </w:r>
-            <w:proofErr w:type="gramEnd"/>
           </w:p>
           <w:p>
             <w:pPr>
@@ -2906,43 +2904,7 @@
           <w:kern w:val="0"/>
           <w:sz w:val="24"/>
         </w:rPr>
-        <w:t>大型空间天线、太空望远镜等装备的发展，对空间设施的尺度、功能与建造精度提出了更高要求。受运载包络和发射能力限制，依靠单</w:t>
-      </w:r>
-      <w:proofErr w:type="gramStart"/>
-      <w:r>
-        <w:rPr>
-          <w:color w:val="000000"/>
-          <w:kern w:val="0"/>
-          <w:sz w:val="24"/>
-        </w:rPr>
-        <w:t>次整体</w:t>
-      </w:r>
-      <w:proofErr w:type="gramEnd"/>
-      <w:r>
-        <w:rPr>
-          <w:color w:val="000000"/>
-          <w:kern w:val="0"/>
-          <w:sz w:val="24"/>
-        </w:rPr>
-        <w:t>发射与在</w:t>
-      </w:r>
-      <w:proofErr w:type="gramStart"/>
-      <w:r>
-        <w:rPr>
-          <w:color w:val="000000"/>
-          <w:kern w:val="0"/>
-          <w:sz w:val="24"/>
-        </w:rPr>
-        <w:t>轨展开</w:t>
-      </w:r>
-      <w:proofErr w:type="gramEnd"/>
-      <w:r>
-        <w:rPr>
-          <w:color w:val="000000"/>
-          <w:kern w:val="0"/>
-          <w:sz w:val="24"/>
-        </w:rPr>
-        <w:t>难以满足建造需求，通过模块分批运输、机器人在轨转运与装配逐步形成大型设施，成为拓展空间装备能力的重要途径</w:t>
+        <w:t>大型空间天线、太空望远镜等装备的发展，对空间设施的尺度、功能与建造精度提出了更高要求。受运载包络和发射能力限制，依靠单次整体发射与在轨展开难以满足建造需求，通过模块分批运输、机器人在轨转运与装配逐步形成大型设施，成为拓展空间装备能力的重要途径</w:t>
       </w:r>
       <w:r>
         <w:rPr>
@@ -2978,25 +2940,7 @@
           <w:kern w:val="0"/>
           <w:sz w:val="24"/>
         </w:rPr>
-        <w:t>机器人依附柔性桁架作业时，机械</w:t>
-      </w:r>
-      <w:proofErr w:type="gramStart"/>
-      <w:r>
-        <w:rPr>
-          <w:color w:val="000000"/>
-          <w:kern w:val="0"/>
-          <w:sz w:val="24"/>
-        </w:rPr>
-        <w:t>臂运动</w:t>
-      </w:r>
-      <w:proofErr w:type="gramEnd"/>
-      <w:r>
-        <w:rPr>
-          <w:color w:val="000000"/>
-          <w:kern w:val="0"/>
-          <w:sz w:val="24"/>
-        </w:rPr>
-        <w:t>产生的反作用力与力矩经基座激发桁架振动，桁架振动又引起基座位姿变化并传递至作业端，形成双向动力学耦合；惯性参数、负载及执行时延等偏差进一步影响控制精度。提高反馈增益虽可减小部分运动误差，却限制了机器人顺应接触约束的调整能力，接口位姿偏差与基座振动易引起接触冲击或卡滞。同时，高维耦合模型的在线求解难以兼顾描述精度与反馈实时性。因此，需要揭示基座运动、动力学失配与接触作用对末端响应的影响规律，协调振动扰动下的运动精度与接触柔顺性，实现振动环境下的精确对准与平稳插接。</w:t>
+        <w:t>机器人依附柔性桁架作业时，机械臂运动产生的反作用力与力矩经基座激发桁架振动，桁架振动又引起基座位姿变化并传递至作业端，形成双向动力学耦合；惯性参数、负载及执行时延等偏差进一步影响控制精度。提高反馈增益虽可减小部分运动误差，却限制了机器人顺应接触约束的调整能力，接口位姿偏差与基座振动易引起接触冲击或卡滞。同时，高维耦合模型的在线求解难以兼顾描述精度与反馈实时性。因此，需要揭示基座运动、动力学失配与接触作用对末端响应的影响规律，协调振动扰动下的运动精度与接触柔顺性，实现振动环境下的精确对准与平稳插接。</w:t>
       </w:r>
     </w:p>
     <w:p>
@@ -3181,25 +3125,7 @@
           <w:kern w:val="0"/>
           <w:sz w:val="24"/>
         </w:rPr>
-        <w:t>在</w:t>
-      </w:r>
-      <w:proofErr w:type="gramStart"/>
-      <w:r>
-        <w:rPr>
-          <w:color w:val="000000"/>
-          <w:kern w:val="0"/>
-          <w:sz w:val="24"/>
-        </w:rPr>
-        <w:t>轨操作</w:t>
-      </w:r>
-      <w:proofErr w:type="gramEnd"/>
-      <w:r>
-        <w:rPr>
-          <w:color w:val="000000"/>
-          <w:kern w:val="0"/>
-          <w:sz w:val="24"/>
-        </w:rPr>
-        <w:t>由航天器捕获向大型结构组装拓展，推动动力学研究由基座与机械臂的运动耦合，转向机器人运动、结构变形与组装过程的共同作用</w:t>
+        <w:t>在轨操作由航天器捕获向大型结构组装拓展，推动动力学研究由基座与机械臂的运动耦合，转向机器人运动、结构变形与组装过程的共同作用</w:t>
       </w:r>
       <w:r>
         <w:rPr>
@@ -3351,25 +3277,7 @@
           <w:kern w:val="0"/>
           <w:sz w:val="24"/>
         </w:rPr>
-        <w:t>；直接轨迹优化</w:t>
-      </w:r>
-      <w:proofErr w:type="gramStart"/>
-      <w:r>
-        <w:rPr>
-          <w:color w:val="000000"/>
-          <w:kern w:val="0"/>
-          <w:sz w:val="24"/>
-        </w:rPr>
-        <w:t>与递推动</w:t>
-      </w:r>
-      <w:proofErr w:type="gramEnd"/>
-      <w:r>
-        <w:rPr>
-          <w:color w:val="000000"/>
-          <w:kern w:val="0"/>
-          <w:sz w:val="24"/>
-        </w:rPr>
-        <w:t>力学方法进一步结合耦合方程和作业约束改善求解效率</w:t>
+        <w:t>；直接轨迹优化与递推动力学方法进一步结合耦合方程和作业约束改善求解效率</w:t>
       </w:r>
       <w:r>
         <w:rPr>
@@ -3458,25 +3366,7 @@
           <w:kern w:val="0"/>
           <w:sz w:val="24"/>
         </w:rPr>
-        <w:t>柔性支撑条件下，基座运动通过机械臂运动链传递至作业端，使末端位姿保持与轨迹跟踪受到扰动。围绕机械</w:t>
-      </w:r>
-      <w:proofErr w:type="gramStart"/>
-      <w:r>
-        <w:rPr>
-          <w:color w:val="000000"/>
-          <w:kern w:val="0"/>
-          <w:sz w:val="24"/>
-        </w:rPr>
-        <w:t>臂运动</w:t>
-      </w:r>
-      <w:proofErr w:type="gramEnd"/>
-      <w:r>
-        <w:rPr>
-          <w:color w:val="000000"/>
-          <w:kern w:val="0"/>
-          <w:sz w:val="24"/>
-        </w:rPr>
-        <w:t>控制，反作用零空间及其优化方法通过</w:t>
+        <w:t>柔性支撑条件下，基座运动通过机械臂运动链传递至作业端，使末端位姿保持与轨迹跟踪受到扰动。围绕机械臂运动控制，反作用零空间及其优化方法通过</w:t>
       </w:r>
       <w:r>
         <w:rPr>
@@ -3517,25 +3407,7 @@
           <w:kern w:val="0"/>
           <w:sz w:val="24"/>
         </w:rPr>
-        <w:t>。这类方法为基座运动影响下的机械</w:t>
-      </w:r>
-      <w:proofErr w:type="gramStart"/>
-      <w:r>
-        <w:rPr>
-          <w:color w:val="000000"/>
-          <w:kern w:val="0"/>
-          <w:sz w:val="24"/>
-        </w:rPr>
-        <w:t>臂控制</w:t>
-      </w:r>
-      <w:proofErr w:type="gramEnd"/>
-      <w:r>
-        <w:rPr>
-          <w:color w:val="000000"/>
-          <w:kern w:val="0"/>
-          <w:sz w:val="24"/>
-        </w:rPr>
-        <w:t>提供了途径，但控制效果受构型、剩余自由度、状态测量及关节驱动能力制约，需结合安装端运动与末端任务进行设计。</w:t>
+        <w:t>。这类方法为基座运动影响下的机械臂控制提供了途径，但控制效果受构型、剩余自由度、状态测量及关节驱动能力制约，需结合安装端运动与末端任务进行设计。</w:t>
       </w:r>
     </w:p>
     <w:p>
@@ -3555,25 +3427,7 @@
           <w:kern w:val="0"/>
           <w:sz w:val="24"/>
         </w:rPr>
-        <w:t>机械</w:t>
-      </w:r>
-      <w:proofErr w:type="gramStart"/>
-      <w:r>
-        <w:rPr>
-          <w:color w:val="000000"/>
-          <w:kern w:val="0"/>
-          <w:sz w:val="24"/>
-        </w:rPr>
-        <w:t>臂执行</w:t>
-      </w:r>
-      <w:proofErr w:type="gramEnd"/>
-      <w:r>
-        <w:rPr>
-          <w:color w:val="000000"/>
-          <w:kern w:val="0"/>
-          <w:sz w:val="24"/>
-        </w:rPr>
-        <w:t>接触任务时，还需协调末端位姿跟踪与接触受力，通过阻抗设计建立运动偏差与力和力矩之间的动态关系。基于</w:t>
+        <w:t>机械臂执行接触任务时，还需协调末端位姿跟踪与接触受力，通过阻抗设计建立运动偏差与力和力矩之间的动态关系。基于</w:t>
       </w:r>
       <m:oMath>
         <m:r>
@@ -3648,25 +3502,7 @@
           <w:kern w:val="0"/>
           <w:sz w:val="24"/>
         </w:rPr>
-        <w:t>。针对模型与环境不确定性，滑模补偿和模糊增益调节用于减弱动力学失配对机械</w:t>
-      </w:r>
-      <w:proofErr w:type="gramStart"/>
-      <w:r>
-        <w:rPr>
-          <w:color w:val="000000"/>
-          <w:kern w:val="0"/>
-          <w:sz w:val="24"/>
-        </w:rPr>
-        <w:t>臂控制</w:t>
-      </w:r>
-      <w:proofErr w:type="gramEnd"/>
-      <w:r>
-        <w:rPr>
-          <w:color w:val="000000"/>
-          <w:kern w:val="0"/>
-          <w:sz w:val="24"/>
-        </w:rPr>
-        <w:t>的影响</w:t>
+        <w:t>。针对模型与环境不确定性，滑模补偿和模糊增益调节用于减弱动力学失配对机械臂控制的影响</w:t>
       </w:r>
       <w:r>
         <w:rPr>
@@ -3682,18 +3518,8 @@
           <w:kern w:val="0"/>
           <w:sz w:val="24"/>
         </w:rPr>
-        <w:t>，环境刚度估计与分层控制进一步结合柔性关节、基座振动及接触变化，调节机械臂末端的运动与</w:t>
-      </w:r>
-      <w:proofErr w:type="gramStart"/>
-      <w:r>
-        <w:rPr>
-          <w:color w:val="000000"/>
-          <w:kern w:val="0"/>
-          <w:sz w:val="24"/>
-        </w:rPr>
-        <w:t>柔顺响应</w:t>
-      </w:r>
-      <w:proofErr w:type="gramEnd"/>
+        <w:t>，环境刚度估计与分层控制进一步结合柔性关节、基座振动及接触变化，调节机械臂末端的运动与柔顺响应</w:t>
+      </w:r>
       <w:r>
         <w:rPr>
           <w:color w:val="000000"/>
@@ -3728,25 +3554,7 @@
           <w:kern w:val="0"/>
           <w:sz w:val="24"/>
         </w:rPr>
-        <w:t>上述研究为柔性支撑下机械臂的运动与接触控制提供了基础，但末端参考运动和设计阻抗仍需通过有限的关节驱动实现。基座运动改变末端的实际位姿、速度与接触受力，关节运动或力矩约束激活又可能导致跟踪偏差，使实际</w:t>
-      </w:r>
-      <w:proofErr w:type="gramStart"/>
-      <w:r>
-        <w:rPr>
-          <w:color w:val="000000"/>
-          <w:kern w:val="0"/>
-          <w:sz w:val="24"/>
-        </w:rPr>
-        <w:t>柔顺响应</w:t>
-      </w:r>
-      <w:proofErr w:type="gramEnd"/>
-      <w:r>
-        <w:rPr>
-          <w:color w:val="000000"/>
-          <w:kern w:val="0"/>
-          <w:sz w:val="24"/>
-        </w:rPr>
-        <w:t>偏离设计值。因此，需要围绕机械臂末端的运动精度与接触柔顺性，将安装端运动与受力、几何阻抗及关节力矩分配纳入统一分析，研究基座扰动和驱动约束共同作用下的位姿跟踪性能与阻抗可实现性。</w:t>
+        <w:t>上述研究为柔性支撑下机械臂的运动与接触控制提供了基础，但末端参考运动和设计阻抗仍需通过有限的关节驱动实现。基座运动改变末端的实际位姿、速度与接触受力，关节运动或力矩约束激活又可能导致跟踪偏差，使实际柔顺响应偏离设计值。因此，需要围绕机械臂末端的运动精度与接触柔顺性，将安装端运动与受力、几何阻抗及关节力矩分配纳入统一分析，研究基座扰动和驱动约束共同作用下的位姿跟踪性能与阻抗可实现性。</w:t>
       </w:r>
     </w:p>
     <w:p>
@@ -3820,25 +3628,7 @@
           <w:kern w:val="0"/>
           <w:sz w:val="24"/>
         </w:rPr>
-        <w:t>柔顺</w:t>
-      </w:r>
-      <w:proofErr w:type="gramStart"/>
-      <w:r>
-        <w:rPr>
-          <w:color w:val="000000"/>
-          <w:kern w:val="0"/>
-          <w:sz w:val="24"/>
-        </w:rPr>
-        <w:t>组装正由利用</w:t>
-      </w:r>
-      <w:proofErr w:type="gramEnd"/>
-      <w:r>
-        <w:rPr>
-          <w:color w:val="000000"/>
-          <w:kern w:val="0"/>
-          <w:sz w:val="24"/>
-        </w:rPr>
-        <w:t>接触反馈调节受力，向利用接触约束修正目标位姿发展。已有空间模块对接研究通过接触力误差调整柔顺轨迹，并完成地面验证</w:t>
+        <w:t>柔顺组装正由利用接触反馈调节受力，向利用接触约束修正目标位姿发展。已有空间模块对接研究通过接触力误差调整柔顺轨迹，并完成地面验证</w:t>
       </w:r>
       <w:r>
         <w:rPr>
@@ -3963,25 +3753,7 @@
           <w:sz w:val="24"/>
         </w:rPr>
         <w:lastRenderedPageBreak/>
-        <w:t>综上，现有研究已形成耦合动力学、机械</w:t>
-      </w:r>
-      <w:proofErr w:type="gramStart"/>
-      <w:r>
-        <w:rPr>
-          <w:color w:val="000000"/>
-          <w:kern w:val="0"/>
-          <w:sz w:val="24"/>
-        </w:rPr>
-        <w:t>臂运动</w:t>
-      </w:r>
-      <w:proofErr w:type="gramEnd"/>
-      <w:r>
-        <w:rPr>
-          <w:color w:val="000000"/>
-          <w:kern w:val="0"/>
-          <w:sz w:val="24"/>
-        </w:rPr>
-        <w:t>与阻抗控制及接触估计的方法基础。本项目进一步贯通安装界面表征、受约束阻抗实现与接触引导，研究各环节误差对组装响应的共同影响，并通过可控基座激励下的地面实验检验其适用范围。</w:t>
+        <w:t>综上，现有研究已形成耦合动力学、机械臂运动与阻抗控制及接触估计的方法基础。本项目进一步贯通安装界面表征、受约束阻抗实现与接触引导，研究各环节误差对组装响应的共同影响，并通过可控基座激励下的地面实验检验其适用范围。</w:t>
       </w:r>
     </w:p>
     <w:p>
@@ -4155,7 +3927,6 @@
         </w:rPr>
         <w:t xml:space="preserve">, </w:t>
       </w:r>
-      <w:proofErr w:type="gramStart"/>
       <w:r>
         <w:rPr>
           <w:color w:val="000000"/>
@@ -4163,7 +3934,6 @@
         </w:rPr>
         <w:t>田强</w:t>
       </w:r>
-      <w:proofErr w:type="gramEnd"/>
       <w:r>
         <w:rPr>
           <w:color w:val="000000"/>
@@ -4176,17 +3946,8 @@
           <w:color w:val="000000"/>
           <w:kern w:val="0"/>
         </w:rPr>
-        <w:t>文</w:t>
-      </w:r>
-      <w:proofErr w:type="gramStart"/>
-      <w:r>
-        <w:rPr>
-          <w:color w:val="000000"/>
-          <w:kern w:val="0"/>
-        </w:rPr>
-        <w:t>浩</w:t>
-      </w:r>
-      <w:proofErr w:type="gramEnd"/>
+        <w:t>文浩</w:t>
+      </w:r>
       <w:r>
         <w:rPr>
           <w:color w:val="000000"/>
@@ -4423,43 +4184,7 @@
           <w:kern w:val="0"/>
           <w:lang w:eastAsia="en-US"/>
         </w:rPr>
-        <w:t xml:space="preserve">[3] Papadopoulos E, </w:t>
-      </w:r>
-      <w:proofErr w:type="spellStart"/>
-      <w:r>
-        <w:rPr>
-          <w:color w:val="000000"/>
-          <w:kern w:val="0"/>
-          <w:lang w:eastAsia="en-US"/>
-        </w:rPr>
-        <w:t>Aghili</w:t>
-      </w:r>
-      <w:proofErr w:type="spellEnd"/>
-      <w:r>
-        <w:rPr>
-          <w:color w:val="000000"/>
-          <w:kern w:val="0"/>
-          <w:lang w:eastAsia="en-US"/>
-        </w:rPr>
-        <w:t xml:space="preserve"> F, Ma O, </w:t>
-      </w:r>
-      <w:proofErr w:type="spellStart"/>
-      <w:r>
-        <w:rPr>
-          <w:color w:val="000000"/>
-          <w:kern w:val="0"/>
-          <w:lang w:eastAsia="en-US"/>
-        </w:rPr>
-        <w:t>Lampariello</w:t>
-      </w:r>
-      <w:proofErr w:type="spellEnd"/>
-      <w:r>
-        <w:rPr>
-          <w:color w:val="000000"/>
-          <w:kern w:val="0"/>
-          <w:lang w:eastAsia="en-US"/>
-        </w:rPr>
-        <w:t xml:space="preserve"> R. Robotic manipulation and capture in space: A survey[J]. Frontiers in Robotics and AI, 2021, 8: 686723. DOI: 10.3389/frobt.2021.686723.</w:t>
+        <w:t>[3] Papadopoulos E, Aghili F, Ma O, Lampariello R. Robotic manipulation and capture in space: A survey[J]. Frontiers in Robotics and AI, 2021, 8: 686723. DOI: 10.3389/frobt.2021.686723.</w:t>
       </w:r>
     </w:p>
     <w:p>
@@ -4480,43 +4205,7 @@
           <w:kern w:val="0"/>
           <w:lang w:eastAsia="en-US"/>
         </w:rPr>
-        <w:t xml:space="preserve">[4] Sonneville V, </w:t>
-      </w:r>
-      <w:proofErr w:type="spellStart"/>
-      <w:r>
-        <w:rPr>
-          <w:color w:val="000000"/>
-          <w:kern w:val="0"/>
-          <w:lang w:eastAsia="en-US"/>
-        </w:rPr>
-        <w:t>Scapolan</w:t>
-      </w:r>
-      <w:proofErr w:type="spellEnd"/>
-      <w:r>
-        <w:rPr>
-          <w:color w:val="000000"/>
-          <w:kern w:val="0"/>
-          <w:lang w:eastAsia="en-US"/>
-        </w:rPr>
-        <w:t xml:space="preserve"> M, Shan M, </w:t>
-      </w:r>
-      <w:proofErr w:type="spellStart"/>
-      <w:r>
-        <w:rPr>
-          <w:color w:val="000000"/>
-          <w:kern w:val="0"/>
-          <w:lang w:eastAsia="en-US"/>
-        </w:rPr>
-        <w:t>Bauchau</w:t>
-      </w:r>
-      <w:proofErr w:type="spellEnd"/>
-      <w:r>
-        <w:rPr>
-          <w:color w:val="000000"/>
-          <w:kern w:val="0"/>
-          <w:lang w:eastAsia="en-US"/>
-        </w:rPr>
-        <w:t xml:space="preserve"> O A. Modal reduction procedures for flexible multibody dynamics[J]. Multibody System Dynamics, 2021, 51(4): 377–418. DOI: 10.1007/s11044-020-09770-w.</w:t>
+        <w:t>[4] Sonneville V, Scapolan M, Shan M, Bauchau O A. Modal reduction procedures for flexible multibody dynamics[J]. Multibody System Dynamics, 2021, 51(4): 377–418. DOI: 10.1007/s11044-020-09770-w.</w:t>
       </w:r>
     </w:p>
     <w:p>
@@ -4622,79 +4311,7 @@
           <w:lang w:eastAsia="en-US"/>
         </w:rPr>
         <w:lastRenderedPageBreak/>
-        <w:t xml:space="preserve">[9] </w:t>
-      </w:r>
-      <w:proofErr w:type="spellStart"/>
-      <w:r>
-        <w:rPr>
-          <w:color w:val="000000"/>
-          <w:kern w:val="0"/>
-          <w:lang w:eastAsia="en-US"/>
-        </w:rPr>
-        <w:t>Swei</w:t>
-      </w:r>
-      <w:proofErr w:type="spellEnd"/>
-      <w:r>
-        <w:rPr>
-          <w:color w:val="000000"/>
-          <w:kern w:val="0"/>
-          <w:lang w:eastAsia="en-US"/>
-        </w:rPr>
-        <w:t xml:space="preserve"> S </w:t>
-      </w:r>
-      <w:proofErr w:type="spellStart"/>
-      <w:r>
-        <w:rPr>
-          <w:color w:val="000000"/>
-          <w:kern w:val="0"/>
-          <w:lang w:eastAsia="en-US"/>
-        </w:rPr>
-        <w:t>S</w:t>
-      </w:r>
-      <w:proofErr w:type="spellEnd"/>
-      <w:r>
-        <w:rPr>
-          <w:color w:val="000000"/>
-          <w:kern w:val="0"/>
-          <w:lang w:eastAsia="en-US"/>
-        </w:rPr>
-        <w:t xml:space="preserve"> M, </w:t>
-      </w:r>
-      <w:proofErr w:type="spellStart"/>
-      <w:r>
-        <w:rPr>
-          <w:color w:val="000000"/>
-          <w:kern w:val="0"/>
-          <w:lang w:eastAsia="en-US"/>
-        </w:rPr>
-        <w:t>Jenett</w:t>
-      </w:r>
-      <w:proofErr w:type="spellEnd"/>
-      <w:r>
-        <w:rPr>
-          <w:color w:val="000000"/>
-          <w:kern w:val="0"/>
-          <w:lang w:eastAsia="en-US"/>
-        </w:rPr>
-        <w:t xml:space="preserve"> B, Cramer N B, Cheung K. Modeling and control of robot-structure coupling during in-space structure assembly[C]//AIAA </w:t>
-      </w:r>
-      <w:proofErr w:type="spellStart"/>
-      <w:r>
-        <w:rPr>
-          <w:color w:val="000000"/>
-          <w:kern w:val="0"/>
-          <w:lang w:eastAsia="en-US"/>
-        </w:rPr>
-        <w:t>Scitech</w:t>
-      </w:r>
-      <w:proofErr w:type="spellEnd"/>
-      <w:r>
-        <w:rPr>
-          <w:color w:val="000000"/>
-          <w:kern w:val="0"/>
-          <w:lang w:eastAsia="en-US"/>
-        </w:rPr>
-        <w:t xml:space="preserve"> 2020 Forum. 2020: AIAA 2020-1544. DOI: 10.2514/6.2020-1544.</w:t>
+        <w:t>[9] Swei S S M, Jenett B, Cramer N B, Cheung K. Modeling and control of robot-structure coupling during in-space structure assembly[C]//AIAA Scitech 2020 Forum. 2020: AIAA 2020-1544. DOI: 10.2514/6.2020-1544.</w:t>
       </w:r>
     </w:p>
     <w:p>
@@ -4715,61 +4332,7 @@
           <w:kern w:val="0"/>
           <w:lang w:eastAsia="en-US"/>
         </w:rPr>
-        <w:t xml:space="preserve">[10] Rodrigues R, </w:t>
-      </w:r>
-      <w:proofErr w:type="spellStart"/>
-      <w:r>
-        <w:rPr>
-          <w:color w:val="000000"/>
-          <w:kern w:val="0"/>
-          <w:lang w:eastAsia="en-US"/>
-        </w:rPr>
-        <w:t>Preda</w:t>
-      </w:r>
-      <w:proofErr w:type="spellEnd"/>
-      <w:r>
-        <w:rPr>
-          <w:color w:val="000000"/>
-          <w:kern w:val="0"/>
-          <w:lang w:eastAsia="en-US"/>
-        </w:rPr>
-        <w:t xml:space="preserve"> V, </w:t>
-      </w:r>
-      <w:proofErr w:type="spellStart"/>
-      <w:r>
-        <w:rPr>
-          <w:color w:val="000000"/>
-          <w:kern w:val="0"/>
-          <w:lang w:eastAsia="en-US"/>
-        </w:rPr>
-        <w:t>Sanfedino</w:t>
-      </w:r>
-      <w:proofErr w:type="spellEnd"/>
-      <w:r>
-        <w:rPr>
-          <w:color w:val="000000"/>
-          <w:kern w:val="0"/>
-          <w:lang w:eastAsia="en-US"/>
-        </w:rPr>
-        <w:t xml:space="preserve"> F, </w:t>
-      </w:r>
-      <w:proofErr w:type="spellStart"/>
-      <w:r>
-        <w:rPr>
-          <w:color w:val="000000"/>
-          <w:kern w:val="0"/>
-          <w:lang w:eastAsia="en-US"/>
-        </w:rPr>
-        <w:t>Alazard</w:t>
-      </w:r>
-      <w:proofErr w:type="spellEnd"/>
-      <w:r>
-        <w:rPr>
-          <w:color w:val="000000"/>
-          <w:kern w:val="0"/>
-          <w:lang w:eastAsia="en-US"/>
-        </w:rPr>
-        <w:t xml:space="preserve"> D. Dynamics modeling and path optimization for the on-orbit assembly of large flexible structures using a multi-arm robot[J/OL]. CEAS Space Journal, 2025. DOI: 10.1007/s12567-025-00675-y.</w:t>
+        <w:t>[10] Rodrigues R, Preda V, Sanfedino F, Alazard D. Dynamics modeling and path optimization for the on-orbit assembly of large flexible structures using a multi-arm robot[J/OL]. CEAS Space Journal, 2025. DOI: 10.1007/s12567-025-00675-y.</w:t>
       </w:r>
     </w:p>
     <w:p>
@@ -4832,43 +4395,7 @@
           <w:kern w:val="0"/>
           <w:lang w:eastAsia="en-US"/>
         </w:rPr>
-        <w:t xml:space="preserve">[13] </w:t>
-      </w:r>
-      <w:proofErr w:type="spellStart"/>
-      <w:r>
-        <w:rPr>
-          <w:color w:val="000000"/>
-          <w:kern w:val="0"/>
-          <w:lang w:eastAsia="en-US"/>
-        </w:rPr>
-        <w:t>Nenchev</w:t>
-      </w:r>
-      <w:proofErr w:type="spellEnd"/>
-      <w:r>
-        <w:rPr>
-          <w:color w:val="000000"/>
-          <w:kern w:val="0"/>
-          <w:lang w:eastAsia="en-US"/>
-        </w:rPr>
-        <w:t xml:space="preserve"> D N, Yoshida K, </w:t>
-      </w:r>
-      <w:proofErr w:type="spellStart"/>
-      <w:r>
-        <w:rPr>
-          <w:color w:val="000000"/>
-          <w:kern w:val="0"/>
-          <w:lang w:eastAsia="en-US"/>
-        </w:rPr>
-        <w:t>Vichitkulsawat</w:t>
-      </w:r>
-      <w:proofErr w:type="spellEnd"/>
-      <w:r>
-        <w:rPr>
-          <w:color w:val="000000"/>
-          <w:kern w:val="0"/>
-          <w:lang w:eastAsia="en-US"/>
-        </w:rPr>
-        <w:t xml:space="preserve"> P, Uchiyama M. Reaction null-space control of flexible structure mounted manipulator systems[J]. IEEE Transactions on Robotics and Automation, 1999, 15(6): 1011–1023. DOI: 10.1109/70.817666.</w:t>
+        <w:t>[13] Nenchev D N, Yoshida K, Vichitkulsawat P, Uchiyama M. Reaction null-space control of flexible structure mounted manipulator systems[J]. IEEE Transactions on Robotics and Automation, 1999, 15(6): 1011–1023. DOI: 10.1109/70.817666.</w:t>
       </w:r>
     </w:p>
     <w:p>
@@ -4891,7 +4418,6 @@
         </w:rPr>
         <w:t xml:space="preserve">[14] </w:t>
       </w:r>
-      <w:proofErr w:type="spellStart"/>
       <w:r>
         <w:rPr>
           <w:color w:val="000000"/>
@@ -4900,7 +4426,6 @@
         </w:rPr>
         <w:t>尹旺</w:t>
       </w:r>
-      <w:proofErr w:type="spellEnd"/>
       <w:r>
         <w:rPr>
           <w:color w:val="000000"/>
@@ -4909,7 +4434,6 @@
         </w:rPr>
         <w:t xml:space="preserve">, </w:t>
       </w:r>
-      <w:proofErr w:type="spellStart"/>
       <w:r>
         <w:rPr>
           <w:color w:val="000000"/>
@@ -4918,7 +4442,6 @@
         </w:rPr>
         <w:t>王翔</w:t>
       </w:r>
-      <w:proofErr w:type="spellEnd"/>
       <w:r>
         <w:rPr>
           <w:color w:val="000000"/>
@@ -4927,7 +4450,6 @@
         </w:rPr>
         <w:t xml:space="preserve">, </w:t>
       </w:r>
-      <w:proofErr w:type="spellStart"/>
       <w:r>
         <w:rPr>
           <w:color w:val="000000"/>
@@ -4936,7 +4458,6 @@
         </w:rPr>
         <w:t>王为</w:t>
       </w:r>
-      <w:proofErr w:type="spellEnd"/>
       <w:r>
         <w:rPr>
           <w:color w:val="000000"/>
@@ -4945,7 +4466,6 @@
         </w:rPr>
         <w:t xml:space="preserve">, </w:t>
       </w:r>
-      <w:proofErr w:type="spellStart"/>
       <w:r>
         <w:rPr>
           <w:color w:val="000000"/>
@@ -4954,7 +4474,6 @@
         </w:rPr>
         <w:t>刘冬雨</w:t>
       </w:r>
-      <w:proofErr w:type="spellEnd"/>
       <w:r>
         <w:rPr>
           <w:color w:val="000000"/>
@@ -4963,7 +4482,6 @@
         </w:rPr>
         <w:t xml:space="preserve">. </w:t>
       </w:r>
-      <w:proofErr w:type="spellStart"/>
       <w:r>
         <w:rPr>
           <w:color w:val="000000"/>
@@ -4972,7 +4490,6 @@
         </w:rPr>
         <w:t>柔性基座冗余机械臂的最优反作用控制</w:t>
       </w:r>
-      <w:proofErr w:type="spellEnd"/>
       <w:r>
         <w:rPr>
           <w:color w:val="000000"/>
@@ -4981,7 +4498,6 @@
         </w:rPr>
         <w:t xml:space="preserve">[J]. </w:t>
       </w:r>
-      <w:proofErr w:type="spellStart"/>
       <w:r>
         <w:rPr>
           <w:color w:val="000000"/>
@@ -4990,7 +4506,6 @@
         </w:rPr>
         <w:t>中国空间科学技术</w:t>
       </w:r>
-      <w:proofErr w:type="spellEnd"/>
       <w:r>
         <w:rPr>
           <w:color w:val="000000"/>
@@ -5018,25 +4533,7 @@
           <w:kern w:val="0"/>
           <w:lang w:eastAsia="en-US"/>
         </w:rPr>
-        <w:t xml:space="preserve">[15] Patel D, </w:t>
-      </w:r>
-      <w:proofErr w:type="spellStart"/>
-      <w:r>
-        <w:rPr>
-          <w:color w:val="000000"/>
-          <w:kern w:val="0"/>
-          <w:lang w:eastAsia="en-US"/>
-        </w:rPr>
-        <w:t>Damaren</w:t>
-      </w:r>
-      <w:proofErr w:type="spellEnd"/>
-      <w:r>
-        <w:rPr>
-          <w:color w:val="000000"/>
-          <w:kern w:val="0"/>
-          <w:lang w:eastAsia="en-US"/>
-        </w:rPr>
-        <w:t xml:space="preserve"> C J. Tip and vibration control of space robots using estimated flexible coordinates[J]. Frontiers in Space Technologies, 2024, 5: 1447545. DOI: 10.3389/frspt.2024.1447545.</w:t>
+        <w:t>[15] Patel D, Damaren C J. Tip and vibration control of space robots using estimated flexible coordinates[J]. Frontiers in Space Technologies, 2024, 5: 1447545. DOI: 10.3389/frspt.2024.1447545.</w:t>
       </w:r>
     </w:p>
     <w:p>
@@ -5314,23 +4811,7 @@
           <w:color w:val="000000"/>
           <w:kern w:val="0"/>
         </w:rPr>
-        <w:t>面向在轨组装服务的空间机器人动力学分析</w:t>
-      </w:r>
-      <w:proofErr w:type="gramStart"/>
-      <w:r>
-        <w:rPr>
-          <w:color w:val="000000"/>
-          <w:kern w:val="0"/>
-        </w:rPr>
-        <w:t>及抑振</w:t>
-      </w:r>
-      <w:proofErr w:type="gramEnd"/>
-      <w:r>
-        <w:rPr>
-          <w:color w:val="000000"/>
-          <w:kern w:val="0"/>
-        </w:rPr>
-        <w:t>阻抗控制设计</w:t>
+        <w:t>面向在轨组装服务的空间机器人动力学分析及抑振阻抗控制设计</w:t>
       </w:r>
       <w:r>
         <w:rPr>
@@ -5404,7 +4885,6 @@
         </w:rPr>
         <w:t xml:space="preserve">[22] </w:t>
       </w:r>
-      <w:proofErr w:type="spellStart"/>
       <w:r>
         <w:rPr>
           <w:color w:val="000000"/>
@@ -5413,7 +4893,6 @@
         </w:rPr>
         <w:t>史玲玲</w:t>
       </w:r>
-      <w:proofErr w:type="spellEnd"/>
       <w:r>
         <w:rPr>
           <w:color w:val="000000"/>
@@ -5422,7 +4901,6 @@
         </w:rPr>
         <w:t xml:space="preserve">, </w:t>
       </w:r>
-      <w:proofErr w:type="spellStart"/>
       <w:r>
         <w:rPr>
           <w:color w:val="000000"/>
@@ -5431,7 +4909,6 @@
         </w:rPr>
         <w:t>肖晓龙</w:t>
       </w:r>
-      <w:proofErr w:type="spellEnd"/>
       <w:r>
         <w:rPr>
           <w:color w:val="000000"/>
@@ -5440,7 +4917,6 @@
         </w:rPr>
         <w:t xml:space="preserve">, </w:t>
       </w:r>
-      <w:proofErr w:type="spellStart"/>
       <w:r>
         <w:rPr>
           <w:color w:val="000000"/>
@@ -5449,7 +4925,6 @@
         </w:rPr>
         <w:t>张晓峰</w:t>
       </w:r>
-      <w:proofErr w:type="spellEnd"/>
       <w:r>
         <w:rPr>
           <w:color w:val="000000"/>
@@ -5458,7 +4933,6 @@
         </w:rPr>
         <w:t xml:space="preserve">, </w:t>
       </w:r>
-      <w:proofErr w:type="spellStart"/>
       <w:r>
         <w:rPr>
           <w:color w:val="000000"/>
@@ -5467,7 +4941,6 @@
         </w:rPr>
         <w:t>范立佳</w:t>
       </w:r>
-      <w:proofErr w:type="spellEnd"/>
       <w:r>
         <w:rPr>
           <w:color w:val="000000"/>
@@ -5476,7 +4949,6 @@
         </w:rPr>
         <w:t xml:space="preserve">, </w:t>
       </w:r>
-      <w:proofErr w:type="spellStart"/>
       <w:r>
         <w:rPr>
           <w:color w:val="000000"/>
@@ -5485,7 +4957,6 @@
         </w:rPr>
         <w:t>单明贺</w:t>
       </w:r>
-      <w:proofErr w:type="spellEnd"/>
       <w:r>
         <w:rPr>
           <w:color w:val="000000"/>
@@ -5494,7 +4965,6 @@
         </w:rPr>
         <w:t xml:space="preserve">, </w:t>
       </w:r>
-      <w:proofErr w:type="spellStart"/>
       <w:r>
         <w:rPr>
           <w:color w:val="000000"/>
@@ -5503,7 +4973,6 @@
         </w:rPr>
         <w:t>田强</w:t>
       </w:r>
-      <w:proofErr w:type="spellEnd"/>
       <w:r>
         <w:rPr>
           <w:color w:val="000000"/>
@@ -5512,7 +4981,6 @@
         </w:rPr>
         <w:t xml:space="preserve">. </w:t>
       </w:r>
-      <w:proofErr w:type="spellStart"/>
       <w:r>
         <w:rPr>
           <w:color w:val="000000"/>
@@ -5521,7 +4989,6 @@
         </w:rPr>
         <w:t>空间机器人在轨组装多模块单元的对接力控制与地面实验</w:t>
       </w:r>
-      <w:proofErr w:type="spellEnd"/>
       <w:r>
         <w:rPr>
           <w:color w:val="000000"/>
@@ -5530,7 +4997,6 @@
         </w:rPr>
         <w:t xml:space="preserve">[J]. </w:t>
       </w:r>
-      <w:proofErr w:type="spellStart"/>
       <w:r>
         <w:rPr>
           <w:color w:val="000000"/>
@@ -5539,7 +5005,6 @@
         </w:rPr>
         <w:t>力学学报</w:t>
       </w:r>
-      <w:proofErr w:type="spellEnd"/>
       <w:r>
         <w:rPr>
           <w:color w:val="000000"/>
@@ -5567,43 +5032,7 @@
           <w:kern w:val="0"/>
           <w:lang w:eastAsia="en-US"/>
         </w:rPr>
-        <w:t xml:space="preserve">[23] Kim S, Jha D K, </w:t>
-      </w:r>
-      <w:proofErr w:type="spellStart"/>
-      <w:r>
-        <w:rPr>
-          <w:color w:val="000000"/>
-          <w:kern w:val="0"/>
-          <w:lang w:eastAsia="en-US"/>
-        </w:rPr>
-        <w:t>Romeres</w:t>
-      </w:r>
-      <w:proofErr w:type="spellEnd"/>
-      <w:r>
-        <w:rPr>
-          <w:color w:val="000000"/>
-          <w:kern w:val="0"/>
-          <w:lang w:eastAsia="en-US"/>
-        </w:rPr>
-        <w:t xml:space="preserve"> D, </w:t>
-      </w:r>
-      <w:proofErr w:type="spellStart"/>
-      <w:r>
-        <w:rPr>
-          <w:color w:val="000000"/>
-          <w:kern w:val="0"/>
-          <w:lang w:eastAsia="en-US"/>
-        </w:rPr>
-        <w:t>Patre</w:t>
-      </w:r>
-      <w:proofErr w:type="spellEnd"/>
-      <w:r>
-        <w:rPr>
-          <w:color w:val="000000"/>
-          <w:kern w:val="0"/>
-          <w:lang w:eastAsia="en-US"/>
-        </w:rPr>
-        <w:t xml:space="preserve"> P, Rodriguez A. Simultaneous tactile estimation and control of extrinsic contact[C]//2023 IEEE International Conference on Robotics and Automation (ICRA). 2023: 12563–12569. DOI: 10.1109/ICRA48891.2023.10161158.</w:t>
+        <w:t>[23] Kim S, Jha D K, Romeres D, Patre P, Rodriguez A. Simultaneous tactile estimation and control of extrinsic contact[C]//2023 IEEE International Conference on Robotics and Automation (ICRA). 2023: 12563–12569. DOI: 10.1109/ICRA48891.2023.10161158.</w:t>
       </w:r>
     </w:p>
     <w:p>
@@ -5624,43 +5053,7 @@
           <w:kern w:val="0"/>
           <w:lang w:eastAsia="en-US"/>
         </w:rPr>
-        <w:t xml:space="preserve">[24] Negi A, </w:t>
-      </w:r>
-      <w:proofErr w:type="spellStart"/>
-      <w:r>
-        <w:rPr>
-          <w:color w:val="000000"/>
-          <w:kern w:val="0"/>
-          <w:lang w:eastAsia="en-US"/>
-        </w:rPr>
-        <w:t>Manyar</w:t>
-      </w:r>
-      <w:proofErr w:type="spellEnd"/>
-      <w:r>
-        <w:rPr>
-          <w:color w:val="000000"/>
-          <w:kern w:val="0"/>
-          <w:lang w:eastAsia="en-US"/>
-        </w:rPr>
-        <w:t xml:space="preserve"> O M, </w:t>
-      </w:r>
-      <w:proofErr w:type="spellStart"/>
-      <w:r>
-        <w:rPr>
-          <w:color w:val="000000"/>
-          <w:kern w:val="0"/>
-          <w:lang w:eastAsia="en-US"/>
-        </w:rPr>
-        <w:t>Penmetsa</w:t>
-      </w:r>
-      <w:proofErr w:type="spellEnd"/>
-      <w:r>
-        <w:rPr>
-          <w:color w:val="000000"/>
-          <w:kern w:val="0"/>
-          <w:lang w:eastAsia="en-US"/>
-        </w:rPr>
-        <w:t xml:space="preserve"> D K, Gupta S K. Accurate pose estimation using contact manifold sampling for safe peg-in-hole insertion of complex geometries[C]//2025 IEEE 21st International Conference on Automation Science and Engineering (CASE). 2025: 617–624. DOI: 10.1109/CASE58245.2025.11163996.</w:t>
+        <w:t>[24] Negi A, Manyar O M, Penmetsa D K, Gupta S K. Accurate pose estimation using contact manifold sampling for safe peg-in-hole insertion of complex geometries[C]//2025 IEEE 21st International Conference on Automation Science and Engineering (CASE). 2025: 617–624. DOI: 10.1109/CASE58245.2025.11163996.</w:t>
       </w:r>
     </w:p>
     <w:p>
@@ -5680,61 +5073,7 @@
           <w:kern w:val="0"/>
           <w:lang w:eastAsia="en-US"/>
         </w:rPr>
-        <w:t xml:space="preserve">[25] Chen Y, Kimble K, Qian H </w:t>
-      </w:r>
-      <w:proofErr w:type="spellStart"/>
-      <w:r>
-        <w:rPr>
-          <w:color w:val="000000"/>
-          <w:kern w:val="0"/>
-          <w:lang w:eastAsia="en-US"/>
-        </w:rPr>
-        <w:t>H</w:t>
-      </w:r>
-      <w:proofErr w:type="spellEnd"/>
-      <w:r>
-        <w:rPr>
-          <w:color w:val="000000"/>
-          <w:kern w:val="0"/>
-          <w:lang w:eastAsia="en-US"/>
-        </w:rPr>
-        <w:t xml:space="preserve">, </w:t>
-      </w:r>
-      <w:proofErr w:type="spellStart"/>
-      <w:r>
-        <w:rPr>
-          <w:color w:val="000000"/>
-          <w:kern w:val="0"/>
-          <w:lang w:eastAsia="en-US"/>
-        </w:rPr>
-        <w:t>Chanrungmaneekul</w:t>
-      </w:r>
-      <w:proofErr w:type="spellEnd"/>
-      <w:r>
-        <w:rPr>
-          <w:color w:val="000000"/>
-          <w:kern w:val="0"/>
-          <w:lang w:eastAsia="en-US"/>
-        </w:rPr>
-        <w:t xml:space="preserve"> P, </w:t>
-      </w:r>
-      <w:proofErr w:type="spellStart"/>
-      <w:r>
-        <w:rPr>
-          <w:color w:val="000000"/>
-          <w:kern w:val="0"/>
-          <w:lang w:eastAsia="en-US"/>
-        </w:rPr>
-        <w:t>Seney</w:t>
-      </w:r>
-      <w:proofErr w:type="spellEnd"/>
-      <w:r>
-        <w:rPr>
-          <w:color w:val="000000"/>
-          <w:kern w:val="0"/>
-          <w:lang w:eastAsia="en-US"/>
-        </w:rPr>
-        <w:t xml:space="preserve"> R, Hang K. Robust peg-in-hole assembly under uncertainties via compliant and interactive contact-rich manipulation[C]//Robotics: Science and Systems XXI. 2025. </w:t>
+        <w:t xml:space="preserve">[25] Chen Y, Kimble K, Qian H H, Chanrungmaneekul P, Seney R, Hang K. Robust peg-in-hole assembly under uncertainties via compliant and interactive contact-rich manipulation[C]//Robotics: Science and Systems XXI. 2025. </w:t>
       </w:r>
       <w:r>
         <w:rPr>
@@ -5777,7 +5116,6 @@
         </w:rPr>
         <w:t xml:space="preserve">, </w:t>
       </w:r>
-      <w:proofErr w:type="gramStart"/>
       <w:r>
         <w:rPr>
           <w:color w:val="000000"/>
@@ -5785,7 +5123,6 @@
         </w:rPr>
         <w:t>单明贺</w:t>
       </w:r>
-      <w:proofErr w:type="gramEnd"/>
       <w:r>
         <w:rPr>
           <w:color w:val="000000"/>
@@ -5793,7 +5130,6 @@
         </w:rPr>
         <w:t xml:space="preserve">, </w:t>
       </w:r>
-      <w:proofErr w:type="gramStart"/>
       <w:r>
         <w:rPr>
           <w:color w:val="000000"/>
@@ -5801,7 +5137,6 @@
         </w:rPr>
         <w:t>田强</w:t>
       </w:r>
-      <w:proofErr w:type="gramEnd"/>
       <w:r>
         <w:rPr>
           <w:color w:val="000000"/>
@@ -5814,23 +5149,7 @@
           <w:color w:val="000000"/>
           <w:kern w:val="0"/>
         </w:rPr>
-        <w:t>空间</w:t>
-      </w:r>
-      <w:proofErr w:type="gramStart"/>
-      <w:r>
-        <w:rPr>
-          <w:color w:val="000000"/>
-          <w:kern w:val="0"/>
-        </w:rPr>
-        <w:t>多柔体系统缩</w:t>
-      </w:r>
-      <w:proofErr w:type="gramEnd"/>
-      <w:r>
-        <w:rPr>
-          <w:color w:val="000000"/>
-          <w:kern w:val="0"/>
-        </w:rPr>
-        <w:t>比等效动力学建模方法研究</w:t>
+        <w:t>空间多柔体系统缩比等效动力学建模方法研究</w:t>
       </w:r>
       <w:r>
         <w:rPr>
@@ -6112,25 +5431,7 @@
           <w:kern w:val="0"/>
           <w:sz w:val="24"/>
         </w:rPr>
-        <w:t>针对桁架振动与机械</w:t>
-      </w:r>
-      <w:proofErr w:type="gramStart"/>
-      <w:r>
-        <w:rPr>
-          <w:color w:val="000000"/>
-          <w:kern w:val="0"/>
-          <w:sz w:val="24"/>
-        </w:rPr>
-        <w:t>臂运动</w:t>
-      </w:r>
-      <w:proofErr w:type="gramEnd"/>
-      <w:r>
-        <w:rPr>
-          <w:color w:val="000000"/>
-          <w:kern w:val="0"/>
-          <w:sz w:val="24"/>
-        </w:rPr>
-        <w:t>的双向耦合，以及关节驱动约束引起的阻抗实现偏差，从安装界面的运动与受力出发，研究耦合作用的反向动力学表征与几何阻</w:t>
+        <w:t>针对桁架振动与机械臂运动的双向耦合，以及关节驱动约束引起的阻抗实现偏差，从安装界面的运动与受力出发，研究耦合作用的反向动力学表征与几何阻</w:t>
       </w:r>
       <w:r>
         <w:rPr>
@@ -6141,7 +5442,6 @@
         <w:lastRenderedPageBreak/>
         <w:t>抗优化控制，揭示运动精度、接触柔顺性与安装端反作用之间的关联。</w:t>
       </w:r>
-      <w:proofErr w:type="spellStart"/>
       <w:r>
         <w:rPr>
           <w:color w:val="000000"/>
@@ -6149,17 +5449,7 @@
           <w:sz w:val="24"/>
           <w:lang w:eastAsia="en-US"/>
         </w:rPr>
-        <w:t>主要研究内容如下</w:t>
-      </w:r>
-      <w:proofErr w:type="spellEnd"/>
-      <w:r>
-        <w:rPr>
-          <w:color w:val="000000"/>
-          <w:kern w:val="0"/>
-          <w:sz w:val="24"/>
-          <w:lang w:eastAsia="en-US"/>
-        </w:rPr>
-        <w:t>：</w:t>
+        <w:t>主要研究内容如下：</w:t>
       </w:r>
     </w:p>
     <w:p>
@@ -6178,11 +5468,12 @@
       </w:pPr>
       <w:r>
         <w:rPr>
-          <w:color w:val="000000"/>
-          <w:kern w:val="0"/>
-          <w:sz w:val="24"/>
-        </w:rPr>
-        <w:t>研究安装界面运动与受力的功共轭表征，建立以作业端为浮动基的反向动力学模型，揭示基座振动与关节运动对末端响应的耦合传递规律。</w:t>
+          <w:rFonts w:hint="eastAsia"/>
+          <w:color w:val="000000"/>
+          <w:kern w:val="0"/>
+          <w:sz w:val="24"/>
+        </w:rPr>
+        <w:t>研究桁架振动与机械臂运动的双向耦合机理，建立反向动力学模型，揭示基座振动向末端运动的传递规律及机械臂运动对安装端的反作用机制。</w:t>
       </w:r>
     </w:p>
     <w:p>
@@ -6248,25 +5539,7 @@
           <w:kern w:val="0"/>
           <w:sz w:val="24"/>
         </w:rPr>
-        <w:t>几何阻抗与动力学优化的协同设计，将关节运动及力矩约束纳入统一求解，形成兼顾位姿跟踪与</w:t>
-      </w:r>
-      <w:proofErr w:type="gramStart"/>
-      <w:r>
-        <w:rPr>
-          <w:color w:val="000000"/>
-          <w:kern w:val="0"/>
-          <w:sz w:val="24"/>
-        </w:rPr>
-        <w:t>柔顺响应</w:t>
-      </w:r>
-      <w:proofErr w:type="gramEnd"/>
-      <w:r>
-        <w:rPr>
-          <w:color w:val="000000"/>
-          <w:kern w:val="0"/>
-          <w:sz w:val="24"/>
-        </w:rPr>
-        <w:t>的受约束运动控制方法。</w:t>
+        <w:t>几何阻抗与动力学优化的协同设计，将关节运动及力矩约束纳入统一求解，形成兼顾位姿跟踪与柔顺响应的受约束运动控制方法。</w:t>
       </w:r>
     </w:p>
     <w:p>
@@ -6289,25 +5562,16 @@
           <w:kern w:val="0"/>
           <w:sz w:val="24"/>
         </w:rPr>
-        <w:t>研究界面载荷建模偏差与约束激活下的阻抗可实现性，分析局部闭环稳定与误差有界条件，阐明运动精度、</w:t>
-      </w:r>
-      <w:proofErr w:type="gramStart"/>
-      <w:r>
-        <w:rPr>
-          <w:color w:val="000000"/>
-          <w:kern w:val="0"/>
-          <w:sz w:val="24"/>
-        </w:rPr>
-        <w:t>柔顺响应</w:t>
-      </w:r>
-      <w:proofErr w:type="gramEnd"/>
-      <w:r>
-        <w:rPr>
-          <w:color w:val="000000"/>
-          <w:kern w:val="0"/>
-          <w:sz w:val="24"/>
-        </w:rPr>
-        <w:t>及安装端反作用的关联。</w:t>
+        <w:t>研究</w:t>
+      </w:r>
+      <w:r>
+        <w:rPr>
+          <w:rFonts w:hint="eastAsia"/>
+          <w:color w:val="000000"/>
+          <w:kern w:val="0"/>
+          <w:sz w:val="24"/>
+        </w:rPr>
+        <w:t>桁架振动、负载变化与驱动约束对阻抗实现的影响，阐明运动精度、接触柔顺性与安装端反作用之间的相互制约关系。</w:t>
       </w:r>
     </w:p>
     <w:p>
@@ -6382,27 +5646,8 @@
           <w:kern w:val="0"/>
           <w:sz w:val="24"/>
         </w:rPr>
-        <w:t>针对桁架振动与机械</w:t>
-      </w:r>
-      <w:proofErr w:type="gramStart"/>
-      <w:r>
-        <w:rPr>
-          <w:color w:val="000000"/>
-          <w:kern w:val="0"/>
-          <w:sz w:val="24"/>
-        </w:rPr>
-        <w:t>臂运动</w:t>
-      </w:r>
-      <w:proofErr w:type="gramEnd"/>
-      <w:r>
-        <w:rPr>
-          <w:color w:val="000000"/>
-          <w:kern w:val="0"/>
-          <w:sz w:val="24"/>
-        </w:rPr>
-        <w:t>的双向耦合，以及关节驱动约束引起的阻抗实现偏差，从安装界面的运动与受力出发，研究耦合作用的反向动力学表征与几何阻抗优化控制，揭示运动精度、接触柔顺性与安装端反作用之间的关联。</w:t>
-      </w:r>
-      <w:proofErr w:type="spellStart"/>
+        <w:t>针对桁架振动与机械臂运动的双向耦合，以及关节驱动约束引起的阻抗实现偏差，从安装界面的运动与受力出发，研究耦合作用的反向动力学表征与几何阻抗优化控制，揭示运动精度、接触柔顺性与安装端反作用之间的关联。</w:t>
+      </w:r>
       <w:r>
         <w:rPr>
           <w:color w:val="000000"/>
@@ -6410,17 +5655,7 @@
           <w:sz w:val="24"/>
           <w:lang w:eastAsia="en-US"/>
         </w:rPr>
-        <w:t>主要研究内容如下</w:t>
-      </w:r>
-      <w:proofErr w:type="spellEnd"/>
-      <w:r>
-        <w:rPr>
-          <w:color w:val="000000"/>
-          <w:kern w:val="0"/>
-          <w:sz w:val="24"/>
-          <w:lang w:eastAsia="en-US"/>
-        </w:rPr>
-        <w:t>：</w:t>
+        <w:t>主要研究内容如下：</w:t>
       </w:r>
     </w:p>
     <w:p>
@@ -6428,7 +5663,7 @@
         <w:widowControl/>
         <w:numPr>
           <w:ilvl w:val="0"/>
-          <w:numId w:val="1"/>
+          <w:numId w:val="2"/>
         </w:numPr>
         <w:spacing w:after="60" w:line="317" w:lineRule="auto"/>
         <w:rPr>
@@ -6439,11 +5674,12 @@
       </w:pPr>
       <w:r>
         <w:rPr>
-          <w:color w:val="000000"/>
-          <w:kern w:val="0"/>
-          <w:sz w:val="24"/>
-        </w:rPr>
-        <w:t>研究安装界面运动与受力的功共轭表征，建立以作业端为浮动基的反向动力学模型，揭示基座振动与关节运动对末端响应的耦合传递规律。</w:t>
+          <w:rFonts w:hint="eastAsia"/>
+          <w:color w:val="000000"/>
+          <w:kern w:val="0"/>
+          <w:sz w:val="24"/>
+        </w:rPr>
+        <w:t>研究接触流形约束下六维目标位姿的局部可辨识性，分析基座测量与时序误差向接触场配准的传播规律，建立弱约束方向的先验融合方法。</w:t>
       </w:r>
     </w:p>
     <w:p>
@@ -6451,7 +5687,7 @@
         <w:widowControl/>
         <w:numPr>
           <w:ilvl w:val="0"/>
-          <w:numId w:val="1"/>
+          <w:numId w:val="2"/>
         </w:numPr>
         <w:spacing w:after="60" w:line="317" w:lineRule="auto"/>
         <w:rPr>
@@ -6462,72 +5698,12 @@
       </w:pPr>
       <w:r>
         <w:rPr>
-          <w:color w:val="000000"/>
-          <w:kern w:val="0"/>
-          <w:sz w:val="24"/>
-        </w:rPr>
-        <w:t>研究</w:t>
-      </w:r>
-      <m:oMath>
-        <m:r>
-          <m:rPr>
-            <m:sty m:val="p"/>
-          </m:rPr>
-          <w:rPr>
-            <w:rFonts w:ascii="Cambria Math" w:hAnsi="Cambria Math"/>
-            <w:color w:val="000000"/>
-            <w:kern w:val="0"/>
-            <w:sz w:val="24"/>
-          </w:rPr>
-          <m:t>SE(</m:t>
-        </m:r>
-        <m:r>
-          <w:rPr>
-            <w:rFonts w:ascii="Cambria Math" w:hAnsi="Cambria Math"/>
-            <w:color w:val="000000"/>
-            <w:kern w:val="0"/>
-            <w:sz w:val="24"/>
-          </w:rPr>
-          <m:t>3</m:t>
-        </m:r>
-        <m:r>
-          <m:rPr>
-            <m:sty m:val="p"/>
-          </m:rPr>
-          <w:rPr>
-            <w:rFonts w:ascii="Cambria Math" w:hAnsi="Cambria Math"/>
-            <w:color w:val="000000"/>
-            <w:kern w:val="0"/>
-            <w:sz w:val="24"/>
-          </w:rPr>
-          <m:t>)</m:t>
-        </m:r>
-      </m:oMath>
-      <w:r>
-        <w:rPr>
-          <w:color w:val="000000"/>
-          <w:kern w:val="0"/>
-          <w:sz w:val="24"/>
-        </w:rPr>
-        <w:t>几何阻抗与动力学优化的协同设计，将关节运动及力矩约束纳入统一求解，形成兼顾位姿跟踪与</w:t>
-      </w:r>
-      <w:proofErr w:type="gramStart"/>
-      <w:r>
-        <w:rPr>
-          <w:color w:val="000000"/>
-          <w:kern w:val="0"/>
-          <w:sz w:val="24"/>
-        </w:rPr>
-        <w:t>柔顺响应</w:t>
-      </w:r>
-      <w:proofErr w:type="gramEnd"/>
-      <w:r>
-        <w:rPr>
-          <w:color w:val="000000"/>
-          <w:kern w:val="0"/>
-          <w:sz w:val="24"/>
-        </w:rPr>
-        <w:t>的受约束运动控制方法。</w:t>
+          <w:rFonts w:hint="eastAsia"/>
+          <w:color w:val="000000"/>
+          <w:kern w:val="0"/>
+          <w:sz w:val="24"/>
+        </w:rPr>
+        <w:t>研究五轴约束导纳与轴向接近运动的协调机制，保持参考端口耗散性与零输入保持性质，构建修正速率和累计偏移受限的柔顺组装策略。</w:t>
       </w:r>
     </w:p>
     <w:p>
@@ -6535,7 +5711,7 @@
         <w:widowControl/>
         <w:numPr>
           <w:ilvl w:val="0"/>
-          <w:numId w:val="1"/>
+          <w:numId w:val="2"/>
         </w:numPr>
         <w:spacing w:after="60" w:line="317" w:lineRule="auto"/>
         <w:rPr>
@@ -6546,29 +5722,12 @@
       </w:pPr>
       <w:r>
         <w:rPr>
-          <w:color w:val="000000"/>
-          <w:kern w:val="0"/>
-          <w:sz w:val="24"/>
-        </w:rPr>
-        <w:t>研究界面载荷建模偏差与约束激活下的阻抗可实现性，分析局部闭环稳定与误差有界条件，阐明运动精度、</w:t>
-      </w:r>
-      <w:proofErr w:type="gramStart"/>
-      <w:r>
-        <w:rPr>
-          <w:color w:val="000000"/>
-          <w:kern w:val="0"/>
-          <w:sz w:val="24"/>
-        </w:rPr>
-        <w:t>柔顺响应</w:t>
-      </w:r>
-      <w:proofErr w:type="gramEnd"/>
-      <w:r>
-        <w:rPr>
-          <w:color w:val="000000"/>
-          <w:kern w:val="0"/>
-          <w:sz w:val="24"/>
-        </w:rPr>
-        <w:t>及安装端反作用的关联。</w:t>
+          <w:rFonts w:hint="eastAsia"/>
+          <w:color w:val="000000"/>
+          <w:kern w:val="0"/>
+          <w:sz w:val="24"/>
+        </w:rPr>
+        <w:t>研究目标估计、参考修正与受约束执行的耦合误差传递，阐明估计精度转化为对准精度和接触载荷改善的条件，形成引导与执行协调方法。</w:t>
       </w:r>
     </w:p>
     <w:p>
@@ -6644,7 +5803,6 @@
         </w:rPr>
         <w:t>针对振动环境下运动精度与接触响应的实验验证需求，依托基座振动模拟与机器人作业实验平台，研究安装界面运动复现与多源同步观测方法，通过分项对照和组装集成实验，检验耦合动力学描述、受约束控制及接触引导方法的有效性。</w:t>
       </w:r>
-      <w:proofErr w:type="spellStart"/>
       <w:r>
         <w:rPr>
           <w:color w:val="000000"/>
@@ -6652,17 +5810,7 @@
           <w:sz w:val="24"/>
           <w:lang w:eastAsia="en-US"/>
         </w:rPr>
-        <w:t>主要研究内容如下</w:t>
-      </w:r>
-      <w:proofErr w:type="spellEnd"/>
-      <w:r>
-        <w:rPr>
-          <w:color w:val="000000"/>
-          <w:kern w:val="0"/>
-          <w:sz w:val="24"/>
-          <w:lang w:eastAsia="en-US"/>
-        </w:rPr>
-        <w:t>：</w:t>
+        <w:t>主要研究内容如下：</w:t>
       </w:r>
     </w:p>
     <w:p>
@@ -6670,7 +5818,7 @@
         <w:widowControl/>
         <w:numPr>
           <w:ilvl w:val="0"/>
-          <w:numId w:val="1"/>
+          <w:numId w:val="3"/>
         </w:numPr>
         <w:spacing w:after="60" w:line="317" w:lineRule="auto"/>
         <w:rPr>
@@ -6681,11 +5829,12 @@
       </w:pPr>
       <w:r>
         <w:rPr>
-          <w:color w:val="000000"/>
-          <w:kern w:val="0"/>
-          <w:sz w:val="24"/>
-        </w:rPr>
-        <w:t>研究安装界面动态边界的运动复现与载荷表征，构建多源同步观测与独立精度评价方法，明确基座激励对桁架振动影响的可表征范围。</w:t>
+          <w:rFonts w:hint="eastAsia"/>
+          <w:color w:val="000000"/>
+          <w:kern w:val="0"/>
+          <w:sz w:val="24"/>
+        </w:rPr>
+        <w:t>研究不同频率与幅值下的基座振动复现方法，实现基座运动、末端位姿与接触力的同步测量，建立基于独立测量的运动精度评价方法。</w:t>
       </w:r>
     </w:p>
     <w:p>
@@ -6693,7 +5842,7 @@
         <w:widowControl/>
         <w:numPr>
           <w:ilvl w:val="0"/>
-          <w:numId w:val="1"/>
+          <w:numId w:val="3"/>
         </w:numPr>
         <w:spacing w:after="60" w:line="317" w:lineRule="auto"/>
         <w:rPr>
@@ -6708,7 +5857,24 @@
           <w:kern w:val="0"/>
           <w:sz w:val="24"/>
         </w:rPr>
-        <w:t>开展位姿保持与轨迹跟踪对照实验，辨析界面载荷建模偏差与约束激活对运动精度和实际阻抗的影响，验证动力学模型与控制的实时性。</w:t>
+        <w:t>开展位姿保持与轨迹跟踪对照实验，</w:t>
+      </w:r>
+      <w:r>
+        <w:rPr>
+          <w:rFonts w:hint="eastAsia"/>
+          <w:color w:val="000000"/>
+          <w:kern w:val="0"/>
+          <w:sz w:val="24"/>
+        </w:rPr>
+        <w:t>分析基座振动与关节约束对运动精度和柔顺响应的影响</w:t>
+      </w:r>
+      <w:r>
+        <w:rPr>
+          <w:color w:val="000000"/>
+          <w:kern w:val="0"/>
+          <w:sz w:val="24"/>
+        </w:rPr>
+        <w:t>，验证动力学模型与控制的实时性。</w:t>
       </w:r>
     </w:p>
     <w:p>
@@ -6716,7 +5882,7 @@
         <w:widowControl/>
         <w:numPr>
           <w:ilvl w:val="0"/>
-          <w:numId w:val="1"/>
+          <w:numId w:val="3"/>
         </w:numPr>
         <w:spacing w:after="60" w:line="317" w:lineRule="auto"/>
         <w:rPr>
@@ -6731,7 +5897,16 @@
           <w:kern w:val="0"/>
           <w:sz w:val="24"/>
         </w:rPr>
-        <w:t>开展典型接口对准、插接与到位保持集成实验，分离接触配准和参考修正的性能贡献，评价振动环境下组装精度、接触载荷与方法适用范围。</w:t>
+        <w:t>开展典型接口对准、插接与到位保持集成实验，</w:t>
+      </w:r>
+      <w:r>
+        <w:rPr>
+          <w:rFonts w:hint="eastAsia"/>
+          <w:color w:val="000000"/>
+          <w:kern w:val="0"/>
+          <w:sz w:val="24"/>
+        </w:rPr>
+        <w:t>分项对照辨析接触配准与参考修正的作用，评价组装精度、接触力变化与组装成功率，明确方法在不同振动条件下的适用范围。</w:t>
       </w:r>
     </w:p>
     <w:p>
@@ -6793,43 +5968,7 @@
           <w:kern w:val="0"/>
           <w:sz w:val="24"/>
         </w:rPr>
-        <w:t>面向大型空间结构在轨组装需求，建立基于安装界面运动与受力表征的反向动力学模型，揭示桁架振动与机械</w:t>
-      </w:r>
-      <w:proofErr w:type="gramStart"/>
-      <w:r>
-        <w:rPr>
-          <w:color w:val="000000"/>
-          <w:kern w:val="0"/>
-          <w:sz w:val="24"/>
-        </w:rPr>
-        <w:t>臂运动</w:t>
-      </w:r>
-      <w:proofErr w:type="gramEnd"/>
-      <w:r>
-        <w:rPr>
-          <w:color w:val="000000"/>
-          <w:kern w:val="0"/>
-          <w:sz w:val="24"/>
-        </w:rPr>
-        <w:t>的耦合传递规律及驱动约束下阻抗响应的形成机制，形成几何阻抗与动力学优化相结合的运动控制方法；阐明接触几何约束下目标位姿的局部可辨识性及估计与执行误差对组装响应的共同影响，形成</w:t>
-      </w:r>
-      <w:proofErr w:type="gramStart"/>
-      <w:r>
-        <w:rPr>
-          <w:color w:val="000000"/>
-          <w:kern w:val="0"/>
-          <w:sz w:val="24"/>
-        </w:rPr>
-        <w:t>接触场</w:t>
-      </w:r>
-      <w:proofErr w:type="gramEnd"/>
-      <w:r>
-        <w:rPr>
-          <w:color w:val="000000"/>
-          <w:kern w:val="0"/>
-          <w:sz w:val="24"/>
-        </w:rPr>
-        <w:t>配准、有界参考修正与受约束运动控制相协调的柔顺组装方法；建立安装端运动复现与独立测量评价的地面实验方法，完成运动控制和典型接口组装验证，明确所提方法在不同基座振动、末端负载及初始位姿偏差条件下的适用范围。</w:t>
+        <w:t>面向大型空间结构在轨组装需求，建立基于安装界面运动与受力表征的反向动力学模型，揭示桁架振动与机械臂运动的耦合传递规律及驱动约束下阻抗响应的形成机制，形成几何阻抗与动力学优化相结合的运动控制方法；阐明接触几何约束下目标位姿的局部可辨识性及估计与执行误差对组装响应的共同影响，形成接触场配准、有界参考修正与受约束运动控制相协调的柔顺组装方法；建立安装端运动复现与独立测量评价的地面实验方法，完成运动控制和典型接口组装验证，明确所提方法在不同基座振动、末端负载及初始位姿偏差条件下的适用范围。</w:t>
       </w:r>
     </w:p>
     <w:p>
@@ -7193,10 +6332,10 @@
           <w:sz w:val="24"/>
         </w:rPr>
         <w:drawing>
-          <wp:inline distT="0" distB="0" distL="0" distR="0" wp14:anchorId="1487D461" wp14:editId="39EB577E">
-            <wp:extent cx="4787900" cy="3020695"/>
+          <wp:inline distT="0" distB="0" distL="0" distR="0" wp14:anchorId="1487D461" wp14:editId="7886F4C0">
+            <wp:extent cx="3686029" cy="2751867"/>
             <wp:effectExtent l="0" t="0" r="0" b="0"/>
-            <wp:docPr id="54" name="Picture" descr="image"/>
+            <wp:docPr id="54" name="Picture"/>
             <wp:cNvGraphicFramePr>
               <a:graphicFrameLocks xmlns:a="http://schemas.openxmlformats.org/drawingml/2006/main" noChangeAspect="1"/>
             </wp:cNvGraphicFramePr>
@@ -7204,13 +6343,19 @@
               <a:graphicData uri="http://schemas.openxmlformats.org/drawingml/2006/picture">
                 <pic:pic xmlns:pic="http://schemas.openxmlformats.org/drawingml/2006/picture">
                   <pic:nvPicPr>
-                    <pic:cNvPr id="54" name="Picture" descr="image"/>
+                    <pic:cNvPr id="54" name="Picture"/>
                     <pic:cNvPicPr>
                       <a:picLocks noChangeAspect="1" noChangeArrowheads="1"/>
                     </pic:cNvPicPr>
                   </pic:nvPicPr>
                   <pic:blipFill>
-                    <a:blip r:embed="rId11"/>
+                    <a:blip r:embed="rId11" cstate="print">
+                      <a:extLst>
+                        <a:ext uri="{28A0092B-C50C-407E-A947-70E740481C1C}">
+                          <a14:useLocalDpi xmlns:a14="http://schemas.microsoft.com/office/drawing/2010/main" val="0"/>
+                        </a:ext>
+                      </a:extLst>
+                    </a:blip>
                     <a:stretch>
                       <a:fillRect/>
                     </a:stretch>
@@ -7218,7 +6363,7 @@
                   <pic:spPr>
                     <a:xfrm>
                       <a:off x="0" y="0"/>
-                      <a:ext cx="4787999" cy="3021073"/>
+                      <a:ext cx="3713563" cy="2772423"/>
                     </a:xfrm>
                     <a:prstGeom prst="rect">
                       <a:avLst/>
@@ -7380,10 +6525,10 @@
             <v:path o:extrusionok="f" gradientshapeok="t" o:connecttype="rect"/>
             <o:lock v:ext="edit" aspectratio="t"/>
           </v:shapetype>
-          <v:shape id="_x0000_i1476" type="#_x0000_t75" style="width:9.8pt;height:11.2pt" o:ole="">
+          <v:shape id="_x0000_i1476" type="#_x0000_t75" style="width:9.9pt;height:10.9pt" o:ole="">
             <v:imagedata r:id="rId12" o:title=""/>
           </v:shape>
-          <o:OLEObject Type="Embed" ProgID="Equation.DSMT4" ShapeID="_x0000_i1476" DrawAspect="Content" ObjectID="_1851778278" r:id="rId13"/>
+          <o:OLEObject Type="Embed" ProgID="Equation.DSMT4" ShapeID="_x0000_i1476" DrawAspect="Content" ObjectID="_1851787864" r:id="rId13"/>
         </w:object>
       </w:r>
       <w:r>
@@ -7393,37 +6538,17 @@
           <w:kern w:val="0"/>
           <w:sz w:val="24"/>
         </w:rPr>
-        <w:t>由</w:t>
-      </w:r>
-      <w:proofErr w:type="gramStart"/>
-      <w:r>
-        <w:rPr>
-          <w:rFonts w:hint="eastAsia"/>
-          <w:color w:val="000000"/>
-          <w:kern w:val="0"/>
-          <w:sz w:val="24"/>
-        </w:rPr>
-        <w:t>作业端体速度</w:t>
-      </w:r>
-      <w:proofErr w:type="gramEnd"/>
-      <w:r>
-        <w:rPr>
-          <w:rFonts w:hint="eastAsia"/>
-          <w:color w:val="000000"/>
-          <w:kern w:val="0"/>
-          <w:sz w:val="24"/>
-        </w:rPr>
-        <w:t>和关节速度组成，</w:t>
+        <w:t>由作业端体速度和关节速度组成，</w:t>
       </w:r>
       <w:r>
         <w:rPr>
           <w:position w:val="-4"/>
         </w:rPr>
         <w:object w:dxaOrig="320" w:dyaOrig="260" w14:anchorId="47EBB8BB">
-          <v:shape id="_x0000_i1478" type="#_x0000_t75" style="width:15.9pt;height:13.1pt" o:ole="">
+          <v:shape id="_x0000_i1478" type="#_x0000_t75" style="width:16.05pt;height:12.95pt" o:ole="">
             <v:imagedata r:id="rId14" o:title=""/>
           </v:shape>
-          <o:OLEObject Type="Embed" ProgID="Equation.DSMT4" ShapeID="_x0000_i1478" DrawAspect="Content" ObjectID="_1851778279" r:id="rId15"/>
+          <o:OLEObject Type="Embed" ProgID="Equation.DSMT4" ShapeID="_x0000_i1478" DrawAspect="Content" ObjectID="_1851787865" r:id="rId15"/>
         </w:object>
       </w:r>
       <w:r>
@@ -7440,13 +6565,12 @@
           <w:position w:val="-6"/>
         </w:rPr>
         <w:object w:dxaOrig="200" w:dyaOrig="279" w14:anchorId="37451523">
-          <v:shape id="_x0000_i1480" type="#_x0000_t75" style="width:9.8pt;height:14.05pt" o:ole="">
+          <v:shape id="_x0000_i1480" type="#_x0000_t75" style="width:9.9pt;height:14pt" o:ole="">
             <v:imagedata r:id="rId16" o:title=""/>
           </v:shape>
-          <o:OLEObject Type="Embed" ProgID="Equation.DSMT4" ShapeID="_x0000_i1480" DrawAspect="Content" ObjectID="_1851778280" r:id="rId17"/>
+          <o:OLEObject Type="Embed" ProgID="Equation.DSMT4" ShapeID="_x0000_i1480" DrawAspect="Content" ObjectID="_1851787866" r:id="rId17"/>
         </w:object>
       </w:r>
-      <w:proofErr w:type="gramStart"/>
       <w:r>
         <w:rPr>
           <w:rFonts w:hint="eastAsia"/>
@@ -7454,27 +6578,17 @@
           <w:kern w:val="0"/>
           <w:sz w:val="24"/>
         </w:rPr>
-        <w:t>包含科</w:t>
-      </w:r>
-      <w:proofErr w:type="gramEnd"/>
-      <w:r>
-        <w:rPr>
-          <w:rFonts w:hint="eastAsia"/>
-          <w:color w:val="000000"/>
-          <w:kern w:val="0"/>
-          <w:sz w:val="24"/>
-        </w:rPr>
-        <w:t>氏、离心及重力项；</w:t>
+        <w:t>包含科氏、离心及重力项；</w:t>
       </w:r>
       <w:r>
         <w:rPr>
           <w:position w:val="-6"/>
         </w:rPr>
         <w:object w:dxaOrig="220" w:dyaOrig="279" w14:anchorId="4B4FE7F6">
-          <v:shape id="_x0000_i1482" type="#_x0000_t75" style="width:11.2pt;height:14.05pt" o:ole="">
+          <v:shape id="_x0000_i1482" type="#_x0000_t75" style="width:10.9pt;height:14pt" o:ole="">
             <v:imagedata r:id="rId18" o:title=""/>
           </v:shape>
-          <o:OLEObject Type="Embed" ProgID="Equation.DSMT4" ShapeID="_x0000_i1482" DrawAspect="Content" ObjectID="_1851778281" r:id="rId19"/>
+          <o:OLEObject Type="Embed" ProgID="Equation.DSMT4" ShapeID="_x0000_i1482" DrawAspect="Content" ObjectID="_1851787867" r:id="rId19"/>
         </w:object>
       </w:r>
       <w:r>
@@ -7491,10 +6605,10 @@
           <w:position w:val="-14"/>
         </w:rPr>
         <w:object w:dxaOrig="260" w:dyaOrig="380" w14:anchorId="00484ACE">
-          <v:shape id="_x0000_i1484" type="#_x0000_t75" style="width:13.1pt;height:19.15pt" o:ole="">
+          <v:shape id="_x0000_i1484" type="#_x0000_t75" style="width:12.95pt;height:19.1pt" o:ole="">
             <v:imagedata r:id="rId20" o:title=""/>
           </v:shape>
-          <o:OLEObject Type="Embed" ProgID="Equation.DSMT4" ShapeID="_x0000_i1484" DrawAspect="Content" ObjectID="_1851778282" r:id="rId21"/>
+          <o:OLEObject Type="Embed" ProgID="Equation.DSMT4" ShapeID="_x0000_i1484" DrawAspect="Content" ObjectID="_1851787868" r:id="rId21"/>
         </w:object>
       </w:r>
       <w:r>
@@ -7511,10 +6625,10 @@
           <w:position w:val="-12"/>
         </w:rPr>
         <w:object w:dxaOrig="279" w:dyaOrig="360" w14:anchorId="6024AB7A">
-          <v:shape id="_x0000_i1486" type="#_x0000_t75" style="width:14.05pt;height:18.25pt" o:ole="">
+          <v:shape id="_x0000_i1486" type="#_x0000_t75" style="width:14pt;height:18.1pt" o:ole="">
             <v:imagedata r:id="rId22" o:title=""/>
           </v:shape>
-          <o:OLEObject Type="Embed" ProgID="Equation.DSMT4" ShapeID="_x0000_i1486" DrawAspect="Content" ObjectID="_1851778283" r:id="rId23"/>
+          <o:OLEObject Type="Embed" ProgID="Equation.DSMT4" ShapeID="_x0000_i1486" DrawAspect="Content" ObjectID="_1851787869" r:id="rId23"/>
         </w:object>
       </w:r>
       <w:r>
@@ -7531,10 +6645,10 @@
           <w:position w:val="-12"/>
         </w:rPr>
         <w:object w:dxaOrig="279" w:dyaOrig="360" w14:anchorId="0FCBBB9A">
-          <v:shape id="_x0000_i1488" type="#_x0000_t75" style="width:14.05pt;height:18.25pt" o:ole="">
+          <v:shape id="_x0000_i1488" type="#_x0000_t75" style="width:14pt;height:18.1pt" o:ole="">
             <v:imagedata r:id="rId24" o:title=""/>
           </v:shape>
-          <o:OLEObject Type="Embed" ProgID="Equation.DSMT4" ShapeID="_x0000_i1488" DrawAspect="Content" ObjectID="_1851778284" r:id="rId25"/>
+          <o:OLEObject Type="Embed" ProgID="Equation.DSMT4" ShapeID="_x0000_i1488" DrawAspect="Content" ObjectID="_1851787870" r:id="rId25"/>
         </w:object>
       </w:r>
       <w:r>
@@ -7551,10 +6665,10 @@
           <w:position w:val="-12"/>
         </w:rPr>
         <w:object w:dxaOrig="279" w:dyaOrig="360" w14:anchorId="53AA4952">
-          <v:shape id="_x0000_i1490" type="#_x0000_t75" style="width:14.05pt;height:18.25pt" o:ole="">
+          <v:shape id="_x0000_i1490" type="#_x0000_t75" style="width:14pt;height:18.1pt" o:ole="">
             <v:imagedata r:id="rId26" o:title=""/>
           </v:shape>
-          <o:OLEObject Type="Embed" ProgID="Equation.DSMT4" ShapeID="_x0000_i1490" DrawAspect="Content" ObjectID="_1851778285" r:id="rId27"/>
+          <o:OLEObject Type="Embed" ProgID="Equation.DSMT4" ShapeID="_x0000_i1490" DrawAspect="Content" ObjectID="_1851787871" r:id="rId27"/>
         </w:object>
       </w:r>
       <w:r>
@@ -7571,10 +6685,10 @@
           <w:position w:val="-14"/>
         </w:rPr>
         <w:object w:dxaOrig="300" w:dyaOrig="380" w14:anchorId="2864A09A">
-          <v:shape id="_x0000_i1492" type="#_x0000_t75" style="width:14.95pt;height:19.15pt" o:ole="">
+          <v:shape id="_x0000_i1492" type="#_x0000_t75" style="width:15pt;height:19.1pt" o:ole="">
             <v:imagedata r:id="rId28" o:title=""/>
           </v:shape>
-          <o:OLEObject Type="Embed" ProgID="Equation.DSMT4" ShapeID="_x0000_i1492" DrawAspect="Content" ObjectID="_1851778286" r:id="rId29"/>
+          <o:OLEObject Type="Embed" ProgID="Equation.DSMT4" ShapeID="_x0000_i1492" DrawAspect="Content" ObjectID="_1851787872" r:id="rId29"/>
         </w:object>
       </w:r>
       <w:r>
@@ -7591,10 +6705,10 @@
           <w:position w:val="-12"/>
         </w:rPr>
         <w:object w:dxaOrig="660" w:dyaOrig="360" w14:anchorId="72C39204">
-          <v:shape id="_x0000_i1494" type="#_x0000_t75" style="width:33.2pt;height:18.25pt" o:ole="">
+          <v:shape id="_x0000_i1494" type="#_x0000_t75" style="width:33.1pt;height:18.1pt" o:ole="">
             <v:imagedata r:id="rId30" o:title=""/>
           </v:shape>
-          <o:OLEObject Type="Embed" ProgID="Equation.DSMT4" ShapeID="_x0000_i1494" DrawAspect="Content" ObjectID="_1851778287" r:id="rId31"/>
+          <o:OLEObject Type="Embed" ProgID="Equation.DSMT4" ShapeID="_x0000_i1494" DrawAspect="Content" ObjectID="_1851787873" r:id="rId31"/>
         </w:object>
       </w:r>
       <w:r>
@@ -7622,10 +6736,10 @@
           <w:position w:val="-14"/>
         </w:rPr>
         <w:object w:dxaOrig="2720" w:dyaOrig="400" w14:anchorId="2D6FF28A">
-          <v:shape id="_x0000_i1499" type="#_x0000_t75" style="width:136.05pt;height:20.1pt" o:ole="">
+          <v:shape id="_x0000_i1499" type="#_x0000_t75" style="width:136.15pt;height:20.15pt" o:ole="">
             <v:imagedata r:id="rId32" o:title=""/>
           </v:shape>
-          <o:OLEObject Type="Embed" ProgID="Equation.DSMT4" ShapeID="_x0000_i1499" DrawAspect="Content" ObjectID="_1851778288" r:id="rId33"/>
+          <o:OLEObject Type="Embed" ProgID="Equation.DSMT4" ShapeID="_x0000_i1499" DrawAspect="Content" ObjectID="_1851787874" r:id="rId33"/>
         </w:object>
       </w:r>
     </w:p>
@@ -7648,9 +6762,8 @@
           <w:kern w:val="0"/>
           <w:sz w:val="24"/>
         </w:rPr>
-        <w:t>安装端载荷采用随构型更新的静态支撑近似：根据当前构型下的重力项和安装端雅可比，求解满足浮动</w:t>
-      </w:r>
-      <w:proofErr w:type="gramStart"/>
+        <w:t>安装端载荷采用随构型更新的静态支撑近似：根据当前构型下的重力项和安装端雅可比，求解满足浮动基六维静力平衡的支撑载荷，并将其映射为广义力，作为动力学约束中的载荷基线。地面实验中，将模拟机械臂末端与作业机械臂安装端刚性连接，由模拟机械臂施加基座运动；作业机械臂以初始作业端</w:t>
+      </w:r>
       <w:r>
         <w:rPr>
           <w:rFonts w:hint="eastAsia"/>
@@ -7658,47 +6771,8 @@
           <w:kern w:val="0"/>
           <w:sz w:val="24"/>
         </w:rPr>
-        <w:t>基六维静</w:t>
-      </w:r>
-      <w:proofErr w:type="gramEnd"/>
-      <w:r>
-        <w:rPr>
-          <w:rFonts w:hint="eastAsia"/>
-          <w:color w:val="000000"/>
-          <w:kern w:val="0"/>
-          <w:sz w:val="24"/>
-        </w:rPr>
-        <w:t>力平衡的支撑载荷，并将其映射为广义力，作为动力学约束中的载荷基线。地面实验中，将模拟机械臂末端与作业机械臂安装端刚性连接，由模拟机械臂施加基座运动；作业机械臂以初始作业</w:t>
-      </w:r>
-      <w:proofErr w:type="gramStart"/>
-      <w:r>
-        <w:rPr>
-          <w:rFonts w:hint="eastAsia"/>
-          <w:color w:val="000000"/>
-          <w:kern w:val="0"/>
-          <w:sz w:val="24"/>
-        </w:rPr>
-        <w:t>端</w:t>
-      </w:r>
-      <w:r>
-        <w:rPr>
-          <w:rFonts w:hint="eastAsia"/>
-          <w:color w:val="000000"/>
-          <w:kern w:val="0"/>
-          <w:sz w:val="24"/>
-        </w:rPr>
         <w:lastRenderedPageBreak/>
-        <w:t>世界</w:t>
-      </w:r>
-      <w:proofErr w:type="gramEnd"/>
-      <w:r>
-        <w:rPr>
-          <w:rFonts w:hint="eastAsia"/>
-          <w:color w:val="000000"/>
-          <w:kern w:val="0"/>
-          <w:sz w:val="24"/>
-        </w:rPr>
-        <w:t>位姿为固定目标，期望速度和加速度均设为零，通过位置与姿态误差评价基座运动下的位姿保持效果。</w:t>
+        <w:t>世界位姿为固定目标，期望速度和加速度均设为零，通过位置与姿态误差评价基座运动下的位姿保持效果。</w:t>
       </w:r>
     </w:p>
     <w:p>
@@ -7727,10 +6801,10 @@
           <w:position w:val="-10"/>
         </w:rPr>
         <w:object w:dxaOrig="620" w:dyaOrig="320" w14:anchorId="786F9FA5">
-          <v:shape id="_x0000_i1416" type="#_x0000_t75" style="width:30.85pt;height:15.9pt" o:ole="">
+          <v:shape id="_x0000_i1416" type="#_x0000_t75" style="width:31.05pt;height:16.05pt" o:ole="">
             <v:imagedata r:id="rId34" o:title=""/>
           </v:shape>
-          <o:OLEObject Type="Embed" ProgID="Equation.DSMT4" ShapeID="_x0000_i1416" DrawAspect="Content" ObjectID="_1851778289" r:id="rId35"/>
+          <o:OLEObject Type="Embed" ProgID="Equation.DSMT4" ShapeID="_x0000_i1416" DrawAspect="Content" ObjectID="_1851787875" r:id="rId35"/>
         </w:object>
       </w:r>
       <w:r>
@@ -7747,10 +6821,10 @@
           <w:position w:val="-12"/>
         </w:rPr>
         <w:object w:dxaOrig="260" w:dyaOrig="360" w14:anchorId="015F87E6">
-          <v:shape id="_x0000_i1419" type="#_x0000_t75" style="width:13.1pt;height:18.25pt" o:ole="">
+          <v:shape id="_x0000_i1419" type="#_x0000_t75" style="width:12.95pt;height:18.1pt" o:ole="">
             <v:imagedata r:id="rId36" o:title=""/>
           </v:shape>
-          <o:OLEObject Type="Embed" ProgID="Equation.DSMT4" ShapeID="_x0000_i1419" DrawAspect="Content" ObjectID="_1851778290" r:id="rId37"/>
+          <o:OLEObject Type="Embed" ProgID="Equation.DSMT4" ShapeID="_x0000_i1419" DrawAspect="Content" ObjectID="_1851787876" r:id="rId37"/>
         </w:object>
       </w:r>
       <w:r>
@@ -7767,10 +6841,10 @@
           <w:position w:val="-12"/>
         </w:rPr>
         <w:object w:dxaOrig="260" w:dyaOrig="360" w14:anchorId="3D9B339F">
-          <v:shape id="_x0000_i1422" type="#_x0000_t75" style="width:13.1pt;height:18.25pt" o:ole="">
+          <v:shape id="_x0000_i1422" type="#_x0000_t75" style="width:12.95pt;height:18.1pt" o:ole="">
             <v:imagedata r:id="rId38" o:title=""/>
           </v:shape>
-          <o:OLEObject Type="Embed" ProgID="Equation.DSMT4" ShapeID="_x0000_i1422" DrawAspect="Content" ObjectID="_1851778291" r:id="rId39"/>
+          <o:OLEObject Type="Embed" ProgID="Equation.DSMT4" ShapeID="_x0000_i1422" DrawAspect="Content" ObjectID="_1851787877" r:id="rId39"/>
         </w:object>
       </w:r>
       <w:r>
@@ -7787,10 +6861,10 @@
           <w:position w:val="-12"/>
         </w:rPr>
         <w:object w:dxaOrig="1640" w:dyaOrig="380" w14:anchorId="0842ECA7">
-          <v:shape id="_x0000_i1464" type="#_x0000_t75" style="width:81.8pt;height:19.15pt" o:ole="">
+          <v:shape id="_x0000_i1464" type="#_x0000_t75" style="width:81.9pt;height:19.1pt" o:ole="">
             <v:imagedata r:id="rId40" o:title=""/>
           </v:shape>
-          <o:OLEObject Type="Embed" ProgID="Equation.DSMT4" ShapeID="_x0000_i1464" DrawAspect="Content" ObjectID="_1851778292" r:id="rId41"/>
+          <o:OLEObject Type="Embed" ProgID="Equation.DSMT4" ShapeID="_x0000_i1464" DrawAspect="Content" ObjectID="_1851787878" r:id="rId41"/>
         </w:object>
       </w:r>
       <w:r>
@@ -7824,10 +6898,10 @@
           <w:position w:val="-12"/>
         </w:rPr>
         <w:object w:dxaOrig="2320" w:dyaOrig="499" w14:anchorId="71D16EB9">
-          <v:shape id="_x0000_i1605" type="#_x0000_t75" style="width:115.95pt;height:24.8pt" o:ole="">
+          <v:shape id="_x0000_i1605" type="#_x0000_t75" style="width:116pt;height:24.9pt" o:ole="">
             <v:imagedata r:id="rId42" o:title=""/>
           </v:shape>
-          <o:OLEObject Type="Embed" ProgID="Equation.DSMT4" ShapeID="_x0000_i1605" DrawAspect="Content" ObjectID="_1851778293" r:id="rId43"/>
+          <o:OLEObject Type="Embed" ProgID="Equation.DSMT4" ShapeID="_x0000_i1605" DrawAspect="Content" ObjectID="_1851787879" r:id="rId43"/>
         </w:object>
       </w:r>
     </w:p>
@@ -7858,10 +6932,10 @@
           <w:position w:val="-12"/>
         </w:rPr>
         <w:object w:dxaOrig="320" w:dyaOrig="360" w14:anchorId="1B2DF961">
-          <v:shape id="_x0000_i1468" type="#_x0000_t75" style="width:15.9pt;height:18.25pt" o:ole="">
+          <v:shape id="_x0000_i1468" type="#_x0000_t75" style="width:16.05pt;height:18.1pt" o:ole="">
             <v:imagedata r:id="rId44" o:title=""/>
           </v:shape>
-          <o:OLEObject Type="Embed" ProgID="Equation.DSMT4" ShapeID="_x0000_i1468" DrawAspect="Content" ObjectID="_1851778294" r:id="rId45"/>
+          <o:OLEObject Type="Embed" ProgID="Equation.DSMT4" ShapeID="_x0000_i1468" DrawAspect="Content" ObjectID="_1851787880" r:id="rId45"/>
         </w:object>
       </w:r>
       <w:r>
@@ -7878,10 +6952,10 @@
           <w:position w:val="-12"/>
         </w:rPr>
         <w:object w:dxaOrig="340" w:dyaOrig="360" w14:anchorId="7A41CE0E">
-          <v:shape id="_x0000_i1466" type="#_x0000_t75" style="width:16.85pt;height:18.25pt" o:ole="">
+          <v:shape id="_x0000_i1466" type="#_x0000_t75" style="width:17.05pt;height:18.1pt" o:ole="">
             <v:imagedata r:id="rId46" o:title=""/>
           </v:shape>
-          <o:OLEObject Type="Embed" ProgID="Equation.DSMT4" ShapeID="_x0000_i1466" DrawAspect="Content" ObjectID="_1851778295" r:id="rId47"/>
+          <o:OLEObject Type="Embed" ProgID="Equation.DSMT4" ShapeID="_x0000_i1466" DrawAspect="Content" ObjectID="_1851787881" r:id="rId47"/>
         </w:object>
       </w:r>
       <w:r>
@@ -7898,10 +6972,10 @@
           <w:position w:val="-12"/>
         </w:rPr>
         <w:object w:dxaOrig="340" w:dyaOrig="360" w14:anchorId="60C25E42">
-          <v:shape id="_x0000_i1470" type="#_x0000_t75" style="width:16.85pt;height:18.25pt" o:ole="">
+          <v:shape id="_x0000_i1470" type="#_x0000_t75" style="width:17.05pt;height:18.1pt" o:ole="">
             <v:imagedata r:id="rId48" o:title=""/>
           </v:shape>
-          <o:OLEObject Type="Embed" ProgID="Equation.DSMT4" ShapeID="_x0000_i1470" DrawAspect="Content" ObjectID="_1851778296" r:id="rId49"/>
+          <o:OLEObject Type="Embed" ProgID="Equation.DSMT4" ShapeID="_x0000_i1470" DrawAspect="Content" ObjectID="_1851787882" r:id="rId49"/>
         </w:object>
       </w:r>
       <w:r>
@@ -7918,10 +6992,10 @@
           <w:position w:val="-10"/>
         </w:rPr>
         <w:object w:dxaOrig="200" w:dyaOrig="260" w14:anchorId="782F974C">
-          <v:shape id="_x0000_i1472" type="#_x0000_t75" style="width:9.8pt;height:13.1pt" o:ole="">
+          <v:shape id="_x0000_i1472" type="#_x0000_t75" style="width:9.9pt;height:12.95pt" o:ole="">
             <v:imagedata r:id="rId50" o:title=""/>
           </v:shape>
-          <o:OLEObject Type="Embed" ProgID="Equation.DSMT4" ShapeID="_x0000_i1472" DrawAspect="Content" ObjectID="_1851778297" r:id="rId51"/>
+          <o:OLEObject Type="Embed" ProgID="Equation.DSMT4" ShapeID="_x0000_i1472" DrawAspect="Content" ObjectID="_1851787883" r:id="rId51"/>
         </w:object>
       </w:r>
       <w:r>
@@ -7931,37 +7005,17 @@
           <w:kern w:val="0"/>
           <w:sz w:val="24"/>
         </w:rPr>
-        <w:t>为按误差方向约定的外力输入，当前实验取零。由</w:t>
-      </w:r>
-      <w:proofErr w:type="gramStart"/>
-      <w:r>
-        <w:rPr>
-          <w:rFonts w:hint="eastAsia"/>
-          <w:color w:val="000000"/>
-          <w:kern w:val="0"/>
-          <w:sz w:val="24"/>
-        </w:rPr>
-        <w:t>该关系</w:t>
-      </w:r>
-      <w:proofErr w:type="gramEnd"/>
-      <w:r>
-        <w:rPr>
-          <w:rFonts w:hint="eastAsia"/>
-          <w:color w:val="000000"/>
-          <w:kern w:val="0"/>
-          <w:sz w:val="24"/>
-        </w:rPr>
-        <w:t>计算</w:t>
+        <w:t>为按误差方向约定的外力输入，当前实验取零。由该关系计算</w:t>
       </w:r>
       <w:r>
         <w:rPr>
           <w:position w:val="-6"/>
         </w:rPr>
         <w:object w:dxaOrig="400" w:dyaOrig="440" w14:anchorId="738C488F">
-          <v:shape id="_x0000_i1474" type="#_x0000_t75" style="width:20.1pt;height:21.95pt" o:ole="">
+          <v:shape id="_x0000_i1474" type="#_x0000_t75" style="width:20.15pt;height:21.85pt" o:ole="">
             <v:imagedata r:id="rId52" o:title=""/>
           </v:shape>
-          <o:OLEObject Type="Embed" ProgID="Equation.DSMT4" ShapeID="_x0000_i1474" DrawAspect="Content" ObjectID="_1851778298" r:id="rId53"/>
+          <o:OLEObject Type="Embed" ProgID="Equation.DSMT4" ShapeID="_x0000_i1474" DrawAspect="Content" ObjectID="_1851787884" r:id="rId53"/>
         </w:object>
       </w:r>
       <w:r>
@@ -7971,27 +7025,7 @@
           <w:kern w:val="0"/>
           <w:sz w:val="24"/>
         </w:rPr>
-        <w:t>，再通过指数映射的微分及其时间导数转换为</w:t>
-      </w:r>
-      <w:proofErr w:type="gramStart"/>
-      <w:r>
-        <w:rPr>
-          <w:rFonts w:hint="eastAsia"/>
-          <w:color w:val="000000"/>
-          <w:kern w:val="0"/>
-          <w:sz w:val="24"/>
-        </w:rPr>
-        <w:t>作业端六维</w:t>
-      </w:r>
-      <w:proofErr w:type="gramEnd"/>
-      <w:r>
-        <w:rPr>
-          <w:rFonts w:hint="eastAsia"/>
-          <w:color w:val="000000"/>
-          <w:kern w:val="0"/>
-          <w:sz w:val="24"/>
-        </w:rPr>
-        <w:t>参考加速度，并统一到动力学求解所用坐标。</w:t>
+        <w:t>，再通过指数映射的微分及其时间导数转换为作业端六维参考加速度，并统一到动力学求解所用坐标。</w:t>
       </w:r>
     </w:p>
     <w:p>
@@ -8094,25 +7128,7 @@
           <w:kern w:val="0"/>
           <w:sz w:val="24"/>
         </w:rPr>
-        <w:t>以已有物理方向辅助</w:t>
-      </w:r>
-      <w:proofErr w:type="gramStart"/>
-      <w:r>
-        <w:rPr>
-          <w:color w:val="000000"/>
-          <w:kern w:val="0"/>
-          <w:sz w:val="24"/>
-        </w:rPr>
-        <w:t>接触场</w:t>
-      </w:r>
-      <w:proofErr w:type="gramEnd"/>
-      <w:r>
-        <w:rPr>
-          <w:color w:val="000000"/>
-          <w:kern w:val="0"/>
-          <w:sz w:val="24"/>
-        </w:rPr>
-        <w:t>配准方法（</w:t>
+        <w:t>以已有物理方向辅助接触场配准方法（</w:t>
       </w:r>
       <w:r>
         <w:rPr>
@@ -8128,43 +7144,7 @@
           <w:kern w:val="0"/>
           <w:sz w:val="24"/>
         </w:rPr>
-        <w:t>）为基础，以离线接触位姿</w:t>
-      </w:r>
-      <w:proofErr w:type="gramStart"/>
-      <w:r>
-        <w:rPr>
-          <w:color w:val="000000"/>
-          <w:kern w:val="0"/>
-          <w:sz w:val="24"/>
-        </w:rPr>
-        <w:t>约束场值</w:t>
-      </w:r>
-      <w:proofErr w:type="gramEnd"/>
-      <w:r>
-        <w:rPr>
-          <w:color w:val="000000"/>
-          <w:kern w:val="0"/>
-          <w:sz w:val="24"/>
-        </w:rPr>
-        <w:t>，以功共轭变换后的物理方向约束局部斜率，结合</w:t>
-      </w:r>
-      <w:proofErr w:type="gramStart"/>
-      <w:r>
-        <w:rPr>
-          <w:color w:val="000000"/>
-          <w:kern w:val="0"/>
-          <w:sz w:val="24"/>
-        </w:rPr>
-        <w:t>全局场</w:t>
-      </w:r>
-      <w:proofErr w:type="gramEnd"/>
-      <w:r>
-        <w:rPr>
-          <w:color w:val="000000"/>
-          <w:kern w:val="0"/>
-          <w:sz w:val="24"/>
-        </w:rPr>
-        <w:t>与局部拟合表征接口接触流形。在线以目标先验为初值，在统一参考系中求解六维位姿：</w:t>
+        <w:t>）为基础，以离线接触位姿约束场值，以功共轭变换后的物理方向约束局部斜率，结合全局场与局部拟合表征接口接触流形。在线以目标先验为初值，在统一参考系中求解六维位姿：</w:t>
       </w:r>
     </w:p>
     <w:p>
@@ -8182,10 +7162,10 @@
           <w:position w:val="-28"/>
         </w:rPr>
         <w:object w:dxaOrig="2720" w:dyaOrig="560" w14:anchorId="23FC48A3">
-          <v:shape id="_x0000_i1614" type="#_x0000_t75" style="width:136.05pt;height:28.05pt" o:ole="">
+          <v:shape id="_x0000_i1614" type="#_x0000_t75" style="width:136.15pt;height:28pt" o:ole="">
             <v:imagedata r:id="rId54" o:title=""/>
           </v:shape>
-          <o:OLEObject Type="Embed" ProgID="Equation.DSMT4" ShapeID="_x0000_i1614" DrawAspect="Content" ObjectID="_1851778299" r:id="rId55"/>
+          <o:OLEObject Type="Embed" ProgID="Equation.DSMT4" ShapeID="_x0000_i1614" DrawAspect="Content" ObjectID="_1851787885" r:id="rId55"/>
         </w:object>
       </w:r>
     </w:p>
@@ -8216,10 +7196,10 @@
           <w:position w:val="-12"/>
         </w:rPr>
         <w:object w:dxaOrig="220" w:dyaOrig="360" w14:anchorId="6B336C10">
-          <v:shape id="_x0000_i1452" type="#_x0000_t75" style="width:11.2pt;height:18.25pt" o:ole="">
+          <v:shape id="_x0000_i1452" type="#_x0000_t75" style="width:10.9pt;height:18.1pt" o:ole="">
             <v:imagedata r:id="rId56" o:title=""/>
           </v:shape>
-          <o:OLEObject Type="Embed" ProgID="Equation.DSMT4" ShapeID="_x0000_i1452" DrawAspect="Content" ObjectID="_1851778300" r:id="rId57"/>
+          <o:OLEObject Type="Embed" ProgID="Equation.DSMT4" ShapeID="_x0000_i1452" DrawAspect="Content" ObjectID="_1851787886" r:id="rId57"/>
         </w:object>
       </w:r>
       <w:r>
@@ -8236,10 +7216,10 @@
           <w:position w:val="-4"/>
         </w:rPr>
         <w:object w:dxaOrig="260" w:dyaOrig="260" w14:anchorId="4DD85960">
-          <v:shape id="_x0000_i1455" type="#_x0000_t75" style="width:13.1pt;height:13.1pt" o:ole="">
+          <v:shape id="_x0000_i1455" type="#_x0000_t75" style="width:12.95pt;height:12.95pt" o:ole="">
             <v:imagedata r:id="rId58" o:title=""/>
           </v:shape>
-          <o:OLEObject Type="Embed" ProgID="Equation.DSMT4" ShapeID="_x0000_i1455" DrawAspect="Content" ObjectID="_1851778301" r:id="rId59"/>
+          <o:OLEObject Type="Embed" ProgID="Equation.DSMT4" ShapeID="_x0000_i1455" DrawAspect="Content" ObjectID="_1851787887" r:id="rId59"/>
         </w:object>
       </w:r>
       <w:r>
@@ -8256,10 +7236,10 @@
           <w:position w:val="-10"/>
         </w:rPr>
         <w:object w:dxaOrig="240" w:dyaOrig="260" w14:anchorId="0BD6DA80">
-          <v:shape id="_x0000_i1458" type="#_x0000_t75" style="width:12.15pt;height:13.1pt" o:ole="">
+          <v:shape id="_x0000_i1458" type="#_x0000_t75" style="width:11.95pt;height:12.95pt" o:ole="">
             <v:imagedata r:id="rId60" o:title=""/>
           </v:shape>
-          <o:OLEObject Type="Embed" ProgID="Equation.DSMT4" ShapeID="_x0000_i1458" DrawAspect="Content" ObjectID="_1851778302" r:id="rId61"/>
+          <o:OLEObject Type="Embed" ProgID="Equation.DSMT4" ShapeID="_x0000_i1458" DrawAspect="Content" ObjectID="_1851787888" r:id="rId61"/>
         </w:object>
       </w:r>
       <w:r>
@@ -8309,27 +7289,7 @@
           <w:kern w:val="0"/>
           <w:sz w:val="24"/>
         </w:rPr>
-        <w:t>）调节两个横向与三个姿态通道，轴向接近单独处理。在正定导纳阻尼和包含零的闭</w:t>
-      </w:r>
-      <w:proofErr w:type="gramStart"/>
-      <w:r>
-        <w:rPr>
-          <w:rFonts w:hint="eastAsia"/>
-          <w:color w:val="000000"/>
-          <w:kern w:val="0"/>
-          <w:sz w:val="24"/>
-        </w:rPr>
-        <w:t>凸</w:t>
-      </w:r>
-      <w:proofErr w:type="gramEnd"/>
-      <w:r>
-        <w:rPr>
-          <w:rFonts w:hint="eastAsia"/>
-          <w:color w:val="000000"/>
-          <w:kern w:val="0"/>
-          <w:sz w:val="24"/>
-        </w:rPr>
-        <w:t>增量约束下，依据共轭接触输入求解修正增量，限制变化速率与累计偏移，并校核有限转动步长，保持零输入保</w:t>
+        <w:t>）调节两个横向与三个姿态通道，轴向接近单独处理。在正定导纳阻尼和包含零的闭凸增量约束下，依据共轭接触输入求解修正增量，限制变化速率与累计偏移，并校核有限转动步长，保持零输入保</w:t>
       </w:r>
       <w:r>
         <w:rPr>
@@ -8362,27 +7322,7 @@
           <w:kern w:val="0"/>
           <w:sz w:val="24"/>
         </w:rPr>
-        <w:t>通过局部线性化与受控扰动，分析目标估计、参考修正及实际跟踪误差对到位精度和接触载荷的贡献，考察加速度松弛对误差传递的影响，形成参考修正与驱动能力的匹配方法。局部分析和参考子系统</w:t>
-      </w:r>
-      <w:proofErr w:type="gramStart"/>
-      <w:r>
-        <w:rPr>
-          <w:rFonts w:hint="eastAsia"/>
-          <w:color w:val="000000"/>
-          <w:kern w:val="0"/>
-          <w:sz w:val="24"/>
-        </w:rPr>
-        <w:t>功关系</w:t>
-      </w:r>
-      <w:proofErr w:type="gramEnd"/>
-      <w:r>
-        <w:rPr>
-          <w:rFonts w:hint="eastAsia"/>
-          <w:color w:val="000000"/>
-          <w:kern w:val="0"/>
-          <w:sz w:val="24"/>
-        </w:rPr>
-        <w:t>用于解释作用机制，整机性能通过配准、参考修正及联合控制的对照实验评价。</w:t>
+        <w:t>通过局部线性化与受控扰动，分析目标估计、参考修正及实际跟踪误差对到位精度和接触载荷的贡献，考察加速度松弛对误差传递的影响，形成参考修正与驱动能力的匹配方法。局部分析和参考子系统功关系用于解释作用机制，整机性能通过配准、参考修正及联合控制的对照实验评价。</w:t>
       </w:r>
     </w:p>
     <w:p>
@@ -8505,25 +7445,7 @@
           <w:kern w:val="0"/>
           <w:sz w:val="24"/>
         </w:rPr>
-        <w:t>集成验证贯通接近、对准、插接与到位保持，依据接口容差和测量精度预先确定工况及判据。成功与失败实验均纳入评价，调参数据不计</w:t>
-      </w:r>
-      <w:proofErr w:type="gramStart"/>
-      <w:r>
-        <w:rPr>
-          <w:color w:val="000000"/>
-          <w:kern w:val="0"/>
-          <w:sz w:val="24"/>
-        </w:rPr>
-        <w:t>入独立</w:t>
-      </w:r>
-      <w:proofErr w:type="gramEnd"/>
-      <w:r>
-        <w:rPr>
-          <w:color w:val="000000"/>
-          <w:kern w:val="0"/>
-          <w:sz w:val="24"/>
-        </w:rPr>
-        <w:t>验证，统计到位位置与姿态误差的均值和标准差，记录组装成功率。通过静止基座与不同激励下的结果对照，评价基座运动对末端跟踪精度、组装成功率及到位保持效果的影响。</w:t>
+        <w:t>集成验证贯通接近、对准、插接与到位保持，依据接口容差和测量精度预先确定工况及判据。成功与失败实验均纳入评价，调参数据不计入独立验证，统计到位位置与姿态误差的均值和标准差，记录组装成功率。通过静止基座与不同激励下的结果对照，评价基座运动对末端跟踪精度、组装成功率及到位保持效果的影响。</w:t>
       </w:r>
     </w:p>
     <w:p>
@@ -8673,25 +7595,7 @@
           <w:kern w:val="0"/>
           <w:sz w:val="24"/>
         </w:rPr>
-        <w:t>团队已在自由漂浮双臂空间机器人协同操作研究中，建立包含浮动基座、机械臂与</w:t>
-      </w:r>
-      <w:proofErr w:type="gramStart"/>
-      <w:r>
-        <w:rPr>
-          <w:color w:val="000000"/>
-          <w:kern w:val="0"/>
-          <w:sz w:val="24"/>
-        </w:rPr>
-        <w:t>抓持目标</w:t>
-      </w:r>
-      <w:proofErr w:type="gramEnd"/>
-      <w:r>
-        <w:rPr>
-          <w:color w:val="000000"/>
-          <w:kern w:val="0"/>
-          <w:sz w:val="24"/>
-        </w:rPr>
-        <w:t>的闭环系统运动学和动力学模型，描述基座与机械臂的动力学耦合及双臂协同操作约束</w:t>
+        <w:t>团队已在自由漂浮双臂空间机器人协同操作研究中，建立包含浮动基座、机械臂与抓持目标的闭环系统运动学和动力学模型，描述基座与机械臂的动力学耦合及双臂协同操作约束</w:t>
       </w:r>
       <w:r>
         <w:rPr>
@@ -8707,25 +7611,7 @@
           <w:kern w:val="0"/>
           <w:sz w:val="24"/>
         </w:rPr>
-        <w:t>。本项目沿用浮动基多体系统建模框架，以作业端为浮动</w:t>
-      </w:r>
-      <w:proofErr w:type="gramStart"/>
-      <w:r>
-        <w:rPr>
-          <w:color w:val="000000"/>
-          <w:kern w:val="0"/>
-          <w:sz w:val="24"/>
-        </w:rPr>
-        <w:t>基重新</w:t>
-      </w:r>
-      <w:proofErr w:type="gramEnd"/>
-      <w:r>
-        <w:rPr>
-          <w:color w:val="000000"/>
-          <w:kern w:val="0"/>
-          <w:sz w:val="24"/>
-        </w:rPr>
-        <w:t>组织运动链，通过实际安装端的运动与载荷表征外部作用。前期已实现反向机械臂模型及安装端载荷的静力近似描述，可在此基础上结合实测基座运动与载荷校核动态偏差，为面向控制的耦合建模提供直接基础。</w:t>
+        <w:t>。本项目沿用浮动基多体系统建模框架，以作业端为浮动基重新组织运动链，通过实际安装端的运动与载荷表征外部作用。前期已实现反向机械臂模型及安装端载荷的静力近似描述，可在此基础上结合实测基座运动与载荷校核动态偏差，为面向控制的耦合建模提供直接基础。</w:t>
       </w:r>
     </w:p>
     <w:p>
@@ -8747,55 +7633,15 @@
           <w:kern w:val="0"/>
           <w:sz w:val="24"/>
         </w:rPr>
-        <w:t>机械</w:t>
-      </w:r>
-      <w:proofErr w:type="gramStart"/>
-      <w:r>
-        <w:rPr>
-          <w:b/>
-          <w:bCs/>
-          <w:color w:val="000000"/>
-          <w:kern w:val="0"/>
-          <w:sz w:val="24"/>
-        </w:rPr>
-        <w:t>臂运动</w:t>
-      </w:r>
-      <w:proofErr w:type="gramEnd"/>
-      <w:r>
-        <w:rPr>
-          <w:b/>
-          <w:bCs/>
-          <w:color w:val="000000"/>
-          <w:kern w:val="0"/>
-          <w:sz w:val="24"/>
-        </w:rPr>
-        <w:t>与阻抗控制方面：</w:t>
-      </w:r>
-      <w:r>
-        <w:rPr>
-          <w:color w:val="000000"/>
-          <w:kern w:val="0"/>
-          <w:sz w:val="24"/>
-        </w:rPr>
-        <w:t>几何阻抗为末端位置与姿态的</w:t>
-      </w:r>
-      <w:proofErr w:type="gramStart"/>
-      <w:r>
-        <w:rPr>
-          <w:color w:val="000000"/>
-          <w:kern w:val="0"/>
-          <w:sz w:val="24"/>
-        </w:rPr>
-        <w:t>柔顺响应</w:t>
-      </w:r>
-      <w:proofErr w:type="gramEnd"/>
-      <w:r>
-        <w:rPr>
-          <w:color w:val="000000"/>
-          <w:kern w:val="0"/>
-          <w:sz w:val="24"/>
-        </w:rPr>
-        <w:t>提供统一描述，动力学二次规划为运动目标与关节驱动能力的协调提供求解手段。团队已开展基于分层二次规划的任务优先级实时优化控制研究，积累了多任务协调与物理约束处理的方法基础</w:t>
+        <w:t>机械臂运动与阻抗控制方面：</w:t>
+      </w:r>
+      <w:r>
+        <w:rPr>
+          <w:color w:val="000000"/>
+          <w:kern w:val="0"/>
+          <w:sz w:val="24"/>
+        </w:rPr>
+        <w:t>几何阻抗为末端位置与姿态的柔顺响应提供统一描述，动力学二次规划为运动目标与关节驱动能力的协调提供求解手段。团队已开展基于分层二次规划的任务优先级实时优化控制研究，积累了多任务协调与物理约束处理的方法基础</w:t>
       </w:r>
       <w:r>
         <w:rPr>
@@ -8811,25 +7657,7 @@
           <w:kern w:val="0"/>
           <w:sz w:val="24"/>
         </w:rPr>
-        <w:t>；前期已进一步将几何阻抗与动力学优化结合，在关节运动和力矩约束下求取控制指令，并用于位姿保持和圆轨迹跟踪实验。已有控制算法与实验基础，可支撑本项目研究基座扰动和建模偏差对末端跟踪及</w:t>
-      </w:r>
-      <w:proofErr w:type="gramStart"/>
-      <w:r>
-        <w:rPr>
-          <w:color w:val="000000"/>
-          <w:kern w:val="0"/>
-          <w:sz w:val="24"/>
-        </w:rPr>
-        <w:t>柔顺响应</w:t>
-      </w:r>
-      <w:proofErr w:type="gramEnd"/>
-      <w:r>
-        <w:rPr>
-          <w:color w:val="000000"/>
-          <w:kern w:val="0"/>
-          <w:sz w:val="24"/>
-        </w:rPr>
-        <w:t>的影响，并通过闭环误差分析与对照实验检验驱动约束下的阻抗可实现性。</w:t>
+        <w:t>；前期已进一步将几何阻抗与动力学优化结合，在关节运动和力矩约束下求取控制指令，并用于位姿保持和圆轨迹跟踪实验。已有控制算法与实验基础，可支撑本项目研究基座扰动和建模偏差对末端跟踪及柔顺响应的影响，并通过闭环误差分析与对照实验检验驱动约束下的阻抗可实现性。</w:t>
       </w:r>
     </w:p>
     <w:p>
@@ -8859,25 +7687,7 @@
           <w:kern w:val="0"/>
           <w:sz w:val="24"/>
         </w:rPr>
-        <w:t>团队已形成物理方向辅助</w:t>
-      </w:r>
-      <w:proofErr w:type="gramStart"/>
-      <w:r>
-        <w:rPr>
-          <w:color w:val="000000"/>
-          <w:kern w:val="0"/>
-          <w:sz w:val="24"/>
-        </w:rPr>
-        <w:t>接触场</w:t>
-      </w:r>
-      <w:proofErr w:type="gramEnd"/>
-      <w:r>
-        <w:rPr>
-          <w:color w:val="000000"/>
-          <w:kern w:val="0"/>
-          <w:sz w:val="24"/>
-        </w:rPr>
-        <w:t>配准（</w:t>
+        <w:t>团队已形成物理方向辅助接触场配准（</w:t>
       </w:r>
       <w:r>
         <w:rPr>
@@ -9172,25 +7982,7 @@
           <w:kern w:val="0"/>
           <w:sz w:val="24"/>
         </w:rPr>
-        <w:t>针对柔性支撑条件下设计阻抗与实际响应不一致的问题，在反向动力学框架中将安装界面运动与载荷引入作业端响应分析，揭示界面载荷建模偏差与驱动约束激活对阻抗特性的共同影响；将几何阻抗目标与受约束力矩分配相结合，研究阻抗可实现性及局部误差界，形成依据界面扰动和驱动能力协调运动精度与</w:t>
-      </w:r>
-      <w:proofErr w:type="gramStart"/>
-      <w:r>
-        <w:rPr>
-          <w:color w:val="000000"/>
-          <w:kern w:val="0"/>
-          <w:sz w:val="24"/>
-        </w:rPr>
-        <w:t>柔顺响应</w:t>
-      </w:r>
-      <w:proofErr w:type="gramEnd"/>
-      <w:r>
-        <w:rPr>
-          <w:color w:val="000000"/>
-          <w:kern w:val="0"/>
-          <w:sz w:val="24"/>
-        </w:rPr>
-        <w:t>的控制方法。</w:t>
+        <w:t>针对柔性支撑条件下设计阻抗与实际响应不一致的问题，在反向动力学框架中将安装界面运动与载荷引入作业端响应分析，揭示界面载荷建模偏差与驱动约束激活对阻抗特性的共同影响；将几何阻抗目标与受约束力矩分配相结合，研究阻抗可实现性及局部误差界，形成依据界面扰动和驱动能力协调运动精度与柔顺响应的控制方法。</w:t>
       </w:r>
     </w:p>
     <w:p>
@@ -9440,25 +8232,7 @@
           <w:kern w:val="0"/>
           <w:sz w:val="24"/>
         </w:rPr>
-        <w:t>围绕研究内容</w:t>
-      </w:r>
-      <w:proofErr w:type="gramStart"/>
-      <w:r>
-        <w:rPr>
-          <w:color w:val="000000"/>
-          <w:kern w:val="0"/>
-          <w:sz w:val="24"/>
-        </w:rPr>
-        <w:t>一</w:t>
-      </w:r>
-      <w:proofErr w:type="gramEnd"/>
-      <w:r>
-        <w:rPr>
-          <w:color w:val="000000"/>
-          <w:kern w:val="0"/>
-          <w:sz w:val="24"/>
-        </w:rPr>
-        <w:t>，建立安装界面耦合作用的反向动力学描述，校核几何阻抗与动力学坐标映射；同步开展研究内容三的安装端运动复现与多源观测，确定激励和负载工况，完善连接组件、测点及执行时序。形成动力学模型、界面基线数据和实验评价方案。</w:t>
+        <w:t>围绕研究内容一，建立安装界面耦合作用的反向动力学描述，校核几何阻抗与动力学坐标映射；同步开展研究内容三的安装端运动复现与多源观测，确定激励和负载工况，完善连接组件、测点及执行时序。形成动力学模型、界面基线数据和实验评价方案。</w:t>
       </w:r>
     </w:p>
     <w:p>
@@ -9564,25 +8338,7 @@
           <w:kern w:val="0"/>
           <w:sz w:val="24"/>
         </w:rPr>
-        <w:t>完成几何阻抗与动力学优化控制设计，分析建模偏差及约束激活下的阻抗可实现性，开展位姿保持、轨迹跟踪与阻抗响应实验；启动接触观测误差分析和动态</w:t>
-      </w:r>
-      <w:proofErr w:type="gramStart"/>
-      <w:r>
-        <w:rPr>
-          <w:color w:val="000000"/>
-          <w:kern w:val="0"/>
-          <w:sz w:val="24"/>
-        </w:rPr>
-        <w:t>接触场</w:t>
-      </w:r>
-      <w:proofErr w:type="gramEnd"/>
-      <w:r>
-        <w:rPr>
-          <w:color w:val="000000"/>
-          <w:kern w:val="0"/>
-          <w:sz w:val="24"/>
-        </w:rPr>
-        <w:t>适用性检验。形成论文初稿</w:t>
+        <w:t>完成几何阻抗与动力学优化控制设计，分析建模偏差及约束激活下的阻抗可实现性，开展位姿保持、轨迹跟踪与阻抗响应实验；启动接触观测误差分析和动态接触场适用性检验。形成论文初稿</w:t>
       </w:r>
       <w:r>
         <w:rPr>
@@ -10049,25 +8805,7 @@
           <w:kern w:val="0"/>
           <w:sz w:val="24"/>
         </w:rPr>
-        <w:t>次相关国内学术会议，并利用线上形式开展国际学术讨论。项目成果署名、资助标注和知识产权安排</w:t>
-      </w:r>
-      <w:proofErr w:type="gramStart"/>
-      <w:r>
-        <w:rPr>
-          <w:color w:val="000000"/>
-          <w:kern w:val="0"/>
-          <w:sz w:val="24"/>
-        </w:rPr>
-        <w:t>按重点</w:t>
-      </w:r>
-      <w:proofErr w:type="gramEnd"/>
-      <w:r>
-        <w:rPr>
-          <w:color w:val="000000"/>
-          <w:kern w:val="0"/>
-          <w:sz w:val="24"/>
-        </w:rPr>
-        <w:t>实验室开放课题管理要求执行。</w:t>
+        <w:t>次相关国内学术会议，并利用线上形式开展国际学术讨论。项目成果署名、资助标注和知识产权安排按重点实验室开放课题管理要求执行。</w:t>
       </w:r>
     </w:p>
     <w:bookmarkEnd w:id="30"/>
@@ -10136,23 +8874,7 @@
           <w:color w:val="000000"/>
           <w:sz w:val="24"/>
         </w:rPr>
-        <w:t>申请人及所在团队长期开展空间在</w:t>
-      </w:r>
-      <w:proofErr w:type="gramStart"/>
-      <w:r>
-        <w:rPr>
-          <w:color w:val="000000"/>
-          <w:sz w:val="24"/>
-        </w:rPr>
-        <w:t>轨操作</w:t>
-      </w:r>
-      <w:proofErr w:type="gramEnd"/>
-      <w:r>
-        <w:rPr>
-          <w:color w:val="000000"/>
-          <w:sz w:val="24"/>
-        </w:rPr>
-        <w:t>动力学与控制研究，已形成柔性多体建模、机器人运动控制和接触对接等研究积累，并建立了相应的地面实验平台，可支撑本项目耦合建模、受约束控制与柔顺组装研究。</w:t>
+        <w:t>申请人及所在团队长期开展空间在轨操作动力学与控制研究，已形成柔性多体建模、机器人运动控制和接触对接等研究积累，并建立了相应的地面实验平台，可支撑本项目耦合建模、受约束控制与柔顺组装研究。</w:t>
       </w:r>
     </w:p>
     <w:p>
@@ -10200,23 +8922,7 @@
           <w:color w:val="000000"/>
           <w:sz w:val="24"/>
         </w:rPr>
-        <w:t>申请人参与了柔性多体系统模态缩减研究，团队进一步开展空间</w:t>
-      </w:r>
-      <w:proofErr w:type="gramStart"/>
-      <w:r>
-        <w:rPr>
-          <w:color w:val="000000"/>
-          <w:sz w:val="24"/>
-        </w:rPr>
-        <w:t>多柔体系统缩</w:t>
-      </w:r>
-      <w:proofErr w:type="gramEnd"/>
-      <w:r>
-        <w:rPr>
-          <w:color w:val="000000"/>
-          <w:sz w:val="24"/>
-        </w:rPr>
-        <w:t>比等效建模与几何精确梁动力学降阶研究。依托团队在绝对节点坐标与几何精确有限元方面的积累，已开展大型空间结构展开以及攀爬机器人抓取、组装天线模块的动力学模拟（图</w:t>
+        <w:t>申请人参与了柔性多体系统模态缩减研究，团队进一步开展空间多柔体系统缩比等效建模与几何精确梁动力学降阶研究。依托团队在绝对节点坐标与几何精确有限元方面的积累，已开展大型空间结构展开以及攀爬机器人抓取、组装天线模块的动力学模拟（图</w:t>
       </w:r>
       <w:r>
         <w:rPr>
@@ -10323,23 +9029,7 @@
           <w:color w:val="000000"/>
           <w:sz w:val="24"/>
         </w:rPr>
-        <w:t>在接触动力学方面，依托团队已发展基于</w:t>
-      </w:r>
-      <w:proofErr w:type="gramStart"/>
-      <w:r>
-        <w:rPr>
-          <w:color w:val="000000"/>
-          <w:sz w:val="24"/>
-        </w:rPr>
-        <w:t>锥</w:t>
-      </w:r>
-      <w:proofErr w:type="gramEnd"/>
-      <w:r>
-        <w:rPr>
-          <w:color w:val="000000"/>
-          <w:sz w:val="24"/>
-        </w:rPr>
-        <w:t>互补理论的三维摩擦接触计算方法，并利用</w:t>
+        <w:t>在接触动力学方面，依托团队已发展基于锥互补理论的三维摩擦接触计算方法，并利用</w:t>
       </w:r>
       <w:r>
         <w:rPr>
@@ -10353,23 +9043,7 @@
           <w:color w:val="000000"/>
           <w:sz w:val="24"/>
         </w:rPr>
-        <w:t>方法描述移动接触界面的应力分布，完成柔性软抓手抓取、搬运及释放</w:t>
-      </w:r>
-      <w:proofErr w:type="gramStart"/>
-      <w:r>
-        <w:rPr>
-          <w:color w:val="000000"/>
-          <w:sz w:val="24"/>
-        </w:rPr>
-        <w:t>柔性环</w:t>
-      </w:r>
-      <w:proofErr w:type="gramEnd"/>
-      <w:r>
-        <w:rPr>
-          <w:color w:val="000000"/>
-          <w:sz w:val="24"/>
-        </w:rPr>
-        <w:t>的过程模拟（图</w:t>
+        <w:t>方法描述移动接触界面的应力分布，完成柔性软抓手抓取、搬运及释放柔性环的过程模拟（图</w:t>
       </w:r>
       <w:r>
         <w:rPr>
@@ -10461,21 +9135,7 @@
         <w:rPr>
           <w:color w:val="000000"/>
         </w:rPr>
-        <w:t>柔性软抓手抓取、搬运与释放</w:t>
-      </w:r>
-      <w:proofErr w:type="gramStart"/>
-      <w:r>
-        <w:rPr>
-          <w:color w:val="000000"/>
-        </w:rPr>
-        <w:t>柔性环</w:t>
-      </w:r>
-      <w:proofErr w:type="gramEnd"/>
-      <w:r>
-        <w:rPr>
-          <w:color w:val="000000"/>
-        </w:rPr>
-        <w:t>的接触动力学模拟</w:t>
+        <w:t>柔性软抓手抓取、搬运与释放柔性环的接触动力学模拟</w:t>
       </w:r>
     </w:p>
     <w:p>
@@ -10538,23 +9198,7 @@
           <w:color w:val="000000"/>
           <w:sz w:val="24"/>
         </w:rPr>
-        <w:t>）的测量数据生成运动参考，在关节运动、力矩及其变化约束下求取控制指令，已支持位姿保持、圆轨迹跟踪及固定基座轨迹跟踪试验，并具备数据记录与回放功能。现有安装端受力模型采用静力平衡近似，为本项目在模拟装置施加基座激励的条件下校核安装端动态作用力与力矩、研究末端运动与</w:t>
-      </w:r>
-      <w:proofErr w:type="gramStart"/>
-      <w:r>
-        <w:rPr>
-          <w:color w:val="000000"/>
-          <w:sz w:val="24"/>
-        </w:rPr>
-        <w:t>安装端力和</w:t>
-      </w:r>
-      <w:proofErr w:type="gramEnd"/>
-      <w:r>
-        <w:rPr>
-          <w:color w:val="000000"/>
-          <w:sz w:val="24"/>
-        </w:rPr>
-        <w:t>力矩的关系提供了可扩展的实现基础。</w:t>
+        <w:t>）的测量数据生成运动参考，在关节运动、力矩及其变化约束下求取控制指令，已支持位姿保持、圆轨迹跟踪及固定基座轨迹跟踪试验，并具备数据记录与回放功能。现有安装端受力模型采用静力平衡近似，为本项目在模拟装置施加基座激励的条件下校核安装端动态作用力与力矩、研究末端运动与安装端力和力矩的关系提供了可扩展的实现基础。</w:t>
       </w:r>
     </w:p>
     <w:p>
@@ -10771,23 +9415,7 @@
           <w:color w:val="000000"/>
           <w:sz w:val="24"/>
         </w:rPr>
-        <w:t>六</w:t>
-      </w:r>
-      <w:proofErr w:type="gramStart"/>
-      <w:r>
-        <w:rPr>
-          <w:color w:val="000000"/>
-          <w:sz w:val="24"/>
-        </w:rPr>
-        <w:t>维目标</w:t>
-      </w:r>
-      <w:proofErr w:type="gramEnd"/>
-      <w:r>
-        <w:rPr>
-          <w:color w:val="000000"/>
-          <w:sz w:val="24"/>
-        </w:rPr>
-        <w:t>配准与</w:t>
+        <w:t>六维目标配准与</w:t>
       </w:r>
       <w:r>
         <w:rPr>
@@ -10887,7 +9515,6 @@
         </w:rPr>
         <w:t>；同组</w:t>
       </w:r>
-      <w:proofErr w:type="gramStart"/>
       <w:r>
         <w:rPr>
           <w:color w:val="000000"/>
@@ -10900,15 +9527,7 @@
           <w:color w:val="000000"/>
           <w:sz w:val="24"/>
         </w:rPr>
-        <w:t>段非零偏差</w:t>
-      </w:r>
-      <w:proofErr w:type="gramEnd"/>
-      <w:r>
-        <w:rPr>
-          <w:color w:val="000000"/>
-          <w:sz w:val="24"/>
-        </w:rPr>
-        <w:t>配准回放的平均三维位置与姿态误差为</w:t>
+        <w:t>段非零偏差配准回放的平均三维位置与姿态误差为</w:t>
       </w:r>
       <w:r>
         <w:rPr>
@@ -11167,23 +9786,7 @@
           <w:color w:val="000000"/>
           <w:sz w:val="24"/>
         </w:rPr>
-        <w:t>实验室配备动作捕捉系统、气浮平台和</w:t>
-      </w:r>
-      <w:proofErr w:type="gramStart"/>
-      <w:r>
-        <w:rPr>
-          <w:color w:val="000000"/>
-          <w:sz w:val="24"/>
-        </w:rPr>
-        <w:t>磁气</w:t>
-      </w:r>
-      <w:proofErr w:type="gramEnd"/>
-      <w:r>
-        <w:rPr>
-          <w:color w:val="000000"/>
-          <w:sz w:val="24"/>
-        </w:rPr>
-        <w:t>悬吊平台（图</w:t>
+        <w:t>实验室配备动作捕捉系统、气浮平台和磁气悬吊平台（图</w:t>
       </w:r>
       <w:r>
         <w:rPr>
@@ -11213,7 +9816,6 @@
         </w:rPr>
         <w:t>、</w:t>
       </w:r>
-      <w:proofErr w:type="spellStart"/>
       <w:r>
         <w:rPr>
           <w:color w:val="000000"/>
@@ -11221,7 +9823,6 @@
         </w:rPr>
         <w:t>RecurDyn</w:t>
       </w:r>
-      <w:proofErr w:type="spellEnd"/>
       <w:r>
         <w:rPr>
           <w:color w:val="000000"/>
@@ -11241,23 +9842,7 @@
           <w:color w:val="000000"/>
           <w:sz w:val="24"/>
         </w:rPr>
-        <w:t>等分析软件，以及自主开发</w:t>
-      </w:r>
-      <w:proofErr w:type="gramStart"/>
-      <w:r>
-        <w:rPr>
-          <w:color w:val="000000"/>
-          <w:sz w:val="24"/>
-        </w:rPr>
-        <w:t>的多柔体</w:t>
-      </w:r>
-      <w:proofErr w:type="gramEnd"/>
-      <w:r>
-        <w:rPr>
-          <w:color w:val="000000"/>
-          <w:sz w:val="24"/>
-        </w:rPr>
-        <w:t>动力学程序，可支持建模与仿真。振动测试、传感标定和</w:t>
+        <w:t>等分析软件，以及自主开发的多柔体动力学程序，可支持建模与仿真。振动测试、传感标定和</w:t>
       </w:r>
       <w:r>
         <w:rPr>
@@ -11445,23 +10030,7 @@
           <w:color w:val="000000"/>
           <w:sz w:val="24"/>
         </w:rPr>
-        <w:t>围绕基座振动下的闭环验证，拟完善模拟装置与作业机械臂之间的悬挂连接法兰、转接组件及可换配重，布置基座运动与</w:t>
-      </w:r>
-      <w:proofErr w:type="gramStart"/>
-      <w:r>
-        <w:rPr>
-          <w:color w:val="000000"/>
-          <w:sz w:val="24"/>
-        </w:rPr>
-        <w:t>安装端力和</w:t>
-      </w:r>
-      <w:proofErr w:type="gramEnd"/>
-      <w:r>
-        <w:rPr>
-          <w:color w:val="000000"/>
-          <w:sz w:val="24"/>
-        </w:rPr>
-        <w:t>力矩测点，完成位姿测量系统、力和力矩传感器及传感器空间外参的标定，并实现模拟装置与作业机械臂的执行时序同步。结合现有对接平台完善典型接口夹具与独立位姿测量，使基</w:t>
+        <w:t>围绕基座振动下的闭环验证，拟完善模拟装置与作业机械臂之间的悬挂连接法兰、转接组件及可换配重，布置基座运动与安装端力和力矩测点，完成位姿测量系统、力和力矩传感器及传感器空间外参的标定，并实现模拟装置与作业机械臂的执行时序同步。结合现有对接平台完善典型接口夹具与独立位姿测量，使基</w:t>
       </w:r>
       <w:r>
         <w:rPr>
@@ -11469,23 +10038,7 @@
           <w:sz w:val="24"/>
         </w:rPr>
         <w:lastRenderedPageBreak/>
-        <w:t>座激励、末端运动和最终对接精度能够分别评价。连接组件、接口改装与专项</w:t>
-      </w:r>
-      <w:proofErr w:type="gramStart"/>
-      <w:r>
-        <w:rPr>
-          <w:color w:val="000000"/>
-          <w:sz w:val="24"/>
-        </w:rPr>
-        <w:t>测试按</w:t>
-      </w:r>
-      <w:proofErr w:type="gramEnd"/>
-      <w:r>
-        <w:rPr>
-          <w:color w:val="000000"/>
-          <w:sz w:val="24"/>
-        </w:rPr>
-        <w:t>项目预算落实，计算与通用测量设备优先共享。</w:t>
+        <w:t>座激励、末端运动和最终对接精度能够分别评价。连接组件、接口改装与专项测试按项目预算落实，计算与通用测量设备优先共享。</w:t>
       </w:r>
     </w:p>
     <w:p>
@@ -11572,37 +10125,12 @@
           <w:sz w:val="24"/>
         </w:rPr>
       </w:pPr>
-      <w:proofErr w:type="gramStart"/>
-      <w:r>
-        <w:rPr>
-          <w:color w:val="000000"/>
-          <w:sz w:val="24"/>
-        </w:rPr>
-        <w:t>单明贺</w:t>
-      </w:r>
-      <w:proofErr w:type="gramEnd"/>
-      <w:r>
-        <w:rPr>
-          <w:color w:val="000000"/>
-          <w:sz w:val="24"/>
-        </w:rPr>
-        <w:t>，北京理工大学教授、博士生导师，国家级青年人才，主要从事空间在</w:t>
-      </w:r>
-      <w:proofErr w:type="gramStart"/>
-      <w:r>
-        <w:rPr>
-          <w:color w:val="000000"/>
-          <w:sz w:val="24"/>
-        </w:rPr>
-        <w:t>轨操作</w:t>
-      </w:r>
-      <w:proofErr w:type="gramEnd"/>
-      <w:r>
-        <w:rPr>
-          <w:color w:val="000000"/>
-          <w:sz w:val="24"/>
-        </w:rPr>
-        <w:t>动力学与控制、柔性多体动力学和空间机器人技术研究。</w:t>
+      <w:r>
+        <w:rPr>
+          <w:color w:val="000000"/>
+          <w:sz w:val="24"/>
+        </w:rPr>
+        <w:t>单明贺，北京理工大学教授、博士生导师，国家级青年人才，主要从事空间在轨操作动力学与控制、柔性多体动力学和空间机器人技术研究。</w:t>
       </w:r>
     </w:p>
     <w:p>
@@ -11709,55 +10237,7 @@
           <w:color w:val="000000"/>
           <w:sz w:val="24"/>
         </w:rPr>
-        <w:t xml:space="preserve">[1] </w:t>
-      </w:r>
-      <w:proofErr w:type="spellStart"/>
-      <w:r>
-        <w:rPr>
-          <w:color w:val="000000"/>
-          <w:sz w:val="24"/>
-        </w:rPr>
-        <w:t>Qiming</w:t>
-      </w:r>
-      <w:proofErr w:type="spellEnd"/>
-      <w:r>
-        <w:rPr>
-          <w:color w:val="000000"/>
-          <w:sz w:val="24"/>
-        </w:rPr>
-        <w:t xml:space="preserve"> Ren, </w:t>
-      </w:r>
-      <w:proofErr w:type="spellStart"/>
-      <w:r>
-        <w:rPr>
-          <w:color w:val="000000"/>
-          <w:sz w:val="24"/>
-        </w:rPr>
-        <w:t>Minghe</w:t>
-      </w:r>
-      <w:proofErr w:type="spellEnd"/>
-      <w:r>
-        <w:rPr>
-          <w:color w:val="000000"/>
-          <w:sz w:val="24"/>
-        </w:rPr>
-        <w:t xml:space="preserve"> Shan. A unified framework for compliant control and trajectory planning in robotic in-orbit assembly[J]. Acta </w:t>
-      </w:r>
-      <w:proofErr w:type="spellStart"/>
-      <w:r>
-        <w:rPr>
-          <w:color w:val="000000"/>
-          <w:sz w:val="24"/>
-        </w:rPr>
-        <w:t>Astronautica</w:t>
-      </w:r>
-      <w:proofErr w:type="spellEnd"/>
-      <w:r>
-        <w:rPr>
-          <w:color w:val="000000"/>
-          <w:sz w:val="24"/>
-        </w:rPr>
-        <w:t>, 2026, 243: 32–45. DOI: 10.1016/j.actaastro.2026.01.029.</w:t>
+        <w:t>[1] Qiming Ren, Minghe Shan. A unified framework for compliant control and trajectory planning in robotic in-orbit assembly[J]. Acta Astronautica, 2026, 243: 32–45. DOI: 10.1016/j.actaastro.2026.01.029.</w:t>
       </w:r>
     </w:p>
     <w:p>
@@ -11774,39 +10254,7 @@
           <w:color w:val="000000"/>
           <w:sz w:val="24"/>
         </w:rPr>
-        <w:t xml:space="preserve">[2] </w:t>
-      </w:r>
-      <w:proofErr w:type="spellStart"/>
-      <w:r>
-        <w:rPr>
-          <w:color w:val="000000"/>
-          <w:sz w:val="24"/>
-        </w:rPr>
-        <w:t>Wenkang</w:t>
-      </w:r>
-      <w:proofErr w:type="spellEnd"/>
-      <w:r>
-        <w:rPr>
-          <w:color w:val="000000"/>
-          <w:sz w:val="24"/>
-        </w:rPr>
-        <w:t xml:space="preserve"> Su, Lingling Shi, Andreas Müller, </w:t>
-      </w:r>
-      <w:proofErr w:type="spellStart"/>
-      <w:r>
-        <w:rPr>
-          <w:color w:val="000000"/>
-          <w:sz w:val="24"/>
-        </w:rPr>
-        <w:t>Minghe</w:t>
-      </w:r>
-      <w:proofErr w:type="spellEnd"/>
-      <w:r>
-        <w:rPr>
-          <w:color w:val="000000"/>
-          <w:sz w:val="24"/>
-        </w:rPr>
-        <w:t xml:space="preserve"> Shan. Cooperative manipulation control with task-prioritized real-time optimization for free-floating dual-arm space robots[J]. Aerospace Science and Technology, 2026, 171: 111584. DOI: 10.1016/j.ast.2025.111584.</w:t>
+        <w:t>[2] Wenkang Su, Lingling Shi, Andreas Müller, Minghe Shan. Cooperative manipulation control with task-prioritized real-time optimization for free-floating dual-arm space robots[J]. Aerospace Science and Technology, 2026, 171: 111584. DOI: 10.1016/j.ast.2025.111584.</w:t>
       </w:r>
     </w:p>
     <w:p>
@@ -11823,55 +10271,7 @@
           <w:color w:val="000000"/>
           <w:sz w:val="24"/>
         </w:rPr>
-        <w:t xml:space="preserve">[3] Zhen Huang, Lingling Shi, </w:t>
-      </w:r>
-      <w:proofErr w:type="spellStart"/>
-      <w:r>
-        <w:rPr>
-          <w:color w:val="000000"/>
-          <w:sz w:val="24"/>
-        </w:rPr>
-        <w:t>Lijia</w:t>
-      </w:r>
-      <w:proofErr w:type="spellEnd"/>
-      <w:r>
-        <w:rPr>
-          <w:color w:val="000000"/>
-          <w:sz w:val="24"/>
-        </w:rPr>
-        <w:t xml:space="preserve"> Fan, Yan Yang, </w:t>
-      </w:r>
-      <w:proofErr w:type="spellStart"/>
-      <w:r>
-        <w:rPr>
-          <w:color w:val="000000"/>
-          <w:sz w:val="24"/>
-        </w:rPr>
-        <w:t>Minghe</w:t>
-      </w:r>
-      <w:proofErr w:type="spellEnd"/>
-      <w:r>
-        <w:rPr>
-          <w:color w:val="000000"/>
-          <w:sz w:val="24"/>
-        </w:rPr>
-        <w:t xml:space="preserve"> Shan. Multirobot Assembly Sequence Planning of a Large Space Telescope[J]. Journal of Spacecraft and Rockets, 2025, 62(3): 915–927. DOI: 10.2514/</w:t>
-      </w:r>
-      <w:proofErr w:type="gramStart"/>
-      <w:r>
-        <w:rPr>
-          <w:color w:val="000000"/>
-          <w:sz w:val="24"/>
-        </w:rPr>
-        <w:t>1.A</w:t>
-      </w:r>
-      <w:proofErr w:type="gramEnd"/>
-      <w:r>
-        <w:rPr>
-          <w:color w:val="000000"/>
-          <w:sz w:val="24"/>
-        </w:rPr>
-        <w:t>36129.</w:t>
+        <w:t>[3] Zhen Huang, Lingling Shi, Lijia Fan, Yan Yang, Minghe Shan. Multirobot Assembly Sequence Planning of a Large Space Telescope[J]. Journal of Spacecraft and Rockets, 2025, 62(3): 915–927. DOI: 10.2514/1.A36129.</w:t>
       </w:r>
     </w:p>
     <w:p>
@@ -11923,21 +10323,12 @@
         </w:rPr>
         <w:t xml:space="preserve">1. </w:t>
       </w:r>
-      <w:proofErr w:type="gramStart"/>
-      <w:r>
-        <w:rPr>
-          <w:color w:val="000000"/>
-          <w:sz w:val="24"/>
-        </w:rPr>
-        <w:t>单明贺</w:t>
-      </w:r>
-      <w:proofErr w:type="gramEnd"/>
-      <w:r>
-        <w:rPr>
-          <w:color w:val="000000"/>
-          <w:sz w:val="24"/>
-        </w:rPr>
-        <w:t>，国际空间研究委员会青年科学家最佳论文奖（</w:t>
+      <w:r>
+        <w:rPr>
+          <w:color w:val="000000"/>
+          <w:sz w:val="24"/>
+        </w:rPr>
+        <w:t>单明贺，国际空间研究委员会青年科学家最佳论文奖（</w:t>
       </w:r>
       <w:r>
         <w:rPr>
@@ -11989,17 +10380,8 @@
           <w:color w:val="000000"/>
           <w:sz w:val="24"/>
         </w:rPr>
-        <w:t>张大羽，罗凯，赵将，韩石磊，朱佳龙，单明贺，王辉，刘凡，薛永刚，</w:t>
-      </w:r>
-      <w:proofErr w:type="gramStart"/>
-      <w:r>
-        <w:rPr>
-          <w:color w:val="000000"/>
-          <w:sz w:val="24"/>
-        </w:rPr>
-        <w:t>王立朋</w:t>
-      </w:r>
-      <w:proofErr w:type="gramEnd"/>
+        <w:t>张大羽，罗凯，赵将，韩石磊，朱佳龙，单明贺，王辉，刘凡，薛永刚，王立朋</w:t>
+      </w:r>
       <w:r>
         <w:rPr>
           <w:color w:val="000000"/>
@@ -12012,23 +10394,7 @@
           <w:color w:val="000000"/>
           <w:sz w:val="24"/>
         </w:rPr>
-        <w:t>空间大型柔性可</w:t>
-      </w:r>
-      <w:proofErr w:type="gramStart"/>
-      <w:r>
-        <w:rPr>
-          <w:color w:val="000000"/>
-          <w:sz w:val="24"/>
-        </w:rPr>
-        <w:t>展结构高</w:t>
-      </w:r>
-      <w:proofErr w:type="gramEnd"/>
-      <w:r>
-        <w:rPr>
-          <w:color w:val="000000"/>
-          <w:sz w:val="24"/>
-        </w:rPr>
-        <w:t>可靠展开与超低频模态辨识关键技术及应用</w:t>
+        <w:t>空间大型柔性可展结构高可靠展开与超低频模态辨识关键技术及应用</w:t>
       </w:r>
       <w:r>
         <w:rPr>
@@ -12127,23 +10493,7 @@
           <w:color w:val="000000"/>
           <w:sz w:val="24"/>
         </w:rPr>
-        <w:t>苏文康：已开展自由漂浮空间机器人任务优先协同操作与实时优化控制研究。拟承担几何阻抗与动力学优化控制设计、驱动约束协调及基座振动下的末端运动与</w:t>
-      </w:r>
-      <w:proofErr w:type="gramStart"/>
-      <w:r>
-        <w:rPr>
-          <w:color w:val="000000"/>
-          <w:sz w:val="24"/>
-        </w:rPr>
-        <w:t>安装端力和</w:t>
-      </w:r>
-      <w:proofErr w:type="gramEnd"/>
-      <w:r>
-        <w:rPr>
-          <w:color w:val="000000"/>
-          <w:sz w:val="24"/>
-        </w:rPr>
-        <w:t>力矩分析。</w:t>
+        <w:t>苏文康：已开展自由漂浮空间机器人任务优先协同操作与实时优化控制研究。拟承担几何阻抗与动力学优化控制设计、驱动约束协调及基座振动下的末端运动与安装端力和力矩分析。</w:t>
       </w:r>
     </w:p>
     <w:p>
@@ -12228,23 +10578,7 @@
           <w:color w:val="B22222"/>
           <w:sz w:val="24"/>
         </w:rPr>
-        <w:t>〔待补充〕近五年科研项目的正式名称、编号、经费来源、起止年月及承担角色，并按实际任务</w:t>
-      </w:r>
-      <w:proofErr w:type="gramStart"/>
-      <w:r>
-        <w:rPr>
-          <w:color w:val="B22222"/>
-          <w:sz w:val="24"/>
-        </w:rPr>
-        <w:t>书说明</w:t>
-      </w:r>
-      <w:proofErr w:type="gramEnd"/>
-      <w:r>
-        <w:rPr>
-          <w:color w:val="B22222"/>
-          <w:sz w:val="24"/>
-        </w:rPr>
-        <w:t>与本项目的联系和任务区别。</w:t>
+        <w:t>〔待补充〕近五年科研项目的正式名称、编号、经费来源、起止年月及承担角色，并按实际任务书说明与本项目的联系和任务区别。</w:t>
       </w:r>
     </w:p>
     <w:p>
@@ -14841,14 +13175,12 @@
             <w:pPr>
               <w:jc w:val="center"/>
             </w:pPr>
-            <w:proofErr w:type="gramStart"/>
             <w:r>
               <w:rPr>
                 <w:rFonts w:hint="eastAsia"/>
               </w:rPr>
               <w:t>验</w:t>
             </w:r>
-            <w:proofErr w:type="gramEnd"/>
           </w:p>
           <w:p>
             <w:pPr>
@@ -15262,6 +13594,178 @@
       </w:pPr>
     </w:lvl>
   </w:abstractNum>
+  <w:abstractNum w:abstractNumId="1" w15:restartNumberingAfterBreak="0">
+    <w:nsid w:val="16DC1B40"/>
+    <w:multiLevelType w:val="multilevel"/>
+    <w:tmpl w:val="D01E8F44"/>
+    <w:lvl w:ilvl="0">
+      <w:start w:val="1"/>
+      <w:numFmt w:val="decimal"/>
+      <w:lvlText w:val="%1."/>
+      <w:lvlJc w:val="left"/>
+      <w:pPr>
+        <w:ind w:left="720" w:hanging="480"/>
+      </w:pPr>
+    </w:lvl>
+    <w:lvl w:ilvl="1">
+      <w:start w:val="1"/>
+      <w:numFmt w:val="lowerLetter"/>
+      <w:lvlText w:val="%2."/>
+      <w:lvlJc w:val="left"/>
+      <w:pPr>
+        <w:ind w:left="1440" w:hanging="480"/>
+      </w:pPr>
+    </w:lvl>
+    <w:lvl w:ilvl="2">
+      <w:start w:val="1"/>
+      <w:numFmt w:val="lowerRoman"/>
+      <w:lvlText w:val="%3."/>
+      <w:lvlJc w:val="left"/>
+      <w:pPr>
+        <w:ind w:left="2160" w:hanging="480"/>
+      </w:pPr>
+    </w:lvl>
+    <w:lvl w:ilvl="3">
+      <w:start w:val="1"/>
+      <w:numFmt w:val="decimal"/>
+      <w:lvlText w:val="%4."/>
+      <w:lvlJc w:val="left"/>
+      <w:pPr>
+        <w:ind w:left="2880" w:hanging="480"/>
+      </w:pPr>
+    </w:lvl>
+    <w:lvl w:ilvl="4">
+      <w:start w:val="1"/>
+      <w:numFmt w:val="lowerLetter"/>
+      <w:lvlText w:val="%5."/>
+      <w:lvlJc w:val="left"/>
+      <w:pPr>
+        <w:ind w:left="3600" w:hanging="480"/>
+      </w:pPr>
+    </w:lvl>
+    <w:lvl w:ilvl="5">
+      <w:start w:val="1"/>
+      <w:numFmt w:val="lowerRoman"/>
+      <w:lvlText w:val="%6."/>
+      <w:lvlJc w:val="left"/>
+      <w:pPr>
+        <w:ind w:left="4320" w:hanging="480"/>
+      </w:pPr>
+    </w:lvl>
+    <w:lvl w:ilvl="6">
+      <w:start w:val="1"/>
+      <w:numFmt w:val="decimal"/>
+      <w:lvlText w:val="%7."/>
+      <w:lvlJc w:val="left"/>
+      <w:pPr>
+        <w:ind w:left="5040" w:hanging="480"/>
+      </w:pPr>
+    </w:lvl>
+    <w:lvl w:ilvl="7">
+      <w:start w:val="1"/>
+      <w:numFmt w:val="lowerLetter"/>
+      <w:lvlText w:val="%8."/>
+      <w:lvlJc w:val="left"/>
+      <w:pPr>
+        <w:ind w:left="5760" w:hanging="480"/>
+      </w:pPr>
+    </w:lvl>
+    <w:lvl w:ilvl="8">
+      <w:start w:val="1"/>
+      <w:numFmt w:val="lowerRoman"/>
+      <w:lvlText w:val="%9."/>
+      <w:lvlJc w:val="left"/>
+      <w:pPr>
+        <w:ind w:left="6480" w:hanging="480"/>
+      </w:pPr>
+    </w:lvl>
+  </w:abstractNum>
+  <w:abstractNum w:abstractNumId="2" w15:restartNumberingAfterBreak="0">
+    <w:nsid w:val="6A341916"/>
+    <w:multiLevelType w:val="multilevel"/>
+    <w:tmpl w:val="D01E8F44"/>
+    <w:lvl w:ilvl="0">
+      <w:start w:val="1"/>
+      <w:numFmt w:val="decimal"/>
+      <w:lvlText w:val="%1."/>
+      <w:lvlJc w:val="left"/>
+      <w:pPr>
+        <w:ind w:left="720" w:hanging="480"/>
+      </w:pPr>
+    </w:lvl>
+    <w:lvl w:ilvl="1">
+      <w:start w:val="1"/>
+      <w:numFmt w:val="lowerLetter"/>
+      <w:lvlText w:val="%2."/>
+      <w:lvlJc w:val="left"/>
+      <w:pPr>
+        <w:ind w:left="1440" w:hanging="480"/>
+      </w:pPr>
+    </w:lvl>
+    <w:lvl w:ilvl="2">
+      <w:start w:val="1"/>
+      <w:numFmt w:val="lowerRoman"/>
+      <w:lvlText w:val="%3."/>
+      <w:lvlJc w:val="left"/>
+      <w:pPr>
+        <w:ind w:left="2160" w:hanging="480"/>
+      </w:pPr>
+    </w:lvl>
+    <w:lvl w:ilvl="3">
+      <w:start w:val="1"/>
+      <w:numFmt w:val="decimal"/>
+      <w:lvlText w:val="%4."/>
+      <w:lvlJc w:val="left"/>
+      <w:pPr>
+        <w:ind w:left="2880" w:hanging="480"/>
+      </w:pPr>
+    </w:lvl>
+    <w:lvl w:ilvl="4">
+      <w:start w:val="1"/>
+      <w:numFmt w:val="lowerLetter"/>
+      <w:lvlText w:val="%5."/>
+      <w:lvlJc w:val="left"/>
+      <w:pPr>
+        <w:ind w:left="3600" w:hanging="480"/>
+      </w:pPr>
+    </w:lvl>
+    <w:lvl w:ilvl="5">
+      <w:start w:val="1"/>
+      <w:numFmt w:val="lowerRoman"/>
+      <w:lvlText w:val="%6."/>
+      <w:lvlJc w:val="left"/>
+      <w:pPr>
+        <w:ind w:left="4320" w:hanging="480"/>
+      </w:pPr>
+    </w:lvl>
+    <w:lvl w:ilvl="6">
+      <w:start w:val="1"/>
+      <w:numFmt w:val="decimal"/>
+      <w:lvlText w:val="%7."/>
+      <w:lvlJc w:val="left"/>
+      <w:pPr>
+        <w:ind w:left="5040" w:hanging="480"/>
+      </w:pPr>
+    </w:lvl>
+    <w:lvl w:ilvl="7">
+      <w:start w:val="1"/>
+      <w:numFmt w:val="lowerLetter"/>
+      <w:lvlText w:val="%8."/>
+      <w:lvlJc w:val="left"/>
+      <w:pPr>
+        <w:ind w:left="5760" w:hanging="480"/>
+      </w:pPr>
+    </w:lvl>
+    <w:lvl w:ilvl="8">
+      <w:start w:val="1"/>
+      <w:numFmt w:val="lowerRoman"/>
+      <w:lvlText w:val="%9."/>
+      <w:lvlJc w:val="left"/>
+      <w:pPr>
+        <w:ind w:left="6480" w:hanging="480"/>
+      </w:pPr>
+    </w:lvl>
+  </w:abstractNum>
   <w:num w:numId="1" w16cid:durableId="300040731">
     <w:abstractNumId w:val="0"/>
     <w:lvlOverride w:ilvl="0">
@@ -15291,6 +13795,12 @@
     <w:lvlOverride w:ilvl="8">
       <w:startOverride w:val="1"/>
     </w:lvlOverride>
+  </w:num>
+  <w:num w:numId="2" w16cid:durableId="396318155">
+    <w:abstractNumId w:val="2"/>
+  </w:num>
+  <w:num w:numId="3" w16cid:durableId="368262391">
+    <w:abstractNumId w:val="1"/>
   </w:num>
 </w:numbering>
 </file>
@@ -15682,7 +14192,6 @@
   <w:style w:type="character" w:default="1" w:styleId="a0">
     <w:name w:val="Default Paragraph Font"/>
     <w:uiPriority w:val="1"/>
-    <w:semiHidden/>
     <w:unhideWhenUsed/>
   </w:style>
   <w:style w:type="table" w:default="1" w:styleId="a1">

--- a/申请书模板.docx
+++ b/申请书模板.docx
@@ -315,7 +315,7 @@
         <w:t>书</w:t>
       </w:r>
     </w:p>
-    <w:tbl>
+    <w:tbl xmlns:w="http://schemas.openxmlformats.org/wordprocessingml/2006/main" xmlns:wpc="http://schemas.microsoft.com/office/word/2010/wordprocessingCanvas" xmlns:cx="http://schemas.microsoft.com/office/drawing/2014/chartex" xmlns:cx1="http://schemas.microsoft.com/office/drawing/2015/9/8/chartex" xmlns:cx2="http://schemas.microsoft.com/office/drawing/2015/10/21/chartex" xmlns:cx3="http://schemas.microsoft.com/office/drawing/2016/5/9/chartex" xmlns:cx4="http://schemas.microsoft.com/office/drawing/2016/5/10/chartex" xmlns:cx5="http://schemas.microsoft.com/office/drawing/2016/5/11/chartex" xmlns:cx6="http://schemas.microsoft.com/office/drawing/2016/5/12/chartex" xmlns:cx7="http://schemas.microsoft.com/office/drawing/2016/5/13/chartex" xmlns:cx8="http://schemas.microsoft.com/office/drawing/2016/5/14/chartex" xmlns:mc="http://schemas.openxmlformats.org/markup-compatibility/2006" xmlns:aink="http://schemas.microsoft.com/office/drawing/2016/ink" xmlns:am3d="http://schemas.microsoft.com/office/drawing/2017/model3d" xmlns:o="urn:schemas-microsoft-com:office:office" xmlns:oel="http://schemas.microsoft.com/office/2019/extlst" xmlns:r="http://schemas.openxmlformats.org/officeDocument/2006/relationships" xmlns:m="http://schemas.openxmlformats.org/officeDocument/2006/math" xmlns:v="urn:schemas-microsoft-com:vml" xmlns:wp14="http://schemas.microsoft.com/office/word/2010/wordprocessingDrawing" xmlns:wp="http://schemas.openxmlformats.org/drawingml/2006/wordprocessingDrawing" xmlns:w10="urn:schemas-microsoft-com:office:word" xmlns:w14="http://schemas.microsoft.com/office/word/2010/wordml" xmlns:w15="http://schemas.microsoft.com/office/word/2012/wordml" xmlns:w16cex="http://schemas.microsoft.com/office/word/2018/wordml/cex" xmlns:w16cid="http://schemas.microsoft.com/office/word/2016/wordml/cid" xmlns:w16="http://schemas.microsoft.com/office/word/2018/wordml" xmlns:w16sdtdh="http://schemas.microsoft.com/office/word/2020/wordml/sdtdatahash" xmlns:w16se="http://schemas.microsoft.com/office/word/2015/wordml/symex" xmlns:wpg="http://schemas.microsoft.com/office/word/2010/wordprocessingGroup" xmlns:wpi="http://schemas.microsoft.com/office/word/2010/wordprocessingInk" xmlns:wne="http://schemas.microsoft.com/office/word/2006/wordml" xmlns:wps="http://schemas.microsoft.com/office/word/2010/wordprocessingShape">
       <w:tblPr>
         <w:tblW w:w="0" w:type="auto"/>
         <w:jc w:val="center"/>
@@ -328,24 +328,28 @@
       </w:tblGrid>
       <w:tr>
         <w:trPr>
-          <w:trHeight w:val="851"/>
+          <w:trHeight w:val="880" w:hRule="atLeast"/>
           <w:jc w:val="center"/>
+          <w:cantSplit/>
         </w:trPr>
         <w:tc>
           <w:tcPr>
             <w:tcW w:w="1512" w:type="dxa"/>
-            <w:vAlign w:val="bottom"/>
+            <w:vAlign w:val="center"/>
           </w:tcPr>
           <w:p>
             <w:pPr>
-              <w:spacing w:line="560" w:lineRule="exact"/>
+              <w:keepNext w:val="0"/>
+              <w:widowControl w:val="0"/>
+              <w:spacing w:line="420" w:lineRule="exact" w:before="0" w:after="0"/>
               <w:rPr>
                 <w:sz w:val="28"/>
               </w:rPr>
-            </w:pPr>
-            <w:r>
-              <w:rPr>
-                <w:rFonts w:hint="eastAsia"/>
+              <w:snapToGrid w:val="0"/>
+            </w:pPr>
+            <w:r>
+              <w:rPr>
+                <w:rFonts w:hint="eastAsia" w:ascii="Times New Roman" w:hAnsi="Times New Roman" w:eastAsia="宋体"/>
                 <w:sz w:val="28"/>
               </w:rPr>
               <w:t>项目名称</w:t>
@@ -358,67 +362,100 @@
             <w:tcBorders>
               <w:bottom w:val="single" w:sz="4" w:space="0" w:color="auto"/>
             </w:tcBorders>
-            <w:vAlign w:val="bottom"/>
+            <w:vAlign w:val="center"/>
           </w:tcPr>
           <w:p>
             <w:pPr>
-              <w:spacing w:line="560" w:lineRule="exact"/>
+              <w:keepNext w:val="0"/>
+              <w:widowControl w:val="0"/>
+              <w:spacing w:line="400" w:lineRule="exact" w:before="0" w:after="0"/>
+              <w:ind w:firstLine="0" w:left="0" w:right="0"/>
+              <w:jc w:val="center"/>
               <w:rPr>
                 <w:rFonts w:eastAsia="黑体"/>
                 <w:sz w:val="28"/>
               </w:rPr>
-            </w:pPr>
+              <w:snapToGrid w:val="0"/>
+            </w:pPr>
+            <w:r>
+              <w:rPr>
+                <w:rFonts w:ascii="Times New Roman" w:hAnsi="Times New Roman" w:eastAsia="宋体"/>
+                <w:sz w:val="24"/>
+              </w:rPr>
+              <w:t>柔性桁架支撑下空间机器人的</w:t>
+            </w:r>
+          </w:p>
+          <w:p>
+            <w:pPr>
+              <w:keepNext w:val="0"/>
+              <w:widowControl w:val="0"/>
+              <w:spacing w:before="0" w:after="0" w:line="400" w:lineRule="exact"/>
+              <w:snapToGrid w:val="0"/>
+              <w:ind w:firstLine="0" w:left="0" w:right="0"/>
+              <w:jc w:val="center"/>
+            </w:pPr>
+            <w:r>
+              <w:rPr>
+                <w:rFonts w:ascii="Times New Roman" w:hAnsi="Times New Roman" w:eastAsia="宋体"/>
+                <w:sz w:val="24"/>
+              </w:rPr>
+              <w:t>运动控制与接触引导组装研究</w:t>
+            </w:r>
           </w:p>
         </w:tc>
       </w:tr>
       <w:tr>
         <w:trPr>
-          <w:trHeight w:val="851"/>
+          <w:trHeight w:val="600" w:hRule="atLeast"/>
           <w:jc w:val="center"/>
+          <w:cantSplit/>
         </w:trPr>
         <w:tc>
           <w:tcPr>
             <w:tcW w:w="1512" w:type="dxa"/>
-            <w:vAlign w:val="bottom"/>
+            <w:vAlign w:val="center"/>
           </w:tcPr>
           <w:p>
             <w:pPr>
-              <w:spacing w:line="560" w:lineRule="exact"/>
+              <w:keepNext w:val="0"/>
+              <w:widowControl w:val="0"/>
+              <w:spacing w:line="420" w:lineRule="exact" w:before="0" w:after="0"/>
               <w:rPr>
                 <w:sz w:val="28"/>
               </w:rPr>
-            </w:pPr>
-            <w:r>
-              <w:rPr>
-                <w:rFonts w:hint="eastAsia"/>
+              <w:snapToGrid w:val="0"/>
+            </w:pPr>
+            <w:r>
+              <w:rPr>
+                <w:rFonts w:hint="eastAsia" w:ascii="Times New Roman" w:hAnsi="Times New Roman" w:eastAsia="宋体"/>
                 <w:sz w:val="28"/>
               </w:rPr>
               <w:t>申</w:t>
             </w:r>
             <w:r>
               <w:rPr>
-                <w:rFonts w:hint="eastAsia"/>
+                <w:rFonts w:hint="eastAsia" w:ascii="Times New Roman" w:hAnsi="Times New Roman" w:eastAsia="宋体"/>
                 <w:sz w:val="28"/>
               </w:rPr>
               <w:t xml:space="preserve"> </w:t>
             </w:r>
             <w:r>
               <w:rPr>
-                <w:rFonts w:hint="eastAsia"/>
+                <w:rFonts w:hint="eastAsia" w:ascii="Times New Roman" w:hAnsi="Times New Roman" w:eastAsia="宋体"/>
                 <w:sz w:val="28"/>
               </w:rPr>
               <w:t>请</w:t>
             </w:r>
             <w:r>
               <w:rPr>
-                <w:rFonts w:hint="eastAsia"/>
+                <w:rFonts w:hint="eastAsia" w:ascii="Times New Roman" w:hAnsi="Times New Roman" w:eastAsia="宋体"/>
                 <w:sz w:val="28"/>
               </w:rPr>
               <w:t xml:space="preserve"> </w:t>
             </w:r>
             <w:r>
               <w:rPr>
-                <w:rFonts w:hint="eastAsia"/>
+                <w:rFonts w:hint="eastAsia" w:ascii="Times New Roman" w:hAnsi="Times New Roman" w:eastAsia="宋体"/>
                 <w:sz w:val="28"/>
               </w:rPr>
               <w:t>人</w:t>
@@ -432,40 +469,56 @@
               <w:top w:val="single" w:sz="4" w:space="0" w:color="auto"/>
               <w:bottom w:val="single" w:sz="4" w:space="0" w:color="auto"/>
             </w:tcBorders>
-            <w:vAlign w:val="bottom"/>
+            <w:vAlign w:val="center"/>
           </w:tcPr>
           <w:p>
             <w:pPr>
-              <w:spacing w:line="560" w:lineRule="exact"/>
+              <w:keepNext w:val="0"/>
+              <w:widowControl w:val="0"/>
+              <w:spacing w:line="420" w:lineRule="exact" w:before="0" w:after="0"/>
+              <w:ind w:firstLine="0" w:left="0" w:right="0"/>
+              <w:jc w:val="center"/>
               <w:rPr>
                 <w:rFonts w:eastAsia="黑体"/>
                 <w:sz w:val="28"/>
                 <w:u w:val="single"/>
               </w:rPr>
-            </w:pPr>
+              <w:snapToGrid w:val="0"/>
+            </w:pPr>
+            <w:r>
+              <w:rPr>
+                <w:rFonts w:ascii="Times New Roman" w:hAnsi="Times New Roman" w:eastAsia="宋体"/>
+                <w:sz w:val="28"/>
+              </w:rPr>
+              <w:t>单明贺</w:t>
+            </w:r>
           </w:p>
         </w:tc>
       </w:tr>
       <w:tr>
         <w:trPr>
-          <w:trHeight w:val="851"/>
+          <w:trHeight w:val="600" w:hRule="atLeast"/>
           <w:jc w:val="center"/>
+          <w:cantSplit/>
         </w:trPr>
         <w:tc>
           <w:tcPr>
             <w:tcW w:w="1512" w:type="dxa"/>
-            <w:vAlign w:val="bottom"/>
+            <w:vAlign w:val="center"/>
           </w:tcPr>
           <w:p>
             <w:pPr>
-              <w:spacing w:line="560" w:lineRule="exact"/>
+              <w:keepNext w:val="0"/>
+              <w:widowControl w:val="0"/>
+              <w:spacing w:line="420" w:lineRule="exact" w:before="0" w:after="0"/>
               <w:rPr>
                 <w:sz w:val="28"/>
               </w:rPr>
-            </w:pPr>
-            <w:r>
-              <w:rPr>
-                <w:rFonts w:hint="eastAsia"/>
+              <w:snapToGrid w:val="0"/>
+            </w:pPr>
+            <w:r>
+              <w:rPr>
+                <w:rFonts w:hint="eastAsia" w:ascii="Times New Roman" w:hAnsi="Times New Roman" w:eastAsia="宋体"/>
                 <w:sz w:val="28"/>
               </w:rPr>
               <w:t>所在单位</w:t>
@@ -479,40 +532,56 @@
               <w:top w:val="single" w:sz="4" w:space="0" w:color="auto"/>
               <w:bottom w:val="single" w:sz="4" w:space="0" w:color="auto"/>
             </w:tcBorders>
-            <w:vAlign w:val="bottom"/>
+            <w:vAlign w:val="center"/>
           </w:tcPr>
           <w:p>
             <w:pPr>
-              <w:spacing w:line="560" w:lineRule="exact"/>
+              <w:keepNext w:val="0"/>
+              <w:widowControl w:val="0"/>
+              <w:spacing w:line="420" w:lineRule="exact" w:before="0" w:after="0"/>
+              <w:ind w:firstLine="0" w:left="0" w:right="0"/>
+              <w:jc w:val="center"/>
               <w:rPr>
                 <w:rFonts w:eastAsia="黑体"/>
                 <w:sz w:val="28"/>
                 <w:u w:val="single"/>
               </w:rPr>
-            </w:pPr>
+              <w:snapToGrid w:val="0"/>
+            </w:pPr>
+            <w:r>
+              <w:rPr>
+                <w:rFonts w:ascii="Times New Roman" w:hAnsi="Times New Roman" w:eastAsia="宋体"/>
+                <w:sz w:val="28"/>
+              </w:rPr>
+              <w:t>北京理工大学</w:t>
+            </w:r>
           </w:p>
         </w:tc>
       </w:tr>
       <w:tr>
         <w:trPr>
-          <w:trHeight w:val="851"/>
+          <w:trHeight w:val="600" w:hRule="atLeast"/>
           <w:jc w:val="center"/>
+          <w:cantSplit/>
         </w:trPr>
         <w:tc>
           <w:tcPr>
             <w:tcW w:w="1512" w:type="dxa"/>
-            <w:vAlign w:val="bottom"/>
+            <w:vAlign w:val="center"/>
           </w:tcPr>
           <w:p>
             <w:pPr>
-              <w:spacing w:line="560" w:lineRule="exact"/>
+              <w:keepNext w:val="0"/>
+              <w:widowControl w:val="0"/>
+              <w:spacing w:line="420" w:lineRule="exact" w:before="0" w:after="0"/>
               <w:rPr>
                 <w:sz w:val="28"/>
               </w:rPr>
-            </w:pPr>
-            <w:r>
-              <w:rPr>
-                <w:rFonts w:hint="eastAsia"/>
+              <w:snapToGrid w:val="0"/>
+            </w:pPr>
+            <w:r>
+              <w:rPr>
+                <w:rFonts w:hint="eastAsia" w:ascii="Times New Roman" w:hAnsi="Times New Roman" w:eastAsia="宋体"/>
                 <w:sz w:val="28"/>
               </w:rPr>
               <w:t>联系电话</w:t>
@@ -526,40 +595,56 @@
               <w:top w:val="single" w:sz="4" w:space="0" w:color="auto"/>
               <w:bottom w:val="single" w:sz="4" w:space="0" w:color="auto"/>
             </w:tcBorders>
-            <w:vAlign w:val="bottom"/>
+            <w:vAlign w:val="center"/>
           </w:tcPr>
           <w:p>
             <w:pPr>
-              <w:spacing w:line="560" w:lineRule="exact"/>
+              <w:keepNext w:val="0"/>
+              <w:widowControl w:val="0"/>
+              <w:spacing w:line="420" w:lineRule="exact" w:before="0" w:after="0"/>
+              <w:ind w:firstLine="0" w:left="0" w:right="0"/>
+              <w:jc w:val="center"/>
               <w:rPr>
                 <w:rFonts w:eastAsia="黑体"/>
                 <w:sz w:val="28"/>
                 <w:u w:val="single"/>
               </w:rPr>
-            </w:pPr>
+              <w:snapToGrid w:val="0"/>
+            </w:pPr>
+            <w:r>
+              <w:rPr>
+                <w:rFonts w:ascii="Times New Roman" w:hAnsi="Times New Roman" w:eastAsia="宋体"/>
+                <w:sz w:val="28"/>
+              </w:rPr>
+              <w:t>010-68913425</w:t>
+            </w:r>
           </w:p>
         </w:tc>
       </w:tr>
       <w:tr>
         <w:trPr>
-          <w:trHeight w:val="851"/>
+          <w:trHeight w:val="600" w:hRule="atLeast"/>
           <w:jc w:val="center"/>
+          <w:cantSplit/>
         </w:trPr>
         <w:tc>
           <w:tcPr>
             <w:tcW w:w="1512" w:type="dxa"/>
-            <w:vAlign w:val="bottom"/>
+            <w:vAlign w:val="center"/>
           </w:tcPr>
           <w:p>
             <w:pPr>
-              <w:spacing w:line="560" w:lineRule="exact"/>
+              <w:keepNext w:val="0"/>
+              <w:widowControl w:val="0"/>
+              <w:spacing w:line="420" w:lineRule="exact" w:before="0" w:after="0"/>
               <w:rPr>
                 <w:sz w:val="28"/>
               </w:rPr>
-            </w:pPr>
-            <w:r>
-              <w:rPr>
-                <w:rFonts w:hint="eastAsia"/>
+              <w:snapToGrid w:val="0"/>
+            </w:pPr>
+            <w:r>
+              <w:rPr>
+                <w:rFonts w:hint="eastAsia" w:ascii="Times New Roman" w:hAnsi="Times New Roman" w:eastAsia="宋体"/>
                 <w:sz w:val="28"/>
               </w:rPr>
               <w:t>E-mail</w:t>
@@ -573,40 +658,56 @@
               <w:top w:val="single" w:sz="4" w:space="0" w:color="auto"/>
               <w:bottom w:val="single" w:sz="4" w:space="0" w:color="auto"/>
             </w:tcBorders>
-            <w:vAlign w:val="bottom"/>
+            <w:vAlign w:val="center"/>
           </w:tcPr>
           <w:p>
             <w:pPr>
-              <w:spacing w:line="560" w:lineRule="exact"/>
+              <w:keepNext w:val="0"/>
+              <w:widowControl w:val="0"/>
+              <w:spacing w:line="420" w:lineRule="exact" w:before="0" w:after="0"/>
+              <w:ind w:firstLine="0" w:left="0" w:right="0"/>
+              <w:jc w:val="center"/>
               <w:rPr>
                 <w:rFonts w:eastAsia="黑体"/>
                 <w:sz w:val="28"/>
                 <w:u w:val="single"/>
               </w:rPr>
-            </w:pPr>
+              <w:snapToGrid w:val="0"/>
+            </w:pPr>
+            <w:r>
+              <w:rPr>
+                <w:rFonts w:ascii="Times New Roman" w:hAnsi="Times New Roman" w:eastAsia="宋体"/>
+                <w:sz w:val="28"/>
+              </w:rPr>
+              <w:t>mshan@bit.edu.cn</w:t>
+            </w:r>
           </w:p>
         </w:tc>
       </w:tr>
       <w:tr>
         <w:trPr>
-          <w:trHeight w:val="851"/>
+          <w:trHeight w:val="600" w:hRule="atLeast"/>
           <w:jc w:val="center"/>
+          <w:cantSplit/>
         </w:trPr>
         <w:tc>
           <w:tcPr>
             <w:tcW w:w="1512" w:type="dxa"/>
-            <w:vAlign w:val="bottom"/>
+            <w:vAlign w:val="center"/>
           </w:tcPr>
           <w:p>
             <w:pPr>
-              <w:spacing w:line="560" w:lineRule="exact"/>
+              <w:keepNext w:val="0"/>
+              <w:widowControl w:val="0"/>
+              <w:spacing w:line="420" w:lineRule="exact" w:before="0" w:after="0"/>
               <w:rPr>
                 <w:sz w:val="28"/>
               </w:rPr>
-            </w:pPr>
-            <w:r>
-              <w:rPr>
-                <w:rFonts w:hint="eastAsia"/>
+              <w:snapToGrid w:val="0"/>
+            </w:pPr>
+            <w:r>
+              <w:rPr>
+                <w:rFonts w:hint="eastAsia" w:ascii="Times New Roman" w:hAnsi="Times New Roman" w:eastAsia="宋体"/>
                 <w:sz w:val="28"/>
               </w:rPr>
               <w:t>申请日期</w:t>
@@ -620,16 +721,19 @@
               <w:top w:val="single" w:sz="4" w:space="0" w:color="auto"/>
               <w:bottom w:val="single" w:sz="4" w:space="0" w:color="auto"/>
             </w:tcBorders>
-            <w:vAlign w:val="bottom"/>
+            <w:vAlign w:val="center"/>
           </w:tcPr>
           <w:p>
             <w:pPr>
-              <w:spacing w:line="560" w:lineRule="exact"/>
+              <w:keepNext w:val="0"/>
+              <w:widowControl w:val="0"/>
+              <w:spacing w:line="420" w:lineRule="exact" w:before="0" w:after="0"/>
               <w:rPr>
                 <w:rFonts w:eastAsia="黑体"/>
                 <w:sz w:val="28"/>
                 <w:u w:val="single"/>
               </w:rPr>
+              <w:snapToGrid w:val="0"/>
             </w:pPr>
           </w:p>
         </w:tc>
@@ -958,7 +1062,7 @@
         <w:t>申 请 项 目 简 表</w:t>
       </w:r>
     </w:p>
-    <w:tbl>
+    <w:tbl xmlns:w="http://schemas.openxmlformats.org/wordprocessingml/2006/main" xmlns:wpc="http://schemas.microsoft.com/office/word/2010/wordprocessingCanvas" xmlns:cx="http://schemas.microsoft.com/office/drawing/2014/chartex" xmlns:cx1="http://schemas.microsoft.com/office/drawing/2015/9/8/chartex" xmlns:cx2="http://schemas.microsoft.com/office/drawing/2015/10/21/chartex" xmlns:cx3="http://schemas.microsoft.com/office/drawing/2016/5/9/chartex" xmlns:cx4="http://schemas.microsoft.com/office/drawing/2016/5/10/chartex" xmlns:cx5="http://schemas.microsoft.com/office/drawing/2016/5/11/chartex" xmlns:cx6="http://schemas.microsoft.com/office/drawing/2016/5/12/chartex" xmlns:cx7="http://schemas.microsoft.com/office/drawing/2016/5/13/chartex" xmlns:cx8="http://schemas.microsoft.com/office/drawing/2016/5/14/chartex" xmlns:mc="http://schemas.openxmlformats.org/markup-compatibility/2006" xmlns:aink="http://schemas.microsoft.com/office/drawing/2016/ink" xmlns:am3d="http://schemas.microsoft.com/office/drawing/2017/model3d" xmlns:o="urn:schemas-microsoft-com:office:office" xmlns:oel="http://schemas.microsoft.com/office/2019/extlst" xmlns:r="http://schemas.openxmlformats.org/officeDocument/2006/relationships" xmlns:m="http://schemas.openxmlformats.org/officeDocument/2006/math" xmlns:v="urn:schemas-microsoft-com:vml" xmlns:wp14="http://schemas.microsoft.com/office/word/2010/wordprocessingDrawing" xmlns:wp="http://schemas.openxmlformats.org/drawingml/2006/wordprocessingDrawing" xmlns:w10="urn:schemas-microsoft-com:office:word" xmlns:w14="http://schemas.microsoft.com/office/word/2010/wordml" xmlns:w15="http://schemas.microsoft.com/office/word/2012/wordml" xmlns:w16cex="http://schemas.microsoft.com/office/word/2018/wordml/cex" xmlns:w16cid="http://schemas.microsoft.com/office/word/2016/wordml/cid" xmlns:w16="http://schemas.microsoft.com/office/word/2018/wordml" xmlns:w16sdtdh="http://schemas.microsoft.com/office/word/2020/wordml/sdtdatahash" xmlns:w16se="http://schemas.microsoft.com/office/word/2015/wordml/symex" xmlns:wpg="http://schemas.microsoft.com/office/word/2010/wordprocessingGroup" xmlns:wpi="http://schemas.microsoft.com/office/word/2010/wordprocessingInk" xmlns:wne="http://schemas.microsoft.com/office/word/2006/wordml" xmlns:wps="http://schemas.microsoft.com/office/word/2010/wordprocessingShape">
       <w:tblPr>
         <w:tblW w:w="4703" w:type="pct"/>
         <w:jc w:val="center"/>
@@ -988,7 +1092,7 @@
       <w:tr>
         <w:trPr>
           <w:cantSplit/>
-          <w:trHeight w:val="495"/>
+          <w:trHeight w:val="495" w:hRule="atLeast"/>
           <w:jc w:val="center"/>
         </w:trPr>
         <w:tc>
@@ -1004,68 +1108,88 @@
           </w:tcPr>
           <w:p>
             <w:pPr>
+              <w:keepNext w:val="0"/>
+              <w:widowControl w:val="0"/>
+              <w:spacing w:before="0" w:after="0" w:line="360" w:lineRule="exact"/>
               <w:jc w:val="center"/>
               <w:rPr>
                 <w:b/>
                 <w:color w:val="000000"/>
               </w:rPr>
-            </w:pPr>
-            <w:r>
-              <w:rPr>
-                <w:rFonts w:hint="eastAsia"/>
+              <w:snapToGrid w:val="0"/>
+            </w:pPr>
+            <w:r>
+              <w:rPr>
+                <w:rFonts w:hint="eastAsia" w:ascii="Times New Roman" w:hAnsi="Times New Roman" w:eastAsia="宋体"/>
                 <w:b/>
                 <w:color w:val="000000"/>
+                <w:sz w:val="21"/>
               </w:rPr>
               <w:t>研</w:t>
             </w:r>
           </w:p>
           <w:p>
             <w:pPr>
+              <w:keepNext w:val="0"/>
+              <w:widowControl w:val="0"/>
+              <w:spacing w:before="0" w:after="0" w:line="360" w:lineRule="exact"/>
               <w:jc w:val="center"/>
               <w:rPr>
                 <w:b/>
                 <w:color w:val="000000"/>
               </w:rPr>
-            </w:pPr>
-            <w:r>
-              <w:rPr>
-                <w:rFonts w:hint="eastAsia"/>
+              <w:snapToGrid w:val="0"/>
+            </w:pPr>
+            <w:r>
+              <w:rPr>
+                <w:rFonts w:hint="eastAsia" w:ascii="Times New Roman" w:hAnsi="Times New Roman" w:eastAsia="宋体"/>
                 <w:b/>
                 <w:color w:val="000000"/>
+                <w:sz w:val="21"/>
               </w:rPr>
               <w:t>究</w:t>
             </w:r>
           </w:p>
           <w:p>
             <w:pPr>
+              <w:keepNext w:val="0"/>
+              <w:widowControl w:val="0"/>
+              <w:spacing w:before="0" w:after="0" w:line="360" w:lineRule="exact"/>
               <w:jc w:val="center"/>
               <w:rPr>
                 <w:b/>
                 <w:color w:val="000000"/>
               </w:rPr>
-            </w:pPr>
-            <w:r>
-              <w:rPr>
-                <w:rFonts w:hint="eastAsia"/>
+              <w:snapToGrid w:val="0"/>
+            </w:pPr>
+            <w:r>
+              <w:rPr>
+                <w:rFonts w:hint="eastAsia" w:ascii="Times New Roman" w:hAnsi="Times New Roman" w:eastAsia="宋体"/>
                 <w:b/>
                 <w:color w:val="000000"/>
+                <w:sz w:val="21"/>
               </w:rPr>
               <w:t>项</w:t>
             </w:r>
           </w:p>
           <w:p>
             <w:pPr>
+              <w:keepNext w:val="0"/>
+              <w:widowControl w:val="0"/>
+              <w:spacing w:before="0" w:after="0" w:line="360" w:lineRule="exact"/>
               <w:jc w:val="center"/>
               <w:rPr>
                 <w:b/>
                 <w:color w:val="000000"/>
               </w:rPr>
-            </w:pPr>
-            <w:r>
-              <w:rPr>
-                <w:rFonts w:hint="eastAsia"/>
+              <w:snapToGrid w:val="0"/>
+            </w:pPr>
+            <w:r>
+              <w:rPr>
+                <w:rFonts w:hint="eastAsia" w:ascii="Times New Roman" w:hAnsi="Times New Roman" w:eastAsia="宋体"/>
                 <w:b/>
                 <w:color w:val="000000"/>
+                <w:sz w:val="21"/>
               </w:rPr>
               <w:t>目</w:t>
             </w:r>
@@ -1083,15 +1207,20 @@
           </w:tcPr>
           <w:p>
             <w:pPr>
+              <w:keepNext w:val="0"/>
+              <w:widowControl w:val="0"/>
+              <w:spacing w:before="0" w:after="0" w:line="360" w:lineRule="exact"/>
               <w:jc w:val="center"/>
               <w:rPr>
                 <w:color w:val="000000"/>
               </w:rPr>
-            </w:pPr>
-            <w:r>
-              <w:rPr>
-                <w:rFonts w:hint="eastAsia"/>
+              <w:snapToGrid w:val="0"/>
+            </w:pPr>
+            <w:r>
+              <w:rPr>
+                <w:rFonts w:hint="eastAsia" w:ascii="Times New Roman" w:hAnsi="Times New Roman" w:eastAsia="宋体"/>
                 <w:color w:val="000000"/>
+                <w:sz w:val="21"/>
               </w:rPr>
               <w:t>项目名称</w:t>
             </w:r>
@@ -1106,20 +1235,34 @@
               <w:left w:val="single" w:sz="8" w:space="0" w:color="auto"/>
               <w:right w:val="single" w:sz="8" w:space="0" w:color="auto"/>
             </w:tcBorders>
+            <w:vAlign w:val="center"/>
           </w:tcPr>
           <w:p>
             <w:pPr>
+              <w:keepNext w:val="0"/>
+              <w:widowControl w:val="0"/>
+              <w:spacing w:before="0" w:after="0" w:line="360" w:lineRule="exact"/>
+              <w:ind w:firstLine="0" w:left="0" w:right="0"/>
+              <w:jc w:val="center"/>
               <w:rPr>
                 <w:color w:val="000000"/>
               </w:rPr>
-            </w:pPr>
+              <w:snapToGrid w:val="0"/>
+            </w:pPr>
+            <w:r>
+              <w:rPr>
+                <w:rFonts w:ascii="Times New Roman" w:hAnsi="Times New Roman" w:eastAsia="宋体"/>
+                <w:sz w:val="21"/>
+              </w:rPr>
+              <w:t>柔性桁架支撑下空间机器人的运动控制与接触引导组装研究</w:t>
+            </w:r>
           </w:p>
         </w:tc>
       </w:tr>
       <w:tr>
         <w:trPr>
           <w:cantSplit/>
-          <w:trHeight w:val="495"/>
+          <w:trHeight w:val="495" w:hRule="atLeast"/>
           <w:jc w:val="center"/>
         </w:trPr>
         <w:tc>
@@ -1135,11 +1278,15 @@
           </w:tcPr>
           <w:p>
             <w:pPr>
+              <w:keepNext w:val="0"/>
+              <w:widowControl w:val="0"/>
+              <w:spacing w:before="0" w:after="0" w:line="360" w:lineRule="exact"/>
               <w:jc w:val="center"/>
               <w:rPr>
                 <w:b/>
                 <w:color w:val="000000"/>
               </w:rPr>
+              <w:snapToGrid w:val="0"/>
             </w:pPr>
           </w:p>
         </w:tc>
@@ -1155,15 +1302,20 @@
           </w:tcPr>
           <w:p>
             <w:pPr>
+              <w:keepNext w:val="0"/>
+              <w:widowControl w:val="0"/>
+              <w:spacing w:before="0" w:after="0" w:line="360" w:lineRule="exact"/>
               <w:jc w:val="center"/>
               <w:rPr>
                 <w:color w:val="000000"/>
               </w:rPr>
-            </w:pPr>
-            <w:r>
-              <w:rPr>
-                <w:rFonts w:hint="eastAsia"/>
+              <w:snapToGrid w:val="0"/>
+            </w:pPr>
+            <w:r>
+              <w:rPr>
+                <w:rFonts w:hint="eastAsia" w:ascii="Times New Roman" w:hAnsi="Times New Roman" w:eastAsia="宋体"/>
                 <w:color w:val="000000"/>
+                <w:sz w:val="21"/>
               </w:rPr>
               <w:t>所属学科</w:t>
             </w:r>
@@ -1178,12 +1330,17 @@
               <w:left w:val="single" w:sz="8" w:space="0" w:color="auto"/>
               <w:right w:val="single" w:sz="8" w:space="0" w:color="auto"/>
             </w:tcBorders>
+            <w:vAlign w:val="center"/>
           </w:tcPr>
           <w:p>
             <w:pPr>
+              <w:keepNext w:val="0"/>
+              <w:widowControl w:val="0"/>
+              <w:spacing w:before="0" w:after="0" w:line="360" w:lineRule="exact"/>
               <w:rPr>
                 <w:color w:val="000000"/>
               </w:rPr>
+              <w:snapToGrid w:val="0"/>
             </w:pPr>
           </w:p>
         </w:tc>
@@ -1191,7 +1348,7 @@
       <w:tr>
         <w:trPr>
           <w:cantSplit/>
-          <w:trHeight w:val="495"/>
+          <w:trHeight w:val="495" w:hRule="atLeast"/>
           <w:jc w:val="center"/>
         </w:trPr>
         <w:tc>
@@ -1206,12 +1363,15 @@
           </w:tcPr>
           <w:p>
             <w:pPr>
-              <w:widowControl/>
+              <w:keepNext w:val="0"/>
+              <w:widowControl w:val="0"/>
+              <w:spacing w:before="0" w:after="0" w:line="360" w:lineRule="exact"/>
               <w:jc w:val="left"/>
               <w:rPr>
                 <w:b/>
                 <w:color w:val="000000"/>
               </w:rPr>
+              <w:snapToGrid w:val="0"/>
             </w:pPr>
           </w:p>
         </w:tc>
@@ -1228,15 +1388,20 @@
           </w:tcPr>
           <w:p>
             <w:pPr>
+              <w:keepNext w:val="0"/>
+              <w:widowControl w:val="0"/>
+              <w:spacing w:before="0" w:after="0" w:line="360" w:lineRule="exact"/>
               <w:jc w:val="center"/>
               <w:rPr>
                 <w:color w:val="000000"/>
               </w:rPr>
-            </w:pPr>
-            <w:r>
-              <w:rPr>
-                <w:rFonts w:hint="eastAsia"/>
+              <w:snapToGrid w:val="0"/>
+            </w:pPr>
+            <w:r>
+              <w:rPr>
+                <w:rFonts w:hint="eastAsia" w:ascii="Times New Roman" w:hAnsi="Times New Roman" w:eastAsia="宋体"/>
                 <w:color w:val="000000"/>
+                <w:sz w:val="21"/>
               </w:rPr>
               <w:t>课题类型</w:t>
             </w:r>
@@ -1256,65 +1421,22 @@
           </w:tcPr>
           <w:p>
             <w:pPr>
+              <w:keepNext w:val="0"/>
+              <w:widowControl w:val="0"/>
+              <w:spacing w:before="0" w:after="0" w:line="360" w:lineRule="exact"/>
+              <w:ind w:firstLine="0" w:left="0" w:right="0"/>
+              <w:jc w:val="left"/>
               <w:rPr>
                 <w:color w:val="000000"/>
               </w:rPr>
-            </w:pPr>
-            <w:r>
-              <w:rPr>
-                <w:rFonts w:ascii="宋体" w:hAnsi="宋体" w:hint="eastAsia"/>
-                <w:color w:val="000000"/>
-              </w:rPr>
-              <w:t>□</w:t>
-            </w:r>
-            <w:r>
-              <w:rPr>
-                <w:rFonts w:hint="eastAsia"/>
-                <w:color w:val="000000"/>
-              </w:rPr>
-              <w:t>重点课题</w:t>
-            </w:r>
-            <w:r>
-              <w:rPr>
-                <w:rFonts w:hint="eastAsia"/>
-                <w:color w:val="000000"/>
-              </w:rPr>
-              <w:t xml:space="preserve">      </w:t>
-            </w:r>
-            <w:r>
-              <w:rPr>
-                <w:rFonts w:ascii="宋体" w:hAnsi="宋体" w:hint="eastAsia"/>
-                <w:color w:val="000000"/>
-              </w:rPr>
-              <w:t>□</w:t>
-            </w:r>
-            <w:r>
-              <w:rPr>
-                <w:rFonts w:hint="eastAsia"/>
-                <w:color w:val="000000"/>
-              </w:rPr>
-              <w:t>面上课题</w:t>
-            </w:r>
-            <w:r>
-              <w:rPr>
-                <w:rFonts w:hint="eastAsia"/>
-                <w:color w:val="000000"/>
-              </w:rPr>
-              <w:t xml:space="preserve">      </w:t>
-            </w:r>
-            <w:r>
-              <w:rPr>
-                <w:rFonts w:ascii="宋体" w:hAnsi="宋体" w:hint="eastAsia"/>
-                <w:color w:val="000000"/>
-              </w:rPr>
-              <w:t>□</w:t>
-            </w:r>
-            <w:r>
-              <w:rPr>
-                <w:rFonts w:hint="eastAsia"/>
-                <w:color w:val="000000"/>
-              </w:rPr>
-              <w:t>青年课题</w:t>
+              <w:snapToGrid w:val="0"/>
+            </w:pPr>
+            <w:r>
+              <w:rPr>
+                <w:rFonts w:ascii="Times New Roman" w:hAnsi="Times New Roman" w:eastAsia="宋体"/>
+                <w:sz w:val="21"/>
+              </w:rPr>
+              <w:t>■重点课题      □面上课题      □青年课题</w:t>
             </w:r>
           </w:p>
         </w:tc>
@@ -1322,7 +1444,7 @@
       <w:tr>
         <w:trPr>
           <w:cantSplit/>
-          <w:trHeight w:val="495"/>
+          <w:trHeight w:val="495" w:hRule="atLeast"/>
           <w:jc w:val="center"/>
         </w:trPr>
         <w:tc>
@@ -1337,12 +1459,15 @@
           </w:tcPr>
           <w:p>
             <w:pPr>
-              <w:widowControl/>
+              <w:keepNext w:val="0"/>
+              <w:widowControl w:val="0"/>
+              <w:spacing w:before="0" w:after="0" w:line="360" w:lineRule="exact"/>
               <w:jc w:val="left"/>
               <w:rPr>
                 <w:b/>
                 <w:color w:val="000000"/>
               </w:rPr>
+              <w:snapToGrid w:val="0"/>
             </w:pPr>
           </w:p>
         </w:tc>
@@ -1359,15 +1484,20 @@
           </w:tcPr>
           <w:p>
             <w:pPr>
+              <w:keepNext w:val="0"/>
+              <w:widowControl w:val="0"/>
+              <w:spacing w:before="0" w:after="0" w:line="360" w:lineRule="exact"/>
               <w:jc w:val="center"/>
               <w:rPr>
                 <w:color w:val="000000"/>
               </w:rPr>
-            </w:pPr>
-            <w:r>
-              <w:rPr>
-                <w:rFonts w:hint="eastAsia"/>
+              <w:snapToGrid w:val="0"/>
+            </w:pPr>
+            <w:r>
+              <w:rPr>
+                <w:rFonts w:hint="eastAsia" w:ascii="Times New Roman" w:hAnsi="Times New Roman" w:eastAsia="宋体"/>
                 <w:color w:val="000000"/>
+                <w:sz w:val="21"/>
               </w:rPr>
               <w:t>研究年限</w:t>
             </w:r>
@@ -1383,14 +1513,31 @@
               <w:bottom w:val="single" w:sz="8" w:space="0" w:color="auto"/>
               <w:right w:val="single" w:sz="8" w:space="0" w:color="auto"/>
             </w:tcBorders>
+            <w:vAlign w:val="center"/>
           </w:tcPr>
-          <w:p/>
+          <w:p>
+            <w:pPr>
+              <w:keepNext w:val="0"/>
+              <w:widowControl w:val="0"/>
+              <w:spacing w:before="0" w:after="0" w:line="360" w:lineRule="exact"/>
+              <w:snapToGrid w:val="0"/>
+              <w:ind w:firstLine="0" w:left="0" w:right="0"/>
+              <w:jc w:val="center"/>
+            </w:pPr>
+            <w:r>
+              <w:rPr>
+                <w:rFonts w:ascii="Times New Roman" w:hAnsi="Times New Roman" w:eastAsia="宋体"/>
+                <w:sz w:val="21"/>
+              </w:rPr>
+              <w:t>2027年1月—2028年12月</w:t>
+            </w:r>
+          </w:p>
         </w:tc>
       </w:tr>
       <w:tr>
         <w:trPr>
           <w:cantSplit/>
-          <w:trHeight w:val="495"/>
+          <w:trHeight w:val="495" w:hRule="atLeast"/>
           <w:jc w:val="center"/>
         </w:trPr>
         <w:tc>
@@ -1405,12 +1552,15 @@
           </w:tcPr>
           <w:p>
             <w:pPr>
-              <w:widowControl/>
+              <w:keepNext w:val="0"/>
+              <w:widowControl w:val="0"/>
+              <w:spacing w:before="0" w:after="0" w:line="360" w:lineRule="exact"/>
               <w:jc w:val="left"/>
               <w:rPr>
                 <w:b/>
                 <w:color w:val="000000"/>
               </w:rPr>
+              <w:snapToGrid w:val="0"/>
             </w:pPr>
           </w:p>
         </w:tc>
@@ -1427,15 +1577,20 @@
           </w:tcPr>
           <w:p>
             <w:pPr>
+              <w:keepNext w:val="0"/>
+              <w:widowControl w:val="0"/>
+              <w:spacing w:before="0" w:after="0" w:line="360" w:lineRule="exact"/>
               <w:jc w:val="center"/>
               <w:rPr>
                 <w:color w:val="000000"/>
               </w:rPr>
-            </w:pPr>
-            <w:r>
-              <w:rPr>
-                <w:rFonts w:hint="eastAsia"/>
+              <w:snapToGrid w:val="0"/>
+            </w:pPr>
+            <w:r>
+              <w:rPr>
+                <w:rFonts w:hint="eastAsia" w:ascii="Times New Roman" w:hAnsi="Times New Roman" w:eastAsia="宋体"/>
                 <w:color w:val="000000"/>
+                <w:sz w:val="21"/>
               </w:rPr>
               <w:t>申请经费</w:t>
             </w:r>
@@ -1455,17 +1610,22 @@
           </w:tcPr>
           <w:p>
             <w:pPr>
-              <w:jc w:val="right"/>
+              <w:keepNext w:val="0"/>
+              <w:widowControl w:val="0"/>
+              <w:spacing w:before="0" w:after="0" w:line="360" w:lineRule="exact"/>
+              <w:ind w:firstLine="0" w:left="0" w:right="0"/>
+              <w:jc w:val="center"/>
               <w:rPr>
                 <w:color w:val="000000"/>
               </w:rPr>
-            </w:pPr>
-            <w:r>
-              <w:rPr>
-                <w:rFonts w:hint="eastAsia"/>
-                <w:color w:val="000000"/>
-              </w:rPr>
-              <w:t>（万元）</w:t>
+              <w:snapToGrid w:val="0"/>
+            </w:pPr>
+            <w:r>
+              <w:rPr>
+                <w:rFonts w:ascii="Times New Roman" w:hAnsi="Times New Roman" w:eastAsia="宋体"/>
+                <w:sz w:val="21"/>
+              </w:rPr>
+              <w:t>30.00（万元）</w:t>
             </w:r>
           </w:p>
         </w:tc>
@@ -1483,15 +1643,20 @@
           </w:tcPr>
           <w:p>
             <w:pPr>
+              <w:keepNext w:val="0"/>
+              <w:widowControl w:val="0"/>
+              <w:spacing w:before="0" w:after="0" w:line="360" w:lineRule="exact"/>
               <w:jc w:val="center"/>
               <w:rPr>
                 <w:color w:val="000000"/>
               </w:rPr>
-            </w:pPr>
-            <w:r>
-              <w:rPr>
-                <w:rFonts w:hint="eastAsia"/>
+              <w:snapToGrid w:val="0"/>
+            </w:pPr>
+            <w:r>
+              <w:rPr>
+                <w:rFonts w:hint="eastAsia" w:ascii="Times New Roman" w:hAnsi="Times New Roman" w:eastAsia="宋体"/>
                 <w:color w:val="000000"/>
+                <w:sz w:val="21"/>
               </w:rPr>
               <w:t>研究性质</w:t>
             </w:r>
@@ -1507,14 +1672,31 @@
               <w:bottom w:val="single" w:sz="8" w:space="0" w:color="auto"/>
               <w:right w:val="single" w:sz="8" w:space="0" w:color="auto"/>
             </w:tcBorders>
+            <w:vAlign w:val="center"/>
           </w:tcPr>
-          <w:p/>
+          <w:p>
+            <w:pPr>
+              <w:keepNext w:val="0"/>
+              <w:widowControl w:val="0"/>
+              <w:spacing w:before="0" w:after="0" w:line="360" w:lineRule="exact"/>
+              <w:snapToGrid w:val="0"/>
+              <w:ind w:firstLine="0" w:left="0" w:right="0"/>
+              <w:jc w:val="center"/>
+            </w:pPr>
+            <w:r>
+              <w:rPr>
+                <w:rFonts w:ascii="Times New Roman" w:hAnsi="Times New Roman" w:eastAsia="宋体"/>
+                <w:sz w:val="21"/>
+              </w:rPr>
+              <w:t>应用基础研究</w:t>
+            </w:r>
+          </w:p>
         </w:tc>
       </w:tr>
       <w:tr>
         <w:trPr>
           <w:cantSplit/>
-          <w:trHeight w:val="495"/>
+          <w:trHeight w:val="495" w:hRule="atLeast"/>
           <w:jc w:val="center"/>
         </w:trPr>
         <w:tc>
@@ -1531,61 +1713,84 @@
           </w:tcPr>
           <w:p>
             <w:pPr>
+              <w:keepNext w:val="0"/>
+              <w:widowControl w:val="0"/>
+              <w:spacing w:before="0" w:after="0" w:line="360" w:lineRule="exact"/>
               <w:jc w:val="center"/>
               <w:rPr>
                 <w:b/>
               </w:rPr>
-            </w:pPr>
-            <w:r>
-              <w:rPr>
-                <w:rFonts w:hint="eastAsia"/>
+              <w:snapToGrid w:val="0"/>
+            </w:pPr>
+            <w:r>
+              <w:rPr>
+                <w:rFonts w:hint="eastAsia" w:ascii="Times New Roman" w:hAnsi="Times New Roman" w:eastAsia="宋体"/>
                 <w:b/>
+                <w:sz w:val="21"/>
               </w:rPr>
               <w:t>申</w:t>
             </w:r>
           </w:p>
           <w:p>
             <w:pPr>
+              <w:keepNext w:val="0"/>
+              <w:widowControl w:val="0"/>
+              <w:spacing w:before="0" w:after="0" w:line="360" w:lineRule="exact"/>
               <w:jc w:val="center"/>
               <w:rPr>
                 <w:b/>
               </w:rPr>
-            </w:pPr>
-          </w:p>
-          <w:p>
-            <w:pPr>
+              <w:snapToGrid w:val="0"/>
+            </w:pPr>
+          </w:p>
+          <w:p>
+            <w:pPr>
+              <w:keepNext w:val="0"/>
+              <w:widowControl w:val="0"/>
+              <w:spacing w:before="0" w:after="0" w:line="360" w:lineRule="exact"/>
               <w:jc w:val="center"/>
               <w:rPr>
                 <w:b/>
               </w:rPr>
-            </w:pPr>
-            <w:r>
-              <w:rPr>
-                <w:rFonts w:hint="eastAsia"/>
+              <w:snapToGrid w:val="0"/>
+            </w:pPr>
+            <w:r>
+              <w:rPr>
+                <w:rFonts w:hint="eastAsia" w:ascii="Times New Roman" w:hAnsi="Times New Roman" w:eastAsia="宋体"/>
                 <w:b/>
+                <w:sz w:val="21"/>
               </w:rPr>
               <w:t>请</w:t>
             </w:r>
           </w:p>
           <w:p>
             <w:pPr>
+              <w:keepNext w:val="0"/>
+              <w:widowControl w:val="0"/>
+              <w:spacing w:before="0" w:after="0" w:line="360" w:lineRule="exact"/>
               <w:jc w:val="center"/>
               <w:rPr>
                 <w:b/>
               </w:rPr>
-            </w:pPr>
-          </w:p>
-          <w:p>
-            <w:pPr>
+              <w:snapToGrid w:val="0"/>
+            </w:pPr>
+          </w:p>
+          <w:p>
+            <w:pPr>
+              <w:keepNext w:val="0"/>
+              <w:widowControl w:val="0"/>
+              <w:spacing w:before="0" w:after="0" w:line="360" w:lineRule="exact"/>
               <w:jc w:val="center"/>
               <w:rPr>
                 <w:b/>
               </w:rPr>
-            </w:pPr>
-            <w:r>
-              <w:rPr>
-                <w:rFonts w:hint="eastAsia"/>
+              <w:snapToGrid w:val="0"/>
+            </w:pPr>
+            <w:r>
+              <w:rPr>
+                <w:rFonts w:hint="eastAsia" w:ascii="Times New Roman" w:hAnsi="Times New Roman" w:eastAsia="宋体"/>
                 <w:b/>
+                <w:sz w:val="21"/>
               </w:rPr>
               <w:t>者</w:t>
             </w:r>
@@ -1604,20 +1809,30 @@
           </w:tcPr>
           <w:p>
             <w:pPr>
+              <w:keepNext w:val="0"/>
+              <w:widowControl w:val="0"/>
+              <w:spacing w:before="0" w:after="0" w:line="360" w:lineRule="exact"/>
               <w:jc w:val="center"/>
-            </w:pPr>
-            <w:r>
-              <w:rPr>
-                <w:rFonts w:hint="eastAsia"/>
+              <w:snapToGrid w:val="0"/>
+            </w:pPr>
+            <w:r>
+              <w:rPr>
+                <w:rFonts w:hint="eastAsia" w:ascii="Times New Roman" w:hAnsi="Times New Roman" w:eastAsia="宋体"/>
+                <w:sz w:val="21"/>
               </w:rPr>
               <w:t>姓</w:t>
             </w:r>
             <w:r>
+              <w:rPr>
+                <w:rFonts w:ascii="Times New Roman" w:hAnsi="Times New Roman" w:eastAsia="宋体"/>
+                <w:sz w:val="21"/>
+              </w:rPr>
               <w:t xml:space="preserve">    </w:t>
             </w:r>
             <w:r>
               <w:rPr>
-                <w:rFonts w:hint="eastAsia"/>
+                <w:rFonts w:hint="eastAsia" w:ascii="Times New Roman" w:hAnsi="Times New Roman" w:eastAsia="宋体"/>
+                <w:sz w:val="21"/>
               </w:rPr>
               <w:t>名</w:t>
             </w:r>
@@ -1633,8 +1848,25 @@
               <w:bottom w:val="single" w:sz="8" w:space="0" w:color="auto"/>
               <w:right w:val="single" w:sz="8" w:space="0" w:color="auto"/>
             </w:tcBorders>
+            <w:vAlign w:val="center"/>
           </w:tcPr>
-          <w:p/>
+          <w:p>
+            <w:pPr>
+              <w:keepNext w:val="0"/>
+              <w:widowControl w:val="0"/>
+              <w:spacing w:before="0" w:after="0" w:line="360" w:lineRule="exact"/>
+              <w:snapToGrid w:val="0"/>
+              <w:ind w:firstLine="0" w:left="0" w:right="0"/>
+              <w:jc w:val="center"/>
+            </w:pPr>
+            <w:r>
+              <w:rPr>
+                <w:rFonts w:ascii="Times New Roman" w:hAnsi="Times New Roman" w:eastAsia="宋体"/>
+                <w:sz w:val="21"/>
+              </w:rPr>
+              <w:t>单明贺</w:t>
+            </w:r>
+          </w:p>
         </w:tc>
         <w:tc>
           <w:tcPr>
@@ -1650,20 +1882,30 @@
           </w:tcPr>
           <w:p>
             <w:pPr>
+              <w:keepNext w:val="0"/>
+              <w:widowControl w:val="0"/>
+              <w:spacing w:before="0" w:after="0" w:line="360" w:lineRule="exact"/>
               <w:jc w:val="center"/>
-            </w:pPr>
-            <w:r>
-              <w:rPr>
-                <w:rFonts w:hint="eastAsia"/>
+              <w:snapToGrid w:val="0"/>
+            </w:pPr>
+            <w:r>
+              <w:rPr>
+                <w:rFonts w:hint="eastAsia" w:ascii="Times New Roman" w:hAnsi="Times New Roman" w:eastAsia="宋体"/>
+                <w:sz w:val="21"/>
               </w:rPr>
               <w:t>性</w:t>
             </w:r>
             <w:r>
+              <w:rPr>
+                <w:rFonts w:ascii="Times New Roman" w:hAnsi="Times New Roman" w:eastAsia="宋体"/>
+                <w:sz w:val="21"/>
+              </w:rPr>
               <w:t xml:space="preserve">    </w:t>
             </w:r>
             <w:r>
               <w:rPr>
-                <w:rFonts w:hint="eastAsia"/>
+                <w:rFonts w:hint="eastAsia" w:ascii="Times New Roman" w:hAnsi="Times New Roman" w:eastAsia="宋体"/>
+                <w:sz w:val="21"/>
               </w:rPr>
               <w:t>别</w:t>
             </w:r>
@@ -1679,14 +1921,31 @@
               <w:bottom w:val="single" w:sz="8" w:space="0" w:color="auto"/>
               <w:right w:val="single" w:sz="8" w:space="0" w:color="auto"/>
             </w:tcBorders>
+            <w:vAlign w:val="center"/>
           </w:tcPr>
-          <w:p/>
+          <w:p>
+            <w:pPr>
+              <w:keepNext w:val="0"/>
+              <w:widowControl w:val="0"/>
+              <w:spacing w:before="0" w:after="0" w:line="360" w:lineRule="exact"/>
+              <w:snapToGrid w:val="0"/>
+              <w:ind w:firstLine="0" w:left="0" w:right="0"/>
+              <w:jc w:val="center"/>
+            </w:pPr>
+            <w:r>
+              <w:rPr>
+                <w:rFonts w:ascii="Times New Roman" w:hAnsi="Times New Roman" w:eastAsia="宋体"/>
+                <w:sz w:val="21"/>
+              </w:rPr>
+              <w:t>男</w:t>
+            </w:r>
+          </w:p>
         </w:tc>
       </w:tr>
       <w:tr>
         <w:trPr>
           <w:cantSplit/>
-          <w:trHeight w:val="495"/>
+          <w:trHeight w:val="495" w:hRule="atLeast"/>
           <w:jc w:val="center"/>
         </w:trPr>
         <w:tc>
@@ -1703,11 +1962,14 @@
           </w:tcPr>
           <w:p>
             <w:pPr>
-              <w:widowControl/>
+              <w:keepNext w:val="0"/>
+              <w:widowControl w:val="0"/>
+              <w:spacing w:before="0" w:after="0" w:line="360" w:lineRule="exact"/>
               <w:jc w:val="left"/>
               <w:rPr>
                 <w:b/>
               </w:rPr>
+              <w:snapToGrid w:val="0"/>
             </w:pPr>
           </w:p>
         </w:tc>
@@ -1724,11 +1986,16 @@
           </w:tcPr>
           <w:p>
             <w:pPr>
+              <w:keepNext w:val="0"/>
+              <w:widowControl w:val="0"/>
+              <w:spacing w:before="0" w:after="0" w:line="360" w:lineRule="exact"/>
               <w:jc w:val="center"/>
-            </w:pPr>
-            <w:r>
-              <w:rPr>
-                <w:rFonts w:hint="eastAsia"/>
+              <w:snapToGrid w:val="0"/>
+            </w:pPr>
+            <w:r>
+              <w:rPr>
+                <w:rFonts w:hint="eastAsia" w:ascii="Times New Roman" w:hAnsi="Times New Roman" w:eastAsia="宋体"/>
+                <w:sz w:val="21"/>
               </w:rPr>
               <w:t>出生年月</w:t>
             </w:r>
@@ -1744,8 +2011,25 @@
               <w:bottom w:val="single" w:sz="8" w:space="0" w:color="auto"/>
               <w:right w:val="single" w:sz="8" w:space="0" w:color="auto"/>
             </w:tcBorders>
+            <w:vAlign w:val="center"/>
           </w:tcPr>
-          <w:p/>
+          <w:p>
+            <w:pPr>
+              <w:keepNext w:val="0"/>
+              <w:widowControl w:val="0"/>
+              <w:spacing w:before="0" w:after="0" w:line="360" w:lineRule="exact"/>
+              <w:snapToGrid w:val="0"/>
+              <w:ind w:firstLine="0" w:left="0" w:right="0"/>
+              <w:jc w:val="center"/>
+            </w:pPr>
+            <w:r>
+              <w:rPr>
+                <w:rFonts w:ascii="Times New Roman" w:hAnsi="Times New Roman" w:eastAsia="宋体"/>
+                <w:sz w:val="21"/>
+              </w:rPr>
+              <w:t>1989年11月</w:t>
+            </w:r>
+          </w:p>
         </w:tc>
         <w:tc>
           <w:tcPr>
@@ -1761,20 +2045,30 @@
           </w:tcPr>
           <w:p>
             <w:pPr>
+              <w:keepNext w:val="0"/>
+              <w:widowControl w:val="0"/>
+              <w:spacing w:before="0" w:after="0" w:line="360" w:lineRule="exact"/>
               <w:jc w:val="center"/>
-            </w:pPr>
-            <w:r>
-              <w:rPr>
-                <w:rFonts w:hint="eastAsia"/>
+              <w:snapToGrid w:val="0"/>
+            </w:pPr>
+            <w:r>
+              <w:rPr>
+                <w:rFonts w:hint="eastAsia" w:ascii="Times New Roman" w:hAnsi="Times New Roman" w:eastAsia="宋体"/>
+                <w:sz w:val="21"/>
               </w:rPr>
               <w:t>职</w:t>
             </w:r>
             <w:r>
+              <w:rPr>
+                <w:rFonts w:ascii="Times New Roman" w:hAnsi="Times New Roman" w:eastAsia="宋体"/>
+                <w:sz w:val="21"/>
+              </w:rPr>
               <w:t xml:space="preserve">    </w:t>
             </w:r>
             <w:r>
               <w:rPr>
-                <w:rFonts w:hint="eastAsia"/>
+                <w:rFonts w:hint="eastAsia" w:ascii="Times New Roman" w:hAnsi="Times New Roman" w:eastAsia="宋体"/>
+                <w:sz w:val="21"/>
               </w:rPr>
               <w:t>称</w:t>
             </w:r>
@@ -1790,14 +2084,31 @@
               <w:bottom w:val="single" w:sz="8" w:space="0" w:color="auto"/>
               <w:right w:val="single" w:sz="8" w:space="0" w:color="auto"/>
             </w:tcBorders>
+            <w:vAlign w:val="center"/>
           </w:tcPr>
-          <w:p/>
+          <w:p>
+            <w:pPr>
+              <w:keepNext w:val="0"/>
+              <w:widowControl w:val="0"/>
+              <w:spacing w:before="0" w:after="0" w:line="360" w:lineRule="exact"/>
+              <w:snapToGrid w:val="0"/>
+              <w:ind w:firstLine="0" w:left="0" w:right="0"/>
+              <w:jc w:val="center"/>
+            </w:pPr>
+            <w:r>
+              <w:rPr>
+                <w:rFonts w:ascii="Times New Roman" w:hAnsi="Times New Roman" w:eastAsia="宋体"/>
+                <w:sz w:val="21"/>
+              </w:rPr>
+              <w:t>教授</w:t>
+            </w:r>
+          </w:p>
         </w:tc>
       </w:tr>
       <w:tr>
         <w:trPr>
           <w:cantSplit/>
-          <w:trHeight w:val="495"/>
+          <w:trHeight w:val="495" w:hRule="atLeast"/>
           <w:jc w:val="center"/>
         </w:trPr>
         <w:tc>
@@ -1814,11 +2125,14 @@
           </w:tcPr>
           <w:p>
             <w:pPr>
-              <w:widowControl/>
+              <w:keepNext w:val="0"/>
+              <w:widowControl w:val="0"/>
+              <w:spacing w:before="0" w:after="0" w:line="360" w:lineRule="exact"/>
               <w:jc w:val="left"/>
               <w:rPr>
                 <w:b/>
               </w:rPr>
+              <w:snapToGrid w:val="0"/>
             </w:pPr>
           </w:p>
         </w:tc>
@@ -1835,20 +2149,30 @@
           </w:tcPr>
           <w:p>
             <w:pPr>
+              <w:keepNext w:val="0"/>
+              <w:widowControl w:val="0"/>
+              <w:spacing w:before="0" w:after="0" w:line="360" w:lineRule="exact"/>
               <w:jc w:val="center"/>
-            </w:pPr>
-            <w:r>
-              <w:rPr>
-                <w:rFonts w:hint="eastAsia"/>
+              <w:snapToGrid w:val="0"/>
+            </w:pPr>
+            <w:r>
+              <w:rPr>
+                <w:rFonts w:hint="eastAsia" w:ascii="Times New Roman" w:hAnsi="Times New Roman" w:eastAsia="宋体"/>
+                <w:sz w:val="21"/>
               </w:rPr>
               <w:t>学</w:t>
             </w:r>
             <w:r>
+              <w:rPr>
+                <w:rFonts w:ascii="Times New Roman" w:hAnsi="Times New Roman" w:eastAsia="宋体"/>
+                <w:sz w:val="21"/>
+              </w:rPr>
               <w:t xml:space="preserve">    </w:t>
             </w:r>
             <w:r>
               <w:rPr>
-                <w:rFonts w:hint="eastAsia"/>
+                <w:rFonts w:hint="eastAsia" w:ascii="Times New Roman" w:hAnsi="Times New Roman" w:eastAsia="宋体"/>
+                <w:sz w:val="21"/>
               </w:rPr>
               <w:t>位</w:t>
             </w:r>
@@ -1864,8 +2188,25 @@
               <w:bottom w:val="single" w:sz="8" w:space="0" w:color="auto"/>
               <w:right w:val="single" w:sz="8" w:space="0" w:color="auto"/>
             </w:tcBorders>
+            <w:vAlign w:val="center"/>
           </w:tcPr>
-          <w:p/>
+          <w:p>
+            <w:pPr>
+              <w:keepNext w:val="0"/>
+              <w:widowControl w:val="0"/>
+              <w:spacing w:before="0" w:after="0" w:line="360" w:lineRule="exact"/>
+              <w:snapToGrid w:val="0"/>
+              <w:ind w:firstLine="0" w:left="0" w:right="0"/>
+              <w:jc w:val="center"/>
+            </w:pPr>
+            <w:r>
+              <w:rPr>
+                <w:rFonts w:ascii="Times New Roman" w:hAnsi="Times New Roman" w:eastAsia="宋体"/>
+                <w:sz w:val="21"/>
+              </w:rPr>
+              <w:t>博士</w:t>
+            </w:r>
+          </w:p>
         </w:tc>
         <w:tc>
           <w:tcPr>
@@ -1881,11 +2222,16 @@
           </w:tcPr>
           <w:p>
             <w:pPr>
+              <w:keepNext w:val="0"/>
+              <w:widowControl w:val="0"/>
+              <w:spacing w:before="0" w:after="0" w:line="360" w:lineRule="exact"/>
               <w:jc w:val="center"/>
-            </w:pPr>
-            <w:r>
-              <w:rPr>
-                <w:rFonts w:hint="eastAsia"/>
+              <w:snapToGrid w:val="0"/>
+            </w:pPr>
+            <w:r>
+              <w:rPr>
+                <w:rFonts w:hint="eastAsia" w:ascii="Times New Roman" w:hAnsi="Times New Roman" w:eastAsia="宋体"/>
+                <w:sz w:val="21"/>
               </w:rPr>
               <w:t>从事专业</w:t>
             </w:r>
@@ -1901,14 +2247,31 @@
               <w:bottom w:val="single" w:sz="8" w:space="0" w:color="auto"/>
               <w:right w:val="single" w:sz="8" w:space="0" w:color="auto"/>
             </w:tcBorders>
+            <w:vAlign w:val="center"/>
           </w:tcPr>
-          <w:p/>
+          <w:p>
+            <w:pPr>
+              <w:keepNext w:val="0"/>
+              <w:widowControl w:val="0"/>
+              <w:spacing w:before="0" w:after="0" w:line="360" w:lineRule="exact"/>
+              <w:snapToGrid w:val="0"/>
+              <w:ind w:firstLine="0" w:left="0" w:right="0"/>
+              <w:jc w:val="center"/>
+            </w:pPr>
+            <w:r>
+              <w:rPr>
+                <w:rFonts w:ascii="Times New Roman" w:hAnsi="Times New Roman" w:eastAsia="宋体"/>
+                <w:sz w:val="21"/>
+              </w:rPr>
+              <w:t>动力学与控制</w:t>
+            </w:r>
+          </w:p>
         </w:tc>
       </w:tr>
       <w:tr>
         <w:trPr>
           <w:cantSplit/>
-          <w:trHeight w:val="495"/>
+          <w:trHeight w:val="495" w:hRule="atLeast"/>
           <w:jc w:val="center"/>
         </w:trPr>
         <w:tc>
@@ -1925,11 +2288,14 @@
           </w:tcPr>
           <w:p>
             <w:pPr>
-              <w:widowControl/>
+              <w:keepNext w:val="0"/>
+              <w:widowControl w:val="0"/>
+              <w:spacing w:before="0" w:after="0" w:line="360" w:lineRule="exact"/>
               <w:jc w:val="left"/>
               <w:rPr>
                 <w:b/>
               </w:rPr>
+              <w:snapToGrid w:val="0"/>
             </w:pPr>
           </w:p>
         </w:tc>
@@ -1946,11 +2312,16 @@
           </w:tcPr>
           <w:p>
             <w:pPr>
+              <w:keepNext w:val="0"/>
+              <w:widowControl w:val="0"/>
+              <w:spacing w:before="0" w:after="0" w:line="360" w:lineRule="exact"/>
               <w:jc w:val="center"/>
-            </w:pPr>
-            <w:r>
-              <w:rPr>
-                <w:rFonts w:hint="eastAsia"/>
+              <w:snapToGrid w:val="0"/>
+            </w:pPr>
+            <w:r>
+              <w:rPr>
+                <w:rFonts w:hint="eastAsia" w:ascii="Times New Roman" w:hAnsi="Times New Roman" w:eastAsia="宋体"/>
+                <w:sz w:val="21"/>
               </w:rPr>
               <w:t>联系电话</w:t>
             </w:r>
@@ -1966,8 +2337,25 @@
               <w:bottom w:val="single" w:sz="8" w:space="0" w:color="auto"/>
               <w:right w:val="single" w:sz="8" w:space="0" w:color="auto"/>
             </w:tcBorders>
+            <w:vAlign w:val="center"/>
           </w:tcPr>
-          <w:p/>
+          <w:p>
+            <w:pPr>
+              <w:keepNext w:val="0"/>
+              <w:widowControl w:val="0"/>
+              <w:spacing w:before="0" w:after="0" w:line="360" w:lineRule="exact"/>
+              <w:snapToGrid w:val="0"/>
+              <w:ind w:firstLine="0" w:left="0" w:right="0"/>
+              <w:jc w:val="center"/>
+            </w:pPr>
+            <w:r>
+              <w:rPr>
+                <w:rFonts w:ascii="Times New Roman" w:hAnsi="Times New Roman" w:eastAsia="宋体"/>
+                <w:sz w:val="21"/>
+              </w:rPr>
+              <w:t>010-68913425</w:t>
+            </w:r>
+          </w:p>
         </w:tc>
         <w:tc>
           <w:tcPr>
@@ -1983,11 +2371,16 @@
           </w:tcPr>
           <w:p>
             <w:pPr>
+              <w:keepNext w:val="0"/>
+              <w:widowControl w:val="0"/>
+              <w:spacing w:before="0" w:after="0" w:line="360" w:lineRule="exact"/>
               <w:jc w:val="center"/>
-            </w:pPr>
-            <w:r>
-              <w:rPr>
-                <w:rFonts w:hint="eastAsia"/>
+              <w:snapToGrid w:val="0"/>
+            </w:pPr>
+            <w:r>
+              <w:rPr>
+                <w:rFonts w:hint="eastAsia" w:ascii="Times New Roman" w:hAnsi="Times New Roman" w:eastAsia="宋体"/>
+                <w:sz w:val="21"/>
               </w:rPr>
               <w:t>手机号码</w:t>
             </w:r>
@@ -2003,14 +2396,31 @@
               <w:bottom w:val="single" w:sz="8" w:space="0" w:color="auto"/>
               <w:right w:val="single" w:sz="8" w:space="0" w:color="auto"/>
             </w:tcBorders>
+            <w:vAlign w:val="center"/>
           </w:tcPr>
-          <w:p/>
+          <w:p>
+            <w:pPr>
+              <w:keepNext w:val="0"/>
+              <w:widowControl w:val="0"/>
+              <w:spacing w:before="0" w:after="0" w:line="360" w:lineRule="exact"/>
+              <w:snapToGrid w:val="0"/>
+              <w:ind w:firstLine="0" w:left="0" w:right="0"/>
+              <w:jc w:val="center"/>
+            </w:pPr>
+            <w:r>
+              <w:rPr>
+                <w:rFonts w:ascii="Times New Roman" w:hAnsi="Times New Roman" w:eastAsia="宋体"/>
+                <w:sz w:val="21"/>
+              </w:rPr>
+              <w:t>18515566252</w:t>
+            </w:r>
+          </w:p>
         </w:tc>
       </w:tr>
       <w:tr>
         <w:trPr>
           <w:cantSplit/>
-          <w:trHeight w:val="495"/>
+          <w:trHeight w:val="495" w:hRule="atLeast"/>
           <w:jc w:val="center"/>
         </w:trPr>
         <w:tc>
@@ -2027,11 +2437,14 @@
           </w:tcPr>
           <w:p>
             <w:pPr>
-              <w:widowControl/>
+              <w:keepNext w:val="0"/>
+              <w:widowControl w:val="0"/>
+              <w:spacing w:before="0" w:after="0" w:line="360" w:lineRule="exact"/>
               <w:jc w:val="left"/>
               <w:rPr>
                 <w:b/>
               </w:rPr>
+              <w:snapToGrid w:val="0"/>
             </w:pPr>
           </w:p>
         </w:tc>
@@ -2048,11 +2461,16 @@
           </w:tcPr>
           <w:p>
             <w:pPr>
+              <w:keepNext w:val="0"/>
+              <w:widowControl w:val="0"/>
+              <w:spacing w:before="0" w:after="0" w:line="360" w:lineRule="exact"/>
               <w:jc w:val="center"/>
-            </w:pPr>
-            <w:r>
-              <w:rPr>
-                <w:rFonts w:hint="eastAsia"/>
+              <w:snapToGrid w:val="0"/>
+            </w:pPr>
+            <w:r>
+              <w:rPr>
+                <w:rFonts w:hint="eastAsia" w:ascii="Times New Roman" w:hAnsi="Times New Roman" w:eastAsia="宋体"/>
+                <w:sz w:val="21"/>
               </w:rPr>
               <w:t>所在单位</w:t>
             </w:r>
@@ -2068,14 +2486,31 @@
               <w:bottom w:val="single" w:sz="8" w:space="0" w:color="auto"/>
               <w:right w:val="single" w:sz="8" w:space="0" w:color="auto"/>
             </w:tcBorders>
+            <w:vAlign w:val="center"/>
           </w:tcPr>
-          <w:p/>
+          <w:p>
+            <w:pPr>
+              <w:keepNext w:val="0"/>
+              <w:widowControl w:val="0"/>
+              <w:spacing w:before="0" w:after="0" w:line="360" w:lineRule="exact"/>
+              <w:snapToGrid w:val="0"/>
+              <w:ind w:firstLine="0" w:left="0" w:right="0"/>
+              <w:jc w:val="center"/>
+            </w:pPr>
+            <w:r>
+              <w:rPr>
+                <w:rFonts w:ascii="Times New Roman" w:hAnsi="Times New Roman" w:eastAsia="宋体"/>
+                <w:sz w:val="21"/>
+              </w:rPr>
+              <w:t>北京理工大学宇航学院</w:t>
+            </w:r>
+          </w:p>
         </w:tc>
       </w:tr>
       <w:tr>
         <w:trPr>
           <w:cantSplit/>
-          <w:trHeight w:val="495"/>
+          <w:trHeight w:val="495" w:hRule="atLeast"/>
           <w:jc w:val="center"/>
         </w:trPr>
         <w:tc>
@@ -2092,11 +2527,14 @@
           </w:tcPr>
           <w:p>
             <w:pPr>
-              <w:widowControl/>
+              <w:keepNext w:val="0"/>
+              <w:widowControl w:val="0"/>
+              <w:spacing w:before="0" w:after="0" w:line="360" w:lineRule="exact"/>
               <w:jc w:val="left"/>
               <w:rPr>
                 <w:b/>
               </w:rPr>
+              <w:snapToGrid w:val="0"/>
             </w:pPr>
           </w:p>
         </w:tc>
@@ -2113,11 +2551,16 @@
           </w:tcPr>
           <w:p>
             <w:pPr>
+              <w:keepNext w:val="0"/>
+              <w:widowControl w:val="0"/>
+              <w:spacing w:before="0" w:after="0" w:line="360" w:lineRule="exact"/>
               <w:jc w:val="center"/>
-            </w:pPr>
-            <w:r>
-              <w:rPr>
-                <w:rFonts w:hint="eastAsia"/>
+              <w:snapToGrid w:val="0"/>
+            </w:pPr>
+            <w:r>
+              <w:rPr>
+                <w:rFonts w:hint="eastAsia" w:ascii="Times New Roman" w:hAnsi="Times New Roman" w:eastAsia="宋体"/>
+                <w:sz w:val="21"/>
               </w:rPr>
               <w:t>电子邮件</w:t>
             </w:r>
@@ -2133,14 +2576,31 @@
               <w:bottom w:val="single" w:sz="8" w:space="0" w:color="auto"/>
               <w:right w:val="single" w:sz="8" w:space="0" w:color="auto"/>
             </w:tcBorders>
+            <w:vAlign w:val="center"/>
           </w:tcPr>
-          <w:p/>
+          <w:p>
+            <w:pPr>
+              <w:keepNext w:val="0"/>
+              <w:widowControl w:val="0"/>
+              <w:spacing w:before="0" w:after="0" w:line="360" w:lineRule="exact"/>
+              <w:snapToGrid w:val="0"/>
+              <w:ind w:firstLine="0" w:left="0" w:right="0"/>
+              <w:jc w:val="center"/>
+            </w:pPr>
+            <w:r>
+              <w:rPr>
+                <w:rFonts w:ascii="Times New Roman" w:hAnsi="Times New Roman" w:eastAsia="宋体"/>
+                <w:sz w:val="21"/>
+              </w:rPr>
+              <w:t>mshan@bit.edu.cn</w:t>
+            </w:r>
+          </w:p>
         </w:tc>
       </w:tr>
       <w:tr>
         <w:trPr>
           <w:cantSplit/>
-          <w:trHeight w:val="454"/>
+          <w:trHeight w:val="454" w:hRule="atLeast"/>
           <w:jc w:val="center"/>
         </w:trPr>
         <w:tc>
@@ -2157,45 +2617,60 @@
           </w:tcPr>
           <w:p>
             <w:pPr>
+              <w:keepNext w:val="0"/>
+              <w:widowControl w:val="0"/>
+              <w:spacing w:before="0" w:after="0" w:line="360" w:lineRule="exact"/>
               <w:jc w:val="center"/>
               <w:rPr>
                 <w:b/>
               </w:rPr>
-            </w:pPr>
-            <w:r>
-              <w:rPr>
-                <w:rFonts w:hint="eastAsia"/>
+              <w:snapToGrid w:val="0"/>
+            </w:pPr>
+            <w:r>
+              <w:rPr>
+                <w:rFonts w:hint="eastAsia" w:ascii="Times New Roman" w:hAnsi="Times New Roman" w:eastAsia="宋体"/>
                 <w:b/>
+                <w:sz w:val="21"/>
               </w:rPr>
               <w:t>项</w:t>
             </w:r>
           </w:p>
           <w:p>
             <w:pPr>
+              <w:keepNext w:val="0"/>
+              <w:widowControl w:val="0"/>
+              <w:spacing w:before="0" w:after="0" w:line="360" w:lineRule="exact"/>
               <w:jc w:val="center"/>
               <w:rPr>
                 <w:b/>
               </w:rPr>
-            </w:pPr>
-            <w:r>
-              <w:rPr>
-                <w:rFonts w:hint="eastAsia"/>
+              <w:snapToGrid w:val="0"/>
+            </w:pPr>
+            <w:r>
+              <w:rPr>
+                <w:rFonts w:hint="eastAsia" w:ascii="Times New Roman" w:hAnsi="Times New Roman" w:eastAsia="宋体"/>
                 <w:b/>
+                <w:sz w:val="21"/>
               </w:rPr>
               <w:t>目</w:t>
             </w:r>
           </w:p>
           <w:p>
             <w:pPr>
+              <w:keepNext w:val="0"/>
+              <w:widowControl w:val="0"/>
+              <w:spacing w:before="0" w:after="0" w:line="360" w:lineRule="exact"/>
               <w:jc w:val="center"/>
               <w:rPr>
                 <w:b/>
               </w:rPr>
-            </w:pPr>
-            <w:r>
-              <w:rPr>
-                <w:rFonts w:hint="eastAsia"/>
+              <w:snapToGrid w:val="0"/>
+            </w:pPr>
+            <w:r>
+              <w:rPr>
+                <w:rFonts w:hint="eastAsia" w:ascii="Times New Roman" w:hAnsi="Times New Roman" w:eastAsia="宋体"/>
                 <w:b/>
+                <w:sz w:val="21"/>
               </w:rPr>
               <w:t>组</w:t>
             </w:r>
@@ -2214,29 +2689,44 @@
           </w:tcPr>
           <w:p>
             <w:pPr>
+              <w:keepNext w:val="0"/>
+              <w:widowControl w:val="0"/>
+              <w:spacing w:before="0" w:after="0" w:line="360" w:lineRule="exact"/>
               <w:jc w:val="center"/>
-            </w:pPr>
-            <w:r>
-              <w:rPr>
-                <w:rFonts w:hint="eastAsia"/>
+              <w:snapToGrid w:val="0"/>
+            </w:pPr>
+            <w:r>
+              <w:rPr>
+                <w:rFonts w:hint="eastAsia" w:ascii="Times New Roman" w:hAnsi="Times New Roman" w:eastAsia="宋体"/>
+                <w:sz w:val="21"/>
               </w:rPr>
               <w:t>总</w:t>
             </w:r>
             <w:r>
+              <w:rPr>
+                <w:rFonts w:ascii="Times New Roman" w:hAnsi="Times New Roman" w:eastAsia="宋体"/>
+                <w:sz w:val="21"/>
+              </w:rPr>
               <w:t xml:space="preserve"> </w:t>
             </w:r>
             <w:r>
               <w:rPr>
-                <w:rFonts w:hint="eastAsia"/>
+                <w:rFonts w:hint="eastAsia" w:ascii="Times New Roman" w:hAnsi="Times New Roman" w:eastAsia="宋体"/>
+                <w:sz w:val="21"/>
               </w:rPr>
               <w:t>人</w:t>
             </w:r>
             <w:r>
+              <w:rPr>
+                <w:rFonts w:ascii="Times New Roman" w:hAnsi="Times New Roman" w:eastAsia="宋体"/>
+                <w:sz w:val="21"/>
+              </w:rPr>
               <w:t xml:space="preserve"> </w:t>
             </w:r>
             <w:r>
               <w:rPr>
-                <w:rFonts w:hint="eastAsia"/>
+                <w:rFonts w:hint="eastAsia" w:ascii="Times New Roman" w:hAnsi="Times New Roman" w:eastAsia="宋体"/>
+                <w:sz w:val="21"/>
               </w:rPr>
               <w:t>数</w:t>
             </w:r>
@@ -2255,20 +2745,30 @@
           </w:tcPr>
           <w:p>
             <w:pPr>
+              <w:keepNext w:val="0"/>
+              <w:widowControl w:val="0"/>
+              <w:spacing w:before="0" w:after="0" w:line="360" w:lineRule="exact"/>
               <w:jc w:val="center"/>
-            </w:pPr>
-            <w:r>
-              <w:rPr>
-                <w:rFonts w:hint="eastAsia"/>
+              <w:snapToGrid w:val="0"/>
+            </w:pPr>
+            <w:r>
+              <w:rPr>
+                <w:rFonts w:hint="eastAsia" w:ascii="Times New Roman" w:hAnsi="Times New Roman" w:eastAsia="宋体"/>
+                <w:sz w:val="21"/>
               </w:rPr>
               <w:t>高</w:t>
             </w:r>
             <w:r>
+              <w:rPr>
+                <w:rFonts w:ascii="Times New Roman" w:hAnsi="Times New Roman" w:eastAsia="宋体"/>
+                <w:sz w:val="21"/>
+              </w:rPr>
               <w:t xml:space="preserve">  </w:t>
             </w:r>
             <w:r>
               <w:rPr>
-                <w:rFonts w:hint="eastAsia"/>
+                <w:rFonts w:hint="eastAsia" w:ascii="Times New Roman" w:hAnsi="Times New Roman" w:eastAsia="宋体"/>
+                <w:sz w:val="21"/>
               </w:rPr>
               <w:t>级</w:t>
             </w:r>
@@ -2287,20 +2787,30 @@
           </w:tcPr>
           <w:p>
             <w:pPr>
+              <w:keepNext w:val="0"/>
+              <w:widowControl w:val="0"/>
+              <w:spacing w:before="0" w:after="0" w:line="360" w:lineRule="exact"/>
               <w:jc w:val="center"/>
-            </w:pPr>
-            <w:r>
-              <w:rPr>
-                <w:rFonts w:hint="eastAsia"/>
+              <w:snapToGrid w:val="0"/>
+            </w:pPr>
+            <w:r>
+              <w:rPr>
+                <w:rFonts w:hint="eastAsia" w:ascii="Times New Roman" w:hAnsi="Times New Roman" w:eastAsia="宋体"/>
+                <w:sz w:val="21"/>
               </w:rPr>
               <w:t>中</w:t>
             </w:r>
             <w:r>
+              <w:rPr>
+                <w:rFonts w:ascii="Times New Roman" w:hAnsi="Times New Roman" w:eastAsia="宋体"/>
+                <w:sz w:val="21"/>
+              </w:rPr>
               <w:t xml:space="preserve">  </w:t>
             </w:r>
             <w:r>
               <w:rPr>
-                <w:rFonts w:hint="eastAsia"/>
+                <w:rFonts w:hint="eastAsia" w:ascii="Times New Roman" w:hAnsi="Times New Roman" w:eastAsia="宋体"/>
+                <w:sz w:val="21"/>
               </w:rPr>
               <w:t>级</w:t>
             </w:r>
@@ -2319,20 +2829,30 @@
           </w:tcPr>
           <w:p>
             <w:pPr>
+              <w:keepNext w:val="0"/>
+              <w:widowControl w:val="0"/>
+              <w:spacing w:before="0" w:after="0" w:line="360" w:lineRule="exact"/>
               <w:jc w:val="center"/>
-            </w:pPr>
-            <w:r>
-              <w:rPr>
-                <w:rFonts w:hint="eastAsia"/>
+              <w:snapToGrid w:val="0"/>
+            </w:pPr>
+            <w:r>
+              <w:rPr>
+                <w:rFonts w:hint="eastAsia" w:ascii="Times New Roman" w:hAnsi="Times New Roman" w:eastAsia="宋体"/>
+                <w:sz w:val="21"/>
               </w:rPr>
               <w:t>初</w:t>
             </w:r>
             <w:r>
+              <w:rPr>
+                <w:rFonts w:ascii="Times New Roman" w:hAnsi="Times New Roman" w:eastAsia="宋体"/>
+                <w:sz w:val="21"/>
+              </w:rPr>
               <w:t xml:space="preserve">  </w:t>
             </w:r>
             <w:r>
               <w:rPr>
-                <w:rFonts w:hint="eastAsia"/>
+                <w:rFonts w:hint="eastAsia" w:ascii="Times New Roman" w:hAnsi="Times New Roman" w:eastAsia="宋体"/>
+                <w:sz w:val="21"/>
               </w:rPr>
               <w:t>级</w:t>
             </w:r>
@@ -2352,20 +2872,30 @@
           </w:tcPr>
           <w:p>
             <w:pPr>
+              <w:keepNext w:val="0"/>
+              <w:widowControl w:val="0"/>
+              <w:spacing w:before="0" w:after="0" w:line="360" w:lineRule="exact"/>
               <w:jc w:val="center"/>
-            </w:pPr>
-            <w:r>
-              <w:rPr>
-                <w:rFonts w:hint="eastAsia"/>
+              <w:snapToGrid w:val="0"/>
+            </w:pPr>
+            <w:r>
+              <w:rPr>
+                <w:rFonts w:hint="eastAsia" w:ascii="Times New Roman" w:hAnsi="Times New Roman" w:eastAsia="宋体"/>
+                <w:sz w:val="21"/>
               </w:rPr>
               <w:t>其</w:t>
             </w:r>
             <w:r>
+              <w:rPr>
+                <w:rFonts w:ascii="Times New Roman" w:hAnsi="Times New Roman" w:eastAsia="宋体"/>
+                <w:sz w:val="21"/>
+              </w:rPr>
               <w:t xml:space="preserve">  </w:t>
             </w:r>
             <w:r>
               <w:rPr>
-                <w:rFonts w:hint="eastAsia"/>
+                <w:rFonts w:hint="eastAsia" w:ascii="Times New Roman" w:hAnsi="Times New Roman" w:eastAsia="宋体"/>
+                <w:sz w:val="21"/>
               </w:rPr>
               <w:t>他</w:t>
             </w:r>
@@ -2385,11 +2915,16 @@
           </w:tcPr>
           <w:p>
             <w:pPr>
+              <w:keepNext w:val="0"/>
+              <w:widowControl w:val="0"/>
+              <w:spacing w:before="0" w:after="0" w:line="360" w:lineRule="exact"/>
               <w:jc w:val="center"/>
-            </w:pPr>
-            <w:r>
-              <w:rPr>
-                <w:rFonts w:hint="eastAsia"/>
+              <w:snapToGrid w:val="0"/>
+            </w:pPr>
+            <w:r>
+              <w:rPr>
+                <w:rFonts w:hint="eastAsia" w:ascii="Times New Roman" w:hAnsi="Times New Roman" w:eastAsia="宋体"/>
+                <w:sz w:val="21"/>
               </w:rPr>
               <w:t>博士后</w:t>
             </w:r>
@@ -2408,11 +2943,16 @@
           </w:tcPr>
           <w:p>
             <w:pPr>
+              <w:keepNext w:val="0"/>
+              <w:widowControl w:val="0"/>
+              <w:spacing w:before="0" w:after="0" w:line="360" w:lineRule="exact"/>
               <w:jc w:val="center"/>
-            </w:pPr>
-            <w:r>
-              <w:rPr>
-                <w:rFonts w:hint="eastAsia"/>
+              <w:snapToGrid w:val="0"/>
+            </w:pPr>
+            <w:r>
+              <w:rPr>
+                <w:rFonts w:hint="eastAsia" w:ascii="Times New Roman" w:hAnsi="Times New Roman" w:eastAsia="宋体"/>
+                <w:sz w:val="21"/>
               </w:rPr>
               <w:t>博士生</w:t>
             </w:r>
@@ -2431,11 +2971,16 @@
           </w:tcPr>
           <w:p>
             <w:pPr>
+              <w:keepNext w:val="0"/>
+              <w:widowControl w:val="0"/>
+              <w:spacing w:before="0" w:after="0" w:line="360" w:lineRule="exact"/>
               <w:jc w:val="center"/>
-            </w:pPr>
-            <w:r>
-              <w:rPr>
-                <w:rFonts w:hint="eastAsia"/>
+              <w:snapToGrid w:val="0"/>
+            </w:pPr>
+            <w:r>
+              <w:rPr>
+                <w:rFonts w:hint="eastAsia" w:ascii="Times New Roman" w:hAnsi="Times New Roman" w:eastAsia="宋体"/>
+                <w:sz w:val="21"/>
               </w:rPr>
               <w:t>硕士生</w:t>
             </w:r>
@@ -2445,7 +2990,7 @@
       <w:tr>
         <w:trPr>
           <w:cantSplit/>
-          <w:trHeight w:val="454"/>
+          <w:trHeight w:val="454" w:hRule="atLeast"/>
           <w:jc w:val="center"/>
         </w:trPr>
         <w:tc>
@@ -2462,11 +3007,14 @@
           </w:tcPr>
           <w:p>
             <w:pPr>
-              <w:widowControl/>
+              <w:keepNext w:val="0"/>
+              <w:widowControl w:val="0"/>
+              <w:spacing w:before="0" w:after="0" w:line="360" w:lineRule="exact"/>
               <w:jc w:val="left"/>
               <w:rPr>
                 <w:b/>
               </w:rPr>
+              <w:snapToGrid w:val="0"/>
             </w:pPr>
           </w:p>
         </w:tc>
@@ -2479,8 +3027,25 @@
               <w:bottom w:val="single" w:sz="8" w:space="0" w:color="auto"/>
               <w:right w:val="single" w:sz="8" w:space="0" w:color="auto"/>
             </w:tcBorders>
+            <w:vAlign w:val="center"/>
           </w:tcPr>
-          <w:p/>
+          <w:p>
+            <w:pPr>
+              <w:keepNext w:val="0"/>
+              <w:widowControl w:val="0"/>
+              <w:spacing w:before="0" w:after="0" w:line="360" w:lineRule="exact"/>
+              <w:snapToGrid w:val="0"/>
+              <w:ind w:firstLine="0" w:left="0" w:right="0"/>
+              <w:jc w:val="center"/>
+            </w:pPr>
+            <w:r>
+              <w:rPr>
+                <w:rFonts w:ascii="Times New Roman" w:hAnsi="Times New Roman" w:eastAsia="宋体"/>
+                <w:sz w:val="21"/>
+              </w:rPr>
+              <w:t>5</w:t>
+            </w:r>
+          </w:p>
         </w:tc>
         <w:tc>
           <w:tcPr>
@@ -2491,8 +3056,25 @@
               <w:bottom w:val="single" w:sz="8" w:space="0" w:color="auto"/>
               <w:right w:val="single" w:sz="8" w:space="0" w:color="auto"/>
             </w:tcBorders>
+            <w:vAlign w:val="center"/>
           </w:tcPr>
-          <w:p/>
+          <w:p>
+            <w:pPr>
+              <w:keepNext w:val="0"/>
+              <w:widowControl w:val="0"/>
+              <w:spacing w:before="0" w:after="0" w:line="360" w:lineRule="exact"/>
+              <w:snapToGrid w:val="0"/>
+              <w:ind w:firstLine="0" w:left="0" w:right="0"/>
+              <w:jc w:val="center"/>
+            </w:pPr>
+            <w:r>
+              <w:rPr>
+                <w:rFonts w:ascii="Times New Roman" w:hAnsi="Times New Roman" w:eastAsia="宋体"/>
+                <w:sz w:val="21"/>
+              </w:rPr>
+              <w:t>1</w:t>
+            </w:r>
+          </w:p>
         </w:tc>
         <w:tc>
           <w:tcPr>
@@ -2503,8 +3085,16 @@
               <w:bottom w:val="single" w:sz="8" w:space="0" w:color="auto"/>
               <w:right w:val="single" w:sz="8" w:space="0" w:color="auto"/>
             </w:tcBorders>
+            <w:vAlign w:val="center"/>
           </w:tcPr>
-          <w:p/>
+          <w:p>
+            <w:pPr>
+              <w:keepNext w:val="0"/>
+              <w:widowControl w:val="0"/>
+              <w:spacing w:before="0" w:after="0" w:line="360" w:lineRule="exact"/>
+              <w:snapToGrid w:val="0"/>
+            </w:pPr>
+          </w:p>
         </w:tc>
         <w:tc>
           <w:tcPr>
@@ -2515,8 +3105,16 @@
               <w:bottom w:val="single" w:sz="8" w:space="0" w:color="auto"/>
               <w:right w:val="single" w:sz="8" w:space="0" w:color="auto"/>
             </w:tcBorders>
+            <w:vAlign w:val="center"/>
           </w:tcPr>
-          <w:p/>
+          <w:p>
+            <w:pPr>
+              <w:keepNext w:val="0"/>
+              <w:widowControl w:val="0"/>
+              <w:spacing w:before="0" w:after="0" w:line="360" w:lineRule="exact"/>
+              <w:snapToGrid w:val="0"/>
+            </w:pPr>
+          </w:p>
         </w:tc>
         <w:tc>
           <w:tcPr>
@@ -2528,8 +3126,16 @@
               <w:bottom w:val="single" w:sz="8" w:space="0" w:color="auto"/>
               <w:right w:val="single" w:sz="8" w:space="0" w:color="auto"/>
             </w:tcBorders>
+            <w:vAlign w:val="center"/>
           </w:tcPr>
-          <w:p/>
+          <w:p>
+            <w:pPr>
+              <w:keepNext w:val="0"/>
+              <w:widowControl w:val="0"/>
+              <w:spacing w:before="0" w:after="0" w:line="360" w:lineRule="exact"/>
+              <w:snapToGrid w:val="0"/>
+            </w:pPr>
+          </w:p>
         </w:tc>
         <w:tc>
           <w:tcPr>
@@ -2541,8 +3147,16 @@
               <w:bottom w:val="single" w:sz="8" w:space="0" w:color="auto"/>
               <w:right w:val="single" w:sz="8" w:space="0" w:color="auto"/>
             </w:tcBorders>
+            <w:vAlign w:val="center"/>
           </w:tcPr>
-          <w:p/>
+          <w:p>
+            <w:pPr>
+              <w:keepNext w:val="0"/>
+              <w:widowControl w:val="0"/>
+              <w:spacing w:before="0" w:after="0" w:line="360" w:lineRule="exact"/>
+              <w:snapToGrid w:val="0"/>
+            </w:pPr>
+          </w:p>
         </w:tc>
         <w:tc>
           <w:tcPr>
@@ -2553,8 +3167,16 @@
               <w:bottom w:val="single" w:sz="8" w:space="0" w:color="auto"/>
               <w:right w:val="single" w:sz="8" w:space="0" w:color="auto"/>
             </w:tcBorders>
+            <w:vAlign w:val="center"/>
           </w:tcPr>
-          <w:p/>
+          <w:p>
+            <w:pPr>
+              <w:keepNext w:val="0"/>
+              <w:widowControl w:val="0"/>
+              <w:spacing w:before="0" w:after="0" w:line="360" w:lineRule="exact"/>
+              <w:snapToGrid w:val="0"/>
+            </w:pPr>
+          </w:p>
         </w:tc>
         <w:tc>
           <w:tcPr>
@@ -2565,14 +3187,23 @@
               <w:bottom w:val="single" w:sz="8" w:space="0" w:color="auto"/>
               <w:right w:val="single" w:sz="8" w:space="0" w:color="auto"/>
             </w:tcBorders>
+            <w:vAlign w:val="center"/>
           </w:tcPr>
-          <w:p/>
+          <w:p>
+            <w:pPr>
+              <w:keepNext w:val="0"/>
+              <w:widowControl w:val="0"/>
+              <w:spacing w:before="0" w:after="0" w:line="360" w:lineRule="exact"/>
+              <w:snapToGrid w:val="0"/>
+            </w:pPr>
+          </w:p>
         </w:tc>
       </w:tr>
       <w:tr>
         <w:trPr>
-          <w:trHeight w:val="454"/>
+          <w:trHeight w:val="454" w:hRule="atLeast"/>
           <w:jc w:val="center"/>
+          <w:cantSplit/>
         </w:trPr>
         <w:tc>
           <w:tcPr>
@@ -2588,53 +3219,66 @@
           </w:tcPr>
           <w:p>
             <w:pPr>
+              <w:keepNext w:val="0"/>
+              <w:widowControl w:val="0"/>
+              <w:spacing w:before="0" w:after="0" w:line="360" w:lineRule="exact"/>
               <w:jc w:val="center"/>
               <w:rPr>
                 <w:b/>
                 <w:szCs w:val="21"/>
               </w:rPr>
-            </w:pPr>
-            <w:r>
-              <w:rPr>
-                <w:rFonts w:hAnsi="宋体" w:hint="eastAsia"/>
+              <w:snapToGrid w:val="0"/>
+            </w:pPr>
+            <w:r>
+              <w:rPr>
+                <w:rFonts w:hAnsi="Times New Roman" w:hint="eastAsia" w:ascii="Times New Roman" w:eastAsia="宋体"/>
                 <w:b/>
+                <w:sz w:val="21"/>
                 <w:szCs w:val="21"/>
               </w:rPr>
               <w:t>关键词</w:t>
             </w:r>
             <w:r>
               <w:rPr>
+                <w:rFonts w:ascii="Times New Roman" w:hAnsi="Times New Roman" w:eastAsia="宋体"/>
                 <w:b/>
+                <w:sz w:val="21"/>
                 <w:szCs w:val="21"/>
               </w:rPr>
               <w:t>(</w:t>
             </w:r>
             <w:r>
               <w:rPr>
-                <w:rFonts w:hAnsi="宋体" w:hint="eastAsia"/>
+                <w:rFonts w:hAnsi="Times New Roman" w:hint="eastAsia" w:ascii="Times New Roman" w:eastAsia="宋体"/>
                 <w:b/>
+                <w:sz w:val="21"/>
                 <w:szCs w:val="21"/>
               </w:rPr>
               <w:t>最多</w:t>
             </w:r>
             <w:r>
               <w:rPr>
+                <w:rFonts w:ascii="Times New Roman" w:hAnsi="Times New Roman" w:eastAsia="宋体"/>
                 <w:b/>
+                <w:sz w:val="21"/>
                 <w:szCs w:val="21"/>
               </w:rPr>
               <w:t>5</w:t>
             </w:r>
             <w:r>
               <w:rPr>
-                <w:rFonts w:hAnsi="宋体" w:hint="eastAsia"/>
+                <w:rFonts w:hAnsi="Times New Roman" w:hint="eastAsia" w:ascii="Times New Roman" w:eastAsia="宋体"/>
                 <w:b/>
+                <w:sz w:val="21"/>
                 <w:szCs w:val="21"/>
               </w:rPr>
               <w:t>个</w:t>
             </w:r>
             <w:r>
               <w:rPr>
+                <w:rFonts w:ascii="Times New Roman" w:hAnsi="Times New Roman" w:eastAsia="宋体"/>
                 <w:b/>
+                <w:sz w:val="21"/>
                 <w:szCs w:val="21"/>
               </w:rPr>
               <w:t>)</w:t>
@@ -2651,14 +3295,32 @@
               <w:bottom w:val="single" w:sz="8" w:space="0" w:color="auto"/>
               <w:right w:val="single" w:sz="8" w:space="0" w:color="auto"/>
             </w:tcBorders>
+            <w:vAlign w:val="center"/>
           </w:tcPr>
-          <w:p/>
+          <w:p>
+            <w:pPr>
+              <w:keepNext w:val="0"/>
+              <w:widowControl w:val="0"/>
+              <w:spacing w:before="0" w:after="0" w:line="360" w:lineRule="exact"/>
+              <w:snapToGrid w:val="0"/>
+              <w:ind w:firstLine="0" w:left="0" w:right="0"/>
+              <w:jc w:val="left"/>
+            </w:pPr>
+            <w:r>
+              <w:rPr>
+                <w:rFonts w:ascii="Times New Roman" w:hAnsi="Times New Roman" w:eastAsia="宋体"/>
+                <w:sz w:val="21"/>
+              </w:rPr>
+              <w:t>柔性桁架；耦合动力学；几何阻抗；接触配准；柔顺组装</w:t>
+            </w:r>
+          </w:p>
         </w:tc>
       </w:tr>
       <w:tr>
         <w:trPr>
-          <w:trHeight w:val="5695"/>
+          <w:trHeight w:val="4700" w:hRule="atLeast"/>
           <w:jc w:val="center"/>
+          <w:cantSplit/>
         </w:trPr>
         <w:tc>
           <w:tcPr>
@@ -2673,54 +3335,66 @@
           </w:tcPr>
           <w:p>
             <w:pPr>
+              <w:keepNext w:val="0"/>
+              <w:widowControl w:val="0"/>
+              <w:spacing w:before="0" w:after="0" w:line="360" w:lineRule="exact"/>
               <w:jc w:val="center"/>
-            </w:pPr>
-            <w:r>
-              <w:rPr>
-                <w:rFonts w:hint="eastAsia"/>
+              <w:snapToGrid w:val="0"/>
+            </w:pPr>
+            <w:r>
+              <w:rPr>
+                <w:rFonts w:hint="eastAsia" w:ascii="Times New Roman" w:hAnsi="Times New Roman" w:eastAsia="宋体"/>
                 <w:b/>
+                <w:sz w:val="21"/>
               </w:rPr>
               <w:t>研究内容摘要及创</w:t>
             </w:r>
             <w:r>
               <w:rPr>
-                <w:rFonts w:hAnsi="宋体" w:hint="eastAsia"/>
+                <w:rFonts w:hAnsi="Times New Roman" w:hint="eastAsia" w:ascii="Times New Roman" w:eastAsia="宋体"/>
                 <w:b/>
+                <w:sz w:val="21"/>
               </w:rPr>
               <w:t>新点</w:t>
             </w:r>
             <w:r>
               <w:rPr>
-                <w:rFonts w:hint="eastAsia"/>
+                <w:rFonts w:hint="eastAsia" w:ascii="Times New Roman" w:hAnsi="Times New Roman" w:eastAsia="宋体"/>
                 <w:b/>
+                <w:sz w:val="21"/>
               </w:rPr>
               <w:t>（</w:t>
             </w:r>
             <w:r>
               <w:rPr>
-                <w:rFonts w:hAnsi="宋体" w:hint="eastAsia"/>
+                <w:rFonts w:hAnsi="Times New Roman" w:hint="eastAsia" w:ascii="Times New Roman" w:eastAsia="宋体"/>
                 <w:b/>
                 <w:color w:val="000000"/>
+                <w:sz w:val="21"/>
               </w:rPr>
               <w:t>限</w:t>
             </w:r>
             <w:r>
               <w:rPr>
-                <w:rFonts w:hint="eastAsia"/>
+                <w:rFonts w:hint="eastAsia" w:ascii="Times New Roman" w:hAnsi="Times New Roman" w:eastAsia="宋体"/>
                 <w:b/>
+                <w:sz w:val="21"/>
               </w:rPr>
               <w:t>4</w:t>
             </w:r>
             <w:r>
               <w:rPr>
+                <w:rFonts w:ascii="Times New Roman" w:hAnsi="Times New Roman" w:eastAsia="宋体"/>
                 <w:b/>
+                <w:sz w:val="21"/>
               </w:rPr>
               <w:t>00</w:t>
             </w:r>
             <w:r>
               <w:rPr>
-                <w:rFonts w:hAnsi="宋体" w:hint="eastAsia"/>
+                <w:rFonts w:hAnsi="Times New Roman" w:hint="eastAsia" w:ascii="Times New Roman" w:eastAsia="宋体"/>
                 <w:b/>
+                <w:sz w:val="21"/>
               </w:rPr>
               <w:t>字）</w:t>
             </w:r>
@@ -2736,8 +3410,48 @@
               <w:bottom w:val="single" w:sz="8" w:space="0" w:color="auto"/>
               <w:right w:val="single" w:sz="8" w:space="0" w:color="auto"/>
             </w:tcBorders>
+            <w:vAlign w:val="top"/>
+            <w:tcMar>
+              <w:top w:w="100" w:type="dxa"/>
+              <w:bottom w:w="100" w:type="dxa"/>
+              <w:left w:w="100" w:type="dxa"/>
+              <w:right w:w="100" w:type="dxa"/>
+            </w:tcMar>
           </w:tcPr>
-          <w:p/>
+          <w:p>
+            <w:pPr>
+              <w:keepNext w:val="0"/>
+              <w:widowControl w:val="0"/>
+              <w:spacing w:before="0" w:after="0" w:line="440" w:lineRule="exact"/>
+              <w:snapToGrid w:val="0"/>
+              <w:ind w:left="0" w:right="0" w:firstLine="480"/>
+              <w:jc w:val="both"/>
+            </w:pPr>
+            <w:r>
+              <w:rPr>
+                <w:rFonts w:ascii="Times New Roman" w:hAnsi="Times New Roman" w:eastAsia="宋体"/>
+                <w:sz w:val="24"/>
+              </w:rPr>
+              <w:t>面向柔性桁架支撑下空间机器人的精确运动与模块组装，研究基座振动、驱动约束及目标位姿不确定共同作用下的运动与接触响应。以安装界面运动与受力建立反向动力学模型，结合几何阻抗与动力学优化实现受约束运动控制；利用接触流形约束估计目标位姿，通过有界导纳修正协调接口对准与接触受力；依托基座振动模拟平台开展运动控制与典型接口组装实验。</w:t>
+            </w:r>
+          </w:p>
+          <w:p>
+            <w:pPr>
+              <w:keepNext w:val="0"/>
+              <w:widowControl w:val="0"/>
+              <w:spacing w:before="0" w:after="0" w:line="440" w:lineRule="exact"/>
+              <w:snapToGrid w:val="0"/>
+              <w:ind w:left="0" w:right="0" w:firstLine="480"/>
+              <w:jc w:val="both"/>
+            </w:pPr>
+            <w:r>
+              <w:rPr>
+                <w:rFonts w:ascii="Times New Roman" w:hAnsi="Times New Roman" w:eastAsia="宋体"/>
+                <w:sz w:val="24"/>
+              </w:rPr>
+              <w:t>创新点在于：揭示安装端耦合作用与驱动约束共同影响下的阻抗响应形成机制；贯通接触估计、参考修正与受约束执行，分析误差向对准精度及接触载荷的传递规律，形成与实际驱动能力相协调的柔顺组装方法，并明确其在代表性振动工况下的适用范围。</w:t>
+            </w:r>
+          </w:p>
         </w:tc>
       </w:tr>
     </w:tbl>
@@ -10605,7 +11319,7 @@
         <w:t>三、经费预算</w:t>
       </w:r>
     </w:p>
-    <w:tbl>
+    <w:tbl xmlns:w="http://schemas.openxmlformats.org/wordprocessingml/2006/main" xmlns:wpc="http://schemas.microsoft.com/office/word/2010/wordprocessingCanvas" xmlns:cx="http://schemas.microsoft.com/office/drawing/2014/chartex" xmlns:cx1="http://schemas.microsoft.com/office/drawing/2015/9/8/chartex" xmlns:cx2="http://schemas.microsoft.com/office/drawing/2015/10/21/chartex" xmlns:cx3="http://schemas.microsoft.com/office/drawing/2016/5/9/chartex" xmlns:cx4="http://schemas.microsoft.com/office/drawing/2016/5/10/chartex" xmlns:cx5="http://schemas.microsoft.com/office/drawing/2016/5/11/chartex" xmlns:cx6="http://schemas.microsoft.com/office/drawing/2016/5/12/chartex" xmlns:cx7="http://schemas.microsoft.com/office/drawing/2016/5/13/chartex" xmlns:cx8="http://schemas.microsoft.com/office/drawing/2016/5/14/chartex" xmlns:mc="http://schemas.openxmlformats.org/markup-compatibility/2006" xmlns:aink="http://schemas.microsoft.com/office/drawing/2016/ink" xmlns:am3d="http://schemas.microsoft.com/office/drawing/2017/model3d" xmlns:o="urn:schemas-microsoft-com:office:office" xmlns:oel="http://schemas.microsoft.com/office/2019/extlst" xmlns:r="http://schemas.openxmlformats.org/officeDocument/2006/relationships" xmlns:m="http://schemas.openxmlformats.org/officeDocument/2006/math" xmlns:v="urn:schemas-microsoft-com:vml" xmlns:wp14="http://schemas.microsoft.com/office/word/2010/wordprocessingDrawing" xmlns:wp="http://schemas.openxmlformats.org/drawingml/2006/wordprocessingDrawing" xmlns:w10="urn:schemas-microsoft-com:office:word" xmlns:w14="http://schemas.microsoft.com/office/word/2010/wordml" xmlns:w15="http://schemas.microsoft.com/office/word/2012/wordml" xmlns:w16cex="http://schemas.microsoft.com/office/word/2018/wordml/cex" xmlns:w16cid="http://schemas.microsoft.com/office/word/2016/wordml/cid" xmlns:w16="http://schemas.microsoft.com/office/word/2018/wordml" xmlns:w16sdtdh="http://schemas.microsoft.com/office/word/2020/wordml/sdtdatahash" xmlns:w16se="http://schemas.microsoft.com/office/word/2015/wordml/symex" xmlns:wpg="http://schemas.microsoft.com/office/word/2010/wordprocessingGroup" xmlns:wpi="http://schemas.microsoft.com/office/word/2010/wordprocessingInk" xmlns:wne="http://schemas.microsoft.com/office/word/2006/wordml" xmlns:wps="http://schemas.microsoft.com/office/word/2010/wordprocessingShape">
       <w:tblPr>
         <w:tblW w:w="7966" w:type="dxa"/>
         <w:jc w:val="center"/>
@@ -10631,8 +11345,10 @@
       </w:tblGrid>
       <w:tr>
         <w:trPr>
-          <w:trHeight w:hRule="exact" w:val="626"/>
+          <w:trHeight w:hRule="atLeast" w:val="600"/>
           <w:jc w:val="center"/>
+          <w:cantSplit/>
+          <w:tblHeader/>
         </w:trPr>
         <w:tc>
           <w:tcPr>
@@ -10644,55 +11360,34 @@
               <w:right w:val="single" w:sz="6" w:space="0" w:color="auto"/>
             </w:tcBorders>
             <w:vAlign w:val="center"/>
+            <w:tcMar>
+              <w:top w:w="70" w:type="dxa"/>
+              <w:bottom w:w="70" w:type="dxa"/>
+              <w:left w:w="90" w:type="dxa"/>
+              <w:right w:w="90" w:type="dxa"/>
+            </w:tcMar>
           </w:tcPr>
           <w:p>
             <w:pPr>
+              <w:keepNext w:val="0"/>
+              <w:widowControl w:val="0"/>
+              <w:spacing w:before="0" w:after="0" w:line="300" w:lineRule="exact"/>
+              <w:ind w:firstLine="0" w:left="0" w:right="0"/>
               <w:jc w:val="center"/>
               <w:rPr>
                 <w:rFonts w:ascii="宋体" w:hAnsi="宋体" w:hint="eastAsia"/>
                 <w:b/>
                 <w:szCs w:val="21"/>
               </w:rPr>
-            </w:pPr>
-            <w:r>
-              <w:rPr>
-                <w:rFonts w:ascii="宋体" w:hAnsi="宋体" w:hint="eastAsia"/>
+              <w:snapToGrid w:val="0"/>
+            </w:pPr>
+            <w:r>
+              <w:rPr>
+                <w:rFonts w:ascii="Times New Roman" w:hAnsi="Times New Roman" w:eastAsia="宋体"/>
                 <w:b/>
-                <w:szCs w:val="21"/>
-              </w:rPr>
-              <w:t>预 算</w:t>
-            </w:r>
-            <w:r>
-              <w:rPr>
-                <w:rFonts w:ascii="宋体" w:hAnsi="宋体"/>
-                <w:b/>
-                <w:szCs w:val="21"/>
-              </w:rPr>
-              <w:t xml:space="preserve"> </w:t>
-            </w:r>
-            <w:r>
-              <w:rPr>
-                <w:rFonts w:ascii="宋体" w:hAnsi="宋体" w:hint="eastAsia"/>
-                <w:b/>
-                <w:szCs w:val="21"/>
-              </w:rPr>
-              <w:t>科</w:t>
-            </w:r>
-            <w:r>
-              <w:rPr>
-                <w:rFonts w:ascii="宋体" w:hAnsi="宋体"/>
-                <w:b/>
-                <w:szCs w:val="21"/>
-              </w:rPr>
-              <w:t xml:space="preserve"> </w:t>
-            </w:r>
-            <w:r>
-              <w:rPr>
-                <w:rFonts w:ascii="宋体" w:hAnsi="宋体" w:hint="eastAsia"/>
-                <w:b/>
-                <w:szCs w:val="21"/>
-              </w:rPr>
-              <w:t>目</w:t>
+                <w:sz w:val="21"/>
+              </w:rPr>
+              <w:t>预算科目</w:t>
             </w:r>
           </w:p>
         </w:tc>
@@ -10706,55 +11401,50 @@
               <w:right w:val="single" w:sz="6" w:space="0" w:color="auto"/>
             </w:tcBorders>
             <w:vAlign w:val="center"/>
+            <w:tcMar>
+              <w:top w:w="70" w:type="dxa"/>
+              <w:bottom w:w="70" w:type="dxa"/>
+              <w:left w:w="90" w:type="dxa"/>
+              <w:right w:w="90" w:type="dxa"/>
+            </w:tcMar>
           </w:tcPr>
           <w:p>
             <w:pPr>
+              <w:keepNext w:val="0"/>
+              <w:widowControl w:val="0"/>
+              <w:spacing w:before="0" w:after="0" w:line="300" w:lineRule="exact"/>
+              <w:ind w:firstLine="0" w:left="0" w:right="0"/>
               <w:jc w:val="center"/>
               <w:rPr>
                 <w:rFonts w:ascii="宋体" w:hAnsi="宋体" w:hint="eastAsia"/>
                 <w:b/>
                 <w:szCs w:val="21"/>
               </w:rPr>
-            </w:pPr>
-            <w:r>
-              <w:rPr>
-                <w:rFonts w:ascii="宋体" w:hAnsi="宋体" w:hint="eastAsia"/>
+              <w:snapToGrid w:val="0"/>
+            </w:pPr>
+            <w:r>
+              <w:rPr>
+                <w:rFonts w:ascii="Times New Roman" w:hAnsi="Times New Roman" w:eastAsia="宋体"/>
                 <w:b/>
-                <w:szCs w:val="21"/>
-              </w:rPr>
-              <w:t>金</w:t>
-            </w:r>
-            <w:r>
-              <w:rPr>
-                <w:rFonts w:ascii="宋体" w:hAnsi="宋体"/>
+                <w:sz w:val="21"/>
+              </w:rPr>
+              <w:t>金额</w:t>
+            </w:r>
+          </w:p>
+          <w:p>
+            <w:pPr>
+              <w:keepNext w:val="0"/>
+              <w:widowControl w:val="0"/>
+              <w:spacing w:before="0" w:after="0" w:line="300" w:lineRule="exact"/>
+              <w:snapToGrid w:val="0"/>
+              <w:ind w:firstLine="0" w:left="0" w:right="0"/>
+              <w:jc w:val="center"/>
+            </w:pPr>
+            <w:r>
+              <w:rPr>
+                <w:rFonts w:ascii="Times New Roman" w:hAnsi="Times New Roman" w:eastAsia="宋体"/>
                 <w:b/>
-                <w:szCs w:val="21"/>
-              </w:rPr>
-              <w:t xml:space="preserve">  </w:t>
-            </w:r>
-            <w:r>
-              <w:rPr>
-                <w:rFonts w:ascii="宋体" w:hAnsi="宋体" w:hint="eastAsia"/>
-                <w:b/>
-                <w:szCs w:val="21"/>
-              </w:rPr>
-              <w:t>额</w:t>
-            </w:r>
-          </w:p>
-          <w:p>
-            <w:pPr>
-              <w:jc w:val="center"/>
-              <w:rPr>
-                <w:rFonts w:ascii="宋体" w:hAnsi="宋体" w:hint="eastAsia"/>
-                <w:b/>
-                <w:szCs w:val="21"/>
-              </w:rPr>
-            </w:pPr>
-            <w:r>
-              <w:rPr>
-                <w:rFonts w:ascii="宋体" w:hAnsi="宋体" w:hint="eastAsia"/>
-                <w:b/>
-                <w:szCs w:val="21"/>
+                <w:sz w:val="21"/>
               </w:rPr>
               <w:t>（万元）</w:t>
             </w:r>
@@ -10770,127 +11460,43 @@
               <w:right w:val="single" w:sz="12" w:space="0" w:color="auto"/>
             </w:tcBorders>
             <w:vAlign w:val="center"/>
+            <w:tcMar>
+              <w:top w:w="70" w:type="dxa"/>
+              <w:bottom w:w="70" w:type="dxa"/>
+              <w:left w:w="90" w:type="dxa"/>
+              <w:right w:w="90" w:type="dxa"/>
+            </w:tcMar>
           </w:tcPr>
           <w:p>
             <w:pPr>
+              <w:keepNext w:val="0"/>
+              <w:widowControl w:val="0"/>
+              <w:spacing w:before="0" w:after="0" w:line="300" w:lineRule="exact"/>
+              <w:ind w:firstLine="0" w:left="0" w:right="0"/>
               <w:jc w:val="center"/>
               <w:rPr>
                 <w:rFonts w:ascii="宋体" w:hAnsi="宋体" w:hint="eastAsia"/>
                 <w:b/>
                 <w:szCs w:val="21"/>
               </w:rPr>
-            </w:pPr>
-            <w:r>
-              <w:rPr>
-                <w:rFonts w:ascii="宋体" w:hAnsi="宋体" w:hint="eastAsia"/>
+              <w:snapToGrid w:val="0"/>
+            </w:pPr>
+            <w:r>
+              <w:rPr>
+                <w:rFonts w:ascii="Times New Roman" w:hAnsi="Times New Roman" w:eastAsia="宋体"/>
                 <w:b/>
-                <w:szCs w:val="21"/>
-              </w:rPr>
-              <w:t>计</w:t>
-            </w:r>
-            <w:r>
-              <w:rPr>
-                <w:rFonts w:ascii="宋体" w:hAnsi="宋体"/>
-                <w:b/>
-                <w:szCs w:val="21"/>
-              </w:rPr>
-              <w:t xml:space="preserve"> </w:t>
-            </w:r>
-            <w:r>
-              <w:rPr>
-                <w:rFonts w:ascii="宋体" w:hAnsi="宋体" w:hint="eastAsia"/>
-                <w:b/>
-                <w:szCs w:val="21"/>
-              </w:rPr>
-              <w:t>算</w:t>
-            </w:r>
-            <w:r>
-              <w:rPr>
-                <w:rFonts w:ascii="宋体" w:hAnsi="宋体"/>
-                <w:b/>
-                <w:szCs w:val="21"/>
-              </w:rPr>
-              <w:t xml:space="preserve"> </w:t>
-            </w:r>
-            <w:r>
-              <w:rPr>
-                <w:rFonts w:ascii="宋体" w:hAnsi="宋体" w:hint="eastAsia"/>
-                <w:b/>
-                <w:szCs w:val="21"/>
-              </w:rPr>
-              <w:t>根</w:t>
-            </w:r>
-            <w:r>
-              <w:rPr>
-                <w:rFonts w:ascii="宋体" w:hAnsi="宋体"/>
-                <w:b/>
-                <w:szCs w:val="21"/>
-              </w:rPr>
-              <w:t xml:space="preserve"> </w:t>
-            </w:r>
-            <w:r>
-              <w:rPr>
-                <w:rFonts w:ascii="宋体" w:hAnsi="宋体" w:hint="eastAsia"/>
-                <w:b/>
-                <w:szCs w:val="21"/>
-              </w:rPr>
-              <w:t>据</w:t>
-            </w:r>
-            <w:r>
-              <w:rPr>
-                <w:rFonts w:ascii="宋体" w:hAnsi="宋体"/>
-                <w:b/>
-                <w:szCs w:val="21"/>
-              </w:rPr>
-              <w:t xml:space="preserve"> </w:t>
-            </w:r>
-            <w:r>
-              <w:rPr>
-                <w:rFonts w:ascii="宋体" w:hAnsi="宋体" w:hint="eastAsia"/>
-                <w:b/>
-                <w:szCs w:val="21"/>
-              </w:rPr>
-              <w:t>及</w:t>
-            </w:r>
-            <w:r>
-              <w:rPr>
-                <w:rFonts w:ascii="宋体" w:hAnsi="宋体"/>
-                <w:b/>
-                <w:szCs w:val="21"/>
-              </w:rPr>
-              <w:t xml:space="preserve"> </w:t>
-            </w:r>
-            <w:r>
-              <w:rPr>
-                <w:rFonts w:ascii="宋体" w:hAnsi="宋体" w:hint="eastAsia"/>
-                <w:b/>
-                <w:szCs w:val="21"/>
-              </w:rPr>
-              <w:t>理</w:t>
-            </w:r>
-            <w:r>
-              <w:rPr>
-                <w:rFonts w:ascii="宋体" w:hAnsi="宋体"/>
-                <w:b/>
-                <w:szCs w:val="21"/>
-              </w:rPr>
-              <w:t xml:space="preserve"> </w:t>
-            </w:r>
-            <w:r>
-              <w:rPr>
-                <w:rFonts w:ascii="宋体" w:hAnsi="宋体" w:hint="eastAsia"/>
-                <w:b/>
-                <w:szCs w:val="21"/>
-              </w:rPr>
-              <w:t>由</w:t>
+                <w:sz w:val="21"/>
+              </w:rPr>
+              <w:t>计算根据及理由</w:t>
             </w:r>
           </w:p>
         </w:tc>
       </w:tr>
       <w:tr>
         <w:trPr>
-          <w:trHeight w:hRule="exact" w:val="360"/>
+          <w:trHeight w:hRule="atLeast" w:val="520"/>
           <w:jc w:val="center"/>
+          <w:cantSplit/>
         </w:trPr>
         <w:tc>
           <w:tcPr>
@@ -10902,39 +11508,34 @@
               <w:right w:val="single" w:sz="6" w:space="0" w:color="auto"/>
             </w:tcBorders>
             <w:vAlign w:val="center"/>
+            <w:tcMar>
+              <w:top w:w="70" w:type="dxa"/>
+              <w:bottom w:w="70" w:type="dxa"/>
+              <w:left w:w="90" w:type="dxa"/>
+              <w:right w:w="90" w:type="dxa"/>
+            </w:tcMar>
           </w:tcPr>
           <w:p>
             <w:pPr>
+              <w:keepNext w:val="0"/>
+              <w:widowControl w:val="0"/>
+              <w:spacing w:before="0" w:after="0" w:line="300" w:lineRule="exact"/>
+              <w:ind w:firstLine="0" w:left="0" w:right="0"/>
               <w:jc w:val="center"/>
               <w:rPr>
                 <w:rFonts w:ascii="宋体" w:hAnsi="宋体" w:hint="eastAsia"/>
                 <w:b/>
                 <w:szCs w:val="21"/>
               </w:rPr>
-            </w:pPr>
-            <w:r>
-              <w:rPr>
-                <w:rFonts w:ascii="宋体" w:hAnsi="宋体" w:hint="eastAsia"/>
+              <w:snapToGrid w:val="0"/>
+            </w:pPr>
+            <w:r>
+              <w:rPr>
+                <w:rFonts w:ascii="Times New Roman" w:hAnsi="Times New Roman" w:eastAsia="宋体"/>
                 <w:b/>
-                <w:szCs w:val="21"/>
-              </w:rPr>
-              <w:t>合</w:t>
-            </w:r>
-            <w:r>
-              <w:rPr>
-                <w:rFonts w:ascii="宋体" w:hAnsi="宋体"/>
-                <w:b/>
-                <w:szCs w:val="21"/>
-              </w:rPr>
-              <w:t xml:space="preserve">   </w:t>
-            </w:r>
-            <w:r>
-              <w:rPr>
-                <w:rFonts w:ascii="宋体" w:hAnsi="宋体" w:hint="eastAsia"/>
-                <w:b/>
-                <w:szCs w:val="21"/>
-              </w:rPr>
-              <w:t>计</w:t>
+                <w:sz w:val="21"/>
+              </w:rPr>
+              <w:t>合计</w:t>
             </w:r>
           </w:p>
         </w:tc>
@@ -10947,15 +11548,35 @@
               <w:bottom w:val="single" w:sz="6" w:space="0" w:color="auto"/>
               <w:right w:val="single" w:sz="6" w:space="0" w:color="auto"/>
             </w:tcBorders>
+            <w:vAlign w:val="center"/>
+            <w:tcMar>
+              <w:top w:w="70" w:type="dxa"/>
+              <w:bottom w:w="70" w:type="dxa"/>
+              <w:left w:w="90" w:type="dxa"/>
+              <w:right w:w="90" w:type="dxa"/>
+            </w:tcMar>
           </w:tcPr>
           <w:p>
             <w:pPr>
+              <w:keepNext w:val="0"/>
+              <w:widowControl w:val="0"/>
+              <w:spacing w:before="0" w:after="0" w:line="300" w:lineRule="exact"/>
+              <w:ind w:firstLine="0" w:left="0" w:right="0"/>
               <w:jc w:val="center"/>
               <w:rPr>
                 <w:rFonts w:ascii="宋体" w:hAnsi="宋体" w:hint="eastAsia"/>
                 <w:szCs w:val="21"/>
               </w:rPr>
-            </w:pPr>
+              <w:snapToGrid w:val="0"/>
+            </w:pPr>
+            <w:r>
+              <w:rPr>
+                <w:rFonts w:ascii="Times New Roman" w:hAnsi="Times New Roman" w:eastAsia="宋体"/>
+                <w:b/>
+                <w:sz w:val="21"/>
+              </w:rPr>
+              <w:t>30.00</w:t>
+            </w:r>
           </w:p>
         </w:tc>
         <w:tc>
@@ -10968,22 +11589,42 @@
               <w:right w:val="single" w:sz="12" w:space="0" w:color="auto"/>
             </w:tcBorders>
             <w:vAlign w:val="center"/>
+            <w:tcMar>
+              <w:top w:w="70" w:type="dxa"/>
+              <w:bottom w:w="70" w:type="dxa"/>
+              <w:left w:w="90" w:type="dxa"/>
+              <w:right w:w="90" w:type="dxa"/>
+            </w:tcMar>
           </w:tcPr>
           <w:p>
             <w:pPr>
-              <w:jc w:val="center"/>
+              <w:keepNext w:val="0"/>
+              <w:widowControl w:val="0"/>
+              <w:spacing w:before="0" w:after="0" w:line="300" w:lineRule="exact"/>
+              <w:ind w:firstLine="0" w:left="0" w:right="0"/>
+              <w:jc w:val="left"/>
               <w:rPr>
                 <w:color w:val="FF0000"/>
                 <w:sz w:val="24"/>
               </w:rPr>
-            </w:pPr>
+              <w:snapToGrid w:val="0"/>
+            </w:pPr>
+            <w:r>
+              <w:rPr>
+                <w:rFonts w:ascii="Times New Roman" w:hAnsi="Times New Roman" w:eastAsia="宋体"/>
+                <w:b/>
+                <w:sz w:val="21"/>
+              </w:rPr>
+              <w:t>服务于耦合动力学与运动控制、接触组装和地面实验验证三项研究内容。</w:t>
+            </w:r>
           </w:p>
         </w:tc>
       </w:tr>
       <w:tr>
         <w:trPr>
-          <w:trHeight w:hRule="exact" w:val="360"/>
+          <w:trHeight w:hRule="atLeast" w:val="520"/>
           <w:jc w:val="center"/>
+          <w:cantSplit/>
         </w:trPr>
         <w:tc>
           <w:tcPr>
@@ -10995,19 +11636,30 @@
               <w:right w:val="single" w:sz="6" w:space="0" w:color="auto"/>
             </w:tcBorders>
             <w:vAlign w:val="center"/>
+            <w:tcMar>
+              <w:top w:w="70" w:type="dxa"/>
+              <w:bottom w:w="70" w:type="dxa"/>
+              <w:left w:w="90" w:type="dxa"/>
+              <w:right w:w="90" w:type="dxa"/>
+            </w:tcMar>
           </w:tcPr>
           <w:p>
             <w:pPr>
+              <w:keepNext w:val="0"/>
+              <w:widowControl w:val="0"/>
+              <w:spacing w:before="0" w:after="0" w:line="300" w:lineRule="exact"/>
+              <w:ind w:firstLine="0" w:left="0" w:right="0"/>
               <w:jc w:val="center"/>
               <w:rPr>
                 <w:rFonts w:ascii="宋体" w:hAnsi="宋体" w:hint="eastAsia"/>
                 <w:szCs w:val="21"/>
               </w:rPr>
-            </w:pPr>
-            <w:r>
-              <w:rPr>
-                <w:rFonts w:ascii="宋体" w:hAnsi="宋体" w:hint="eastAsia"/>
-                <w:szCs w:val="21"/>
+              <w:snapToGrid w:val="0"/>
+            </w:pPr>
+            <w:r>
+              <w:rPr>
+                <w:rFonts w:ascii="Times New Roman" w:hAnsi="Times New Roman" w:eastAsia="宋体"/>
+                <w:sz w:val="21"/>
               </w:rPr>
               <w:t>设备费</w:t>
             </w:r>
@@ -11023,15 +11675,33 @@
               <w:right w:val="single" w:sz="6" w:space="0" w:color="auto"/>
             </w:tcBorders>
             <w:vAlign w:val="center"/>
+            <w:tcMar>
+              <w:top w:w="70" w:type="dxa"/>
+              <w:bottom w:w="70" w:type="dxa"/>
+              <w:left w:w="90" w:type="dxa"/>
+              <w:right w:w="90" w:type="dxa"/>
+            </w:tcMar>
           </w:tcPr>
           <w:p>
             <w:pPr>
+              <w:keepNext w:val="0"/>
+              <w:widowControl w:val="0"/>
+              <w:spacing w:before="0" w:after="0" w:line="300" w:lineRule="exact"/>
+              <w:ind w:firstLine="0" w:left="0" w:right="0"/>
               <w:jc w:val="center"/>
               <w:rPr>
                 <w:rFonts w:ascii="宋体" w:hAnsi="宋体" w:hint="eastAsia"/>
                 <w:szCs w:val="21"/>
               </w:rPr>
-            </w:pPr>
+              <w:snapToGrid w:val="0"/>
+            </w:pPr>
+            <w:r>
+              <w:rPr>
+                <w:rFonts w:ascii="Times New Roman" w:hAnsi="Times New Roman" w:eastAsia="宋体"/>
+                <w:sz w:val="21"/>
+              </w:rPr>
+              <w:t>4.00</w:t>
+            </w:r>
           </w:p>
         </w:tc>
         <w:tc>
@@ -11044,22 +11714,41 @@
               <w:right w:val="single" w:sz="12" w:space="0" w:color="auto"/>
             </w:tcBorders>
             <w:vAlign w:val="center"/>
+            <w:tcMar>
+              <w:top w:w="70" w:type="dxa"/>
+              <w:bottom w:w="70" w:type="dxa"/>
+              <w:left w:w="90" w:type="dxa"/>
+              <w:right w:w="90" w:type="dxa"/>
+            </w:tcMar>
           </w:tcPr>
           <w:p>
             <w:pPr>
-              <w:jc w:val="center"/>
+              <w:keepNext w:val="0"/>
+              <w:widowControl w:val="0"/>
+              <w:spacing w:before="0" w:after="0" w:line="300" w:lineRule="exact"/>
+              <w:ind w:firstLine="0" w:left="0" w:right="0"/>
+              <w:jc w:val="left"/>
               <w:rPr>
                 <w:color w:val="FF0000"/>
                 <w:sz w:val="24"/>
               </w:rPr>
-            </w:pPr>
+              <w:snapToGrid w:val="0"/>
+            </w:pPr>
+            <w:r>
+              <w:rPr>
+                <w:rFonts w:ascii="Times New Roman" w:hAnsi="Times New Roman" w:eastAsia="宋体"/>
+                <w:sz w:val="21"/>
+              </w:rPr>
+              <w:t>同步采集和实时控制接口改装所需设备及配件1套，按4.00万元测算，用于模拟装置与作业机械臂的状态、基座与末端运动及力和力矩测量数据的时序同步。</w:t>
+            </w:r>
           </w:p>
         </w:tc>
       </w:tr>
       <w:tr>
         <w:trPr>
-          <w:trHeight w:hRule="exact" w:val="360"/>
+          <w:trHeight w:hRule="atLeast" w:val="520"/>
           <w:jc w:val="center"/>
+          <w:cantSplit/>
         </w:trPr>
         <w:tc>
           <w:tcPr>
@@ -11071,19 +11760,30 @@
               <w:right w:val="single" w:sz="6" w:space="0" w:color="auto"/>
             </w:tcBorders>
             <w:vAlign w:val="center"/>
+            <w:tcMar>
+              <w:top w:w="70" w:type="dxa"/>
+              <w:bottom w:w="70" w:type="dxa"/>
+              <w:left w:w="90" w:type="dxa"/>
+              <w:right w:w="90" w:type="dxa"/>
+            </w:tcMar>
           </w:tcPr>
           <w:p>
             <w:pPr>
+              <w:keepNext w:val="0"/>
+              <w:widowControl w:val="0"/>
+              <w:spacing w:before="0" w:after="0" w:line="300" w:lineRule="exact"/>
+              <w:ind w:firstLine="0" w:left="0" w:right="0"/>
               <w:jc w:val="center"/>
               <w:rPr>
                 <w:rFonts w:ascii="宋体" w:hAnsi="宋体" w:hint="eastAsia"/>
                 <w:szCs w:val="21"/>
               </w:rPr>
-            </w:pPr>
-            <w:r>
-              <w:rPr>
-                <w:rFonts w:ascii="宋体" w:hAnsi="宋体" w:hint="eastAsia"/>
-                <w:szCs w:val="21"/>
+              <w:snapToGrid w:val="0"/>
+            </w:pPr>
+            <w:r>
+              <w:rPr>
+                <w:rFonts w:ascii="Times New Roman" w:hAnsi="Times New Roman" w:eastAsia="宋体"/>
+                <w:sz w:val="21"/>
               </w:rPr>
               <w:t>材料费</w:t>
             </w:r>
@@ -11099,15 +11799,33 @@
               <w:right w:val="single" w:sz="6" w:space="0" w:color="auto"/>
             </w:tcBorders>
             <w:vAlign w:val="center"/>
+            <w:tcMar>
+              <w:top w:w="70" w:type="dxa"/>
+              <w:bottom w:w="70" w:type="dxa"/>
+              <w:left w:w="90" w:type="dxa"/>
+              <w:right w:w="90" w:type="dxa"/>
+            </w:tcMar>
           </w:tcPr>
           <w:p>
             <w:pPr>
+              <w:keepNext w:val="0"/>
+              <w:widowControl w:val="0"/>
+              <w:spacing w:before="0" w:after="0" w:line="300" w:lineRule="exact"/>
+              <w:ind w:firstLine="0" w:left="0" w:right="0"/>
               <w:jc w:val="center"/>
               <w:rPr>
                 <w:rFonts w:ascii="宋体" w:hAnsi="宋体" w:hint="eastAsia"/>
                 <w:szCs w:val="21"/>
               </w:rPr>
-            </w:pPr>
+              <w:snapToGrid w:val="0"/>
+            </w:pPr>
+            <w:r>
+              <w:rPr>
+                <w:rFonts w:ascii="Times New Roman" w:hAnsi="Times New Roman" w:eastAsia="宋体"/>
+                <w:sz w:val="21"/>
+              </w:rPr>
+              <w:t>6.00</w:t>
+            </w:r>
           </w:p>
         </w:tc>
         <w:tc>
@@ -11120,22 +11838,41 @@
               <w:right w:val="single" w:sz="12" w:space="0" w:color="auto"/>
             </w:tcBorders>
             <w:vAlign w:val="center"/>
+            <w:tcMar>
+              <w:top w:w="70" w:type="dxa"/>
+              <w:bottom w:w="70" w:type="dxa"/>
+              <w:left w:w="90" w:type="dxa"/>
+              <w:right w:w="90" w:type="dxa"/>
+            </w:tcMar>
           </w:tcPr>
           <w:p>
             <w:pPr>
-              <w:jc w:val="center"/>
+              <w:keepNext w:val="0"/>
+              <w:widowControl w:val="0"/>
+              <w:spacing w:before="0" w:after="0" w:line="300" w:lineRule="exact"/>
+              <w:ind w:firstLine="0" w:left="0" w:right="0"/>
+              <w:jc w:val="left"/>
               <w:rPr>
                 <w:color w:val="FF0000"/>
                 <w:sz w:val="24"/>
               </w:rPr>
-            </w:pPr>
+              <w:snapToGrid w:val="0"/>
+            </w:pPr>
+            <w:r>
+              <w:rPr>
+                <w:rFonts w:ascii="Times New Roman" w:hAnsi="Times New Roman" w:eastAsia="宋体"/>
+                <w:sz w:val="21"/>
+              </w:rPr>
+              <w:t>悬挂连接法兰、转接组件及配套材料按3.60万元测算；典型接口夹具及可换配重材料1.40万元；传感安装、线缆等耗材1.00万元。</w:t>
+            </w:r>
           </w:p>
         </w:tc>
       </w:tr>
       <w:tr>
         <w:trPr>
-          <w:trHeight w:hRule="exact" w:val="360"/>
+          <w:trHeight w:hRule="atLeast" w:val="520"/>
           <w:jc w:val="center"/>
+          <w:cantSplit/>
         </w:trPr>
         <w:tc>
           <w:tcPr>
@@ -11147,19 +11884,30 @@
               <w:right w:val="single" w:sz="6" w:space="0" w:color="auto"/>
             </w:tcBorders>
             <w:vAlign w:val="center"/>
+            <w:tcMar>
+              <w:top w:w="70" w:type="dxa"/>
+              <w:bottom w:w="70" w:type="dxa"/>
+              <w:left w:w="90" w:type="dxa"/>
+              <w:right w:w="90" w:type="dxa"/>
+            </w:tcMar>
           </w:tcPr>
           <w:p>
             <w:pPr>
+              <w:keepNext w:val="0"/>
+              <w:widowControl w:val="0"/>
+              <w:spacing w:before="0" w:after="0" w:line="300" w:lineRule="exact"/>
+              <w:ind w:firstLine="0" w:left="0" w:right="0"/>
               <w:jc w:val="center"/>
               <w:rPr>
                 <w:rFonts w:ascii="宋体" w:hAnsi="宋体" w:hint="eastAsia"/>
                 <w:szCs w:val="21"/>
               </w:rPr>
-            </w:pPr>
-            <w:r>
-              <w:rPr>
-                <w:rFonts w:ascii="宋体" w:hAnsi="宋体" w:hint="eastAsia"/>
-                <w:szCs w:val="21"/>
+              <w:snapToGrid w:val="0"/>
+            </w:pPr>
+            <w:r>
+              <w:rPr>
+                <w:rFonts w:ascii="Times New Roman" w:hAnsi="Times New Roman" w:eastAsia="宋体"/>
+                <w:sz w:val="21"/>
               </w:rPr>
               <w:t>测试化验加工费</w:t>
             </w:r>
@@ -11175,15 +11923,33 @@
               <w:right w:val="single" w:sz="6" w:space="0" w:color="auto"/>
             </w:tcBorders>
             <w:vAlign w:val="center"/>
+            <w:tcMar>
+              <w:top w:w="70" w:type="dxa"/>
+              <w:bottom w:w="70" w:type="dxa"/>
+              <w:left w:w="90" w:type="dxa"/>
+              <w:right w:w="90" w:type="dxa"/>
+            </w:tcMar>
           </w:tcPr>
           <w:p>
             <w:pPr>
+              <w:keepNext w:val="0"/>
+              <w:widowControl w:val="0"/>
+              <w:spacing w:before="0" w:after="0" w:line="300" w:lineRule="exact"/>
+              <w:ind w:firstLine="0" w:left="0" w:right="0"/>
               <w:jc w:val="center"/>
               <w:rPr>
                 <w:rFonts w:ascii="宋体" w:hAnsi="宋体" w:hint="eastAsia"/>
                 <w:szCs w:val="21"/>
               </w:rPr>
-            </w:pPr>
+              <w:snapToGrid w:val="0"/>
+            </w:pPr>
+            <w:r>
+              <w:rPr>
+                <w:rFonts w:ascii="Times New Roman" w:hAnsi="Times New Roman" w:eastAsia="宋体"/>
+                <w:sz w:val="21"/>
+              </w:rPr>
+              <w:t>9.00</w:t>
+            </w:r>
           </w:p>
         </w:tc>
         <w:tc>
@@ -11196,22 +11962,41 @@
               <w:right w:val="single" w:sz="12" w:space="0" w:color="auto"/>
             </w:tcBorders>
             <w:vAlign w:val="center"/>
+            <w:tcMar>
+              <w:top w:w="70" w:type="dxa"/>
+              <w:bottom w:w="70" w:type="dxa"/>
+              <w:left w:w="90" w:type="dxa"/>
+              <w:right w:w="90" w:type="dxa"/>
+            </w:tcMar>
           </w:tcPr>
           <w:p>
             <w:pPr>
-              <w:jc w:val="center"/>
+              <w:keepNext w:val="0"/>
+              <w:widowControl w:val="0"/>
+              <w:spacing w:before="0" w:after="0" w:line="300" w:lineRule="exact"/>
+              <w:ind w:firstLine="0" w:left="0" w:right="0"/>
+              <w:jc w:val="left"/>
               <w:rPr>
                 <w:color w:val="FF0000"/>
                 <w:sz w:val="24"/>
               </w:rPr>
-            </w:pPr>
+              <w:snapToGrid w:val="0"/>
+            </w:pPr>
+            <w:r>
+              <w:rPr>
+                <w:rFonts w:ascii="Times New Roman" w:hAnsi="Times New Roman" w:eastAsia="宋体"/>
+                <w:sz w:val="21"/>
+              </w:rPr>
+              <w:t>悬挂连接及接口夹具加工装配3批，每批1.50万元，共4.50万元；基座与末端位姿测量、安装端力和力矩传感器标定3批，每批0.80万元，共2.40万元；外协动态测量与联合测试3批，每批0.70万元，共2.10万元。共享仪器免费使用部分不重复计费。</w:t>
+            </w:r>
           </w:p>
         </w:tc>
       </w:tr>
       <w:tr>
         <w:trPr>
-          <w:trHeight w:hRule="exact" w:val="360"/>
+          <w:trHeight w:hRule="atLeast" w:val="520"/>
           <w:jc w:val="center"/>
+          <w:cantSplit/>
         </w:trPr>
         <w:tc>
           <w:tcPr>
@@ -11223,19 +12008,30 @@
               <w:right w:val="single" w:sz="6" w:space="0" w:color="auto"/>
             </w:tcBorders>
             <w:vAlign w:val="center"/>
+            <w:tcMar>
+              <w:top w:w="70" w:type="dxa"/>
+              <w:bottom w:w="70" w:type="dxa"/>
+              <w:left w:w="90" w:type="dxa"/>
+              <w:right w:w="90" w:type="dxa"/>
+            </w:tcMar>
           </w:tcPr>
           <w:p>
             <w:pPr>
+              <w:keepNext w:val="0"/>
+              <w:widowControl w:val="0"/>
+              <w:spacing w:before="0" w:after="0" w:line="300" w:lineRule="exact"/>
+              <w:ind w:firstLine="0" w:left="0" w:right="0"/>
               <w:jc w:val="center"/>
               <w:rPr>
                 <w:rFonts w:ascii="宋体" w:hAnsi="宋体" w:hint="eastAsia"/>
                 <w:szCs w:val="21"/>
               </w:rPr>
-            </w:pPr>
-            <w:r>
-              <w:rPr>
-                <w:rFonts w:ascii="宋体" w:hAnsi="宋体" w:hint="eastAsia"/>
-                <w:szCs w:val="21"/>
+              <w:snapToGrid w:val="0"/>
+            </w:pPr>
+            <w:r>
+              <w:rPr>
+                <w:rFonts w:ascii="Times New Roman" w:hAnsi="Times New Roman" w:eastAsia="宋体"/>
+                <w:sz w:val="21"/>
               </w:rPr>
               <w:t>差旅费</w:t>
             </w:r>
@@ -11251,15 +12047,33 @@
               <w:right w:val="single" w:sz="6" w:space="0" w:color="auto"/>
             </w:tcBorders>
             <w:vAlign w:val="center"/>
+            <w:tcMar>
+              <w:top w:w="70" w:type="dxa"/>
+              <w:bottom w:w="70" w:type="dxa"/>
+              <w:left w:w="90" w:type="dxa"/>
+              <w:right w:w="90" w:type="dxa"/>
+            </w:tcMar>
           </w:tcPr>
           <w:p>
             <w:pPr>
+              <w:keepNext w:val="0"/>
+              <w:widowControl w:val="0"/>
+              <w:spacing w:before="0" w:after="0" w:line="300" w:lineRule="exact"/>
+              <w:ind w:firstLine="0" w:left="0" w:right="0"/>
               <w:jc w:val="center"/>
               <w:rPr>
                 <w:rFonts w:ascii="宋体" w:hAnsi="宋体" w:hint="eastAsia"/>
                 <w:szCs w:val="21"/>
               </w:rPr>
-            </w:pPr>
+              <w:snapToGrid w:val="0"/>
+            </w:pPr>
+            <w:r>
+              <w:rPr>
+                <w:rFonts w:ascii="Times New Roman" w:hAnsi="Times New Roman" w:eastAsia="宋体"/>
+                <w:sz w:val="21"/>
+              </w:rPr>
+              <w:t>3.00</w:t>
+            </w:r>
           </w:p>
         </w:tc>
         <w:tc>
@@ -11272,22 +12086,41 @@
               <w:right w:val="single" w:sz="12" w:space="0" w:color="auto"/>
             </w:tcBorders>
             <w:vAlign w:val="center"/>
+            <w:tcMar>
+              <w:top w:w="70" w:type="dxa"/>
+              <w:bottom w:w="70" w:type="dxa"/>
+              <w:left w:w="90" w:type="dxa"/>
+              <w:right w:w="90" w:type="dxa"/>
+            </w:tcMar>
           </w:tcPr>
           <w:p>
             <w:pPr>
-              <w:jc w:val="center"/>
+              <w:keepNext w:val="0"/>
+              <w:widowControl w:val="0"/>
+              <w:spacing w:before="0" w:after="0" w:line="300" w:lineRule="exact"/>
+              <w:ind w:firstLine="0" w:left="0" w:right="0"/>
+              <w:jc w:val="left"/>
               <w:rPr>
                 <w:color w:val="FF0000"/>
                 <w:sz w:val="24"/>
               </w:rPr>
-            </w:pPr>
+              <w:snapToGrid w:val="0"/>
+            </w:pPr>
+            <w:r>
+              <w:rPr>
+                <w:rFonts w:ascii="Times New Roman" w:hAnsi="Times New Roman" w:eastAsia="宋体"/>
+                <w:sz w:val="21"/>
+              </w:rPr>
+              <w:t>合作试验、专题交流及参加国内学术会议等约10人次，按每人次0.30万元测算。</w:t>
+            </w:r>
           </w:p>
         </w:tc>
       </w:tr>
       <w:tr>
         <w:trPr>
-          <w:trHeight w:hRule="exact" w:val="360"/>
+          <w:trHeight w:hRule="atLeast" w:val="520"/>
           <w:jc w:val="center"/>
+          <w:cantSplit/>
         </w:trPr>
         <w:tc>
           <w:tcPr>
@@ -11299,19 +12132,30 @@
               <w:right w:val="single" w:sz="6" w:space="0" w:color="auto"/>
             </w:tcBorders>
             <w:vAlign w:val="center"/>
+            <w:tcMar>
+              <w:top w:w="70" w:type="dxa"/>
+              <w:bottom w:w="70" w:type="dxa"/>
+              <w:left w:w="90" w:type="dxa"/>
+              <w:right w:w="90" w:type="dxa"/>
+            </w:tcMar>
           </w:tcPr>
           <w:p>
             <w:pPr>
+              <w:keepNext w:val="0"/>
+              <w:widowControl w:val="0"/>
+              <w:spacing w:before="0" w:after="0" w:line="300" w:lineRule="exact"/>
+              <w:ind w:firstLine="0" w:left="0" w:right="0"/>
               <w:jc w:val="center"/>
               <w:rPr>
                 <w:rFonts w:ascii="宋体" w:hAnsi="宋体" w:hint="eastAsia"/>
                 <w:szCs w:val="21"/>
               </w:rPr>
-            </w:pPr>
-            <w:r>
-              <w:rPr>
-                <w:rFonts w:ascii="宋体" w:hAnsi="宋体" w:hint="eastAsia"/>
-                <w:szCs w:val="21"/>
+              <w:snapToGrid w:val="0"/>
+            </w:pPr>
+            <w:r>
+              <w:rPr>
+                <w:rFonts w:ascii="Times New Roman" w:hAnsi="Times New Roman" w:eastAsia="宋体"/>
+                <w:sz w:val="21"/>
               </w:rPr>
               <w:t>会议费</w:t>
             </w:r>
@@ -11327,15 +12171,33 @@
               <w:right w:val="single" w:sz="6" w:space="0" w:color="auto"/>
             </w:tcBorders>
             <w:vAlign w:val="center"/>
+            <w:tcMar>
+              <w:top w:w="70" w:type="dxa"/>
+              <w:bottom w:w="70" w:type="dxa"/>
+              <w:left w:w="90" w:type="dxa"/>
+              <w:right w:w="90" w:type="dxa"/>
+            </w:tcMar>
           </w:tcPr>
           <w:p>
             <w:pPr>
+              <w:keepNext w:val="0"/>
+              <w:widowControl w:val="0"/>
+              <w:spacing w:before="0" w:after="0" w:line="300" w:lineRule="exact"/>
+              <w:ind w:firstLine="0" w:left="0" w:right="0"/>
               <w:jc w:val="center"/>
               <w:rPr>
                 <w:rFonts w:ascii="宋体" w:hAnsi="宋体" w:hint="eastAsia"/>
                 <w:szCs w:val="21"/>
               </w:rPr>
-            </w:pPr>
+              <w:snapToGrid w:val="0"/>
+            </w:pPr>
+            <w:r>
+              <w:rPr>
+                <w:rFonts w:ascii="Times New Roman" w:hAnsi="Times New Roman" w:eastAsia="宋体"/>
+                <w:sz w:val="21"/>
+              </w:rPr>
+              <w:t>0.50</w:t>
+            </w:r>
           </w:p>
         </w:tc>
         <w:tc>
@@ -11348,22 +12210,41 @@
               <w:right w:val="single" w:sz="12" w:space="0" w:color="auto"/>
             </w:tcBorders>
             <w:vAlign w:val="center"/>
+            <w:tcMar>
+              <w:top w:w="70" w:type="dxa"/>
+              <w:bottom w:w="70" w:type="dxa"/>
+              <w:left w:w="90" w:type="dxa"/>
+              <w:right w:w="90" w:type="dxa"/>
+            </w:tcMar>
           </w:tcPr>
           <w:p>
             <w:pPr>
-              <w:jc w:val="center"/>
+              <w:keepNext w:val="0"/>
+              <w:widowControl w:val="0"/>
+              <w:spacing w:before="0" w:after="0" w:line="300" w:lineRule="exact"/>
+              <w:ind w:firstLine="0" w:left="0" w:right="0"/>
+              <w:jc w:val="left"/>
               <w:rPr>
                 <w:color w:val="FF0000"/>
                 <w:sz w:val="24"/>
               </w:rPr>
-            </w:pPr>
+              <w:snapToGrid w:val="0"/>
+            </w:pPr>
+            <w:r>
+              <w:rPr>
+                <w:rFonts w:ascii="Times New Roman" w:hAnsi="Times New Roman" w:eastAsia="宋体"/>
+                <w:sz w:val="21"/>
+              </w:rPr>
+              <w:t>项目专题研讨及实验方案评议2次，按每次0.25万元测算。</w:t>
+            </w:r>
           </w:p>
         </w:tc>
       </w:tr>
       <w:tr>
         <w:trPr>
-          <w:trHeight w:hRule="exact" w:val="360"/>
+          <w:trHeight w:hRule="atLeast" w:val="520"/>
           <w:jc w:val="center"/>
+          <w:cantSplit/>
         </w:trPr>
         <w:tc>
           <w:tcPr>
@@ -11375,19 +12256,30 @@
               <w:right w:val="single" w:sz="6" w:space="0" w:color="auto"/>
             </w:tcBorders>
             <w:vAlign w:val="center"/>
+            <w:tcMar>
+              <w:top w:w="70" w:type="dxa"/>
+              <w:bottom w:w="70" w:type="dxa"/>
+              <w:left w:w="90" w:type="dxa"/>
+              <w:right w:w="90" w:type="dxa"/>
+            </w:tcMar>
           </w:tcPr>
           <w:p>
             <w:pPr>
+              <w:keepNext w:val="0"/>
+              <w:widowControl w:val="0"/>
+              <w:spacing w:before="0" w:after="0" w:line="300" w:lineRule="exact"/>
+              <w:ind w:firstLine="0" w:left="0" w:right="0"/>
               <w:jc w:val="center"/>
               <w:rPr>
                 <w:rFonts w:ascii="宋体" w:hAnsi="宋体" w:hint="eastAsia"/>
                 <w:szCs w:val="21"/>
               </w:rPr>
-            </w:pPr>
-            <w:r>
-              <w:rPr>
-                <w:rFonts w:ascii="宋体" w:hAnsi="宋体" w:hint="eastAsia"/>
-                <w:szCs w:val="21"/>
+              <w:snapToGrid w:val="0"/>
+            </w:pPr>
+            <w:r>
+              <w:rPr>
+                <w:rFonts w:ascii="Times New Roman" w:hAnsi="Times New Roman" w:eastAsia="宋体"/>
+                <w:sz w:val="21"/>
               </w:rPr>
               <w:t>国际合作与交流费</w:t>
             </w:r>
@@ -11403,15 +12295,33 @@
               <w:right w:val="single" w:sz="6" w:space="0" w:color="auto"/>
             </w:tcBorders>
             <w:vAlign w:val="center"/>
+            <w:tcMar>
+              <w:top w:w="70" w:type="dxa"/>
+              <w:bottom w:w="70" w:type="dxa"/>
+              <w:left w:w="90" w:type="dxa"/>
+              <w:right w:w="90" w:type="dxa"/>
+            </w:tcMar>
           </w:tcPr>
           <w:p>
             <w:pPr>
+              <w:keepNext w:val="0"/>
+              <w:widowControl w:val="0"/>
+              <w:spacing w:before="0" w:after="0" w:line="300" w:lineRule="exact"/>
+              <w:ind w:firstLine="0" w:left="0" w:right="0"/>
               <w:jc w:val="center"/>
               <w:rPr>
                 <w:rFonts w:ascii="宋体" w:hAnsi="宋体" w:hint="eastAsia"/>
                 <w:szCs w:val="21"/>
               </w:rPr>
-            </w:pPr>
+              <w:snapToGrid w:val="0"/>
+            </w:pPr>
+            <w:r>
+              <w:rPr>
+                <w:rFonts w:ascii="Times New Roman" w:hAnsi="Times New Roman" w:eastAsia="宋体"/>
+                <w:sz w:val="21"/>
+              </w:rPr>
+              <w:t>0.00</w:t>
+            </w:r>
           </w:p>
         </w:tc>
         <w:tc>
@@ -11424,22 +12334,41 @@
               <w:right w:val="single" w:sz="12" w:space="0" w:color="auto"/>
             </w:tcBorders>
             <w:vAlign w:val="center"/>
+            <w:tcMar>
+              <w:top w:w="70" w:type="dxa"/>
+              <w:bottom w:w="70" w:type="dxa"/>
+              <w:left w:w="90" w:type="dxa"/>
+              <w:right w:w="90" w:type="dxa"/>
+            </w:tcMar>
           </w:tcPr>
           <w:p>
             <w:pPr>
-              <w:jc w:val="center"/>
+              <w:keepNext w:val="0"/>
+              <w:widowControl w:val="0"/>
+              <w:spacing w:before="0" w:after="0" w:line="300" w:lineRule="exact"/>
+              <w:ind w:firstLine="0" w:left="0" w:right="0"/>
+              <w:jc w:val="left"/>
               <w:rPr>
                 <w:color w:val="FF0000"/>
                 <w:sz w:val="24"/>
               </w:rPr>
-            </w:pPr>
+              <w:snapToGrid w:val="0"/>
+            </w:pPr>
+            <w:r>
+              <w:rPr>
+                <w:rFonts w:ascii="Times New Roman" w:hAnsi="Times New Roman" w:eastAsia="宋体"/>
+                <w:sz w:val="21"/>
+              </w:rPr>
+              <w:t>以线上学术交流为主，不安排出国经费。</w:t>
+            </w:r>
           </w:p>
         </w:tc>
       </w:tr>
       <w:tr>
         <w:trPr>
-          <w:trHeight w:hRule="exact" w:val="717"/>
+          <w:trHeight w:hRule="atLeast" w:val="520"/>
           <w:jc w:val="center"/>
+          <w:cantSplit/>
         </w:trPr>
         <w:tc>
           <w:tcPr>
@@ -11451,19 +12380,30 @@
               <w:right w:val="single" w:sz="6" w:space="0" w:color="auto"/>
             </w:tcBorders>
             <w:vAlign w:val="center"/>
+            <w:tcMar>
+              <w:top w:w="70" w:type="dxa"/>
+              <w:bottom w:w="70" w:type="dxa"/>
+              <w:left w:w="90" w:type="dxa"/>
+              <w:right w:w="90" w:type="dxa"/>
+            </w:tcMar>
           </w:tcPr>
           <w:p>
             <w:pPr>
+              <w:keepNext w:val="0"/>
+              <w:widowControl w:val="0"/>
+              <w:spacing w:before="0" w:after="0" w:line="300" w:lineRule="exact"/>
+              <w:ind w:firstLine="0" w:left="0" w:right="0"/>
               <w:jc w:val="center"/>
               <w:rPr>
                 <w:rFonts w:ascii="宋体" w:hAnsi="宋体" w:hint="eastAsia"/>
                 <w:szCs w:val="21"/>
               </w:rPr>
-            </w:pPr>
-            <w:r>
-              <w:rPr>
-                <w:rFonts w:ascii="宋体" w:hAnsi="宋体" w:hint="eastAsia"/>
-                <w:szCs w:val="21"/>
+              <w:snapToGrid w:val="0"/>
+            </w:pPr>
+            <w:r>
+              <w:rPr>
+                <w:rFonts w:ascii="Times New Roman" w:hAnsi="Times New Roman" w:eastAsia="宋体"/>
+                <w:sz w:val="21"/>
               </w:rPr>
               <w:t>出版/文献/信息传播/知识产权事务费</w:t>
             </w:r>
@@ -11479,15 +12419,33 @@
               <w:right w:val="single" w:sz="6" w:space="0" w:color="auto"/>
             </w:tcBorders>
             <w:vAlign w:val="center"/>
+            <w:tcMar>
+              <w:top w:w="70" w:type="dxa"/>
+              <w:bottom w:w="70" w:type="dxa"/>
+              <w:left w:w="90" w:type="dxa"/>
+              <w:right w:w="90" w:type="dxa"/>
+            </w:tcMar>
           </w:tcPr>
           <w:p>
             <w:pPr>
+              <w:keepNext w:val="0"/>
+              <w:widowControl w:val="0"/>
+              <w:spacing w:before="0" w:after="0" w:line="300" w:lineRule="exact"/>
+              <w:ind w:firstLine="0" w:left="0" w:right="0"/>
               <w:jc w:val="center"/>
               <w:rPr>
                 <w:rFonts w:ascii="宋体" w:hAnsi="宋体" w:hint="eastAsia"/>
                 <w:szCs w:val="21"/>
               </w:rPr>
-            </w:pPr>
+              <w:snapToGrid w:val="0"/>
+            </w:pPr>
+            <w:r>
+              <w:rPr>
+                <w:rFonts w:ascii="Times New Roman" w:hAnsi="Times New Roman" w:eastAsia="宋体"/>
+                <w:sz w:val="21"/>
+              </w:rPr>
+              <w:t>3.50</w:t>
+            </w:r>
           </w:p>
         </w:tc>
         <w:tc>
@@ -11500,22 +12458,41 @@
               <w:right w:val="single" w:sz="12" w:space="0" w:color="auto"/>
             </w:tcBorders>
             <w:vAlign w:val="center"/>
+            <w:tcMar>
+              <w:top w:w="70" w:type="dxa"/>
+              <w:bottom w:w="70" w:type="dxa"/>
+              <w:left w:w="90" w:type="dxa"/>
+              <w:right w:w="90" w:type="dxa"/>
+            </w:tcMar>
           </w:tcPr>
           <w:p>
             <w:pPr>
-              <w:jc w:val="center"/>
+              <w:keepNext w:val="0"/>
+              <w:widowControl w:val="0"/>
+              <w:spacing w:before="0" w:after="0" w:line="300" w:lineRule="exact"/>
+              <w:ind w:firstLine="0" w:left="0" w:right="0"/>
+              <w:jc w:val="left"/>
               <w:rPr>
                 <w:color w:val="FF0000"/>
                 <w:sz w:val="24"/>
               </w:rPr>
-            </w:pPr>
+              <w:snapToGrid w:val="0"/>
+            </w:pPr>
+            <w:r>
+              <w:rPr>
+                <w:rFonts w:ascii="Times New Roman" w:hAnsi="Times New Roman" w:eastAsia="宋体"/>
+                <w:sz w:val="21"/>
+              </w:rPr>
+              <w:t>论文出版相关费用2篇，每篇按1.00万元测算，共2.00万元；发明专利申请及相关事务1.00万元；文献和信息资料0.50万元。</w:t>
+            </w:r>
           </w:p>
         </w:tc>
       </w:tr>
       <w:tr>
         <w:trPr>
-          <w:trHeight w:hRule="exact" w:val="406"/>
+          <w:trHeight w:hRule="atLeast" w:val="520"/>
           <w:jc w:val="center"/>
+          <w:cantSplit/>
         </w:trPr>
         <w:tc>
           <w:tcPr>
@@ -11527,19 +12504,30 @@
               <w:right w:val="single" w:sz="6" w:space="0" w:color="auto"/>
             </w:tcBorders>
             <w:vAlign w:val="center"/>
+            <w:tcMar>
+              <w:top w:w="70" w:type="dxa"/>
+              <w:bottom w:w="70" w:type="dxa"/>
+              <w:left w:w="90" w:type="dxa"/>
+              <w:right w:w="90" w:type="dxa"/>
+            </w:tcMar>
           </w:tcPr>
           <w:p>
             <w:pPr>
+              <w:keepNext w:val="0"/>
+              <w:widowControl w:val="0"/>
+              <w:spacing w:before="0" w:after="0" w:line="300" w:lineRule="exact"/>
+              <w:ind w:firstLine="0" w:left="0" w:right="0"/>
               <w:jc w:val="center"/>
               <w:rPr>
                 <w:rFonts w:ascii="宋体" w:hAnsi="宋体" w:hint="eastAsia"/>
                 <w:szCs w:val="21"/>
               </w:rPr>
-            </w:pPr>
-            <w:r>
-              <w:rPr>
-                <w:rFonts w:ascii="宋体" w:hAnsi="宋体" w:hint="eastAsia"/>
-                <w:szCs w:val="21"/>
+              <w:snapToGrid w:val="0"/>
+            </w:pPr>
+            <w:r>
+              <w:rPr>
+                <w:rFonts w:ascii="Times New Roman" w:hAnsi="Times New Roman" w:eastAsia="宋体"/>
+                <w:sz w:val="21"/>
               </w:rPr>
               <w:t>专家咨询费</w:t>
             </w:r>
@@ -11555,15 +12543,33 @@
               <w:right w:val="single" w:sz="6" w:space="0" w:color="auto"/>
             </w:tcBorders>
             <w:vAlign w:val="center"/>
+            <w:tcMar>
+              <w:top w:w="70" w:type="dxa"/>
+              <w:bottom w:w="70" w:type="dxa"/>
+              <w:left w:w="90" w:type="dxa"/>
+              <w:right w:w="90" w:type="dxa"/>
+            </w:tcMar>
           </w:tcPr>
           <w:p>
             <w:pPr>
+              <w:keepNext w:val="0"/>
+              <w:widowControl w:val="0"/>
+              <w:spacing w:before="0" w:after="0" w:line="300" w:lineRule="exact"/>
+              <w:ind w:firstLine="0" w:left="0" w:right="0"/>
               <w:jc w:val="center"/>
               <w:rPr>
                 <w:rFonts w:ascii="宋体" w:hAnsi="宋体" w:hint="eastAsia"/>
                 <w:szCs w:val="21"/>
               </w:rPr>
-            </w:pPr>
+              <w:snapToGrid w:val="0"/>
+            </w:pPr>
+            <w:r>
+              <w:rPr>
+                <w:rFonts w:ascii="Times New Roman" w:hAnsi="Times New Roman" w:eastAsia="宋体"/>
+                <w:sz w:val="21"/>
+              </w:rPr>
+              <w:t>1.00</w:t>
+            </w:r>
           </w:p>
         </w:tc>
         <w:tc>
@@ -11576,51 +12582,43 @@
               <w:right w:val="single" w:sz="12" w:space="0" w:color="auto"/>
             </w:tcBorders>
             <w:vAlign w:val="center"/>
+            <w:tcMar>
+              <w:top w:w="70" w:type="dxa"/>
+              <w:bottom w:w="70" w:type="dxa"/>
+              <w:left w:w="90" w:type="dxa"/>
+              <w:right w:w="90" w:type="dxa"/>
+            </w:tcMar>
           </w:tcPr>
           <w:p>
             <w:pPr>
-              <w:jc w:val="center"/>
+              <w:keepNext w:val="0"/>
+              <w:widowControl w:val="0"/>
+              <w:spacing w:before="0" w:after="0" w:line="300" w:lineRule="exact"/>
+              <w:ind w:firstLine="0" w:left="0" w:right="0"/>
+              <w:jc w:val="left"/>
               <w:rPr>
                 <w:rFonts w:ascii="宋体" w:hAnsi="宋体" w:hint="eastAsia"/>
                 <w:b/>
                 <w:color w:val="FF0000"/>
                 <w:szCs w:val="21"/>
               </w:rPr>
-            </w:pPr>
-            <w:r>
-              <w:rPr>
-                <w:rFonts w:hint="eastAsia"/>
-                <w:b/>
-                <w:color w:val="FF0000"/>
-                <w:sz w:val="24"/>
-              </w:rPr>
-              <w:t>（不超过总经费的</w:t>
-            </w:r>
-            <w:r>
-              <w:rPr>
-                <w:rFonts w:hint="eastAsia"/>
-                <w:b/>
-                <w:color w:val="FF0000"/>
-                <w:sz w:val="24"/>
-              </w:rPr>
-              <w:t>5%</w:t>
-            </w:r>
-            <w:r>
-              <w:rPr>
-                <w:rFonts w:hint="eastAsia"/>
-                <w:b/>
-                <w:color w:val="FF0000"/>
-                <w:sz w:val="24"/>
-              </w:rPr>
-              <w:t>）</w:t>
+              <w:snapToGrid w:val="0"/>
+            </w:pPr>
+            <w:r>
+              <w:rPr>
+                <w:rFonts w:ascii="Times New Roman" w:hAnsi="Times New Roman" w:eastAsia="宋体"/>
+                <w:sz w:val="21"/>
+              </w:rPr>
+              <w:t>动力学建模及实验方案咨询约5人次，按每人次0.20万元测算；占总经费3.33%。（不超过总经费的5%）</w:t>
             </w:r>
           </w:p>
         </w:tc>
       </w:tr>
       <w:tr>
         <w:trPr>
-          <w:trHeight w:hRule="exact" w:val="468"/>
+          <w:trHeight w:hRule="atLeast" w:val="520"/>
           <w:jc w:val="center"/>
+          <w:cantSplit/>
         </w:trPr>
         <w:tc>
           <w:tcPr>
@@ -11632,19 +12630,30 @@
               <w:right w:val="single" w:sz="6" w:space="0" w:color="auto"/>
             </w:tcBorders>
             <w:vAlign w:val="center"/>
+            <w:tcMar>
+              <w:top w:w="70" w:type="dxa"/>
+              <w:bottom w:w="70" w:type="dxa"/>
+              <w:left w:w="90" w:type="dxa"/>
+              <w:right w:w="90" w:type="dxa"/>
+            </w:tcMar>
           </w:tcPr>
           <w:p>
             <w:pPr>
+              <w:keepNext w:val="0"/>
+              <w:widowControl w:val="0"/>
+              <w:spacing w:before="0" w:after="0" w:line="300" w:lineRule="exact"/>
+              <w:ind w:firstLine="0" w:left="0" w:right="0"/>
               <w:jc w:val="center"/>
               <w:rPr>
                 <w:rFonts w:ascii="宋体" w:hAnsi="宋体" w:hint="eastAsia"/>
                 <w:szCs w:val="21"/>
               </w:rPr>
-            </w:pPr>
-            <w:r>
-              <w:rPr>
-                <w:rFonts w:ascii="宋体" w:hAnsi="宋体" w:hint="eastAsia"/>
-                <w:szCs w:val="21"/>
+              <w:snapToGrid w:val="0"/>
+            </w:pPr>
+            <w:r>
+              <w:rPr>
+                <w:rFonts w:ascii="Times New Roman" w:hAnsi="Times New Roman" w:eastAsia="宋体"/>
+                <w:sz w:val="21"/>
               </w:rPr>
               <w:t>劳务费</w:t>
             </w:r>
@@ -11660,15 +12669,33 @@
               <w:right w:val="single" w:sz="6" w:space="0" w:color="auto"/>
             </w:tcBorders>
             <w:vAlign w:val="center"/>
+            <w:tcMar>
+              <w:top w:w="70" w:type="dxa"/>
+              <w:bottom w:w="70" w:type="dxa"/>
+              <w:left w:w="90" w:type="dxa"/>
+              <w:right w:w="90" w:type="dxa"/>
+            </w:tcMar>
           </w:tcPr>
           <w:p>
             <w:pPr>
+              <w:keepNext w:val="0"/>
+              <w:widowControl w:val="0"/>
+              <w:spacing w:before="0" w:after="0" w:line="300" w:lineRule="exact"/>
+              <w:ind w:firstLine="0" w:left="0" w:right="0"/>
               <w:jc w:val="center"/>
               <w:rPr>
                 <w:rFonts w:ascii="宋体" w:hAnsi="宋体" w:hint="eastAsia"/>
                 <w:szCs w:val="21"/>
               </w:rPr>
-            </w:pPr>
+              <w:snapToGrid w:val="0"/>
+            </w:pPr>
+            <w:r>
+              <w:rPr>
+                <w:rFonts w:ascii="Times New Roman" w:hAnsi="Times New Roman" w:eastAsia="宋体"/>
+                <w:sz w:val="21"/>
+              </w:rPr>
+              <w:t>3.00</w:t>
+            </w:r>
           </w:p>
         </w:tc>
         <w:tc>
@@ -11681,41 +12708,32 @@
               <w:right w:val="single" w:sz="12" w:space="0" w:color="auto"/>
             </w:tcBorders>
             <w:vAlign w:val="center"/>
+            <w:tcMar>
+              <w:top w:w="70" w:type="dxa"/>
+              <w:bottom w:w="70" w:type="dxa"/>
+              <w:left w:w="90" w:type="dxa"/>
+              <w:right w:w="90" w:type="dxa"/>
+            </w:tcMar>
           </w:tcPr>
           <w:p>
             <w:pPr>
-              <w:jc w:val="center"/>
+              <w:keepNext w:val="0"/>
+              <w:widowControl w:val="0"/>
+              <w:spacing w:before="0" w:after="0" w:line="300" w:lineRule="exact"/>
+              <w:ind w:firstLine="0" w:left="0" w:right="0"/>
+              <w:jc w:val="left"/>
               <w:rPr>
                 <w:rFonts w:ascii="宋体" w:hAnsi="宋体" w:hint="eastAsia"/>
                 <w:szCs w:val="21"/>
               </w:rPr>
-            </w:pPr>
-            <w:r>
-              <w:rPr>
-                <w:rFonts w:hint="eastAsia"/>
-                <w:b/>
-                <w:color w:val="FF0000"/>
-                <w:sz w:val="24"/>
-              </w:rPr>
-              <w:t>（不超过总经费的</w:t>
-            </w:r>
-            <w:r>
-              <w:rPr>
-                <w:rFonts w:hint="eastAsia"/>
-                <w:b/>
-                <w:color w:val="FF0000"/>
-                <w:sz w:val="24"/>
-              </w:rPr>
-              <w:t>10%</w:t>
-            </w:r>
-            <w:r>
-              <w:rPr>
-                <w:rFonts w:hint="eastAsia"/>
-                <w:b/>
-                <w:color w:val="FF0000"/>
-                <w:sz w:val="24"/>
-              </w:rPr>
-              <w:t>）</w:t>
+              <w:snapToGrid w:val="0"/>
+            </w:pPr>
+            <w:r>
+              <w:rPr>
+                <w:rFonts w:ascii="Times New Roman" w:hAnsi="Times New Roman" w:eastAsia="宋体"/>
+                <w:sz w:val="21"/>
+              </w:rPr>
+              <w:t>参与建模、控制设计和实验工作的研究生2人，每人累计15个月，每人每月0.10万元；占总经费10.00%。（不超过总经费的10%）</w:t>
             </w:r>
           </w:p>
         </w:tc>
@@ -11751,7 +12769,7 @@
         <w:t>签字和盖章页</w:t>
       </w:r>
     </w:p>
-    <w:tbl>
+    <w:tbl xmlns:w="http://schemas.openxmlformats.org/wordprocessingml/2006/main" xmlns:wpc="http://schemas.microsoft.com/office/word/2010/wordprocessingCanvas" xmlns:cx="http://schemas.microsoft.com/office/drawing/2014/chartex" xmlns:cx1="http://schemas.microsoft.com/office/drawing/2015/9/8/chartex" xmlns:cx2="http://schemas.microsoft.com/office/drawing/2015/10/21/chartex" xmlns:cx3="http://schemas.microsoft.com/office/drawing/2016/5/9/chartex" xmlns:cx4="http://schemas.microsoft.com/office/drawing/2016/5/10/chartex" xmlns:cx5="http://schemas.microsoft.com/office/drawing/2016/5/11/chartex" xmlns:cx6="http://schemas.microsoft.com/office/drawing/2016/5/12/chartex" xmlns:cx7="http://schemas.microsoft.com/office/drawing/2016/5/13/chartex" xmlns:cx8="http://schemas.microsoft.com/office/drawing/2016/5/14/chartex" xmlns:mc="http://schemas.openxmlformats.org/markup-compatibility/2006" xmlns:aink="http://schemas.microsoft.com/office/drawing/2016/ink" xmlns:am3d="http://schemas.microsoft.com/office/drawing/2017/model3d" xmlns:o="urn:schemas-microsoft-com:office:office" xmlns:oel="http://schemas.microsoft.com/office/2019/extlst" xmlns:r="http://schemas.openxmlformats.org/officeDocument/2006/relationships" xmlns:m="http://schemas.openxmlformats.org/officeDocument/2006/math" xmlns:v="urn:schemas-microsoft-com:vml" xmlns:wp14="http://schemas.microsoft.com/office/word/2010/wordprocessingDrawing" xmlns:wp="http://schemas.openxmlformats.org/drawingml/2006/wordprocessingDrawing" xmlns:w10="urn:schemas-microsoft-com:office:word" xmlns:w14="http://schemas.microsoft.com/office/word/2010/wordml" xmlns:w15="http://schemas.microsoft.com/office/word/2012/wordml" xmlns:w16cex="http://schemas.microsoft.com/office/word/2018/wordml/cex" xmlns:w16cid="http://schemas.microsoft.com/office/word/2016/wordml/cid" xmlns:w16="http://schemas.microsoft.com/office/word/2018/wordml" xmlns:w16sdtdh="http://schemas.microsoft.com/office/word/2020/wordml/sdtdatahash" xmlns:w16se="http://schemas.microsoft.com/office/word/2015/wordml/symex" xmlns:wpg="http://schemas.microsoft.com/office/word/2010/wordprocessingGroup" xmlns:wpi="http://schemas.microsoft.com/office/word/2010/wordprocessingInk" xmlns:wne="http://schemas.microsoft.com/office/word/2006/wordml" xmlns:wps="http://schemas.microsoft.com/office/word/2010/wordprocessingShape">
       <w:tblPr>
         <w:tblW w:w="8222" w:type="dxa"/>
         <w:tblInd w:w="108" w:type="dxa"/>
@@ -11778,7 +12796,8 @@
       </w:tblGrid>
       <w:tr>
         <w:trPr>
-          <w:trHeight w:val="454"/>
+          <w:trHeight w:val="454" w:hRule="atLeast"/>
+          <w:cantSplit/>
         </w:trPr>
         <w:tc>
           <w:tcPr>
@@ -11793,11 +12812,16 @@
           </w:tcPr>
           <w:p>
             <w:pPr>
+              <w:keepNext w:val="0"/>
+              <w:widowControl w:val="0"/>
+              <w:spacing w:before="0" w:after="0" w:line="340" w:lineRule="exact"/>
               <w:jc w:val="center"/>
-            </w:pPr>
-            <w:r>
-              <w:rPr>
-                <w:rFonts w:hint="eastAsia"/>
+              <w:snapToGrid w:val="0"/>
+            </w:pPr>
+            <w:r>
+              <w:rPr>
+                <w:rFonts w:hint="eastAsia" w:ascii="Times New Roman" w:hAnsi="Times New Roman" w:eastAsia="宋体"/>
+                <w:sz w:val="21"/>
               </w:rPr>
               <w:t>项目名称</w:t>
             </w:r>
@@ -11815,12 +12839,29 @@
             </w:tcBorders>
             <w:vAlign w:val="center"/>
           </w:tcPr>
-          <w:p/>
+          <w:p>
+            <w:pPr>
+              <w:keepNext w:val="0"/>
+              <w:widowControl w:val="0"/>
+              <w:spacing w:before="0" w:after="0" w:line="340" w:lineRule="exact"/>
+              <w:snapToGrid w:val="0"/>
+              <w:ind w:firstLine="0" w:left="0" w:right="0"/>
+              <w:jc w:val="center"/>
+            </w:pPr>
+            <w:r>
+              <w:rPr>
+                <w:rFonts w:ascii="Times New Roman" w:hAnsi="Times New Roman" w:eastAsia="宋体"/>
+                <w:sz w:val="21"/>
+              </w:rPr>
+              <w:t>柔性桁架支撑下空间机器人的运动控制与接触引导组装研究</w:t>
+            </w:r>
+          </w:p>
         </w:tc>
       </w:tr>
       <w:tr>
         <w:trPr>
-          <w:trHeight w:val="454"/>
+          <w:trHeight w:val="454" w:hRule="atLeast"/>
+          <w:cantSplit/>
         </w:trPr>
         <w:tc>
           <w:tcPr>
@@ -11835,29 +12876,44 @@
           </w:tcPr>
           <w:p>
             <w:pPr>
+              <w:keepNext w:val="0"/>
+              <w:widowControl w:val="0"/>
+              <w:spacing w:before="0" w:after="0" w:line="340" w:lineRule="exact"/>
               <w:jc w:val="center"/>
-            </w:pPr>
-            <w:r>
-              <w:rPr>
-                <w:rFonts w:hint="eastAsia"/>
+              <w:snapToGrid w:val="0"/>
+            </w:pPr>
+            <w:r>
+              <w:rPr>
+                <w:rFonts w:hint="eastAsia" w:ascii="Times New Roman" w:hAnsi="Times New Roman" w:eastAsia="宋体"/>
+                <w:sz w:val="21"/>
               </w:rPr>
               <w:t>申</w:t>
             </w:r>
             <w:r>
+              <w:rPr>
+                <w:rFonts w:ascii="Times New Roman" w:hAnsi="Times New Roman" w:eastAsia="宋体"/>
+                <w:sz w:val="21"/>
+              </w:rPr>
               <w:t xml:space="preserve"> </w:t>
             </w:r>
             <w:r>
               <w:rPr>
-                <w:rFonts w:hint="eastAsia"/>
+                <w:rFonts w:hint="eastAsia" w:ascii="Times New Roman" w:hAnsi="Times New Roman" w:eastAsia="宋体"/>
+                <w:sz w:val="21"/>
               </w:rPr>
               <w:t>请</w:t>
             </w:r>
             <w:r>
+              <w:rPr>
+                <w:rFonts w:ascii="Times New Roman" w:hAnsi="Times New Roman" w:eastAsia="宋体"/>
+                <w:sz w:val="21"/>
+              </w:rPr>
               <w:t xml:space="preserve"> </w:t>
             </w:r>
             <w:r>
               <w:rPr>
-                <w:rFonts w:hint="eastAsia"/>
+                <w:rFonts w:hint="eastAsia" w:ascii="Times New Roman" w:hAnsi="Times New Roman" w:eastAsia="宋体"/>
+                <w:sz w:val="21"/>
               </w:rPr>
               <w:t>人</w:t>
             </w:r>
@@ -11875,7 +12931,23 @@
             </w:tcBorders>
             <w:vAlign w:val="center"/>
           </w:tcPr>
-          <w:p/>
+          <w:p>
+            <w:pPr>
+              <w:keepNext w:val="0"/>
+              <w:widowControl w:val="0"/>
+              <w:spacing w:before="0" w:after="0" w:line="360" w:lineRule="exact"/>
+              <w:snapToGrid w:val="0"/>
+              <w:ind w:firstLine="0" w:left="0" w:right="0"/>
+              <w:jc w:val="center"/>
+            </w:pPr>
+            <w:r>
+              <w:rPr>
+                <w:rFonts w:ascii="Times New Roman" w:hAnsi="Times New Roman" w:eastAsia="宋体"/>
+                <w:sz w:val="21"/>
+              </w:rPr>
+              <w:t>单明贺</w:t>
+            </w:r>
+          </w:p>
         </w:tc>
         <w:tc>
           <w:tcPr>
@@ -11890,11 +12962,16 @@
           </w:tcPr>
           <w:p>
             <w:pPr>
+              <w:keepNext w:val="0"/>
+              <w:widowControl w:val="0"/>
+              <w:spacing w:before="0" w:after="0" w:line="340" w:lineRule="exact"/>
               <w:jc w:val="center"/>
-            </w:pPr>
-            <w:r>
-              <w:rPr>
-                <w:rFonts w:hint="eastAsia"/>
+              <w:snapToGrid w:val="0"/>
+            </w:pPr>
+            <w:r>
+              <w:rPr>
+                <w:rFonts w:hint="eastAsia" w:ascii="Times New Roman" w:hAnsi="Times New Roman" w:eastAsia="宋体"/>
+                <w:sz w:val="21"/>
               </w:rPr>
               <w:t>所在单位</w:t>
             </w:r>
@@ -11912,12 +12989,29 @@
             </w:tcBorders>
             <w:vAlign w:val="center"/>
           </w:tcPr>
-          <w:p/>
+          <w:p>
+            <w:pPr>
+              <w:keepNext w:val="0"/>
+              <w:widowControl w:val="0"/>
+              <w:spacing w:before="0" w:after="0" w:line="360" w:lineRule="exact"/>
+              <w:snapToGrid w:val="0"/>
+              <w:ind w:firstLine="0" w:left="0" w:right="0"/>
+              <w:jc w:val="center"/>
+            </w:pPr>
+            <w:r>
+              <w:rPr>
+                <w:rFonts w:ascii="Times New Roman" w:hAnsi="Times New Roman" w:eastAsia="宋体"/>
+                <w:sz w:val="21"/>
+              </w:rPr>
+              <w:t>北京理工大学</w:t>
+            </w:r>
+          </w:p>
         </w:tc>
       </w:tr>
       <w:tr>
         <w:trPr>
-          <w:trHeight w:val="2487"/>
+          <w:trHeight w:val="2487" w:hRule="atLeast"/>
+          <w:cantSplit/>
         </w:trPr>
         <w:tc>
           <w:tcPr>
@@ -11932,55 +13026,80 @@
           </w:tcPr>
           <w:p>
             <w:pPr>
+              <w:keepNext w:val="0"/>
+              <w:widowControl w:val="0"/>
+              <w:spacing w:before="0" w:after="0" w:line="340" w:lineRule="exact"/>
               <w:jc w:val="center"/>
-            </w:pPr>
-            <w:r>
-              <w:rPr>
-                <w:rFonts w:hint="eastAsia"/>
+              <w:snapToGrid w:val="0"/>
+            </w:pPr>
+            <w:r>
+              <w:rPr>
+                <w:rFonts w:hint="eastAsia" w:ascii="Times New Roman" w:hAnsi="Times New Roman" w:eastAsia="宋体"/>
+                <w:sz w:val="21"/>
               </w:rPr>
               <w:t>申</w:t>
             </w:r>
           </w:p>
           <w:p>
             <w:pPr>
+              <w:keepNext w:val="0"/>
+              <w:widowControl w:val="0"/>
+              <w:spacing w:before="0" w:after="0" w:line="340" w:lineRule="exact"/>
               <w:jc w:val="center"/>
-            </w:pPr>
-            <w:r>
-              <w:rPr>
-                <w:rFonts w:hint="eastAsia"/>
+              <w:snapToGrid w:val="0"/>
+            </w:pPr>
+            <w:r>
+              <w:rPr>
+                <w:rFonts w:hint="eastAsia" w:ascii="Times New Roman" w:hAnsi="Times New Roman" w:eastAsia="宋体"/>
+                <w:sz w:val="21"/>
               </w:rPr>
               <w:t>请</w:t>
             </w:r>
           </w:p>
           <w:p>
             <w:pPr>
+              <w:keepNext w:val="0"/>
+              <w:widowControl w:val="0"/>
+              <w:spacing w:before="0" w:after="0" w:line="340" w:lineRule="exact"/>
               <w:jc w:val="center"/>
-            </w:pPr>
-            <w:r>
-              <w:rPr>
-                <w:rFonts w:hint="eastAsia"/>
+              <w:snapToGrid w:val="0"/>
+            </w:pPr>
+            <w:r>
+              <w:rPr>
+                <w:rFonts w:hint="eastAsia" w:ascii="Times New Roman" w:hAnsi="Times New Roman" w:eastAsia="宋体"/>
+                <w:sz w:val="21"/>
               </w:rPr>
               <w:t>人</w:t>
             </w:r>
           </w:p>
           <w:p>
             <w:pPr>
+              <w:keepNext w:val="0"/>
+              <w:widowControl w:val="0"/>
+              <w:spacing w:before="0" w:after="0" w:line="340" w:lineRule="exact"/>
               <w:jc w:val="center"/>
-            </w:pPr>
-            <w:r>
-              <w:rPr>
-                <w:rFonts w:hint="eastAsia"/>
+              <w:snapToGrid w:val="0"/>
+            </w:pPr>
+            <w:r>
+              <w:rPr>
+                <w:rFonts w:hint="eastAsia" w:ascii="Times New Roman" w:hAnsi="Times New Roman" w:eastAsia="宋体"/>
+                <w:sz w:val="21"/>
               </w:rPr>
               <w:t>承</w:t>
             </w:r>
           </w:p>
           <w:p>
             <w:pPr>
+              <w:keepNext w:val="0"/>
+              <w:widowControl w:val="0"/>
+              <w:spacing w:before="0" w:after="0" w:line="340" w:lineRule="exact"/>
               <w:jc w:val="center"/>
-            </w:pPr>
-            <w:r>
-              <w:rPr>
-                <w:rFonts w:hint="eastAsia"/>
+              <w:snapToGrid w:val="0"/>
+            </w:pPr>
+            <w:r>
+              <w:rPr>
+                <w:rFonts w:hint="eastAsia" w:ascii="Times New Roman" w:hAnsi="Times New Roman" w:eastAsia="宋体"/>
+                <w:sz w:val="21"/>
               </w:rPr>
               <w:t>诺</w:t>
             </w:r>
@@ -11996,129 +13115,177 @@
               <w:bottom w:val="single" w:sz="4" w:space="0" w:color="auto"/>
               <w:right w:val="single" w:sz="4" w:space="0" w:color="auto"/>
             </w:tcBorders>
+            <w:vAlign w:val="center"/>
           </w:tcPr>
           <w:p>
             <w:pPr>
+              <w:keepNext w:val="0"/>
+              <w:widowControl w:val="0"/>
+              <w:spacing w:before="0" w:after="0" w:line="340" w:lineRule="exact"/>
               <w:ind w:firstLine="420"/>
-            </w:pPr>
-            <w:r>
-              <w:rPr>
-                <w:rFonts w:hint="eastAsia"/>
+              <w:snapToGrid w:val="0"/>
+            </w:pPr>
+            <w:r>
+              <w:rPr>
+                <w:rFonts w:hint="eastAsia" w:ascii="Times New Roman" w:hAnsi="Times New Roman" w:eastAsia="宋体"/>
+                <w:sz w:val="21"/>
               </w:rPr>
               <w:t>我保证</w:t>
             </w:r>
             <w:r>
               <w:rPr>
-                <w:rFonts w:hint="eastAsia"/>
+                <w:rFonts w:hint="eastAsia" w:ascii="Times New Roman" w:hAnsi="Times New Roman" w:eastAsia="宋体"/>
+                <w:sz w:val="21"/>
               </w:rPr>
               <w:t>:</w:t>
             </w:r>
             <w:r>
               <w:rPr>
-                <w:rFonts w:hint="eastAsia"/>
+                <w:rFonts w:hint="eastAsia" w:ascii="Times New Roman" w:hAnsi="Times New Roman" w:eastAsia="宋体"/>
+                <w:sz w:val="21"/>
               </w:rPr>
               <w:t>（</w:t>
             </w:r>
             <w:r>
+              <w:rPr>
+                <w:rFonts w:ascii="Times New Roman" w:hAnsi="Times New Roman" w:eastAsia="宋体"/>
+                <w:sz w:val="21"/>
+              </w:rPr>
               <w:t>1</w:t>
             </w:r>
             <w:r>
               <w:rPr>
-                <w:rFonts w:hint="eastAsia"/>
+                <w:rFonts w:hint="eastAsia" w:ascii="Times New Roman" w:hAnsi="Times New Roman" w:eastAsia="宋体"/>
+                <w:sz w:val="21"/>
               </w:rPr>
               <w:t>）</w:t>
             </w:r>
             <w:r>
               <w:rPr>
-                <w:rFonts w:hint="eastAsia"/>
+                <w:rFonts w:hint="eastAsia" w:ascii="Times New Roman" w:hAnsi="Times New Roman" w:eastAsia="宋体"/>
                 <w:b/>
+                <w:sz w:val="21"/>
                 <w:u w:val="single"/>
               </w:rPr>
               <w:t>申请书内容的真实性</w:t>
             </w:r>
             <w:r>
               <w:rPr>
-                <w:rFonts w:hint="eastAsia"/>
+                <w:rFonts w:hint="eastAsia" w:ascii="Times New Roman" w:hAnsi="Times New Roman" w:eastAsia="宋体"/>
+                <w:sz w:val="21"/>
               </w:rPr>
               <w:t>;</w:t>
             </w:r>
             <w:r>
               <w:rPr>
-                <w:rFonts w:hint="eastAsia"/>
+                <w:rFonts w:hint="eastAsia" w:ascii="Times New Roman" w:hAnsi="Times New Roman" w:eastAsia="宋体"/>
+                <w:sz w:val="21"/>
               </w:rPr>
               <w:t>（</w:t>
             </w:r>
             <w:r>
               <w:rPr>
-                <w:rFonts w:hint="eastAsia"/>
+                <w:rFonts w:hint="eastAsia" w:ascii="Times New Roman" w:hAnsi="Times New Roman" w:eastAsia="宋体"/>
+                <w:sz w:val="21"/>
               </w:rPr>
               <w:t>2</w:t>
             </w:r>
             <w:r>
               <w:rPr>
-                <w:rFonts w:hint="eastAsia"/>
+                <w:rFonts w:hint="eastAsia" w:ascii="Times New Roman" w:hAnsi="Times New Roman" w:eastAsia="宋体"/>
+                <w:sz w:val="21"/>
               </w:rPr>
               <w:t>）</w:t>
             </w:r>
             <w:r>
               <w:rPr>
-                <w:rFonts w:hint="eastAsia"/>
+                <w:rFonts w:hint="eastAsia" w:ascii="Times New Roman" w:hAnsi="Times New Roman" w:eastAsia="宋体"/>
                 <w:b/>
+                <w:sz w:val="21"/>
                 <w:u w:val="single"/>
               </w:rPr>
               <w:t>该项目没有获得过其它资助</w:t>
             </w:r>
             <w:r>
               <w:rPr>
-                <w:rFonts w:hint="eastAsia"/>
+                <w:rFonts w:hint="eastAsia" w:ascii="Times New Roman" w:hAnsi="Times New Roman" w:eastAsia="宋体"/>
+                <w:sz w:val="21"/>
               </w:rPr>
               <w:t>。如果获得基金资助，我将履行项目负责人职责，严格遵守航空航天结构力学及控制全国重点实验室开放课题项目管理的有关规定，切实保证研究工作时间，认真开展工作，按时报送有关材料。若填报失实和违反规定，本人将承担全部责任。</w:t>
             </w:r>
           </w:p>
           <w:p>
             <w:pPr>
+              <w:keepNext w:val="0"/>
+              <w:widowControl w:val="0"/>
+              <w:spacing w:before="0" w:after="0" w:line="340" w:lineRule="exact"/>
               <w:ind w:firstLine="420"/>
-            </w:pPr>
-          </w:p>
-          <w:p>
-            <w:pPr>
+              <w:snapToGrid w:val="0"/>
+            </w:pPr>
+          </w:p>
+          <w:p>
+            <w:pPr>
+              <w:keepNext w:val="0"/>
+              <w:widowControl w:val="0"/>
+              <w:spacing w:before="0" w:after="0" w:line="340" w:lineRule="exact"/>
               <w:ind w:firstLine="420"/>
-            </w:pPr>
-          </w:p>
-          <w:p>
-            <w:pPr>
+              <w:snapToGrid w:val="0"/>
+            </w:pPr>
+          </w:p>
+          <w:p>
+            <w:pPr>
+              <w:keepNext w:val="0"/>
+              <w:widowControl w:val="0"/>
+              <w:spacing w:before="0" w:after="0" w:line="340" w:lineRule="exact"/>
               <w:ind w:firstLineChars="1203" w:firstLine="2526"/>
-            </w:pPr>
-            <w:r>
-              <w:rPr>
-                <w:rFonts w:hint="eastAsia"/>
+              <w:snapToGrid w:val="0"/>
+            </w:pPr>
+            <w:r>
+              <w:rPr>
+                <w:rFonts w:hint="eastAsia" w:ascii="Times New Roman" w:hAnsi="Times New Roman" w:eastAsia="宋体"/>
+                <w:sz w:val="21"/>
               </w:rPr>
               <w:t>签字：</w:t>
             </w:r>
             <w:r>
+              <w:rPr>
+                <w:rFonts w:ascii="Times New Roman" w:hAnsi="Times New Roman" w:eastAsia="宋体"/>
+                <w:sz w:val="21"/>
+              </w:rPr>
               <w:t xml:space="preserve">                     </w:t>
             </w:r>
             <w:r>
               <w:rPr>
-                <w:rFonts w:hint="eastAsia"/>
+                <w:rFonts w:hint="eastAsia" w:ascii="Times New Roman" w:hAnsi="Times New Roman" w:eastAsia="宋体"/>
+                <w:sz w:val="21"/>
               </w:rPr>
               <w:t>年</w:t>
             </w:r>
             <w:r>
+              <w:rPr>
+                <w:rFonts w:ascii="Times New Roman" w:hAnsi="Times New Roman" w:eastAsia="宋体"/>
+                <w:sz w:val="21"/>
+              </w:rPr>
               <w:t xml:space="preserve">    </w:t>
             </w:r>
             <w:r>
               <w:rPr>
-                <w:rFonts w:hint="eastAsia"/>
+                <w:rFonts w:hint="eastAsia" w:ascii="Times New Roman" w:hAnsi="Times New Roman" w:eastAsia="宋体"/>
+                <w:sz w:val="21"/>
               </w:rPr>
               <w:t>月</w:t>
             </w:r>
             <w:r>
+              <w:rPr>
+                <w:rFonts w:ascii="Times New Roman" w:hAnsi="Times New Roman" w:eastAsia="宋体"/>
+                <w:sz w:val="21"/>
+              </w:rPr>
               <w:t xml:space="preserve">    </w:t>
             </w:r>
             <w:r>
               <w:rPr>
-                <w:rFonts w:hint="eastAsia"/>
+                <w:rFonts w:hint="eastAsia" w:ascii="Times New Roman" w:hAnsi="Times New Roman" w:eastAsia="宋体"/>
+                <w:sz w:val="21"/>
               </w:rPr>
               <w:t>日</w:t>
             </w:r>
@@ -12128,7 +13295,7 @@
       <w:tr>
         <w:trPr>
           <w:cantSplit/>
-          <w:trHeight w:val="1703"/>
+          <w:trHeight w:val="1703" w:hRule="atLeast"/>
         </w:trPr>
         <w:tc>
           <w:tcPr>
@@ -12144,99 +13311,144 @@
           </w:tcPr>
           <w:p>
             <w:pPr>
+              <w:keepNext w:val="0"/>
+              <w:widowControl w:val="0"/>
+              <w:spacing w:before="0" w:after="0" w:line="340" w:lineRule="exact"/>
               <w:jc w:val="center"/>
-            </w:pPr>
-            <w:r>
-              <w:rPr>
-                <w:rFonts w:hint="eastAsia"/>
+              <w:snapToGrid w:val="0"/>
+            </w:pPr>
+            <w:r>
+              <w:rPr>
+                <w:rFonts w:hint="eastAsia" w:ascii="Times New Roman" w:hAnsi="Times New Roman" w:eastAsia="宋体"/>
+                <w:sz w:val="21"/>
               </w:rPr>
               <w:t>项</w:t>
             </w:r>
           </w:p>
           <w:p>
             <w:pPr>
+              <w:keepNext w:val="0"/>
+              <w:widowControl w:val="0"/>
+              <w:spacing w:before="0" w:after="0" w:line="340" w:lineRule="exact"/>
               <w:jc w:val="center"/>
-            </w:pPr>
-            <w:r>
-              <w:rPr>
-                <w:rFonts w:hint="eastAsia"/>
+              <w:snapToGrid w:val="0"/>
+            </w:pPr>
+            <w:r>
+              <w:rPr>
+                <w:rFonts w:hint="eastAsia" w:ascii="Times New Roman" w:hAnsi="Times New Roman" w:eastAsia="宋体"/>
+                <w:sz w:val="21"/>
               </w:rPr>
               <w:t>目</w:t>
             </w:r>
           </w:p>
           <w:p>
             <w:pPr>
+              <w:keepNext w:val="0"/>
+              <w:widowControl w:val="0"/>
+              <w:spacing w:before="0" w:after="0" w:line="340" w:lineRule="exact"/>
               <w:jc w:val="center"/>
-            </w:pPr>
-            <w:r>
-              <w:rPr>
-                <w:rFonts w:hint="eastAsia"/>
+              <w:snapToGrid w:val="0"/>
+            </w:pPr>
+            <w:r>
+              <w:rPr>
+                <w:rFonts w:hint="eastAsia" w:ascii="Times New Roman" w:hAnsi="Times New Roman" w:eastAsia="宋体"/>
+                <w:sz w:val="21"/>
               </w:rPr>
               <w:t>组</w:t>
             </w:r>
           </w:p>
           <w:p>
             <w:pPr>
+              <w:keepNext w:val="0"/>
+              <w:widowControl w:val="0"/>
+              <w:spacing w:before="0" w:after="0" w:line="340" w:lineRule="exact"/>
               <w:jc w:val="center"/>
-            </w:pPr>
-            <w:r>
-              <w:rPr>
-                <w:rFonts w:hint="eastAsia"/>
+              <w:snapToGrid w:val="0"/>
+            </w:pPr>
+            <w:r>
+              <w:rPr>
+                <w:rFonts w:hint="eastAsia" w:ascii="Times New Roman" w:hAnsi="Times New Roman" w:eastAsia="宋体"/>
+                <w:sz w:val="21"/>
               </w:rPr>
               <w:t>主</w:t>
             </w:r>
           </w:p>
           <w:p>
             <w:pPr>
+              <w:keepNext w:val="0"/>
+              <w:widowControl w:val="0"/>
+              <w:spacing w:before="0" w:after="0" w:line="340" w:lineRule="exact"/>
               <w:jc w:val="center"/>
-            </w:pPr>
-            <w:r>
-              <w:rPr>
-                <w:rFonts w:hint="eastAsia"/>
+              <w:snapToGrid w:val="0"/>
+            </w:pPr>
+            <w:r>
+              <w:rPr>
+                <w:rFonts w:hint="eastAsia" w:ascii="Times New Roman" w:hAnsi="Times New Roman" w:eastAsia="宋体"/>
+                <w:sz w:val="21"/>
               </w:rPr>
               <w:t>要</w:t>
             </w:r>
           </w:p>
           <w:p>
             <w:pPr>
+              <w:keepNext w:val="0"/>
+              <w:widowControl w:val="0"/>
+              <w:spacing w:before="0" w:after="0" w:line="340" w:lineRule="exact"/>
               <w:jc w:val="center"/>
-            </w:pPr>
-            <w:r>
-              <w:rPr>
-                <w:rFonts w:hint="eastAsia"/>
+              <w:snapToGrid w:val="0"/>
+            </w:pPr>
+            <w:r>
+              <w:rPr>
+                <w:rFonts w:hint="eastAsia" w:ascii="Times New Roman" w:hAnsi="Times New Roman" w:eastAsia="宋体"/>
+                <w:sz w:val="21"/>
               </w:rPr>
               <w:t>成</w:t>
             </w:r>
           </w:p>
           <w:p>
             <w:pPr>
+              <w:keepNext w:val="0"/>
+              <w:widowControl w:val="0"/>
+              <w:spacing w:before="0" w:after="0" w:line="340" w:lineRule="exact"/>
               <w:jc w:val="center"/>
-            </w:pPr>
-            <w:r>
-              <w:rPr>
-                <w:rFonts w:hint="eastAsia"/>
+              <w:snapToGrid w:val="0"/>
+            </w:pPr>
+            <w:r>
+              <w:rPr>
+                <w:rFonts w:hint="eastAsia" w:ascii="Times New Roman" w:hAnsi="Times New Roman" w:eastAsia="宋体"/>
+                <w:sz w:val="21"/>
               </w:rPr>
               <w:t>员</w:t>
             </w:r>
           </w:p>
           <w:p>
             <w:pPr>
+              <w:keepNext w:val="0"/>
+              <w:widowControl w:val="0"/>
+              <w:spacing w:before="0" w:after="0" w:line="340" w:lineRule="exact"/>
               <w:jc w:val="center"/>
-            </w:pPr>
-            <w:r>
-              <w:rPr>
-                <w:rFonts w:hint="eastAsia"/>
+              <w:snapToGrid w:val="0"/>
+            </w:pPr>
+            <w:r>
+              <w:rPr>
+                <w:rFonts w:hint="eastAsia" w:ascii="Times New Roman" w:hAnsi="Times New Roman" w:eastAsia="宋体"/>
+                <w:sz w:val="21"/>
               </w:rPr>
               <w:t>承</w:t>
             </w:r>
           </w:p>
           <w:p>
             <w:pPr>
+              <w:keepNext w:val="0"/>
+              <w:widowControl w:val="0"/>
+              <w:spacing w:before="0" w:after="0" w:line="340" w:lineRule="exact"/>
               <w:jc w:val="center"/>
-            </w:pPr>
-            <w:r>
-              <w:rPr>
-                <w:rFonts w:hint="eastAsia"/>
+              <w:snapToGrid w:val="0"/>
+            </w:pPr>
+            <w:r>
+              <w:rPr>
+                <w:rFonts w:hint="eastAsia" w:ascii="Times New Roman" w:hAnsi="Times New Roman" w:eastAsia="宋体"/>
+                <w:sz w:val="21"/>
               </w:rPr>
               <w:t>诺</w:t>
             </w:r>
@@ -12252,14 +13464,20 @@
               <w:bottom w:val="single" w:sz="4" w:space="0" w:color="auto"/>
               <w:right w:val="single" w:sz="4" w:space="0" w:color="auto"/>
             </w:tcBorders>
+            <w:vAlign w:val="center"/>
           </w:tcPr>
           <w:p>
             <w:pPr>
+              <w:keepNext w:val="0"/>
+              <w:widowControl w:val="0"/>
+              <w:spacing w:before="0" w:after="0" w:line="340" w:lineRule="exact"/>
               <w:ind w:firstLine="420"/>
-            </w:pPr>
-            <w:r>
-              <w:rPr>
-                <w:rFonts w:hint="eastAsia"/>
+              <w:snapToGrid w:val="0"/>
+            </w:pPr>
+            <w:r>
+              <w:rPr>
+                <w:rFonts w:hint="eastAsia" w:ascii="Times New Roman" w:hAnsi="Times New Roman" w:eastAsia="宋体"/>
+                <w:sz w:val="21"/>
               </w:rPr>
               <w:t>我保证有关申报内容的真实性。如果获得基金资助，我将严格遵守航空航天结构力学及控制全国重点实验室开放课题项目管理的有关规定，切实保证研究工作时间，加强合作、信息资源共享，认真开展工作，及时向项目负责人报送有关材料。若个人信息失实、执行项目中违反规定，本人将承担相关责任。</w:t>
             </w:r>
@@ -12269,6 +13487,7 @@
       <w:tr>
         <w:trPr>
           <w:cantSplit/>
+          <w:trHeight w:hRule="atLeast"/>
         </w:trPr>
         <w:tc>
           <w:tcPr>
@@ -12284,8 +13503,11 @@
           </w:tcPr>
           <w:p>
             <w:pPr>
-              <w:widowControl/>
+              <w:keepNext w:val="0"/>
+              <w:widowControl w:val="0"/>
+              <w:spacing w:before="0" w:after="0" w:line="340" w:lineRule="exact"/>
               <w:jc w:val="left"/>
+              <w:snapToGrid w:val="0"/>
             </w:pPr>
           </w:p>
         </w:tc>
@@ -12298,23 +13520,34 @@
               <w:bottom w:val="single" w:sz="4" w:space="0" w:color="auto"/>
               <w:right w:val="single" w:sz="4" w:space="0" w:color="auto"/>
             </w:tcBorders>
+            <w:vAlign w:val="center"/>
           </w:tcPr>
           <w:p>
             <w:pPr>
+              <w:keepNext w:val="0"/>
+              <w:widowControl w:val="0"/>
+              <w:spacing w:before="0" w:after="0" w:line="340" w:lineRule="exact"/>
               <w:jc w:val="center"/>
-            </w:pPr>
-            <w:r>
-              <w:rPr>
-                <w:rFonts w:hint="eastAsia"/>
+              <w:snapToGrid w:val="0"/>
+            </w:pPr>
+            <w:r>
+              <w:rPr>
+                <w:rFonts w:hint="eastAsia" w:ascii="Times New Roman" w:hAnsi="Times New Roman" w:eastAsia="宋体"/>
+                <w:sz w:val="21"/>
               </w:rPr>
               <w:t>姓</w:t>
             </w:r>
             <w:r>
+              <w:rPr>
+                <w:rFonts w:ascii="Times New Roman" w:hAnsi="Times New Roman" w:eastAsia="宋体"/>
+                <w:sz w:val="21"/>
+              </w:rPr>
               <w:t xml:space="preserve">  </w:t>
             </w:r>
             <w:r>
               <w:rPr>
-                <w:rFonts w:hint="eastAsia"/>
+                <w:rFonts w:hint="eastAsia" w:ascii="Times New Roman" w:hAnsi="Times New Roman" w:eastAsia="宋体"/>
+                <w:sz w:val="21"/>
               </w:rPr>
               <w:t>名</w:t>
             </w:r>
@@ -12329,23 +13562,34 @@
               <w:bottom w:val="single" w:sz="4" w:space="0" w:color="auto"/>
               <w:right w:val="single" w:sz="4" w:space="0" w:color="auto"/>
             </w:tcBorders>
+            <w:vAlign w:val="center"/>
           </w:tcPr>
           <w:p>
             <w:pPr>
+              <w:keepNext w:val="0"/>
+              <w:widowControl w:val="0"/>
+              <w:spacing w:before="0" w:after="0" w:line="340" w:lineRule="exact"/>
               <w:jc w:val="center"/>
-            </w:pPr>
-            <w:r>
-              <w:rPr>
-                <w:rFonts w:hint="eastAsia"/>
+              <w:snapToGrid w:val="0"/>
+            </w:pPr>
+            <w:r>
+              <w:rPr>
+                <w:rFonts w:hint="eastAsia" w:ascii="Times New Roman" w:hAnsi="Times New Roman" w:eastAsia="宋体"/>
+                <w:sz w:val="21"/>
               </w:rPr>
               <w:t>职</w:t>
             </w:r>
             <w:r>
+              <w:rPr>
+                <w:rFonts w:ascii="Times New Roman" w:hAnsi="Times New Roman" w:eastAsia="宋体"/>
+                <w:sz w:val="21"/>
+              </w:rPr>
               <w:t xml:space="preserve">  </w:t>
             </w:r>
             <w:r>
               <w:rPr>
-                <w:rFonts w:hint="eastAsia"/>
+                <w:rFonts w:hint="eastAsia" w:ascii="Times New Roman" w:hAnsi="Times New Roman" w:eastAsia="宋体"/>
+                <w:sz w:val="21"/>
               </w:rPr>
               <w:t>称</w:t>
             </w:r>
@@ -12361,23 +13605,34 @@
               <w:bottom w:val="single" w:sz="4" w:space="0" w:color="auto"/>
               <w:right w:val="single" w:sz="4" w:space="0" w:color="auto"/>
             </w:tcBorders>
+            <w:vAlign w:val="center"/>
           </w:tcPr>
           <w:p>
             <w:pPr>
+              <w:keepNext w:val="0"/>
+              <w:widowControl w:val="0"/>
+              <w:spacing w:before="0" w:after="0" w:line="340" w:lineRule="exact"/>
               <w:jc w:val="center"/>
-            </w:pPr>
-            <w:r>
-              <w:rPr>
-                <w:rFonts w:hint="eastAsia"/>
+              <w:snapToGrid w:val="0"/>
+            </w:pPr>
+            <w:r>
+              <w:rPr>
+                <w:rFonts w:hint="eastAsia" w:ascii="Times New Roman" w:hAnsi="Times New Roman" w:eastAsia="宋体"/>
+                <w:sz w:val="21"/>
               </w:rPr>
               <w:t>专</w:t>
             </w:r>
             <w:r>
+              <w:rPr>
+                <w:rFonts w:ascii="Times New Roman" w:hAnsi="Times New Roman" w:eastAsia="宋体"/>
+                <w:sz w:val="21"/>
+              </w:rPr>
               <w:t xml:space="preserve">  </w:t>
             </w:r>
             <w:r>
               <w:rPr>
-                <w:rFonts w:hint="eastAsia"/>
+                <w:rFonts w:hint="eastAsia" w:ascii="Times New Roman" w:hAnsi="Times New Roman" w:eastAsia="宋体"/>
+                <w:sz w:val="21"/>
               </w:rPr>
               <w:t>业</w:t>
             </w:r>
@@ -12392,14 +13647,20 @@
               <w:bottom w:val="single" w:sz="4" w:space="0" w:color="auto"/>
               <w:right w:val="single" w:sz="4" w:space="0" w:color="auto"/>
             </w:tcBorders>
+            <w:vAlign w:val="center"/>
           </w:tcPr>
           <w:p>
             <w:pPr>
+              <w:keepNext w:val="0"/>
+              <w:widowControl w:val="0"/>
+              <w:spacing w:before="0" w:after="0" w:line="340" w:lineRule="exact"/>
               <w:jc w:val="center"/>
-            </w:pPr>
-            <w:r>
-              <w:rPr>
-                <w:rFonts w:hint="eastAsia"/>
+              <w:snapToGrid w:val="0"/>
+            </w:pPr>
+            <w:r>
+              <w:rPr>
+                <w:rFonts w:hint="eastAsia" w:ascii="Times New Roman" w:hAnsi="Times New Roman" w:eastAsia="宋体"/>
+                <w:sz w:val="21"/>
               </w:rPr>
               <w:t>工作单位</w:t>
             </w:r>
@@ -12414,14 +13675,20 @@
               <w:bottom w:val="single" w:sz="4" w:space="0" w:color="auto"/>
               <w:right w:val="single" w:sz="4" w:space="0" w:color="auto"/>
             </w:tcBorders>
+            <w:vAlign w:val="center"/>
           </w:tcPr>
           <w:p>
             <w:pPr>
+              <w:keepNext w:val="0"/>
+              <w:widowControl w:val="0"/>
+              <w:spacing w:before="0" w:after="0" w:line="340" w:lineRule="exact"/>
               <w:jc w:val="center"/>
-            </w:pPr>
-            <w:r>
-              <w:rPr>
-                <w:rFonts w:hint="eastAsia"/>
+              <w:snapToGrid w:val="0"/>
+            </w:pPr>
+            <w:r>
+              <w:rPr>
+                <w:rFonts w:hint="eastAsia" w:ascii="Times New Roman" w:hAnsi="Times New Roman" w:eastAsia="宋体"/>
+                <w:sz w:val="21"/>
               </w:rPr>
               <w:t>项目分工</w:t>
             </w:r>
@@ -12436,14 +13703,20 @@
               <w:bottom w:val="single" w:sz="4" w:space="0" w:color="auto"/>
               <w:right w:val="single" w:sz="4" w:space="0" w:color="auto"/>
             </w:tcBorders>
+            <w:vAlign w:val="center"/>
           </w:tcPr>
           <w:p>
             <w:pPr>
+              <w:keepNext w:val="0"/>
+              <w:widowControl w:val="0"/>
+              <w:spacing w:before="0" w:after="0" w:line="340" w:lineRule="exact"/>
               <w:jc w:val="center"/>
-            </w:pPr>
-            <w:r>
-              <w:rPr>
-                <w:rFonts w:hint="eastAsia"/>
+              <w:snapToGrid w:val="0"/>
+            </w:pPr>
+            <w:r>
+              <w:rPr>
+                <w:rFonts w:hint="eastAsia" w:ascii="Times New Roman" w:hAnsi="Times New Roman" w:eastAsia="宋体"/>
+                <w:sz w:val="21"/>
               </w:rPr>
               <w:t>签字</w:t>
             </w:r>
@@ -12453,7 +13726,7 @@
       <w:tr>
         <w:trPr>
           <w:cantSplit/>
-          <w:trHeight w:val="454"/>
+          <w:trHeight w:val="800" w:hRule="atLeast"/>
         </w:trPr>
         <w:tc>
           <w:tcPr>
@@ -12469,8 +13742,11 @@
           </w:tcPr>
           <w:p>
             <w:pPr>
-              <w:widowControl/>
+              <w:keepNext w:val="0"/>
+              <w:widowControl w:val="0"/>
+              <w:spacing w:before="0" w:after="0" w:line="340" w:lineRule="exact"/>
               <w:jc w:val="left"/>
+              <w:snapToGrid w:val="0"/>
             </w:pPr>
           </w:p>
         </w:tc>
@@ -12483,11 +13759,24 @@
               <w:bottom w:val="single" w:sz="4" w:space="0" w:color="auto"/>
               <w:right w:val="single" w:sz="4" w:space="0" w:color="auto"/>
             </w:tcBorders>
+            <w:vAlign w:val="center"/>
           </w:tcPr>
           <w:p>
             <w:pPr>
+              <w:keepNext w:val="0"/>
+              <w:widowControl w:val="0"/>
+              <w:spacing w:before="0" w:after="0" w:line="320" w:lineRule="exact"/>
+              <w:ind w:firstLine="0" w:left="0" w:right="0"/>
               <w:jc w:val="center"/>
-            </w:pPr>
+              <w:snapToGrid w:val="0"/>
+            </w:pPr>
+            <w:r>
+              <w:rPr>
+                <w:rFonts w:ascii="Times New Roman" w:hAnsi="Times New Roman" w:eastAsia="宋体"/>
+                <w:sz w:val="21"/>
+              </w:rPr>
+              <w:t>苏文康</w:t>
+            </w:r>
           </w:p>
         </w:tc>
         <w:tc>
@@ -12499,10 +13788,15 @@
               <w:bottom w:val="single" w:sz="4" w:space="0" w:color="auto"/>
               <w:right w:val="single" w:sz="4" w:space="0" w:color="auto"/>
             </w:tcBorders>
+            <w:vAlign w:val="center"/>
           </w:tcPr>
           <w:p>
             <w:pPr>
+              <w:keepNext w:val="0"/>
+              <w:widowControl w:val="0"/>
+              <w:spacing w:before="0" w:after="0" w:line="340" w:lineRule="exact"/>
               <w:jc w:val="center"/>
+              <w:snapToGrid w:val="0"/>
             </w:pPr>
           </w:p>
         </w:tc>
@@ -12516,11 +13810,41 @@
               <w:bottom w:val="single" w:sz="4" w:space="0" w:color="auto"/>
               <w:right w:val="single" w:sz="4" w:space="0" w:color="auto"/>
             </w:tcBorders>
+            <w:vAlign w:val="center"/>
           </w:tcPr>
           <w:p>
             <w:pPr>
+              <w:keepNext w:val="0"/>
+              <w:widowControl w:val="0"/>
+              <w:spacing w:before="0" w:after="0" w:line="320" w:lineRule="exact"/>
+              <w:ind w:firstLine="0" w:left="0" w:right="0"/>
               <w:jc w:val="center"/>
-            </w:pPr>
+              <w:snapToGrid w:val="0"/>
+            </w:pPr>
+            <w:r>
+              <w:rPr>
+                <w:rFonts w:ascii="Times New Roman" w:hAnsi="Times New Roman" w:eastAsia="宋体"/>
+                <w:sz w:val="21"/>
+              </w:rPr>
+              <w:t>动力学</w:t>
+            </w:r>
+          </w:p>
+          <w:p>
+            <w:pPr>
+              <w:keepNext w:val="0"/>
+              <w:widowControl w:val="0"/>
+              <w:spacing w:before="0" w:after="0" w:line="320" w:lineRule="exact"/>
+              <w:snapToGrid w:val="0"/>
+              <w:ind w:firstLine="0" w:left="0" w:right="0"/>
+              <w:jc w:val="center"/>
+            </w:pPr>
+            <w:r>
+              <w:rPr>
+                <w:rFonts w:ascii="Times New Roman" w:hAnsi="Times New Roman" w:eastAsia="宋体"/>
+                <w:sz w:val="21"/>
+              </w:rPr>
+              <w:t>与控制</w:t>
+            </w:r>
           </w:p>
         </w:tc>
         <w:tc>
@@ -12532,11 +13856,41 @@
               <w:bottom w:val="single" w:sz="4" w:space="0" w:color="auto"/>
               <w:right w:val="single" w:sz="4" w:space="0" w:color="auto"/>
             </w:tcBorders>
+            <w:vAlign w:val="center"/>
           </w:tcPr>
           <w:p>
             <w:pPr>
+              <w:keepNext w:val="0"/>
+              <w:widowControl w:val="0"/>
+              <w:spacing w:before="0" w:after="0" w:line="320" w:lineRule="exact"/>
+              <w:ind w:firstLine="0" w:left="0" w:right="0"/>
               <w:jc w:val="center"/>
-            </w:pPr>
+              <w:snapToGrid w:val="0"/>
+            </w:pPr>
+            <w:r>
+              <w:rPr>
+                <w:rFonts w:ascii="Times New Roman" w:hAnsi="Times New Roman" w:eastAsia="宋体"/>
+                <w:sz w:val="21"/>
+              </w:rPr>
+              <w:t>北京理工</w:t>
+            </w:r>
+          </w:p>
+          <w:p>
+            <w:pPr>
+              <w:keepNext w:val="0"/>
+              <w:widowControl w:val="0"/>
+              <w:spacing w:before="0" w:after="0" w:line="320" w:lineRule="exact"/>
+              <w:snapToGrid w:val="0"/>
+              <w:ind w:firstLine="0" w:left="0" w:right="0"/>
+              <w:jc w:val="center"/>
+            </w:pPr>
+            <w:r>
+              <w:rPr>
+                <w:rFonts w:ascii="Times New Roman" w:hAnsi="Times New Roman" w:eastAsia="宋体"/>
+                <w:sz w:val="21"/>
+              </w:rPr>
+              <w:t>大学</w:t>
+            </w:r>
           </w:p>
         </w:tc>
         <w:tc>
@@ -12548,11 +13902,41 @@
               <w:bottom w:val="single" w:sz="4" w:space="0" w:color="auto"/>
               <w:right w:val="single" w:sz="4" w:space="0" w:color="auto"/>
             </w:tcBorders>
+            <w:vAlign w:val="center"/>
           </w:tcPr>
           <w:p>
             <w:pPr>
+              <w:keepNext w:val="0"/>
+              <w:widowControl w:val="0"/>
+              <w:spacing w:before="0" w:after="0" w:line="320" w:lineRule="exact"/>
+              <w:ind w:firstLine="0" w:left="0" w:right="0"/>
               <w:jc w:val="center"/>
-            </w:pPr>
+              <w:snapToGrid w:val="0"/>
+            </w:pPr>
+            <w:r>
+              <w:rPr>
+                <w:rFonts w:ascii="Times New Roman" w:hAnsi="Times New Roman" w:eastAsia="宋体"/>
+                <w:sz w:val="21"/>
+              </w:rPr>
+              <w:t>阻抗设计与</w:t>
+            </w:r>
+          </w:p>
+          <w:p>
+            <w:pPr>
+              <w:keepNext w:val="0"/>
+              <w:widowControl w:val="0"/>
+              <w:spacing w:before="0" w:after="0" w:line="320" w:lineRule="exact"/>
+              <w:snapToGrid w:val="0"/>
+              <w:ind w:firstLine="0" w:left="0" w:right="0"/>
+              <w:jc w:val="center"/>
+            </w:pPr>
+            <w:r>
+              <w:rPr>
+                <w:rFonts w:ascii="Times New Roman" w:hAnsi="Times New Roman" w:eastAsia="宋体"/>
+                <w:sz w:val="21"/>
+              </w:rPr>
+              <w:t>优化控制</w:t>
+            </w:r>
           </w:p>
         </w:tc>
         <w:tc>
@@ -12564,10 +13948,15 @@
               <w:bottom w:val="single" w:sz="4" w:space="0" w:color="auto"/>
               <w:right w:val="single" w:sz="4" w:space="0" w:color="auto"/>
             </w:tcBorders>
+            <w:vAlign w:val="center"/>
           </w:tcPr>
           <w:p>
             <w:pPr>
+              <w:keepNext w:val="0"/>
+              <w:widowControl w:val="0"/>
+              <w:spacing w:before="0" w:after="0" w:line="340" w:lineRule="exact"/>
               <w:jc w:val="center"/>
+              <w:snapToGrid w:val="0"/>
             </w:pPr>
           </w:p>
         </w:tc>
@@ -12575,7 +13964,7 @@
       <w:tr>
         <w:trPr>
           <w:cantSplit/>
-          <w:trHeight w:val="454"/>
+          <w:trHeight w:val="800" w:hRule="atLeast"/>
         </w:trPr>
         <w:tc>
           <w:tcPr>
@@ -12591,8 +13980,11 @@
           </w:tcPr>
           <w:p>
             <w:pPr>
-              <w:widowControl/>
+              <w:keepNext w:val="0"/>
+              <w:widowControl w:val="0"/>
+              <w:spacing w:before="0" w:after="0" w:line="340" w:lineRule="exact"/>
               <w:jc w:val="left"/>
+              <w:snapToGrid w:val="0"/>
             </w:pPr>
           </w:p>
         </w:tc>
@@ -12605,11 +13997,24 @@
               <w:bottom w:val="single" w:sz="4" w:space="0" w:color="auto"/>
               <w:right w:val="single" w:sz="4" w:space="0" w:color="auto"/>
             </w:tcBorders>
+            <w:vAlign w:val="center"/>
           </w:tcPr>
           <w:p>
             <w:pPr>
+              <w:keepNext w:val="0"/>
+              <w:widowControl w:val="0"/>
+              <w:spacing w:before="0" w:after="0" w:line="320" w:lineRule="exact"/>
+              <w:ind w:firstLine="0" w:left="0" w:right="0"/>
               <w:jc w:val="center"/>
-            </w:pPr>
+              <w:snapToGrid w:val="0"/>
+            </w:pPr>
+            <w:r>
+              <w:rPr>
+                <w:rFonts w:ascii="Times New Roman" w:hAnsi="Times New Roman" w:eastAsia="宋体"/>
+                <w:sz w:val="21"/>
+              </w:rPr>
+              <w:t>黄朕</w:t>
+            </w:r>
           </w:p>
         </w:tc>
         <w:tc>
@@ -12621,10 +14026,15 @@
               <w:bottom w:val="single" w:sz="4" w:space="0" w:color="auto"/>
               <w:right w:val="single" w:sz="4" w:space="0" w:color="auto"/>
             </w:tcBorders>
+            <w:vAlign w:val="center"/>
           </w:tcPr>
           <w:p>
             <w:pPr>
+              <w:keepNext w:val="0"/>
+              <w:widowControl w:val="0"/>
+              <w:spacing w:before="0" w:after="0" w:line="340" w:lineRule="exact"/>
               <w:jc w:val="center"/>
+              <w:snapToGrid w:val="0"/>
             </w:pPr>
           </w:p>
         </w:tc>
@@ -12638,11 +14048,41 @@
               <w:bottom w:val="single" w:sz="4" w:space="0" w:color="auto"/>
               <w:right w:val="single" w:sz="4" w:space="0" w:color="auto"/>
             </w:tcBorders>
+            <w:vAlign w:val="center"/>
           </w:tcPr>
           <w:p>
             <w:pPr>
+              <w:keepNext w:val="0"/>
+              <w:widowControl w:val="0"/>
+              <w:spacing w:before="0" w:after="0" w:line="320" w:lineRule="exact"/>
+              <w:ind w:firstLine="0" w:left="0" w:right="0"/>
               <w:jc w:val="center"/>
-            </w:pPr>
+              <w:snapToGrid w:val="0"/>
+            </w:pPr>
+            <w:r>
+              <w:rPr>
+                <w:rFonts w:ascii="Times New Roman" w:hAnsi="Times New Roman" w:eastAsia="宋体"/>
+                <w:sz w:val="21"/>
+              </w:rPr>
+              <w:t>动力学</w:t>
+            </w:r>
+          </w:p>
+          <w:p>
+            <w:pPr>
+              <w:keepNext w:val="0"/>
+              <w:widowControl w:val="0"/>
+              <w:spacing w:before="0" w:after="0" w:line="320" w:lineRule="exact"/>
+              <w:snapToGrid w:val="0"/>
+              <w:ind w:firstLine="0" w:left="0" w:right="0"/>
+              <w:jc w:val="center"/>
+            </w:pPr>
+            <w:r>
+              <w:rPr>
+                <w:rFonts w:ascii="Times New Roman" w:hAnsi="Times New Roman" w:eastAsia="宋体"/>
+                <w:sz w:val="21"/>
+              </w:rPr>
+              <w:t>与控制</w:t>
+            </w:r>
           </w:p>
         </w:tc>
         <w:tc>
@@ -12654,11 +14094,41 @@
               <w:bottom w:val="single" w:sz="4" w:space="0" w:color="auto"/>
               <w:right w:val="single" w:sz="4" w:space="0" w:color="auto"/>
             </w:tcBorders>
+            <w:vAlign w:val="center"/>
           </w:tcPr>
           <w:p>
             <w:pPr>
+              <w:keepNext w:val="0"/>
+              <w:widowControl w:val="0"/>
+              <w:spacing w:before="0" w:after="0" w:line="320" w:lineRule="exact"/>
+              <w:ind w:firstLine="0" w:left="0" w:right="0"/>
               <w:jc w:val="center"/>
-            </w:pPr>
+              <w:snapToGrid w:val="0"/>
+            </w:pPr>
+            <w:r>
+              <w:rPr>
+                <w:rFonts w:ascii="Times New Roman" w:hAnsi="Times New Roman" w:eastAsia="宋体"/>
+                <w:sz w:val="21"/>
+              </w:rPr>
+              <w:t>北京理工</w:t>
+            </w:r>
+          </w:p>
+          <w:p>
+            <w:pPr>
+              <w:keepNext w:val="0"/>
+              <w:widowControl w:val="0"/>
+              <w:spacing w:before="0" w:after="0" w:line="320" w:lineRule="exact"/>
+              <w:snapToGrid w:val="0"/>
+              <w:ind w:firstLine="0" w:left="0" w:right="0"/>
+              <w:jc w:val="center"/>
+            </w:pPr>
+            <w:r>
+              <w:rPr>
+                <w:rFonts w:ascii="Times New Roman" w:hAnsi="Times New Roman" w:eastAsia="宋体"/>
+                <w:sz w:val="21"/>
+              </w:rPr>
+              <w:t>大学</w:t>
+            </w:r>
           </w:p>
         </w:tc>
         <w:tc>
@@ -12670,11 +14140,41 @@
               <w:bottom w:val="single" w:sz="4" w:space="0" w:color="auto"/>
               <w:right w:val="single" w:sz="4" w:space="0" w:color="auto"/>
             </w:tcBorders>
+            <w:vAlign w:val="center"/>
           </w:tcPr>
           <w:p>
             <w:pPr>
+              <w:keepNext w:val="0"/>
+              <w:widowControl w:val="0"/>
+              <w:spacing w:before="0" w:after="0" w:line="320" w:lineRule="exact"/>
+              <w:ind w:firstLine="0" w:left="0" w:right="0"/>
               <w:jc w:val="center"/>
-            </w:pPr>
+              <w:snapToGrid w:val="0"/>
+            </w:pPr>
+            <w:r>
+              <w:rPr>
+                <w:rFonts w:ascii="Times New Roman" w:hAnsi="Times New Roman" w:eastAsia="宋体"/>
+                <w:sz w:val="21"/>
+              </w:rPr>
+              <w:t>参考轨迹与</w:t>
+            </w:r>
+          </w:p>
+          <w:p>
+            <w:pPr>
+              <w:keepNext w:val="0"/>
+              <w:widowControl w:val="0"/>
+              <w:spacing w:before="0" w:after="0" w:line="320" w:lineRule="exact"/>
+              <w:snapToGrid w:val="0"/>
+              <w:ind w:firstLine="0" w:left="0" w:right="0"/>
+              <w:jc w:val="center"/>
+            </w:pPr>
+            <w:r>
+              <w:rPr>
+                <w:rFonts w:ascii="Times New Roman" w:hAnsi="Times New Roman" w:eastAsia="宋体"/>
+                <w:sz w:val="21"/>
+              </w:rPr>
+              <w:t>实验评价</w:t>
+            </w:r>
           </w:p>
         </w:tc>
         <w:tc>
@@ -12686,10 +14186,15 @@
               <w:bottom w:val="single" w:sz="4" w:space="0" w:color="auto"/>
               <w:right w:val="single" w:sz="4" w:space="0" w:color="auto"/>
             </w:tcBorders>
+            <w:vAlign w:val="center"/>
           </w:tcPr>
           <w:p>
             <w:pPr>
+              <w:keepNext w:val="0"/>
+              <w:widowControl w:val="0"/>
+              <w:spacing w:before="0" w:after="0" w:line="340" w:lineRule="exact"/>
               <w:jc w:val="center"/>
+              <w:snapToGrid w:val="0"/>
             </w:pPr>
           </w:p>
         </w:tc>
@@ -12697,7 +14202,7 @@
       <w:tr>
         <w:trPr>
           <w:cantSplit/>
-          <w:trHeight w:val="454"/>
+          <w:trHeight w:val="800" w:hRule="atLeast"/>
         </w:trPr>
         <w:tc>
           <w:tcPr>
@@ -12713,8 +14218,11 @@
           </w:tcPr>
           <w:p>
             <w:pPr>
-              <w:widowControl/>
+              <w:keepNext w:val="0"/>
+              <w:widowControl w:val="0"/>
+              <w:spacing w:before="0" w:after="0" w:line="340" w:lineRule="exact"/>
               <w:jc w:val="left"/>
+              <w:snapToGrid w:val="0"/>
             </w:pPr>
           </w:p>
         </w:tc>
@@ -12727,11 +14235,24 @@
               <w:bottom w:val="single" w:sz="4" w:space="0" w:color="auto"/>
               <w:right w:val="single" w:sz="4" w:space="0" w:color="auto"/>
             </w:tcBorders>
+            <w:vAlign w:val="center"/>
           </w:tcPr>
           <w:p>
             <w:pPr>
+              <w:keepNext w:val="0"/>
+              <w:widowControl w:val="0"/>
+              <w:spacing w:before="0" w:after="0" w:line="320" w:lineRule="exact"/>
+              <w:ind w:firstLine="0" w:left="0" w:right="0"/>
               <w:jc w:val="center"/>
-            </w:pPr>
+              <w:snapToGrid w:val="0"/>
+            </w:pPr>
+            <w:r>
+              <w:rPr>
+                <w:rFonts w:ascii="Times New Roman" w:hAnsi="Times New Roman" w:eastAsia="宋体"/>
+                <w:sz w:val="21"/>
+              </w:rPr>
+              <w:t>李融冰</w:t>
+            </w:r>
           </w:p>
         </w:tc>
         <w:tc>
@@ -12743,10 +14264,15 @@
               <w:bottom w:val="single" w:sz="4" w:space="0" w:color="auto"/>
               <w:right w:val="single" w:sz="4" w:space="0" w:color="auto"/>
             </w:tcBorders>
+            <w:vAlign w:val="center"/>
           </w:tcPr>
           <w:p>
             <w:pPr>
+              <w:keepNext w:val="0"/>
+              <w:widowControl w:val="0"/>
+              <w:spacing w:before="0" w:after="0" w:line="340" w:lineRule="exact"/>
               <w:jc w:val="center"/>
+              <w:snapToGrid w:val="0"/>
             </w:pPr>
           </w:p>
         </w:tc>
@@ -12760,10 +14286,15 @@
               <w:bottom w:val="single" w:sz="4" w:space="0" w:color="auto"/>
               <w:right w:val="single" w:sz="4" w:space="0" w:color="auto"/>
             </w:tcBorders>
+            <w:vAlign w:val="center"/>
           </w:tcPr>
           <w:p>
             <w:pPr>
+              <w:keepNext w:val="0"/>
+              <w:widowControl w:val="0"/>
+              <w:spacing w:before="0" w:after="0" w:line="340" w:lineRule="exact"/>
               <w:jc w:val="center"/>
+              <w:snapToGrid w:val="0"/>
             </w:pPr>
           </w:p>
         </w:tc>
@@ -12776,10 +14307,15 @@
               <w:bottom w:val="single" w:sz="4" w:space="0" w:color="auto"/>
               <w:right w:val="single" w:sz="4" w:space="0" w:color="auto"/>
             </w:tcBorders>
+            <w:vAlign w:val="center"/>
           </w:tcPr>
           <w:p>
             <w:pPr>
+              <w:keepNext w:val="0"/>
+              <w:widowControl w:val="0"/>
+              <w:spacing w:before="0" w:after="0" w:line="340" w:lineRule="exact"/>
               <w:jc w:val="center"/>
+              <w:snapToGrid w:val="0"/>
             </w:pPr>
           </w:p>
         </w:tc>
@@ -12792,11 +14328,41 @@
               <w:bottom w:val="single" w:sz="4" w:space="0" w:color="auto"/>
               <w:right w:val="single" w:sz="4" w:space="0" w:color="auto"/>
             </w:tcBorders>
+            <w:vAlign w:val="center"/>
           </w:tcPr>
           <w:p>
             <w:pPr>
+              <w:keepNext w:val="0"/>
+              <w:widowControl w:val="0"/>
+              <w:spacing w:before="0" w:after="0" w:line="320" w:lineRule="exact"/>
+              <w:ind w:firstLine="0" w:left="0" w:right="0"/>
               <w:jc w:val="center"/>
-            </w:pPr>
+              <w:snapToGrid w:val="0"/>
+            </w:pPr>
+            <w:r>
+              <w:rPr>
+                <w:rFonts w:ascii="Times New Roman" w:hAnsi="Times New Roman" w:eastAsia="宋体"/>
+                <w:sz w:val="21"/>
+              </w:rPr>
+              <w:t>程序集成与</w:t>
+            </w:r>
+          </w:p>
+          <w:p>
+            <w:pPr>
+              <w:keepNext w:val="0"/>
+              <w:widowControl w:val="0"/>
+              <w:spacing w:before="0" w:after="0" w:line="320" w:lineRule="exact"/>
+              <w:snapToGrid w:val="0"/>
+              <w:ind w:firstLine="0" w:left="0" w:right="0"/>
+              <w:jc w:val="center"/>
+            </w:pPr>
+            <w:r>
+              <w:rPr>
+                <w:rFonts w:ascii="Times New Roman" w:hAnsi="Times New Roman" w:eastAsia="宋体"/>
+                <w:sz w:val="21"/>
+              </w:rPr>
+              <w:t>实物实验</w:t>
+            </w:r>
           </w:p>
         </w:tc>
         <w:tc>
@@ -12808,10 +14374,15 @@
               <w:bottom w:val="single" w:sz="4" w:space="0" w:color="auto"/>
               <w:right w:val="single" w:sz="4" w:space="0" w:color="auto"/>
             </w:tcBorders>
+            <w:vAlign w:val="center"/>
           </w:tcPr>
           <w:p>
             <w:pPr>
+              <w:keepNext w:val="0"/>
+              <w:widowControl w:val="0"/>
+              <w:spacing w:before="0" w:after="0" w:line="340" w:lineRule="exact"/>
               <w:jc w:val="center"/>
+              <w:snapToGrid w:val="0"/>
             </w:pPr>
           </w:p>
         </w:tc>
@@ -12819,7 +14390,7 @@
       <w:tr>
         <w:trPr>
           <w:cantSplit/>
-          <w:trHeight w:val="454"/>
+          <w:trHeight w:val="800" w:hRule="atLeast"/>
         </w:trPr>
         <w:tc>
           <w:tcPr>
@@ -12835,8 +14406,11 @@
           </w:tcPr>
           <w:p>
             <w:pPr>
-              <w:widowControl/>
+              <w:keepNext w:val="0"/>
+              <w:widowControl w:val="0"/>
+              <w:spacing w:before="0" w:after="0" w:line="340" w:lineRule="exact"/>
               <w:jc w:val="left"/>
+              <w:snapToGrid w:val="0"/>
             </w:pPr>
           </w:p>
         </w:tc>
@@ -12849,11 +14423,24 @@
               <w:bottom w:val="single" w:sz="4" w:space="0" w:color="auto"/>
               <w:right w:val="single" w:sz="4" w:space="0" w:color="auto"/>
             </w:tcBorders>
+            <w:vAlign w:val="center"/>
           </w:tcPr>
           <w:p>
             <w:pPr>
+              <w:keepNext w:val="0"/>
+              <w:widowControl w:val="0"/>
+              <w:spacing w:before="0" w:after="0" w:line="320" w:lineRule="exact"/>
+              <w:ind w:firstLine="0" w:left="0" w:right="0"/>
               <w:jc w:val="center"/>
-            </w:pPr>
+              <w:snapToGrid w:val="0"/>
+            </w:pPr>
+            <w:r>
+              <w:rPr>
+                <w:rFonts w:ascii="Times New Roman" w:hAnsi="Times New Roman" w:eastAsia="宋体"/>
+                <w:sz w:val="21"/>
+              </w:rPr>
+              <w:t>任启明</w:t>
+            </w:r>
           </w:p>
         </w:tc>
         <w:tc>
@@ -12865,10 +14452,15 @@
               <w:bottom w:val="single" w:sz="4" w:space="0" w:color="auto"/>
               <w:right w:val="single" w:sz="4" w:space="0" w:color="auto"/>
             </w:tcBorders>
+            <w:vAlign w:val="center"/>
           </w:tcPr>
           <w:p>
             <w:pPr>
+              <w:keepNext w:val="0"/>
+              <w:widowControl w:val="0"/>
+              <w:spacing w:before="0" w:after="0" w:line="340" w:lineRule="exact"/>
               <w:jc w:val="center"/>
+              <w:snapToGrid w:val="0"/>
             </w:pPr>
           </w:p>
         </w:tc>
@@ -12882,10 +14474,15 @@
               <w:bottom w:val="single" w:sz="4" w:space="0" w:color="auto"/>
               <w:right w:val="single" w:sz="4" w:space="0" w:color="auto"/>
             </w:tcBorders>
+            <w:vAlign w:val="center"/>
           </w:tcPr>
           <w:p>
             <w:pPr>
+              <w:keepNext w:val="0"/>
+              <w:widowControl w:val="0"/>
+              <w:spacing w:before="0" w:after="0" w:line="340" w:lineRule="exact"/>
               <w:jc w:val="center"/>
+              <w:snapToGrid w:val="0"/>
             </w:pPr>
           </w:p>
         </w:tc>
@@ -12898,10 +14495,15 @@
               <w:bottom w:val="single" w:sz="4" w:space="0" w:color="auto"/>
               <w:right w:val="single" w:sz="4" w:space="0" w:color="auto"/>
             </w:tcBorders>
+            <w:vAlign w:val="center"/>
           </w:tcPr>
           <w:p>
             <w:pPr>
+              <w:keepNext w:val="0"/>
+              <w:widowControl w:val="0"/>
+              <w:spacing w:before="0" w:after="0" w:line="340" w:lineRule="exact"/>
               <w:jc w:val="center"/>
+              <w:snapToGrid w:val="0"/>
             </w:pPr>
           </w:p>
         </w:tc>
@@ -12914,11 +14516,41 @@
               <w:bottom w:val="single" w:sz="4" w:space="0" w:color="auto"/>
               <w:right w:val="single" w:sz="4" w:space="0" w:color="auto"/>
             </w:tcBorders>
+            <w:vAlign w:val="center"/>
           </w:tcPr>
           <w:p>
             <w:pPr>
+              <w:keepNext w:val="0"/>
+              <w:widowControl w:val="0"/>
+              <w:spacing w:before="0" w:after="0" w:line="320" w:lineRule="exact"/>
+              <w:ind w:firstLine="0" w:left="0" w:right="0"/>
               <w:jc w:val="center"/>
-            </w:pPr>
+              <w:snapToGrid w:val="0"/>
+            </w:pPr>
+            <w:r>
+              <w:rPr>
+                <w:rFonts w:ascii="Times New Roman" w:hAnsi="Times New Roman" w:eastAsia="宋体"/>
+                <w:sz w:val="21"/>
+              </w:rPr>
+              <w:t>接触配准与</w:t>
+            </w:r>
+          </w:p>
+          <w:p>
+            <w:pPr>
+              <w:keepNext w:val="0"/>
+              <w:widowControl w:val="0"/>
+              <w:spacing w:before="0" w:after="0" w:line="320" w:lineRule="exact"/>
+              <w:snapToGrid w:val="0"/>
+              <w:ind w:firstLine="0" w:left="0" w:right="0"/>
+              <w:jc w:val="center"/>
+            </w:pPr>
+            <w:r>
+              <w:rPr>
+                <w:rFonts w:ascii="Times New Roman" w:hAnsi="Times New Roman" w:eastAsia="宋体"/>
+                <w:sz w:val="21"/>
+              </w:rPr>
+              <w:t>柔顺组装</w:t>
+            </w:r>
           </w:p>
         </w:tc>
         <w:tc>
@@ -12930,17 +14562,23 @@
               <w:bottom w:val="single" w:sz="4" w:space="0" w:color="auto"/>
               <w:right w:val="single" w:sz="4" w:space="0" w:color="auto"/>
             </w:tcBorders>
+            <w:vAlign w:val="center"/>
           </w:tcPr>
           <w:p>
             <w:pPr>
+              <w:keepNext w:val="0"/>
+              <w:widowControl w:val="0"/>
+              <w:spacing w:before="0" w:after="0" w:line="340" w:lineRule="exact"/>
               <w:jc w:val="center"/>
+              <w:snapToGrid w:val="0"/>
             </w:pPr>
           </w:p>
         </w:tc>
       </w:tr>
       <w:tr>
         <w:trPr>
-          <w:trHeight w:val="2169"/>
+          <w:trHeight w:val="2169" w:hRule="atLeast"/>
+          <w:cantSplit/>
         </w:trPr>
         <w:tc>
           <w:tcPr>
@@ -12955,66 +14593,96 @@
           </w:tcPr>
           <w:p>
             <w:pPr>
+              <w:keepNext w:val="0"/>
+              <w:widowControl w:val="0"/>
+              <w:spacing w:before="0" w:after="0" w:line="340" w:lineRule="exact"/>
               <w:jc w:val="center"/>
-            </w:pPr>
-            <w:r>
-              <w:rPr>
-                <w:rFonts w:hint="eastAsia"/>
+              <w:snapToGrid w:val="0"/>
+            </w:pPr>
+            <w:r>
+              <w:rPr>
+                <w:rFonts w:hint="eastAsia" w:ascii="Times New Roman" w:hAnsi="Times New Roman" w:eastAsia="宋体"/>
+                <w:sz w:val="21"/>
               </w:rPr>
               <w:t>所</w:t>
             </w:r>
           </w:p>
           <w:p>
             <w:pPr>
+              <w:keepNext w:val="0"/>
+              <w:widowControl w:val="0"/>
+              <w:spacing w:before="0" w:after="0" w:line="340" w:lineRule="exact"/>
               <w:jc w:val="center"/>
-            </w:pPr>
-            <w:r>
-              <w:rPr>
-                <w:rFonts w:hint="eastAsia"/>
+              <w:snapToGrid w:val="0"/>
+            </w:pPr>
+            <w:r>
+              <w:rPr>
+                <w:rFonts w:hint="eastAsia" w:ascii="Times New Roman" w:hAnsi="Times New Roman" w:eastAsia="宋体"/>
+                <w:sz w:val="21"/>
               </w:rPr>
               <w:t>在</w:t>
             </w:r>
           </w:p>
           <w:p>
             <w:pPr>
+              <w:keepNext w:val="0"/>
+              <w:widowControl w:val="0"/>
+              <w:spacing w:before="0" w:after="0" w:line="340" w:lineRule="exact"/>
               <w:jc w:val="center"/>
-            </w:pPr>
-            <w:r>
-              <w:rPr>
-                <w:rFonts w:hint="eastAsia"/>
+              <w:snapToGrid w:val="0"/>
+            </w:pPr>
+            <w:r>
+              <w:rPr>
+                <w:rFonts w:hint="eastAsia" w:ascii="Times New Roman" w:hAnsi="Times New Roman" w:eastAsia="宋体"/>
+                <w:sz w:val="21"/>
               </w:rPr>
               <w:t>单</w:t>
             </w:r>
           </w:p>
           <w:p>
             <w:pPr>
+              <w:keepNext w:val="0"/>
+              <w:widowControl w:val="0"/>
+              <w:spacing w:before="0" w:after="0" w:line="340" w:lineRule="exact"/>
               <w:jc w:val="center"/>
-            </w:pPr>
-            <w:r>
-              <w:rPr>
-                <w:rFonts w:hint="eastAsia"/>
+              <w:snapToGrid w:val="0"/>
+            </w:pPr>
+            <w:r>
+              <w:rPr>
+                <w:rFonts w:hint="eastAsia" w:ascii="Times New Roman" w:hAnsi="Times New Roman" w:eastAsia="宋体"/>
+                <w:sz w:val="21"/>
               </w:rPr>
               <w:t>位</w:t>
             </w:r>
           </w:p>
           <w:p>
             <w:pPr>
+              <w:keepNext w:val="0"/>
+              <w:widowControl w:val="0"/>
+              <w:spacing w:before="0" w:after="0" w:line="340" w:lineRule="exact"/>
               <w:jc w:val="center"/>
-            </w:pPr>
-            <w:r>
-              <w:rPr>
-                <w:rFonts w:hint="eastAsia"/>
+              <w:snapToGrid w:val="0"/>
+            </w:pPr>
+            <w:r>
+              <w:rPr>
+                <w:rFonts w:hint="eastAsia" w:ascii="Times New Roman" w:hAnsi="Times New Roman" w:eastAsia="宋体"/>
+                <w:sz w:val="21"/>
               </w:rPr>
               <w:t>意</w:t>
             </w:r>
           </w:p>
           <w:p>
             <w:pPr>
+              <w:keepNext w:val="0"/>
+              <w:widowControl w:val="0"/>
+              <w:spacing w:before="0" w:after="0" w:line="340" w:lineRule="exact"/>
               <w:jc w:val="center"/>
-            </w:pPr>
-            <w:r>
-              <w:rPr>
-                <w:rFonts w:hint="eastAsia"/>
+              <w:snapToGrid w:val="0"/>
+            </w:pPr>
+            <w:r>
+              <w:rPr>
+                <w:rFonts w:hint="eastAsia" w:ascii="Times New Roman" w:hAnsi="Times New Roman" w:eastAsia="宋体"/>
+                <w:sz w:val="21"/>
               </w:rPr>
               <w:t>见</w:t>
             </w:r>
@@ -13030,93 +14698,151 @@
               <w:bottom w:val="single" w:sz="4" w:space="0" w:color="auto"/>
               <w:right w:val="single" w:sz="4" w:space="0" w:color="auto"/>
             </w:tcBorders>
+            <w:vAlign w:val="center"/>
           </w:tcPr>
           <w:p>
             <w:pPr>
               <w:pStyle w:val="21"/>
-              <w:spacing w:line="240" w:lineRule="auto"/>
-            </w:pPr>
-            <w:r>
-              <w:rPr>
-                <w:rFonts w:hint="eastAsia"/>
+              <w:keepNext w:val="0"/>
+              <w:widowControl w:val="0"/>
+              <w:spacing w:line="340" w:lineRule="exact" w:before="0" w:after="0"/>
+              <w:snapToGrid w:val="0"/>
+            </w:pPr>
+            <w:r>
+              <w:rPr>
+                <w:rFonts w:hint="eastAsia" w:ascii="Times New Roman" w:hAnsi="Times New Roman" w:eastAsia="宋体"/>
+                <w:sz w:val="21"/>
               </w:rPr>
               <w:t>所在单位审查意见（对本项目的意义、研究方案及申请人的素质和水平签署具体意见）</w:t>
             </w:r>
           </w:p>
           <w:p>
             <w:pPr>
+              <w:keepNext w:val="0"/>
+              <w:widowControl w:val="0"/>
+              <w:spacing w:before="0" w:after="0" w:line="340" w:lineRule="exact"/>
               <w:ind w:firstLine="420"/>
-            </w:pPr>
-          </w:p>
-          <w:p>
-            <w:pPr>
+              <w:snapToGrid w:val="0"/>
+            </w:pPr>
+          </w:p>
+          <w:p>
+            <w:pPr>
+              <w:keepNext w:val="0"/>
+              <w:widowControl w:val="0"/>
+              <w:spacing w:before="0" w:after="0" w:line="340" w:lineRule="exact"/>
               <w:ind w:firstLine="420"/>
-            </w:pPr>
-          </w:p>
-          <w:p>
-            <w:pPr>
+              <w:snapToGrid w:val="0"/>
+            </w:pPr>
+          </w:p>
+          <w:p>
+            <w:pPr>
+              <w:keepNext w:val="0"/>
+              <w:widowControl w:val="0"/>
+              <w:spacing w:before="0" w:after="0" w:line="340" w:lineRule="exact"/>
               <w:ind w:firstLine="420"/>
-            </w:pPr>
-          </w:p>
-          <w:p>
-            <w:pPr>
+              <w:snapToGrid w:val="0"/>
+            </w:pPr>
+          </w:p>
+          <w:p>
+            <w:pPr>
+              <w:keepNext w:val="0"/>
+              <w:widowControl w:val="0"/>
+              <w:spacing w:before="0" w:after="0" w:line="340" w:lineRule="exact"/>
               <w:ind w:firstLineChars="2600" w:firstLine="5460"/>
-            </w:pPr>
-            <w:r>
-              <w:rPr>
-                <w:rFonts w:hint="eastAsia"/>
+              <w:snapToGrid w:val="0"/>
+            </w:pPr>
+            <w:r>
+              <w:rPr>
+                <w:rFonts w:hint="eastAsia" w:ascii="Times New Roman" w:hAnsi="Times New Roman" w:eastAsia="宋体"/>
+                <w:sz w:val="21"/>
               </w:rPr>
               <w:t>（公章）</w:t>
             </w:r>
             <w:r>
+              <w:rPr>
+                <w:rFonts w:ascii="Times New Roman" w:hAnsi="Times New Roman" w:eastAsia="宋体"/>
+                <w:sz w:val="21"/>
+              </w:rPr>
               <w:t xml:space="preserve"> </w:t>
             </w:r>
           </w:p>
           <w:p>
             <w:pPr>
+              <w:keepNext w:val="0"/>
+              <w:widowControl w:val="0"/>
+              <w:spacing w:before="0" w:after="0" w:line="340" w:lineRule="exact"/>
               <w:ind w:firstLineChars="2400" w:firstLine="5040"/>
-            </w:pPr>
-            <w:r>
+              <w:snapToGrid w:val="0"/>
+            </w:pPr>
+            <w:r>
+              <w:rPr>
+                <w:rFonts w:ascii="Times New Roman" w:hAnsi="Times New Roman" w:eastAsia="宋体"/>
+                <w:sz w:val="21"/>
+              </w:rPr>
               <w:t xml:space="preserve">                               </w:t>
             </w:r>
           </w:p>
           <w:p>
             <w:pPr>
+              <w:keepNext w:val="0"/>
+              <w:widowControl w:val="0"/>
+              <w:spacing w:before="0" w:after="0" w:line="340" w:lineRule="exact"/>
               <w:ind w:firstLine="1260"/>
-            </w:pPr>
-            <w:r>
+              <w:snapToGrid w:val="0"/>
+            </w:pPr>
+            <w:r>
+              <w:rPr>
+                <w:rFonts w:ascii="Times New Roman" w:hAnsi="Times New Roman" w:eastAsia="宋体"/>
+                <w:sz w:val="21"/>
+              </w:rPr>
               <w:t xml:space="preserve">                              </w:t>
             </w:r>
             <w:r>
               <w:rPr>
-                <w:rFonts w:hint="eastAsia"/>
+                <w:rFonts w:hint="eastAsia" w:ascii="Times New Roman" w:hAnsi="Times New Roman" w:eastAsia="宋体"/>
+                <w:sz w:val="21"/>
               </w:rPr>
               <w:t xml:space="preserve">     </w:t>
             </w:r>
             <w:r>
+              <w:rPr>
+                <w:rFonts w:ascii="Times New Roman" w:hAnsi="Times New Roman" w:eastAsia="宋体"/>
+                <w:sz w:val="21"/>
+              </w:rPr>
               <w:t xml:space="preserve"> </w:t>
             </w:r>
             <w:r>
               <w:rPr>
-                <w:rFonts w:hint="eastAsia"/>
+                <w:rFonts w:hint="eastAsia" w:ascii="Times New Roman" w:hAnsi="Times New Roman" w:eastAsia="宋体"/>
+                <w:sz w:val="21"/>
               </w:rPr>
               <w:t>年</w:t>
             </w:r>
             <w:r>
+              <w:rPr>
+                <w:rFonts w:ascii="Times New Roman" w:hAnsi="Times New Roman" w:eastAsia="宋体"/>
+                <w:sz w:val="21"/>
+              </w:rPr>
               <w:t xml:space="preserve">    </w:t>
             </w:r>
             <w:r>
               <w:rPr>
-                <w:rFonts w:hint="eastAsia"/>
+                <w:rFonts w:hint="eastAsia" w:ascii="Times New Roman" w:hAnsi="Times New Roman" w:eastAsia="宋体"/>
+                <w:sz w:val="21"/>
               </w:rPr>
               <w:t>月</w:t>
             </w:r>
             <w:r>
+              <w:rPr>
+                <w:rFonts w:ascii="Times New Roman" w:hAnsi="Times New Roman" w:eastAsia="宋体"/>
+                <w:sz w:val="21"/>
+              </w:rPr>
               <w:t xml:space="preserve">    </w:t>
             </w:r>
             <w:r>
               <w:rPr>
-                <w:rFonts w:hint="eastAsia"/>
+                <w:rFonts w:hint="eastAsia" w:ascii="Times New Roman" w:hAnsi="Times New Roman" w:eastAsia="宋体"/>
+                <w:sz w:val="21"/>
               </w:rPr>
               <w:t>日</w:t>
             </w:r>
@@ -13125,7 +14851,8 @@
       </w:tr>
       <w:tr>
         <w:trPr>
-          <w:trHeight w:val="1808"/>
+          <w:trHeight w:val="1808" w:hRule="atLeast"/>
+          <w:cantSplit/>
         </w:trPr>
         <w:tc>
           <w:tcPr>
@@ -13140,99 +14867,144 @@
           </w:tcPr>
           <w:p>
             <w:pPr>
+              <w:keepNext w:val="0"/>
+              <w:widowControl w:val="0"/>
+              <w:spacing w:before="0" w:after="0" w:line="340" w:lineRule="exact"/>
               <w:jc w:val="center"/>
-            </w:pPr>
-            <w:r>
-              <w:rPr>
-                <w:rFonts w:hint="eastAsia"/>
+              <w:snapToGrid w:val="0"/>
+            </w:pPr>
+            <w:r>
+              <w:rPr>
+                <w:rFonts w:hint="eastAsia" w:ascii="Times New Roman" w:hAnsi="Times New Roman" w:eastAsia="宋体"/>
+                <w:sz w:val="21"/>
               </w:rPr>
               <w:t>重</w:t>
             </w:r>
           </w:p>
           <w:p>
             <w:pPr>
+              <w:keepNext w:val="0"/>
+              <w:widowControl w:val="0"/>
+              <w:spacing w:before="0" w:after="0" w:line="340" w:lineRule="exact"/>
               <w:jc w:val="center"/>
-            </w:pPr>
-            <w:r>
-              <w:rPr>
-                <w:rFonts w:hint="eastAsia"/>
+              <w:snapToGrid w:val="0"/>
+            </w:pPr>
+            <w:r>
+              <w:rPr>
+                <w:rFonts w:hint="eastAsia" w:ascii="Times New Roman" w:hAnsi="Times New Roman" w:eastAsia="宋体"/>
+                <w:sz w:val="21"/>
               </w:rPr>
               <w:t>点</w:t>
             </w:r>
           </w:p>
           <w:p>
             <w:pPr>
+              <w:keepNext w:val="0"/>
+              <w:widowControl w:val="0"/>
+              <w:spacing w:before="0" w:after="0" w:line="340" w:lineRule="exact"/>
               <w:jc w:val="center"/>
-            </w:pPr>
-            <w:r>
-              <w:rPr>
-                <w:rFonts w:hint="eastAsia"/>
+              <w:snapToGrid w:val="0"/>
+            </w:pPr>
+            <w:r>
+              <w:rPr>
+                <w:rFonts w:hint="eastAsia" w:ascii="Times New Roman" w:hAnsi="Times New Roman" w:eastAsia="宋体"/>
+                <w:sz w:val="21"/>
               </w:rPr>
               <w:t>实</w:t>
             </w:r>
           </w:p>
           <w:p>
             <w:pPr>
+              <w:keepNext w:val="0"/>
+              <w:widowControl w:val="0"/>
+              <w:spacing w:before="0" w:after="0" w:line="340" w:lineRule="exact"/>
               <w:jc w:val="center"/>
-            </w:pPr>
-            <w:r>
-              <w:rPr>
-                <w:rFonts w:hint="eastAsia"/>
+              <w:snapToGrid w:val="0"/>
+            </w:pPr>
+            <w:r>
+              <w:rPr>
+                <w:rFonts w:hint="eastAsia" w:ascii="Times New Roman" w:hAnsi="Times New Roman" w:eastAsia="宋体"/>
+                <w:sz w:val="21"/>
               </w:rPr>
               <w:t>验</w:t>
             </w:r>
           </w:p>
           <w:p>
             <w:pPr>
+              <w:keepNext w:val="0"/>
+              <w:widowControl w:val="0"/>
+              <w:spacing w:before="0" w:after="0" w:line="340" w:lineRule="exact"/>
               <w:jc w:val="center"/>
-            </w:pPr>
-            <w:r>
-              <w:rPr>
-                <w:rFonts w:hint="eastAsia"/>
+              <w:snapToGrid w:val="0"/>
+            </w:pPr>
+            <w:r>
+              <w:rPr>
+                <w:rFonts w:hint="eastAsia" w:ascii="Times New Roman" w:hAnsi="Times New Roman" w:eastAsia="宋体"/>
+                <w:sz w:val="21"/>
               </w:rPr>
               <w:t>室</w:t>
             </w:r>
           </w:p>
           <w:p>
             <w:pPr>
+              <w:keepNext w:val="0"/>
+              <w:widowControl w:val="0"/>
+              <w:spacing w:before="0" w:after="0" w:line="340" w:lineRule="exact"/>
               <w:jc w:val="center"/>
-            </w:pPr>
-            <w:r>
-              <w:rPr>
-                <w:rFonts w:hint="eastAsia"/>
+              <w:snapToGrid w:val="0"/>
+            </w:pPr>
+            <w:r>
+              <w:rPr>
+                <w:rFonts w:hint="eastAsia" w:ascii="Times New Roman" w:hAnsi="Times New Roman" w:eastAsia="宋体"/>
+                <w:sz w:val="21"/>
               </w:rPr>
               <w:t>审</w:t>
             </w:r>
           </w:p>
           <w:p>
             <w:pPr>
+              <w:keepNext w:val="0"/>
+              <w:widowControl w:val="0"/>
+              <w:spacing w:before="0" w:after="0" w:line="340" w:lineRule="exact"/>
               <w:jc w:val="center"/>
-            </w:pPr>
-            <w:r>
-              <w:rPr>
-                <w:rFonts w:hint="eastAsia"/>
+              <w:snapToGrid w:val="0"/>
+            </w:pPr>
+            <w:r>
+              <w:rPr>
+                <w:rFonts w:hint="eastAsia" w:ascii="Times New Roman" w:hAnsi="Times New Roman" w:eastAsia="宋体"/>
+                <w:sz w:val="21"/>
               </w:rPr>
               <w:t>批</w:t>
             </w:r>
           </w:p>
           <w:p>
             <w:pPr>
+              <w:keepNext w:val="0"/>
+              <w:widowControl w:val="0"/>
+              <w:spacing w:before="0" w:after="0" w:line="340" w:lineRule="exact"/>
               <w:jc w:val="center"/>
-            </w:pPr>
-            <w:r>
-              <w:rPr>
-                <w:rFonts w:hint="eastAsia"/>
+              <w:snapToGrid w:val="0"/>
+            </w:pPr>
+            <w:r>
+              <w:rPr>
+                <w:rFonts w:hint="eastAsia" w:ascii="Times New Roman" w:hAnsi="Times New Roman" w:eastAsia="宋体"/>
+                <w:sz w:val="21"/>
               </w:rPr>
               <w:t>意</w:t>
             </w:r>
           </w:p>
           <w:p>
             <w:pPr>
+              <w:keepNext w:val="0"/>
+              <w:widowControl w:val="0"/>
+              <w:spacing w:before="0" w:after="0" w:line="340" w:lineRule="exact"/>
               <w:jc w:val="center"/>
-            </w:pPr>
-            <w:r>
-              <w:rPr>
-                <w:rFonts w:hint="eastAsia"/>
+              <w:snapToGrid w:val="0"/>
+            </w:pPr>
+            <w:r>
+              <w:rPr>
+                <w:rFonts w:hint="eastAsia" w:ascii="Times New Roman" w:hAnsi="Times New Roman" w:eastAsia="宋体"/>
+                <w:sz w:val="21"/>
               </w:rPr>
               <w:t>见</w:t>
             </w:r>
@@ -13248,96 +15020,162 @@
               <w:bottom w:val="single" w:sz="4" w:space="0" w:color="auto"/>
               <w:right w:val="single" w:sz="4" w:space="0" w:color="auto"/>
             </w:tcBorders>
+            <w:vAlign w:val="center"/>
           </w:tcPr>
           <w:p>
             <w:pPr>
+              <w:keepNext w:val="0"/>
+              <w:widowControl w:val="0"/>
+              <w:spacing w:before="0" w:after="0" w:line="340" w:lineRule="exact"/>
               <w:ind w:firstLine="420"/>
-            </w:pPr>
-          </w:p>
-          <w:p>
-            <w:pPr>
+              <w:snapToGrid w:val="0"/>
+            </w:pPr>
+          </w:p>
+          <w:p>
+            <w:pPr>
+              <w:keepNext w:val="0"/>
+              <w:widowControl w:val="0"/>
+              <w:spacing w:before="0" w:after="0" w:line="340" w:lineRule="exact"/>
               <w:ind w:firstLine="420"/>
-            </w:pPr>
-          </w:p>
-          <w:p>
-            <w:pPr>
+              <w:snapToGrid w:val="0"/>
+            </w:pPr>
+          </w:p>
+          <w:p>
+            <w:pPr>
+              <w:keepNext w:val="0"/>
+              <w:widowControl w:val="0"/>
+              <w:spacing w:before="0" w:after="0" w:line="340" w:lineRule="exact"/>
               <w:ind w:firstLine="420"/>
-            </w:pPr>
-          </w:p>
-          <w:p>
-            <w:pPr>
+              <w:snapToGrid w:val="0"/>
+            </w:pPr>
+          </w:p>
+          <w:p>
+            <w:pPr>
+              <w:keepNext w:val="0"/>
+              <w:widowControl w:val="0"/>
+              <w:spacing w:before="0" w:after="0" w:line="340" w:lineRule="exact"/>
               <w:ind w:firstLine="420"/>
-            </w:pPr>
-          </w:p>
-          <w:p>
-            <w:pPr>
+              <w:snapToGrid w:val="0"/>
+            </w:pPr>
+          </w:p>
+          <w:p>
+            <w:pPr>
+              <w:keepNext w:val="0"/>
+              <w:widowControl w:val="0"/>
+              <w:spacing w:before="0" w:after="0" w:line="340" w:lineRule="exact"/>
               <w:ind w:firstLine="420"/>
-            </w:pPr>
-          </w:p>
-          <w:p>
-            <w:pPr>
+              <w:snapToGrid w:val="0"/>
+            </w:pPr>
+          </w:p>
+          <w:p>
+            <w:pPr>
+              <w:keepNext w:val="0"/>
+              <w:widowControl w:val="0"/>
+              <w:spacing w:before="0" w:after="0" w:line="340" w:lineRule="exact"/>
               <w:ind w:firstLine="420"/>
-            </w:pPr>
-          </w:p>
-          <w:p>
-            <w:pPr>
+              <w:snapToGrid w:val="0"/>
+            </w:pPr>
+          </w:p>
+          <w:p>
+            <w:pPr>
+              <w:keepNext w:val="0"/>
+              <w:widowControl w:val="0"/>
+              <w:spacing w:before="0" w:after="0" w:line="340" w:lineRule="exact"/>
               <w:ind w:firstLineChars="2650" w:firstLine="5565"/>
-            </w:pPr>
-            <w:r>
-              <w:rPr>
-                <w:rFonts w:hint="eastAsia"/>
+              <w:snapToGrid w:val="0"/>
+            </w:pPr>
+            <w:r>
+              <w:rPr>
+                <w:rFonts w:hint="eastAsia" w:ascii="Times New Roman" w:hAnsi="Times New Roman" w:eastAsia="宋体"/>
+                <w:sz w:val="21"/>
               </w:rPr>
               <w:t>（公章）</w:t>
             </w:r>
             <w:r>
+              <w:rPr>
+                <w:rFonts w:ascii="Times New Roman" w:hAnsi="Times New Roman" w:eastAsia="宋体"/>
+                <w:sz w:val="21"/>
+              </w:rPr>
               <w:t xml:space="preserve">  </w:t>
             </w:r>
           </w:p>
           <w:p>
             <w:pPr>
+              <w:keepNext w:val="0"/>
+              <w:widowControl w:val="0"/>
+              <w:spacing w:before="0" w:after="0" w:line="340" w:lineRule="exact"/>
               <w:ind w:firstLineChars="2400" w:firstLine="5040"/>
-            </w:pPr>
-            <w:r>
+              <w:snapToGrid w:val="0"/>
+            </w:pPr>
+            <w:r>
+              <w:rPr>
+                <w:rFonts w:ascii="Times New Roman" w:hAnsi="Times New Roman" w:eastAsia="宋体"/>
+                <w:sz w:val="21"/>
+              </w:rPr>
               <w:t xml:space="preserve">                              </w:t>
             </w:r>
           </w:p>
           <w:p>
             <w:pPr>
+              <w:keepNext w:val="0"/>
+              <w:widowControl w:val="0"/>
+              <w:spacing w:before="0" w:after="0" w:line="340" w:lineRule="exact"/>
               <w:ind w:firstLine="420"/>
-            </w:pPr>
-            <w:r>
+              <w:snapToGrid w:val="0"/>
+            </w:pPr>
+            <w:r>
+              <w:rPr>
+                <w:rFonts w:ascii="Times New Roman" w:hAnsi="Times New Roman" w:eastAsia="宋体"/>
+                <w:sz w:val="21"/>
+              </w:rPr>
               <w:t xml:space="preserve">                              </w:t>
             </w:r>
             <w:r>
               <w:rPr>
-                <w:rFonts w:hint="eastAsia"/>
+                <w:rFonts w:hint="eastAsia" w:ascii="Times New Roman" w:hAnsi="Times New Roman" w:eastAsia="宋体"/>
+                <w:sz w:val="21"/>
               </w:rPr>
               <w:t xml:space="preserve">               </w:t>
             </w:r>
             <w:r>
+              <w:rPr>
+                <w:rFonts w:ascii="Times New Roman" w:hAnsi="Times New Roman" w:eastAsia="宋体"/>
+                <w:sz w:val="21"/>
+              </w:rPr>
               <w:t xml:space="preserve"> </w:t>
             </w:r>
             <w:r>
               <w:rPr>
-                <w:rFonts w:hint="eastAsia"/>
+                <w:rFonts w:hint="eastAsia" w:ascii="Times New Roman" w:hAnsi="Times New Roman" w:eastAsia="宋体"/>
+                <w:sz w:val="21"/>
               </w:rPr>
               <w:t>年</w:t>
             </w:r>
             <w:r>
+              <w:rPr>
+                <w:rFonts w:ascii="Times New Roman" w:hAnsi="Times New Roman" w:eastAsia="宋体"/>
+                <w:sz w:val="21"/>
+              </w:rPr>
               <w:t xml:space="preserve">    </w:t>
             </w:r>
             <w:r>
               <w:rPr>
-                <w:rFonts w:hint="eastAsia"/>
+                <w:rFonts w:hint="eastAsia" w:ascii="Times New Roman" w:hAnsi="Times New Roman" w:eastAsia="宋体"/>
+                <w:sz w:val="21"/>
               </w:rPr>
               <w:t>月</w:t>
             </w:r>
             <w:r>
+              <w:rPr>
+                <w:rFonts w:ascii="Times New Roman" w:hAnsi="Times New Roman" w:eastAsia="宋体"/>
+                <w:sz w:val="21"/>
+              </w:rPr>
               <w:t xml:space="preserve">    </w:t>
             </w:r>
             <w:r>
               <w:rPr>
-                <w:rFonts w:hint="eastAsia"/>
+                <w:rFonts w:hint="eastAsia" w:ascii="Times New Roman" w:hAnsi="Times New Roman" w:eastAsia="宋体"/>
+                <w:sz w:val="21"/>
               </w:rPr>
               <w:t>日</w:t>
             </w:r>
